--- a/assets/files/Aria-CV-Fa.docx
+++ b/assets/files/Aria-CV-Fa.docx
@@ -1470,7 +1470,7 @@
         <w:rtl/>
         <w:szCs w:val="13"/>
       </w:rPr>
-      <w:t>آخرین ویرایش: ۷ مرداد ۱۴۰۵</w:t>
+      <w:t>آخرین ویرایش: ۸ مرداد ۱۴۰۵</w:t>
     </w:r>
   </w:p>
 </w:ftr>

--- a/assets/files/Aria-CV-Fa.docx
+++ b/assets/files/Aria-CV-Fa.docx
@@ -380,7 +380,7 @@
           <w:spacing w:val="-8"/>
         </w:rPr>
         <w:tab/>
-        <w:t>۱۳۹۳ – ۱۳۹۹</w:t>
+        <w:t>۱۳۹۶ – ۱۳۹۹</w:t>
       </w:r>
     </w:p>
     <w:p>
@@ -1452,7 +1452,7 @@
         <w:rtl/>
         <w:szCs w:val="13"/>
       </w:rPr>
-      <w:t>آخرین ویرایش: ۸ مرداد ۱۴۰۵</w:t>
+      <w:t>آخرین ویرایش: ۱۱ مرداد ۱۴۰۵</w:t>
     </w:r>
   </w:p>
 </w:ftr>

--- a/assets/files/Aria-CV-Fa.docx
+++ b/assets/files/Aria-CV-Fa.docx
@@ -4,7 +4,7 @@
   <w:body>
     <w:p>
       <w:pPr>
-        <w:spacing w:before="0" w:after="0" w:line="197" w:lineRule="auto"/>
+        <w:spacing w:before="0" w:after="0" w:line="240" w:lineRule="auto"/>
         <w:jc w:val="center"/>
         <w:bidi/>
       </w:pPr>
@@ -13,17 +13,17 @@
           <w:rFonts w:ascii="Dana Black" w:hAnsi="Dana Black" w:cs="Dana Black"/>
           <w:b w:val="0"/>
           <w:i w:val="0"/>
-          <w:color w:val="1A1A1A"/>
-          <w:sz w:val="29"/>
+          <w:color w:val="1F4E79"/>
+          <w:sz w:val="32"/>
           <w:rtl/>
-          <w:szCs w:val="29"/>
+          <w:szCs w:val="32"/>
         </w:rPr>
         <w:t>محمدآریا امینی</w:t>
       </w:r>
     </w:p>
     <w:p>
       <w:pPr>
-        <w:spacing w:before="0" w:after="20" w:line="197" w:lineRule="auto"/>
+        <w:spacing w:before="0" w:after="20" w:line="240" w:lineRule="auto"/>
         <w:jc w:val="center"/>
         <w:bidi/>
       </w:pPr>
@@ -33,16 +33,16 @@
           <w:b w:val="0"/>
           <w:i w:val="0"/>
           <w:color w:val="6E6E6E"/>
-          <w:sz w:val="18"/>
+          <w:sz w:val="19"/>
           <w:rtl/>
-          <w:szCs w:val="18"/>
+          <w:szCs w:val="19"/>
         </w:rPr>
         <w:t>دانش‌آموخته‌ی زمین‌شناسی</w:t>
       </w:r>
     </w:p>
     <w:p>
       <w:pPr>
-        <w:spacing w:before="0" w:after="60" w:line="197" w:lineRule="auto"/>
+        <w:spacing w:before="0" w:after="60" w:line="240" w:lineRule="auto"/>
         <w:jc w:val="center"/>
         <w:bidi/>
       </w:pPr>
@@ -52,9 +52,9 @@
           <w:b w:val="0"/>
           <w:i w:val="0"/>
           <w:color w:val="6E6E6E"/>
-          <w:sz w:val="15"/>
+          <w:sz w:val="16"/>
           <w:rtl/>
-          <w:szCs w:val="15"/>
+          <w:szCs w:val="16"/>
         </w:rPr>
         <w:t>تهران، ایران</w:t>
       </w:r>
@@ -64,9 +64,9 @@
           <w:b w:val="0"/>
           <w:i w:val="0"/>
           <w:color w:val="6E6E6E"/>
-          <w:sz w:val="15"/>
+          <w:sz w:val="16"/>
           <w:rtl/>
-          <w:szCs w:val="15"/>
+          <w:szCs w:val="16"/>
         </w:rPr>
         <w:t xml:space="preserve">   |   </w:t>
       </w:r>
@@ -76,9 +76,9 @@
           <w:b w:val="0"/>
           <w:i w:val="0"/>
           <w:color w:val="6E6E6E"/>
-          <w:sz w:val="15"/>
+          <w:sz w:val="16"/>
           <w:rtl/>
-          <w:szCs w:val="15"/>
+          <w:szCs w:val="16"/>
         </w:rPr>
         <w:t>mo.aria.am@gmail.com</w:t>
       </w:r>
@@ -88,9 +88,9 @@
           <w:b w:val="0"/>
           <w:i w:val="0"/>
           <w:color w:val="6E6E6E"/>
-          <w:sz w:val="15"/>
+          <w:sz w:val="16"/>
           <w:rtl/>
-          <w:szCs w:val="15"/>
+          <w:szCs w:val="16"/>
         </w:rPr>
         <w:t xml:space="preserve">   |   </w:t>
       </w:r>
@@ -98,8 +98,8 @@
         <w:r>
           <w:rPr>
             <w:rFonts w:ascii="Dana Light" w:hAnsi="Dana Light" w:cs="Dana Light"/>
-            <w:sz w:val="15"/>
-            <w:szCs w:val="15"/>
+            <w:sz w:val="16"/>
+            <w:szCs w:val="16"/>
             <w:color w:val="6E6E6E"/>
             <w:u w:val="none"/>
             <w:rtl/>
@@ -113,9 +113,9 @@
           <w:b w:val="0"/>
           <w:i w:val="0"/>
           <w:color w:val="6E6E6E"/>
-          <w:sz w:val="15"/>
+          <w:sz w:val="16"/>
           <w:rtl/>
-          <w:szCs w:val="15"/>
+          <w:szCs w:val="16"/>
         </w:rPr>
         <w:t xml:space="preserve">   |   </w:t>
       </w:r>
@@ -123,8 +123,8 @@
         <w:r>
           <w:rPr>
             <w:rFonts w:ascii="Dana Light" w:hAnsi="Dana Light" w:cs="Dana Light"/>
-            <w:sz w:val="15"/>
-            <w:szCs w:val="15"/>
+            <w:sz w:val="16"/>
+            <w:szCs w:val="16"/>
             <w:color w:val="6E6E6E"/>
             <w:u w:val="none"/>
             <w:rtl/>
@@ -135,11 +135,937 @@
     </w:p>
     <w:p>
       <w:pPr>
-        <w:spacing w:before="40" w:after="40" w:line="197" w:lineRule="auto"/>
+        <w:spacing w:before="60" w:after="60" w:line="240" w:lineRule="auto"/>
         <w:bidi/>
         <w:pBdr>
           <w:bottom w:val="single" w:sz="5" w:space="2" w:color="333333"/>
         </w:pBdr>
+      </w:pPr>
+      <w:r>
+        <w:rPr>
+          <w:rFonts w:ascii="Dana DemiBold" w:hAnsi="Dana DemiBold" w:cs="Dana DemiBold"/>
+          <w:b w:val="0"/>
+          <w:i w:val="0"/>
+          <w:color w:val="1F4E79"/>
+          <w:sz w:val="18"/>
+          <w:rtl/>
+          <w:szCs w:val="19"/>
+        </w:rPr>
+        <w:t>درباره‌من</w:t>
+      </w:r>
+    </w:p>
+    <w:p>
+      <w:pPr>
+        <w:spacing w:before="0" w:after="60" w:line="240" w:lineRule="auto"/>
+        <w:bidi/>
+        <w:jc w:val="both"/>
+      </w:pPr>
+      <w:r>
+        <w:rPr>
+          <w:rFonts w:ascii="Dana" w:hAnsi="Dana" w:cs="Dana"/>
+          <w:b w:val="0"/>
+          <w:i w:val="0"/>
+          <w:color w:val="1A1A1A"/>
+          <w:sz w:val="18"/>
+          <w:rtl/>
+          <w:szCs w:val="18"/>
+        </w:rPr>
+        <w:t>من محمدآریا امینی، پژوهشگر، نویسنده و ویراستار علمی در حوزهٔ علوم زمین هستم. در کنار پژوهش و نگارش کتاب‌ها و نوشتارهای علمی، در زمینهٔ پردازش و تحلیل داده‌ها، برنامه‌نویسی علمی و رایانش با کارایی بالا (HPC) برای انجام پردازش‌ها و محاسبات علمی نیز فعالیت می‌کنم. همچنین در توسعهٔ نرم‌افزار، سامانه‌های لینوکسی، مدیریت سرورها و زیرساخت‌های رایانشی تجربه دارم و همواره می‌کوشم دانش زمین‌شناسی را با فناوری‌های نوین درهم آمیزم.</w:t>
+      </w:r>
+    </w:p>
+    <w:p>
+      <w:pPr>
+        <w:spacing w:before="60" w:after="60" w:line="240" w:lineRule="auto"/>
+        <w:bidi/>
+        <w:pBdr>
+          <w:bottom w:val="single" w:sz="5" w:space="2" w:color="333333"/>
+        </w:pBdr>
+      </w:pPr>
+      <w:r>
+        <w:rPr>
+          <w:rFonts w:ascii="Dana DemiBold" w:hAnsi="Dana DemiBold" w:cs="Dana DemiBold"/>
+          <w:b w:val="0"/>
+          <w:i w:val="0"/>
+          <w:color w:val="1F4E79"/>
+          <w:sz w:val="18"/>
+          <w:rtl/>
+          <w:szCs w:val="19"/>
+        </w:rPr>
+        <w:t>علاقه‌مندی‌ها</w:t>
+      </w:r>
+    </w:p>
+    <w:p>
+      <w:pPr>
+        <w:spacing w:before="0" w:after="60" w:line="240" w:lineRule="auto"/>
+        <w:bidi/>
+        <w:jc w:val="both"/>
+      </w:pPr>
+      <w:r>
+        <w:rPr>
+          <w:rFonts w:ascii="Dana" w:hAnsi="Dana" w:cs="Dana"/>
+          <w:b w:val="0"/>
+          <w:i w:val="0"/>
+          <w:color w:val="1A1A1A"/>
+          <w:sz w:val="18"/>
+          <w:rtl/>
+          <w:szCs w:val="18"/>
+        </w:rPr>
+        <w:t>علاقه‌مندی‌های پژوهشی و حرفه‌ای من در پیوند میان علوم زمین و فناوری‌های نوین شکل گرفته است. به پژوهش در شاخه‌های گوناگون زمین‌شناسی، نگارش و ویراستاری علمی، تاریخ علوم زمین و انتشار آثار پژوهشی علاقه‌مندم. همچنین به پردازش و تحلیل داده‌های ریاضیات محض، شیمی مولکولی و زمین‌شناسی، رایانش با کارایی بالا (HPC)، برنامه‌نویسی علمی و به‌کارگیری روش‌های محاسباتی در حل مسائل پژوهشی گرایش ویژه‌ای دارم. در کنار این زمینه‌ها، به هوش مصنوعی و یادگیری ماشین در علوم زمین و شاخه‌های مرتبط با آن، سامانه‌های لینوکسی، مدیریت سرورها و زیرساخت‌های رایانشی نیز علاقه‌مندم. افزون بر این، در برخی از پروژه‌های پژوهشی از نرم‌افزارهای تخصصی زمین‌شناسی و علوم مکانی، از جمله ArcGIS، QGIS، Petrel، ENVI و ERDAS IMAGINE و دیگر نرم‌افزارهای مرتبط با سامانه‌های اطلاعات جغرافیایی (GIS)، سنجش از دور (Remote Sensing) و مدل‌سازی زمین‌شناسی بهره می‌برم و همواره در پی گسترش دانش و مهارت خود در این ابزارها هستم.</w:t>
+      </w:r>
+    </w:p>
+    <w:p>
+      <w:pPr>
+        <w:spacing w:before="60" w:after="60" w:line="240" w:lineRule="auto"/>
+        <w:bidi/>
+        <w:pBdr>
+          <w:bottom w:val="single" w:sz="5" w:space="2" w:color="333333"/>
+        </w:pBdr>
+      </w:pPr>
+      <w:r>
+        <w:rPr>
+          <w:rFonts w:ascii="Dana DemiBold" w:hAnsi="Dana DemiBold" w:cs="Dana DemiBold"/>
+          <w:b w:val="0"/>
+          <w:i w:val="0"/>
+          <w:color w:val="1F4E79"/>
+          <w:sz w:val="18"/>
+          <w:rtl/>
+          <w:szCs w:val="19"/>
+        </w:rPr>
+        <w:t>تحصیلات</w:t>
+      </w:r>
+    </w:p>
+    <w:p>
+      <w:pPr>
+        <w:spacing w:before="0" w:after="0" w:line="240" w:lineRule="auto"/>
+        <w:tabs>
+          <w:tab w:pos="10318" w:val="right"/>
+        </w:tabs>
+        <w:bidi/>
+      </w:pPr>
+      <w:r>
+        <w:rPr>
+          <w:rFonts w:ascii="Dana DemiBold" w:hAnsi="Dana DemiBold" w:cs="Dana DemiBold"/>
+          <w:b w:val="0"/>
+          <w:i w:val="0"/>
+          <w:color w:val="1A1A1A"/>
+          <w:sz w:val="19"/>
+          <w:rtl/>
+          <w:szCs w:val="19"/>
+        </w:rPr>
+        <w:t>کارشناسی زمین‌شناسی</w:t>
+      </w:r>
+      <w:r>
+        <w:rPr>
+          <w:rFonts w:ascii="Dana Light" w:hAnsi="Dana Light" w:cs="Dana Light"/>
+          <w:b w:val="0"/>
+          <w:i w:val="0"/>
+          <w:color w:val="6E6E6E"/>
+          <w:sz w:val="16"/>
+          <w:rtl/>
+          <w:szCs w:val="17"/>
+          <w:spacing w:val="-3"/>
+        </w:rPr>
+        <w:tab/>
+        <w:t>۱۴۰۱ – ۱۴۰۵</w:t>
+      </w:r>
+    </w:p>
+    <w:p>
+      <w:pPr>
+        <w:spacing w:before="0" w:after="0" w:line="240" w:lineRule="auto"/>
+        <w:bidi/>
+        <w:jc w:val="both"/>
+      </w:pPr>
+      <w:r>
+        <w:rPr>
+          <w:rFonts w:ascii="Dana Light" w:hAnsi="Dana Light" w:cs="Dana Light"/>
+          <w:b w:val="0"/>
+          <w:i w:val="0"/>
+          <w:color w:val="6E6E6E"/>
+          <w:sz w:val="17"/>
+          <w:rtl/>
+          <w:szCs w:val="17"/>
+        </w:rPr>
+        <w:t>دانشگاه گلستان، دانشکده علوم زمین، گرگان، ایران</w:t>
+      </w:r>
+    </w:p>
+    <w:p>
+      <w:pPr>
+        <w:spacing w:before="0" w:after="0" w:line="240" w:lineRule="auto"/>
+        <w:bidi/>
+        <w:ind w:left="283"/>
+        <w:jc w:val="both"/>
+      </w:pPr>
+      <w:r>
+        <w:rPr>
+          <w:rFonts w:ascii="Dana Light" w:hAnsi="Dana Light" w:cs="Dana Light"/>
+          <w:b w:val="0"/>
+          <w:i w:val="0"/>
+          <w:color w:val="333333"/>
+          <w:sz w:val="17"/>
+          <w:rtl/>
+          <w:szCs w:val="17"/>
+        </w:rPr>
+        <w:t>– رتبه‌ی نخست ورودی کارشناسی با معدل گرید A</w:t>
+      </w:r>
+    </w:p>
+    <w:p>
+      <w:pPr>
+        <w:spacing w:before="0" w:after="0" w:line="240" w:lineRule="auto"/>
+        <w:bidi/>
+        <w:ind w:left="283"/>
+        <w:jc w:val="both"/>
+      </w:pPr>
+      <w:r>
+        <w:rPr>
+          <w:rFonts w:ascii="Dana Light" w:hAnsi="Dana Light" w:cs="Dana Light"/>
+          <w:b w:val="0"/>
+          <w:i w:val="0"/>
+          <w:color w:val="333333"/>
+          <w:sz w:val="17"/>
+          <w:rtl/>
+          <w:szCs w:val="17"/>
+        </w:rPr>
+        <w:t>– فراغت از تحصیل در هفت نیم‌سال – یک نیم‌سال زودتر از برنامه‌ی استاندارد</w:t>
+      </w:r>
+    </w:p>
+    <w:p>
+      <w:pPr>
+        <w:spacing w:before="0" w:after="0" w:line="240" w:lineRule="auto"/>
+        <w:bidi/>
+        <w:ind w:left="283"/>
+        <w:jc w:val="both"/>
+      </w:pPr>
+      <w:r>
+        <w:rPr>
+          <w:rFonts w:ascii="Dana Light" w:hAnsi="Dana Light" w:cs="Dana Light"/>
+          <w:b w:val="0"/>
+          <w:i w:val="0"/>
+          <w:color w:val="333333"/>
+          <w:sz w:val="17"/>
+          <w:rtl/>
+          <w:szCs w:val="17"/>
+        </w:rPr>
+        <w:t>– گذراندن ۶ ترم از ۷ ترم در دانشگاه شهید بهشتی تهران</w:t>
+      </w:r>
+    </w:p>
+    <w:p>
+      <w:pPr>
+        <w:spacing w:before="0" w:after="0" w:line="240" w:lineRule="auto"/>
+        <w:tabs>
+          <w:tab w:pos="10318" w:val="right"/>
+        </w:tabs>
+        <w:bidi/>
+      </w:pPr>
+      <w:r>
+        <w:rPr>
+          <w:rFonts w:ascii="Dana DemiBold" w:hAnsi="Dana DemiBold" w:cs="Dana DemiBold"/>
+          <w:b w:val="0"/>
+          <w:i w:val="0"/>
+          <w:color w:val="1A1A1A"/>
+          <w:sz w:val="19"/>
+          <w:rtl/>
+          <w:szCs w:val="19"/>
+        </w:rPr>
+        <w:t>دیپلم علوم تجربی</w:t>
+      </w:r>
+      <w:r>
+        <w:rPr>
+          <w:rFonts w:ascii="Dana Light" w:hAnsi="Dana Light" w:cs="Dana Light"/>
+          <w:b w:val="0"/>
+          <w:i w:val="0"/>
+          <w:color w:val="6E6E6E"/>
+          <w:sz w:val="16"/>
+          <w:rtl/>
+          <w:szCs w:val="17"/>
+          <w:spacing w:val="-3"/>
+        </w:rPr>
+        <w:tab/>
+        <w:t>۱۳۹۶ – ۱۳۹۹</w:t>
+      </w:r>
+    </w:p>
+    <w:p>
+      <w:pPr>
+        <w:spacing w:before="0" w:after="0" w:line="240" w:lineRule="auto"/>
+        <w:bidi/>
+        <w:jc w:val="both"/>
+      </w:pPr>
+      <w:r>
+        <w:rPr>
+          <w:rFonts w:ascii="Dana Light" w:hAnsi="Dana Light" w:cs="Dana Light"/>
+          <w:b w:val="0"/>
+          <w:i w:val="0"/>
+          <w:color w:val="6E6E6E"/>
+          <w:sz w:val="17"/>
+          <w:rtl/>
+          <w:szCs w:val="17"/>
+        </w:rPr>
+        <w:t>دبیرستان استعداد درخشان شهید بهشتی (سَمپاد)، اهواز، ایران</w:t>
+      </w:r>
+    </w:p>
+    <w:p>
+      <w:pPr>
+        <w:spacing w:before="60" w:after="60" w:line="240" w:lineRule="auto"/>
+        <w:bidi/>
+        <w:pBdr>
+          <w:bottom w:val="single" w:sz="5" w:space="2" w:color="333333"/>
+        </w:pBdr>
+      </w:pPr>
+      <w:r>
+        <w:rPr>
+          <w:rFonts w:ascii="Dana DemiBold" w:hAnsi="Dana DemiBold" w:cs="Dana DemiBold"/>
+          <w:b w:val="0"/>
+          <w:i w:val="0"/>
+          <w:color w:val="1F4E79"/>
+          <w:sz w:val="18"/>
+          <w:rtl/>
+          <w:szCs w:val="19"/>
+        </w:rPr>
+        <w:t>تجربه حرفه‌ای</w:t>
+      </w:r>
+    </w:p>
+    <w:p>
+      <w:pPr>
+        <w:spacing w:before="60" w:after="0" w:line="240" w:lineRule="auto"/>
+        <w:bidi/>
+      </w:pPr>
+      <w:r>
+        <w:rPr>
+          <w:rFonts w:ascii="Dana DemiBold" w:hAnsi="Dana DemiBold" w:cs="Dana DemiBold"/>
+          <w:b w:val="0"/>
+          <w:i w:val="0"/>
+          <w:color w:val="1A1A1A"/>
+          <w:sz w:val="18"/>
+          <w:rtl/>
+          <w:szCs w:val="18"/>
+        </w:rPr>
+        <w:t>شرکت خدمات نرم‌افزاری و سخت‌افزاری هوشمند افزار خلاق (وَرجاوَند)</w:t>
+      </w:r>
+    </w:p>
+    <w:p>
+      <w:pPr>
+        <w:spacing w:before="0" w:after="0" w:line="240" w:lineRule="auto"/>
+        <w:tabs>
+          <w:tab w:pos="10318" w:val="right"/>
+        </w:tabs>
+        <w:bidi/>
+      </w:pPr>
+      <w:r>
+        <w:rPr>
+          <w:rFonts w:ascii="Dana Light" w:hAnsi="Dana Light" w:cs="Dana Light"/>
+          <w:b w:val="0"/>
+          <w:i w:val="0"/>
+          <w:color w:val="1A1A1A"/>
+          <w:sz w:val="19"/>
+          <w:rtl/>
+          <w:szCs w:val="19"/>
+        </w:rPr>
+        <w:t>مدیرعامل و رئیس هیئت مدیره</w:t>
+      </w:r>
+      <w:r>
+        <w:rPr>
+          <w:rFonts w:ascii="Dana Light" w:hAnsi="Dana Light" w:cs="Dana Light"/>
+          <w:b w:val="0"/>
+          <w:i w:val="0"/>
+          <w:color w:val="6E6E6E"/>
+          <w:sz w:val="16"/>
+          <w:rtl/>
+          <w:szCs w:val="17"/>
+          <w:spacing w:val="-3"/>
+        </w:rPr>
+        <w:tab/>
+        <w:t>تیر ۱۴۰۴ – اکنون</w:t>
+      </w:r>
+    </w:p>
+    <w:p>
+      <w:pPr>
+        <w:spacing w:before="60" w:after="0" w:line="240" w:lineRule="auto"/>
+        <w:bidi/>
+      </w:pPr>
+      <w:r>
+        <w:rPr>
+          <w:rFonts w:ascii="Dana DemiBold" w:hAnsi="Dana DemiBold" w:cs="Dana DemiBold"/>
+          <w:b w:val="0"/>
+          <w:i w:val="0"/>
+          <w:color w:val="1A1A1A"/>
+          <w:sz w:val="18"/>
+          <w:rtl/>
+          <w:szCs w:val="18"/>
+        </w:rPr>
+        <w:t>انتشارات آرین زمین</w:t>
+      </w:r>
+    </w:p>
+    <w:p>
+      <w:pPr>
+        <w:spacing w:before="0" w:after="0" w:line="240" w:lineRule="auto"/>
+        <w:tabs>
+          <w:tab w:pos="10318" w:val="right"/>
+        </w:tabs>
+        <w:bidi/>
+      </w:pPr>
+      <w:r>
+        <w:rPr>
+          <w:rFonts w:ascii="Dana Light" w:hAnsi="Dana Light" w:cs="Dana Light"/>
+          <w:b w:val="0"/>
+          <w:i w:val="0"/>
+          <w:color w:val="1A1A1A"/>
+          <w:sz w:val="19"/>
+          <w:rtl/>
+          <w:szCs w:val="19"/>
+        </w:rPr>
+        <w:t>کارشناس و پژوهشگر انتشارات</w:t>
+      </w:r>
+      <w:r>
+        <w:rPr>
+          <w:rFonts w:ascii="Dana Light" w:hAnsi="Dana Light" w:cs="Dana Light"/>
+          <w:b w:val="0"/>
+          <w:i w:val="0"/>
+          <w:color w:val="6E6E6E"/>
+          <w:sz w:val="16"/>
+          <w:rtl/>
+          <w:szCs w:val="17"/>
+          <w:spacing w:val="-3"/>
+        </w:rPr>
+        <w:tab/>
+        <w:t>اسفند ۱۴۰۱ – فروردین ۱۴۰۵</w:t>
+      </w:r>
+    </w:p>
+    <w:p>
+      <w:pPr>
+        <w:spacing w:before="0" w:after="0" w:line="240" w:lineRule="auto"/>
+        <w:tabs>
+          <w:tab w:pos="10318" w:val="right"/>
+        </w:tabs>
+        <w:bidi/>
+      </w:pPr>
+      <w:r>
+        <w:rPr>
+          <w:rFonts w:ascii="Dana Light" w:hAnsi="Dana Light" w:cs="Dana Light"/>
+          <w:b w:val="0"/>
+          <w:i w:val="0"/>
+          <w:color w:val="1A1A1A"/>
+          <w:sz w:val="19"/>
+          <w:rtl/>
+          <w:szCs w:val="19"/>
+        </w:rPr>
+        <w:t>مدیر انتشارات</w:t>
+      </w:r>
+      <w:r>
+        <w:rPr>
+          <w:rFonts w:ascii="Dana Light" w:hAnsi="Dana Light" w:cs="Dana Light"/>
+          <w:b w:val="0"/>
+          <w:i w:val="0"/>
+          <w:color w:val="6E6E6E"/>
+          <w:sz w:val="16"/>
+          <w:rtl/>
+          <w:szCs w:val="17"/>
+          <w:spacing w:val="-3"/>
+        </w:rPr>
+        <w:tab/>
+        <w:t>فروردین ۱۴۰۵ – اکنون</w:t>
+      </w:r>
+    </w:p>
+    <w:p>
+      <w:pPr>
+        <w:spacing w:before="60" w:after="0" w:line="240" w:lineRule="auto"/>
+        <w:bidi/>
+      </w:pPr>
+      <w:r>
+        <w:rPr>
+          <w:rFonts w:ascii="Dana DemiBold" w:hAnsi="Dana DemiBold" w:cs="Dana DemiBold"/>
+          <w:b w:val="0"/>
+          <w:i w:val="0"/>
+          <w:color w:val="1A1A1A"/>
+          <w:sz w:val="18"/>
+          <w:rtl/>
+          <w:szCs w:val="18"/>
+        </w:rPr>
+        <w:t>دانشگاه شهید بهشتی، تهران</w:t>
+      </w:r>
+    </w:p>
+    <w:p>
+      <w:pPr>
+        <w:spacing w:before="0" w:after="0" w:line="240" w:lineRule="auto"/>
+        <w:tabs>
+          <w:tab w:pos="10318" w:val="right"/>
+        </w:tabs>
+        <w:bidi/>
+      </w:pPr>
+      <w:r>
+        <w:rPr>
+          <w:rFonts w:ascii="Dana Light" w:hAnsi="Dana Light" w:cs="Dana Light"/>
+          <w:b w:val="0"/>
+          <w:i w:val="0"/>
+          <w:color w:val="1A1A1A"/>
+          <w:sz w:val="19"/>
+          <w:rtl/>
+          <w:szCs w:val="19"/>
+        </w:rPr>
+        <w:t>همکار پژوهشی</w:t>
+      </w:r>
+      <w:r>
+        <w:rPr>
+          <w:rFonts w:ascii="Dana Light" w:hAnsi="Dana Light" w:cs="Dana Light"/>
+          <w:b w:val="0"/>
+          <w:i w:val="0"/>
+          <w:color w:val="6E6E6E"/>
+          <w:sz w:val="16"/>
+          <w:rtl/>
+          <w:szCs w:val="17"/>
+          <w:spacing w:val="-3"/>
+        </w:rPr>
+        <w:tab/>
+        <w:t>بهمن ۱۴۰۳ – اکنون</w:t>
+      </w:r>
+    </w:p>
+    <w:p>
+      <w:pPr>
+        <w:spacing w:before="0" w:after="0" w:line="240" w:lineRule="auto"/>
+        <w:tabs>
+          <w:tab w:pos="10318" w:val="right"/>
+        </w:tabs>
+        <w:bidi/>
+      </w:pPr>
+      <w:r>
+        <w:rPr>
+          <w:rFonts w:ascii="Dana Light" w:hAnsi="Dana Light" w:cs="Dana Light"/>
+          <w:b w:val="0"/>
+          <w:i w:val="0"/>
+          <w:color w:val="1A1A1A"/>
+          <w:sz w:val="19"/>
+          <w:rtl/>
+          <w:szCs w:val="19"/>
+        </w:rPr>
+        <w:t>مدیر فنی سیستم ابررایانه سرمد</w:t>
+      </w:r>
+      <w:r>
+        <w:rPr>
+          <w:rFonts w:ascii="Dana Light" w:hAnsi="Dana Light" w:cs="Dana Light"/>
+          <w:b w:val="0"/>
+          <w:i w:val="0"/>
+          <w:color w:val="6E6E6E"/>
+          <w:sz w:val="16"/>
+          <w:rtl/>
+          <w:szCs w:val="17"/>
+          <w:spacing w:val="-3"/>
+        </w:rPr>
+        <w:tab/>
+        <w:t>بهمن ۱۴۰۳ – مرداد ۱۴۰۵</w:t>
+      </w:r>
+    </w:p>
+    <w:p>
+      <w:pPr>
+        <w:spacing w:before="60" w:after="0" w:line="240" w:lineRule="auto"/>
+        <w:bidi/>
+      </w:pPr>
+      <w:r>
+        <w:rPr>
+          <w:rFonts w:ascii="Dana DemiBold" w:hAnsi="Dana DemiBold" w:cs="Dana DemiBold"/>
+          <w:b w:val="0"/>
+          <w:i w:val="0"/>
+          <w:color w:val="1A1A1A"/>
+          <w:sz w:val="18"/>
+          <w:rtl/>
+          <w:szCs w:val="18"/>
+        </w:rPr>
+        <w:t>موسسه پژوهشی زمین‌شناسی پارس آرین زمین</w:t>
+      </w:r>
+    </w:p>
+    <w:p>
+      <w:pPr>
+        <w:spacing w:before="0" w:after="0" w:line="240" w:lineRule="auto"/>
+        <w:tabs>
+          <w:tab w:pos="10318" w:val="right"/>
+        </w:tabs>
+        <w:bidi/>
+      </w:pPr>
+      <w:r>
+        <w:rPr>
+          <w:rFonts w:ascii="Dana Light" w:hAnsi="Dana Light" w:cs="Dana Light"/>
+          <w:b w:val="0"/>
+          <w:i w:val="0"/>
+          <w:color w:val="1A1A1A"/>
+          <w:sz w:val="19"/>
+          <w:rtl/>
+          <w:szCs w:val="19"/>
+        </w:rPr>
+        <w:t>کارشناس زمین‌شناس</w:t>
+      </w:r>
+      <w:r>
+        <w:rPr>
+          <w:rFonts w:ascii="Dana Light" w:hAnsi="Dana Light" w:cs="Dana Light"/>
+          <w:b w:val="0"/>
+          <w:i w:val="0"/>
+          <w:color w:val="6E6E6E"/>
+          <w:sz w:val="16"/>
+          <w:rtl/>
+          <w:szCs w:val="17"/>
+          <w:spacing w:val="-3"/>
+        </w:rPr>
+        <w:tab/>
+        <w:t>بهمن ۱۴۰۱ – اکنون</w:t>
+      </w:r>
+    </w:p>
+    <w:p>
+      <w:pPr>
+        <w:spacing w:before="60" w:after="0" w:line="240" w:lineRule="auto"/>
+        <w:bidi/>
+      </w:pPr>
+      <w:r>
+        <w:rPr>
+          <w:rFonts w:ascii="Dana DemiBold" w:hAnsi="Dana DemiBold" w:cs="Dana DemiBold"/>
+          <w:b w:val="0"/>
+          <w:i w:val="0"/>
+          <w:color w:val="1A1A1A"/>
+          <w:sz w:val="18"/>
+          <w:rtl/>
+          <w:szCs w:val="18"/>
+        </w:rPr>
+        <w:t>شرکت توسعه دانش و هنر گوهرشناسی (جِمسا) - دانش‌بنیان</w:t>
+      </w:r>
+    </w:p>
+    <w:p>
+      <w:pPr>
+        <w:spacing w:before="0" w:after="0" w:line="240" w:lineRule="auto"/>
+        <w:tabs>
+          <w:tab w:pos="10318" w:val="right"/>
+        </w:tabs>
+        <w:bidi/>
+      </w:pPr>
+      <w:r>
+        <w:rPr>
+          <w:rFonts w:ascii="Dana Light" w:hAnsi="Dana Light" w:cs="Dana Light"/>
+          <w:b w:val="0"/>
+          <w:i w:val="0"/>
+          <w:color w:val="1A1A1A"/>
+          <w:sz w:val="19"/>
+          <w:rtl/>
+          <w:szCs w:val="19"/>
+        </w:rPr>
+        <w:t>مدیر تحقیق و توسعه (R&amp;D)</w:t>
+      </w:r>
+      <w:r>
+        <w:rPr>
+          <w:rFonts w:ascii="Dana Light" w:hAnsi="Dana Light" w:cs="Dana Light"/>
+          <w:b w:val="0"/>
+          <w:i w:val="0"/>
+          <w:color w:val="6E6E6E"/>
+          <w:sz w:val="16"/>
+          <w:rtl/>
+          <w:szCs w:val="17"/>
+          <w:spacing w:val="-3"/>
+        </w:rPr>
+        <w:tab/>
+        <w:t>شهریور ۱۴۰۳ – فروردین ۱۴۰۴</w:t>
+      </w:r>
+    </w:p>
+    <w:p>
+      <w:pPr>
+        <w:spacing w:before="60" w:after="60" w:line="240" w:lineRule="auto"/>
+        <w:bidi/>
+        <w:pBdr>
+          <w:bottom w:val="single" w:sz="5" w:space="2" w:color="333333"/>
+        </w:pBdr>
+      </w:pPr>
+      <w:r>
+        <w:rPr>
+          <w:rFonts w:ascii="Dana DemiBold" w:hAnsi="Dana DemiBold" w:cs="Dana DemiBold"/>
+          <w:b w:val="0"/>
+          <w:i w:val="0"/>
+          <w:color w:val="1F4E79"/>
+          <w:sz w:val="18"/>
+          <w:rtl/>
+          <w:szCs w:val="19"/>
+        </w:rPr>
+        <w:t>کتاب‌ها</w:t>
+      </w:r>
+    </w:p>
+    <w:p>
+      <w:pPr>
+        <w:spacing w:before="40" w:after="0" w:line="240" w:lineRule="auto"/>
+        <w:bidi/>
+        <w:jc w:val="both"/>
+      </w:pPr>
+      <w:r>
+        <w:rPr>
+          <w:rFonts w:ascii="Dana" w:hAnsi="Dana" w:cs="Dana"/>
+          <w:b w:val="0"/>
+          <w:i w:val="0"/>
+          <w:color w:val="1A1A1A"/>
+          <w:sz w:val="17"/>
+          <w:rtl/>
+          <w:szCs w:val="18"/>
+        </w:rPr>
+        <w:t>قربانی، م. و امینی، م. آ. (۱۴۰۴). تاریخ‌نگاری دانش علوم‌زمین در ایران: با معرفی شماری از پیشگامان معاصر.</w:t>
+      </w:r>
+    </w:p>
+    <w:p>
+      <w:pPr>
+        <w:spacing w:before="0" w:after="0" w:line="240" w:lineRule="auto"/>
+        <w:bidi/>
+      </w:pPr>
+      <w:r>
+        <w:rPr>
+          <w:rFonts w:ascii="Dana Light" w:hAnsi="Dana Light" w:cs="Dana Light"/>
+          <w:b w:val="0"/>
+          <w:i w:val="0"/>
+          <w:color w:val="6E6E6E"/>
+          <w:sz w:val="16"/>
+          <w:rtl/>
+          <w:szCs w:val="17"/>
+        </w:rPr>
+        <w:t>نویسنده همکار</w:t>
+      </w:r>
+    </w:p>
+    <w:p>
+      <w:pPr>
+        <w:spacing w:before="0" w:after="0" w:line="240" w:lineRule="auto"/>
+        <w:bidi/>
+      </w:pPr>
+      <w:r>
+        <w:rPr>
+          <w:rFonts w:ascii="Dana Light" w:hAnsi="Dana Light" w:cs="Dana Light"/>
+          <w:b w:val="0"/>
+          <w:i w:val="0"/>
+          <w:color w:val="A8A8A8"/>
+          <w:sz w:val="15"/>
+          <w:rtl/>
+          <w:szCs w:val="16"/>
+        </w:rPr>
+        <w:t xml:space="preserve">شابک: </w:t>
+      </w:r>
+      <w:r>
+        <w:rPr>
+          <w:rFonts w:ascii="Dana Light" w:hAnsi="Dana Light" w:cs="Dana Light"/>
+          <w:b w:val="0"/>
+          <w:i w:val="0"/>
+          <w:color w:val="A8A8A8"/>
+          <w:sz w:val="15"/>
+          <w:szCs w:val="16"/>
+        </w:rPr>
+        <w:t>978-600-6058-43-6</w:t>
+      </w:r>
+    </w:p>
+    <w:p>
+      <w:pPr>
+        <w:spacing w:before="40" w:after="0" w:line="240" w:lineRule="auto"/>
+        <w:bidi/>
+        <w:jc w:val="both"/>
+      </w:pPr>
+      <w:r>
+        <w:rPr>
+          <w:rFonts w:ascii="Dana" w:hAnsi="Dana" w:cs="Dana"/>
+          <w:b w:val="0"/>
+          <w:i w:val="0"/>
+          <w:color w:val="1A1A1A"/>
+          <w:sz w:val="17"/>
+          <w:rtl/>
+          <w:szCs w:val="18"/>
+        </w:rPr>
+        <w:t>فتحی، ت. (۱۴۰۵). هیدروژئولوژی آلودگی نفتی: جنبه‌های زمین‌شناسی، زیست‌محیطی، حقوقی و مدل‌های پاک‌سازی آب‌های زیرزمینی آلوده.</w:t>
+      </w:r>
+    </w:p>
+    <w:p>
+      <w:pPr>
+        <w:spacing w:before="0" w:after="0" w:line="240" w:lineRule="auto"/>
+        <w:bidi/>
+      </w:pPr>
+      <w:r>
+        <w:rPr>
+          <w:rFonts w:ascii="Dana Light" w:hAnsi="Dana Light" w:cs="Dana Light"/>
+          <w:b w:val="0"/>
+          <w:i w:val="0"/>
+          <w:color w:val="6E6E6E"/>
+          <w:sz w:val="16"/>
+          <w:rtl/>
+          <w:szCs w:val="17"/>
+        </w:rPr>
+        <w:t>ویراستار علمی</w:t>
+      </w:r>
+    </w:p>
+    <w:p>
+      <w:pPr>
+        <w:spacing w:before="0" w:after="0" w:line="240" w:lineRule="auto"/>
+        <w:bidi/>
+      </w:pPr>
+      <w:r>
+        <w:rPr>
+          <w:rFonts w:ascii="Dana Light" w:hAnsi="Dana Light" w:cs="Dana Light"/>
+          <w:b w:val="0"/>
+          <w:i w:val="0"/>
+          <w:color w:val="A8A8A8"/>
+          <w:sz w:val="15"/>
+          <w:rtl/>
+          <w:szCs w:val="16"/>
+        </w:rPr>
+        <w:t xml:space="preserve">شابک: </w:t>
+      </w:r>
+      <w:r>
+        <w:rPr>
+          <w:rFonts w:ascii="Dana Light" w:hAnsi="Dana Light" w:cs="Dana Light"/>
+          <w:b w:val="0"/>
+          <w:i w:val="0"/>
+          <w:color w:val="A8A8A8"/>
+          <w:sz w:val="15"/>
+          <w:szCs w:val="16"/>
+        </w:rPr>
+      </w:r>
+    </w:p>
+    <w:p>
+      <w:pPr>
+        <w:spacing w:before="40" w:after="0" w:line="240" w:lineRule="auto"/>
+        <w:bidi/>
+        <w:jc w:val="both"/>
+      </w:pPr>
+      <w:r>
+        <w:rPr>
+          <w:rFonts w:ascii="Dana" w:hAnsi="Dana" w:cs="Dana"/>
+          <w:b w:val="0"/>
+          <w:i w:val="0"/>
+          <w:color w:val="1A1A1A"/>
+          <w:sz w:val="17"/>
+          <w:rtl/>
+          <w:szCs w:val="18"/>
+        </w:rPr>
+        <w:t>مومن‌زاده، م. (۱۴۰۴). شهر افسانه‌ای زابل: شهر سوخته.</w:t>
+      </w:r>
+    </w:p>
+    <w:p>
+      <w:pPr>
+        <w:spacing w:before="0" w:after="0" w:line="240" w:lineRule="auto"/>
+        <w:bidi/>
+      </w:pPr>
+      <w:r>
+        <w:rPr>
+          <w:rFonts w:ascii="Dana Light" w:hAnsi="Dana Light" w:cs="Dana Light"/>
+          <w:b w:val="0"/>
+          <w:i w:val="0"/>
+          <w:color w:val="6E6E6E"/>
+          <w:sz w:val="16"/>
+          <w:rtl/>
+          <w:szCs w:val="17"/>
+        </w:rPr>
+        <w:t>ویراستار</w:t>
+      </w:r>
+    </w:p>
+    <w:p>
+      <w:pPr>
+        <w:spacing w:before="0" w:after="0" w:line="240" w:lineRule="auto"/>
+        <w:bidi/>
+      </w:pPr>
+      <w:r>
+        <w:rPr>
+          <w:rFonts w:ascii="Dana Light" w:hAnsi="Dana Light" w:cs="Dana Light"/>
+          <w:b w:val="0"/>
+          <w:i w:val="0"/>
+          <w:color w:val="A8A8A8"/>
+          <w:sz w:val="15"/>
+          <w:rtl/>
+          <w:szCs w:val="16"/>
+        </w:rPr>
+        <w:t xml:space="preserve">شابک: </w:t>
+      </w:r>
+      <w:r>
+        <w:rPr>
+          <w:rFonts w:ascii="Dana Light" w:hAnsi="Dana Light" w:cs="Dana Light"/>
+          <w:b w:val="0"/>
+          <w:i w:val="0"/>
+          <w:color w:val="A8A8A8"/>
+          <w:sz w:val="15"/>
+          <w:szCs w:val="16"/>
+        </w:rPr>
+      </w:r>
+    </w:p>
+    <w:p>
+      <w:pPr>
+        <w:spacing w:before="40" w:after="0" w:line="240" w:lineRule="auto"/>
+        <w:bidi/>
+        <w:jc w:val="both"/>
+      </w:pPr>
+      <w:r>
+        <w:rPr>
+          <w:rFonts w:ascii="Dana" w:hAnsi="Dana" w:cs="Dana"/>
+          <w:b w:val="0"/>
+          <w:i w:val="0"/>
+          <w:color w:val="1A1A1A"/>
+          <w:sz w:val="17"/>
+          <w:rtl/>
+          <w:szCs w:val="18"/>
+        </w:rPr>
+        <w:t>سلماتی، ر. (۱۴۰۴). راهنمای جامع نقشه‌برداری زمین‌شناسی در مقیاس ۱:۵۰۰۰۰ و بزرگ‌تر.</w:t>
+      </w:r>
+    </w:p>
+    <w:p>
+      <w:pPr>
+        <w:spacing w:before="0" w:after="0" w:line="240" w:lineRule="auto"/>
+        <w:bidi/>
+      </w:pPr>
+      <w:r>
+        <w:rPr>
+          <w:rFonts w:ascii="Dana Light" w:hAnsi="Dana Light" w:cs="Dana Light"/>
+          <w:b w:val="0"/>
+          <w:i w:val="0"/>
+          <w:color w:val="6E6E6E"/>
+          <w:sz w:val="16"/>
+          <w:rtl/>
+          <w:szCs w:val="17"/>
+        </w:rPr>
+        <w:t>ویراستار</w:t>
+      </w:r>
+    </w:p>
+    <w:p>
+      <w:pPr>
+        <w:spacing w:before="0" w:after="0" w:line="240" w:lineRule="auto"/>
+        <w:bidi/>
+      </w:pPr>
+      <w:r>
+        <w:rPr>
+          <w:rFonts w:ascii="Dana Light" w:hAnsi="Dana Light" w:cs="Dana Light"/>
+          <w:b w:val="0"/>
+          <w:i w:val="0"/>
+          <w:color w:val="A8A8A8"/>
+          <w:sz w:val="15"/>
+          <w:rtl/>
+          <w:szCs w:val="16"/>
+        </w:rPr>
+        <w:t xml:space="preserve">شابک: </w:t>
+      </w:r>
+      <w:r>
+        <w:rPr>
+          <w:rFonts w:ascii="Dana Light" w:hAnsi="Dana Light" w:cs="Dana Light"/>
+          <w:b w:val="0"/>
+          <w:i w:val="0"/>
+          <w:color w:val="A8A8A8"/>
+          <w:sz w:val="15"/>
+          <w:szCs w:val="16"/>
+        </w:rPr>
+      </w:r>
+    </w:p>
+    <w:p>
+      <w:pPr>
+        <w:spacing w:before="60" w:after="60" w:line="240" w:lineRule="auto"/>
+        <w:bidi/>
+        <w:pBdr>
+          <w:bottom w:val="single" w:sz="5" w:space="2" w:color="333333"/>
+        </w:pBdr>
+      </w:pPr>
+      <w:r>
+        <w:rPr>
+          <w:rFonts w:ascii="Dana DemiBold" w:hAnsi="Dana DemiBold" w:cs="Dana DemiBold"/>
+          <w:b w:val="0"/>
+          <w:i w:val="0"/>
+          <w:color w:val="1F4E79"/>
+          <w:sz w:val="18"/>
+          <w:rtl/>
+          <w:szCs w:val="19"/>
+        </w:rPr>
+        <w:t>مهارت‌ها</w:t>
+      </w:r>
+    </w:p>
+    <w:p>
+      <w:pPr>
+        <w:spacing w:before="20" w:after="0" w:line="240" w:lineRule="auto"/>
+        <w:bidi/>
+        <w:jc w:val="both"/>
       </w:pPr>
       <w:r>
         <w:rPr>
@@ -151,35 +1077,26 @@
           <w:rtl/>
           <w:szCs w:val="18"/>
         </w:rPr>
-        <w:t>درباره‌من</w:t>
+        <w:t xml:space="preserve">زبان‌های برنامه‌نویسی:  </w:t>
       </w:r>
-    </w:p>
-    <w:p>
-      <w:pPr>
-        <w:spacing w:before="0" w:after="60" w:line="197" w:lineRule="auto"/>
-        <w:bidi/>
-        <w:jc w:val="both"/>
-      </w:pPr>
       <w:r>
         <w:rPr>
           <w:rFonts w:ascii="Dana" w:hAnsi="Dana" w:cs="Dana"/>
           <w:b w:val="0"/>
           <w:i w:val="0"/>
           <w:color w:val="1A1A1A"/>
-          <w:sz w:val="16"/>
+          <w:sz w:val="17"/>
           <w:rtl/>
-          <w:szCs w:val="17"/>
+          <w:szCs w:val="18"/>
         </w:rPr>
-        <w:t>من محمدآریا امینی، پژوهشگر، نویسنده و ویراستار علمی در حوزهٔ علوم زمین هستم. در کنار پژوهش و نگارش کتاب‌ها و نوشتارهای علمی، در زمینهٔ پردازش و تحلیل داده‌ها، برنامه‌نویسی علمی و رایانش با کارایی بالا (HPC) برای انجام پردازش‌ها و محاسبات علمی نیز فعالیت می‌کنم. همچنین در توسعهٔ نرم‌افزار، سامانه‌های لینوکسی، مدیریت سرورها و زیرساخت‌های رایانشی تجربه دارم و همواره می‌کوشم دانش زمین‌شناسی را با فناوری‌های نوین درهم آمیزم.</w:t>
+        <w:t>Python  •  JavaScript  •  PHP  •  C#  •  SQL</w:t>
       </w:r>
     </w:p>
     <w:p>
       <w:pPr>
-        <w:spacing w:before="40" w:after="40" w:line="197" w:lineRule="auto"/>
+        <w:spacing w:before="20" w:after="0" w:line="240" w:lineRule="auto"/>
         <w:bidi/>
-        <w:pBdr>
-          <w:bottom w:val="single" w:sz="5" w:space="2" w:color="333333"/>
-        </w:pBdr>
+        <w:jc w:val="both"/>
       </w:pPr>
       <w:r>
         <w:rPr>
@@ -191,35 +1108,47 @@
           <w:rtl/>
           <w:szCs w:val="18"/>
         </w:rPr>
-        <w:t>علاقه‌مندی‌ها</w:t>
+        <w:t xml:space="preserve">سایر مهارت‌ها:  </w:t>
       </w:r>
-    </w:p>
-    <w:p>
-      <w:pPr>
-        <w:spacing w:before="0" w:after="60" w:line="197" w:lineRule="auto"/>
-        <w:bidi/>
-        <w:jc w:val="both"/>
-      </w:pPr>
       <w:r>
         <w:rPr>
           <w:rFonts w:ascii="Dana" w:hAnsi="Dana" w:cs="Dana"/>
           <w:b w:val="0"/>
           <w:i w:val="0"/>
           <w:color w:val="1A1A1A"/>
-          <w:sz w:val="16"/>
+          <w:sz w:val="17"/>
           <w:rtl/>
-          <w:szCs w:val="17"/>
+          <w:szCs w:val="18"/>
         </w:rPr>
-        <w:t>علاقه‌مندی‌های پژوهشی و حرفه‌ای من در پیوند میان علوم زمین و فناوری‌های نوین شکل گرفته است. به پژوهش در شاخه‌های گوناگون زمین‌شناسی، نگارش و ویراستاری علمی، تاریخ علوم زمین و انتشار آثار پژوهشی علاقه‌مندم. همچنین به پردازش و تحلیل داده‌های ریاضیات محض، شیمی مولکولی و زمین‌شناسی، رایانش با کارایی بالا (HPC)، برنامه‌نویسی علمی و به‌کارگیری روش‌های محاسباتی در حل مسائل پژوهشی گرایش ویژه‌ای دارم. در کنار این زمینه‌ها، به هوش مصنوعی و یادگیری ماشین در علوم زمین و شاخه‌های مرتبط با آن، سامانه‌های لینوکسی، مدیریت سرورها و زیرساخت‌های رایانشی نیز علاقه‌مندم. افزون بر این، در برخی از پروژه‌های پژوهشی از نرم‌افزارهای تخصصی زمین‌شناسی و علوم مکانی، از جمله ArcGIS، QGIS، Petrel، ENVI و ERDAS IMAGINE و دیگر نرم‌افزارهای مرتبط با سامانه‌های اطلاعات جغرافیایی (GIS)، سنجش از دور (Remote Sensing) و مدل‌سازی زمین‌شناسی بهره می‌برم و همواره در پی گسترش دانش و مهارت خود در این ابزارها هستم.</w:t>
+        <w:t>ویرایش علمی  •  نشر آکادمیک  •  LaTeX  •  Git  •  Docker</w:t>
       </w:r>
     </w:p>
     <w:p>
       <w:pPr>
-        <w:spacing w:before="40" w:after="40" w:line="197" w:lineRule="auto"/>
+        <w:spacing w:before="60" w:after="60" w:line="240" w:lineRule="auto"/>
         <w:bidi/>
         <w:pBdr>
           <w:bottom w:val="single" w:sz="5" w:space="2" w:color="333333"/>
         </w:pBdr>
+      </w:pPr>
+      <w:r>
+        <w:rPr>
+          <w:rFonts w:ascii="Dana DemiBold" w:hAnsi="Dana DemiBold" w:cs="Dana DemiBold"/>
+          <w:b w:val="0"/>
+          <w:i w:val="0"/>
+          <w:color w:val="1F4E79"/>
+          <w:sz w:val="18"/>
+          <w:rtl/>
+          <w:szCs w:val="19"/>
+        </w:rPr>
+        <w:t>نرم‌افزارها</w:t>
+      </w:r>
+    </w:p>
+    <w:p>
+      <w:pPr>
+        <w:spacing w:before="20" w:after="0" w:line="240" w:lineRule="auto"/>
+        <w:bidi/>
+        <w:jc w:val="both"/>
       </w:pPr>
       <w:r>
         <w:rPr>
@@ -231,12 +1160,116 @@
           <w:rtl/>
           <w:szCs w:val="18"/>
         </w:rPr>
-        <w:t>تحصیلات</w:t>
+        <w:t xml:space="preserve">نرم‌افزارهای زمین‌شناسی:  </w:t>
+      </w:r>
+      <w:r>
+        <w:rPr>
+          <w:rFonts w:ascii="Dana" w:hAnsi="Dana" w:cs="Dana"/>
+          <w:b w:val="0"/>
+          <w:i w:val="0"/>
+          <w:color w:val="1A1A1A"/>
+          <w:sz w:val="17"/>
+          <w:rtl/>
+          <w:szCs w:val="18"/>
+        </w:rPr>
+        <w:t>ArcGIS  •  QGIS  •  RockWorks  •  Surfer</w:t>
       </w:r>
     </w:p>
     <w:p>
       <w:pPr>
-        <w:spacing w:before="0" w:after="0" w:line="197" w:lineRule="auto"/>
+        <w:spacing w:before="20" w:after="0" w:line="240" w:lineRule="auto"/>
+        <w:bidi/>
+        <w:jc w:val="both"/>
+      </w:pPr>
+      <w:r>
+        <w:rPr>
+          <w:rFonts w:ascii="Dana DemiBold" w:hAnsi="Dana DemiBold" w:cs="Dana DemiBold"/>
+          <w:b w:val="0"/>
+          <w:i w:val="0"/>
+          <w:color w:val="1A1A1A"/>
+          <w:sz w:val="17"/>
+          <w:rtl/>
+          <w:szCs w:val="18"/>
+        </w:rPr>
+        <w:t xml:space="preserve">فناوری‌های وب:  </w:t>
+      </w:r>
+      <w:r>
+        <w:rPr>
+          <w:rFonts w:ascii="Dana" w:hAnsi="Dana" w:cs="Dana"/>
+          <w:b w:val="0"/>
+          <w:i w:val="0"/>
+          <w:color w:val="1A1A1A"/>
+          <w:sz w:val="17"/>
+          <w:rtl/>
+          <w:szCs w:val="18"/>
+        </w:rPr>
+        <w:t>HTML5  •  CSS3  •  Bootstrap  •  WordPress  •  Laravel</w:t>
+      </w:r>
+    </w:p>
+    <w:p>
+      <w:pPr>
+        <w:spacing w:before="60" w:after="60" w:line="240" w:lineRule="auto"/>
+        <w:bidi/>
+        <w:pBdr>
+          <w:bottom w:val="single" w:sz="5" w:space="2" w:color="333333"/>
+        </w:pBdr>
+      </w:pPr>
+      <w:r>
+        <w:rPr>
+          <w:rFonts w:ascii="Dana DemiBold" w:hAnsi="Dana DemiBold" w:cs="Dana DemiBold"/>
+          <w:b w:val="0"/>
+          <w:i w:val="0"/>
+          <w:color w:val="1F4E79"/>
+          <w:sz w:val="18"/>
+          <w:rtl/>
+          <w:szCs w:val="19"/>
+        </w:rPr>
+        <w:t>زبان‌ها</w:t>
+      </w:r>
+    </w:p>
+    <w:p>
+      <w:pPr>
+        <w:spacing w:before="0" w:after="60" w:line="240" w:lineRule="auto"/>
+        <w:bidi/>
+        <w:jc w:val="both"/>
+      </w:pPr>
+      <w:r>
+        <w:rPr>
+          <w:rFonts w:ascii="Dana" w:hAnsi="Dana" w:cs="Dana"/>
+          <w:b w:val="0"/>
+          <w:i w:val="0"/>
+          <w:color w:val="1A1A1A"/>
+          <w:sz w:val="17"/>
+          <w:rtl/>
+          <w:szCs w:val="18"/>
+        </w:rPr>
+        <w:t>فارسی – زبان مادری   |   انگلیسی – توانایی کاری حرفه‌ای</w:t>
+      </w:r>
+    </w:p>
+    <w:p>
+      <w:pPr>
+        <w:spacing w:before="60" w:after="60" w:line="240" w:lineRule="auto"/>
+        <w:bidi/>
+        <w:pBdr>
+          <w:bottom w:val="single" w:sz="5" w:space="2" w:color="333333"/>
+        </w:pBdr>
+      </w:pPr>
+      <w:r>
+        <w:rPr>
+          <w:rFonts w:ascii="Dana DemiBold" w:hAnsi="Dana DemiBold" w:cs="Dana DemiBold"/>
+          <w:b w:val="0"/>
+          <w:i w:val="0"/>
+          <w:color w:val="1F4E79"/>
+          <w:sz w:val="18"/>
+          <w:rtl/>
+          <w:szCs w:val="19"/>
+        </w:rPr>
+        <w:t>عضویت‌های حرفه‌ای</w:t>
+      </w:r>
+    </w:p>
+    <w:p>
+      <w:pPr>
+        <w:spacing w:before="0" w:after="0" w:line="240" w:lineRule="auto"/>
         <w:tabs>
           <w:tab w:pos="10318" w:val="right"/>
         </w:tabs>
@@ -248,11 +1281,11 @@
           <w:b w:val="0"/>
           <w:i w:val="0"/>
           <w:color w:val="1A1A1A"/>
-          <w:sz w:val="17"/>
+          <w:sz w:val="19"/>
           <w:rtl/>
-          <w:szCs w:val="17"/>
+          <w:szCs w:val="19"/>
         </w:rPr>
-        <w:t>کارشناسی زمین‌شناسی</w:t>
+        <w:t>دبیر و مدیر وب‌سایت</w:t>
       </w:r>
       <w:r>
         <w:rPr>
@@ -260,18 +1293,18 @@
           <w:b w:val="0"/>
           <w:i w:val="0"/>
           <w:color w:val="6E6E6E"/>
-          <w:sz w:val="15"/>
+          <w:sz w:val="16"/>
           <w:rtl/>
-          <w:szCs w:val="16"/>
-          <w:spacing w:val="-8"/>
+          <w:szCs w:val="17"/>
+          <w:spacing w:val="-3"/>
         </w:rPr>
         <w:tab/>
-        <w:t>۱۴۰۱ – ۱۴۰۵</w:t>
+        <w:t>فروردین ۱۴۰۲ – اکنون</w:t>
       </w:r>
     </w:p>
     <w:p>
       <w:pPr>
-        <w:spacing w:before="0" w:after="0" w:line="197" w:lineRule="auto"/>
+        <w:spacing w:before="0" w:after="0" w:line="240" w:lineRule="auto"/>
         <w:bidi/>
         <w:jc w:val="both"/>
       </w:pPr>
@@ -281,76 +1314,16 @@
           <w:b w:val="0"/>
           <w:i w:val="0"/>
           <w:color w:val="6E6E6E"/>
-          <w:sz w:val="15"/>
+          <w:sz w:val="17"/>
           <w:rtl/>
-          <w:szCs w:val="16"/>
+          <w:szCs w:val="17"/>
         </w:rPr>
-        <w:t>دانشگاه گلستان، دانشکده علوم زمین، گرگان، ایران</w:t>
+        <w:t>انجمن زمین‌شناسی ایران</w:t>
       </w:r>
     </w:p>
     <w:p>
       <w:pPr>
-        <w:spacing w:before="0" w:after="0" w:line="197" w:lineRule="auto"/>
-        <w:bidi/>
-        <w:ind w:left="283"/>
-        <w:jc w:val="both"/>
-      </w:pPr>
-      <w:r>
-        <w:rPr>
-          <w:rFonts w:ascii="Dana Light" w:hAnsi="Dana Light" w:cs="Dana Light"/>
-          <w:b w:val="0"/>
-          <w:i w:val="0"/>
-          <w:color w:val="333333"/>
-          <w:sz w:val="15"/>
-          <w:rtl/>
-          <w:szCs w:val="16"/>
-        </w:rPr>
-        <w:t>– رتبه‌ی نخست ورودی کارشناسی با معدل گرید A</w:t>
-      </w:r>
-    </w:p>
-    <w:p>
-      <w:pPr>
-        <w:spacing w:before="0" w:after="0" w:line="197" w:lineRule="auto"/>
-        <w:bidi/>
-        <w:ind w:left="283"/>
-        <w:jc w:val="both"/>
-      </w:pPr>
-      <w:r>
-        <w:rPr>
-          <w:rFonts w:ascii="Dana Light" w:hAnsi="Dana Light" w:cs="Dana Light"/>
-          <w:b w:val="0"/>
-          <w:i w:val="0"/>
-          <w:color w:val="333333"/>
-          <w:sz w:val="15"/>
-          <w:rtl/>
-          <w:szCs w:val="16"/>
-        </w:rPr>
-        <w:t>– فراغت از تحصیل در هفت نیم‌سال – یک نیم‌سال زودتر از برنامه‌ی استاندارد</w:t>
-      </w:r>
-    </w:p>
-    <w:p>
-      <w:pPr>
-        <w:spacing w:before="0" w:after="0" w:line="197" w:lineRule="auto"/>
-        <w:bidi/>
-        <w:ind w:left="283"/>
-        <w:jc w:val="both"/>
-      </w:pPr>
-      <w:r>
-        <w:rPr>
-          <w:rFonts w:ascii="Dana Light" w:hAnsi="Dana Light" w:cs="Dana Light"/>
-          <w:b w:val="0"/>
-          <w:i w:val="0"/>
-          <w:color w:val="333333"/>
-          <w:sz w:val="15"/>
-          <w:rtl/>
-          <w:szCs w:val="16"/>
-        </w:rPr>
-        <w:t>– گذراندن ۶ ترم از ۷ ترم در دانشگاه شهید بهشتی تهران</w:t>
-      </w:r>
-    </w:p>
-    <w:p>
-      <w:pPr>
-        <w:spacing w:before="0" w:after="0" w:line="197" w:lineRule="auto"/>
+        <w:spacing w:before="0" w:after="0" w:line="240" w:lineRule="auto"/>
         <w:tabs>
           <w:tab w:pos="10318" w:val="right"/>
         </w:tabs>
@@ -362,30 +1335,16 @@
           <w:b w:val="0"/>
           <w:i w:val="0"/>
           <w:color w:val="1A1A1A"/>
-          <w:sz w:val="17"/>
+          <w:sz w:val="19"/>
           <w:rtl/>
-          <w:szCs w:val="17"/>
+          <w:szCs w:val="19"/>
         </w:rPr>
-        <w:t>دیپلم علوم تجربی</w:t>
-      </w:r>
-      <w:r>
-        <w:rPr>
-          <w:rFonts w:ascii="Dana Light" w:hAnsi="Dana Light" w:cs="Dana Light"/>
-          <w:b w:val="0"/>
-          <w:i w:val="0"/>
-          <w:color w:val="6E6E6E"/>
-          <w:sz w:val="15"/>
-          <w:rtl/>
-          <w:szCs w:val="16"/>
-          <w:spacing w:val="-8"/>
-        </w:rPr>
-        <w:tab/>
-        <w:t>۱۳۹۶ – ۱۳۹۹</w:t>
+        <w:t>عضو کمیته برگزاری</w:t>
       </w:r>
     </w:p>
     <w:p>
       <w:pPr>
-        <w:spacing w:before="0" w:after="0" w:line="197" w:lineRule="auto"/>
+        <w:spacing w:before="0" w:after="0" w:line="240" w:lineRule="auto"/>
         <w:bidi/>
         <w:jc w:val="both"/>
       </w:pPr>
@@ -395,16 +1354,16 @@
           <w:b w:val="0"/>
           <w:i w:val="0"/>
           <w:color w:val="6E6E6E"/>
-          <w:sz w:val="15"/>
+          <w:sz w:val="17"/>
           <w:rtl/>
-          <w:szCs w:val="16"/>
+          <w:szCs w:val="17"/>
         </w:rPr>
-        <w:t>دبیرستان استعداد درخشان شهید بهشتی (سَمپاد)، اهواز، ایران</w:t>
+        <w:t>پنج همایش ملی زمین‌شناسی انجمن زمین‌شناسی ایران</w:t>
       </w:r>
     </w:p>
     <w:p>
       <w:pPr>
-        <w:spacing w:before="40" w:after="40" w:line="197" w:lineRule="auto"/>
+        <w:spacing w:before="60" w:after="60" w:line="240" w:lineRule="auto"/>
         <w:bidi/>
         <w:pBdr>
           <w:bottom w:val="single" w:sz="5" w:space="2" w:color="333333"/>
@@ -415,861 +1374,17 @@
           <w:rFonts w:ascii="Dana DemiBold" w:hAnsi="Dana DemiBold" w:cs="Dana DemiBold"/>
           <w:b w:val="0"/>
           <w:i w:val="0"/>
-          <w:color w:val="1A1A1A"/>
-          <w:sz w:val="17"/>
+          <w:color w:val="1F4E79"/>
+          <w:sz w:val="18"/>
           <w:rtl/>
-          <w:szCs w:val="18"/>
+          <w:szCs w:val="19"/>
         </w:rPr>
-        <w:t>تجربه حرفه‌ای</w:t>
+        <w:t>فعالیت‌های داوطلبانه</w:t>
       </w:r>
     </w:p>
     <w:p>
       <w:pPr>
-        <w:spacing w:before="60" w:after="0" w:line="197" w:lineRule="auto"/>
-        <w:bidi/>
-      </w:pPr>
-      <w:r>
-        <w:rPr>
-          <w:rFonts w:ascii="Dana DemiBold" w:hAnsi="Dana DemiBold" w:cs="Dana DemiBold"/>
-          <w:b w:val="0"/>
-          <w:i w:val="0"/>
-          <w:color w:val="1A1A1A"/>
-          <w:sz w:val="17"/>
-          <w:rtl/>
-          <w:szCs w:val="17"/>
-        </w:rPr>
-        <w:t>شرکت خدمات نرم‌افزاری و سخت‌افزاری هوشمند افزار خلاق (وَرجاوَند)</w:t>
-      </w:r>
-    </w:p>
-    <w:p>
-      <w:pPr>
-        <w:spacing w:before="0" w:after="0" w:line="197" w:lineRule="auto"/>
-        <w:tabs>
-          <w:tab w:pos="10318" w:val="right"/>
-        </w:tabs>
-        <w:bidi/>
-      </w:pPr>
-      <w:r>
-        <w:rPr>
-          <w:rFonts w:ascii="Dana Light" w:hAnsi="Dana Light" w:cs="Dana Light"/>
-          <w:b w:val="0"/>
-          <w:i w:val="0"/>
-          <w:color w:val="1A1A1A"/>
-          <w:sz w:val="17"/>
-          <w:rtl/>
-          <w:szCs w:val="17"/>
-        </w:rPr>
-        <w:t>مدیرعامل و رئیس هیئت مدیره</w:t>
-      </w:r>
-      <w:r>
-        <w:rPr>
-          <w:rFonts w:ascii="Dana Light" w:hAnsi="Dana Light" w:cs="Dana Light"/>
-          <w:b w:val="0"/>
-          <w:i w:val="0"/>
-          <w:color w:val="6E6E6E"/>
-          <w:sz w:val="15"/>
-          <w:rtl/>
-          <w:szCs w:val="16"/>
-          <w:spacing w:val="-8"/>
-        </w:rPr>
-        <w:tab/>
-        <w:t>تیر ۱۴۰۴ – اکنون</w:t>
-      </w:r>
-    </w:p>
-    <w:p>
-      <w:pPr>
-        <w:spacing w:before="60" w:after="0" w:line="197" w:lineRule="auto"/>
-        <w:bidi/>
-      </w:pPr>
-      <w:r>
-        <w:rPr>
-          <w:rFonts w:ascii="Dana DemiBold" w:hAnsi="Dana DemiBold" w:cs="Dana DemiBold"/>
-          <w:b w:val="0"/>
-          <w:i w:val="0"/>
-          <w:color w:val="1A1A1A"/>
-          <w:sz w:val="17"/>
-          <w:rtl/>
-          <w:szCs w:val="17"/>
-        </w:rPr>
-        <w:t>انتشارات آرین زمین</w:t>
-      </w:r>
-    </w:p>
-    <w:p>
-      <w:pPr>
-        <w:spacing w:before="0" w:after="0" w:line="197" w:lineRule="auto"/>
-        <w:tabs>
-          <w:tab w:pos="10318" w:val="right"/>
-        </w:tabs>
-        <w:bidi/>
-      </w:pPr>
-      <w:r>
-        <w:rPr>
-          <w:rFonts w:ascii="Dana Light" w:hAnsi="Dana Light" w:cs="Dana Light"/>
-          <w:b w:val="0"/>
-          <w:i w:val="0"/>
-          <w:color w:val="1A1A1A"/>
-          <w:sz w:val="17"/>
-          <w:rtl/>
-          <w:szCs w:val="17"/>
-        </w:rPr>
-        <w:t>کارشناس و پژوهشگر انتشارات</w:t>
-      </w:r>
-      <w:r>
-        <w:rPr>
-          <w:rFonts w:ascii="Dana Light" w:hAnsi="Dana Light" w:cs="Dana Light"/>
-          <w:b w:val="0"/>
-          <w:i w:val="0"/>
-          <w:color w:val="6E6E6E"/>
-          <w:sz w:val="15"/>
-          <w:rtl/>
-          <w:szCs w:val="16"/>
-          <w:spacing w:val="-8"/>
-        </w:rPr>
-        <w:tab/>
-        <w:t>اسفند ۱۴۰۱ – فروردین ۱۴۰۵</w:t>
-      </w:r>
-    </w:p>
-    <w:p>
-      <w:pPr>
-        <w:spacing w:before="0" w:after="0" w:line="197" w:lineRule="auto"/>
-        <w:tabs>
-          <w:tab w:pos="10318" w:val="right"/>
-        </w:tabs>
-        <w:bidi/>
-      </w:pPr>
-      <w:r>
-        <w:rPr>
-          <w:rFonts w:ascii="Dana Light" w:hAnsi="Dana Light" w:cs="Dana Light"/>
-          <w:b w:val="0"/>
-          <w:i w:val="0"/>
-          <w:color w:val="1A1A1A"/>
-          <w:sz w:val="17"/>
-          <w:rtl/>
-          <w:szCs w:val="17"/>
-        </w:rPr>
-        <w:t>مدیر انتشارات</w:t>
-      </w:r>
-      <w:r>
-        <w:rPr>
-          <w:rFonts w:ascii="Dana Light" w:hAnsi="Dana Light" w:cs="Dana Light"/>
-          <w:b w:val="0"/>
-          <w:i w:val="0"/>
-          <w:color w:val="6E6E6E"/>
-          <w:sz w:val="15"/>
-          <w:rtl/>
-          <w:szCs w:val="16"/>
-          <w:spacing w:val="-8"/>
-        </w:rPr>
-        <w:tab/>
-        <w:t>فروردین ۱۴۰۵ – اکنون</w:t>
-      </w:r>
-    </w:p>
-    <w:p>
-      <w:pPr>
-        <w:spacing w:before="60" w:after="0" w:line="197" w:lineRule="auto"/>
-        <w:bidi/>
-      </w:pPr>
-      <w:r>
-        <w:rPr>
-          <w:rFonts w:ascii="Dana DemiBold" w:hAnsi="Dana DemiBold" w:cs="Dana DemiBold"/>
-          <w:b w:val="0"/>
-          <w:i w:val="0"/>
-          <w:color w:val="1A1A1A"/>
-          <w:sz w:val="17"/>
-          <w:rtl/>
-          <w:szCs w:val="17"/>
-        </w:rPr>
-        <w:t>دانشگاه شهید بهشتی، تهران</w:t>
-      </w:r>
-    </w:p>
-    <w:p>
-      <w:pPr>
-        <w:spacing w:before="0" w:after="0" w:line="197" w:lineRule="auto"/>
-        <w:tabs>
-          <w:tab w:pos="10318" w:val="right"/>
-        </w:tabs>
-        <w:bidi/>
-      </w:pPr>
-      <w:r>
-        <w:rPr>
-          <w:rFonts w:ascii="Dana Light" w:hAnsi="Dana Light" w:cs="Dana Light"/>
-          <w:b w:val="0"/>
-          <w:i w:val="0"/>
-          <w:color w:val="1A1A1A"/>
-          <w:sz w:val="17"/>
-          <w:rtl/>
-          <w:szCs w:val="17"/>
-        </w:rPr>
-        <w:t>همکار پژوهشی</w:t>
-      </w:r>
-      <w:r>
-        <w:rPr>
-          <w:rFonts w:ascii="Dana Light" w:hAnsi="Dana Light" w:cs="Dana Light"/>
-          <w:b w:val="0"/>
-          <w:i w:val="0"/>
-          <w:color w:val="6E6E6E"/>
-          <w:sz w:val="15"/>
-          <w:rtl/>
-          <w:szCs w:val="16"/>
-          <w:spacing w:val="-8"/>
-        </w:rPr>
-        <w:tab/>
-        <w:t>بهمن ۱۴۰۳ – اکنون</w:t>
-      </w:r>
-    </w:p>
-    <w:p>
-      <w:pPr>
-        <w:spacing w:before="0" w:after="0" w:line="197" w:lineRule="auto"/>
-        <w:tabs>
-          <w:tab w:pos="10318" w:val="right"/>
-        </w:tabs>
-        <w:bidi/>
-      </w:pPr>
-      <w:r>
-        <w:rPr>
-          <w:rFonts w:ascii="Dana Light" w:hAnsi="Dana Light" w:cs="Dana Light"/>
-          <w:b w:val="0"/>
-          <w:i w:val="0"/>
-          <w:color w:val="1A1A1A"/>
-          <w:sz w:val="17"/>
-          <w:rtl/>
-          <w:szCs w:val="17"/>
-        </w:rPr>
-        <w:t>مدیر فنی سیستم ابررایانه سرمد</w:t>
-      </w:r>
-      <w:r>
-        <w:rPr>
-          <w:rFonts w:ascii="Dana Light" w:hAnsi="Dana Light" w:cs="Dana Light"/>
-          <w:b w:val="0"/>
-          <w:i w:val="0"/>
-          <w:color w:val="6E6E6E"/>
-          <w:sz w:val="15"/>
-          <w:rtl/>
-          <w:szCs w:val="16"/>
-          <w:spacing w:val="-8"/>
-        </w:rPr>
-        <w:tab/>
-        <w:t>بهمن ۱۴۰۳ – مرداد ۱۴۰۵</w:t>
-      </w:r>
-    </w:p>
-    <w:p>
-      <w:pPr>
-        <w:spacing w:before="60" w:after="0" w:line="197" w:lineRule="auto"/>
-        <w:bidi/>
-      </w:pPr>
-      <w:r>
-        <w:rPr>
-          <w:rFonts w:ascii="Dana DemiBold" w:hAnsi="Dana DemiBold" w:cs="Dana DemiBold"/>
-          <w:b w:val="0"/>
-          <w:i w:val="0"/>
-          <w:color w:val="1A1A1A"/>
-          <w:sz w:val="17"/>
-          <w:rtl/>
-          <w:szCs w:val="17"/>
-        </w:rPr>
-        <w:t>موسسه پژوهشی زمین‌شناسی پارس آرین زمین</w:t>
-      </w:r>
-    </w:p>
-    <w:p>
-      <w:pPr>
-        <w:spacing w:before="0" w:after="0" w:line="197" w:lineRule="auto"/>
-        <w:tabs>
-          <w:tab w:pos="10318" w:val="right"/>
-        </w:tabs>
-        <w:bidi/>
-      </w:pPr>
-      <w:r>
-        <w:rPr>
-          <w:rFonts w:ascii="Dana Light" w:hAnsi="Dana Light" w:cs="Dana Light"/>
-          <w:b w:val="0"/>
-          <w:i w:val="0"/>
-          <w:color w:val="1A1A1A"/>
-          <w:sz w:val="17"/>
-          <w:rtl/>
-          <w:szCs w:val="17"/>
-        </w:rPr>
-        <w:t>کارشناس زمین‌شناس</w:t>
-      </w:r>
-      <w:r>
-        <w:rPr>
-          <w:rFonts w:ascii="Dana Light" w:hAnsi="Dana Light" w:cs="Dana Light"/>
-          <w:b w:val="0"/>
-          <w:i w:val="0"/>
-          <w:color w:val="6E6E6E"/>
-          <w:sz w:val="15"/>
-          <w:rtl/>
-          <w:szCs w:val="16"/>
-          <w:spacing w:val="-8"/>
-        </w:rPr>
-        <w:tab/>
-        <w:t>بهمن ۱۴۰۱ – اکنون</w:t>
-      </w:r>
-    </w:p>
-    <w:p>
-      <w:pPr>
-        <w:spacing w:before="60" w:after="0" w:line="197" w:lineRule="auto"/>
-        <w:bidi/>
-      </w:pPr>
-      <w:r>
-        <w:rPr>
-          <w:rFonts w:ascii="Dana DemiBold" w:hAnsi="Dana DemiBold" w:cs="Dana DemiBold"/>
-          <w:b w:val="0"/>
-          <w:i w:val="0"/>
-          <w:color w:val="1A1A1A"/>
-          <w:sz w:val="17"/>
-          <w:rtl/>
-          <w:szCs w:val="17"/>
-        </w:rPr>
-        <w:t>شرکت توسعه دانش و هنر گوهرشناسی (جِمسا) - دانش‌بنیان</w:t>
-      </w:r>
-    </w:p>
-    <w:p>
-      <w:pPr>
-        <w:spacing w:before="0" w:after="0" w:line="197" w:lineRule="auto"/>
-        <w:tabs>
-          <w:tab w:pos="10318" w:val="right"/>
-        </w:tabs>
-        <w:bidi/>
-      </w:pPr>
-      <w:r>
-        <w:rPr>
-          <w:rFonts w:ascii="Dana Light" w:hAnsi="Dana Light" w:cs="Dana Light"/>
-          <w:b w:val="0"/>
-          <w:i w:val="0"/>
-          <w:color w:val="1A1A1A"/>
-          <w:sz w:val="17"/>
-          <w:rtl/>
-          <w:szCs w:val="17"/>
-        </w:rPr>
-        <w:t>مدیر تحقیق و توسعه (R&amp;D)</w:t>
-      </w:r>
-      <w:r>
-        <w:rPr>
-          <w:rFonts w:ascii="Dana Light" w:hAnsi="Dana Light" w:cs="Dana Light"/>
-          <w:b w:val="0"/>
-          <w:i w:val="0"/>
-          <w:color w:val="6E6E6E"/>
-          <w:sz w:val="15"/>
-          <w:rtl/>
-          <w:szCs w:val="16"/>
-          <w:spacing w:val="-8"/>
-        </w:rPr>
-        <w:tab/>
-        <w:t>شهریور ۱۴۰۳ – فروردین ۱۴۰۴</w:t>
-      </w:r>
-    </w:p>
-    <w:p>
-      <w:pPr>
-        <w:spacing w:before="40" w:after="40" w:line="197" w:lineRule="auto"/>
-        <w:bidi/>
-        <w:pBdr>
-          <w:bottom w:val="single" w:sz="5" w:space="2" w:color="333333"/>
-        </w:pBdr>
-      </w:pPr>
-      <w:r>
-        <w:rPr>
-          <w:rFonts w:ascii="Dana DemiBold" w:hAnsi="Dana DemiBold" w:cs="Dana DemiBold"/>
-          <w:b w:val="0"/>
-          <w:i w:val="0"/>
-          <w:color w:val="1A1A1A"/>
-          <w:sz w:val="17"/>
-          <w:rtl/>
-          <w:szCs w:val="18"/>
-        </w:rPr>
-        <w:t>کتاب‌ها</w:t>
-      </w:r>
-    </w:p>
-    <w:p>
-      <w:pPr>
-        <w:spacing w:before="40" w:after="0" w:line="197" w:lineRule="auto"/>
-        <w:bidi/>
-        <w:jc w:val="both"/>
-      </w:pPr>
-      <w:r>
-        <w:rPr>
-          <w:rFonts w:ascii="Dana" w:hAnsi="Dana" w:cs="Dana"/>
-          <w:b w:val="0"/>
-          <w:i w:val="0"/>
-          <w:color w:val="1A1A1A"/>
-          <w:sz w:val="16"/>
-          <w:rtl/>
-          <w:szCs w:val="16"/>
-        </w:rPr>
-        <w:t>قربانی، م. و امینی، م. آ. (۱۴۰۴). تاریخ‌نگاری دانش علوم‌زمین در ایران: با معرفی شماری از پیشگامان معاصر.</w:t>
-      </w:r>
-    </w:p>
-    <w:p>
-      <w:pPr>
-        <w:spacing w:before="0" w:after="0" w:line="197" w:lineRule="auto"/>
-        <w:bidi/>
-      </w:pPr>
-      <w:r>
-        <w:rPr>
-          <w:rFonts w:ascii="Dana Light" w:hAnsi="Dana Light" w:cs="Dana Light"/>
-          <w:b w:val="0"/>
-          <w:i w:val="0"/>
-          <w:color w:val="6E6E6E"/>
-          <w:sz w:val="15"/>
-          <w:rtl/>
-          <w:szCs w:val="15"/>
-        </w:rPr>
-        <w:t>نویسنده همکار</w:t>
-      </w:r>
-    </w:p>
-    <w:p>
-      <w:pPr>
-        <w:spacing w:before="0" w:after="0" w:line="197" w:lineRule="auto"/>
-        <w:bidi/>
-      </w:pPr>
-      <w:r>
-        <w:rPr>
-          <w:rFonts w:ascii="Dana Light" w:hAnsi="Dana Light" w:cs="Dana Light"/>
-          <w:b w:val="0"/>
-          <w:i w:val="0"/>
-          <w:color w:val="A8A8A8"/>
-          <w:sz w:val="14"/>
-          <w:rtl/>
-          <w:szCs w:val="15"/>
-        </w:rPr>
-        <w:t xml:space="preserve">شابک: </w:t>
-      </w:r>
-      <w:r>
-        <w:rPr>
-          <w:rFonts w:ascii="Dana Light" w:hAnsi="Dana Light" w:cs="Dana Light"/>
-          <w:b w:val="0"/>
-          <w:i w:val="0"/>
-          <w:color w:val="A8A8A8"/>
-          <w:sz w:val="14"/>
-          <w:szCs w:val="15"/>
-        </w:rPr>
-        <w:t>978-600-6058-43-6</w:t>
-      </w:r>
-    </w:p>
-    <w:p>
-      <w:pPr>
-        <w:spacing w:before="40" w:after="0" w:line="197" w:lineRule="auto"/>
-        <w:bidi/>
-        <w:jc w:val="both"/>
-      </w:pPr>
-      <w:r>
-        <w:rPr>
-          <w:rFonts w:ascii="Dana" w:hAnsi="Dana" w:cs="Dana"/>
-          <w:b w:val="0"/>
-          <w:i w:val="0"/>
-          <w:color w:val="1A1A1A"/>
-          <w:sz w:val="16"/>
-          <w:rtl/>
-          <w:szCs w:val="16"/>
-        </w:rPr>
-        <w:t>فتحی، ت. (۱۴۰۵). هیدروژئولوژی آلودگی نفتی: جنبه‌های زمین‌شناسی، زیست‌محیطی، حقوقی و مدل‌های پاک‌سازی آب‌های زیرزمینی آلوده.</w:t>
-      </w:r>
-    </w:p>
-    <w:p>
-      <w:pPr>
-        <w:spacing w:before="0" w:after="0" w:line="197" w:lineRule="auto"/>
-        <w:bidi/>
-      </w:pPr>
-      <w:r>
-        <w:rPr>
-          <w:rFonts w:ascii="Dana Light" w:hAnsi="Dana Light" w:cs="Dana Light"/>
-          <w:b w:val="0"/>
-          <w:i w:val="0"/>
-          <w:color w:val="6E6E6E"/>
-          <w:sz w:val="15"/>
-          <w:rtl/>
-          <w:szCs w:val="15"/>
-        </w:rPr>
-        <w:t>ویراستار علمی</w:t>
-      </w:r>
-    </w:p>
-    <w:p>
-      <w:pPr>
-        <w:spacing w:before="0" w:after="0" w:line="197" w:lineRule="auto"/>
-        <w:bidi/>
-      </w:pPr>
-      <w:r>
-        <w:rPr>
-          <w:rFonts w:ascii="Dana Light" w:hAnsi="Dana Light" w:cs="Dana Light"/>
-          <w:b w:val="0"/>
-          <w:i w:val="0"/>
-          <w:color w:val="A8A8A8"/>
-          <w:sz w:val="14"/>
-          <w:rtl/>
-          <w:szCs w:val="15"/>
-        </w:rPr>
-        <w:t xml:space="preserve">شابک: </w:t>
-      </w:r>
-      <w:r>
-        <w:rPr>
-          <w:rFonts w:ascii="Dana Light" w:hAnsi="Dana Light" w:cs="Dana Light"/>
-          <w:b w:val="0"/>
-          <w:i w:val="0"/>
-          <w:color w:val="A8A8A8"/>
-          <w:sz w:val="14"/>
-          <w:szCs w:val="15"/>
-        </w:rPr>
-      </w:r>
-    </w:p>
-    <w:p>
-      <w:pPr>
-        <w:spacing w:before="40" w:after="0" w:line="197" w:lineRule="auto"/>
-        <w:bidi/>
-        <w:jc w:val="both"/>
-      </w:pPr>
-      <w:r>
-        <w:rPr>
-          <w:rFonts w:ascii="Dana" w:hAnsi="Dana" w:cs="Dana"/>
-          <w:b w:val="0"/>
-          <w:i w:val="0"/>
-          <w:color w:val="1A1A1A"/>
-          <w:sz w:val="16"/>
-          <w:rtl/>
-          <w:szCs w:val="16"/>
-        </w:rPr>
-        <w:t>مومن‌زاده، م. (۱۴۰۴). شهر افسانه‌ای زابل: شهر سوخته.</w:t>
-      </w:r>
-    </w:p>
-    <w:p>
-      <w:pPr>
-        <w:spacing w:before="0" w:after="0" w:line="197" w:lineRule="auto"/>
-        <w:bidi/>
-      </w:pPr>
-      <w:r>
-        <w:rPr>
-          <w:rFonts w:ascii="Dana Light" w:hAnsi="Dana Light" w:cs="Dana Light"/>
-          <w:b w:val="0"/>
-          <w:i w:val="0"/>
-          <w:color w:val="6E6E6E"/>
-          <w:sz w:val="15"/>
-          <w:rtl/>
-          <w:szCs w:val="15"/>
-        </w:rPr>
-        <w:t>ویراستار</w:t>
-      </w:r>
-    </w:p>
-    <w:p>
-      <w:pPr>
-        <w:spacing w:before="0" w:after="0" w:line="197" w:lineRule="auto"/>
-        <w:bidi/>
-      </w:pPr>
-      <w:r>
-        <w:rPr>
-          <w:rFonts w:ascii="Dana Light" w:hAnsi="Dana Light" w:cs="Dana Light"/>
-          <w:b w:val="0"/>
-          <w:i w:val="0"/>
-          <w:color w:val="A8A8A8"/>
-          <w:sz w:val="14"/>
-          <w:rtl/>
-          <w:szCs w:val="15"/>
-        </w:rPr>
-        <w:t xml:space="preserve">شابک: </w:t>
-      </w:r>
-      <w:r>
-        <w:rPr>
-          <w:rFonts w:ascii="Dana Light" w:hAnsi="Dana Light" w:cs="Dana Light"/>
-          <w:b w:val="0"/>
-          <w:i w:val="0"/>
-          <w:color w:val="A8A8A8"/>
-          <w:sz w:val="14"/>
-          <w:szCs w:val="15"/>
-        </w:rPr>
-      </w:r>
-    </w:p>
-    <w:p>
-      <w:pPr>
-        <w:spacing w:before="40" w:after="0" w:line="197" w:lineRule="auto"/>
-        <w:bidi/>
-        <w:jc w:val="both"/>
-      </w:pPr>
-      <w:r>
-        <w:rPr>
-          <w:rFonts w:ascii="Dana" w:hAnsi="Dana" w:cs="Dana"/>
-          <w:b w:val="0"/>
-          <w:i w:val="0"/>
-          <w:color w:val="1A1A1A"/>
-          <w:sz w:val="16"/>
-          <w:rtl/>
-          <w:szCs w:val="16"/>
-        </w:rPr>
-        <w:t>سلماتی، ر. (۱۴۰۴). راهنمای جامع نقشه‌برداری زمین‌شناسی در مقیاس ۱:۵۰۰۰۰ و بزرگ‌تر.</w:t>
-      </w:r>
-    </w:p>
-    <w:p>
-      <w:pPr>
-        <w:spacing w:before="0" w:after="0" w:line="197" w:lineRule="auto"/>
-        <w:bidi/>
-      </w:pPr>
-      <w:r>
-        <w:rPr>
-          <w:rFonts w:ascii="Dana Light" w:hAnsi="Dana Light" w:cs="Dana Light"/>
-          <w:b w:val="0"/>
-          <w:i w:val="0"/>
-          <w:color w:val="6E6E6E"/>
-          <w:sz w:val="15"/>
-          <w:rtl/>
-          <w:szCs w:val="15"/>
-        </w:rPr>
-        <w:t>ویراستار</w:t>
-      </w:r>
-    </w:p>
-    <w:p>
-      <w:pPr>
-        <w:spacing w:before="0" w:after="0" w:line="197" w:lineRule="auto"/>
-        <w:bidi/>
-      </w:pPr>
-      <w:r>
-        <w:rPr>
-          <w:rFonts w:ascii="Dana Light" w:hAnsi="Dana Light" w:cs="Dana Light"/>
-          <w:b w:val="0"/>
-          <w:i w:val="0"/>
-          <w:color w:val="A8A8A8"/>
-          <w:sz w:val="14"/>
-          <w:rtl/>
-          <w:szCs w:val="15"/>
-        </w:rPr>
-        <w:t xml:space="preserve">شابک: </w:t>
-      </w:r>
-      <w:r>
-        <w:rPr>
-          <w:rFonts w:ascii="Dana Light" w:hAnsi="Dana Light" w:cs="Dana Light"/>
-          <w:b w:val="0"/>
-          <w:i w:val="0"/>
-          <w:color w:val="A8A8A8"/>
-          <w:sz w:val="14"/>
-          <w:szCs w:val="15"/>
-        </w:rPr>
-      </w:r>
-    </w:p>
-    <w:p>
-      <w:pPr>
-        <w:spacing w:before="40" w:after="40" w:line="197" w:lineRule="auto"/>
-        <w:bidi/>
-        <w:pBdr>
-          <w:bottom w:val="single" w:sz="5" w:space="2" w:color="333333"/>
-        </w:pBdr>
-      </w:pPr>
-      <w:r>
-        <w:rPr>
-          <w:rFonts w:ascii="Dana DemiBold" w:hAnsi="Dana DemiBold" w:cs="Dana DemiBold"/>
-          <w:b w:val="0"/>
-          <w:i w:val="0"/>
-          <w:color w:val="1A1A1A"/>
-          <w:sz w:val="17"/>
-          <w:rtl/>
-          <w:szCs w:val="18"/>
-        </w:rPr>
-        <w:t>مهارت‌ها</w:t>
-      </w:r>
-    </w:p>
-    <w:p>
-      <w:pPr>
-        <w:spacing w:before="20" w:after="0" w:line="197" w:lineRule="auto"/>
-        <w:bidi/>
-        <w:jc w:val="both"/>
-      </w:pPr>
-      <w:r>
-        <w:rPr>
-          <w:rFonts w:ascii="Dana DemiBold" w:hAnsi="Dana DemiBold" w:cs="Dana DemiBold"/>
-          <w:b w:val="0"/>
-          <w:i w:val="0"/>
-          <w:color w:val="1A1A1A"/>
-          <w:sz w:val="16"/>
-          <w:rtl/>
-          <w:szCs w:val="16"/>
-        </w:rPr>
-        <w:t xml:space="preserve">زبان‌های برنامه‌نویسی:  </w:t>
-      </w:r>
-      <w:r>
-        <w:rPr>
-          <w:rFonts w:ascii="Dana" w:hAnsi="Dana" w:cs="Dana"/>
-          <w:b w:val="0"/>
-          <w:i w:val="0"/>
-          <w:color w:val="1A1A1A"/>
-          <w:sz w:val="16"/>
-          <w:rtl/>
-          <w:szCs w:val="16"/>
-        </w:rPr>
-        <w:t>Python  •  JavaScript  •  PHP  •  C#  •  SQL</w:t>
-      </w:r>
-    </w:p>
-    <w:p>
-      <w:pPr>
-        <w:spacing w:before="20" w:after="0" w:line="197" w:lineRule="auto"/>
-        <w:bidi/>
-        <w:jc w:val="both"/>
-      </w:pPr>
-      <w:r>
-        <w:rPr>
-          <w:rFonts w:ascii="Dana DemiBold" w:hAnsi="Dana DemiBold" w:cs="Dana DemiBold"/>
-          <w:b w:val="0"/>
-          <w:i w:val="0"/>
-          <w:color w:val="1A1A1A"/>
-          <w:sz w:val="16"/>
-          <w:rtl/>
-          <w:szCs w:val="16"/>
-        </w:rPr>
-        <w:t xml:space="preserve">سایر مهارت‌ها:  </w:t>
-      </w:r>
-      <w:r>
-        <w:rPr>
-          <w:rFonts w:ascii="Dana" w:hAnsi="Dana" w:cs="Dana"/>
-          <w:b w:val="0"/>
-          <w:i w:val="0"/>
-          <w:color w:val="1A1A1A"/>
-          <w:sz w:val="16"/>
-          <w:rtl/>
-          <w:szCs w:val="16"/>
-        </w:rPr>
-        <w:t>ویرایش علمی  •  نشر آکادمیک  •  LaTeX  •  Git  •  Docker</w:t>
-      </w:r>
-    </w:p>
-    <w:p>
-      <w:pPr>
-        <w:spacing w:before="40" w:after="40" w:line="197" w:lineRule="auto"/>
-        <w:bidi/>
-        <w:pBdr>
-          <w:bottom w:val="single" w:sz="5" w:space="2" w:color="333333"/>
-        </w:pBdr>
-      </w:pPr>
-      <w:r>
-        <w:rPr>
-          <w:rFonts w:ascii="Dana DemiBold" w:hAnsi="Dana DemiBold" w:cs="Dana DemiBold"/>
-          <w:b w:val="0"/>
-          <w:i w:val="0"/>
-          <w:color w:val="1A1A1A"/>
-          <w:sz w:val="17"/>
-          <w:rtl/>
-          <w:szCs w:val="18"/>
-        </w:rPr>
-        <w:t>نرم‌افزارها</w:t>
-      </w:r>
-    </w:p>
-    <w:p>
-      <w:pPr>
-        <w:spacing w:before="20" w:after="0" w:line="197" w:lineRule="auto"/>
-        <w:bidi/>
-        <w:jc w:val="both"/>
-      </w:pPr>
-      <w:r>
-        <w:rPr>
-          <w:rFonts w:ascii="Dana DemiBold" w:hAnsi="Dana DemiBold" w:cs="Dana DemiBold"/>
-          <w:b w:val="0"/>
-          <w:i w:val="0"/>
-          <w:color w:val="1A1A1A"/>
-          <w:sz w:val="16"/>
-          <w:rtl/>
-          <w:szCs w:val="16"/>
-        </w:rPr>
-        <w:t xml:space="preserve">نرم‌افزارهای زمین‌شناسی:  </w:t>
-      </w:r>
-      <w:r>
-        <w:rPr>
-          <w:rFonts w:ascii="Dana" w:hAnsi="Dana" w:cs="Dana"/>
-          <w:b w:val="0"/>
-          <w:i w:val="0"/>
-          <w:color w:val="1A1A1A"/>
-          <w:sz w:val="16"/>
-          <w:rtl/>
-          <w:szCs w:val="16"/>
-        </w:rPr>
-        <w:t>ArcGIS  •  QGIS  •  RockWorks  •  Surfer</w:t>
-      </w:r>
-    </w:p>
-    <w:p>
-      <w:pPr>
-        <w:spacing w:before="20" w:after="0" w:line="197" w:lineRule="auto"/>
-        <w:bidi/>
-        <w:jc w:val="both"/>
-      </w:pPr>
-      <w:r>
-        <w:rPr>
-          <w:rFonts w:ascii="Dana DemiBold" w:hAnsi="Dana DemiBold" w:cs="Dana DemiBold"/>
-          <w:b w:val="0"/>
-          <w:i w:val="0"/>
-          <w:color w:val="1A1A1A"/>
-          <w:sz w:val="16"/>
-          <w:rtl/>
-          <w:szCs w:val="16"/>
-        </w:rPr>
-        <w:t xml:space="preserve">فناوری‌های وب:  </w:t>
-      </w:r>
-      <w:r>
-        <w:rPr>
-          <w:rFonts w:ascii="Dana" w:hAnsi="Dana" w:cs="Dana"/>
-          <w:b w:val="0"/>
-          <w:i w:val="0"/>
-          <w:color w:val="1A1A1A"/>
-          <w:sz w:val="16"/>
-          <w:rtl/>
-          <w:szCs w:val="16"/>
-        </w:rPr>
-        <w:t>HTML5  •  CSS3  •  Bootstrap  •  WordPress  •  Laravel</w:t>
-      </w:r>
-    </w:p>
-    <w:p>
-      <w:pPr>
-        <w:spacing w:before="40" w:after="40" w:line="197" w:lineRule="auto"/>
-        <w:bidi/>
-        <w:pBdr>
-          <w:bottom w:val="single" w:sz="5" w:space="2" w:color="333333"/>
-        </w:pBdr>
-      </w:pPr>
-      <w:r>
-        <w:rPr>
-          <w:rFonts w:ascii="Dana DemiBold" w:hAnsi="Dana DemiBold" w:cs="Dana DemiBold"/>
-          <w:b w:val="0"/>
-          <w:i w:val="0"/>
-          <w:color w:val="1A1A1A"/>
-          <w:sz w:val="17"/>
-          <w:rtl/>
-          <w:szCs w:val="18"/>
-        </w:rPr>
-        <w:t>زبان‌ها</w:t>
-      </w:r>
-    </w:p>
-    <w:p>
-      <w:pPr>
-        <w:spacing w:before="0" w:after="60" w:line="197" w:lineRule="auto"/>
-        <w:bidi/>
-        <w:jc w:val="both"/>
-      </w:pPr>
-      <w:r>
-        <w:rPr>
-          <w:rFonts w:ascii="Dana" w:hAnsi="Dana" w:cs="Dana"/>
-          <w:b w:val="0"/>
-          <w:i w:val="0"/>
-          <w:color w:val="1A1A1A"/>
-          <w:sz w:val="16"/>
-          <w:rtl/>
-          <w:szCs w:val="16"/>
-        </w:rPr>
-        <w:t>فارسی – زبان مادری   |   انگلیسی – توانایی کاری حرفه‌ای</w:t>
-      </w:r>
-    </w:p>
-    <w:p>
-      <w:pPr>
-        <w:spacing w:before="40" w:after="40" w:line="197" w:lineRule="auto"/>
-        <w:bidi/>
-        <w:pBdr>
-          <w:bottom w:val="single" w:sz="5" w:space="2" w:color="333333"/>
-        </w:pBdr>
-      </w:pPr>
-      <w:r>
-        <w:rPr>
-          <w:rFonts w:ascii="Dana DemiBold" w:hAnsi="Dana DemiBold" w:cs="Dana DemiBold"/>
-          <w:b w:val="0"/>
-          <w:i w:val="0"/>
-          <w:color w:val="1A1A1A"/>
-          <w:sz w:val="17"/>
-          <w:rtl/>
-          <w:szCs w:val="18"/>
-        </w:rPr>
-        <w:t>عضویت‌های حرفه‌ای</w:t>
-      </w:r>
-    </w:p>
-    <w:p>
-      <w:pPr>
-        <w:spacing w:before="0" w:after="0" w:line="197" w:lineRule="auto"/>
+        <w:spacing w:before="0" w:after="0" w:line="240" w:lineRule="auto"/>
         <w:tabs>
           <w:tab w:pos="10318" w:val="right"/>
         </w:tabs>
@@ -1281,30 +1396,16 @@
           <w:b w:val="0"/>
           <w:i w:val="0"/>
           <w:color w:val="1A1A1A"/>
-          <w:sz w:val="17"/>
+          <w:sz w:val="19"/>
           <w:rtl/>
-          <w:szCs w:val="17"/>
+          <w:szCs w:val="19"/>
         </w:rPr>
-        <w:t>دبیر و مدیر وب‌سایت</w:t>
-      </w:r>
-      <w:r>
-        <w:rPr>
-          <w:rFonts w:ascii="Dana Light" w:hAnsi="Dana Light" w:cs="Dana Light"/>
-          <w:b w:val="0"/>
-          <w:i w:val="0"/>
-          <w:color w:val="6E6E6E"/>
-          <w:sz w:val="15"/>
-          <w:rtl/>
-          <w:szCs w:val="16"/>
-          <w:spacing w:val="-8"/>
-        </w:rPr>
-        <w:tab/>
-        <w:t>فروردین ۱۴۰۲ – اکنون</w:t>
+        <w:t>عضو اهدای عضو ایران</w:t>
       </w:r>
     </w:p>
     <w:p>
       <w:pPr>
-        <w:spacing w:before="0" w:after="0" w:line="197" w:lineRule="auto"/>
+        <w:spacing w:before="0" w:after="0" w:line="240" w:lineRule="auto"/>
         <w:bidi/>
         <w:jc w:val="both"/>
       </w:pPr>
@@ -1314,110 +1415,9 @@
           <w:b w:val="0"/>
           <w:i w:val="0"/>
           <w:color w:val="6E6E6E"/>
-          <w:sz w:val="16"/>
-          <w:rtl/>
-          <w:szCs w:val="16"/>
-        </w:rPr>
-        <w:t>انجمن زمین‌شناسی ایران</w:t>
-      </w:r>
-    </w:p>
-    <w:p>
-      <w:pPr>
-        <w:spacing w:before="0" w:after="0" w:line="197" w:lineRule="auto"/>
-        <w:tabs>
-          <w:tab w:pos="10318" w:val="right"/>
-        </w:tabs>
-        <w:bidi/>
-      </w:pPr>
-      <w:r>
-        <w:rPr>
-          <w:rFonts w:ascii="Dana DemiBold" w:hAnsi="Dana DemiBold" w:cs="Dana DemiBold"/>
-          <w:b w:val="0"/>
-          <w:i w:val="0"/>
-          <w:color w:val="1A1A1A"/>
           <w:sz w:val="17"/>
           <w:rtl/>
           <w:szCs w:val="17"/>
-        </w:rPr>
-        <w:t>عضو کمیته برگزاری</w:t>
-      </w:r>
-    </w:p>
-    <w:p>
-      <w:pPr>
-        <w:spacing w:before="0" w:after="0" w:line="197" w:lineRule="auto"/>
-        <w:bidi/>
-        <w:jc w:val="both"/>
-      </w:pPr>
-      <w:r>
-        <w:rPr>
-          <w:rFonts w:ascii="Dana Light" w:hAnsi="Dana Light" w:cs="Dana Light"/>
-          <w:b w:val="0"/>
-          <w:i w:val="0"/>
-          <w:color w:val="6E6E6E"/>
-          <w:sz w:val="16"/>
-          <w:rtl/>
-          <w:szCs w:val="16"/>
-        </w:rPr>
-        <w:t>پنج همایش ملی زمین‌شناسی انجمن زمین‌شناسی ایران</w:t>
-      </w:r>
-    </w:p>
-    <w:p>
-      <w:pPr>
-        <w:spacing w:before="40" w:after="40" w:line="197" w:lineRule="auto"/>
-        <w:bidi/>
-        <w:pBdr>
-          <w:bottom w:val="single" w:sz="5" w:space="2" w:color="333333"/>
-        </w:pBdr>
-      </w:pPr>
-      <w:r>
-        <w:rPr>
-          <w:rFonts w:ascii="Dana DemiBold" w:hAnsi="Dana DemiBold" w:cs="Dana DemiBold"/>
-          <w:b w:val="0"/>
-          <w:i w:val="0"/>
-          <w:color w:val="1A1A1A"/>
-          <w:sz w:val="17"/>
-          <w:rtl/>
-          <w:szCs w:val="18"/>
-        </w:rPr>
-        <w:t>فعالیت‌های داوطلبانه</w:t>
-      </w:r>
-    </w:p>
-    <w:p>
-      <w:pPr>
-        <w:spacing w:before="0" w:after="0" w:line="197" w:lineRule="auto"/>
-        <w:tabs>
-          <w:tab w:pos="10318" w:val="right"/>
-        </w:tabs>
-        <w:bidi/>
-      </w:pPr>
-      <w:r>
-        <w:rPr>
-          <w:rFonts w:ascii="Dana DemiBold" w:hAnsi="Dana DemiBold" w:cs="Dana DemiBold"/>
-          <w:b w:val="0"/>
-          <w:i w:val="0"/>
-          <w:color w:val="1A1A1A"/>
-          <w:sz w:val="17"/>
-          <w:rtl/>
-          <w:szCs w:val="17"/>
-        </w:rPr>
-        <w:t>عضو اهدای عضو ایران</w:t>
-      </w:r>
-    </w:p>
-    <w:p>
-      <w:pPr>
-        <w:spacing w:before="0" w:after="0" w:line="197" w:lineRule="auto"/>
-        <w:bidi/>
-        <w:jc w:val="both"/>
-      </w:pPr>
-      <w:r>
-        <w:rPr>
-          <w:rFonts w:ascii="Dana Light" w:hAnsi="Dana Light" w:cs="Dana Light"/>
-          <w:b w:val="0"/>
-          <w:i w:val="0"/>
-          <w:color w:val="6E6E6E"/>
-          <w:sz w:val="16"/>
-          <w:rtl/>
-          <w:szCs w:val="16"/>
         </w:rPr>
         <w:t>شماره عضویت متعاقباً اضافه می‌شود</w:t>
       </w:r>
@@ -1425,7 +1425,7 @@
     <w:sectPr>
       <w:footerReference w:type="default" r:id="rId11"/>
       <w:pgSz w:w="11906" w:h="16838"/>
-      <w:pgMar w:top="142" w:right="794" w:bottom="113" w:left="794" w:header="720" w:footer="45" w:gutter="0"/>
+      <w:pgMar w:top="340" w:right="794" w:bottom="283" w:left="794" w:header="720" w:footer="170" w:gutter="0"/>
       <w:cols w:space="720"/>
       <w:docGrid w:linePitch="360"/>
     </w:sectPr>
@@ -1452,7 +1452,7 @@
         <w:rtl/>
         <w:szCs w:val="13"/>
       </w:rPr>
-      <w:t>آخرین ویرایش: ۱۱ مرداد ۱۴۰۵</w:t>
+      <w:t>آخرین ویرایش: ۶ شهریور ۱۴۰۵</w:t>
     </w:r>
   </w:p>
 </w:ftr>
@@ -1824,8 +1824,8 @@
     <w:rPr>
       <w:rFonts w:ascii="Dana" w:hAnsi="Dana" w:cs="Dana"/>
       <w:color w:val="1A1A1A"/>
-      <w:sz w:val="16"/>
-      <w:szCs w:val="17"/>
+      <w:sz w:val="18"/>
+      <w:szCs w:val="18"/>
     </w:rPr>
   </w:style>
   <w:style w:type="paragraph" w:styleId="Header">

--- a/assets/files/Aria-CV-Fa.docx
+++ b/assets/files/Aria-CV-Fa.docx
@@ -32,10 +32,10 @@
           <w:rFonts w:ascii="Dana Medium" w:hAnsi="Dana Medium" w:cs="Dana Medium"/>
           <w:b w:val="0"/>
           <w:i w:val="0"/>
-          <w:color w:val="6E6E6E"/>
-          <w:sz w:val="19"/>
+          <w:color w:val="4D4D4D"/>
+          <w:sz w:val="21"/>
           <w:rtl/>
-          <w:szCs w:val="19"/>
+          <w:szCs w:val="21"/>
         </w:rPr>
         <w:t>دانش‌آموخته‌ی زمین‌شناسی</w:t>
       </w:r>
@@ -51,10 +51,10 @@
           <w:rFonts w:ascii="Dana Light" w:hAnsi="Dana Light" w:cs="Dana Light"/>
           <w:b w:val="0"/>
           <w:i w:val="0"/>
-          <w:color w:val="6E6E6E"/>
-          <w:sz w:val="16"/>
+          <w:color w:val="4D4D4D"/>
+          <w:sz w:val="21"/>
           <w:rtl/>
-          <w:szCs w:val="16"/>
+          <w:szCs w:val="21"/>
         </w:rPr>
         <w:t>تهران، ایران</w:t>
       </w:r>
@@ -63,10 +63,10 @@
           <w:rFonts w:ascii="Dana Light" w:hAnsi="Dana Light" w:cs="Dana Light"/>
           <w:b w:val="0"/>
           <w:i w:val="0"/>
-          <w:color w:val="6E6E6E"/>
-          <w:sz w:val="16"/>
+          <w:color w:val="4D4D4D"/>
+          <w:sz w:val="21"/>
           <w:rtl/>
-          <w:szCs w:val="16"/>
+          <w:szCs w:val="21"/>
         </w:rPr>
         <w:t xml:space="preserve">   |   </w:t>
       </w:r>
@@ -75,10 +75,10 @@
           <w:rFonts w:ascii="Dana Light" w:hAnsi="Dana Light" w:cs="Dana Light"/>
           <w:b w:val="0"/>
           <w:i w:val="0"/>
-          <w:color w:val="6E6E6E"/>
-          <w:sz w:val="16"/>
+          <w:color w:val="4D4D4D"/>
+          <w:sz w:val="21"/>
           <w:rtl/>
-          <w:szCs w:val="16"/>
+          <w:szCs w:val="21"/>
         </w:rPr>
         <w:t>mo.aria.am@gmail.com</w:t>
       </w:r>
@@ -87,10 +87,10 @@
           <w:rFonts w:ascii="Dana Light" w:hAnsi="Dana Light" w:cs="Dana Light"/>
           <w:b w:val="0"/>
           <w:i w:val="0"/>
-          <w:color w:val="6E6E6E"/>
-          <w:sz w:val="16"/>
+          <w:color w:val="4D4D4D"/>
+          <w:sz w:val="21"/>
           <w:rtl/>
-          <w:szCs w:val="16"/>
+          <w:szCs w:val="21"/>
         </w:rPr>
         <w:t xml:space="preserve">   |   </w:t>
       </w:r>
@@ -98,9 +98,9 @@
         <w:r>
           <w:rPr>
             <w:rFonts w:ascii="Dana Light" w:hAnsi="Dana Light" w:cs="Dana Light"/>
-            <w:sz w:val="16"/>
-            <w:szCs w:val="16"/>
-            <w:color w:val="6E6E6E"/>
+            <w:sz w:val="21"/>
+            <w:szCs w:val="21"/>
+            <w:color w:val="4D4D4D"/>
             <w:u w:val="none"/>
             <w:rtl/>
           </w:rPr>
@@ -112,10 +112,10 @@
           <w:rFonts w:ascii="Dana Light" w:hAnsi="Dana Light" w:cs="Dana Light"/>
           <w:b w:val="0"/>
           <w:i w:val="0"/>
-          <w:color w:val="6E6E6E"/>
-          <w:sz w:val="16"/>
+          <w:color w:val="4D4D4D"/>
+          <w:sz w:val="21"/>
           <w:rtl/>
-          <w:szCs w:val="16"/>
+          <w:szCs w:val="21"/>
         </w:rPr>
         <w:t xml:space="preserve">   |   </w:t>
       </w:r>
@@ -123,9 +123,9 @@
         <w:r>
           <w:rPr>
             <w:rFonts w:ascii="Dana Light" w:hAnsi="Dana Light" w:cs="Dana Light"/>
-            <w:sz w:val="16"/>
-            <w:szCs w:val="16"/>
-            <w:color w:val="6E6E6E"/>
+            <w:sz w:val="21"/>
+            <w:szCs w:val="21"/>
+            <w:color w:val="4D4D4D"/>
             <w:u w:val="none"/>
             <w:rtl/>
           </w:rPr>
@@ -147,9 +147,9 @@
           <w:b w:val="0"/>
           <w:i w:val="0"/>
           <w:color w:val="1F4E79"/>
-          <w:sz w:val="18"/>
+          <w:sz w:val="23"/>
           <w:rtl/>
-          <w:szCs w:val="19"/>
+          <w:szCs w:val="23"/>
         </w:rPr>
         <w:t>درباره‌من</w:t>
       </w:r>
@@ -166,9 +166,9 @@
           <w:b w:val="0"/>
           <w:i w:val="0"/>
           <w:color w:val="1A1A1A"/>
-          <w:sz w:val="18"/>
+          <w:sz w:val="21"/>
           <w:rtl/>
-          <w:szCs w:val="18"/>
+          <w:szCs w:val="21"/>
         </w:rPr>
         <w:t>من محمدآریا امینی، پژوهشگر، نویسنده و ویراستار علمی در حوزهٔ علوم زمین هستم. در کنار پژوهش و نگارش کتاب‌ها و نوشتارهای علمی، در زمینهٔ پردازش و تحلیل داده‌ها، برنامه‌نویسی علمی و رایانش با کارایی بالا (HPC) برای انجام پردازش‌ها و محاسبات علمی نیز فعالیت می‌کنم. همچنین در توسعهٔ نرم‌افزار، سامانه‌های لینوکسی، مدیریت سرورها و زیرساخت‌های رایانشی تجربه دارم و همواره می‌کوشم دانش زمین‌شناسی را با فناوری‌های نوین درهم آمیزم.</w:t>
       </w:r>
@@ -187,9 +187,9 @@
           <w:b w:val="0"/>
           <w:i w:val="0"/>
           <w:color w:val="1F4E79"/>
-          <w:sz w:val="18"/>
+          <w:sz w:val="23"/>
           <w:rtl/>
-          <w:szCs w:val="19"/>
+          <w:szCs w:val="23"/>
         </w:rPr>
         <w:t>علاقه‌مندی‌ها</w:t>
       </w:r>
@@ -206,9 +206,9 @@
           <w:b w:val="0"/>
           <w:i w:val="0"/>
           <w:color w:val="1A1A1A"/>
-          <w:sz w:val="18"/>
+          <w:sz w:val="21"/>
           <w:rtl/>
-          <w:szCs w:val="18"/>
+          <w:szCs w:val="21"/>
         </w:rPr>
         <w:t>علاقه‌مندی‌های پژوهشی و حرفه‌ای من در پیوند میان علوم زمین و فناوری‌های نوین شکل گرفته است. به پژوهش در شاخه‌های گوناگون زمین‌شناسی، نگارش و ویراستاری علمی، تاریخ علوم زمین و انتشار آثار پژوهشی علاقه‌مندم. همچنین به پردازش و تحلیل داده‌های ریاضیات محض، شیمی مولکولی و زمین‌شناسی، رایانش با کارایی بالا (HPC)، برنامه‌نویسی علمی و به‌کارگیری روش‌های محاسباتی در حل مسائل پژوهشی گرایش ویژه‌ای دارم. در کنار این زمینه‌ها، به هوش مصنوعی و یادگیری ماشین در علوم زمین و شاخه‌های مرتبط با آن، سامانه‌های لینوکسی، مدیریت سرورها و زیرساخت‌های رایانشی نیز علاقه‌مندم. افزون بر این، در برخی از پروژه‌های پژوهشی از نرم‌افزارهای تخصصی زمین‌شناسی و علوم مکانی، از جمله ArcGIS، QGIS، Petrel، ENVI و ERDAS IMAGINE و دیگر نرم‌افزارهای مرتبط با سامانه‌های اطلاعات جغرافیایی (GIS)، سنجش از دور (Remote Sensing) و مدل‌سازی زمین‌شناسی بهره می‌برم و همواره در پی گسترش دانش و مهارت خود در این ابزارها هستم.</w:t>
       </w:r>
@@ -227,9 +227,9 @@
           <w:b w:val="0"/>
           <w:i w:val="0"/>
           <w:color w:val="1F4E79"/>
-          <w:sz w:val="18"/>
+          <w:sz w:val="23"/>
           <w:rtl/>
-          <w:szCs w:val="19"/>
+          <w:szCs w:val="23"/>
         </w:rPr>
         <w:t>تحصیلات</w:t>
       </w:r>
@@ -248,9 +248,9 @@
           <w:b w:val="0"/>
           <w:i w:val="0"/>
           <w:color w:val="1A1A1A"/>
-          <w:sz w:val="19"/>
+          <w:sz w:val="21"/>
           <w:rtl/>
-          <w:szCs w:val="19"/>
+          <w:szCs w:val="21"/>
         </w:rPr>
         <w:t>کارشناسی زمین‌شناسی</w:t>
       </w:r>
@@ -259,14 +259,14 @@
           <w:rFonts w:ascii="Dana Light" w:hAnsi="Dana Light" w:cs="Dana Light"/>
           <w:b w:val="0"/>
           <w:i w:val="0"/>
-          <w:color w:val="6E6E6E"/>
-          <w:sz w:val="16"/>
+          <w:color w:val="4D4D4D"/>
+          <w:sz w:val="21"/>
           <w:rtl/>
-          <w:szCs w:val="17"/>
+          <w:szCs w:val="21"/>
           <w:spacing w:val="-3"/>
         </w:rPr>
         <w:tab/>
-        <w:t>۱۴۰۱ – ۱۴۰۵</w:t>
+        <w:t>۱۴۰۱ - ۱۴۰۵</w:t>
       </w:r>
     </w:p>
     <w:p>
@@ -280,10 +280,10 @@
           <w:rFonts w:ascii="Dana Light" w:hAnsi="Dana Light" w:cs="Dana Light"/>
           <w:b w:val="0"/>
           <w:i w:val="0"/>
-          <w:color w:val="6E6E6E"/>
-          <w:sz w:val="17"/>
+          <w:color w:val="4D4D4D"/>
+          <w:sz w:val="21"/>
           <w:rtl/>
-          <w:szCs w:val="17"/>
+          <w:szCs w:val="21"/>
         </w:rPr>
         <w:t>دانشگاه گلستان، دانشکده علوم زمین، گرگان، ایران</w:t>
       </w:r>
@@ -300,12 +300,12 @@
           <w:rFonts w:ascii="Dana Light" w:hAnsi="Dana Light" w:cs="Dana Light"/>
           <w:b w:val="0"/>
           <w:i w:val="0"/>
-          <w:color w:val="333333"/>
-          <w:sz w:val="17"/>
+          <w:color w:val="1A1A1A"/>
+          <w:sz w:val="21"/>
           <w:rtl/>
-          <w:szCs w:val="17"/>
+          <w:szCs w:val="21"/>
         </w:rPr>
-        <w:t>– رتبه‌ی نخست ورودی کارشناسی با معدل گرید A</w:t>
+        <w:t>- رتبه‌ی نخست ورودی کارشناسی با معدل گرید A</w:t>
       </w:r>
     </w:p>
     <w:p>
@@ -320,12 +320,12 @@
           <w:rFonts w:ascii="Dana Light" w:hAnsi="Dana Light" w:cs="Dana Light"/>
           <w:b w:val="0"/>
           <w:i w:val="0"/>
-          <w:color w:val="333333"/>
-          <w:sz w:val="17"/>
+          <w:color w:val="1A1A1A"/>
+          <w:sz w:val="21"/>
           <w:rtl/>
-          <w:szCs w:val="17"/>
+          <w:szCs w:val="21"/>
         </w:rPr>
-        <w:t>– فراغت از تحصیل در هفت نیم‌سال – یک نیم‌سال زودتر از برنامه‌ی استاندارد</w:t>
+        <w:t>- فراغت از تحصیل در هفت نیم‌سال - یک نیم‌سال زودتر از برنامه‌ی استاندارد</w:t>
       </w:r>
     </w:p>
     <w:p>
@@ -340,12 +340,12 @@
           <w:rFonts w:ascii="Dana Light" w:hAnsi="Dana Light" w:cs="Dana Light"/>
           <w:b w:val="0"/>
           <w:i w:val="0"/>
-          <w:color w:val="333333"/>
-          <w:sz w:val="17"/>
+          <w:color w:val="1A1A1A"/>
+          <w:sz w:val="21"/>
           <w:rtl/>
-          <w:szCs w:val="17"/>
+          <w:szCs w:val="21"/>
         </w:rPr>
-        <w:t>– گذراندن ۶ ترم از ۷ ترم در دانشگاه شهید بهشتی تهران</w:t>
+        <w:t>- گذراندن ۶ ترم از ۷ ترم در دانشگاه شهید بهشتی تهران</w:t>
       </w:r>
     </w:p>
     <w:p>
@@ -362,9 +362,9 @@
           <w:b w:val="0"/>
           <w:i w:val="0"/>
           <w:color w:val="1A1A1A"/>
-          <w:sz w:val="19"/>
+          <w:sz w:val="21"/>
           <w:rtl/>
-          <w:szCs w:val="19"/>
+          <w:szCs w:val="21"/>
         </w:rPr>
         <w:t>دیپلم علوم تجربی</w:t>
       </w:r>
@@ -373,14 +373,14 @@
           <w:rFonts w:ascii="Dana Light" w:hAnsi="Dana Light" w:cs="Dana Light"/>
           <w:b w:val="0"/>
           <w:i w:val="0"/>
-          <w:color w:val="6E6E6E"/>
-          <w:sz w:val="16"/>
+          <w:color w:val="4D4D4D"/>
+          <w:sz w:val="21"/>
           <w:rtl/>
-          <w:szCs w:val="17"/>
+          <w:szCs w:val="21"/>
           <w:spacing w:val="-3"/>
         </w:rPr>
         <w:tab/>
-        <w:t>۱۳۹۶ – ۱۳۹۹</w:t>
+        <w:t>۱۳۹۶ - ۱۳۹۹</w:t>
       </w:r>
     </w:p>
     <w:p>
@@ -394,10 +394,10 @@
           <w:rFonts w:ascii="Dana Light" w:hAnsi="Dana Light" w:cs="Dana Light"/>
           <w:b w:val="0"/>
           <w:i w:val="0"/>
-          <w:color w:val="6E6E6E"/>
-          <w:sz w:val="17"/>
+          <w:color w:val="4D4D4D"/>
+          <w:sz w:val="21"/>
           <w:rtl/>
-          <w:szCs w:val="17"/>
+          <w:szCs w:val="21"/>
         </w:rPr>
         <w:t>دبیرستان استعداد درخشان شهید بهشتی (سَمپاد)، اهواز، ایران</w:t>
       </w:r>
@@ -416,9 +416,9 @@
           <w:b w:val="0"/>
           <w:i w:val="0"/>
           <w:color w:val="1F4E79"/>
-          <w:sz w:val="18"/>
+          <w:sz w:val="23"/>
           <w:rtl/>
-          <w:szCs w:val="19"/>
+          <w:szCs w:val="23"/>
         </w:rPr>
         <w:t>تجربه حرفه‌ای</w:t>
       </w:r>
@@ -434,9 +434,9 @@
           <w:b w:val="0"/>
           <w:i w:val="0"/>
           <w:color w:val="1A1A1A"/>
-          <w:sz w:val="18"/>
+          <w:sz w:val="21"/>
           <w:rtl/>
-          <w:szCs w:val="18"/>
+          <w:szCs w:val="21"/>
         </w:rPr>
         <w:t>شرکت خدمات نرم‌افزاری و سخت‌افزاری هوشمند افزار خلاق (وَرجاوَند)</w:t>
       </w:r>
@@ -454,10 +454,10 @@
           <w:rFonts w:ascii="Dana Light" w:hAnsi="Dana Light" w:cs="Dana Light"/>
           <w:b w:val="0"/>
           <w:i w:val="0"/>
-          <w:color w:val="1A1A1A"/>
-          <w:sz w:val="19"/>
+          <w:color w:val="4D4D4D"/>
+          <w:sz w:val="21"/>
           <w:rtl/>
-          <w:szCs w:val="19"/>
+          <w:szCs w:val="21"/>
         </w:rPr>
         <w:t>مدیرعامل و رئیس هیئت مدیره</w:t>
       </w:r>
@@ -466,14 +466,14 @@
           <w:rFonts w:ascii="Dana Light" w:hAnsi="Dana Light" w:cs="Dana Light"/>
           <w:b w:val="0"/>
           <w:i w:val="0"/>
-          <w:color w:val="6E6E6E"/>
-          <w:sz w:val="16"/>
+          <w:color w:val="4D4D4D"/>
+          <w:sz w:val="21"/>
           <w:rtl/>
-          <w:szCs w:val="17"/>
+          <w:szCs w:val="21"/>
           <w:spacing w:val="-3"/>
         </w:rPr>
         <w:tab/>
-        <w:t>تیر ۱۴۰۴ – اکنون</w:t>
+        <w:t>تیر ۱۴۰۴ - اکنون</w:t>
       </w:r>
     </w:p>
     <w:p>
@@ -487,9 +487,9 @@
           <w:b w:val="0"/>
           <w:i w:val="0"/>
           <w:color w:val="1A1A1A"/>
-          <w:sz w:val="18"/>
+          <w:sz w:val="21"/>
           <w:rtl/>
-          <w:szCs w:val="18"/>
+          <w:szCs w:val="21"/>
         </w:rPr>
         <w:t>انتشارات آرین زمین</w:t>
       </w:r>
@@ -507,10 +507,10 @@
           <w:rFonts w:ascii="Dana Light" w:hAnsi="Dana Light" w:cs="Dana Light"/>
           <w:b w:val="0"/>
           <w:i w:val="0"/>
-          <w:color w:val="1A1A1A"/>
-          <w:sz w:val="19"/>
+          <w:color w:val="4D4D4D"/>
+          <w:sz w:val="21"/>
           <w:rtl/>
-          <w:szCs w:val="19"/>
+          <w:szCs w:val="21"/>
         </w:rPr>
         <w:t>کارشناس و پژوهشگر انتشارات</w:t>
       </w:r>
@@ -519,14 +519,14 @@
           <w:rFonts w:ascii="Dana Light" w:hAnsi="Dana Light" w:cs="Dana Light"/>
           <w:b w:val="0"/>
           <w:i w:val="0"/>
-          <w:color w:val="6E6E6E"/>
-          <w:sz w:val="16"/>
+          <w:color w:val="4D4D4D"/>
+          <w:sz w:val="21"/>
           <w:rtl/>
-          <w:szCs w:val="17"/>
+          <w:szCs w:val="21"/>
           <w:spacing w:val="-3"/>
         </w:rPr>
         <w:tab/>
-        <w:t>اسفند ۱۴۰۱ – فروردین ۱۴۰۵</w:t>
+        <w:t>اسفند ۱۴۰۱ - فروردین ۱۴۰۵</w:t>
       </w:r>
     </w:p>
     <w:p>
@@ -542,10 +542,10 @@
           <w:rFonts w:ascii="Dana Light" w:hAnsi="Dana Light" w:cs="Dana Light"/>
           <w:b w:val="0"/>
           <w:i w:val="0"/>
-          <w:color w:val="1A1A1A"/>
-          <w:sz w:val="19"/>
+          <w:color w:val="4D4D4D"/>
+          <w:sz w:val="21"/>
           <w:rtl/>
-          <w:szCs w:val="19"/>
+          <w:szCs w:val="21"/>
         </w:rPr>
         <w:t>مدیر انتشارات</w:t>
       </w:r>
@@ -554,14 +554,14 @@
           <w:rFonts w:ascii="Dana Light" w:hAnsi="Dana Light" w:cs="Dana Light"/>
           <w:b w:val="0"/>
           <w:i w:val="0"/>
-          <w:color w:val="6E6E6E"/>
-          <w:sz w:val="16"/>
+          <w:color w:val="4D4D4D"/>
+          <w:sz w:val="21"/>
           <w:rtl/>
-          <w:szCs w:val="17"/>
+          <w:szCs w:val="21"/>
           <w:spacing w:val="-3"/>
         </w:rPr>
         <w:tab/>
-        <w:t>فروردین ۱۴۰۵ – اکنون</w:t>
+        <w:t>فروردین ۱۴۰۵ - اکنون</w:t>
       </w:r>
     </w:p>
     <w:p>
@@ -575,9 +575,9 @@
           <w:b w:val="0"/>
           <w:i w:val="0"/>
           <w:color w:val="1A1A1A"/>
-          <w:sz w:val="18"/>
+          <w:sz w:val="21"/>
           <w:rtl/>
-          <w:szCs w:val="18"/>
+          <w:szCs w:val="21"/>
         </w:rPr>
         <w:t>دانشگاه شهید بهشتی، تهران</w:t>
       </w:r>
@@ -595,10 +595,10 @@
           <w:rFonts w:ascii="Dana Light" w:hAnsi="Dana Light" w:cs="Dana Light"/>
           <w:b w:val="0"/>
           <w:i w:val="0"/>
-          <w:color w:val="1A1A1A"/>
-          <w:sz w:val="19"/>
+          <w:color w:val="4D4D4D"/>
+          <w:sz w:val="21"/>
           <w:rtl/>
-          <w:szCs w:val="19"/>
+          <w:szCs w:val="21"/>
         </w:rPr>
         <w:t>همکار پژوهشی</w:t>
       </w:r>
@@ -607,14 +607,14 @@
           <w:rFonts w:ascii="Dana Light" w:hAnsi="Dana Light" w:cs="Dana Light"/>
           <w:b w:val="0"/>
           <w:i w:val="0"/>
-          <w:color w:val="6E6E6E"/>
-          <w:sz w:val="16"/>
+          <w:color w:val="4D4D4D"/>
+          <w:sz w:val="21"/>
           <w:rtl/>
-          <w:szCs w:val="17"/>
+          <w:szCs w:val="21"/>
           <w:spacing w:val="-3"/>
         </w:rPr>
         <w:tab/>
-        <w:t>بهمن ۱۴۰۳ – اکنون</w:t>
+        <w:t>بهمن ۱۴۰۳ - اکنون</w:t>
       </w:r>
     </w:p>
     <w:p>
@@ -630,10 +630,10 @@
           <w:rFonts w:ascii="Dana Light" w:hAnsi="Dana Light" w:cs="Dana Light"/>
           <w:b w:val="0"/>
           <w:i w:val="0"/>
-          <w:color w:val="1A1A1A"/>
-          <w:sz w:val="19"/>
+          <w:color w:val="4D4D4D"/>
+          <w:sz w:val="21"/>
           <w:rtl/>
-          <w:szCs w:val="19"/>
+          <w:szCs w:val="21"/>
         </w:rPr>
         <w:t>مدیر فنی سیستم ابررایانه سرمد</w:t>
       </w:r>
@@ -642,14 +642,14 @@
           <w:rFonts w:ascii="Dana Light" w:hAnsi="Dana Light" w:cs="Dana Light"/>
           <w:b w:val="0"/>
           <w:i w:val="0"/>
-          <w:color w:val="6E6E6E"/>
-          <w:sz w:val="16"/>
+          <w:color w:val="4D4D4D"/>
+          <w:sz w:val="21"/>
           <w:rtl/>
-          <w:szCs w:val="17"/>
+          <w:szCs w:val="21"/>
           <w:spacing w:val="-3"/>
         </w:rPr>
         <w:tab/>
-        <w:t>بهمن ۱۴۰۳ – مرداد ۱۴۰۵</w:t>
+        <w:t>بهمن ۱۴۰۳ - مرداد ۱۴۰۵</w:t>
       </w:r>
     </w:p>
     <w:p>
@@ -663,9 +663,9 @@
           <w:b w:val="0"/>
           <w:i w:val="0"/>
           <w:color w:val="1A1A1A"/>
-          <w:sz w:val="18"/>
+          <w:sz w:val="21"/>
           <w:rtl/>
-          <w:szCs w:val="18"/>
+          <w:szCs w:val="21"/>
         </w:rPr>
         <w:t>موسسه پژوهشی زمین‌شناسی پارس آرین زمین</w:t>
       </w:r>
@@ -683,10 +683,10 @@
           <w:rFonts w:ascii="Dana Light" w:hAnsi="Dana Light" w:cs="Dana Light"/>
           <w:b w:val="0"/>
           <w:i w:val="0"/>
-          <w:color w:val="1A1A1A"/>
-          <w:sz w:val="19"/>
+          <w:color w:val="4D4D4D"/>
+          <w:sz w:val="21"/>
           <w:rtl/>
-          <w:szCs w:val="19"/>
+          <w:szCs w:val="21"/>
         </w:rPr>
         <w:t>کارشناس زمین‌شناس</w:t>
       </w:r>
@@ -695,14 +695,14 @@
           <w:rFonts w:ascii="Dana Light" w:hAnsi="Dana Light" w:cs="Dana Light"/>
           <w:b w:val="0"/>
           <w:i w:val="0"/>
-          <w:color w:val="6E6E6E"/>
-          <w:sz w:val="16"/>
+          <w:color w:val="4D4D4D"/>
+          <w:sz w:val="21"/>
           <w:rtl/>
-          <w:szCs w:val="17"/>
+          <w:szCs w:val="21"/>
           <w:spacing w:val="-3"/>
         </w:rPr>
         <w:tab/>
-        <w:t>بهمن ۱۴۰۱ – اکنون</w:t>
+        <w:t>بهمن ۱۴۰۱ - اکنون</w:t>
       </w:r>
     </w:p>
     <w:p>
@@ -716,9 +716,9 @@
           <w:b w:val="0"/>
           <w:i w:val="0"/>
           <w:color w:val="1A1A1A"/>
-          <w:sz w:val="18"/>
+          <w:sz w:val="21"/>
           <w:rtl/>
-          <w:szCs w:val="18"/>
+          <w:szCs w:val="21"/>
         </w:rPr>
         <w:t>شرکت توسعه دانش و هنر گوهرشناسی (جِمسا) - دانش‌بنیان</w:t>
       </w:r>
@@ -736,10 +736,10 @@
           <w:rFonts w:ascii="Dana Light" w:hAnsi="Dana Light" w:cs="Dana Light"/>
           <w:b w:val="0"/>
           <w:i w:val="0"/>
-          <w:color w:val="1A1A1A"/>
-          <w:sz w:val="19"/>
+          <w:color w:val="4D4D4D"/>
+          <w:sz w:val="21"/>
           <w:rtl/>
-          <w:szCs w:val="19"/>
+          <w:szCs w:val="21"/>
         </w:rPr>
         <w:t>مدیر تحقیق و توسعه (R&amp;D)</w:t>
       </w:r>
@@ -748,14 +748,14 @@
           <w:rFonts w:ascii="Dana Light" w:hAnsi="Dana Light" w:cs="Dana Light"/>
           <w:b w:val="0"/>
           <w:i w:val="0"/>
-          <w:color w:val="6E6E6E"/>
-          <w:sz w:val="16"/>
+          <w:color w:val="4D4D4D"/>
+          <w:sz w:val="21"/>
           <w:rtl/>
-          <w:szCs w:val="17"/>
+          <w:szCs w:val="21"/>
           <w:spacing w:val="-3"/>
         </w:rPr>
         <w:tab/>
-        <w:t>شهریور ۱۴۰۳ – فروردین ۱۴۰۴</w:t>
+        <w:t>شهریور ۱۴۰۳ - فروردین ۱۴۰۴</w:t>
       </w:r>
     </w:p>
     <w:p>
@@ -772,9 +772,9 @@
           <w:b w:val="0"/>
           <w:i w:val="0"/>
           <w:color w:val="1F4E79"/>
-          <w:sz w:val="18"/>
+          <w:sz w:val="23"/>
           <w:rtl/>
-          <w:szCs w:val="19"/>
+          <w:szCs w:val="23"/>
         </w:rPr>
         <w:t>کتاب‌ها</w:t>
       </w:r>
@@ -791,9 +791,9 @@
           <w:b w:val="0"/>
           <w:i w:val="0"/>
           <w:color w:val="1A1A1A"/>
-          <w:sz w:val="17"/>
+          <w:sz w:val="21"/>
           <w:rtl/>
-          <w:szCs w:val="18"/>
+          <w:szCs w:val="21"/>
         </w:rPr>
         <w:t>قربانی، م. و امینی، م. آ. (۱۴۰۴). تاریخ‌نگاری دانش علوم‌زمین در ایران: با معرفی شماری از پیشگامان معاصر.</w:t>
       </w:r>
@@ -808,10 +808,10 @@
           <w:rFonts w:ascii="Dana Light" w:hAnsi="Dana Light" w:cs="Dana Light"/>
           <w:b w:val="0"/>
           <w:i w:val="0"/>
-          <w:color w:val="6E6E6E"/>
-          <w:sz w:val="16"/>
+          <w:color w:val="4D4D4D"/>
+          <w:sz w:val="21"/>
           <w:rtl/>
-          <w:szCs w:val="17"/>
+          <w:szCs w:val="21"/>
         </w:rPr>
         <w:t>نویسنده همکار</w:t>
       </w:r>
@@ -826,8 +826,8 @@
           <w:rFonts w:ascii="Dana Light" w:hAnsi="Dana Light" w:cs="Dana Light"/>
           <w:b w:val="0"/>
           <w:i w:val="0"/>
-          <w:color w:val="A8A8A8"/>
-          <w:sz w:val="15"/>
+          <w:color w:val="4D4D4D"/>
+          <w:sz w:val="16"/>
           <w:rtl/>
           <w:szCs w:val="16"/>
         </w:rPr>
@@ -838,8 +838,8 @@
           <w:rFonts w:ascii="Dana Light" w:hAnsi="Dana Light" w:cs="Dana Light"/>
           <w:b w:val="0"/>
           <w:i w:val="0"/>
-          <w:color w:val="A8A8A8"/>
-          <w:sz w:val="15"/>
+          <w:color w:val="4D4D4D"/>
+          <w:sz w:val="16"/>
           <w:szCs w:val="16"/>
         </w:rPr>
         <w:t>978-600-6058-43-6</w:t>
@@ -857,9 +857,9 @@
           <w:b w:val="0"/>
           <w:i w:val="0"/>
           <w:color w:val="1A1A1A"/>
-          <w:sz w:val="17"/>
+          <w:sz w:val="21"/>
           <w:rtl/>
-          <w:szCs w:val="18"/>
+          <w:szCs w:val="21"/>
         </w:rPr>
         <w:t>فتحی، ت. (۱۴۰۵). هیدروژئولوژی آلودگی نفتی: جنبه‌های زمین‌شناسی، زیست‌محیطی، حقوقی و مدل‌های پاک‌سازی آب‌های زیرزمینی آلوده.</w:t>
       </w:r>
@@ -874,10 +874,10 @@
           <w:rFonts w:ascii="Dana Light" w:hAnsi="Dana Light" w:cs="Dana Light"/>
           <w:b w:val="0"/>
           <w:i w:val="0"/>
-          <w:color w:val="6E6E6E"/>
-          <w:sz w:val="16"/>
+          <w:color w:val="4D4D4D"/>
+          <w:sz w:val="21"/>
           <w:rtl/>
-          <w:szCs w:val="17"/>
+          <w:szCs w:val="21"/>
         </w:rPr>
         <w:t>ویراستار علمی</w:t>
       </w:r>
@@ -892,8 +892,8 @@
           <w:rFonts w:ascii="Dana Light" w:hAnsi="Dana Light" w:cs="Dana Light"/>
           <w:b w:val="0"/>
           <w:i w:val="0"/>
-          <w:color w:val="A8A8A8"/>
-          <w:sz w:val="15"/>
+          <w:color w:val="4D4D4D"/>
+          <w:sz w:val="16"/>
           <w:rtl/>
           <w:szCs w:val="16"/>
         </w:rPr>
@@ -904,8 +904,8 @@
           <w:rFonts w:ascii="Dana Light" w:hAnsi="Dana Light" w:cs="Dana Light"/>
           <w:b w:val="0"/>
           <w:i w:val="0"/>
-          <w:color w:val="A8A8A8"/>
-          <w:sz w:val="15"/>
+          <w:color w:val="4D4D4D"/>
+          <w:sz w:val="16"/>
           <w:szCs w:val="16"/>
         </w:rPr>
       </w:r>
@@ -922,9 +922,9 @@
           <w:b w:val="0"/>
           <w:i w:val="0"/>
           <w:color w:val="1A1A1A"/>
-          <w:sz w:val="17"/>
+          <w:sz w:val="21"/>
           <w:rtl/>
-          <w:szCs w:val="18"/>
+          <w:szCs w:val="21"/>
         </w:rPr>
         <w:t>مومن‌زاده، م. (۱۴۰۴). شهر افسانه‌ای زابل: شهر سوخته.</w:t>
       </w:r>
@@ -939,10 +939,10 @@
           <w:rFonts w:ascii="Dana Light" w:hAnsi="Dana Light" w:cs="Dana Light"/>
           <w:b w:val="0"/>
           <w:i w:val="0"/>
-          <w:color w:val="6E6E6E"/>
-          <w:sz w:val="16"/>
+          <w:color w:val="4D4D4D"/>
+          <w:sz w:val="21"/>
           <w:rtl/>
-          <w:szCs w:val="17"/>
+          <w:szCs w:val="21"/>
         </w:rPr>
         <w:t>ویراستار</w:t>
       </w:r>
@@ -957,8 +957,8 @@
           <w:rFonts w:ascii="Dana Light" w:hAnsi="Dana Light" w:cs="Dana Light"/>
           <w:b w:val="0"/>
           <w:i w:val="0"/>
-          <w:color w:val="A8A8A8"/>
-          <w:sz w:val="15"/>
+          <w:color w:val="4D4D4D"/>
+          <w:sz w:val="16"/>
           <w:rtl/>
           <w:szCs w:val="16"/>
         </w:rPr>
@@ -969,8 +969,8 @@
           <w:rFonts w:ascii="Dana Light" w:hAnsi="Dana Light" w:cs="Dana Light"/>
           <w:b w:val="0"/>
           <w:i w:val="0"/>
-          <w:color w:val="A8A8A8"/>
-          <w:sz w:val="15"/>
+          <w:color w:val="4D4D4D"/>
+          <w:sz w:val="16"/>
           <w:szCs w:val="16"/>
         </w:rPr>
       </w:r>
@@ -987,9 +987,9 @@
           <w:b w:val="0"/>
           <w:i w:val="0"/>
           <w:color w:val="1A1A1A"/>
-          <w:sz w:val="17"/>
+          <w:sz w:val="21"/>
           <w:rtl/>
-          <w:szCs w:val="18"/>
+          <w:szCs w:val="21"/>
         </w:rPr>
         <w:t>سلماتی، ر. (۱۴۰۴). راهنمای جامع نقشه‌برداری زمین‌شناسی در مقیاس ۱:۵۰۰۰۰ و بزرگ‌تر.</w:t>
       </w:r>
@@ -1004,10 +1004,10 @@
           <w:rFonts w:ascii="Dana Light" w:hAnsi="Dana Light" w:cs="Dana Light"/>
           <w:b w:val="0"/>
           <w:i w:val="0"/>
-          <w:color w:val="6E6E6E"/>
-          <w:sz w:val="16"/>
+          <w:color w:val="4D4D4D"/>
+          <w:sz w:val="21"/>
           <w:rtl/>
-          <w:szCs w:val="17"/>
+          <w:szCs w:val="21"/>
         </w:rPr>
         <w:t>ویراستار</w:t>
       </w:r>
@@ -1022,8 +1022,8 @@
           <w:rFonts w:ascii="Dana Light" w:hAnsi="Dana Light" w:cs="Dana Light"/>
           <w:b w:val="0"/>
           <w:i w:val="0"/>
-          <w:color w:val="A8A8A8"/>
-          <w:sz w:val="15"/>
+          <w:color w:val="4D4D4D"/>
+          <w:sz w:val="16"/>
           <w:rtl/>
           <w:szCs w:val="16"/>
         </w:rPr>
@@ -1034,8 +1034,8 @@
           <w:rFonts w:ascii="Dana Light" w:hAnsi="Dana Light" w:cs="Dana Light"/>
           <w:b w:val="0"/>
           <w:i w:val="0"/>
-          <w:color w:val="A8A8A8"/>
-          <w:sz w:val="15"/>
+          <w:color w:val="4D4D4D"/>
+          <w:sz w:val="16"/>
           <w:szCs w:val="16"/>
         </w:rPr>
       </w:r>
@@ -1054,9 +1054,9 @@
           <w:b w:val="0"/>
           <w:i w:val="0"/>
           <w:color w:val="1F4E79"/>
-          <w:sz w:val="18"/>
+          <w:sz w:val="23"/>
           <w:rtl/>
-          <w:szCs w:val="19"/>
+          <w:szCs w:val="23"/>
         </w:rPr>
         <w:t>مهارت‌ها</w:t>
       </w:r>
@@ -1073,9 +1073,9 @@
           <w:b w:val="0"/>
           <w:i w:val="0"/>
           <w:color w:val="1A1A1A"/>
-          <w:sz w:val="17"/>
+          <w:sz w:val="21"/>
           <w:rtl/>
-          <w:szCs w:val="18"/>
+          <w:szCs w:val="21"/>
         </w:rPr>
         <w:t xml:space="preserve">زبان‌های برنامه‌نویسی:  </w:t>
       </w:r>
@@ -1085,9 +1085,9 @@
           <w:b w:val="0"/>
           <w:i w:val="0"/>
           <w:color w:val="1A1A1A"/>
-          <w:sz w:val="17"/>
+          <w:sz w:val="21"/>
           <w:rtl/>
-          <w:szCs w:val="18"/>
+          <w:szCs w:val="21"/>
         </w:rPr>
         <w:t>Python  •  JavaScript  •  PHP  •  C#  •  SQL</w:t>
       </w:r>
@@ -1104,9 +1104,9 @@
           <w:b w:val="0"/>
           <w:i w:val="0"/>
           <w:color w:val="1A1A1A"/>
-          <w:sz w:val="17"/>
+          <w:sz w:val="21"/>
           <w:rtl/>
-          <w:szCs w:val="18"/>
+          <w:szCs w:val="21"/>
         </w:rPr>
         <w:t xml:space="preserve">سایر مهارت‌ها:  </w:t>
       </w:r>
@@ -1116,9 +1116,9 @@
           <w:b w:val="0"/>
           <w:i w:val="0"/>
           <w:color w:val="1A1A1A"/>
-          <w:sz w:val="17"/>
+          <w:sz w:val="21"/>
           <w:rtl/>
-          <w:szCs w:val="18"/>
+          <w:szCs w:val="21"/>
         </w:rPr>
         <w:t>ویرایش علمی  •  نشر آکادمیک  •  LaTeX  •  Git  •  Docker</w:t>
       </w:r>
@@ -1137,9 +1137,9 @@
           <w:b w:val="0"/>
           <w:i w:val="0"/>
           <w:color w:val="1F4E79"/>
-          <w:sz w:val="18"/>
+          <w:sz w:val="23"/>
           <w:rtl/>
-          <w:szCs w:val="19"/>
+          <w:szCs w:val="23"/>
         </w:rPr>
         <w:t>نرم‌افزارها</w:t>
       </w:r>
@@ -1156,9 +1156,9 @@
           <w:b w:val="0"/>
           <w:i w:val="0"/>
           <w:color w:val="1A1A1A"/>
-          <w:sz w:val="17"/>
+          <w:sz w:val="21"/>
           <w:rtl/>
-          <w:szCs w:val="18"/>
+          <w:szCs w:val="21"/>
         </w:rPr>
         <w:t xml:space="preserve">نرم‌افزارهای زمین‌شناسی:  </w:t>
       </w:r>
@@ -1168,9 +1168,9 @@
           <w:b w:val="0"/>
           <w:i w:val="0"/>
           <w:color w:val="1A1A1A"/>
-          <w:sz w:val="17"/>
+          <w:sz w:val="21"/>
           <w:rtl/>
-          <w:szCs w:val="18"/>
+          <w:szCs w:val="21"/>
         </w:rPr>
         <w:t>ArcGIS  •  QGIS  •  RockWorks  •  Surfer</w:t>
       </w:r>
@@ -1187,9 +1187,9 @@
           <w:b w:val="0"/>
           <w:i w:val="0"/>
           <w:color w:val="1A1A1A"/>
-          <w:sz w:val="17"/>
+          <w:sz w:val="21"/>
           <w:rtl/>
-          <w:szCs w:val="18"/>
+          <w:szCs w:val="21"/>
         </w:rPr>
         <w:t xml:space="preserve">فناوری‌های وب:  </w:t>
       </w:r>
@@ -1199,9 +1199,9 @@
           <w:b w:val="0"/>
           <w:i w:val="0"/>
           <w:color w:val="1A1A1A"/>
-          <w:sz w:val="17"/>
+          <w:sz w:val="21"/>
           <w:rtl/>
-          <w:szCs w:val="18"/>
+          <w:szCs w:val="21"/>
         </w:rPr>
         <w:t>HTML5  •  CSS3  •  Bootstrap  •  WordPress  •  Laravel</w:t>
       </w:r>
@@ -1220,9 +1220,9 @@
           <w:b w:val="0"/>
           <w:i w:val="0"/>
           <w:color w:val="1F4E79"/>
-          <w:sz w:val="18"/>
+          <w:sz w:val="23"/>
           <w:rtl/>
-          <w:szCs w:val="19"/>
+          <w:szCs w:val="23"/>
         </w:rPr>
         <w:t>زبان‌ها</w:t>
       </w:r>
@@ -1239,11 +1239,11 @@
           <w:b w:val="0"/>
           <w:i w:val="0"/>
           <w:color w:val="1A1A1A"/>
-          <w:sz w:val="17"/>
+          <w:sz w:val="21"/>
           <w:rtl/>
-          <w:szCs w:val="18"/>
+          <w:szCs w:val="21"/>
         </w:rPr>
-        <w:t>فارسی – زبان مادری   |   انگلیسی – توانایی کاری حرفه‌ای</w:t>
+        <w:t>فارسی - زبان مادری   |   انگلیسی - توانایی کاری حرفه‌ای</w:t>
       </w:r>
     </w:p>
     <w:p>
@@ -1260,9 +1260,9 @@
           <w:b w:val="0"/>
           <w:i w:val="0"/>
           <w:color w:val="1F4E79"/>
-          <w:sz w:val="18"/>
+          <w:sz w:val="23"/>
           <w:rtl/>
-          <w:szCs w:val="19"/>
+          <w:szCs w:val="23"/>
         </w:rPr>
         <w:t>عضویت‌های حرفه‌ای</w:t>
       </w:r>
@@ -1281,9 +1281,9 @@
           <w:b w:val="0"/>
           <w:i w:val="0"/>
           <w:color w:val="1A1A1A"/>
-          <w:sz w:val="19"/>
+          <w:sz w:val="21"/>
           <w:rtl/>
-          <w:szCs w:val="19"/>
+          <w:szCs w:val="21"/>
         </w:rPr>
         <w:t>دبیر و مدیر وب‌سایت</w:t>
       </w:r>
@@ -1292,14 +1292,14 @@
           <w:rFonts w:ascii="Dana Light" w:hAnsi="Dana Light" w:cs="Dana Light"/>
           <w:b w:val="0"/>
           <w:i w:val="0"/>
-          <w:color w:val="6E6E6E"/>
-          <w:sz w:val="16"/>
+          <w:color w:val="4D4D4D"/>
+          <w:sz w:val="21"/>
           <w:rtl/>
-          <w:szCs w:val="17"/>
+          <w:szCs w:val="21"/>
           <w:spacing w:val="-3"/>
         </w:rPr>
         <w:tab/>
-        <w:t>فروردین ۱۴۰۲ – اکنون</w:t>
+        <w:t>فروردین ۱۴۰۲ - اکنون</w:t>
       </w:r>
     </w:p>
     <w:p>
@@ -1313,10 +1313,10 @@
           <w:rFonts w:ascii="Dana Light" w:hAnsi="Dana Light" w:cs="Dana Light"/>
           <w:b w:val="0"/>
           <w:i w:val="0"/>
-          <w:color w:val="6E6E6E"/>
-          <w:sz w:val="17"/>
+          <w:color w:val="4D4D4D"/>
+          <w:sz w:val="21"/>
           <w:rtl/>
-          <w:szCs w:val="17"/>
+          <w:szCs w:val="21"/>
         </w:rPr>
         <w:t>انجمن زمین‌شناسی ایران</w:t>
       </w:r>
@@ -1335,9 +1335,9 @@
           <w:b w:val="0"/>
           <w:i w:val="0"/>
           <w:color w:val="1A1A1A"/>
-          <w:sz w:val="19"/>
+          <w:sz w:val="21"/>
           <w:rtl/>
-          <w:szCs w:val="19"/>
+          <w:szCs w:val="21"/>
         </w:rPr>
         <w:t>عضو کمیته برگزاری</w:t>
       </w:r>
@@ -1353,10 +1353,10 @@
           <w:rFonts w:ascii="Dana Light" w:hAnsi="Dana Light" w:cs="Dana Light"/>
           <w:b w:val="0"/>
           <w:i w:val="0"/>
-          <w:color w:val="6E6E6E"/>
-          <w:sz w:val="17"/>
+          <w:color w:val="4D4D4D"/>
+          <w:sz w:val="21"/>
           <w:rtl/>
-          <w:szCs w:val="17"/>
+          <w:szCs w:val="21"/>
         </w:rPr>
         <w:t>پنج همایش ملی زمین‌شناسی انجمن زمین‌شناسی ایران</w:t>
       </w:r>
@@ -1375,9 +1375,9 @@
           <w:b w:val="0"/>
           <w:i w:val="0"/>
           <w:color w:val="1F4E79"/>
-          <w:sz w:val="18"/>
+          <w:sz w:val="23"/>
           <w:rtl/>
-          <w:szCs w:val="19"/>
+          <w:szCs w:val="23"/>
         </w:rPr>
         <w:t>فعالیت‌های داوطلبانه</w:t>
       </w:r>
@@ -1396,9 +1396,9 @@
           <w:b w:val="0"/>
           <w:i w:val="0"/>
           <w:color w:val="1A1A1A"/>
-          <w:sz w:val="19"/>
+          <w:sz w:val="21"/>
           <w:rtl/>
-          <w:szCs w:val="19"/>
+          <w:szCs w:val="21"/>
         </w:rPr>
         <w:t>عضو اهدای عضو ایران</w:t>
       </w:r>
@@ -1414,10 +1414,10 @@
           <w:rFonts w:ascii="Dana Light" w:hAnsi="Dana Light" w:cs="Dana Light"/>
           <w:b w:val="0"/>
           <w:i w:val="0"/>
-          <w:color w:val="6E6E6E"/>
-          <w:sz w:val="17"/>
+          <w:color w:val="4D4D4D"/>
+          <w:sz w:val="21"/>
           <w:rtl/>
-          <w:szCs w:val="17"/>
+          <w:szCs w:val="21"/>
         </w:rPr>
         <w:t>شماره عضویت متعاقباً اضافه می‌شود</w:t>
       </w:r>
@@ -1425,7 +1425,7 @@
     <w:sectPr>
       <w:footerReference w:type="default" r:id="rId11"/>
       <w:pgSz w:w="11906" w:h="16838"/>
-      <w:pgMar w:top="340" w:right="794" w:bottom="283" w:left="794" w:header="720" w:footer="170" w:gutter="0"/>
+      <w:pgMar w:top="720" w:right="794" w:bottom="720" w:left="794" w:header="720" w:footer="283" w:gutter="0"/>
       <w:cols w:space="720"/>
       <w:docGrid w:linePitch="360"/>
     </w:sectPr>
@@ -1447,10 +1447,10 @@
         <w:rFonts w:ascii="Dana Light" w:hAnsi="Dana Light" w:cs="Dana Light"/>
         <w:b w:val="0"/>
         <w:i w:val="0"/>
-        <w:color w:val="A8A8A8"/>
-        <w:sz w:val="13"/>
+        <w:color w:val="4D4D4D"/>
+        <w:sz w:val="16"/>
         <w:rtl/>
-        <w:szCs w:val="13"/>
+        <w:szCs w:val="16"/>
       </w:rPr>
       <w:t>آخرین ویرایش: ۶ شهریور ۱۴۰۵</w:t>
     </w:r>
@@ -1824,8 +1824,8 @@
     <w:rPr>
       <w:rFonts w:ascii="Dana" w:hAnsi="Dana" w:cs="Dana"/>
       <w:color w:val="1A1A1A"/>
-      <w:sz w:val="18"/>
-      <w:szCs w:val="18"/>
+      <w:sz w:val="21"/>
+      <w:szCs w:val="21"/>
     </w:rPr>
   </w:style>
   <w:style w:type="paragraph" w:styleId="Header">

--- a/assets/files/Aria-CV-Fa.docx
+++ b/assets/files/Aria-CV-Fa.docx
@@ -182,7 +182,7 @@
           <w:szCs w:val="21"/>
           <w:rtl w:val="true"/>
         </w:rPr>
-        <w:t>من محمدآریا امینی، پژوهشگر، نویسنده و ویراستار علمی در حوزهٔ علوم زمین هستم</w:t>
+        <w:t>من محمدآریا امینی، فارغ‌التحصیل مقطع کارشناسی در رشته زمین‌شناسی و پژوهشگر، نویسنده و ویراستار علمی در حوزه علوم زمین هستم</w:t>
       </w:r>
       <w:r>
         <w:rPr>
@@ -209,84 +209,7 @@
           <w:szCs w:val="21"/>
           <w:rtl w:val="true"/>
         </w:rPr>
-        <w:t xml:space="preserve">در کنار پژوهش و نگارش کتاب‌ها و نوشتارهای علمی، در زمینهٔ پردازش و تحلیل داده‌ها، برنامه‌نویسی علمی و رایانش با کارایی بالا </w:t>
-      </w:r>
-      <w:r>
-        <w:rPr>
-          <w:rFonts w:cs="Dana"/>
-          <w:b w:val="false"/>
-          <w:i w:val="false"/>
-          <w:color w:val="1A1A1A"/>
-          <w:sz w:val="21"/>
-          <w:szCs w:val="21"/>
-          <w:rtl w:val="true"/>
-        </w:rPr>
-        <w:t>(</w:t>
-      </w:r>
-      <w:r>
-        <w:rPr>
-          <w:rFonts w:cs="Dana"/>
-          <w:b w:val="false"/>
-          <w:i w:val="false"/>
-          <w:color w:val="1A1A1A"/>
-          <w:sz w:val="21"/>
-          <w:szCs w:val="21"/>
-        </w:rPr>
-        <w:t>HPC</w:t>
-      </w:r>
-      <w:r>
-        <w:rPr>
-          <w:rFonts w:cs="Dana"/>
-          <w:b w:val="false"/>
-          <w:i w:val="false"/>
-          <w:color w:val="1A1A1A"/>
-          <w:sz w:val="21"/>
-          <w:szCs w:val="21"/>
-          <w:rtl w:val="true"/>
-        </w:rPr>
-        <w:t xml:space="preserve">) </w:t>
-      </w:r>
-      <w:r>
-        <w:rPr>
-          <w:rFonts w:ascii="Dana" w:hAnsi="Dana"/>
-          <w:b w:val="false"/>
-          <w:b w:val="false"/>
-          <w:i w:val="false"/>
-          <w:i w:val="false"/>
-          <w:color w:val="1A1A1A"/>
-          <w:sz w:val="21"/>
-          <w:sz w:val="21"/>
-          <w:szCs w:val="21"/>
-          <w:rtl w:val="true"/>
-        </w:rPr>
-        <w:t>برای انجام پردازش‌ها و محاسبات علمی نیز فعالیت می‌کنم</w:t>
-      </w:r>
-      <w:r>
-        <w:rPr>
-          <w:rFonts w:cs="Dana"/>
-          <w:b w:val="false"/>
-          <w:i w:val="false"/>
-          <w:color w:val="1A1A1A"/>
-          <w:sz w:val="21"/>
-          <w:szCs w:val="21"/>
-          <w:rtl w:val="true"/>
-        </w:rPr>
-        <w:t xml:space="preserve">. </w:t>
-      </w:r>
-      <w:r>
-        <w:rPr>
-          <w:rFonts w:ascii="Dana" w:hAnsi="Dana"/>
-          <w:b w:val="false"/>
-          <w:b w:val="false"/>
-          <w:i w:val="false"/>
-          <w:i w:val="false"/>
-          <w:color w:val="1A1A1A"/>
-          <w:sz w:val="21"/>
-          <w:sz w:val="21"/>
-          <w:szCs w:val="21"/>
-          <w:rtl w:val="true"/>
-        </w:rPr>
-        <w:t>همچنین در توسعهٔ نرم‌افزار، سامانه‌های لینوکسی، مدیریت سرورها و زیرساخت‌های رایانشی تجربه دارم و همواره می‌کوشم دانش زمین‌شناسی را با فناوری‌های نوین درهم آمیزم</w:t>
+        <w:t>به فعالیت‌های پژوهشی، نگارش و ویرایش علمی و یادگیری در زمینه‌های مختلف علوم زمین علاقه‌مندم و در مسیر توسعه دانش و مهارت‌های حرفه‌ای خود فعالیت می‌کنم</w:t>
       </w:r>
       <w:r>
         <w:rPr>
@@ -349,7 +272,7 @@
           <w:szCs w:val="21"/>
           <w:rtl w:val="true"/>
         </w:rPr>
-        <w:t>علاقه‌مندی‌های پژوهشی و حرفه‌ای من در پیوند میان علوم زمین و فناوری‌های نوین شکل گرفته است</w:t>
+        <w:t>علاقه‌مندی‌های پژوهشی و حرفه‌ای من عمدتاً در زمینه علوم زمین، با تمرکز بیشتر بر ژئوشیمی، زمین‌شناسی نفت و موضوعات مرتبط با منابع زیرزمینی شکل گرفته است</w:t>
       </w:r>
       <w:r>
         <w:rPr>
@@ -376,7 +299,7 @@
           <w:szCs w:val="21"/>
           <w:rtl w:val="true"/>
         </w:rPr>
-        <w:t>به پژوهش در شاخه‌های گوناگون زمین‌شناسی، نگارش و ویراستاری علمی، تاریخ علوم زمین و انتشار آثار پژوهشی علاقه‌مندم</w:t>
+        <w:t>به مطالعه و پژوهش در زمینه‌های مختلف زمین‌شناسی، به‌ویژه بررسی فرایندهای زمین‌شناسی و ژئوشیمیایی، سنگ‌ها و کانی‌ها، سیستم‌های نفتی و کاربرد داده‌های زمین‌شناسی در شناخت و ارزیابی منابع زیرزمینی علاقه‌مندم</w:t>
       </w:r>
       <w:r>
         <w:rPr>
@@ -403,362 +326,7 @@
           <w:szCs w:val="21"/>
           <w:rtl w:val="true"/>
         </w:rPr>
-        <w:t xml:space="preserve">همچنین به پردازش و تحلیل داده‌های ریاضیات محض، شیمی مولکولی و زمین‌شناسی، رایانش با کارایی بالا </w:t>
-      </w:r>
-      <w:r>
-        <w:rPr>
-          <w:rFonts w:cs="Dana"/>
-          <w:b w:val="false"/>
-          <w:i w:val="false"/>
-          <w:color w:val="1A1A1A"/>
-          <w:sz w:val="21"/>
-          <w:szCs w:val="21"/>
-          <w:rtl w:val="true"/>
-        </w:rPr>
-        <w:t>(</w:t>
-      </w:r>
-      <w:r>
-        <w:rPr>
-          <w:rFonts w:cs="Dana"/>
-          <w:b w:val="false"/>
-          <w:i w:val="false"/>
-          <w:color w:val="1A1A1A"/>
-          <w:sz w:val="21"/>
-          <w:szCs w:val="21"/>
-        </w:rPr>
-        <w:t>HPC</w:t>
-      </w:r>
-      <w:r>
-        <w:rPr>
-          <w:rFonts w:cs="Dana"/>
-          <w:b w:val="false"/>
-          <w:i w:val="false"/>
-          <w:color w:val="1A1A1A"/>
-          <w:sz w:val="21"/>
-          <w:szCs w:val="21"/>
-          <w:rtl w:val="true"/>
-        </w:rPr>
-        <w:t>)</w:t>
-      </w:r>
-      <w:r>
-        <w:rPr>
-          <w:rFonts w:ascii="Dana" w:hAnsi="Dana"/>
-          <w:b w:val="false"/>
-          <w:b w:val="false"/>
-          <w:i w:val="false"/>
-          <w:i w:val="false"/>
-          <w:color w:val="1A1A1A"/>
-          <w:sz w:val="21"/>
-          <w:sz w:val="21"/>
-          <w:szCs w:val="21"/>
-          <w:rtl w:val="true"/>
-        </w:rPr>
-        <w:t>، برنامه‌نویسی علمی و به‌کارگیری روش‌های محاسباتی در حل مسائل پژوهشی گرایش ویژه‌ای دارم</w:t>
-      </w:r>
-      <w:r>
-        <w:rPr>
-          <w:rFonts w:cs="Dana"/>
-          <w:b w:val="false"/>
-          <w:i w:val="false"/>
-          <w:color w:val="1A1A1A"/>
-          <w:sz w:val="21"/>
-          <w:szCs w:val="21"/>
-          <w:rtl w:val="true"/>
-        </w:rPr>
-        <w:t xml:space="preserve">. </w:t>
-      </w:r>
-      <w:r>
-        <w:rPr>
-          <w:rFonts w:ascii="Dana" w:hAnsi="Dana"/>
-          <w:b w:val="false"/>
-          <w:b w:val="false"/>
-          <w:i w:val="false"/>
-          <w:i w:val="false"/>
-          <w:color w:val="1A1A1A"/>
-          <w:sz w:val="21"/>
-          <w:sz w:val="21"/>
-          <w:szCs w:val="21"/>
-          <w:rtl w:val="true"/>
-        </w:rPr>
-        <w:t>در کنار این زمینه‌ها، به هوش مصنوعی و یادگیری ماشین در علوم زمین و شاخه‌های مرتبط با آن، سامانه‌های لینوکسی، مدیریت سرورها و زیرساخت‌های رایانشی نیز علاقه‌مندم</w:t>
-      </w:r>
-      <w:r>
-        <w:rPr>
-          <w:rFonts w:cs="Dana"/>
-          <w:b w:val="false"/>
-          <w:i w:val="false"/>
-          <w:color w:val="1A1A1A"/>
-          <w:sz w:val="21"/>
-          <w:szCs w:val="21"/>
-          <w:rtl w:val="true"/>
-        </w:rPr>
-        <w:t xml:space="preserve">. </w:t>
-      </w:r>
-      <w:r>
-        <w:rPr>
-          <w:rFonts w:ascii="Dana" w:hAnsi="Dana"/>
-          <w:b w:val="false"/>
-          <w:b w:val="false"/>
-          <w:i w:val="false"/>
-          <w:i w:val="false"/>
-          <w:color w:val="1A1A1A"/>
-          <w:sz w:val="21"/>
-          <w:sz w:val="21"/>
-          <w:szCs w:val="21"/>
-          <w:rtl w:val="true"/>
-        </w:rPr>
-        <w:t xml:space="preserve">افزون بر این، در برخی از پروژه‌های پژوهشی از نرم‌افزارهای تخصصی زمین‌شناسی و علوم مکانی، از جمله </w:t>
-      </w:r>
-      <w:r>
-        <w:rPr>
-          <w:rFonts w:cs="Dana"/>
-          <w:b w:val="false"/>
-          <w:i w:val="false"/>
-          <w:color w:val="1A1A1A"/>
-          <w:sz w:val="21"/>
-          <w:szCs w:val="21"/>
-        </w:rPr>
-        <w:t>ArcGIS</w:t>
-      </w:r>
-      <w:r>
-        <w:rPr>
-          <w:rFonts w:ascii="Dana" w:hAnsi="Dana"/>
-          <w:b w:val="false"/>
-          <w:b w:val="false"/>
-          <w:i w:val="false"/>
-          <w:i w:val="false"/>
-          <w:color w:val="1A1A1A"/>
-          <w:sz w:val="21"/>
-          <w:sz w:val="21"/>
-          <w:szCs w:val="21"/>
-        </w:rPr>
-        <w:t xml:space="preserve">، </w:t>
-      </w:r>
-      <w:r>
-        <w:rPr>
-          <w:rFonts w:cs="Dana"/>
-          <w:b w:val="false"/>
-          <w:i w:val="false"/>
-          <w:color w:val="1A1A1A"/>
-          <w:sz w:val="21"/>
-          <w:szCs w:val="21"/>
-        </w:rPr>
-        <w:t>QGIS</w:t>
-      </w:r>
-      <w:r>
-        <w:rPr>
-          <w:rFonts w:ascii="Dana" w:hAnsi="Dana"/>
-          <w:b w:val="false"/>
-          <w:b w:val="false"/>
-          <w:i w:val="false"/>
-          <w:i w:val="false"/>
-          <w:color w:val="1A1A1A"/>
-          <w:sz w:val="21"/>
-          <w:sz w:val="21"/>
-          <w:szCs w:val="21"/>
-        </w:rPr>
-        <w:t xml:space="preserve">، </w:t>
-      </w:r>
-      <w:r>
-        <w:rPr>
-          <w:rFonts w:cs="Dana"/>
-          <w:b w:val="false"/>
-          <w:i w:val="false"/>
-          <w:color w:val="1A1A1A"/>
-          <w:sz w:val="21"/>
-          <w:szCs w:val="21"/>
-        </w:rPr>
-        <w:t>Petrel</w:t>
-      </w:r>
-      <w:r>
-        <w:rPr>
-          <w:rFonts w:ascii="Dana" w:hAnsi="Dana"/>
-          <w:b w:val="false"/>
-          <w:b w:val="false"/>
-          <w:i w:val="false"/>
-          <w:i w:val="false"/>
-          <w:color w:val="1A1A1A"/>
-          <w:sz w:val="21"/>
-          <w:sz w:val="21"/>
-          <w:szCs w:val="21"/>
-        </w:rPr>
-        <w:t xml:space="preserve">، </w:t>
-      </w:r>
-      <w:r>
-        <w:rPr>
-          <w:rFonts w:cs="Dana"/>
-          <w:b w:val="false"/>
-          <w:i w:val="false"/>
-          <w:color w:val="1A1A1A"/>
-          <w:sz w:val="21"/>
-          <w:szCs w:val="21"/>
-        </w:rPr>
-        <w:t>ENVI</w:t>
-      </w:r>
-      <w:r>
-        <w:rPr>
-          <w:rFonts w:cs="Dana"/>
-          <w:b w:val="false"/>
-          <w:i w:val="false"/>
-          <w:color w:val="1A1A1A"/>
-          <w:sz w:val="21"/>
-          <w:szCs w:val="21"/>
-          <w:rtl w:val="true"/>
-        </w:rPr>
-        <w:t xml:space="preserve"> </w:t>
-      </w:r>
-      <w:r>
-        <w:rPr>
-          <w:rFonts w:ascii="Dana" w:hAnsi="Dana"/>
-          <w:b w:val="false"/>
-          <w:b w:val="false"/>
-          <w:i w:val="false"/>
-          <w:i w:val="false"/>
-          <w:color w:val="1A1A1A"/>
-          <w:sz w:val="21"/>
-          <w:sz w:val="21"/>
-          <w:szCs w:val="21"/>
-          <w:rtl w:val="true"/>
-        </w:rPr>
-        <w:t xml:space="preserve">و </w:t>
-      </w:r>
-      <w:r>
-        <w:rPr>
-          <w:rFonts w:cs="Dana"/>
-          <w:b w:val="false"/>
-          <w:i w:val="false"/>
-          <w:color w:val="1A1A1A"/>
-          <w:sz w:val="21"/>
-          <w:szCs w:val="21"/>
-        </w:rPr>
-        <w:t>ERDAS IMAGINE</w:t>
-      </w:r>
-      <w:r>
-        <w:rPr>
-          <w:rFonts w:cs="Dana"/>
-          <w:b w:val="false"/>
-          <w:i w:val="false"/>
-          <w:color w:val="1A1A1A"/>
-          <w:sz w:val="21"/>
-          <w:szCs w:val="21"/>
-          <w:rtl w:val="true"/>
-        </w:rPr>
-        <w:t xml:space="preserve"> </w:t>
-      </w:r>
-      <w:r>
-        <w:rPr>
-          <w:rFonts w:ascii="Dana" w:hAnsi="Dana"/>
-          <w:b w:val="false"/>
-          <w:b w:val="false"/>
-          <w:i w:val="false"/>
-          <w:i w:val="false"/>
-          <w:color w:val="1A1A1A"/>
-          <w:sz w:val="21"/>
-          <w:sz w:val="21"/>
-          <w:szCs w:val="21"/>
-          <w:rtl w:val="true"/>
-        </w:rPr>
-        <w:t xml:space="preserve">و دیگر نرم‌افزارهای مرتبط با سامانه‌های اطلاعات جغرافیایی </w:t>
-      </w:r>
-      <w:r>
-        <w:rPr>
-          <w:rFonts w:cs="Dana"/>
-          <w:b w:val="false"/>
-          <w:i w:val="false"/>
-          <w:color w:val="1A1A1A"/>
-          <w:sz w:val="21"/>
-          <w:szCs w:val="21"/>
-          <w:rtl w:val="true"/>
-        </w:rPr>
-        <w:t>(</w:t>
-      </w:r>
-      <w:r>
-        <w:rPr>
-          <w:rFonts w:cs="Dana"/>
-          <w:b w:val="false"/>
-          <w:i w:val="false"/>
-          <w:color w:val="1A1A1A"/>
-          <w:sz w:val="21"/>
-          <w:szCs w:val="21"/>
-        </w:rPr>
-        <w:t>GIS</w:t>
-      </w:r>
-      <w:r>
-        <w:rPr>
-          <w:rFonts w:cs="Dana"/>
-          <w:b w:val="false"/>
-          <w:i w:val="false"/>
-          <w:color w:val="1A1A1A"/>
-          <w:sz w:val="21"/>
-          <w:szCs w:val="21"/>
-          <w:rtl w:val="true"/>
-        </w:rPr>
-        <w:t>)</w:t>
-      </w:r>
-      <w:r>
-        <w:rPr>
-          <w:rFonts w:ascii="Dana" w:hAnsi="Dana"/>
-          <w:b w:val="false"/>
-          <w:b w:val="false"/>
-          <w:i w:val="false"/>
-          <w:i w:val="false"/>
-          <w:color w:val="1A1A1A"/>
-          <w:sz w:val="21"/>
-          <w:sz w:val="21"/>
-          <w:szCs w:val="21"/>
-          <w:rtl w:val="true"/>
-        </w:rPr>
-        <w:t xml:space="preserve">، سنجش از دور </w:t>
-      </w:r>
-      <w:r>
-        <w:rPr>
-          <w:rFonts w:cs="Dana"/>
-          <w:b w:val="false"/>
-          <w:i w:val="false"/>
-          <w:color w:val="1A1A1A"/>
-          <w:sz w:val="21"/>
-          <w:szCs w:val="21"/>
-          <w:rtl w:val="true"/>
-        </w:rPr>
-        <w:t>(</w:t>
-      </w:r>
-      <w:r>
-        <w:rPr>
-          <w:rFonts w:cs="Dana"/>
-          <w:b w:val="false"/>
-          <w:i w:val="false"/>
-          <w:color w:val="1A1A1A"/>
-          <w:sz w:val="21"/>
-          <w:szCs w:val="21"/>
-        </w:rPr>
-        <w:t>Remote Sensing</w:t>
-      </w:r>
-      <w:r>
-        <w:rPr>
-          <w:rFonts w:cs="Dana"/>
-          <w:b w:val="false"/>
-          <w:i w:val="false"/>
-          <w:color w:val="1A1A1A"/>
-          <w:sz w:val="21"/>
-          <w:szCs w:val="21"/>
-          <w:rtl w:val="true"/>
-        </w:rPr>
-        <w:t xml:space="preserve">) </w:t>
-      </w:r>
-      <w:r>
-        <w:rPr>
-          <w:rFonts w:ascii="Dana" w:hAnsi="Dana"/>
-          <w:b w:val="false"/>
-          <w:b w:val="false"/>
-          <w:i w:val="false"/>
-          <w:i w:val="false"/>
-          <w:color w:val="1A1A1A"/>
-          <w:sz w:val="21"/>
-          <w:sz w:val="21"/>
-          <w:szCs w:val="21"/>
-          <w:rtl w:val="true"/>
-        </w:rPr>
-        <w:t>و مدل‌سازی زمین‌شناسی بهره می‌برم و همواره در پی گسترش دانش و مهارت خود در این ابزارها هستم</w:t>
+        <w:t>همچنین به استفاده از روش‌های نوین پردازش و تحلیل داده و فناوری‌های محاسباتی در پژوهش‌های علوم زمین علاقه دارم و همواره در تلاش برای گسترش دانش و مهارت خود در این زمینه‌ها هستم</w:t>
       </w:r>
       <w:r>
         <w:rPr>

--- a/assets/files/Aria-CV-Fa.docx
+++ b/assets/files/Aria-CV-Fa.docx
@@ -1133,7 +1133,7 @@
           <w:szCs w:val="21"/>
           <w:rtl w:val="true"/>
         </w:rPr>
-        <w:t>کارشناس و پژوهشگر انتشارات</w:t>
+        <w:t>مدیر انتشارات</w:t>
       </w:r>
       <w:r>
         <w:rPr>
@@ -1162,7 +1162,7 @@
           <w:szCs w:val="21"/>
           <w:rtl w:val="true"/>
         </w:rPr>
-        <w:t xml:space="preserve">اسفند </w:t>
+        <w:t xml:space="preserve">فروردین </w:t>
       </w:r>
       <w:r>
         <w:rPr>
@@ -1177,7 +1177,7 @@
           <w:sz w:val="21"/>
           <w:szCs w:val="21"/>
         </w:rPr>
-        <w:t>۱۴۰۱</w:t>
+        <w:t>۱۴۰۵</w:t>
       </w:r>
       <w:r>
         <w:rPr>
@@ -1222,22 +1222,7 @@
           <w:szCs w:val="21"/>
           <w:rtl w:val="true"/>
         </w:rPr>
-        <w:t xml:space="preserve">فروردین </w:t>
-      </w:r>
-      <w:r>
-        <w:rPr>
-          <w:rFonts w:ascii="Dana Light" w:hAnsi="Dana Light" w:cs="Dana Light"/>
-          <w:b w:val="false"/>
-          <w:b w:val="false"/>
-          <w:i w:val="false"/>
-          <w:i w:val="false"/>
-          <w:color w:val="4D4D4D"/>
-          <w:spacing w:val="-3"/>
-          <w:sz w:val="21"/>
-          <w:sz w:val="21"/>
-          <w:szCs w:val="21"/>
-        </w:rPr>
-        <w:t>۱۴۰۵</w:t>
+        <w:t>اکنون</w:t>
       </w:r>
     </w:p>
     <w:p>
@@ -1265,7 +1250,7 @@
           <w:szCs w:val="21"/>
           <w:rtl w:val="true"/>
         </w:rPr>
-        <w:t>مدیر انتشارات</w:t>
+        <w:t>کارشناس و پژوهشگر انتشارات</w:t>
       </w:r>
       <w:r>
         <w:rPr>
@@ -1294,7 +1279,7 @@
           <w:szCs w:val="21"/>
           <w:rtl w:val="true"/>
         </w:rPr>
-        <w:t xml:space="preserve">فروردین </w:t>
+        <w:t xml:space="preserve">اسفند </w:t>
       </w:r>
       <w:r>
         <w:rPr>
@@ -1309,7 +1294,7 @@
           <w:sz w:val="21"/>
           <w:szCs w:val="21"/>
         </w:rPr>
-        <w:t>۱۴۰۵</w:t>
+        <w:t>۱۴۰۱</w:t>
       </w:r>
       <w:r>
         <w:rPr>
@@ -1354,7 +1339,22 @@
           <w:szCs w:val="21"/>
           <w:rtl w:val="true"/>
         </w:rPr>
-        <w:t>اکنون</w:t>
+        <w:t xml:space="preserve">فروردین </w:t>
+      </w:r>
+      <w:r>
+        <w:rPr>
+          <w:rFonts w:ascii="Dana Light" w:hAnsi="Dana Light" w:cs="Dana Light"/>
+          <w:b w:val="false"/>
+          <w:b w:val="false"/>
+          <w:i w:val="false"/>
+          <w:i w:val="false"/>
+          <w:color w:val="4D4D4D"/>
+          <w:spacing w:val="-3"/>
+          <w:sz w:val="21"/>
+          <w:sz w:val="21"/>
+          <w:szCs w:val="21"/>
+        </w:rPr>
+        <w:t>۱۴۰۵</w:t>
       </w:r>
     </w:p>
     <w:p>
@@ -3317,7 +3317,61 @@
           <w:szCs w:val="21"/>
           <w:rtl w:val="true"/>
         </w:rPr>
-        <w:t>توانایی کاری حرفه‌ای</w:t>
+        <w:t xml:space="preserve">توانایی کاری حرفه‌ای   </w:t>
+      </w:r>
+      <w:r>
+        <w:rPr>
+          <w:rFonts w:cs="Dana"/>
+          <w:b w:val="false"/>
+          <w:i w:val="false"/>
+          <w:color w:val="1A1A1A"/>
+          <w:sz w:val="21"/>
+          <w:szCs w:val="21"/>
+          <w:rtl w:val="true"/>
+        </w:rPr>
+        <w:t xml:space="preserve">|   </w:t>
+      </w:r>
+      <w:r>
+        <w:rPr>
+          <w:rFonts w:ascii="Dana" w:hAnsi="Dana"/>
+          <w:b w:val="false"/>
+          <w:b w:val="false"/>
+          <w:i w:val="false"/>
+          <w:i w:val="false"/>
+          <w:color w:val="1A1A1A"/>
+          <w:sz w:val="21"/>
+          <w:sz w:val="21"/>
+          <w:szCs w:val="21"/>
+          <w:rtl w:val="true"/>
+        </w:rPr>
+        <w:t xml:space="preserve">فرانسوی </w:t>
+      </w:r>
+      <w:r>
+        <w:rPr>
+          <w:rFonts w:cs="Dana"/>
+          <w:b w:val="false"/>
+          <w:i w:val="false"/>
+          <w:color w:val="1A1A1A"/>
+          <w:sz w:val="21"/>
+          <w:szCs w:val="21"/>
+          <w:rtl w:val="true"/>
+        </w:rPr>
+        <w:t xml:space="preserve">- </w:t>
+      </w:r>
+      <w:r>
+        <w:rPr>
+          <w:rFonts w:ascii="Dana" w:hAnsi="Dana"/>
+          <w:b w:val="false"/>
+          <w:b w:val="false"/>
+          <w:i w:val="false"/>
+          <w:i w:val="false"/>
+          <w:color w:val="1A1A1A"/>
+          <w:sz w:val="21"/>
+          <w:sz w:val="21"/>
+          <w:szCs w:val="21"/>
+          <w:rtl w:val="true"/>
+        </w:rPr>
+        <w:t>در حال یادگیری</w:t>
       </w:r>
     </w:p>
     <w:p>

--- a/assets/files/Aria-CV-Fa.docx
+++ b/assets/files/Aria-CV-Fa.docx
@@ -2955,450 +2955,7 @@
           <w:szCs w:val="23"/>
           <w:rtl w:val="true"/>
         </w:rPr>
-        <w:t>مهارت‌ها</w:t>
-      </w:r>
-    </w:p>
-    <w:p>
-      <w:pPr>
-        <w:pStyle w:val="Normal"/>
-        <w:bidi w:val="1"/>
-        <w:spacing w:lineRule="auto" w:line="240" w:before="20" w:after="0"/>
-        <w:jc w:val="both"/>
-        <w:rPr/>
-      </w:pPr>
-      <w:r>
-        <w:rPr>
-          <w:rFonts w:ascii="Dana DemiBold" w:hAnsi="Dana DemiBold" w:cs="Dana DemiBold"/>
-          <w:b w:val="false"/>
-          <w:b w:val="false"/>
-          <w:i w:val="false"/>
-          <w:i w:val="false"/>
-          <w:color w:val="1A1A1A"/>
-          <w:sz w:val="21"/>
-          <w:sz w:val="21"/>
-          <w:szCs w:val="21"/>
-          <w:rtl w:val="true"/>
-        </w:rPr>
-        <w:t>زبان‌های برنامه‌نویسی</w:t>
-      </w:r>
-      <w:r>
-        <w:rPr>
-          <w:rFonts w:cs="Dana DemiBold" w:ascii="Dana DemiBold" w:hAnsi="Dana DemiBold"/>
-          <w:b w:val="false"/>
-          <w:i w:val="false"/>
-          <w:color w:val="1A1A1A"/>
-          <w:sz w:val="21"/>
-          <w:szCs w:val="21"/>
-          <w:rtl w:val="true"/>
-        </w:rPr>
-        <w:t xml:space="preserve">:  </w:t>
-      </w:r>
-      <w:r>
-        <w:rPr>
-          <w:rFonts w:cs="Dana"/>
-          <w:b w:val="false"/>
-          <w:i w:val="false"/>
-          <w:color w:val="1A1A1A"/>
-          <w:sz w:val="21"/>
-          <w:szCs w:val="21"/>
-        </w:rPr>
-        <w:t>Python  •  JavaScript  •  PHP  •  C#  •  SQL</w:t>
-      </w:r>
-    </w:p>
-    <w:p>
-      <w:pPr>
-        <w:pStyle w:val="Normal"/>
-        <w:bidi w:val="1"/>
-        <w:spacing w:lineRule="auto" w:line="240" w:before="20" w:after="0"/>
-        <w:jc w:val="both"/>
-        <w:rPr/>
-      </w:pPr>
-      <w:r>
-        <w:rPr>
-          <w:rFonts w:ascii="Dana DemiBold" w:hAnsi="Dana DemiBold" w:cs="Dana DemiBold"/>
-          <w:b w:val="false"/>
-          <w:b w:val="false"/>
-          <w:i w:val="false"/>
-          <w:i w:val="false"/>
-          <w:color w:val="1A1A1A"/>
-          <w:sz w:val="21"/>
-          <w:sz w:val="21"/>
-          <w:szCs w:val="21"/>
-          <w:rtl w:val="true"/>
-        </w:rPr>
-        <w:t>سایر مهارت‌ها</w:t>
-      </w:r>
-      <w:r>
-        <w:rPr>
-          <w:rFonts w:cs="Dana DemiBold" w:ascii="Dana DemiBold" w:hAnsi="Dana DemiBold"/>
-          <w:b w:val="false"/>
-          <w:i w:val="false"/>
-          <w:color w:val="1A1A1A"/>
-          <w:sz w:val="21"/>
-          <w:szCs w:val="21"/>
-          <w:rtl w:val="true"/>
-        </w:rPr>
-        <w:t xml:space="preserve">:  </w:t>
-      </w:r>
-      <w:r>
-        <w:rPr>
-          <w:rFonts w:ascii="Dana" w:hAnsi="Dana"/>
-          <w:b w:val="false"/>
-          <w:b w:val="false"/>
-          <w:i w:val="false"/>
-          <w:i w:val="false"/>
-          <w:color w:val="1A1A1A"/>
-          <w:sz w:val="21"/>
-          <w:sz w:val="21"/>
-          <w:szCs w:val="21"/>
-          <w:rtl w:val="true"/>
-        </w:rPr>
-        <w:t xml:space="preserve">ویرایش علمی  •  نشر آکادمیک  •  </w:t>
-      </w:r>
-      <w:r>
-        <w:rPr>
-          <w:rFonts w:cs="Dana"/>
-          <w:b w:val="false"/>
-          <w:i w:val="false"/>
-          <w:color w:val="1A1A1A"/>
-          <w:sz w:val="21"/>
-          <w:szCs w:val="21"/>
-        </w:rPr>
-        <w:t>LaTeX  •  Git  •  Docker</w:t>
-      </w:r>
-    </w:p>
-    <w:p>
-      <w:pPr>
-        <w:pStyle w:val="Normal"/>
-        <w:pBdr>
-          <w:bottom w:val="single" w:sz="4" w:space="2" w:color="333333"/>
-        </w:pBdr>
-        <w:bidi w:val="1"/>
-        <w:spacing w:lineRule="auto" w:line="240" w:before="60" w:after="60"/>
-        <w:jc w:val="left"/>
-        <w:rPr/>
-      </w:pPr>
-      <w:r>
-        <w:rPr>
-          <w:rFonts w:ascii="Dana DemiBold" w:hAnsi="Dana DemiBold" w:cs="Dana DemiBold"/>
-          <w:b w:val="false"/>
-          <w:b w:val="false"/>
-          <w:i w:val="false"/>
-          <w:i w:val="false"/>
-          <w:color w:val="1F4E79"/>
-          <w:sz w:val="23"/>
-          <w:sz w:val="23"/>
-          <w:szCs w:val="23"/>
-          <w:rtl w:val="true"/>
-        </w:rPr>
-        <w:t>نرم‌افزارها</w:t>
-      </w:r>
-    </w:p>
-    <w:p>
-      <w:pPr>
-        <w:pStyle w:val="Normal"/>
-        <w:bidi w:val="1"/>
-        <w:spacing w:lineRule="auto" w:line="240" w:before="20" w:after="0"/>
-        <w:jc w:val="both"/>
-        <w:rPr/>
-      </w:pPr>
-      <w:r>
-        <w:rPr>
-          <w:rFonts w:ascii="Dana DemiBold" w:hAnsi="Dana DemiBold" w:cs="Dana DemiBold"/>
-          <w:b w:val="false"/>
-          <w:b w:val="false"/>
-          <w:i w:val="false"/>
-          <w:i w:val="false"/>
-          <w:color w:val="1A1A1A"/>
-          <w:sz w:val="21"/>
-          <w:sz w:val="21"/>
-          <w:szCs w:val="21"/>
-          <w:rtl w:val="true"/>
-        </w:rPr>
-        <w:t>نرم‌افزارهای زمین‌شناسی</w:t>
-      </w:r>
-      <w:r>
-        <w:rPr>
-          <w:rFonts w:cs="Dana DemiBold" w:ascii="Dana DemiBold" w:hAnsi="Dana DemiBold"/>
-          <w:b w:val="false"/>
-          <w:i w:val="false"/>
-          <w:color w:val="1A1A1A"/>
-          <w:sz w:val="21"/>
-          <w:szCs w:val="21"/>
-          <w:rtl w:val="true"/>
-        </w:rPr>
-        <w:t xml:space="preserve">:  </w:t>
-      </w:r>
-      <w:r>
-        <w:rPr>
-          <w:rFonts w:cs="Dana"/>
-          <w:b w:val="false"/>
-          <w:i w:val="false"/>
-          <w:color w:val="1A1A1A"/>
-          <w:sz w:val="21"/>
-          <w:szCs w:val="21"/>
-        </w:rPr>
-        <w:t>ArcGIS  •  QGIS  •  RockWorks  •  Surfer</w:t>
-      </w:r>
-    </w:p>
-    <w:p>
-      <w:pPr>
-        <w:pStyle w:val="Normal"/>
-        <w:bidi w:val="1"/>
-        <w:spacing w:lineRule="auto" w:line="240" w:before="20" w:after="0"/>
-        <w:jc w:val="both"/>
-        <w:rPr/>
-      </w:pPr>
-      <w:r>
-        <w:rPr>
-          <w:rFonts w:ascii="Dana DemiBold" w:hAnsi="Dana DemiBold" w:cs="Dana DemiBold"/>
-          <w:b w:val="false"/>
-          <w:b w:val="false"/>
-          <w:i w:val="false"/>
-          <w:i w:val="false"/>
-          <w:color w:val="1A1A1A"/>
-          <w:sz w:val="21"/>
-          <w:sz w:val="21"/>
-          <w:szCs w:val="21"/>
-          <w:rtl w:val="true"/>
-        </w:rPr>
-        <w:t>فناوری‌های وب</w:t>
-      </w:r>
-      <w:r>
-        <w:rPr>
-          <w:rFonts w:cs="Dana DemiBold" w:ascii="Dana DemiBold" w:hAnsi="Dana DemiBold"/>
-          <w:b w:val="false"/>
-          <w:i w:val="false"/>
-          <w:color w:val="1A1A1A"/>
-          <w:sz w:val="21"/>
-          <w:szCs w:val="21"/>
-          <w:rtl w:val="true"/>
-        </w:rPr>
-        <w:t xml:space="preserve">:  </w:t>
-      </w:r>
-      <w:r>
-        <w:rPr>
-          <w:rFonts w:cs="Dana"/>
-          <w:b w:val="false"/>
-          <w:i w:val="false"/>
-          <w:color w:val="1A1A1A"/>
-          <w:sz w:val="21"/>
-          <w:szCs w:val="21"/>
-        </w:rPr>
-        <w:t>HTML5  •  CSS3  •  Bootstrap  •  WordPress  •  Laravel</w:t>
-      </w:r>
-    </w:p>
-    <w:p>
-      <w:pPr>
-        <w:pStyle w:val="Normal"/>
-        <w:pBdr>
-          <w:bottom w:val="single" w:sz="4" w:space="2" w:color="333333"/>
-        </w:pBdr>
-        <w:bidi w:val="1"/>
-        <w:spacing w:lineRule="auto" w:line="240" w:before="60" w:after="60"/>
-        <w:jc w:val="left"/>
-        <w:rPr/>
-      </w:pPr>
-      <w:r>
-        <w:rPr>
-          <w:rFonts w:ascii="Dana DemiBold" w:hAnsi="Dana DemiBold" w:cs="Dana DemiBold"/>
-          <w:b w:val="false"/>
-          <w:b w:val="false"/>
-          <w:i w:val="false"/>
-          <w:i w:val="false"/>
-          <w:color w:val="1F4E79"/>
-          <w:sz w:val="23"/>
-          <w:sz w:val="23"/>
-          <w:szCs w:val="23"/>
-          <w:rtl w:val="true"/>
-        </w:rPr>
-        <w:t>زبان‌ها</w:t>
-      </w:r>
-    </w:p>
-    <w:p>
-      <w:pPr>
-        <w:pStyle w:val="Normal"/>
-        <w:bidi w:val="1"/>
-        <w:spacing w:lineRule="auto" w:line="240" w:before="0" w:after="60"/>
-        <w:jc w:val="both"/>
-        <w:rPr/>
-      </w:pPr>
-      <w:r>
-        <w:rPr>
-          <w:rFonts w:ascii="Dana" w:hAnsi="Dana"/>
-          <w:b w:val="false"/>
-          <w:b w:val="false"/>
-          <w:i w:val="false"/>
-          <w:i w:val="false"/>
-          <w:color w:val="1A1A1A"/>
-          <w:sz w:val="21"/>
-          <w:sz w:val="21"/>
-          <w:szCs w:val="21"/>
-          <w:rtl w:val="true"/>
-        </w:rPr>
-        <w:t xml:space="preserve">فارسی </w:t>
-      </w:r>
-      <w:r>
-        <w:rPr>
-          <w:rFonts w:cs="Dana"/>
-          <w:b w:val="false"/>
-          <w:i w:val="false"/>
-          <w:color w:val="1A1A1A"/>
-          <w:sz w:val="21"/>
-          <w:szCs w:val="21"/>
-          <w:rtl w:val="true"/>
-        </w:rPr>
-        <w:t xml:space="preserve">- </w:t>
-      </w:r>
-      <w:r>
-        <w:rPr>
-          <w:rFonts w:ascii="Dana" w:hAnsi="Dana"/>
-          <w:b w:val="false"/>
-          <w:b w:val="false"/>
-          <w:i w:val="false"/>
-          <w:i w:val="false"/>
-          <w:color w:val="1A1A1A"/>
-          <w:sz w:val="21"/>
-          <w:sz w:val="21"/>
-          <w:szCs w:val="21"/>
-          <w:rtl w:val="true"/>
-        </w:rPr>
-        <w:t xml:space="preserve">زبان مادری   </w:t>
-      </w:r>
-      <w:r>
-        <w:rPr>
-          <w:rFonts w:cs="Dana"/>
-          <w:b w:val="false"/>
-          <w:i w:val="false"/>
-          <w:color w:val="1A1A1A"/>
-          <w:sz w:val="21"/>
-          <w:szCs w:val="21"/>
-          <w:rtl w:val="true"/>
-        </w:rPr>
-        <w:t xml:space="preserve">|   </w:t>
-      </w:r>
-      <w:r>
-        <w:rPr>
-          <w:rFonts w:ascii="Dana" w:hAnsi="Dana"/>
-          <w:b w:val="false"/>
-          <w:b w:val="false"/>
-          <w:i w:val="false"/>
-          <w:i w:val="false"/>
-          <w:color w:val="1A1A1A"/>
-          <w:sz w:val="21"/>
-          <w:sz w:val="21"/>
-          <w:szCs w:val="21"/>
-          <w:rtl w:val="true"/>
-        </w:rPr>
-        <w:t xml:space="preserve">انگلیسی </w:t>
-      </w:r>
-      <w:r>
-        <w:rPr>
-          <w:rFonts w:cs="Dana"/>
-          <w:b w:val="false"/>
-          <w:i w:val="false"/>
-          <w:color w:val="1A1A1A"/>
-          <w:sz w:val="21"/>
-          <w:szCs w:val="21"/>
-          <w:rtl w:val="true"/>
-        </w:rPr>
-        <w:t xml:space="preserve">- </w:t>
-      </w:r>
-      <w:r>
-        <w:rPr>
-          <w:rFonts w:ascii="Dana" w:hAnsi="Dana"/>
-          <w:b w:val="false"/>
-          <w:b w:val="false"/>
-          <w:i w:val="false"/>
-          <w:i w:val="false"/>
-          <w:color w:val="1A1A1A"/>
-          <w:sz w:val="21"/>
-          <w:sz w:val="21"/>
-          <w:szCs w:val="21"/>
-          <w:rtl w:val="true"/>
-        </w:rPr>
-        <w:t xml:space="preserve">توانایی کاری حرفه‌ای   </w:t>
-      </w:r>
-      <w:r>
-        <w:rPr>
-          <w:rFonts w:cs="Dana"/>
-          <w:b w:val="false"/>
-          <w:i w:val="false"/>
-          <w:color w:val="1A1A1A"/>
-          <w:sz w:val="21"/>
-          <w:szCs w:val="21"/>
-          <w:rtl w:val="true"/>
-        </w:rPr>
-        <w:t xml:space="preserve">|   </w:t>
-      </w:r>
-      <w:r>
-        <w:rPr>
-          <w:rFonts w:ascii="Dana" w:hAnsi="Dana"/>
-          <w:b w:val="false"/>
-          <w:b w:val="false"/>
-          <w:i w:val="false"/>
-          <w:i w:val="false"/>
-          <w:color w:val="1A1A1A"/>
-          <w:sz w:val="21"/>
-          <w:sz w:val="21"/>
-          <w:szCs w:val="21"/>
-          <w:rtl w:val="true"/>
-        </w:rPr>
-        <w:t xml:space="preserve">فرانسوی </w:t>
-      </w:r>
-      <w:r>
-        <w:rPr>
-          <w:rFonts w:cs="Dana"/>
-          <w:b w:val="false"/>
-          <w:i w:val="false"/>
-          <w:color w:val="1A1A1A"/>
-          <w:sz w:val="21"/>
-          <w:szCs w:val="21"/>
-          <w:rtl w:val="true"/>
-        </w:rPr>
-        <w:t xml:space="preserve">- </w:t>
-      </w:r>
-      <w:r>
-        <w:rPr>
-          <w:rFonts w:ascii="Dana" w:hAnsi="Dana"/>
-          <w:b w:val="false"/>
-          <w:b w:val="false"/>
-          <w:i w:val="false"/>
-          <w:i w:val="false"/>
-          <w:color w:val="1A1A1A"/>
-          <w:sz w:val="21"/>
-          <w:sz w:val="21"/>
-          <w:szCs w:val="21"/>
-          <w:rtl w:val="true"/>
-        </w:rPr>
-        <w:t>در حال یادگیری</w:t>
-      </w:r>
-    </w:p>
-    <w:p>
-      <w:pPr>
-        <w:pStyle w:val="Normal"/>
-        <w:pBdr>
-          <w:bottom w:val="single" w:sz="4" w:space="2" w:color="333333"/>
-        </w:pBdr>
-        <w:bidi w:val="1"/>
-        <w:spacing w:lineRule="auto" w:line="240" w:before="60" w:after="60"/>
-        <w:jc w:val="left"/>
-        <w:rPr/>
-      </w:pPr>
-      <w:r>
-        <w:rPr>
-          <w:rFonts w:ascii="Dana DemiBold" w:hAnsi="Dana DemiBold" w:cs="Dana DemiBold"/>
-          <w:b w:val="false"/>
-          <w:b w:val="false"/>
-          <w:i w:val="false"/>
-          <w:i w:val="false"/>
-          <w:color w:val="1F4E79"/>
-          <w:sz w:val="23"/>
-          <w:sz w:val="23"/>
-          <w:szCs w:val="23"/>
-          <w:rtl w:val="true"/>
-        </w:rPr>
-        <w:t>عضویت‌های حرفه‌ای</w:t>
+        <w:t>کنفرانس‌ها</w:t>
       </w:r>
     </w:p>
     <w:p>
@@ -3426,7 +2983,7 @@
           <w:szCs w:val="21"/>
           <w:rtl w:val="true"/>
         </w:rPr>
-        <w:t>دبیر و مدیر وب‌سایت</w:t>
+        <w:t>تفاوت طبقه‌بندی گارنت بر مبنای رنگ</w:t>
       </w:r>
       <w:r>
         <w:rPr>
@@ -3453,69 +3010,8 @@
           <w:sz w:val="21"/>
           <w:sz w:val="21"/>
           <w:szCs w:val="21"/>
-          <w:rtl w:val="true"/>
-        </w:rPr>
-        <w:t xml:space="preserve">فروردین </w:t>
-      </w:r>
-      <w:r>
-        <w:rPr>
-          <w:rFonts w:ascii="Dana Light" w:hAnsi="Dana Light" w:cs="Dana Light"/>
-          <w:b w:val="false"/>
-          <w:b w:val="false"/>
-          <w:i w:val="false"/>
-          <w:i w:val="false"/>
-          <w:color w:val="4D4D4D"/>
-          <w:spacing w:val="-3"/>
-          <w:sz w:val="21"/>
-          <w:sz w:val="21"/>
-          <w:szCs w:val="21"/>
-        </w:rPr>
-        <w:t>۱۴۰۲</w:t>
-      </w:r>
-      <w:r>
-        <w:rPr>
-          <w:rFonts w:ascii="Dana Light" w:hAnsi="Dana Light" w:cs="Dana Light"/>
-          <w:b w:val="false"/>
-          <w:b w:val="false"/>
-          <w:i w:val="false"/>
-          <w:i w:val="false"/>
-          <w:color w:val="4D4D4D"/>
-          <w:spacing w:val="-3"/>
-          <w:sz w:val="21"/>
-          <w:sz w:val="21"/>
-          <w:szCs w:val="21"/>
-          <w:rtl w:val="true"/>
-        </w:rPr>
-        <w:t xml:space="preserve"> </w:t>
-      </w:r>
-      <w:r>
-        <w:rPr>
-          <w:rFonts w:cs="Dana Light" w:ascii="Dana Light" w:hAnsi="Dana Light"/>
-          <w:b w:val="false"/>
-          <w:i w:val="false"/>
-          <w:color w:val="4D4D4D"/>
-          <w:spacing w:val="-3"/>
-          <w:sz w:val="21"/>
-          <w:szCs w:val="21"/>
-          <w:rtl w:val="true"/>
-        </w:rPr>
-        <w:t xml:space="preserve">- </w:t>
-      </w:r>
-      <w:r>
-        <w:rPr>
-          <w:rFonts w:ascii="Dana Light" w:hAnsi="Dana Light" w:cs="Dana Light"/>
-          <w:b w:val="false"/>
-          <w:b w:val="false"/>
-          <w:i w:val="false"/>
-          <w:i w:val="false"/>
-          <w:color w:val="4D4D4D"/>
-          <w:spacing w:val="-3"/>
-          <w:sz w:val="21"/>
-          <w:sz w:val="21"/>
-          <w:szCs w:val="21"/>
-          <w:rtl w:val="true"/>
-        </w:rPr>
-        <w:t>اکنون</w:t>
+        </w:rPr>
+        <w:t>۱۴۰۳</w:t>
       </w:r>
     </w:p>
     <w:p>
@@ -3539,8 +3035,309 @@
           <w:szCs w:val="21"/>
           <w:rtl w:val="true"/>
         </w:rPr>
-        <w:t>انجمن زمین‌شناسی ایران</w:t>
-      </w:r>
+        <w:t xml:space="preserve">چهل و سومین گردهمایی </w:t>
+      </w:r>
+      <w:r>
+        <w:rPr>
+          <w:rFonts w:cs="Dana Light" w:ascii="Dana Light" w:hAnsi="Dana Light"/>
+          <w:b w:val="false"/>
+          <w:i w:val="false"/>
+          <w:color w:val="4D4D4D"/>
+          <w:sz w:val="21"/>
+          <w:szCs w:val="21"/>
+          <w:rtl w:val="true"/>
+        </w:rPr>
+        <w:t>(</w:t>
+      </w:r>
+      <w:r>
+        <w:rPr>
+          <w:rFonts w:ascii="Dana Light" w:hAnsi="Dana Light" w:cs="Dana Light"/>
+          <w:b w:val="false"/>
+          <w:b w:val="false"/>
+          <w:i w:val="false"/>
+          <w:i w:val="false"/>
+          <w:color w:val="4D4D4D"/>
+          <w:sz w:val="21"/>
+          <w:sz w:val="21"/>
+          <w:szCs w:val="21"/>
+          <w:rtl w:val="true"/>
+        </w:rPr>
+        <w:t>همایش ملی</w:t>
+      </w:r>
+      <w:r>
+        <w:rPr>
+          <w:rFonts w:cs="Dana Light" w:ascii="Dana Light" w:hAnsi="Dana Light"/>
+          <w:b w:val="false"/>
+          <w:i w:val="false"/>
+          <w:color w:val="4D4D4D"/>
+          <w:sz w:val="21"/>
+          <w:szCs w:val="21"/>
+          <w:rtl w:val="true"/>
+        </w:rPr>
+        <w:t xml:space="preserve">) </w:t>
+      </w:r>
+      <w:r>
+        <w:rPr>
+          <w:rFonts w:ascii="Dana Light" w:hAnsi="Dana Light" w:cs="Dana Light"/>
+          <w:b w:val="false"/>
+          <w:b w:val="false"/>
+          <w:i w:val="false"/>
+          <w:i w:val="false"/>
+          <w:color w:val="4D4D4D"/>
+          <w:sz w:val="21"/>
+          <w:sz w:val="21"/>
+          <w:szCs w:val="21"/>
+          <w:rtl w:val="true"/>
+        </w:rPr>
+        <w:t>علوم زمین</w:t>
+      </w:r>
+    </w:p>
+    <w:p>
+      <w:pPr>
+        <w:pStyle w:val="Normal"/>
+        <w:bidi w:val="1"/>
+        <w:spacing w:lineRule="auto" w:line="240" w:before="0" w:after="0"/>
+        <w:jc w:val="left"/>
+        <w:rPr/>
+      </w:pPr>
+      <w:r>
+        <w:rPr>
+          <w:rFonts w:ascii="Dana Light" w:hAnsi="Dana Light" w:cs="Dana Light"/>
+          <w:b w:val="false"/>
+          <w:b w:val="false"/>
+          <w:i w:val="false"/>
+          <w:i w:val="false"/>
+          <w:color w:val="4D4D4D"/>
+          <w:sz w:val="21"/>
+          <w:sz w:val="21"/>
+          <w:szCs w:val="21"/>
+          <w:rtl w:val="true"/>
+        </w:rPr>
+        <w:t>مقاله کنفرانسی</w:t>
+      </w:r>
+    </w:p>
+    <w:p>
+      <w:pPr>
+        <w:pStyle w:val="Normal"/>
+        <w:bidi w:val="1"/>
+        <w:spacing w:lineRule="auto" w:line="240" w:before="0" w:after="40"/>
+        <w:jc w:val="left"/>
+        <w:rPr/>
+      </w:pPr>
+      <w:r>
+        <w:rPr>
+          <w:rFonts w:ascii="Dana Light" w:hAnsi="Dana Light" w:cs="Dana Light"/>
+          <w:b w:val="false"/>
+          <w:b w:val="false"/>
+          <w:i w:val="false"/>
+          <w:i w:val="false"/>
+          <w:color w:val="4D4D4D"/>
+          <w:sz w:val="16"/>
+          <w:sz w:val="16"/>
+          <w:szCs w:val="16"/>
+          <w:rtl w:val="true"/>
+        </w:rPr>
+        <w:t>نویسندگان</w:t>
+      </w:r>
+      <w:r>
+        <w:rPr>
+          <w:rFonts w:cs="Dana Light" w:ascii="Dana Light" w:hAnsi="Dana Light"/>
+          <w:b w:val="false"/>
+          <w:i w:val="false"/>
+          <w:color w:val="4D4D4D"/>
+          <w:sz w:val="16"/>
+          <w:szCs w:val="16"/>
+          <w:rtl w:val="true"/>
+        </w:rPr>
+        <w:t xml:space="preserve">: </w:t>
+      </w:r>
+      <w:r>
+        <w:rPr>
+          <w:rFonts w:ascii="Dana Light" w:hAnsi="Dana Light" w:cs="Dana Light"/>
+          <w:b w:val="false"/>
+          <w:b w:val="false"/>
+          <w:i w:val="false"/>
+          <w:i w:val="false"/>
+          <w:color w:val="4D4D4D"/>
+          <w:sz w:val="16"/>
+          <w:sz w:val="16"/>
+          <w:szCs w:val="16"/>
+          <w:rtl w:val="true"/>
+        </w:rPr>
+        <w:t xml:space="preserve">زیبا دلپسند، فریبرز مسعودی، محمدآریا امینی </w:t>
+      </w:r>
+      <w:r>
+        <w:rPr>
+          <w:rFonts w:cs="Dana Light" w:ascii="Dana Light" w:hAnsi="Dana Light"/>
+          <w:b w:val="false"/>
+          <w:i w:val="false"/>
+          <w:color w:val="4D4D4D"/>
+          <w:sz w:val="16"/>
+          <w:szCs w:val="16"/>
+          <w:rtl w:val="true"/>
+        </w:rPr>
+        <w:t xml:space="preserve">· </w:t>
+      </w:r>
+      <w:r>
+        <w:rPr>
+          <w:rFonts w:ascii="Dana Light" w:hAnsi="Dana Light" w:cs="Dana Light"/>
+          <w:b w:val="false"/>
+          <w:b w:val="false"/>
+          <w:i w:val="false"/>
+          <w:i w:val="false"/>
+          <w:color w:val="4D4D4D"/>
+          <w:sz w:val="16"/>
+          <w:sz w:val="16"/>
+          <w:szCs w:val="16"/>
+        </w:rPr>
+        <w:t>۱۰</w:t>
+      </w:r>
+      <w:r>
+        <w:rPr>
+          <w:rFonts w:ascii="Dana Light" w:hAnsi="Dana Light" w:cs="Dana Light"/>
+          <w:b w:val="false"/>
+          <w:b w:val="false"/>
+          <w:i w:val="false"/>
+          <w:i w:val="false"/>
+          <w:color w:val="4D4D4D"/>
+          <w:sz w:val="16"/>
+          <w:sz w:val="16"/>
+          <w:szCs w:val="16"/>
+          <w:rtl w:val="true"/>
+        </w:rPr>
+        <w:t xml:space="preserve"> صفحه </w:t>
+      </w:r>
+      <w:r>
+        <w:rPr>
+          <w:rFonts w:cs="Dana Light" w:ascii="Dana Light" w:hAnsi="Dana Light"/>
+          <w:b w:val="false"/>
+          <w:i w:val="false"/>
+          <w:color w:val="4D4D4D"/>
+          <w:sz w:val="16"/>
+          <w:szCs w:val="16"/>
+          <w:rtl w:val="true"/>
+        </w:rPr>
+        <w:t xml:space="preserve">· </w:t>
+      </w:r>
+      <w:r>
+        <w:rPr>
+          <w:rFonts w:ascii="Dana Light" w:hAnsi="Dana Light" w:cs="Dana Light"/>
+          <w:b w:val="false"/>
+          <w:b w:val="false"/>
+          <w:i w:val="false"/>
+          <w:i w:val="false"/>
+          <w:color w:val="4D4D4D"/>
+          <w:sz w:val="16"/>
+          <w:sz w:val="16"/>
+          <w:szCs w:val="16"/>
+          <w:rtl w:val="true"/>
+        </w:rPr>
+        <w:t>زبان</w:t>
+      </w:r>
+      <w:r>
+        <w:rPr>
+          <w:rFonts w:cs="Dana Light" w:ascii="Dana Light" w:hAnsi="Dana Light"/>
+          <w:b w:val="false"/>
+          <w:i w:val="false"/>
+          <w:color w:val="4D4D4D"/>
+          <w:sz w:val="16"/>
+          <w:szCs w:val="16"/>
+          <w:rtl w:val="true"/>
+        </w:rPr>
+        <w:t xml:space="preserve">: </w:t>
+      </w:r>
+      <w:r>
+        <w:rPr>
+          <w:rFonts w:ascii="Dana Light" w:hAnsi="Dana Light" w:cs="Dana Light"/>
+          <w:b w:val="false"/>
+          <w:b w:val="false"/>
+          <w:i w:val="false"/>
+          <w:i w:val="false"/>
+          <w:color w:val="4D4D4D"/>
+          <w:sz w:val="16"/>
+          <w:sz w:val="16"/>
+          <w:szCs w:val="16"/>
+          <w:rtl w:val="true"/>
+        </w:rPr>
+        <w:t xml:space="preserve">فارسی  </w:t>
+      </w:r>
+      <w:r>
+        <w:rPr>
+          <w:rFonts w:cs="Dana Light" w:ascii="Dana Light" w:hAnsi="Dana Light"/>
+          <w:b w:val="false"/>
+          <w:i w:val="false"/>
+          <w:color w:val="4D4D4D"/>
+          <w:sz w:val="16"/>
+          <w:szCs w:val="16"/>
+          <w:rtl w:val="true"/>
+        </w:rPr>
+        <w:t xml:space="preserve">·  </w:t>
+      </w:r>
+      <w:r>
+        <w:rPr>
+          <w:rFonts w:ascii="Dana Light" w:hAnsi="Dana Light" w:cs="Dana Light"/>
+          <w:b w:val="false"/>
+          <w:b w:val="false"/>
+          <w:i w:val="false"/>
+          <w:i w:val="false"/>
+          <w:color w:val="4D4D4D"/>
+          <w:sz w:val="16"/>
+          <w:sz w:val="16"/>
+          <w:szCs w:val="16"/>
+          <w:rtl w:val="true"/>
+        </w:rPr>
+        <w:t>شناسه ملی سند علمی</w:t>
+      </w:r>
+      <w:r>
+        <w:rPr>
+          <w:rFonts w:cs="Dana Light" w:ascii="Dana Light" w:hAnsi="Dana Light"/>
+          <w:b w:val="false"/>
+          <w:i w:val="false"/>
+          <w:color w:val="4D4D4D"/>
+          <w:sz w:val="16"/>
+          <w:szCs w:val="16"/>
+          <w:rtl w:val="true"/>
+        </w:rPr>
+        <w:t xml:space="preserve">: </w:t>
+      </w:r>
+      <w:r>
+        <w:rPr>
+          <w:rFonts w:cs="Dana Light" w:ascii="Dana Light" w:hAnsi="Dana Light"/>
+          <w:b w:val="false"/>
+          <w:i w:val="false"/>
+          <w:color w:val="4D4D4D"/>
+          <w:sz w:val="16"/>
+          <w:szCs w:val="16"/>
+        </w:rPr>
+        <w:t>GSI43_151</w:t>
+      </w:r>
+      <w:r>
+        <w:rPr>
+          <w:rFonts w:cs="Dana Light" w:ascii="Dana Light" w:hAnsi="Dana Light"/>
+          <w:b w:val="false"/>
+          <w:i w:val="false"/>
+          <w:color w:val="4D4D4D"/>
+          <w:sz w:val="16"/>
+          <w:szCs w:val="16"/>
+          <w:rtl w:val="true"/>
+        </w:rPr>
+        <w:t xml:space="preserve">  ·  </w:t>
+      </w:r>
+      <w:hyperlink r:id="rId4">
+        <w:r>
+          <w:rPr>
+            <w:rStyle w:val="ListLabel11"/>
+            <w:rFonts w:ascii="Dana Light" w:hAnsi="Dana Light" w:cs="Dana Light"/>
+            <w:color w:val="4D4D4D"/>
+            <w:sz w:val="16"/>
+            <w:sz w:val="16"/>
+            <w:szCs w:val="16"/>
+            <w:u w:val="none"/>
+            <w:rtl w:val="true"/>
+          </w:rPr>
+          <w:t>مشاهده در سیویلیکا</w:t>
+        </w:r>
+      </w:hyperlink>
     </w:p>
     <w:p>
       <w:pPr>
@@ -3567,7 +3364,35 @@
           <w:szCs w:val="21"/>
           <w:rtl w:val="true"/>
         </w:rPr>
-        <w:t>عضو کمیته برگزاری</w:t>
+        <w:t>بررسی پتروگرافی، کانه‌زایی و دگرسانی ذخایر کانسار رگه‌های مس چودرچای</w:t>
+      </w:r>
+      <w:r>
+        <w:rPr>
+          <w:rFonts w:cs="Dana Light" w:ascii="Dana Light" w:hAnsi="Dana Light"/>
+          <w:b w:val="false"/>
+          <w:i w:val="false"/>
+          <w:color w:val="4D4D4D"/>
+          <w:spacing w:val="-3"/>
+          <w:sz w:val="21"/>
+          <w:szCs w:val="21"/>
+          <w:rtl w:val="true"/>
+        </w:rPr>
+        <w:tab/>
+      </w:r>
+      <w:r>
+        <w:rPr>
+          <w:rFonts w:ascii="Dana Light" w:hAnsi="Dana Light" w:cs="Dana Light"/>
+          <w:b w:val="false"/>
+          <w:b w:val="false"/>
+          <w:i w:val="false"/>
+          <w:i w:val="false"/>
+          <w:color w:val="4D4D4D"/>
+          <w:spacing w:val="-3"/>
+          <w:sz w:val="21"/>
+          <w:sz w:val="21"/>
+          <w:szCs w:val="21"/>
+        </w:rPr>
+        <w:t>۱۴۰۳</w:t>
       </w:r>
     </w:p>
     <w:p>
@@ -3591,35 +3416,309 @@
           <w:szCs w:val="21"/>
           <w:rtl w:val="true"/>
         </w:rPr>
-        <w:t>پنج همایش ملی زمین‌شناسی انجمن زمین‌شناسی ایران</w:t>
+        <w:t xml:space="preserve">چهل و سومین گردهمایی </w:t>
+      </w:r>
+      <w:r>
+        <w:rPr>
+          <w:rFonts w:cs="Dana Light" w:ascii="Dana Light" w:hAnsi="Dana Light"/>
+          <w:b w:val="false"/>
+          <w:i w:val="false"/>
+          <w:color w:val="4D4D4D"/>
+          <w:sz w:val="21"/>
+          <w:szCs w:val="21"/>
+          <w:rtl w:val="true"/>
+        </w:rPr>
+        <w:t>(</w:t>
+      </w:r>
+      <w:r>
+        <w:rPr>
+          <w:rFonts w:ascii="Dana Light" w:hAnsi="Dana Light" w:cs="Dana Light"/>
+          <w:b w:val="false"/>
+          <w:b w:val="false"/>
+          <w:i w:val="false"/>
+          <w:i w:val="false"/>
+          <w:color w:val="4D4D4D"/>
+          <w:sz w:val="21"/>
+          <w:sz w:val="21"/>
+          <w:szCs w:val="21"/>
+          <w:rtl w:val="true"/>
+        </w:rPr>
+        <w:t>همایش ملی</w:t>
+      </w:r>
+      <w:r>
+        <w:rPr>
+          <w:rFonts w:cs="Dana Light" w:ascii="Dana Light" w:hAnsi="Dana Light"/>
+          <w:b w:val="false"/>
+          <w:i w:val="false"/>
+          <w:color w:val="4D4D4D"/>
+          <w:sz w:val="21"/>
+          <w:szCs w:val="21"/>
+          <w:rtl w:val="true"/>
+        </w:rPr>
+        <w:t xml:space="preserve">) </w:t>
+      </w:r>
+      <w:r>
+        <w:rPr>
+          <w:rFonts w:ascii="Dana Light" w:hAnsi="Dana Light" w:cs="Dana Light"/>
+          <w:b w:val="false"/>
+          <w:b w:val="false"/>
+          <w:i w:val="false"/>
+          <w:i w:val="false"/>
+          <w:color w:val="4D4D4D"/>
+          <w:sz w:val="21"/>
+          <w:sz w:val="21"/>
+          <w:szCs w:val="21"/>
+          <w:rtl w:val="true"/>
+        </w:rPr>
+        <w:t>علوم زمین</w:t>
       </w:r>
     </w:p>
     <w:p>
       <w:pPr>
         <w:pStyle w:val="Normal"/>
-        <w:pBdr>
-          <w:bottom w:val="single" w:sz="4" w:space="2" w:color="333333"/>
-        </w:pBdr>
         <w:bidi w:val="1"/>
-        <w:spacing w:lineRule="auto" w:line="240" w:before="60" w:after="60"/>
+        <w:spacing w:lineRule="auto" w:line="240" w:before="0" w:after="0"/>
         <w:jc w:val="left"/>
         <w:rPr/>
       </w:pPr>
       <w:r>
         <w:rPr>
-          <w:rFonts w:ascii="Dana DemiBold" w:hAnsi="Dana DemiBold" w:cs="Dana DemiBold"/>
-          <w:b w:val="false"/>
-          <w:b w:val="false"/>
-          <w:i w:val="false"/>
-          <w:i w:val="false"/>
-          <w:color w:val="1F4E79"/>
-          <w:sz w:val="23"/>
-          <w:sz w:val="23"/>
-          <w:szCs w:val="23"/>
-          <w:rtl w:val="true"/>
-        </w:rPr>
-        <w:t>فعالیت‌های داوطلبانه</w:t>
-      </w:r>
+          <w:rFonts w:ascii="Dana Light" w:hAnsi="Dana Light" w:cs="Dana Light"/>
+          <w:b w:val="false"/>
+          <w:b w:val="false"/>
+          <w:i w:val="false"/>
+          <w:i w:val="false"/>
+          <w:color w:val="4D4D4D"/>
+          <w:sz w:val="21"/>
+          <w:sz w:val="21"/>
+          <w:szCs w:val="21"/>
+          <w:rtl w:val="true"/>
+        </w:rPr>
+        <w:t>سخنرانی</w:t>
+      </w:r>
+    </w:p>
+    <w:p>
+      <w:pPr>
+        <w:pStyle w:val="Normal"/>
+        <w:bidi w:val="1"/>
+        <w:spacing w:lineRule="auto" w:line="240" w:before="0" w:after="40"/>
+        <w:jc w:val="left"/>
+        <w:rPr/>
+      </w:pPr>
+      <w:r>
+        <w:rPr>
+          <w:rFonts w:ascii="Dana Light" w:hAnsi="Dana Light" w:cs="Dana Light"/>
+          <w:b w:val="false"/>
+          <w:b w:val="false"/>
+          <w:i w:val="false"/>
+          <w:i w:val="false"/>
+          <w:color w:val="4D4D4D"/>
+          <w:sz w:val="16"/>
+          <w:sz w:val="16"/>
+          <w:szCs w:val="16"/>
+          <w:rtl w:val="true"/>
+        </w:rPr>
+        <w:t>نویسنده</w:t>
+      </w:r>
+      <w:r>
+        <w:rPr>
+          <w:rFonts w:cs="Dana Light" w:ascii="Dana Light" w:hAnsi="Dana Light"/>
+          <w:b w:val="false"/>
+          <w:i w:val="false"/>
+          <w:color w:val="4D4D4D"/>
+          <w:sz w:val="16"/>
+          <w:szCs w:val="16"/>
+          <w:rtl w:val="true"/>
+        </w:rPr>
+        <w:t xml:space="preserve">: </w:t>
+      </w:r>
+      <w:r>
+        <w:rPr>
+          <w:rFonts w:ascii="Dana Light" w:hAnsi="Dana Light" w:cs="Dana Light"/>
+          <w:b w:val="false"/>
+          <w:b w:val="false"/>
+          <w:i w:val="false"/>
+          <w:i w:val="false"/>
+          <w:color w:val="4D4D4D"/>
+          <w:sz w:val="16"/>
+          <w:sz w:val="16"/>
+          <w:szCs w:val="16"/>
+          <w:rtl w:val="true"/>
+        </w:rPr>
+        <w:t xml:space="preserve">محمدآریا امینی </w:t>
+      </w:r>
+      <w:r>
+        <w:rPr>
+          <w:rFonts w:cs="Dana Light" w:ascii="Dana Light" w:hAnsi="Dana Light"/>
+          <w:b w:val="false"/>
+          <w:i w:val="false"/>
+          <w:color w:val="4D4D4D"/>
+          <w:sz w:val="16"/>
+          <w:szCs w:val="16"/>
+          <w:rtl w:val="true"/>
+        </w:rPr>
+        <w:t xml:space="preserve">· </w:t>
+      </w:r>
+      <w:r>
+        <w:rPr>
+          <w:rFonts w:ascii="Dana Light" w:hAnsi="Dana Light" w:cs="Dana Light"/>
+          <w:b w:val="false"/>
+          <w:b w:val="false"/>
+          <w:i w:val="false"/>
+          <w:i w:val="false"/>
+          <w:color w:val="4D4D4D"/>
+          <w:sz w:val="16"/>
+          <w:sz w:val="16"/>
+          <w:szCs w:val="16"/>
+        </w:rPr>
+        <w:t>۱۳</w:t>
+      </w:r>
+      <w:r>
+        <w:rPr>
+          <w:rFonts w:ascii="Dana Light" w:hAnsi="Dana Light" w:cs="Dana Light"/>
+          <w:b w:val="false"/>
+          <w:b w:val="false"/>
+          <w:i w:val="false"/>
+          <w:i w:val="false"/>
+          <w:color w:val="4D4D4D"/>
+          <w:sz w:val="16"/>
+          <w:sz w:val="16"/>
+          <w:szCs w:val="16"/>
+          <w:rtl w:val="true"/>
+        </w:rPr>
+        <w:t xml:space="preserve"> صفحه </w:t>
+      </w:r>
+      <w:r>
+        <w:rPr>
+          <w:rFonts w:cs="Dana Light" w:ascii="Dana Light" w:hAnsi="Dana Light"/>
+          <w:b w:val="false"/>
+          <w:i w:val="false"/>
+          <w:color w:val="4D4D4D"/>
+          <w:sz w:val="16"/>
+          <w:szCs w:val="16"/>
+          <w:rtl w:val="true"/>
+        </w:rPr>
+        <w:t xml:space="preserve">· </w:t>
+      </w:r>
+      <w:r>
+        <w:rPr>
+          <w:rFonts w:ascii="Dana Light" w:hAnsi="Dana Light" w:cs="Dana Light"/>
+          <w:b w:val="false"/>
+          <w:b w:val="false"/>
+          <w:i w:val="false"/>
+          <w:i w:val="false"/>
+          <w:color w:val="4D4D4D"/>
+          <w:sz w:val="16"/>
+          <w:sz w:val="16"/>
+          <w:szCs w:val="16"/>
+          <w:rtl w:val="true"/>
+        </w:rPr>
+        <w:t>زبان</w:t>
+      </w:r>
+      <w:r>
+        <w:rPr>
+          <w:rFonts w:cs="Dana Light" w:ascii="Dana Light" w:hAnsi="Dana Light"/>
+          <w:b w:val="false"/>
+          <w:i w:val="false"/>
+          <w:color w:val="4D4D4D"/>
+          <w:sz w:val="16"/>
+          <w:szCs w:val="16"/>
+          <w:rtl w:val="true"/>
+        </w:rPr>
+        <w:t xml:space="preserve">: </w:t>
+      </w:r>
+      <w:r>
+        <w:rPr>
+          <w:rFonts w:ascii="Dana Light" w:hAnsi="Dana Light" w:cs="Dana Light"/>
+          <w:b w:val="false"/>
+          <w:b w:val="false"/>
+          <w:i w:val="false"/>
+          <w:i w:val="false"/>
+          <w:color w:val="4D4D4D"/>
+          <w:sz w:val="16"/>
+          <w:sz w:val="16"/>
+          <w:szCs w:val="16"/>
+          <w:rtl w:val="true"/>
+        </w:rPr>
+        <w:t xml:space="preserve">فارسی  </w:t>
+      </w:r>
+      <w:r>
+        <w:rPr>
+          <w:rFonts w:cs="Dana Light" w:ascii="Dana Light" w:hAnsi="Dana Light"/>
+          <w:b w:val="false"/>
+          <w:i w:val="false"/>
+          <w:color w:val="4D4D4D"/>
+          <w:sz w:val="16"/>
+          <w:szCs w:val="16"/>
+          <w:rtl w:val="true"/>
+        </w:rPr>
+        <w:t xml:space="preserve">·  </w:t>
+      </w:r>
+      <w:r>
+        <w:rPr>
+          <w:rFonts w:ascii="Dana Light" w:hAnsi="Dana Light" w:cs="Dana Light"/>
+          <w:b w:val="false"/>
+          <w:b w:val="false"/>
+          <w:i w:val="false"/>
+          <w:i w:val="false"/>
+          <w:color w:val="4D4D4D"/>
+          <w:sz w:val="16"/>
+          <w:sz w:val="16"/>
+          <w:szCs w:val="16"/>
+          <w:rtl w:val="true"/>
+        </w:rPr>
+        <w:t>شناسه ملی سند علمی</w:t>
+      </w:r>
+      <w:r>
+        <w:rPr>
+          <w:rFonts w:cs="Dana Light" w:ascii="Dana Light" w:hAnsi="Dana Light"/>
+          <w:b w:val="false"/>
+          <w:i w:val="false"/>
+          <w:color w:val="4D4D4D"/>
+          <w:sz w:val="16"/>
+          <w:szCs w:val="16"/>
+          <w:rtl w:val="true"/>
+        </w:rPr>
+        <w:t xml:space="preserve">: </w:t>
+      </w:r>
+      <w:r>
+        <w:rPr>
+          <w:rFonts w:cs="Dana Light" w:ascii="Dana Light" w:hAnsi="Dana Light"/>
+          <w:b w:val="false"/>
+          <w:i w:val="false"/>
+          <w:color w:val="4D4D4D"/>
+          <w:sz w:val="16"/>
+          <w:szCs w:val="16"/>
+        </w:rPr>
+        <w:t>GSI43_064</w:t>
+      </w:r>
+      <w:r>
+        <w:rPr>
+          <w:rFonts w:cs="Dana Light" w:ascii="Dana Light" w:hAnsi="Dana Light"/>
+          <w:b w:val="false"/>
+          <w:i w:val="false"/>
+          <w:color w:val="4D4D4D"/>
+          <w:sz w:val="16"/>
+          <w:szCs w:val="16"/>
+          <w:rtl w:val="true"/>
+        </w:rPr>
+        <w:t xml:space="preserve">  ·  </w:t>
+      </w:r>
+      <w:hyperlink r:id="rId5">
+        <w:r>
+          <w:rPr>
+            <w:rStyle w:val="ListLabel11"/>
+            <w:rFonts w:ascii="Dana Light" w:hAnsi="Dana Light" w:cs="Dana Light"/>
+            <w:color w:val="4D4D4D"/>
+            <w:sz w:val="16"/>
+            <w:sz w:val="16"/>
+            <w:szCs w:val="16"/>
+            <w:u w:val="none"/>
+            <w:rtl w:val="true"/>
+          </w:rPr>
+          <w:t>مشاهده در سیویلیکا</w:t>
+        </w:r>
+      </w:hyperlink>
     </w:p>
     <w:p>
       <w:pPr>
@@ -3646,7 +3745,35 @@
           <w:szCs w:val="21"/>
           <w:rtl w:val="true"/>
         </w:rPr>
-        <w:t>عضو اهدای عضو ایران</w:t>
+        <w:t>زمین‌شناسی اقتصادی مس و عناصر همراه در محدوده جنوب راین با نگرشی بر گدار سیاه</w:t>
+      </w:r>
+      <w:r>
+        <w:rPr>
+          <w:rFonts w:cs="Dana Light" w:ascii="Dana Light" w:hAnsi="Dana Light"/>
+          <w:b w:val="false"/>
+          <w:i w:val="false"/>
+          <w:color w:val="4D4D4D"/>
+          <w:spacing w:val="-3"/>
+          <w:sz w:val="21"/>
+          <w:szCs w:val="21"/>
+          <w:rtl w:val="true"/>
+        </w:rPr>
+        <w:tab/>
+      </w:r>
+      <w:r>
+        <w:rPr>
+          <w:rFonts w:ascii="Dana Light" w:hAnsi="Dana Light" w:cs="Dana Light"/>
+          <w:b w:val="false"/>
+          <w:b w:val="false"/>
+          <w:i w:val="false"/>
+          <w:i w:val="false"/>
+          <w:color w:val="4D4D4D"/>
+          <w:spacing w:val="-3"/>
+          <w:sz w:val="21"/>
+          <w:sz w:val="21"/>
+          <w:szCs w:val="21"/>
+        </w:rPr>
+        <w:t>۱۴۰۲</w:t>
       </w:r>
     </w:p>
     <w:p>
@@ -3670,13 +3797,1056 @@
           <w:szCs w:val="21"/>
           <w:rtl w:val="true"/>
         </w:rPr>
+        <w:t xml:space="preserve">چهل و دومین گردهمایی </w:t>
+      </w:r>
+      <w:r>
+        <w:rPr>
+          <w:rFonts w:cs="Dana Light" w:ascii="Dana Light" w:hAnsi="Dana Light"/>
+          <w:b w:val="false"/>
+          <w:i w:val="false"/>
+          <w:color w:val="4D4D4D"/>
+          <w:sz w:val="21"/>
+          <w:szCs w:val="21"/>
+          <w:rtl w:val="true"/>
+        </w:rPr>
+        <w:t>(</w:t>
+      </w:r>
+      <w:r>
+        <w:rPr>
+          <w:rFonts w:ascii="Dana Light" w:hAnsi="Dana Light" w:cs="Dana Light"/>
+          <w:b w:val="false"/>
+          <w:b w:val="false"/>
+          <w:i w:val="false"/>
+          <w:i w:val="false"/>
+          <w:color w:val="4D4D4D"/>
+          <w:sz w:val="21"/>
+          <w:sz w:val="21"/>
+          <w:szCs w:val="21"/>
+          <w:rtl w:val="true"/>
+        </w:rPr>
+        <w:t>همایش ملی</w:t>
+      </w:r>
+      <w:r>
+        <w:rPr>
+          <w:rFonts w:cs="Dana Light" w:ascii="Dana Light" w:hAnsi="Dana Light"/>
+          <w:b w:val="false"/>
+          <w:i w:val="false"/>
+          <w:color w:val="4D4D4D"/>
+          <w:sz w:val="21"/>
+          <w:szCs w:val="21"/>
+          <w:rtl w:val="true"/>
+        </w:rPr>
+        <w:t xml:space="preserve">) </w:t>
+      </w:r>
+      <w:r>
+        <w:rPr>
+          <w:rFonts w:ascii="Dana Light" w:hAnsi="Dana Light" w:cs="Dana Light"/>
+          <w:b w:val="false"/>
+          <w:b w:val="false"/>
+          <w:i w:val="false"/>
+          <w:i w:val="false"/>
+          <w:color w:val="4D4D4D"/>
+          <w:sz w:val="21"/>
+          <w:sz w:val="21"/>
+          <w:szCs w:val="21"/>
+          <w:rtl w:val="true"/>
+        </w:rPr>
+        <w:t>علوم زمین</w:t>
+      </w:r>
+    </w:p>
+    <w:p>
+      <w:pPr>
+        <w:pStyle w:val="Normal"/>
+        <w:bidi w:val="1"/>
+        <w:spacing w:lineRule="auto" w:line="240" w:before="0" w:after="0"/>
+        <w:jc w:val="left"/>
+        <w:rPr/>
+      </w:pPr>
+      <w:r>
+        <w:rPr>
+          <w:rFonts w:ascii="Dana Light" w:hAnsi="Dana Light" w:cs="Dana Light"/>
+          <w:b w:val="false"/>
+          <w:b w:val="false"/>
+          <w:i w:val="false"/>
+          <w:i w:val="false"/>
+          <w:color w:val="4D4D4D"/>
+          <w:sz w:val="21"/>
+          <w:sz w:val="21"/>
+          <w:szCs w:val="21"/>
+          <w:rtl w:val="true"/>
+        </w:rPr>
+        <w:t>سخنرانی</w:t>
+      </w:r>
+    </w:p>
+    <w:p>
+      <w:pPr>
+        <w:pStyle w:val="Normal"/>
+        <w:bidi w:val="1"/>
+        <w:spacing w:lineRule="auto" w:line="240" w:before="0" w:after="40"/>
+        <w:jc w:val="left"/>
+        <w:rPr/>
+      </w:pPr>
+      <w:r>
+        <w:rPr>
+          <w:rFonts w:ascii="Dana Light" w:hAnsi="Dana Light" w:cs="Dana Light"/>
+          <w:b w:val="false"/>
+          <w:b w:val="false"/>
+          <w:i w:val="false"/>
+          <w:i w:val="false"/>
+          <w:color w:val="4D4D4D"/>
+          <w:sz w:val="16"/>
+          <w:sz w:val="16"/>
+          <w:szCs w:val="16"/>
+          <w:rtl w:val="true"/>
+        </w:rPr>
+        <w:t>نویسندگان</w:t>
+      </w:r>
+      <w:r>
+        <w:rPr>
+          <w:rFonts w:cs="Dana Light" w:ascii="Dana Light" w:hAnsi="Dana Light"/>
+          <w:b w:val="false"/>
+          <w:i w:val="false"/>
+          <w:color w:val="4D4D4D"/>
+          <w:sz w:val="16"/>
+          <w:szCs w:val="16"/>
+          <w:rtl w:val="true"/>
+        </w:rPr>
+        <w:t xml:space="preserve">: </w:t>
+      </w:r>
+      <w:r>
+        <w:rPr>
+          <w:rFonts w:ascii="Dana Light" w:hAnsi="Dana Light" w:cs="Dana Light"/>
+          <w:b w:val="false"/>
+          <w:b w:val="false"/>
+          <w:i w:val="false"/>
+          <w:i w:val="false"/>
+          <w:color w:val="4D4D4D"/>
+          <w:sz w:val="16"/>
+          <w:sz w:val="16"/>
+          <w:szCs w:val="16"/>
+          <w:rtl w:val="true"/>
+        </w:rPr>
+        <w:t xml:space="preserve">محمدآریا امینی، شهره سالخورده </w:t>
+      </w:r>
+      <w:r>
+        <w:rPr>
+          <w:rFonts w:cs="Dana Light" w:ascii="Dana Light" w:hAnsi="Dana Light"/>
+          <w:b w:val="false"/>
+          <w:i w:val="false"/>
+          <w:color w:val="4D4D4D"/>
+          <w:sz w:val="16"/>
+          <w:szCs w:val="16"/>
+          <w:rtl w:val="true"/>
+        </w:rPr>
+        <w:t xml:space="preserve">· </w:t>
+      </w:r>
+      <w:r>
+        <w:rPr>
+          <w:rFonts w:ascii="Dana Light" w:hAnsi="Dana Light" w:cs="Dana Light"/>
+          <w:b w:val="false"/>
+          <w:b w:val="false"/>
+          <w:i w:val="false"/>
+          <w:i w:val="false"/>
+          <w:color w:val="4D4D4D"/>
+          <w:sz w:val="16"/>
+          <w:sz w:val="16"/>
+          <w:szCs w:val="16"/>
+        </w:rPr>
+        <w:t>۱۵</w:t>
+      </w:r>
+      <w:r>
+        <w:rPr>
+          <w:rFonts w:ascii="Dana Light" w:hAnsi="Dana Light" w:cs="Dana Light"/>
+          <w:b w:val="false"/>
+          <w:b w:val="false"/>
+          <w:i w:val="false"/>
+          <w:i w:val="false"/>
+          <w:color w:val="4D4D4D"/>
+          <w:sz w:val="16"/>
+          <w:sz w:val="16"/>
+          <w:szCs w:val="16"/>
+          <w:rtl w:val="true"/>
+        </w:rPr>
+        <w:t xml:space="preserve"> صفحه </w:t>
+      </w:r>
+      <w:r>
+        <w:rPr>
+          <w:rFonts w:cs="Dana Light" w:ascii="Dana Light" w:hAnsi="Dana Light"/>
+          <w:b w:val="false"/>
+          <w:i w:val="false"/>
+          <w:color w:val="4D4D4D"/>
+          <w:sz w:val="16"/>
+          <w:szCs w:val="16"/>
+          <w:rtl w:val="true"/>
+        </w:rPr>
+        <w:t xml:space="preserve">· </w:t>
+      </w:r>
+      <w:r>
+        <w:rPr>
+          <w:rFonts w:ascii="Dana Light" w:hAnsi="Dana Light" w:cs="Dana Light"/>
+          <w:b w:val="false"/>
+          <w:b w:val="false"/>
+          <w:i w:val="false"/>
+          <w:i w:val="false"/>
+          <w:color w:val="4D4D4D"/>
+          <w:sz w:val="16"/>
+          <w:sz w:val="16"/>
+          <w:szCs w:val="16"/>
+          <w:rtl w:val="true"/>
+        </w:rPr>
+        <w:t>زبان</w:t>
+      </w:r>
+      <w:r>
+        <w:rPr>
+          <w:rFonts w:cs="Dana Light" w:ascii="Dana Light" w:hAnsi="Dana Light"/>
+          <w:b w:val="false"/>
+          <w:i w:val="false"/>
+          <w:color w:val="4D4D4D"/>
+          <w:sz w:val="16"/>
+          <w:szCs w:val="16"/>
+          <w:rtl w:val="true"/>
+        </w:rPr>
+        <w:t xml:space="preserve">: </w:t>
+      </w:r>
+      <w:r>
+        <w:rPr>
+          <w:rFonts w:ascii="Dana Light" w:hAnsi="Dana Light" w:cs="Dana Light"/>
+          <w:b w:val="false"/>
+          <w:b w:val="false"/>
+          <w:i w:val="false"/>
+          <w:i w:val="false"/>
+          <w:color w:val="4D4D4D"/>
+          <w:sz w:val="16"/>
+          <w:sz w:val="16"/>
+          <w:szCs w:val="16"/>
+          <w:rtl w:val="true"/>
+        </w:rPr>
+        <w:t xml:space="preserve">فارسی  </w:t>
+      </w:r>
+      <w:r>
+        <w:rPr>
+          <w:rFonts w:cs="Dana Light" w:ascii="Dana Light" w:hAnsi="Dana Light"/>
+          <w:b w:val="false"/>
+          <w:i w:val="false"/>
+          <w:color w:val="4D4D4D"/>
+          <w:sz w:val="16"/>
+          <w:szCs w:val="16"/>
+          <w:rtl w:val="true"/>
+        </w:rPr>
+        <w:t xml:space="preserve">·  </w:t>
+      </w:r>
+      <w:r>
+        <w:rPr>
+          <w:rFonts w:ascii="Dana Light" w:hAnsi="Dana Light" w:cs="Dana Light"/>
+          <w:b w:val="false"/>
+          <w:b w:val="false"/>
+          <w:i w:val="false"/>
+          <w:i w:val="false"/>
+          <w:color w:val="4D4D4D"/>
+          <w:sz w:val="16"/>
+          <w:sz w:val="16"/>
+          <w:szCs w:val="16"/>
+          <w:rtl w:val="true"/>
+        </w:rPr>
+        <w:t>شناسه ملی سند علمی</w:t>
+      </w:r>
+      <w:r>
+        <w:rPr>
+          <w:rFonts w:cs="Dana Light" w:ascii="Dana Light" w:hAnsi="Dana Light"/>
+          <w:b w:val="false"/>
+          <w:i w:val="false"/>
+          <w:color w:val="4D4D4D"/>
+          <w:sz w:val="16"/>
+          <w:szCs w:val="16"/>
+          <w:rtl w:val="true"/>
+        </w:rPr>
+        <w:t xml:space="preserve">: </w:t>
+      </w:r>
+      <w:r>
+        <w:rPr>
+          <w:rFonts w:cs="Dana Light" w:ascii="Dana Light" w:hAnsi="Dana Light"/>
+          <w:b w:val="false"/>
+          <w:i w:val="false"/>
+          <w:color w:val="4D4D4D"/>
+          <w:sz w:val="16"/>
+          <w:szCs w:val="16"/>
+        </w:rPr>
+        <w:t>GSI42_161</w:t>
+      </w:r>
+      <w:r>
+        <w:rPr>
+          <w:rFonts w:cs="Dana Light" w:ascii="Dana Light" w:hAnsi="Dana Light"/>
+          <w:b w:val="false"/>
+          <w:i w:val="false"/>
+          <w:color w:val="4D4D4D"/>
+          <w:sz w:val="16"/>
+          <w:szCs w:val="16"/>
+          <w:rtl w:val="true"/>
+        </w:rPr>
+        <w:t xml:space="preserve">  ·  </w:t>
+      </w:r>
+      <w:hyperlink r:id="rId6">
+        <w:r>
+          <w:rPr>
+            <w:rStyle w:val="ListLabel11"/>
+            <w:rFonts w:ascii="Dana Light" w:hAnsi="Dana Light" w:cs="Dana Light"/>
+            <w:color w:val="4D4D4D"/>
+            <w:sz w:val="16"/>
+            <w:sz w:val="16"/>
+            <w:szCs w:val="16"/>
+            <w:u w:val="none"/>
+            <w:rtl w:val="true"/>
+          </w:rPr>
+          <w:t>مشاهده در سیویلیکا</w:t>
+        </w:r>
+      </w:hyperlink>
+    </w:p>
+    <w:p>
+      <w:pPr>
+        <w:pStyle w:val="Normal"/>
+        <w:pBdr>
+          <w:bottom w:val="single" w:sz="4" w:space="2" w:color="333333"/>
+        </w:pBdr>
+        <w:bidi w:val="1"/>
+        <w:spacing w:lineRule="auto" w:line="240" w:before="60" w:after="60"/>
+        <w:jc w:val="left"/>
+        <w:rPr/>
+      </w:pPr>
+      <w:r>
+        <w:rPr>
+          <w:rFonts w:ascii="Dana DemiBold" w:hAnsi="Dana DemiBold" w:cs="Dana DemiBold"/>
+          <w:b w:val="false"/>
+          <w:b w:val="false"/>
+          <w:i w:val="false"/>
+          <w:i w:val="false"/>
+          <w:color w:val="1F4E79"/>
+          <w:sz w:val="23"/>
+          <w:sz w:val="23"/>
+          <w:szCs w:val="23"/>
+          <w:rtl w:val="true"/>
+        </w:rPr>
+        <w:t>مهارت‌ها</w:t>
+      </w:r>
+    </w:p>
+    <w:p>
+      <w:pPr>
+        <w:pStyle w:val="Normal"/>
+        <w:bidi w:val="1"/>
+        <w:spacing w:lineRule="auto" w:line="240" w:before="20" w:after="0"/>
+        <w:jc w:val="both"/>
+        <w:rPr/>
+      </w:pPr>
+      <w:r>
+        <w:rPr>
+          <w:rFonts w:ascii="Dana DemiBold" w:hAnsi="Dana DemiBold" w:cs="Dana DemiBold"/>
+          <w:b w:val="false"/>
+          <w:b w:val="false"/>
+          <w:i w:val="false"/>
+          <w:i w:val="false"/>
+          <w:color w:val="1A1A1A"/>
+          <w:sz w:val="21"/>
+          <w:sz w:val="21"/>
+          <w:szCs w:val="21"/>
+          <w:rtl w:val="true"/>
+        </w:rPr>
+        <w:t>زبان‌های برنامه‌نویسی</w:t>
+      </w:r>
+      <w:r>
+        <w:rPr>
+          <w:rFonts w:cs="Dana DemiBold" w:ascii="Dana DemiBold" w:hAnsi="Dana DemiBold"/>
+          <w:b w:val="false"/>
+          <w:i w:val="false"/>
+          <w:color w:val="1A1A1A"/>
+          <w:sz w:val="21"/>
+          <w:szCs w:val="21"/>
+          <w:rtl w:val="true"/>
+        </w:rPr>
+        <w:t xml:space="preserve">:  </w:t>
+      </w:r>
+      <w:r>
+        <w:rPr>
+          <w:rFonts w:cs="Dana"/>
+          <w:b w:val="false"/>
+          <w:i w:val="false"/>
+          <w:color w:val="1A1A1A"/>
+          <w:sz w:val="21"/>
+          <w:szCs w:val="21"/>
+        </w:rPr>
+        <w:t>Python  •  JavaScript  •  PHP  •  C#  •  SQL</w:t>
+      </w:r>
+    </w:p>
+    <w:p>
+      <w:pPr>
+        <w:pStyle w:val="Normal"/>
+        <w:bidi w:val="1"/>
+        <w:spacing w:lineRule="auto" w:line="240" w:before="20" w:after="0"/>
+        <w:jc w:val="both"/>
+        <w:rPr/>
+      </w:pPr>
+      <w:r>
+        <w:rPr>
+          <w:rFonts w:ascii="Dana DemiBold" w:hAnsi="Dana DemiBold" w:cs="Dana DemiBold"/>
+          <w:b w:val="false"/>
+          <w:b w:val="false"/>
+          <w:i w:val="false"/>
+          <w:i w:val="false"/>
+          <w:color w:val="1A1A1A"/>
+          <w:sz w:val="21"/>
+          <w:sz w:val="21"/>
+          <w:szCs w:val="21"/>
+          <w:rtl w:val="true"/>
+        </w:rPr>
+        <w:t>سایر مهارت‌ها</w:t>
+      </w:r>
+      <w:r>
+        <w:rPr>
+          <w:rFonts w:cs="Dana DemiBold" w:ascii="Dana DemiBold" w:hAnsi="Dana DemiBold"/>
+          <w:b w:val="false"/>
+          <w:i w:val="false"/>
+          <w:color w:val="1A1A1A"/>
+          <w:sz w:val="21"/>
+          <w:szCs w:val="21"/>
+          <w:rtl w:val="true"/>
+        </w:rPr>
+        <w:t xml:space="preserve">:  </w:t>
+      </w:r>
+      <w:r>
+        <w:rPr>
+          <w:rFonts w:ascii="Dana" w:hAnsi="Dana"/>
+          <w:b w:val="false"/>
+          <w:b w:val="false"/>
+          <w:i w:val="false"/>
+          <w:i w:val="false"/>
+          <w:color w:val="1A1A1A"/>
+          <w:sz w:val="21"/>
+          <w:sz w:val="21"/>
+          <w:szCs w:val="21"/>
+          <w:rtl w:val="true"/>
+        </w:rPr>
+        <w:t xml:space="preserve">ویرایش علمی  •  نشر آکادمیک  •  </w:t>
+      </w:r>
+      <w:r>
+        <w:rPr>
+          <w:rFonts w:cs="Dana"/>
+          <w:b w:val="false"/>
+          <w:i w:val="false"/>
+          <w:color w:val="1A1A1A"/>
+          <w:sz w:val="21"/>
+          <w:szCs w:val="21"/>
+        </w:rPr>
+        <w:t>LaTeX  •  Git  •  Docker</w:t>
+      </w:r>
+    </w:p>
+    <w:p>
+      <w:pPr>
+        <w:pStyle w:val="Normal"/>
+        <w:pBdr>
+          <w:bottom w:val="single" w:sz="4" w:space="2" w:color="333333"/>
+        </w:pBdr>
+        <w:bidi w:val="1"/>
+        <w:spacing w:lineRule="auto" w:line="240" w:before="60" w:after="60"/>
+        <w:jc w:val="left"/>
+        <w:rPr/>
+      </w:pPr>
+      <w:r>
+        <w:rPr>
+          <w:rFonts w:ascii="Dana DemiBold" w:hAnsi="Dana DemiBold" w:cs="Dana DemiBold"/>
+          <w:b w:val="false"/>
+          <w:b w:val="false"/>
+          <w:i w:val="false"/>
+          <w:i w:val="false"/>
+          <w:color w:val="1F4E79"/>
+          <w:sz w:val="23"/>
+          <w:sz w:val="23"/>
+          <w:szCs w:val="23"/>
+          <w:rtl w:val="true"/>
+        </w:rPr>
+        <w:t>نرم‌افزارها</w:t>
+      </w:r>
+    </w:p>
+    <w:p>
+      <w:pPr>
+        <w:pStyle w:val="Normal"/>
+        <w:bidi w:val="1"/>
+        <w:spacing w:lineRule="auto" w:line="240" w:before="20" w:after="0"/>
+        <w:jc w:val="both"/>
+        <w:rPr/>
+      </w:pPr>
+      <w:r>
+        <w:rPr>
+          <w:rFonts w:ascii="Dana DemiBold" w:hAnsi="Dana DemiBold" w:cs="Dana DemiBold"/>
+          <w:b w:val="false"/>
+          <w:b w:val="false"/>
+          <w:i w:val="false"/>
+          <w:i w:val="false"/>
+          <w:color w:val="1A1A1A"/>
+          <w:sz w:val="21"/>
+          <w:sz w:val="21"/>
+          <w:szCs w:val="21"/>
+          <w:rtl w:val="true"/>
+        </w:rPr>
+        <w:t>نرم‌افزارهای زمین‌شناسی</w:t>
+      </w:r>
+      <w:r>
+        <w:rPr>
+          <w:rFonts w:cs="Dana DemiBold" w:ascii="Dana DemiBold" w:hAnsi="Dana DemiBold"/>
+          <w:b w:val="false"/>
+          <w:i w:val="false"/>
+          <w:color w:val="1A1A1A"/>
+          <w:sz w:val="21"/>
+          <w:szCs w:val="21"/>
+          <w:rtl w:val="true"/>
+        </w:rPr>
+        <w:t xml:space="preserve">:  </w:t>
+      </w:r>
+      <w:r>
+        <w:rPr>
+          <w:rFonts w:cs="Dana"/>
+          <w:b w:val="false"/>
+          <w:i w:val="false"/>
+          <w:color w:val="1A1A1A"/>
+          <w:sz w:val="21"/>
+          <w:szCs w:val="21"/>
+        </w:rPr>
+        <w:t>ArcGIS  •  QGIS  •  RockWorks  •  Surfer</w:t>
+      </w:r>
+    </w:p>
+    <w:p>
+      <w:pPr>
+        <w:pStyle w:val="Normal"/>
+        <w:bidi w:val="1"/>
+        <w:spacing w:lineRule="auto" w:line="240" w:before="20" w:after="0"/>
+        <w:jc w:val="both"/>
+        <w:rPr/>
+      </w:pPr>
+      <w:r>
+        <w:rPr>
+          <w:rFonts w:ascii="Dana DemiBold" w:hAnsi="Dana DemiBold" w:cs="Dana DemiBold"/>
+          <w:b w:val="false"/>
+          <w:b w:val="false"/>
+          <w:i w:val="false"/>
+          <w:i w:val="false"/>
+          <w:color w:val="1A1A1A"/>
+          <w:sz w:val="21"/>
+          <w:sz w:val="21"/>
+          <w:szCs w:val="21"/>
+          <w:rtl w:val="true"/>
+        </w:rPr>
+        <w:t>فناوری‌های وب</w:t>
+      </w:r>
+      <w:r>
+        <w:rPr>
+          <w:rFonts w:cs="Dana DemiBold" w:ascii="Dana DemiBold" w:hAnsi="Dana DemiBold"/>
+          <w:b w:val="false"/>
+          <w:i w:val="false"/>
+          <w:color w:val="1A1A1A"/>
+          <w:sz w:val="21"/>
+          <w:szCs w:val="21"/>
+          <w:rtl w:val="true"/>
+        </w:rPr>
+        <w:t xml:space="preserve">:  </w:t>
+      </w:r>
+      <w:r>
+        <w:rPr>
+          <w:rFonts w:cs="Dana"/>
+          <w:b w:val="false"/>
+          <w:i w:val="false"/>
+          <w:color w:val="1A1A1A"/>
+          <w:sz w:val="21"/>
+          <w:szCs w:val="21"/>
+        </w:rPr>
+        <w:t>HTML5  •  CSS3  •  Bootstrap  •  WordPress  •  Laravel</w:t>
+      </w:r>
+    </w:p>
+    <w:p>
+      <w:pPr>
+        <w:pStyle w:val="Normal"/>
+        <w:pBdr>
+          <w:bottom w:val="single" w:sz="4" w:space="2" w:color="333333"/>
+        </w:pBdr>
+        <w:bidi w:val="1"/>
+        <w:spacing w:lineRule="auto" w:line="240" w:before="60" w:after="60"/>
+        <w:jc w:val="left"/>
+        <w:rPr/>
+      </w:pPr>
+      <w:r>
+        <w:rPr>
+          <w:rFonts w:ascii="Dana DemiBold" w:hAnsi="Dana DemiBold" w:cs="Dana DemiBold"/>
+          <w:b w:val="false"/>
+          <w:b w:val="false"/>
+          <w:i w:val="false"/>
+          <w:i w:val="false"/>
+          <w:color w:val="1F4E79"/>
+          <w:sz w:val="23"/>
+          <w:sz w:val="23"/>
+          <w:szCs w:val="23"/>
+          <w:rtl w:val="true"/>
+        </w:rPr>
+        <w:t>زبان‌ها</w:t>
+      </w:r>
+    </w:p>
+    <w:p>
+      <w:pPr>
+        <w:pStyle w:val="Normal"/>
+        <w:bidi w:val="1"/>
+        <w:spacing w:lineRule="auto" w:line="240" w:before="0" w:after="60"/>
+        <w:jc w:val="both"/>
+        <w:rPr/>
+      </w:pPr>
+      <w:r>
+        <w:rPr>
+          <w:rFonts w:ascii="Dana" w:hAnsi="Dana"/>
+          <w:b w:val="false"/>
+          <w:b w:val="false"/>
+          <w:i w:val="false"/>
+          <w:i w:val="false"/>
+          <w:color w:val="1A1A1A"/>
+          <w:sz w:val="21"/>
+          <w:sz w:val="21"/>
+          <w:szCs w:val="21"/>
+          <w:rtl w:val="true"/>
+        </w:rPr>
+        <w:t xml:space="preserve">فارسی </w:t>
+      </w:r>
+      <w:r>
+        <w:rPr>
+          <w:rFonts w:cs="Dana"/>
+          <w:b w:val="false"/>
+          <w:i w:val="false"/>
+          <w:color w:val="1A1A1A"/>
+          <w:sz w:val="21"/>
+          <w:szCs w:val="21"/>
+          <w:rtl w:val="true"/>
+        </w:rPr>
+        <w:t xml:space="preserve">- </w:t>
+      </w:r>
+      <w:r>
+        <w:rPr>
+          <w:rFonts w:ascii="Dana" w:hAnsi="Dana"/>
+          <w:b w:val="false"/>
+          <w:b w:val="false"/>
+          <w:i w:val="false"/>
+          <w:i w:val="false"/>
+          <w:color w:val="1A1A1A"/>
+          <w:sz w:val="21"/>
+          <w:sz w:val="21"/>
+          <w:szCs w:val="21"/>
+          <w:rtl w:val="true"/>
+        </w:rPr>
+        <w:t xml:space="preserve">زبان مادری   </w:t>
+      </w:r>
+      <w:r>
+        <w:rPr>
+          <w:rFonts w:cs="Dana"/>
+          <w:b w:val="false"/>
+          <w:i w:val="false"/>
+          <w:color w:val="1A1A1A"/>
+          <w:sz w:val="21"/>
+          <w:szCs w:val="21"/>
+          <w:rtl w:val="true"/>
+        </w:rPr>
+        <w:t xml:space="preserve">|   </w:t>
+      </w:r>
+      <w:r>
+        <w:rPr>
+          <w:rFonts w:ascii="Dana" w:hAnsi="Dana"/>
+          <w:b w:val="false"/>
+          <w:b w:val="false"/>
+          <w:i w:val="false"/>
+          <w:i w:val="false"/>
+          <w:color w:val="1A1A1A"/>
+          <w:sz w:val="21"/>
+          <w:sz w:val="21"/>
+          <w:szCs w:val="21"/>
+          <w:rtl w:val="true"/>
+        </w:rPr>
+        <w:t xml:space="preserve">انگلیسی </w:t>
+      </w:r>
+      <w:r>
+        <w:rPr>
+          <w:rFonts w:cs="Dana"/>
+          <w:b w:val="false"/>
+          <w:i w:val="false"/>
+          <w:color w:val="1A1A1A"/>
+          <w:sz w:val="21"/>
+          <w:szCs w:val="21"/>
+          <w:rtl w:val="true"/>
+        </w:rPr>
+        <w:t xml:space="preserve">- </w:t>
+      </w:r>
+      <w:r>
+        <w:rPr>
+          <w:rFonts w:ascii="Dana" w:hAnsi="Dana"/>
+          <w:b w:val="false"/>
+          <w:b w:val="false"/>
+          <w:i w:val="false"/>
+          <w:i w:val="false"/>
+          <w:color w:val="1A1A1A"/>
+          <w:sz w:val="21"/>
+          <w:sz w:val="21"/>
+          <w:szCs w:val="21"/>
+          <w:rtl w:val="true"/>
+        </w:rPr>
+        <w:t xml:space="preserve">توانایی کاری حرفه‌ای   </w:t>
+      </w:r>
+      <w:r>
+        <w:rPr>
+          <w:rFonts w:cs="Dana"/>
+          <w:b w:val="false"/>
+          <w:i w:val="false"/>
+          <w:color w:val="1A1A1A"/>
+          <w:sz w:val="21"/>
+          <w:szCs w:val="21"/>
+          <w:rtl w:val="true"/>
+        </w:rPr>
+        <w:t xml:space="preserve">|   </w:t>
+      </w:r>
+      <w:r>
+        <w:rPr>
+          <w:rFonts w:ascii="Dana" w:hAnsi="Dana"/>
+          <w:b w:val="false"/>
+          <w:b w:val="false"/>
+          <w:i w:val="false"/>
+          <w:i w:val="false"/>
+          <w:color w:val="1A1A1A"/>
+          <w:sz w:val="21"/>
+          <w:sz w:val="21"/>
+          <w:szCs w:val="21"/>
+          <w:rtl w:val="true"/>
+        </w:rPr>
+        <w:t xml:space="preserve">فرانسوی </w:t>
+      </w:r>
+      <w:r>
+        <w:rPr>
+          <w:rFonts w:cs="Dana"/>
+          <w:b w:val="false"/>
+          <w:i w:val="false"/>
+          <w:color w:val="1A1A1A"/>
+          <w:sz w:val="21"/>
+          <w:szCs w:val="21"/>
+          <w:rtl w:val="true"/>
+        </w:rPr>
+        <w:t xml:space="preserve">- </w:t>
+      </w:r>
+      <w:r>
+        <w:rPr>
+          <w:rFonts w:ascii="Dana" w:hAnsi="Dana"/>
+          <w:b w:val="false"/>
+          <w:b w:val="false"/>
+          <w:i w:val="false"/>
+          <w:i w:val="false"/>
+          <w:color w:val="1A1A1A"/>
+          <w:sz w:val="21"/>
+          <w:sz w:val="21"/>
+          <w:szCs w:val="21"/>
+          <w:rtl w:val="true"/>
+        </w:rPr>
+        <w:t>در حال یادگیری</w:t>
+      </w:r>
+    </w:p>
+    <w:p>
+      <w:pPr>
+        <w:pStyle w:val="Normal"/>
+        <w:pBdr>
+          <w:bottom w:val="single" w:sz="4" w:space="2" w:color="333333"/>
+        </w:pBdr>
+        <w:bidi w:val="1"/>
+        <w:spacing w:lineRule="auto" w:line="240" w:before="60" w:after="60"/>
+        <w:jc w:val="left"/>
+        <w:rPr/>
+      </w:pPr>
+      <w:r>
+        <w:rPr>
+          <w:rFonts w:ascii="Dana DemiBold" w:hAnsi="Dana DemiBold" w:cs="Dana DemiBold"/>
+          <w:b w:val="false"/>
+          <w:b w:val="false"/>
+          <w:i w:val="false"/>
+          <w:i w:val="false"/>
+          <w:color w:val="1F4E79"/>
+          <w:sz w:val="23"/>
+          <w:sz w:val="23"/>
+          <w:szCs w:val="23"/>
+          <w:rtl w:val="true"/>
+        </w:rPr>
+        <w:t>عضویت‌های حرفه‌ای</w:t>
+      </w:r>
+    </w:p>
+    <w:p>
+      <w:pPr>
+        <w:pStyle w:val="Normal"/>
+        <w:tabs>
+          <w:tab w:val="clear" w:pos="720"/>
+          <w:tab w:val="right" w:pos="10318" w:leader="none"/>
+        </w:tabs>
+        <w:bidi w:val="1"/>
+        <w:spacing w:lineRule="auto" w:line="240" w:before="0" w:after="0"/>
+        <w:jc w:val="left"/>
+        <w:rPr/>
+      </w:pPr>
+      <w:r>
+        <w:rPr>
+          <w:rFonts w:ascii="Dana DemiBold" w:hAnsi="Dana DemiBold" w:cs="Dana DemiBold"/>
+          <w:b w:val="false"/>
+          <w:b w:val="false"/>
+          <w:i w:val="false"/>
+          <w:i w:val="false"/>
+          <w:color w:val="1A1A1A"/>
+          <w:sz w:val="21"/>
+          <w:sz w:val="21"/>
+          <w:szCs w:val="21"/>
+          <w:rtl w:val="true"/>
+        </w:rPr>
+        <w:t>دبیر و مدیر وب‌سایت</w:t>
+      </w:r>
+      <w:r>
+        <w:rPr>
+          <w:rFonts w:cs="Dana Light" w:ascii="Dana Light" w:hAnsi="Dana Light"/>
+          <w:b w:val="false"/>
+          <w:i w:val="false"/>
+          <w:color w:val="4D4D4D"/>
+          <w:spacing w:val="-3"/>
+          <w:sz w:val="21"/>
+          <w:szCs w:val="21"/>
+          <w:rtl w:val="true"/>
+        </w:rPr>
+        <w:tab/>
+      </w:r>
+      <w:r>
+        <w:rPr>
+          <w:rFonts w:ascii="Dana Light" w:hAnsi="Dana Light" w:cs="Dana Light"/>
+          <w:b w:val="false"/>
+          <w:b w:val="false"/>
+          <w:i w:val="false"/>
+          <w:i w:val="false"/>
+          <w:color w:val="4D4D4D"/>
+          <w:spacing w:val="-3"/>
+          <w:sz w:val="21"/>
+          <w:sz w:val="21"/>
+          <w:szCs w:val="21"/>
+          <w:rtl w:val="true"/>
+        </w:rPr>
+        <w:t xml:space="preserve">فروردین </w:t>
+      </w:r>
+      <w:r>
+        <w:rPr>
+          <w:rFonts w:ascii="Dana Light" w:hAnsi="Dana Light" w:cs="Dana Light"/>
+          <w:b w:val="false"/>
+          <w:b w:val="false"/>
+          <w:i w:val="false"/>
+          <w:i w:val="false"/>
+          <w:color w:val="4D4D4D"/>
+          <w:spacing w:val="-3"/>
+          <w:sz w:val="21"/>
+          <w:sz w:val="21"/>
+          <w:szCs w:val="21"/>
+        </w:rPr>
+        <w:t>۱۴۰۲</w:t>
+      </w:r>
+      <w:r>
+        <w:rPr>
+          <w:rFonts w:ascii="Dana Light" w:hAnsi="Dana Light" w:cs="Dana Light"/>
+          <w:b w:val="false"/>
+          <w:b w:val="false"/>
+          <w:i w:val="false"/>
+          <w:i w:val="false"/>
+          <w:color w:val="4D4D4D"/>
+          <w:spacing w:val="-3"/>
+          <w:sz w:val="21"/>
+          <w:sz w:val="21"/>
+          <w:szCs w:val="21"/>
+          <w:rtl w:val="true"/>
+        </w:rPr>
+        <w:t xml:space="preserve"> </w:t>
+      </w:r>
+      <w:r>
+        <w:rPr>
+          <w:rFonts w:cs="Dana Light" w:ascii="Dana Light" w:hAnsi="Dana Light"/>
+          <w:b w:val="false"/>
+          <w:i w:val="false"/>
+          <w:color w:val="4D4D4D"/>
+          <w:spacing w:val="-3"/>
+          <w:sz w:val="21"/>
+          <w:szCs w:val="21"/>
+          <w:rtl w:val="true"/>
+        </w:rPr>
+        <w:t xml:space="preserve">- </w:t>
+      </w:r>
+      <w:r>
+        <w:rPr>
+          <w:rFonts w:ascii="Dana Light" w:hAnsi="Dana Light" w:cs="Dana Light"/>
+          <w:b w:val="false"/>
+          <w:b w:val="false"/>
+          <w:i w:val="false"/>
+          <w:i w:val="false"/>
+          <w:color w:val="4D4D4D"/>
+          <w:spacing w:val="-3"/>
+          <w:sz w:val="21"/>
+          <w:sz w:val="21"/>
+          <w:szCs w:val="21"/>
+          <w:rtl w:val="true"/>
+        </w:rPr>
+        <w:t>اکنون</w:t>
+      </w:r>
+    </w:p>
+    <w:p>
+      <w:pPr>
+        <w:pStyle w:val="Normal"/>
+        <w:bidi w:val="1"/>
+        <w:spacing w:lineRule="auto" w:line="240" w:before="0" w:after="0"/>
+        <w:jc w:val="both"/>
+        <w:rPr/>
+      </w:pPr>
+      <w:r>
+        <w:rPr>
+          <w:rFonts w:ascii="Dana Light" w:hAnsi="Dana Light" w:cs="Dana Light"/>
+          <w:b w:val="false"/>
+          <w:b w:val="false"/>
+          <w:i w:val="false"/>
+          <w:i w:val="false"/>
+          <w:color w:val="4D4D4D"/>
+          <w:sz w:val="21"/>
+          <w:sz w:val="21"/>
+          <w:szCs w:val="21"/>
+          <w:rtl w:val="true"/>
+        </w:rPr>
+        <w:t>انجمن زمین‌شناسی ایران</w:t>
+      </w:r>
+    </w:p>
+    <w:p>
+      <w:pPr>
+        <w:pStyle w:val="Normal"/>
+        <w:tabs>
+          <w:tab w:val="clear" w:pos="720"/>
+          <w:tab w:val="right" w:pos="10318" w:leader="none"/>
+        </w:tabs>
+        <w:bidi w:val="1"/>
+        <w:spacing w:lineRule="auto" w:line="240" w:before="0" w:after="0"/>
+        <w:jc w:val="left"/>
+        <w:rPr/>
+      </w:pPr>
+      <w:r>
+        <w:rPr>
+          <w:rFonts w:ascii="Dana DemiBold" w:hAnsi="Dana DemiBold" w:cs="Dana DemiBold"/>
+          <w:b w:val="false"/>
+          <w:b w:val="false"/>
+          <w:i w:val="false"/>
+          <w:i w:val="false"/>
+          <w:color w:val="1A1A1A"/>
+          <w:sz w:val="21"/>
+          <w:sz w:val="21"/>
+          <w:szCs w:val="21"/>
+          <w:rtl w:val="true"/>
+        </w:rPr>
+        <w:t>عضو کمیته برگزاری</w:t>
+      </w:r>
+    </w:p>
+    <w:p>
+      <w:pPr>
+        <w:pStyle w:val="Normal"/>
+        <w:bidi w:val="1"/>
+        <w:spacing w:lineRule="auto" w:line="240" w:before="0" w:after="0"/>
+        <w:jc w:val="both"/>
+        <w:rPr/>
+      </w:pPr>
+      <w:r>
+        <w:rPr>
+          <w:rFonts w:ascii="Dana Light" w:hAnsi="Dana Light" w:cs="Dana Light"/>
+          <w:b w:val="false"/>
+          <w:b w:val="false"/>
+          <w:i w:val="false"/>
+          <w:i w:val="false"/>
+          <w:color w:val="4D4D4D"/>
+          <w:sz w:val="21"/>
+          <w:sz w:val="21"/>
+          <w:szCs w:val="21"/>
+          <w:rtl w:val="true"/>
+        </w:rPr>
+        <w:t>پنج همایش ملی زمین‌شناسی انجمن زمین‌شناسی ایران</w:t>
+      </w:r>
+    </w:p>
+    <w:p>
+      <w:pPr>
+        <w:pStyle w:val="Normal"/>
+        <w:pBdr>
+          <w:bottom w:val="single" w:sz="4" w:space="2" w:color="333333"/>
+        </w:pBdr>
+        <w:bidi w:val="1"/>
+        <w:spacing w:lineRule="auto" w:line="240" w:before="60" w:after="60"/>
+        <w:jc w:val="left"/>
+        <w:rPr/>
+      </w:pPr>
+      <w:r>
+        <w:rPr>
+          <w:rFonts w:ascii="Dana DemiBold" w:hAnsi="Dana DemiBold" w:cs="Dana DemiBold"/>
+          <w:b w:val="false"/>
+          <w:b w:val="false"/>
+          <w:i w:val="false"/>
+          <w:i w:val="false"/>
+          <w:color w:val="1F4E79"/>
+          <w:sz w:val="23"/>
+          <w:sz w:val="23"/>
+          <w:szCs w:val="23"/>
+          <w:rtl w:val="true"/>
+        </w:rPr>
+        <w:t>فعالیت‌های داوطلبانه</w:t>
+      </w:r>
+    </w:p>
+    <w:p>
+      <w:pPr>
+        <w:pStyle w:val="Normal"/>
+        <w:tabs>
+          <w:tab w:val="clear" w:pos="720"/>
+          <w:tab w:val="right" w:pos="10318" w:leader="none"/>
+        </w:tabs>
+        <w:bidi w:val="1"/>
+        <w:spacing w:lineRule="auto" w:line="240" w:before="0" w:after="0"/>
+        <w:jc w:val="left"/>
+        <w:rPr/>
+      </w:pPr>
+      <w:r>
+        <w:rPr>
+          <w:rFonts w:ascii="Dana DemiBold" w:hAnsi="Dana DemiBold" w:cs="Dana DemiBold"/>
+          <w:b w:val="false"/>
+          <w:b w:val="false"/>
+          <w:i w:val="false"/>
+          <w:i w:val="false"/>
+          <w:color w:val="1A1A1A"/>
+          <w:sz w:val="21"/>
+          <w:sz w:val="21"/>
+          <w:szCs w:val="21"/>
+          <w:rtl w:val="true"/>
+        </w:rPr>
+        <w:t>عضو اهدای عضو ایران</w:t>
+      </w:r>
+    </w:p>
+    <w:p>
+      <w:pPr>
+        <w:pStyle w:val="Normal"/>
+        <w:bidi w:val="1"/>
+        <w:spacing w:lineRule="auto" w:line="240" w:before="0" w:after="0"/>
+        <w:jc w:val="both"/>
+        <w:rPr/>
+      </w:pPr>
+      <w:r>
+        <w:rPr>
+          <w:rFonts w:ascii="Dana Light" w:hAnsi="Dana Light" w:cs="Dana Light"/>
+          <w:b w:val="false"/>
+          <w:b w:val="false"/>
+          <w:i w:val="false"/>
+          <w:i w:val="false"/>
+          <w:color w:val="4D4D4D"/>
+          <w:sz w:val="21"/>
+          <w:sz w:val="21"/>
+          <w:szCs w:val="21"/>
+          <w:rtl w:val="true"/>
+        </w:rPr>
         <w:t>شماره عضویت متعاقباً اضافه می‌شود</w:t>
       </w:r>
     </w:p>
     <w:sectPr>
-      <w:footerReference w:type="even" r:id="rId4"/>
-      <w:footerReference w:type="default" r:id="rId5"/>
-      <w:footerReference w:type="first" r:id="rId6"/>
+      <w:footerReference w:type="even" r:id="rId7"/>
+      <w:footerReference w:type="default" r:id="rId8"/>
+      <w:footerReference w:type="first" r:id="rId9"/>
       <w:type w:val="nextPage"/>
       <w:pgSz w:w="11906" w:h="16838"/>
       <w:pgMar w:left="794" w:right="794" w:gutter="0" w:header="0" w:top="720" w:footer="283" w:bottom="720"/>
@@ -3752,7 +4922,7 @@
         <w:sz w:val="16"/>
         <w:szCs w:val="16"/>
       </w:rPr>
-      <w:t>۷</w:t>
+      <w:t>۸</w:t>
     </w:r>
     <w:r>
       <w:rPr>
@@ -3836,7 +5006,7 @@
         <w:sz w:val="16"/>
         <w:szCs w:val="16"/>
       </w:rPr>
-      <w:t>۷</w:t>
+      <w:t>۸</w:t>
     </w:r>
     <w:r>
       <w:rPr>

--- a/assets/files/Aria-CV-Fa.docx
+++ b/assets/files/Aria-CV-Fa.docx
@@ -3089,7 +3089,34 @@
           <w:szCs w:val="21"/>
           <w:rtl w:val="true"/>
         </w:rPr>
-        <w:t>علوم زمین</w:t>
+        <w:t xml:space="preserve">علوم زمین </w:t>
+      </w:r>
+      <w:r>
+        <w:rPr>
+          <w:rFonts w:cs="Dana Light" w:ascii="Dana Light" w:hAnsi="Dana Light"/>
+          <w:b w:val="false"/>
+          <w:i w:val="false"/>
+          <w:color w:val="4D4D4D"/>
+          <w:sz w:val="21"/>
+          <w:szCs w:val="21"/>
+          <w:rtl w:val="true"/>
+        </w:rPr>
+        <w:t xml:space="preserve">- </w:t>
+      </w:r>
+      <w:r>
+        <w:rPr>
+          <w:rFonts w:ascii="Dana Light" w:hAnsi="Dana Light" w:cs="Dana Light"/>
+          <w:b w:val="false"/>
+          <w:b w:val="false"/>
+          <w:i w:val="false"/>
+          <w:i w:val="false"/>
+          <w:color w:val="4D4D4D"/>
+          <w:sz w:val="21"/>
+          <w:sz w:val="21"/>
+          <w:szCs w:val="21"/>
+          <w:rtl w:val="true"/>
+        </w:rPr>
+        <w:t>تهران، ایران</w:t>
       </w:r>
     </w:p>
     <w:p>
@@ -3470,7 +3497,34 @@
           <w:szCs w:val="21"/>
           <w:rtl w:val="true"/>
         </w:rPr>
-        <w:t>علوم زمین</w:t>
+        <w:t xml:space="preserve">علوم زمین </w:t>
+      </w:r>
+      <w:r>
+        <w:rPr>
+          <w:rFonts w:cs="Dana Light" w:ascii="Dana Light" w:hAnsi="Dana Light"/>
+          <w:b w:val="false"/>
+          <w:i w:val="false"/>
+          <w:color w:val="4D4D4D"/>
+          <w:sz w:val="21"/>
+          <w:szCs w:val="21"/>
+          <w:rtl w:val="true"/>
+        </w:rPr>
+        <w:t xml:space="preserve">- </w:t>
+      </w:r>
+      <w:r>
+        <w:rPr>
+          <w:rFonts w:ascii="Dana Light" w:hAnsi="Dana Light" w:cs="Dana Light"/>
+          <w:b w:val="false"/>
+          <w:b w:val="false"/>
+          <w:i w:val="false"/>
+          <w:i w:val="false"/>
+          <w:color w:val="4D4D4D"/>
+          <w:sz w:val="21"/>
+          <w:sz w:val="21"/>
+          <w:szCs w:val="21"/>
+          <w:rtl w:val="true"/>
+        </w:rPr>
+        <w:t>تهران، ایران</w:t>
       </w:r>
     </w:p>
     <w:p>
@@ -3851,7 +3905,34 @@
           <w:szCs w:val="21"/>
           <w:rtl w:val="true"/>
         </w:rPr>
-        <w:t>علوم زمین</w:t>
+        <w:t xml:space="preserve">علوم زمین </w:t>
+      </w:r>
+      <w:r>
+        <w:rPr>
+          <w:rFonts w:cs="Dana Light" w:ascii="Dana Light" w:hAnsi="Dana Light"/>
+          <w:b w:val="false"/>
+          <w:i w:val="false"/>
+          <w:color w:val="4D4D4D"/>
+          <w:sz w:val="21"/>
+          <w:szCs w:val="21"/>
+          <w:rtl w:val="true"/>
+        </w:rPr>
+        <w:t xml:space="preserve">- </w:t>
+      </w:r>
+      <w:r>
+        <w:rPr>
+          <w:rFonts w:ascii="Dana Light" w:hAnsi="Dana Light" w:cs="Dana Light"/>
+          <w:b w:val="false"/>
+          <w:b w:val="false"/>
+          <w:i w:val="false"/>
+          <w:i w:val="false"/>
+          <w:color w:val="4D4D4D"/>
+          <w:sz w:val="21"/>
+          <w:sz w:val="21"/>
+          <w:szCs w:val="21"/>
+          <w:rtl w:val="true"/>
+        </w:rPr>
+        <w:t>تهران، ایران</w:t>
       </w:r>
     </w:p>
     <w:p>

--- a/assets/files/Aria-CV-Fa.docx
+++ b/assets/files/Aria-CV-Fa.docx
@@ -1378,7 +1378,7 @@
           <w:szCs w:val="21"/>
           <w:rtl w:val="true"/>
         </w:rPr>
-        <w:t>دانشگاه شهید بهشتی، تهران</w:t>
+        <w:t>موسسه پژوهشی زمین‌شناسی پارس آرین زمین</w:t>
       </w:r>
     </w:p>
     <w:p>
@@ -1406,7 +1406,7 @@
           <w:szCs w:val="21"/>
           <w:rtl w:val="true"/>
         </w:rPr>
-        <w:t>همکار پژوهشی</w:t>
+        <w:t>کارشناس زمین‌شناس</w:t>
       </w:r>
       <w:r>
         <w:rPr>
@@ -1450,7 +1450,7 @@
           <w:sz w:val="21"/>
           <w:szCs w:val="21"/>
         </w:rPr>
-        <w:t>۱۴۰۳</w:t>
+        <w:t>۱۴۰۱</w:t>
       </w:r>
       <w:r>
         <w:rPr>
@@ -1496,6 +1496,30 @@
           <w:rtl w:val="true"/>
         </w:rPr>
         <w:t>اکنون</w:t>
+      </w:r>
+    </w:p>
+    <w:p>
+      <w:pPr>
+        <w:pStyle w:val="Normal"/>
+        <w:bidi w:val="1"/>
+        <w:spacing w:lineRule="auto" w:line="240" w:before="60" w:after="0"/>
+        <w:jc w:val="left"/>
+        <w:rPr/>
+      </w:pPr>
+      <w:r>
+        <w:rPr>
+          <w:rFonts w:ascii="Dana DemiBold" w:hAnsi="Dana DemiBold" w:cs="Dana DemiBold"/>
+          <w:b w:val="false"/>
+          <w:b w:val="false"/>
+          <w:i w:val="false"/>
+          <w:i w:val="false"/>
+          <w:color w:val="1A1A1A"/>
+          <w:sz w:val="21"/>
+          <w:sz w:val="21"/>
+          <w:szCs w:val="21"/>
+          <w:rtl w:val="true"/>
+        </w:rPr>
+        <w:t>دانشگاه شهید بهشتی، تهران</w:t>
       </w:r>
     </w:p>
     <w:p>
@@ -1523,7 +1547,7 @@
           <w:szCs w:val="21"/>
           <w:rtl w:val="true"/>
         </w:rPr>
-        <w:t>مدیر فنی سیستم ابررایانه سرمد</w:t>
+        <w:t>همکار پژوهشی</w:t>
       </w:r>
       <w:r>
         <w:rPr>
@@ -1612,7 +1636,7 @@
           <w:szCs w:val="21"/>
           <w:rtl w:val="true"/>
         </w:rPr>
-        <w:t xml:space="preserve">مرداد </w:t>
+        <w:t xml:space="preserve">شهریور </w:t>
       </w:r>
       <w:r>
         <w:rPr>
@@ -1628,30 +1652,6 @@
           <w:szCs w:val="21"/>
         </w:rPr>
         <w:t>۱۴۰۵</w:t>
-      </w:r>
-    </w:p>
-    <w:p>
-      <w:pPr>
-        <w:pStyle w:val="Normal"/>
-        <w:bidi w:val="1"/>
-        <w:spacing w:lineRule="auto" w:line="240" w:before="60" w:after="0"/>
-        <w:jc w:val="left"/>
-        <w:rPr/>
-      </w:pPr>
-      <w:r>
-        <w:rPr>
-          <w:rFonts w:ascii="Dana DemiBold" w:hAnsi="Dana DemiBold" w:cs="Dana DemiBold"/>
-          <w:b w:val="false"/>
-          <w:b w:val="false"/>
-          <w:i w:val="false"/>
-          <w:i w:val="false"/>
-          <w:color w:val="1A1A1A"/>
-          <w:sz w:val="21"/>
-          <w:sz w:val="21"/>
-          <w:szCs w:val="21"/>
-          <w:rtl w:val="true"/>
-        </w:rPr>
-        <w:t>موسسه پژوهشی زمین‌شناسی پارس آرین زمین</w:t>
       </w:r>
     </w:p>
     <w:p>
@@ -1679,7 +1679,7 @@
           <w:szCs w:val="21"/>
           <w:rtl w:val="true"/>
         </w:rPr>
-        <w:t>کارشناس زمین‌شناس</w:t>
+        <w:t>مدیر فنی سیستم ابررایانه سرمد</w:t>
       </w:r>
       <w:r>
         <w:rPr>
@@ -1723,7 +1723,7 @@
           <w:sz w:val="21"/>
           <w:szCs w:val="21"/>
         </w:rPr>
-        <w:t>۱۴۰۱</w:t>
+        <w:t>۱۴۰۳</w:t>
       </w:r>
       <w:r>
         <w:rPr>
@@ -1768,7 +1768,22 @@
           <w:szCs w:val="21"/>
           <w:rtl w:val="true"/>
         </w:rPr>
-        <w:t>اکنون</w:t>
+        <w:t xml:space="preserve">مرداد </w:t>
+      </w:r>
+      <w:r>
+        <w:rPr>
+          <w:rFonts w:ascii="Dana Light" w:hAnsi="Dana Light" w:cs="Dana Light"/>
+          <w:b w:val="false"/>
+          <w:b w:val="false"/>
+          <w:i w:val="false"/>
+          <w:i w:val="false"/>
+          <w:color w:val="4D4D4D"/>
+          <w:spacing w:val="-3"/>
+          <w:sz w:val="21"/>
+          <w:sz w:val="21"/>
+          <w:szCs w:val="21"/>
+        </w:rPr>
+        <w:t>۱۴۰۵</w:t>
       </w:r>
     </w:p>
     <w:p>

--- a/assets/files/Aria-CV-Fa.docx
+++ b/assets/files/Aria-CV-Fa.docx
@@ -2971,6 +2971,388 @@
           <w:rtl w:val="true"/>
         </w:rPr>
         <w:t>کنفرانس‌ها</w:t>
+      </w:r>
+    </w:p>
+    <w:p>
+      <w:pPr>
+        <w:pStyle w:val="Normal"/>
+        <w:tabs>
+          <w:tab w:val="clear" w:pos="720"/>
+          <w:tab w:val="right" w:pos="10318" w:leader="none"/>
+        </w:tabs>
+        <w:bidi w:val="1"/>
+        <w:spacing w:lineRule="auto" w:line="240" w:before="0" w:after="0"/>
+        <w:jc w:val="left"/>
+        <w:rPr/>
+      </w:pPr>
+      <w:r>
+        <w:rPr>
+          <w:rFonts w:ascii="Dana DemiBold" w:hAnsi="Dana DemiBold" w:cs="Dana DemiBold"/>
+          <w:b w:val="false"/>
+          <w:b w:val="false"/>
+          <w:i w:val="false"/>
+          <w:i w:val="false"/>
+          <w:color w:val="1A1A1A"/>
+          <w:sz w:val="21"/>
+          <w:sz w:val="21"/>
+          <w:szCs w:val="21"/>
+          <w:rtl w:val="true"/>
+        </w:rPr>
+        <w:t xml:space="preserve">منابع طبیعی </w:t>
+      </w:r>
+      <w:r>
+        <w:rPr>
+          <w:rFonts w:cs="Dana DemiBold" w:ascii="Dana DemiBold" w:hAnsi="Dana DemiBold"/>
+          <w:b w:val="false"/>
+          <w:i w:val="false"/>
+          <w:color w:val="1A1A1A"/>
+          <w:sz w:val="21"/>
+          <w:szCs w:val="21"/>
+          <w:rtl w:val="true"/>
+        </w:rPr>
+        <w:t>(</w:t>
+      </w:r>
+      <w:r>
+        <w:rPr>
+          <w:rFonts w:ascii="Dana DemiBold" w:hAnsi="Dana DemiBold" w:cs="Dana DemiBold"/>
+          <w:b w:val="false"/>
+          <w:b w:val="false"/>
+          <w:i w:val="false"/>
+          <w:i w:val="false"/>
+          <w:color w:val="1A1A1A"/>
+          <w:sz w:val="21"/>
+          <w:sz w:val="21"/>
+          <w:szCs w:val="21"/>
+          <w:rtl w:val="true"/>
+        </w:rPr>
+        <w:t>معادن، انرژی و منابع آب</w:t>
+      </w:r>
+      <w:r>
+        <w:rPr>
+          <w:rFonts w:cs="Dana DemiBold" w:ascii="Dana DemiBold" w:hAnsi="Dana DemiBold"/>
+          <w:b w:val="false"/>
+          <w:i w:val="false"/>
+          <w:color w:val="1A1A1A"/>
+          <w:sz w:val="21"/>
+          <w:szCs w:val="21"/>
+          <w:rtl w:val="true"/>
+        </w:rPr>
+        <w:t xml:space="preserve">) </w:t>
+      </w:r>
+      <w:r>
+        <w:rPr>
+          <w:rFonts w:ascii="Dana DemiBold" w:hAnsi="Dana DemiBold" w:cs="Dana DemiBold"/>
+          <w:b w:val="false"/>
+          <w:b w:val="false"/>
+          <w:i w:val="false"/>
+          <w:i w:val="false"/>
+          <w:color w:val="1A1A1A"/>
+          <w:sz w:val="21"/>
+          <w:sz w:val="21"/>
+          <w:szCs w:val="21"/>
+          <w:rtl w:val="true"/>
+        </w:rPr>
+        <w:t>ایران</w:t>
+      </w:r>
+      <w:r>
+        <w:rPr>
+          <w:rFonts w:cs="Dana Light" w:ascii="Dana Light" w:hAnsi="Dana Light"/>
+          <w:b w:val="false"/>
+          <w:i w:val="false"/>
+          <w:color w:val="4D4D4D"/>
+          <w:spacing w:val="-3"/>
+          <w:sz w:val="21"/>
+          <w:szCs w:val="21"/>
+          <w:rtl w:val="true"/>
+        </w:rPr>
+        <w:tab/>
+      </w:r>
+      <w:r>
+        <w:rPr>
+          <w:rFonts w:ascii="Dana Light" w:hAnsi="Dana Light" w:cs="Dana Light"/>
+          <w:b w:val="false"/>
+          <w:b w:val="false"/>
+          <w:i w:val="false"/>
+          <w:i w:val="false"/>
+          <w:color w:val="4D4D4D"/>
+          <w:spacing w:val="-3"/>
+          <w:sz w:val="21"/>
+          <w:sz w:val="21"/>
+          <w:szCs w:val="21"/>
+        </w:rPr>
+        <w:t>۱۴۰۴</w:t>
+      </w:r>
+    </w:p>
+    <w:p>
+      <w:pPr>
+        <w:pStyle w:val="Normal"/>
+        <w:bidi w:val="1"/>
+        <w:spacing w:lineRule="auto" w:line="240" w:before="0" w:after="0"/>
+        <w:jc w:val="both"/>
+        <w:rPr/>
+      </w:pPr>
+      <w:r>
+        <w:rPr>
+          <w:rFonts w:ascii="Dana Light" w:hAnsi="Dana Light" w:cs="Dana Light"/>
+          <w:b w:val="false"/>
+          <w:b w:val="false"/>
+          <w:i w:val="false"/>
+          <w:i w:val="false"/>
+          <w:color w:val="4D4D4D"/>
+          <w:sz w:val="21"/>
+          <w:sz w:val="21"/>
+          <w:szCs w:val="21"/>
+          <w:rtl w:val="true"/>
+        </w:rPr>
+        <w:t xml:space="preserve">چهارمین اجلاس جهانی پیشرفت‌های علوم زمین و تغییرات اقلیمی </w:t>
+      </w:r>
+      <w:r>
+        <w:rPr>
+          <w:rFonts w:cs="Dana Light" w:ascii="Dana Light" w:hAnsi="Dana Light"/>
+          <w:b w:val="false"/>
+          <w:i w:val="false"/>
+          <w:color w:val="4D4D4D"/>
+          <w:sz w:val="21"/>
+          <w:szCs w:val="21"/>
+          <w:rtl w:val="true"/>
+        </w:rPr>
+        <w:t>(</w:t>
+      </w:r>
+      <w:r>
+        <w:rPr>
+          <w:rFonts w:cs="Dana Light" w:ascii="Dana Light" w:hAnsi="Dana Light"/>
+          <w:b w:val="false"/>
+          <w:i w:val="false"/>
+          <w:color w:val="4D4D4D"/>
+          <w:sz w:val="21"/>
+          <w:szCs w:val="21"/>
+        </w:rPr>
+        <w:t>Adv. ESCC 2025</w:t>
+      </w:r>
+      <w:r>
+        <w:rPr>
+          <w:rFonts w:cs="Dana Light" w:ascii="Dana Light" w:hAnsi="Dana Light"/>
+          <w:b w:val="false"/>
+          <w:i w:val="false"/>
+          <w:color w:val="4D4D4D"/>
+          <w:sz w:val="21"/>
+          <w:szCs w:val="21"/>
+          <w:rtl w:val="true"/>
+        </w:rPr>
+        <w:t xml:space="preserve">) - </w:t>
+      </w:r>
+      <w:r>
+        <w:rPr>
+          <w:rFonts w:ascii="Dana Light" w:hAnsi="Dana Light" w:cs="Dana Light"/>
+          <w:b w:val="false"/>
+          <w:b w:val="false"/>
+          <w:i w:val="false"/>
+          <w:i w:val="false"/>
+          <w:color w:val="4D4D4D"/>
+          <w:sz w:val="21"/>
+          <w:sz w:val="21"/>
+          <w:szCs w:val="21"/>
+          <w:rtl w:val="true"/>
+        </w:rPr>
+        <w:t>رویداد مجازی</w:t>
+      </w:r>
+    </w:p>
+    <w:p>
+      <w:pPr>
+        <w:pStyle w:val="Normal"/>
+        <w:bidi w:val="1"/>
+        <w:spacing w:lineRule="auto" w:line="240" w:before="0" w:after="0"/>
+        <w:jc w:val="left"/>
+        <w:rPr/>
+      </w:pPr>
+      <w:r>
+        <w:rPr>
+          <w:rFonts w:ascii="Dana Light" w:hAnsi="Dana Light" w:cs="Dana Light"/>
+          <w:b w:val="false"/>
+          <w:b w:val="false"/>
+          <w:i w:val="false"/>
+          <w:i w:val="false"/>
+          <w:color w:val="4D4D4D"/>
+          <w:sz w:val="21"/>
+          <w:sz w:val="21"/>
+          <w:szCs w:val="21"/>
+          <w:rtl w:val="true"/>
+        </w:rPr>
+        <w:t>سخنرانی</w:t>
+      </w:r>
+    </w:p>
+    <w:p>
+      <w:pPr>
+        <w:pStyle w:val="Normal"/>
+        <w:bidi w:val="1"/>
+        <w:spacing w:lineRule="auto" w:line="240" w:before="0" w:after="40"/>
+        <w:jc w:val="left"/>
+        <w:rPr/>
+      </w:pPr>
+      <w:r>
+        <w:rPr>
+          <w:rFonts w:ascii="Dana Light" w:hAnsi="Dana Light" w:cs="Dana Light"/>
+          <w:b w:val="false"/>
+          <w:b w:val="false"/>
+          <w:i w:val="false"/>
+          <w:i w:val="false"/>
+          <w:color w:val="4D4D4D"/>
+          <w:sz w:val="16"/>
+          <w:sz w:val="16"/>
+          <w:szCs w:val="16"/>
+          <w:rtl w:val="true"/>
+        </w:rPr>
+        <w:t xml:space="preserve">ارائه مشترک با دکتر منصور قربانی </w:t>
+      </w:r>
+      <w:r>
+        <w:rPr>
+          <w:rFonts w:cs="Dana Light" w:ascii="Dana Light" w:hAnsi="Dana Light"/>
+          <w:b w:val="false"/>
+          <w:i w:val="false"/>
+          <w:color w:val="4D4D4D"/>
+          <w:sz w:val="16"/>
+          <w:szCs w:val="16"/>
+          <w:rtl w:val="true"/>
+        </w:rPr>
+        <w:t xml:space="preserve">· </w:t>
+      </w:r>
+      <w:r>
+        <w:rPr>
+          <w:rFonts w:ascii="Dana Light" w:hAnsi="Dana Light" w:cs="Dana Light"/>
+          <w:b w:val="false"/>
+          <w:b w:val="false"/>
+          <w:i w:val="false"/>
+          <w:i w:val="false"/>
+          <w:color w:val="4D4D4D"/>
+          <w:sz w:val="16"/>
+          <w:sz w:val="16"/>
+          <w:szCs w:val="16"/>
+          <w:rtl w:val="true"/>
+        </w:rPr>
+        <w:t xml:space="preserve">دریافت‌کننده عنوان سخنران برجسته </w:t>
+      </w:r>
+      <w:r>
+        <w:rPr>
+          <w:rFonts w:cs="Dana Light" w:ascii="Dana Light" w:hAnsi="Dana Light"/>
+          <w:b w:val="false"/>
+          <w:i w:val="false"/>
+          <w:color w:val="4D4D4D"/>
+          <w:sz w:val="16"/>
+          <w:szCs w:val="16"/>
+          <w:rtl w:val="true"/>
+        </w:rPr>
+        <w:t>(</w:t>
+      </w:r>
+      <w:r>
+        <w:rPr>
+          <w:rFonts w:cs="Dana Light" w:ascii="Dana Light" w:hAnsi="Dana Light"/>
+          <w:b w:val="false"/>
+          <w:i w:val="false"/>
+          <w:color w:val="4D4D4D"/>
+          <w:sz w:val="16"/>
+          <w:szCs w:val="16"/>
+        </w:rPr>
+        <w:t>Distinguished Speaker</w:t>
+      </w:r>
+      <w:r>
+        <w:rPr>
+          <w:rFonts w:cs="Dana Light" w:ascii="Dana Light" w:hAnsi="Dana Light"/>
+          <w:b w:val="false"/>
+          <w:i w:val="false"/>
+          <w:color w:val="4D4D4D"/>
+          <w:sz w:val="16"/>
+          <w:szCs w:val="16"/>
+          <w:rtl w:val="true"/>
+        </w:rPr>
+        <w:t xml:space="preserve">) · </w:t>
+      </w:r>
+      <w:r>
+        <w:rPr>
+          <w:rFonts w:ascii="Dana Light" w:hAnsi="Dana Light" w:cs="Dana Light"/>
+          <w:b w:val="false"/>
+          <w:b w:val="false"/>
+          <w:i w:val="false"/>
+          <w:i w:val="false"/>
+          <w:color w:val="4D4D4D"/>
+          <w:sz w:val="16"/>
+          <w:sz w:val="16"/>
+          <w:szCs w:val="16"/>
+          <w:rtl w:val="true"/>
+        </w:rPr>
+        <w:t>برگزارکننده</w:t>
+      </w:r>
+      <w:r>
+        <w:rPr>
+          <w:rFonts w:cs="Dana Light" w:ascii="Dana Light" w:hAnsi="Dana Light"/>
+          <w:b w:val="false"/>
+          <w:i w:val="false"/>
+          <w:color w:val="4D4D4D"/>
+          <w:sz w:val="16"/>
+          <w:szCs w:val="16"/>
+          <w:rtl w:val="true"/>
+        </w:rPr>
+        <w:t xml:space="preserve">: </w:t>
+      </w:r>
+      <w:r>
+        <w:rPr>
+          <w:rFonts w:cs="Dana Light" w:ascii="Dana Light" w:hAnsi="Dana Light"/>
+          <w:b w:val="false"/>
+          <w:i w:val="false"/>
+          <w:color w:val="4D4D4D"/>
+          <w:sz w:val="16"/>
+          <w:szCs w:val="16"/>
+        </w:rPr>
+        <w:t>Peers Alley Media</w:t>
+      </w:r>
+      <w:r>
+        <w:rPr>
+          <w:rFonts w:cs="Dana Light" w:ascii="Dana Light" w:hAnsi="Dana Light"/>
+          <w:b w:val="false"/>
+          <w:i w:val="false"/>
+          <w:color w:val="4D4D4D"/>
+          <w:sz w:val="16"/>
+          <w:szCs w:val="16"/>
+          <w:rtl w:val="true"/>
+        </w:rPr>
+        <w:t xml:space="preserve"> (</w:t>
+      </w:r>
+      <w:r>
+        <w:rPr>
+          <w:rFonts w:ascii="Dana Light" w:hAnsi="Dana Light" w:cs="Dana Light"/>
+          <w:b w:val="false"/>
+          <w:b w:val="false"/>
+          <w:i w:val="false"/>
+          <w:i w:val="false"/>
+          <w:color w:val="4D4D4D"/>
+          <w:sz w:val="16"/>
+          <w:sz w:val="16"/>
+          <w:szCs w:val="16"/>
+          <w:rtl w:val="true"/>
+        </w:rPr>
+        <w:t>ونکوور، کانادا</w:t>
+      </w:r>
+      <w:r>
+        <w:rPr>
+          <w:rFonts w:cs="Dana Light" w:ascii="Dana Light" w:hAnsi="Dana Light"/>
+          <w:b w:val="false"/>
+          <w:i w:val="false"/>
+          <w:color w:val="4D4D4D"/>
+          <w:sz w:val="16"/>
+          <w:szCs w:val="16"/>
+          <w:rtl w:val="true"/>
+        </w:rPr>
+        <w:t xml:space="preserve">) · </w:t>
+      </w:r>
+      <w:r>
+        <w:rPr>
+          <w:rFonts w:cs="Dana Light" w:ascii="Dana Light" w:hAnsi="Dana Light"/>
+          <w:b w:val="false"/>
+          <w:i w:val="false"/>
+          <w:color w:val="4D4D4D"/>
+          <w:sz w:val="16"/>
+          <w:szCs w:val="16"/>
+        </w:rPr>
+        <w:t>Sep 29-30, 2025</w:t>
       </w:r>
     </w:p>
     <w:p>

--- a/assets/files/Aria-CV-Fa.docx
+++ b/assets/files/Aria-CV-Fa.docx
@@ -3154,7 +3154,46 @@
           <w:szCs w:val="21"/>
           <w:rtl w:val="true"/>
         </w:rPr>
-        <w:t>رویداد مجازی</w:t>
+        <w:t xml:space="preserve">ونکوور، کانادا </w:t>
+      </w:r>
+      <w:r>
+        <w:rPr>
+          <w:rFonts w:cs="Dana Light" w:ascii="Dana Light" w:hAnsi="Dana Light"/>
+          <w:b w:val="false"/>
+          <w:i w:val="false"/>
+          <w:color w:val="4D4D4D"/>
+          <w:sz w:val="21"/>
+          <w:szCs w:val="21"/>
+          <w:rtl w:val="true"/>
+        </w:rPr>
+        <w:t>(</w:t>
+      </w:r>
+      <w:r>
+        <w:rPr>
+          <w:rFonts w:ascii="Dana Light" w:hAnsi="Dana Light" w:cs="Dana Light"/>
+          <w:b w:val="false"/>
+          <w:b w:val="false"/>
+          <w:i w:val="false"/>
+          <w:i w:val="false"/>
+          <w:color w:val="4D4D4D"/>
+          <w:sz w:val="21"/>
+          <w:sz w:val="21"/>
+          <w:szCs w:val="21"/>
+          <w:rtl w:val="true"/>
+        </w:rPr>
+        <w:t>ارائه مجازی</w:t>
+      </w:r>
+      <w:r>
+        <w:rPr>
+          <w:rFonts w:cs="Dana Light" w:ascii="Dana Light" w:hAnsi="Dana Light"/>
+          <w:b w:val="false"/>
+          <w:i w:val="false"/>
+          <w:color w:val="4D4D4D"/>
+          <w:sz w:val="21"/>
+          <w:szCs w:val="21"/>
+          <w:rtl w:val="true"/>
+        </w:rPr>
+        <w:t>)</w:t>
       </w:r>
     </w:p>
     <w:p>
@@ -3302,57 +3341,7 @@
           <w:sz w:val="16"/>
           <w:szCs w:val="16"/>
         </w:rPr>
-        <w:t>Peers Alley Media</w:t>
-      </w:r>
-      <w:r>
-        <w:rPr>
-          <w:rFonts w:cs="Dana Light" w:ascii="Dana Light" w:hAnsi="Dana Light"/>
-          <w:b w:val="false"/>
-          <w:i w:val="false"/>
-          <w:color w:val="4D4D4D"/>
-          <w:sz w:val="16"/>
-          <w:szCs w:val="16"/>
-          <w:rtl w:val="true"/>
-        </w:rPr>
-        <w:t xml:space="preserve"> (</w:t>
-      </w:r>
-      <w:r>
-        <w:rPr>
-          <w:rFonts w:ascii="Dana Light" w:hAnsi="Dana Light" w:cs="Dana Light"/>
-          <w:b w:val="false"/>
-          <w:b w:val="false"/>
-          <w:i w:val="false"/>
-          <w:i w:val="false"/>
-          <w:color w:val="4D4D4D"/>
-          <w:sz w:val="16"/>
-          <w:sz w:val="16"/>
-          <w:szCs w:val="16"/>
-          <w:rtl w:val="true"/>
-        </w:rPr>
-        <w:t>ونکوور، کانادا</w:t>
-      </w:r>
-      <w:r>
-        <w:rPr>
-          <w:rFonts w:cs="Dana Light" w:ascii="Dana Light" w:hAnsi="Dana Light"/>
-          <w:b w:val="false"/>
-          <w:i w:val="false"/>
-          <w:color w:val="4D4D4D"/>
-          <w:sz w:val="16"/>
-          <w:szCs w:val="16"/>
-          <w:rtl w:val="true"/>
-        </w:rPr>
-        <w:t xml:space="preserve">) · </w:t>
-      </w:r>
-      <w:r>
-        <w:rPr>
-          <w:rFonts w:cs="Dana Light" w:ascii="Dana Light" w:hAnsi="Dana Light"/>
-          <w:b w:val="false"/>
-          <w:i w:val="false"/>
-          <w:color w:val="4D4D4D"/>
-          <w:sz w:val="16"/>
-          <w:szCs w:val="16"/>
-        </w:rPr>
-        <w:t>Sep 29-30, 2025</w:t>
+        <w:t>Peers Alley Media · Sep 29-30, 2025</w:t>
       </w:r>
     </w:p>
     <w:p>

--- a/assets/files/Aria-CV-Fa.docx
+++ b/assets/files/Aria-CV-Fa.docx
@@ -3154,7 +3154,7 @@
           <w:szCs w:val="21"/>
           <w:rtl w:val="true"/>
         </w:rPr>
-        <w:t xml:space="preserve">ونکوور، کانادا </w:t>
+        <w:t xml:space="preserve">برلین، آلمان </w:t>
       </w:r>
       <w:r>
         <w:rPr>

--- a/assets/files/Aria-CV-Fa.docx
+++ b/assets/files/Aria-CV-Fa.docx
@@ -4567,6 +4567,191 @@
           <w:t>مشاهده در سیویلیکا</w:t>
         </w:r>
       </w:hyperlink>
+    </w:p>
+    <w:p>
+      <w:pPr>
+        <w:pStyle w:val="Normal"/>
+        <w:pBdr>
+          <w:bottom w:val="single" w:sz="4" w:space="2" w:color="333333"/>
+        </w:pBdr>
+        <w:bidi w:val="1"/>
+        <w:spacing w:lineRule="auto" w:line="240" w:before="60" w:after="60"/>
+        <w:jc w:val="left"/>
+        <w:rPr/>
+      </w:pPr>
+      <w:r>
+        <w:rPr>
+          <w:rFonts w:ascii="Dana DemiBold" w:hAnsi="Dana DemiBold" w:cs="Dana DemiBold"/>
+          <w:b w:val="false"/>
+          <w:b w:val="false"/>
+          <w:i w:val="false"/>
+          <w:i w:val="false"/>
+          <w:color w:val="1F4E79"/>
+          <w:sz w:val="23"/>
+          <w:sz w:val="23"/>
+          <w:szCs w:val="23"/>
+          <w:rtl w:val="true"/>
+        </w:rPr>
+        <w:t>اختراعات</w:t>
+      </w:r>
+    </w:p>
+    <w:p>
+      <w:pPr>
+        <w:pStyle w:val="Normal"/>
+        <w:tabs>
+          <w:tab w:val="clear" w:pos="720"/>
+          <w:tab w:val="right" w:pos="10318" w:leader="none"/>
+        </w:tabs>
+        <w:bidi w:val="1"/>
+        <w:spacing w:lineRule="auto" w:line="240" w:before="0" w:after="0"/>
+        <w:jc w:val="left"/>
+        <w:rPr/>
+      </w:pPr>
+      <w:r>
+        <w:rPr>
+          <w:rFonts w:ascii="Dana DemiBold" w:hAnsi="Dana DemiBold" w:cs="Dana DemiBold"/>
+          <w:b w:val="false"/>
+          <w:b w:val="false"/>
+          <w:i w:val="false"/>
+          <w:i w:val="false"/>
+          <w:color w:val="1A1A1A"/>
+          <w:sz w:val="21"/>
+          <w:sz w:val="21"/>
+          <w:szCs w:val="21"/>
+          <w:rtl w:val="true"/>
+        </w:rPr>
+        <w:t xml:space="preserve">سامانه و روش هوشمند شناسایی و زون‌بندی زون‌های تولیدی </w:t>
+      </w:r>
+      <w:r>
+        <w:rPr>
+          <w:rFonts w:cs="Dana DemiBold" w:ascii="Dana DemiBold" w:hAnsi="Dana DemiBold"/>
+          <w:b w:val="false"/>
+          <w:i w:val="false"/>
+          <w:color w:val="1A1A1A"/>
+          <w:sz w:val="21"/>
+          <w:szCs w:val="21"/>
+          <w:rtl w:val="true"/>
+        </w:rPr>
+        <w:t>(</w:t>
+      </w:r>
+      <w:r>
+        <w:rPr>
+          <w:rFonts w:cs="Dana DemiBold" w:ascii="Dana DemiBold" w:hAnsi="Dana DemiBold"/>
+          <w:b w:val="false"/>
+          <w:i w:val="false"/>
+          <w:color w:val="1A1A1A"/>
+          <w:sz w:val="21"/>
+          <w:szCs w:val="21"/>
+        </w:rPr>
+        <w:t>Net Pay/Pay Zone</w:t>
+      </w:r>
+      <w:r>
+        <w:rPr>
+          <w:rFonts w:cs="Dana DemiBold" w:ascii="Dana DemiBold" w:hAnsi="Dana DemiBold"/>
+          <w:b w:val="false"/>
+          <w:i w:val="false"/>
+          <w:color w:val="1A1A1A"/>
+          <w:sz w:val="21"/>
+          <w:szCs w:val="21"/>
+          <w:rtl w:val="true"/>
+        </w:rPr>
+        <w:t xml:space="preserve">) </w:t>
+      </w:r>
+      <w:r>
+        <w:rPr>
+          <w:rFonts w:ascii="Dana DemiBold" w:hAnsi="Dana DemiBold" w:cs="Dana DemiBold"/>
+          <w:b w:val="false"/>
+          <w:b w:val="false"/>
+          <w:i w:val="false"/>
+          <w:i w:val="false"/>
+          <w:color w:val="1A1A1A"/>
+          <w:sz w:val="21"/>
+          <w:sz w:val="21"/>
+          <w:szCs w:val="21"/>
+          <w:rtl w:val="true"/>
+        </w:rPr>
+        <w:t>در چاه‌های نفت بر پایه همجوشی احتمالاتی چندمدلی و تحلیل عمقی داده‌های لاگ</w:t>
+      </w:r>
+      <w:r>
+        <w:rPr>
+          <w:rFonts w:cs="Dana Light" w:ascii="Dana Light" w:hAnsi="Dana Light"/>
+          <w:b w:val="false"/>
+          <w:i w:val="false"/>
+          <w:color w:val="4D4D4D"/>
+          <w:spacing w:val="-3"/>
+          <w:sz w:val="21"/>
+          <w:szCs w:val="21"/>
+          <w:rtl w:val="true"/>
+        </w:rPr>
+        <w:tab/>
+      </w:r>
+      <w:r>
+        <w:rPr>
+          <w:rFonts w:ascii="Dana Light" w:hAnsi="Dana Light" w:cs="Dana Light"/>
+          <w:b w:val="false"/>
+          <w:b w:val="false"/>
+          <w:i w:val="false"/>
+          <w:i w:val="false"/>
+          <w:color w:val="4D4D4D"/>
+          <w:spacing w:val="-3"/>
+          <w:sz w:val="21"/>
+          <w:sz w:val="21"/>
+          <w:szCs w:val="21"/>
+          <w:rtl w:val="true"/>
+        </w:rPr>
+        <w:t>در دست داوری</w:t>
+      </w:r>
+    </w:p>
+    <w:p>
+      <w:pPr>
+        <w:pStyle w:val="Normal"/>
+        <w:bidi w:val="1"/>
+        <w:spacing w:lineRule="auto" w:line="240" w:before="0" w:after="40"/>
+        <w:jc w:val="both"/>
+        <w:rPr/>
+      </w:pPr>
+      <w:r>
+        <w:rPr>
+          <w:rFonts w:ascii="Dana Light" w:hAnsi="Dana Light" w:cs="Dana Light"/>
+          <w:b w:val="false"/>
+          <w:b w:val="false"/>
+          <w:i w:val="false"/>
+          <w:i w:val="false"/>
+          <w:color w:val="4D4D4D"/>
+          <w:sz w:val="21"/>
+          <w:sz w:val="21"/>
+          <w:szCs w:val="21"/>
+          <w:rtl w:val="true"/>
+        </w:rPr>
+        <w:t xml:space="preserve">درخواست ثبت اختراع ایران </w:t>
+      </w:r>
+      <w:r>
+        <w:rPr>
+          <w:rFonts w:cs="Dana Light" w:ascii="Dana Light" w:hAnsi="Dana Light"/>
+          <w:b w:val="false"/>
+          <w:i w:val="false"/>
+          <w:color w:val="4D4D4D"/>
+          <w:sz w:val="21"/>
+          <w:szCs w:val="21"/>
+          <w:rtl w:val="true"/>
+        </w:rPr>
+        <w:t xml:space="preserve">· </w:t>
+      </w:r>
+      <w:r>
+        <w:rPr>
+          <w:rFonts w:ascii="Dana Light" w:hAnsi="Dana Light" w:cs="Dana Light"/>
+          <w:b w:val="false"/>
+          <w:b w:val="false"/>
+          <w:i w:val="false"/>
+          <w:i w:val="false"/>
+          <w:color w:val="4D4D4D"/>
+          <w:sz w:val="21"/>
+          <w:sz w:val="21"/>
+          <w:szCs w:val="21"/>
+          <w:rtl w:val="true"/>
+        </w:rPr>
+        <w:t>مخترع منفرد</w:t>
+      </w:r>
     </w:p>
     <w:p>
       <w:pPr>

--- a/assets/files/Aria-CV-Fa.docx
+++ b/assets/files/Aria-CV-Fa.docx
@@ -4751,6 +4751,374 @@
           <w:rtl w:val="true"/>
         </w:rPr>
         <w:t>مخترع منفرد</w:t>
+      </w:r>
+    </w:p>
+    <w:p>
+      <w:pPr>
+        <w:pStyle w:val="Normal"/>
+        <w:pBdr>
+          <w:bottom w:val="single" w:sz="4" w:space="2" w:color="333333"/>
+        </w:pBdr>
+        <w:bidi w:val="1"/>
+        <w:spacing w:lineRule="auto" w:line="240" w:before="60" w:after="60"/>
+        <w:jc w:val="left"/>
+        <w:rPr/>
+      </w:pPr>
+      <w:r>
+        <w:rPr>
+          <w:rFonts w:ascii="Dana DemiBold" w:hAnsi="Dana DemiBold" w:cs="Dana DemiBold"/>
+          <w:b w:val="false"/>
+          <w:b w:val="false"/>
+          <w:i w:val="false"/>
+          <w:i w:val="false"/>
+          <w:color w:val="1F4E79"/>
+          <w:sz w:val="23"/>
+          <w:sz w:val="23"/>
+          <w:szCs w:val="23"/>
+          <w:rtl w:val="true"/>
+        </w:rPr>
+        <w:t>فعالیت‌های تدریس</w:t>
+      </w:r>
+    </w:p>
+    <w:p>
+      <w:pPr>
+        <w:pStyle w:val="Normal"/>
+        <w:tabs>
+          <w:tab w:val="clear" w:pos="720"/>
+          <w:tab w:val="right" w:pos="10318" w:leader="none"/>
+        </w:tabs>
+        <w:bidi w:val="1"/>
+        <w:spacing w:lineRule="auto" w:line="240" w:before="0" w:after="0"/>
+        <w:jc w:val="left"/>
+        <w:rPr/>
+      </w:pPr>
+      <w:r>
+        <w:rPr>
+          <w:rFonts w:ascii="Dana DemiBold" w:hAnsi="Dana DemiBold" w:cs="Dana DemiBold"/>
+          <w:b w:val="false"/>
+          <w:b w:val="false"/>
+          <w:i w:val="false"/>
+          <w:i w:val="false"/>
+          <w:color w:val="1A1A1A"/>
+          <w:sz w:val="21"/>
+          <w:sz w:val="21"/>
+          <w:szCs w:val="21"/>
+          <w:rtl w:val="true"/>
+        </w:rPr>
+        <w:t>مجموعه رویدادها و کارگاه‌های هفته پژوهش</w:t>
+      </w:r>
+      <w:r>
+        <w:rPr>
+          <w:rFonts w:cs="Dana Light" w:ascii="Dana Light" w:hAnsi="Dana Light"/>
+          <w:b w:val="false"/>
+          <w:i w:val="false"/>
+          <w:color w:val="4D4D4D"/>
+          <w:spacing w:val="-3"/>
+          <w:sz w:val="21"/>
+          <w:szCs w:val="21"/>
+          <w:rtl w:val="true"/>
+        </w:rPr>
+        <w:tab/>
+      </w:r>
+      <w:r>
+        <w:rPr>
+          <w:rFonts w:ascii="Dana Light" w:hAnsi="Dana Light" w:cs="Dana Light"/>
+          <w:b w:val="false"/>
+          <w:b w:val="false"/>
+          <w:i w:val="false"/>
+          <w:i w:val="false"/>
+          <w:color w:val="4D4D4D"/>
+          <w:spacing w:val="-3"/>
+          <w:sz w:val="21"/>
+          <w:sz w:val="21"/>
+          <w:szCs w:val="21"/>
+          <w:rtl w:val="true"/>
+        </w:rPr>
+        <w:t xml:space="preserve">دی </w:t>
+      </w:r>
+      <w:r>
+        <w:rPr>
+          <w:rFonts w:ascii="Dana Light" w:hAnsi="Dana Light" w:cs="Dana Light"/>
+          <w:b w:val="false"/>
+          <w:b w:val="false"/>
+          <w:i w:val="false"/>
+          <w:i w:val="false"/>
+          <w:color w:val="4D4D4D"/>
+          <w:spacing w:val="-3"/>
+          <w:sz w:val="21"/>
+          <w:sz w:val="21"/>
+          <w:szCs w:val="21"/>
+        </w:rPr>
+        <w:t>۱۴۰۴</w:t>
+      </w:r>
+      <w:r>
+        <w:rPr>
+          <w:rFonts w:ascii="Dana Light" w:hAnsi="Dana Light" w:cs="Dana Light"/>
+          <w:b w:val="false"/>
+          <w:b w:val="false"/>
+          <w:i w:val="false"/>
+          <w:i w:val="false"/>
+          <w:color w:val="4D4D4D"/>
+          <w:spacing w:val="-3"/>
+          <w:sz w:val="21"/>
+          <w:sz w:val="21"/>
+          <w:szCs w:val="21"/>
+          <w:rtl w:val="true"/>
+        </w:rPr>
+        <w:t xml:space="preserve"> </w:t>
+      </w:r>
+      <w:r>
+        <w:rPr>
+          <w:rFonts w:cs="Dana Light" w:ascii="Dana Light" w:hAnsi="Dana Light"/>
+          <w:b w:val="false"/>
+          <w:i w:val="false"/>
+          <w:color w:val="4D4D4D"/>
+          <w:spacing w:val="-3"/>
+          <w:sz w:val="21"/>
+          <w:szCs w:val="21"/>
+          <w:rtl w:val="true"/>
+        </w:rPr>
+        <w:t xml:space="preserve">- </w:t>
+      </w:r>
+      <w:r>
+        <w:rPr>
+          <w:rFonts w:ascii="Dana Light" w:hAnsi="Dana Light" w:cs="Dana Light"/>
+          <w:b w:val="false"/>
+          <w:b w:val="false"/>
+          <w:i w:val="false"/>
+          <w:i w:val="false"/>
+          <w:color w:val="4D4D4D"/>
+          <w:spacing w:val="-3"/>
+          <w:sz w:val="21"/>
+          <w:sz w:val="21"/>
+          <w:szCs w:val="21"/>
+          <w:rtl w:val="true"/>
+        </w:rPr>
+        <w:t xml:space="preserve">بهمن </w:t>
+      </w:r>
+      <w:r>
+        <w:rPr>
+          <w:rFonts w:ascii="Dana Light" w:hAnsi="Dana Light" w:cs="Dana Light"/>
+          <w:b w:val="false"/>
+          <w:b w:val="false"/>
+          <w:i w:val="false"/>
+          <w:i w:val="false"/>
+          <w:color w:val="4D4D4D"/>
+          <w:spacing w:val="-3"/>
+          <w:sz w:val="21"/>
+          <w:sz w:val="21"/>
+          <w:szCs w:val="21"/>
+        </w:rPr>
+        <w:t>۱۴۰۴</w:t>
+      </w:r>
+    </w:p>
+    <w:p>
+      <w:pPr>
+        <w:pStyle w:val="Normal"/>
+        <w:bidi w:val="1"/>
+        <w:spacing w:lineRule="auto" w:line="240" w:before="0" w:after="0"/>
+        <w:jc w:val="both"/>
+        <w:rPr/>
+      </w:pPr>
+      <w:r>
+        <w:rPr>
+          <w:rFonts w:ascii="Dana Light" w:hAnsi="Dana Light" w:cs="Dana Light"/>
+          <w:b w:val="false"/>
+          <w:b w:val="false"/>
+          <w:i w:val="false"/>
+          <w:i w:val="false"/>
+          <w:color w:val="4D4D4D"/>
+          <w:sz w:val="21"/>
+          <w:sz w:val="21"/>
+          <w:szCs w:val="21"/>
+          <w:rtl w:val="true"/>
+        </w:rPr>
+        <w:t>دانشگاه شهید بهشتی، تهران</w:t>
+      </w:r>
+    </w:p>
+    <w:p>
+      <w:pPr>
+        <w:pStyle w:val="Normal"/>
+        <w:bidi w:val="1"/>
+        <w:spacing w:lineRule="auto" w:line="240" w:before="0" w:after="40"/>
+        <w:jc w:val="left"/>
+        <w:rPr/>
+      </w:pPr>
+      <w:r>
+        <w:rPr>
+          <w:rFonts w:ascii="Dana Light" w:hAnsi="Dana Light" w:cs="Dana Light"/>
+          <w:b w:val="false"/>
+          <w:b w:val="false"/>
+          <w:i w:val="false"/>
+          <w:i w:val="false"/>
+          <w:color w:val="4D4D4D"/>
+          <w:sz w:val="16"/>
+          <w:sz w:val="16"/>
+          <w:szCs w:val="16"/>
+          <w:rtl w:val="true"/>
+        </w:rPr>
+        <w:t xml:space="preserve">مدرس </w:t>
+      </w:r>
+      <w:r>
+        <w:rPr>
+          <w:rFonts w:cs="Dana Light" w:ascii="Dana Light" w:hAnsi="Dana Light"/>
+          <w:b w:val="false"/>
+          <w:i w:val="false"/>
+          <w:color w:val="4D4D4D"/>
+          <w:sz w:val="16"/>
+          <w:szCs w:val="16"/>
+          <w:rtl w:val="true"/>
+        </w:rPr>
+        <w:t xml:space="preserve">· </w:t>
+      </w:r>
+      <w:r>
+        <w:rPr>
+          <w:rFonts w:ascii="Dana Light" w:hAnsi="Dana Light" w:cs="Dana Light"/>
+          <w:b w:val="false"/>
+          <w:b w:val="false"/>
+          <w:i w:val="false"/>
+          <w:i w:val="false"/>
+          <w:color w:val="4D4D4D"/>
+          <w:sz w:val="16"/>
+          <w:sz w:val="16"/>
+          <w:szCs w:val="16"/>
+          <w:rtl w:val="true"/>
+        </w:rPr>
+        <w:t>عنوان کارگاه</w:t>
+      </w:r>
+      <w:r>
+        <w:rPr>
+          <w:rFonts w:cs="Dana Light" w:ascii="Dana Light" w:hAnsi="Dana Light"/>
+          <w:b w:val="false"/>
+          <w:i w:val="false"/>
+          <w:color w:val="4D4D4D"/>
+          <w:sz w:val="16"/>
+          <w:szCs w:val="16"/>
+          <w:rtl w:val="true"/>
+        </w:rPr>
+        <w:t xml:space="preserve">: </w:t>
+      </w:r>
+      <w:r>
+        <w:rPr>
+          <w:rFonts w:ascii="Dana Light" w:hAnsi="Dana Light" w:cs="Dana Light"/>
+          <w:b w:val="false"/>
+          <w:b w:val="false"/>
+          <w:i w:val="false"/>
+          <w:i w:val="false"/>
+          <w:color w:val="4D4D4D"/>
+          <w:sz w:val="16"/>
+          <w:sz w:val="16"/>
+          <w:szCs w:val="16"/>
+          <w:rtl w:val="true"/>
+        </w:rPr>
+        <w:t>آشنایی با محیط سامانه‌های پردازش موازی و پردازش سریع مبتنی بر لینوکس</w:t>
+      </w:r>
+    </w:p>
+    <w:p>
+      <w:pPr>
+        <w:pStyle w:val="Normal"/>
+        <w:pBdr>
+          <w:bottom w:val="single" w:sz="4" w:space="2" w:color="333333"/>
+        </w:pBdr>
+        <w:bidi w:val="1"/>
+        <w:spacing w:lineRule="auto" w:line="240" w:before="60" w:after="60"/>
+        <w:jc w:val="left"/>
+        <w:rPr/>
+      </w:pPr>
+      <w:r>
+        <w:rPr>
+          <w:rFonts w:ascii="Dana DemiBold" w:hAnsi="Dana DemiBold" w:cs="Dana DemiBold"/>
+          <w:b w:val="false"/>
+          <w:b w:val="false"/>
+          <w:i w:val="false"/>
+          <w:i w:val="false"/>
+          <w:color w:val="1F4E79"/>
+          <w:sz w:val="23"/>
+          <w:sz w:val="23"/>
+          <w:szCs w:val="23"/>
+          <w:rtl w:val="true"/>
+        </w:rPr>
+        <w:t>افتخارات و جوایز</w:t>
+      </w:r>
+    </w:p>
+    <w:p>
+      <w:pPr>
+        <w:pStyle w:val="Normal"/>
+        <w:tabs>
+          <w:tab w:val="clear" w:pos="720"/>
+          <w:tab w:val="right" w:pos="10318" w:leader="none"/>
+        </w:tabs>
+        <w:bidi w:val="1"/>
+        <w:spacing w:lineRule="auto" w:line="240" w:before="0" w:after="0"/>
+        <w:jc w:val="left"/>
+        <w:rPr/>
+      </w:pPr>
+      <w:r>
+        <w:rPr>
+          <w:rFonts w:ascii="Dana DemiBold" w:hAnsi="Dana DemiBold" w:cs="Dana DemiBold"/>
+          <w:b w:val="false"/>
+          <w:b w:val="false"/>
+          <w:i w:val="false"/>
+          <w:i w:val="false"/>
+          <w:color w:val="1A1A1A"/>
+          <w:sz w:val="21"/>
+          <w:sz w:val="21"/>
+          <w:szCs w:val="21"/>
+          <w:rtl w:val="true"/>
+        </w:rPr>
+        <w:t>برترین پژوهشگر جوان علوم زمین</w:t>
+      </w:r>
+      <w:r>
+        <w:rPr>
+          <w:rFonts w:cs="Dana Light" w:ascii="Dana Light" w:hAnsi="Dana Light"/>
+          <w:b w:val="false"/>
+          <w:i w:val="false"/>
+          <w:color w:val="4D4D4D"/>
+          <w:spacing w:val="-3"/>
+          <w:sz w:val="21"/>
+          <w:szCs w:val="21"/>
+          <w:rtl w:val="true"/>
+        </w:rPr>
+        <w:tab/>
+      </w:r>
+      <w:r>
+        <w:rPr>
+          <w:rFonts w:ascii="Dana Light" w:hAnsi="Dana Light" w:cs="Dana Light"/>
+          <w:b w:val="false"/>
+          <w:b w:val="false"/>
+          <w:i w:val="false"/>
+          <w:i w:val="false"/>
+          <w:color w:val="4D4D4D"/>
+          <w:spacing w:val="-3"/>
+          <w:sz w:val="21"/>
+          <w:sz w:val="21"/>
+          <w:szCs w:val="21"/>
+        </w:rPr>
+        <w:t>۱۴۰۳</w:t>
+      </w:r>
+    </w:p>
+    <w:p>
+      <w:pPr>
+        <w:pStyle w:val="Normal"/>
+        <w:bidi w:val="1"/>
+        <w:spacing w:lineRule="auto" w:line="240" w:before="0" w:after="0"/>
+        <w:jc w:val="both"/>
+        <w:rPr/>
+      </w:pPr>
+      <w:r>
+        <w:rPr>
+          <w:rFonts w:ascii="Dana Light" w:hAnsi="Dana Light" w:cs="Dana Light"/>
+          <w:b w:val="false"/>
+          <w:b w:val="false"/>
+          <w:i w:val="false"/>
+          <w:i w:val="false"/>
+          <w:color w:val="4D4D4D"/>
+          <w:sz w:val="21"/>
+          <w:sz w:val="21"/>
+          <w:szCs w:val="21"/>
+          <w:rtl w:val="true"/>
+        </w:rPr>
+        <w:t>انجمن زمین‌شناسی ایران</w:t>
       </w:r>
     </w:p>
     <w:p>

--- a/assets/files/Aria-CV-Fa.docx
+++ b/assets/files/Aria-CV-Fa.docx
@@ -5119,6 +5119,69 @@
           <w:rtl w:val="true"/>
         </w:rPr>
         <w:t>انجمن زمین‌شناسی ایران</w:t>
+      </w:r>
+    </w:p>
+    <w:p>
+      <w:pPr>
+        <w:pStyle w:val="Normal"/>
+        <w:bidi w:val="1"/>
+        <w:spacing w:lineRule="auto" w:line="240" w:before="0" w:after="40"/>
+        <w:jc w:val="left"/>
+        <w:rPr/>
+      </w:pPr>
+      <w:r>
+        <w:rPr>
+          <w:rFonts w:ascii="Dana Light" w:hAnsi="Dana Light" w:cs="Dana Light"/>
+          <w:b w:val="false"/>
+          <w:b w:val="false"/>
+          <w:i w:val="false"/>
+          <w:i w:val="false"/>
+          <w:color w:val="4D4D4D"/>
+          <w:sz w:val="16"/>
+          <w:sz w:val="16"/>
+          <w:szCs w:val="16"/>
+          <w:rtl w:val="true"/>
+        </w:rPr>
+        <w:t xml:space="preserve">به پاس مقاله </w:t>
+      </w:r>
+      <w:r>
+        <w:rPr>
+          <w:rFonts w:cs="Dana Light" w:ascii="Dana Light" w:hAnsi="Dana Light"/>
+          <w:b w:val="false"/>
+          <w:i w:val="false"/>
+          <w:color w:val="4D4D4D"/>
+          <w:sz w:val="16"/>
+          <w:szCs w:val="16"/>
+          <w:rtl w:val="true"/>
+        </w:rPr>
+        <w:t>«</w:t>
+      </w:r>
+      <w:r>
+        <w:rPr>
+          <w:rFonts w:ascii="Dana Light" w:hAnsi="Dana Light" w:cs="Dana Light"/>
+          <w:b w:val="false"/>
+          <w:b w:val="false"/>
+          <w:i w:val="false"/>
+          <w:i w:val="false"/>
+          <w:color w:val="4D4D4D"/>
+          <w:sz w:val="16"/>
+          <w:sz w:val="16"/>
+          <w:szCs w:val="16"/>
+          <w:rtl w:val="true"/>
+        </w:rPr>
+        <w:t>بررسی پتروگرافی، کانه‌زایی و دگرسانی ذخایر کانسار رگه‌های مس چودرچای</w:t>
+      </w:r>
+      <w:r>
+        <w:rPr>
+          <w:rFonts w:cs="Dana Light" w:ascii="Dana Light" w:hAnsi="Dana Light"/>
+          <w:b w:val="false"/>
+          <w:i w:val="false"/>
+          <w:color w:val="4D4D4D"/>
+          <w:sz w:val="16"/>
+          <w:szCs w:val="16"/>
+          <w:rtl w:val="true"/>
+        </w:rPr>
+        <w:t>»</w:t>
       </w:r>
     </w:p>
     <w:p>

--- a/assets/files/Aria-CV-Fa.docx
+++ b/assets/files/Aria-CV-Fa.docx
@@ -5926,10 +5926,3219 @@
         <w:t>شماره عضویت متعاقباً اضافه می‌شود</w:t>
       </w:r>
     </w:p>
+    <w:p>
+      <w:pPr>
+        <w:pStyle w:val="Normal"/>
+        <w:pBdr>
+          <w:bottom w:val="single" w:sz="4" w:space="2" w:color="333333"/>
+        </w:pBdr>
+        <w:bidi w:val="1"/>
+        <w:spacing w:lineRule="auto" w:line="240" w:before="60" w:after="60"/>
+        <w:jc w:val="left"/>
+        <w:rPr/>
+      </w:pPr>
+      <w:r>
+        <w:rPr>
+          <w:rFonts w:ascii="Dana DemiBold" w:hAnsi="Dana DemiBold" w:cs="Dana DemiBold"/>
+          <w:b w:val="false"/>
+          <w:b w:val="false"/>
+          <w:i w:val="false"/>
+          <w:i w:val="false"/>
+          <w:color w:val="1F4E79"/>
+          <w:sz w:val="23"/>
+          <w:sz w:val="23"/>
+          <w:szCs w:val="23"/>
+          <w:rtl w:val="true"/>
+        </w:rPr>
+        <w:t>دوره‌ها، گواهی‌ها و مجوزها</w:t>
+      </w:r>
+    </w:p>
+    <w:p>
+      <w:pPr>
+        <w:pStyle w:val="Normal"/>
+        <w:bidi w:val="1"/>
+        <w:spacing w:lineRule="auto" w:line="240" w:before="40" w:after="0"/>
+        <w:jc w:val="left"/>
+        <w:rPr/>
+      </w:pPr>
+      <w:r>
+        <w:rPr>
+          <w:rFonts w:cs="Dana DemiBold" w:ascii="Dana DemiBold" w:hAnsi="Dana DemiBold"/>
+          <w:b w:val="false"/>
+          <w:i w:val="false"/>
+          <w:color w:val="1A1A1A"/>
+          <w:sz w:val="21"/>
+          <w:szCs w:val="21"/>
+        </w:rPr>
+        <w:t>Petroleum Engineering with AI Applications</w:t>
+      </w:r>
+    </w:p>
+    <w:p>
+      <w:pPr>
+        <w:pStyle w:val="Normal"/>
+        <w:bidi w:val="1"/>
+        <w:spacing w:lineRule="auto" w:line="240" w:before="0" w:after="20"/>
+        <w:jc w:val="left"/>
+        <w:rPr/>
+      </w:pPr>
+      <w:r>
+        <w:rPr>
+          <w:rFonts w:ascii="Dana Light" w:hAnsi="Dana Light" w:cs="Dana Light"/>
+          <w:b w:val="false"/>
+          <w:b w:val="false"/>
+          <w:i w:val="false"/>
+          <w:i w:val="false"/>
+          <w:color w:val="4D4D4D"/>
+          <w:sz w:val="16"/>
+          <w:sz w:val="16"/>
+          <w:szCs w:val="16"/>
+          <w:rtl w:val="true"/>
+        </w:rPr>
+        <w:t xml:space="preserve">گواهینامه تخصصی و حرفه‌ای کورسرا </w:t>
+      </w:r>
+      <w:r>
+        <w:rPr>
+          <w:rFonts w:cs="Dana Light" w:ascii="Dana Light" w:hAnsi="Dana Light"/>
+          <w:b w:val="false"/>
+          <w:i w:val="false"/>
+          <w:color w:val="4D4D4D"/>
+          <w:sz w:val="16"/>
+          <w:szCs w:val="16"/>
+          <w:rtl w:val="true"/>
+        </w:rPr>
+        <w:t xml:space="preserve">· </w:t>
+      </w:r>
+      <w:r>
+        <w:rPr>
+          <w:rFonts w:ascii="Dana Light" w:hAnsi="Dana Light" w:cs="Dana Light"/>
+          <w:b w:val="false"/>
+          <w:b w:val="false"/>
+          <w:i w:val="false"/>
+          <w:i w:val="false"/>
+          <w:color w:val="4D4D4D"/>
+          <w:sz w:val="16"/>
+          <w:sz w:val="16"/>
+          <w:szCs w:val="16"/>
+        </w:rPr>
+        <w:t>۵</w:t>
+      </w:r>
+      <w:r>
+        <w:rPr>
+          <w:rFonts w:ascii="Dana Light" w:hAnsi="Dana Light" w:cs="Dana Light"/>
+          <w:b w:val="false"/>
+          <w:b w:val="false"/>
+          <w:i w:val="false"/>
+          <w:i w:val="false"/>
+          <w:color w:val="4D4D4D"/>
+          <w:sz w:val="16"/>
+          <w:sz w:val="16"/>
+          <w:szCs w:val="16"/>
+          <w:rtl w:val="true"/>
+        </w:rPr>
+        <w:t xml:space="preserve"> دوره</w:t>
+      </w:r>
+    </w:p>
+    <w:p>
+      <w:pPr>
+        <w:pStyle w:val="Normal"/>
+        <w:bidi w:val="1"/>
+        <w:spacing w:lineRule="auto" w:line="240" w:before="0" w:after="0"/>
+        <w:ind w:left="283"/>
+        <w:jc w:val="left"/>
+        <w:rPr/>
+      </w:pPr>
+      <w:r>
+        <w:rPr>
+          <w:rFonts w:cs="Dana Light" w:ascii="Dana Light" w:hAnsi="Dana Light"/>
+          <w:b w:val="false"/>
+          <w:i w:val="false"/>
+          <w:color w:val="1A1A1A"/>
+          <w:sz w:val="16"/>
+          <w:szCs w:val="16"/>
+          <w:rtl w:val="true"/>
+        </w:rPr>
+        <w:t xml:space="preserve">- </w:t>
+      </w:r>
+      <w:r>
+        <w:rPr>
+          <w:rFonts w:cs="Dana Light" w:ascii="Dana Light" w:hAnsi="Dana Light"/>
+          <w:b w:val="false"/>
+          <w:i w:val="false"/>
+          <w:color w:val="1A1A1A"/>
+          <w:sz w:val="16"/>
+          <w:szCs w:val="16"/>
+        </w:rPr>
+        <w:t xml:space="preserve">Hydrocarbon Exploration and Production   </w:t>
+      </w:r>
+      <w:r>
+        <w:rPr>
+          <w:rFonts w:ascii="Dana Light" w:hAnsi="Dana Light" w:cs="Dana Light"/>
+          <w:b w:val="false"/>
+          <w:b w:val="false"/>
+          <w:i w:val="false"/>
+          <w:i w:val="false"/>
+          <w:color w:val="4D4D4D"/>
+          <w:sz w:val="16"/>
+          <w:sz w:val="16"/>
+          <w:szCs w:val="16"/>
+        </w:rPr>
+        <w:t xml:space="preserve">۲۰۲۵ </w:t>
+      </w:r>
+      <w:r>
+        <w:rPr>
+          <w:rFonts w:cs="Dana Light" w:ascii="Dana Light" w:hAnsi="Dana Light"/>
+          <w:b w:val="false"/>
+          <w:i w:val="false"/>
+          <w:color w:val="4D4D4D"/>
+          <w:sz w:val="16"/>
+          <w:szCs w:val="16"/>
+        </w:rPr>
+        <w:t>· EVKUGMGT45RP</w:t>
+      </w:r>
+      <w:r>
+        <w:rPr>
+          <w:rFonts w:cs="Dana Light" w:ascii="Dana Light" w:hAnsi="Dana Light"/>
+          <w:b w:val="false"/>
+          <w:i w:val="false"/>
+          <w:color w:val="4D4D4D"/>
+          <w:sz w:val="16"/>
+          <w:szCs w:val="16"/>
+          <w:rtl w:val="true"/>
+        </w:rPr>
+        <w:t xml:space="preserve">  ·  </w:t>
+      </w:r>
+      <w:hyperlink r:id="rId7">
+        <w:r>
+          <w:rPr>
+            <w:rStyle w:val="ListLabel11"/>
+            <w:rFonts w:ascii="Dana Light" w:hAnsi="Dana Light" w:cs="Dana Light"/>
+            <w:color w:val="4D4D4D"/>
+            <w:sz w:val="16"/>
+            <w:sz w:val="16"/>
+            <w:szCs w:val="16"/>
+            <w:u w:val="none"/>
+            <w:rtl w:val="true"/>
+          </w:rPr>
+          <w:t>مشاهده گواهی</w:t>
+        </w:r>
+      </w:hyperlink>
+    </w:p>
+    <w:p>
+      <w:pPr>
+        <w:pStyle w:val="Normal"/>
+        <w:bidi w:val="1"/>
+        <w:spacing w:lineRule="auto" w:line="240" w:before="0" w:after="0"/>
+        <w:ind w:left="283"/>
+        <w:jc w:val="left"/>
+        <w:rPr/>
+      </w:pPr>
+      <w:r>
+        <w:rPr>
+          <w:rFonts w:cs="Dana Light" w:ascii="Dana Light" w:hAnsi="Dana Light"/>
+          <w:b w:val="false"/>
+          <w:i w:val="false"/>
+          <w:color w:val="1A1A1A"/>
+          <w:sz w:val="16"/>
+          <w:szCs w:val="16"/>
+          <w:rtl w:val="true"/>
+        </w:rPr>
+        <w:t xml:space="preserve">- </w:t>
+      </w:r>
+      <w:r>
+        <w:rPr>
+          <w:rFonts w:cs="Dana Light" w:ascii="Dana Light" w:hAnsi="Dana Light"/>
+          <w:b w:val="false"/>
+          <w:i w:val="false"/>
+          <w:color w:val="1A1A1A"/>
+          <w:sz w:val="16"/>
+          <w:szCs w:val="16"/>
+        </w:rPr>
+        <w:t xml:space="preserve">From Wellhead to Refinery: Midstream Oil and Gas Processing   </w:t>
+      </w:r>
+      <w:r>
+        <w:rPr>
+          <w:rFonts w:ascii="Dana Light" w:hAnsi="Dana Light" w:cs="Dana Light"/>
+          <w:b w:val="false"/>
+          <w:b w:val="false"/>
+          <w:i w:val="false"/>
+          <w:i w:val="false"/>
+          <w:color w:val="4D4D4D"/>
+          <w:sz w:val="16"/>
+          <w:sz w:val="16"/>
+          <w:szCs w:val="16"/>
+        </w:rPr>
+        <w:t xml:space="preserve">۲۰۲۵ </w:t>
+      </w:r>
+      <w:r>
+        <w:rPr>
+          <w:rFonts w:cs="Dana Light" w:ascii="Dana Light" w:hAnsi="Dana Light"/>
+          <w:b w:val="false"/>
+          <w:i w:val="false"/>
+          <w:color w:val="4D4D4D"/>
+          <w:sz w:val="16"/>
+          <w:szCs w:val="16"/>
+        </w:rPr>
+        <w:t>· RO8QDU44OUOL</w:t>
+      </w:r>
+      <w:r>
+        <w:rPr>
+          <w:rFonts w:cs="Dana Light" w:ascii="Dana Light" w:hAnsi="Dana Light"/>
+          <w:b w:val="false"/>
+          <w:i w:val="false"/>
+          <w:color w:val="4D4D4D"/>
+          <w:sz w:val="16"/>
+          <w:szCs w:val="16"/>
+          <w:rtl w:val="true"/>
+        </w:rPr>
+        <w:t xml:space="preserve">  ·  </w:t>
+      </w:r>
+      <w:hyperlink r:id="rId8">
+        <w:r>
+          <w:rPr>
+            <w:rStyle w:val="ListLabel11"/>
+            <w:rFonts w:ascii="Dana Light" w:hAnsi="Dana Light" w:cs="Dana Light"/>
+            <w:color w:val="4D4D4D"/>
+            <w:sz w:val="16"/>
+            <w:sz w:val="16"/>
+            <w:szCs w:val="16"/>
+            <w:u w:val="none"/>
+            <w:rtl w:val="true"/>
+          </w:rPr>
+          <w:t>مشاهده گواهی</w:t>
+        </w:r>
+      </w:hyperlink>
+    </w:p>
+    <w:p>
+      <w:pPr>
+        <w:pStyle w:val="Normal"/>
+        <w:bidi w:val="1"/>
+        <w:spacing w:lineRule="auto" w:line="240" w:before="0" w:after="0"/>
+        <w:ind w:left="283"/>
+        <w:jc w:val="left"/>
+        <w:rPr/>
+      </w:pPr>
+      <w:r>
+        <w:rPr>
+          <w:rFonts w:cs="Dana Light" w:ascii="Dana Light" w:hAnsi="Dana Light"/>
+          <w:b w:val="false"/>
+          <w:i w:val="false"/>
+          <w:color w:val="1A1A1A"/>
+          <w:sz w:val="16"/>
+          <w:szCs w:val="16"/>
+          <w:rtl w:val="true"/>
+        </w:rPr>
+        <w:t xml:space="preserve">- </w:t>
+      </w:r>
+      <w:r>
+        <w:rPr>
+          <w:rFonts w:cs="Dana Light" w:ascii="Dana Light" w:hAnsi="Dana Light"/>
+          <w:b w:val="false"/>
+          <w:i w:val="false"/>
+          <w:color w:val="1A1A1A"/>
+          <w:sz w:val="16"/>
+          <w:szCs w:val="16"/>
+        </w:rPr>
+        <w:t xml:space="preserve">Natural Gas Production and Processing   </w:t>
+      </w:r>
+      <w:r>
+        <w:rPr>
+          <w:rFonts w:ascii="Dana Light" w:hAnsi="Dana Light" w:cs="Dana Light"/>
+          <w:b w:val="false"/>
+          <w:b w:val="false"/>
+          <w:i w:val="false"/>
+          <w:i w:val="false"/>
+          <w:color w:val="4D4D4D"/>
+          <w:sz w:val="16"/>
+          <w:sz w:val="16"/>
+          <w:szCs w:val="16"/>
+        </w:rPr>
+        <w:t xml:space="preserve">۲۰۲۵ </w:t>
+      </w:r>
+      <w:r>
+        <w:rPr>
+          <w:rFonts w:cs="Dana Light" w:ascii="Dana Light" w:hAnsi="Dana Light"/>
+          <w:b w:val="false"/>
+          <w:i w:val="false"/>
+          <w:color w:val="4D4D4D"/>
+          <w:sz w:val="16"/>
+          <w:szCs w:val="16"/>
+        </w:rPr>
+        <w:t>· IGS15UQQFRV4</w:t>
+      </w:r>
+      <w:r>
+        <w:rPr>
+          <w:rFonts w:cs="Dana Light" w:ascii="Dana Light" w:hAnsi="Dana Light"/>
+          <w:b w:val="false"/>
+          <w:i w:val="false"/>
+          <w:color w:val="4D4D4D"/>
+          <w:sz w:val="16"/>
+          <w:szCs w:val="16"/>
+          <w:rtl w:val="true"/>
+        </w:rPr>
+        <w:t xml:space="preserve">  ·  </w:t>
+      </w:r>
+      <w:hyperlink r:id="rId9">
+        <w:r>
+          <w:rPr>
+            <w:rStyle w:val="ListLabel11"/>
+            <w:rFonts w:ascii="Dana Light" w:hAnsi="Dana Light" w:cs="Dana Light"/>
+            <w:color w:val="4D4D4D"/>
+            <w:sz w:val="16"/>
+            <w:sz w:val="16"/>
+            <w:szCs w:val="16"/>
+            <w:u w:val="none"/>
+            <w:rtl w:val="true"/>
+          </w:rPr>
+          <w:t>مشاهده گواهی</w:t>
+        </w:r>
+      </w:hyperlink>
+    </w:p>
+    <w:p>
+      <w:pPr>
+        <w:pStyle w:val="Normal"/>
+        <w:bidi w:val="1"/>
+        <w:spacing w:lineRule="auto" w:line="240" w:before="0" w:after="0"/>
+        <w:ind w:left="283"/>
+        <w:jc w:val="left"/>
+        <w:rPr/>
+      </w:pPr>
+      <w:r>
+        <w:rPr>
+          <w:rFonts w:cs="Dana Light" w:ascii="Dana Light" w:hAnsi="Dana Light"/>
+          <w:b w:val="false"/>
+          <w:i w:val="false"/>
+          <w:color w:val="1A1A1A"/>
+          <w:sz w:val="16"/>
+          <w:szCs w:val="16"/>
+          <w:rtl w:val="true"/>
+        </w:rPr>
+        <w:t xml:space="preserve">- </w:t>
+      </w:r>
+      <w:r>
+        <w:rPr>
+          <w:rFonts w:cs="Dana Light" w:ascii="Dana Light" w:hAnsi="Dana Light"/>
+          <w:b w:val="false"/>
+          <w:i w:val="false"/>
+          <w:color w:val="1A1A1A"/>
+          <w:sz w:val="16"/>
+          <w:szCs w:val="16"/>
+        </w:rPr>
+        <w:t xml:space="preserve">AI &amp; ML Applications in Oil and Gas Industry   </w:t>
+      </w:r>
+      <w:r>
+        <w:rPr>
+          <w:rFonts w:ascii="Dana Light" w:hAnsi="Dana Light" w:cs="Dana Light"/>
+          <w:b w:val="false"/>
+          <w:b w:val="false"/>
+          <w:i w:val="false"/>
+          <w:i w:val="false"/>
+          <w:color w:val="4D4D4D"/>
+          <w:sz w:val="16"/>
+          <w:sz w:val="16"/>
+          <w:szCs w:val="16"/>
+        </w:rPr>
+        <w:t xml:space="preserve">۲۰۲۵ </w:t>
+      </w:r>
+      <w:r>
+        <w:rPr>
+          <w:rFonts w:cs="Dana Light" w:ascii="Dana Light" w:hAnsi="Dana Light"/>
+          <w:b w:val="false"/>
+          <w:i w:val="false"/>
+          <w:color w:val="4D4D4D"/>
+          <w:sz w:val="16"/>
+          <w:szCs w:val="16"/>
+        </w:rPr>
+        <w:t>· O4Y2QT274ZI3</w:t>
+      </w:r>
+      <w:r>
+        <w:rPr>
+          <w:rFonts w:cs="Dana Light" w:ascii="Dana Light" w:hAnsi="Dana Light"/>
+          <w:b w:val="false"/>
+          <w:i w:val="false"/>
+          <w:color w:val="4D4D4D"/>
+          <w:sz w:val="16"/>
+          <w:szCs w:val="16"/>
+          <w:rtl w:val="true"/>
+        </w:rPr>
+        <w:t xml:space="preserve">  ·  </w:t>
+      </w:r>
+      <w:hyperlink r:id="rId10">
+        <w:r>
+          <w:rPr>
+            <w:rStyle w:val="ListLabel11"/>
+            <w:rFonts w:ascii="Dana Light" w:hAnsi="Dana Light" w:cs="Dana Light"/>
+            <w:color w:val="4D4D4D"/>
+            <w:sz w:val="16"/>
+            <w:sz w:val="16"/>
+            <w:szCs w:val="16"/>
+            <w:u w:val="none"/>
+            <w:rtl w:val="true"/>
+          </w:rPr>
+          <w:t>مشاهده گواهی</w:t>
+        </w:r>
+      </w:hyperlink>
+    </w:p>
+    <w:p>
+      <w:pPr>
+        <w:pStyle w:val="Normal"/>
+        <w:bidi w:val="1"/>
+        <w:spacing w:lineRule="auto" w:line="240" w:before="0" w:after="0"/>
+        <w:ind w:left="283"/>
+        <w:jc w:val="left"/>
+        <w:rPr/>
+      </w:pPr>
+      <w:r>
+        <w:rPr>
+          <w:rFonts w:cs="Dana Light" w:ascii="Dana Light" w:hAnsi="Dana Light"/>
+          <w:b w:val="false"/>
+          <w:i w:val="false"/>
+          <w:color w:val="1A1A1A"/>
+          <w:sz w:val="16"/>
+          <w:szCs w:val="16"/>
+          <w:rtl w:val="true"/>
+        </w:rPr>
+        <w:t xml:space="preserve">- </w:t>
+      </w:r>
+      <w:r>
+        <w:rPr>
+          <w:rFonts w:cs="Dana Light" w:ascii="Dana Light" w:hAnsi="Dana Light"/>
+          <w:b w:val="false"/>
+          <w:i w:val="false"/>
+          <w:color w:val="1A1A1A"/>
+          <w:sz w:val="16"/>
+          <w:szCs w:val="16"/>
+        </w:rPr>
+        <w:t xml:space="preserve">Utilities, Safety &amp; Environmental Care in Oil &amp; Gas Industry   </w:t>
+      </w:r>
+      <w:r>
+        <w:rPr>
+          <w:rFonts w:ascii="Dana Light" w:hAnsi="Dana Light" w:cs="Dana Light"/>
+          <w:b w:val="false"/>
+          <w:b w:val="false"/>
+          <w:i w:val="false"/>
+          <w:i w:val="false"/>
+          <w:color w:val="4D4D4D"/>
+          <w:sz w:val="16"/>
+          <w:sz w:val="16"/>
+          <w:szCs w:val="16"/>
+        </w:rPr>
+        <w:t xml:space="preserve">۲۰۲۵ </w:t>
+      </w:r>
+      <w:r>
+        <w:rPr>
+          <w:rFonts w:cs="Dana Light" w:ascii="Dana Light" w:hAnsi="Dana Light"/>
+          <w:b w:val="false"/>
+          <w:i w:val="false"/>
+          <w:color w:val="4D4D4D"/>
+          <w:sz w:val="16"/>
+          <w:szCs w:val="16"/>
+        </w:rPr>
+        <w:t>· UQWIYV2XAVAV</w:t>
+      </w:r>
+      <w:r>
+        <w:rPr>
+          <w:rFonts w:cs="Dana Light" w:ascii="Dana Light" w:hAnsi="Dana Light"/>
+          <w:b w:val="false"/>
+          <w:i w:val="false"/>
+          <w:color w:val="4D4D4D"/>
+          <w:sz w:val="16"/>
+          <w:szCs w:val="16"/>
+          <w:rtl w:val="true"/>
+        </w:rPr>
+        <w:t xml:space="preserve">  ·  </w:t>
+      </w:r>
+      <w:hyperlink r:id="rId11">
+        <w:r>
+          <w:rPr>
+            <w:rStyle w:val="ListLabel11"/>
+            <w:rFonts w:ascii="Dana Light" w:hAnsi="Dana Light" w:cs="Dana Light"/>
+            <w:color w:val="4D4D4D"/>
+            <w:sz w:val="16"/>
+            <w:sz w:val="16"/>
+            <w:szCs w:val="16"/>
+            <w:u w:val="none"/>
+            <w:rtl w:val="true"/>
+          </w:rPr>
+          <w:t>مشاهده گواهی</w:t>
+        </w:r>
+      </w:hyperlink>
+    </w:p>
+    <w:p>
+      <w:pPr>
+        <w:pStyle w:val="Normal"/>
+        <w:bidi w:val="1"/>
+        <w:spacing w:lineRule="auto" w:line="240" w:before="20" w:after="60"/>
+        <w:ind w:left="283"/>
+        <w:jc w:val="left"/>
+        <w:rPr/>
+      </w:pPr>
+      <w:hyperlink r:id="rId12">
+        <w:r>
+          <w:rPr>
+            <w:rStyle w:val="ListLabel11"/>
+            <w:rFonts w:ascii="Dana Light" w:hAnsi="Dana Light" w:cs="Dana Light"/>
+            <w:color w:val="4D4D4D"/>
+            <w:sz w:val="16"/>
+            <w:sz w:val="16"/>
+            <w:szCs w:val="16"/>
+            <w:u w:val="none"/>
+            <w:rtl w:val="true"/>
+          </w:rPr>
+          <w:t>مشاهده گواهینامه تخصصی</w:t>
+        </w:r>
+      </w:hyperlink>
+    </w:p>
+    <w:p>
+      <w:pPr>
+        <w:pStyle w:val="Normal"/>
+        <w:bidi w:val="1"/>
+        <w:spacing w:lineRule="auto" w:line="240" w:before="40" w:after="0"/>
+        <w:jc w:val="left"/>
+        <w:rPr/>
+      </w:pPr>
+      <w:r>
+        <w:rPr>
+          <w:rFonts w:cs="Dana DemiBold" w:ascii="Dana DemiBold" w:hAnsi="Dana DemiBold"/>
+          <w:b w:val="false"/>
+          <w:i w:val="false"/>
+          <w:color w:val="1A1A1A"/>
+          <w:sz w:val="21"/>
+          <w:szCs w:val="21"/>
+        </w:rPr>
+        <w:t>Google Digital Marketing &amp; E-commerce Professional Certificate</w:t>
+      </w:r>
+    </w:p>
+    <w:p>
+      <w:pPr>
+        <w:pStyle w:val="Normal"/>
+        <w:bidi w:val="1"/>
+        <w:spacing w:lineRule="auto" w:line="240" w:before="0" w:after="20"/>
+        <w:jc w:val="left"/>
+        <w:rPr/>
+      </w:pPr>
+      <w:r>
+        <w:rPr>
+          <w:rFonts w:ascii="Dana Light" w:hAnsi="Dana Light" w:cs="Dana Light"/>
+          <w:b w:val="false"/>
+          <w:b w:val="false"/>
+          <w:i w:val="false"/>
+          <w:i w:val="false"/>
+          <w:color w:val="4D4D4D"/>
+          <w:sz w:val="16"/>
+          <w:sz w:val="16"/>
+          <w:szCs w:val="16"/>
+          <w:rtl w:val="true"/>
+        </w:rPr>
+        <w:t xml:space="preserve">گواهی حرفه‌ای کورسرا </w:t>
+      </w:r>
+      <w:r>
+        <w:rPr>
+          <w:rFonts w:cs="Dana Light" w:ascii="Dana Light" w:hAnsi="Dana Light"/>
+          <w:b w:val="false"/>
+          <w:i w:val="false"/>
+          <w:color w:val="4D4D4D"/>
+          <w:sz w:val="16"/>
+          <w:szCs w:val="16"/>
+          <w:rtl w:val="true"/>
+        </w:rPr>
+        <w:t xml:space="preserve">· </w:t>
+      </w:r>
+      <w:r>
+        <w:rPr>
+          <w:rFonts w:ascii="Dana Light" w:hAnsi="Dana Light" w:cs="Dana Light"/>
+          <w:b w:val="false"/>
+          <w:b w:val="false"/>
+          <w:i w:val="false"/>
+          <w:i w:val="false"/>
+          <w:color w:val="4D4D4D"/>
+          <w:sz w:val="16"/>
+          <w:sz w:val="16"/>
+          <w:szCs w:val="16"/>
+        </w:rPr>
+        <w:t>۷</w:t>
+      </w:r>
+      <w:r>
+        <w:rPr>
+          <w:rFonts w:ascii="Dana Light" w:hAnsi="Dana Light" w:cs="Dana Light"/>
+          <w:b w:val="false"/>
+          <w:b w:val="false"/>
+          <w:i w:val="false"/>
+          <w:i w:val="false"/>
+          <w:color w:val="4D4D4D"/>
+          <w:sz w:val="16"/>
+          <w:sz w:val="16"/>
+          <w:szCs w:val="16"/>
+          <w:rtl w:val="true"/>
+        </w:rPr>
+        <w:t xml:space="preserve"> دوره</w:t>
+      </w:r>
+    </w:p>
+    <w:p>
+      <w:pPr>
+        <w:pStyle w:val="Normal"/>
+        <w:bidi w:val="1"/>
+        <w:spacing w:lineRule="auto" w:line="240" w:before="0" w:after="0"/>
+        <w:ind w:left="283"/>
+        <w:jc w:val="left"/>
+        <w:rPr/>
+      </w:pPr>
+      <w:r>
+        <w:rPr>
+          <w:rFonts w:cs="Dana Light" w:ascii="Dana Light" w:hAnsi="Dana Light"/>
+          <w:b w:val="false"/>
+          <w:i w:val="false"/>
+          <w:color w:val="1A1A1A"/>
+          <w:sz w:val="16"/>
+          <w:szCs w:val="16"/>
+          <w:rtl w:val="true"/>
+        </w:rPr>
+        <w:t xml:space="preserve">- </w:t>
+      </w:r>
+      <w:r>
+        <w:rPr>
+          <w:rFonts w:cs="Dana Light" w:ascii="Dana Light" w:hAnsi="Dana Light"/>
+          <w:b w:val="false"/>
+          <w:i w:val="false"/>
+          <w:color w:val="1A1A1A"/>
+          <w:sz w:val="16"/>
+          <w:szCs w:val="16"/>
+        </w:rPr>
+        <w:t xml:space="preserve">Foundations of Digital Marketing and E-commerce   </w:t>
+      </w:r>
+      <w:r>
+        <w:rPr>
+          <w:rFonts w:ascii="Dana Light" w:hAnsi="Dana Light" w:cs="Dana Light"/>
+          <w:b w:val="false"/>
+          <w:b w:val="false"/>
+          <w:i w:val="false"/>
+          <w:i w:val="false"/>
+          <w:color w:val="4D4D4D"/>
+          <w:sz w:val="16"/>
+          <w:sz w:val="16"/>
+          <w:szCs w:val="16"/>
+        </w:rPr>
+        <w:t xml:space="preserve">۲۰۲۴ </w:t>
+      </w:r>
+      <w:r>
+        <w:rPr>
+          <w:rFonts w:cs="Dana Light" w:ascii="Dana Light" w:hAnsi="Dana Light"/>
+          <w:b w:val="false"/>
+          <w:i w:val="false"/>
+          <w:color w:val="4D4D4D"/>
+          <w:sz w:val="16"/>
+          <w:szCs w:val="16"/>
+        </w:rPr>
+        <w:t>· ADAC17OAAUTM</w:t>
+      </w:r>
+      <w:r>
+        <w:rPr>
+          <w:rFonts w:cs="Dana Light" w:ascii="Dana Light" w:hAnsi="Dana Light"/>
+          <w:b w:val="false"/>
+          <w:i w:val="false"/>
+          <w:color w:val="4D4D4D"/>
+          <w:sz w:val="16"/>
+          <w:szCs w:val="16"/>
+          <w:rtl w:val="true"/>
+        </w:rPr>
+        <w:t xml:space="preserve">  ·  </w:t>
+      </w:r>
+      <w:hyperlink r:id="rId13">
+        <w:r>
+          <w:rPr>
+            <w:rStyle w:val="ListLabel11"/>
+            <w:rFonts w:ascii="Dana Light" w:hAnsi="Dana Light" w:cs="Dana Light"/>
+            <w:color w:val="4D4D4D"/>
+            <w:sz w:val="16"/>
+            <w:sz w:val="16"/>
+            <w:szCs w:val="16"/>
+            <w:u w:val="none"/>
+            <w:rtl w:val="true"/>
+          </w:rPr>
+          <w:t>مشاهده گواهی</w:t>
+        </w:r>
+      </w:hyperlink>
+    </w:p>
+    <w:p>
+      <w:pPr>
+        <w:pStyle w:val="Normal"/>
+        <w:bidi w:val="1"/>
+        <w:spacing w:lineRule="auto" w:line="240" w:before="0" w:after="0"/>
+        <w:ind w:left="283"/>
+        <w:jc w:val="left"/>
+        <w:rPr/>
+      </w:pPr>
+      <w:r>
+        <w:rPr>
+          <w:rFonts w:cs="Dana Light" w:ascii="Dana Light" w:hAnsi="Dana Light"/>
+          <w:b w:val="false"/>
+          <w:i w:val="false"/>
+          <w:color w:val="1A1A1A"/>
+          <w:sz w:val="16"/>
+          <w:szCs w:val="16"/>
+          <w:rtl w:val="true"/>
+        </w:rPr>
+        <w:t xml:space="preserve">- </w:t>
+      </w:r>
+      <w:r>
+        <w:rPr>
+          <w:rFonts w:cs="Dana Light" w:ascii="Dana Light" w:hAnsi="Dana Light"/>
+          <w:b w:val="false"/>
+          <w:i w:val="false"/>
+          <w:color w:val="1A1A1A"/>
+          <w:sz w:val="16"/>
+          <w:szCs w:val="16"/>
+        </w:rPr>
+        <w:t xml:space="preserve">Attract and Engage Customers with Digital Marketing   </w:t>
+      </w:r>
+      <w:r>
+        <w:rPr>
+          <w:rFonts w:ascii="Dana Light" w:hAnsi="Dana Light" w:cs="Dana Light"/>
+          <w:b w:val="false"/>
+          <w:b w:val="false"/>
+          <w:i w:val="false"/>
+          <w:i w:val="false"/>
+          <w:color w:val="4D4D4D"/>
+          <w:sz w:val="16"/>
+          <w:sz w:val="16"/>
+          <w:szCs w:val="16"/>
+        </w:rPr>
+        <w:t xml:space="preserve">۲۰۲۴ </w:t>
+      </w:r>
+      <w:r>
+        <w:rPr>
+          <w:rFonts w:cs="Dana Light" w:ascii="Dana Light" w:hAnsi="Dana Light"/>
+          <w:b w:val="false"/>
+          <w:i w:val="false"/>
+          <w:color w:val="4D4D4D"/>
+          <w:sz w:val="16"/>
+          <w:szCs w:val="16"/>
+        </w:rPr>
+        <w:t>· BYDLT1NC85UY</w:t>
+      </w:r>
+      <w:r>
+        <w:rPr>
+          <w:rFonts w:cs="Dana Light" w:ascii="Dana Light" w:hAnsi="Dana Light"/>
+          <w:b w:val="false"/>
+          <w:i w:val="false"/>
+          <w:color w:val="4D4D4D"/>
+          <w:sz w:val="16"/>
+          <w:szCs w:val="16"/>
+          <w:rtl w:val="true"/>
+        </w:rPr>
+        <w:t xml:space="preserve">  ·  </w:t>
+      </w:r>
+      <w:hyperlink r:id="rId14">
+        <w:r>
+          <w:rPr>
+            <w:rStyle w:val="ListLabel11"/>
+            <w:rFonts w:ascii="Dana Light" w:hAnsi="Dana Light" w:cs="Dana Light"/>
+            <w:color w:val="4D4D4D"/>
+            <w:sz w:val="16"/>
+            <w:sz w:val="16"/>
+            <w:szCs w:val="16"/>
+            <w:u w:val="none"/>
+            <w:rtl w:val="true"/>
+          </w:rPr>
+          <w:t>مشاهده گواهی</w:t>
+        </w:r>
+      </w:hyperlink>
+    </w:p>
+    <w:p>
+      <w:pPr>
+        <w:pStyle w:val="Normal"/>
+        <w:bidi w:val="1"/>
+        <w:spacing w:lineRule="auto" w:line="240" w:before="0" w:after="0"/>
+        <w:ind w:left="283"/>
+        <w:jc w:val="left"/>
+        <w:rPr/>
+      </w:pPr>
+      <w:r>
+        <w:rPr>
+          <w:rFonts w:cs="Dana Light" w:ascii="Dana Light" w:hAnsi="Dana Light"/>
+          <w:b w:val="false"/>
+          <w:i w:val="false"/>
+          <w:color w:val="1A1A1A"/>
+          <w:sz w:val="16"/>
+          <w:szCs w:val="16"/>
+          <w:rtl w:val="true"/>
+        </w:rPr>
+        <w:t xml:space="preserve">- </w:t>
+      </w:r>
+      <w:r>
+        <w:rPr>
+          <w:rFonts w:cs="Dana Light" w:ascii="Dana Light" w:hAnsi="Dana Light"/>
+          <w:b w:val="false"/>
+          <w:i w:val="false"/>
+          <w:color w:val="1A1A1A"/>
+          <w:sz w:val="16"/>
+          <w:szCs w:val="16"/>
+        </w:rPr>
+        <w:t xml:space="preserve">From Likes to Leads: Interact with Customers Online   </w:t>
+      </w:r>
+      <w:r>
+        <w:rPr>
+          <w:rFonts w:ascii="Dana Light" w:hAnsi="Dana Light" w:cs="Dana Light"/>
+          <w:b w:val="false"/>
+          <w:b w:val="false"/>
+          <w:i w:val="false"/>
+          <w:i w:val="false"/>
+          <w:color w:val="4D4D4D"/>
+          <w:sz w:val="16"/>
+          <w:sz w:val="16"/>
+          <w:szCs w:val="16"/>
+        </w:rPr>
+        <w:t xml:space="preserve">۲۰۲۴ </w:t>
+      </w:r>
+      <w:r>
+        <w:rPr>
+          <w:rFonts w:cs="Dana Light" w:ascii="Dana Light" w:hAnsi="Dana Light"/>
+          <w:b w:val="false"/>
+          <w:i w:val="false"/>
+          <w:color w:val="4D4D4D"/>
+          <w:sz w:val="16"/>
+          <w:szCs w:val="16"/>
+        </w:rPr>
+        <w:t>· OY3RTJ0FB1O9</w:t>
+      </w:r>
+      <w:r>
+        <w:rPr>
+          <w:rFonts w:cs="Dana Light" w:ascii="Dana Light" w:hAnsi="Dana Light"/>
+          <w:b w:val="false"/>
+          <w:i w:val="false"/>
+          <w:color w:val="4D4D4D"/>
+          <w:sz w:val="16"/>
+          <w:szCs w:val="16"/>
+          <w:rtl w:val="true"/>
+        </w:rPr>
+        <w:t xml:space="preserve">  ·  </w:t>
+      </w:r>
+      <w:hyperlink r:id="rId15">
+        <w:r>
+          <w:rPr>
+            <w:rStyle w:val="ListLabel11"/>
+            <w:rFonts w:ascii="Dana Light" w:hAnsi="Dana Light" w:cs="Dana Light"/>
+            <w:color w:val="4D4D4D"/>
+            <w:sz w:val="16"/>
+            <w:sz w:val="16"/>
+            <w:szCs w:val="16"/>
+            <w:u w:val="none"/>
+            <w:rtl w:val="true"/>
+          </w:rPr>
+          <w:t>مشاهده گواهی</w:t>
+        </w:r>
+      </w:hyperlink>
+    </w:p>
+    <w:p>
+      <w:pPr>
+        <w:pStyle w:val="Normal"/>
+        <w:bidi w:val="1"/>
+        <w:spacing w:lineRule="auto" w:line="240" w:before="0" w:after="0"/>
+        <w:ind w:left="283"/>
+        <w:jc w:val="left"/>
+        <w:rPr/>
+      </w:pPr>
+      <w:r>
+        <w:rPr>
+          <w:rFonts w:cs="Dana Light" w:ascii="Dana Light" w:hAnsi="Dana Light"/>
+          <w:b w:val="false"/>
+          <w:i w:val="false"/>
+          <w:color w:val="1A1A1A"/>
+          <w:sz w:val="16"/>
+          <w:szCs w:val="16"/>
+          <w:rtl w:val="true"/>
+        </w:rPr>
+        <w:t xml:space="preserve">- </w:t>
+      </w:r>
+      <w:r>
+        <w:rPr>
+          <w:rFonts w:cs="Dana Light" w:ascii="Dana Light" w:hAnsi="Dana Light"/>
+          <w:b w:val="false"/>
+          <w:i w:val="false"/>
+          <w:color w:val="1A1A1A"/>
+          <w:sz w:val="16"/>
+          <w:szCs w:val="16"/>
+        </w:rPr>
+        <w:t xml:space="preserve">Think Outside the Inbox: Email Marketing   </w:t>
+      </w:r>
+      <w:r>
+        <w:rPr>
+          <w:rFonts w:ascii="Dana Light" w:hAnsi="Dana Light" w:cs="Dana Light"/>
+          <w:b w:val="false"/>
+          <w:b w:val="false"/>
+          <w:i w:val="false"/>
+          <w:i w:val="false"/>
+          <w:color w:val="4D4D4D"/>
+          <w:sz w:val="16"/>
+          <w:sz w:val="16"/>
+          <w:szCs w:val="16"/>
+        </w:rPr>
+        <w:t xml:space="preserve">۲۰۲۵ </w:t>
+      </w:r>
+      <w:r>
+        <w:rPr>
+          <w:rFonts w:cs="Dana Light" w:ascii="Dana Light" w:hAnsi="Dana Light"/>
+          <w:b w:val="false"/>
+          <w:i w:val="false"/>
+          <w:color w:val="4D4D4D"/>
+          <w:sz w:val="16"/>
+          <w:szCs w:val="16"/>
+        </w:rPr>
+        <w:t>· J8KTD6HZ13TU</w:t>
+      </w:r>
+      <w:r>
+        <w:rPr>
+          <w:rFonts w:cs="Dana Light" w:ascii="Dana Light" w:hAnsi="Dana Light"/>
+          <w:b w:val="false"/>
+          <w:i w:val="false"/>
+          <w:color w:val="4D4D4D"/>
+          <w:sz w:val="16"/>
+          <w:szCs w:val="16"/>
+          <w:rtl w:val="true"/>
+        </w:rPr>
+        <w:t xml:space="preserve">  ·  </w:t>
+      </w:r>
+      <w:hyperlink r:id="rId16">
+        <w:r>
+          <w:rPr>
+            <w:rStyle w:val="ListLabel11"/>
+            <w:rFonts w:ascii="Dana Light" w:hAnsi="Dana Light" w:cs="Dana Light"/>
+            <w:color w:val="4D4D4D"/>
+            <w:sz w:val="16"/>
+            <w:sz w:val="16"/>
+            <w:szCs w:val="16"/>
+            <w:u w:val="none"/>
+            <w:rtl w:val="true"/>
+          </w:rPr>
+          <w:t>مشاهده گواهی</w:t>
+        </w:r>
+      </w:hyperlink>
+    </w:p>
+    <w:p>
+      <w:pPr>
+        <w:pStyle w:val="Normal"/>
+        <w:bidi w:val="1"/>
+        <w:spacing w:lineRule="auto" w:line="240" w:before="0" w:after="0"/>
+        <w:ind w:left="283"/>
+        <w:jc w:val="left"/>
+        <w:rPr/>
+      </w:pPr>
+      <w:r>
+        <w:rPr>
+          <w:rFonts w:cs="Dana Light" w:ascii="Dana Light" w:hAnsi="Dana Light"/>
+          <w:b w:val="false"/>
+          <w:i w:val="false"/>
+          <w:color w:val="1A1A1A"/>
+          <w:sz w:val="16"/>
+          <w:szCs w:val="16"/>
+          <w:rtl w:val="true"/>
+        </w:rPr>
+        <w:t xml:space="preserve">- </w:t>
+      </w:r>
+      <w:r>
+        <w:rPr>
+          <w:rFonts w:cs="Dana Light" w:ascii="Dana Light" w:hAnsi="Dana Light"/>
+          <w:b w:val="false"/>
+          <w:i w:val="false"/>
+          <w:color w:val="1A1A1A"/>
+          <w:sz w:val="16"/>
+          <w:szCs w:val="16"/>
+        </w:rPr>
+        <w:t xml:space="preserve">Assess for Success: Marketing Analytics and Measurement   </w:t>
+      </w:r>
+      <w:r>
+        <w:rPr>
+          <w:rFonts w:ascii="Dana Light" w:hAnsi="Dana Light" w:cs="Dana Light"/>
+          <w:b w:val="false"/>
+          <w:b w:val="false"/>
+          <w:i w:val="false"/>
+          <w:i w:val="false"/>
+          <w:color w:val="4D4D4D"/>
+          <w:sz w:val="16"/>
+          <w:sz w:val="16"/>
+          <w:szCs w:val="16"/>
+        </w:rPr>
+        <w:t xml:space="preserve">۲۰۲۵ </w:t>
+      </w:r>
+      <w:r>
+        <w:rPr>
+          <w:rFonts w:cs="Dana Light" w:ascii="Dana Light" w:hAnsi="Dana Light"/>
+          <w:b w:val="false"/>
+          <w:i w:val="false"/>
+          <w:color w:val="4D4D4D"/>
+          <w:sz w:val="16"/>
+          <w:szCs w:val="16"/>
+        </w:rPr>
+        <w:t>· Z4TCNOZKS8MI</w:t>
+      </w:r>
+      <w:r>
+        <w:rPr>
+          <w:rFonts w:cs="Dana Light" w:ascii="Dana Light" w:hAnsi="Dana Light"/>
+          <w:b w:val="false"/>
+          <w:i w:val="false"/>
+          <w:color w:val="4D4D4D"/>
+          <w:sz w:val="16"/>
+          <w:szCs w:val="16"/>
+          <w:rtl w:val="true"/>
+        </w:rPr>
+        <w:t xml:space="preserve">  ·  </w:t>
+      </w:r>
+      <w:hyperlink r:id="rId17">
+        <w:r>
+          <w:rPr>
+            <w:rStyle w:val="ListLabel11"/>
+            <w:rFonts w:ascii="Dana Light" w:hAnsi="Dana Light" w:cs="Dana Light"/>
+            <w:color w:val="4D4D4D"/>
+            <w:sz w:val="16"/>
+            <w:sz w:val="16"/>
+            <w:szCs w:val="16"/>
+            <w:u w:val="none"/>
+            <w:rtl w:val="true"/>
+          </w:rPr>
+          <w:t>مشاهده گواهی</w:t>
+        </w:r>
+      </w:hyperlink>
+    </w:p>
+    <w:p>
+      <w:pPr>
+        <w:pStyle w:val="Normal"/>
+        <w:bidi w:val="1"/>
+        <w:spacing w:lineRule="auto" w:line="240" w:before="0" w:after="0"/>
+        <w:ind w:left="283"/>
+        <w:jc w:val="left"/>
+        <w:rPr/>
+      </w:pPr>
+      <w:r>
+        <w:rPr>
+          <w:rFonts w:cs="Dana Light" w:ascii="Dana Light" w:hAnsi="Dana Light"/>
+          <w:b w:val="false"/>
+          <w:i w:val="false"/>
+          <w:color w:val="1A1A1A"/>
+          <w:sz w:val="16"/>
+          <w:szCs w:val="16"/>
+          <w:rtl w:val="true"/>
+        </w:rPr>
+        <w:t xml:space="preserve">- </w:t>
+      </w:r>
+      <w:r>
+        <w:rPr>
+          <w:rFonts w:cs="Dana Light" w:ascii="Dana Light" w:hAnsi="Dana Light"/>
+          <w:b w:val="false"/>
+          <w:i w:val="false"/>
+          <w:color w:val="1A1A1A"/>
+          <w:sz w:val="16"/>
+          <w:szCs w:val="16"/>
+        </w:rPr>
+        <w:t xml:space="preserve">Make the Sale: Build, Launch, and Manage E-commerce Stores   </w:t>
+      </w:r>
+      <w:r>
+        <w:rPr>
+          <w:rFonts w:ascii="Dana Light" w:hAnsi="Dana Light" w:cs="Dana Light"/>
+          <w:b w:val="false"/>
+          <w:b w:val="false"/>
+          <w:i w:val="false"/>
+          <w:i w:val="false"/>
+          <w:color w:val="4D4D4D"/>
+          <w:sz w:val="16"/>
+          <w:sz w:val="16"/>
+          <w:szCs w:val="16"/>
+        </w:rPr>
+        <w:t xml:space="preserve">۲۰۲۵ </w:t>
+      </w:r>
+      <w:r>
+        <w:rPr>
+          <w:rFonts w:cs="Dana Light" w:ascii="Dana Light" w:hAnsi="Dana Light"/>
+          <w:b w:val="false"/>
+          <w:i w:val="false"/>
+          <w:color w:val="4D4D4D"/>
+          <w:sz w:val="16"/>
+          <w:szCs w:val="16"/>
+        </w:rPr>
+        <w:t>· TOTMC7EZJCGQ</w:t>
+      </w:r>
+      <w:r>
+        <w:rPr>
+          <w:rFonts w:cs="Dana Light" w:ascii="Dana Light" w:hAnsi="Dana Light"/>
+          <w:b w:val="false"/>
+          <w:i w:val="false"/>
+          <w:color w:val="4D4D4D"/>
+          <w:sz w:val="16"/>
+          <w:szCs w:val="16"/>
+          <w:rtl w:val="true"/>
+        </w:rPr>
+        <w:t xml:space="preserve">  ·  </w:t>
+      </w:r>
+      <w:hyperlink r:id="rId18">
+        <w:r>
+          <w:rPr>
+            <w:rStyle w:val="ListLabel11"/>
+            <w:rFonts w:ascii="Dana Light" w:hAnsi="Dana Light" w:cs="Dana Light"/>
+            <w:color w:val="4D4D4D"/>
+            <w:sz w:val="16"/>
+            <w:sz w:val="16"/>
+            <w:szCs w:val="16"/>
+            <w:u w:val="none"/>
+            <w:rtl w:val="true"/>
+          </w:rPr>
+          <w:t>مشاهده گواهی</w:t>
+        </w:r>
+      </w:hyperlink>
+    </w:p>
+    <w:p>
+      <w:pPr>
+        <w:pStyle w:val="Normal"/>
+        <w:bidi w:val="1"/>
+        <w:spacing w:lineRule="auto" w:line="240" w:before="0" w:after="0"/>
+        <w:ind w:left="283"/>
+        <w:jc w:val="left"/>
+        <w:rPr/>
+      </w:pPr>
+      <w:r>
+        <w:rPr>
+          <w:rFonts w:cs="Dana Light" w:ascii="Dana Light" w:hAnsi="Dana Light"/>
+          <w:b w:val="false"/>
+          <w:i w:val="false"/>
+          <w:color w:val="1A1A1A"/>
+          <w:sz w:val="16"/>
+          <w:szCs w:val="16"/>
+          <w:rtl w:val="true"/>
+        </w:rPr>
+        <w:t xml:space="preserve">- </w:t>
+      </w:r>
+      <w:r>
+        <w:rPr>
+          <w:rFonts w:cs="Dana Light" w:ascii="Dana Light" w:hAnsi="Dana Light"/>
+          <w:b w:val="false"/>
+          <w:i w:val="false"/>
+          <w:color w:val="1A1A1A"/>
+          <w:sz w:val="16"/>
+          <w:szCs w:val="16"/>
+        </w:rPr>
+        <w:t xml:space="preserve">Satisfaction Guaranteed: Develop Customer Loyalty Online   </w:t>
+      </w:r>
+      <w:r>
+        <w:rPr>
+          <w:rFonts w:ascii="Dana Light" w:hAnsi="Dana Light" w:cs="Dana Light"/>
+          <w:b w:val="false"/>
+          <w:b w:val="false"/>
+          <w:i w:val="false"/>
+          <w:i w:val="false"/>
+          <w:color w:val="4D4D4D"/>
+          <w:sz w:val="16"/>
+          <w:sz w:val="16"/>
+          <w:szCs w:val="16"/>
+        </w:rPr>
+        <w:t xml:space="preserve">۲۰۲۵ </w:t>
+      </w:r>
+      <w:r>
+        <w:rPr>
+          <w:rFonts w:cs="Dana Light" w:ascii="Dana Light" w:hAnsi="Dana Light"/>
+          <w:b w:val="false"/>
+          <w:i w:val="false"/>
+          <w:color w:val="4D4D4D"/>
+          <w:sz w:val="16"/>
+          <w:szCs w:val="16"/>
+        </w:rPr>
+        <w:t>· 7IHL2H68QMKE</w:t>
+      </w:r>
+      <w:r>
+        <w:rPr>
+          <w:rFonts w:cs="Dana Light" w:ascii="Dana Light" w:hAnsi="Dana Light"/>
+          <w:b w:val="false"/>
+          <w:i w:val="false"/>
+          <w:color w:val="4D4D4D"/>
+          <w:sz w:val="16"/>
+          <w:szCs w:val="16"/>
+          <w:rtl w:val="true"/>
+        </w:rPr>
+        <w:t xml:space="preserve">  ·  </w:t>
+      </w:r>
+      <w:hyperlink r:id="rId19">
+        <w:r>
+          <w:rPr>
+            <w:rStyle w:val="ListLabel11"/>
+            <w:rFonts w:ascii="Dana Light" w:hAnsi="Dana Light" w:cs="Dana Light"/>
+            <w:color w:val="4D4D4D"/>
+            <w:sz w:val="16"/>
+            <w:sz w:val="16"/>
+            <w:szCs w:val="16"/>
+            <w:u w:val="none"/>
+            <w:rtl w:val="true"/>
+          </w:rPr>
+          <w:t>مشاهده گواهی</w:t>
+        </w:r>
+      </w:hyperlink>
+    </w:p>
+    <w:p>
+      <w:pPr>
+        <w:pStyle w:val="Normal"/>
+        <w:bidi w:val="1"/>
+        <w:spacing w:lineRule="auto" w:line="240" w:before="20" w:after="60"/>
+        <w:ind w:left="283"/>
+        <w:jc w:val="left"/>
+        <w:rPr/>
+      </w:pPr>
+      <w:hyperlink r:id="rId20">
+        <w:r>
+          <w:rPr>
+            <w:rStyle w:val="ListLabel11"/>
+            <w:rFonts w:ascii="Dana Light" w:hAnsi="Dana Light" w:cs="Dana Light"/>
+            <w:color w:val="4D4D4D"/>
+            <w:sz w:val="16"/>
+            <w:sz w:val="16"/>
+            <w:szCs w:val="16"/>
+            <w:u w:val="none"/>
+            <w:rtl w:val="true"/>
+          </w:rPr>
+          <w:t>مشاهده گواهینامه حرفه‌ای</w:t>
+        </w:r>
+      </w:hyperlink>
+    </w:p>
+    <w:p>
+      <w:pPr>
+        <w:pStyle w:val="Normal"/>
+        <w:bidi w:val="1"/>
+        <w:spacing w:lineRule="auto" w:line="240" w:before="40" w:after="0"/>
+        <w:jc w:val="left"/>
+        <w:rPr/>
+      </w:pPr>
+      <w:r>
+        <w:rPr>
+          <w:rFonts w:cs="Dana DemiBold" w:ascii="Dana DemiBold" w:hAnsi="Dana DemiBold"/>
+          <w:b w:val="false"/>
+          <w:i w:val="false"/>
+          <w:color w:val="1A1A1A"/>
+          <w:sz w:val="21"/>
+          <w:szCs w:val="21"/>
+        </w:rPr>
+        <w:t>Introduction to Environmental Science</w:t>
+      </w:r>
+    </w:p>
+    <w:p>
+      <w:pPr>
+        <w:pStyle w:val="Normal"/>
+        <w:bidi w:val="1"/>
+        <w:spacing w:lineRule="auto" w:line="240" w:before="0" w:after="20"/>
+        <w:jc w:val="left"/>
+        <w:rPr/>
+      </w:pPr>
+      <w:r>
+        <w:rPr>
+          <w:rFonts w:ascii="Dana Light" w:hAnsi="Dana Light" w:cs="Dana Light"/>
+          <w:b w:val="false"/>
+          <w:b w:val="false"/>
+          <w:i w:val="false"/>
+          <w:i w:val="false"/>
+          <w:color w:val="4D4D4D"/>
+          <w:sz w:val="16"/>
+          <w:sz w:val="16"/>
+          <w:szCs w:val="16"/>
+          <w:rtl w:val="true"/>
+        </w:rPr>
+        <w:t xml:space="preserve">گواهینامه تخصصی و حرفه‌ای کورسرا </w:t>
+      </w:r>
+      <w:r>
+        <w:rPr>
+          <w:rFonts w:cs="Dana Light" w:ascii="Dana Light" w:hAnsi="Dana Light"/>
+          <w:b w:val="false"/>
+          <w:i w:val="false"/>
+          <w:color w:val="4D4D4D"/>
+          <w:sz w:val="16"/>
+          <w:szCs w:val="16"/>
+          <w:rtl w:val="true"/>
+        </w:rPr>
+        <w:t xml:space="preserve">· </w:t>
+      </w:r>
+      <w:r>
+        <w:rPr>
+          <w:rFonts w:ascii="Dana Light" w:hAnsi="Dana Light" w:cs="Dana Light"/>
+          <w:b w:val="false"/>
+          <w:b w:val="false"/>
+          <w:i w:val="false"/>
+          <w:i w:val="false"/>
+          <w:color w:val="4D4D4D"/>
+          <w:sz w:val="16"/>
+          <w:sz w:val="16"/>
+          <w:szCs w:val="16"/>
+        </w:rPr>
+        <w:t>۳</w:t>
+      </w:r>
+      <w:r>
+        <w:rPr>
+          <w:rFonts w:ascii="Dana Light" w:hAnsi="Dana Light" w:cs="Dana Light"/>
+          <w:b w:val="false"/>
+          <w:b w:val="false"/>
+          <w:i w:val="false"/>
+          <w:i w:val="false"/>
+          <w:color w:val="4D4D4D"/>
+          <w:sz w:val="16"/>
+          <w:sz w:val="16"/>
+          <w:szCs w:val="16"/>
+          <w:rtl w:val="true"/>
+        </w:rPr>
+        <w:t xml:space="preserve"> دوره</w:t>
+      </w:r>
+    </w:p>
+    <w:p>
+      <w:pPr>
+        <w:pStyle w:val="Normal"/>
+        <w:bidi w:val="1"/>
+        <w:spacing w:lineRule="auto" w:line="240" w:before="0" w:after="0"/>
+        <w:ind w:left="283"/>
+        <w:jc w:val="left"/>
+        <w:rPr/>
+      </w:pPr>
+      <w:r>
+        <w:rPr>
+          <w:rFonts w:cs="Dana Light" w:ascii="Dana Light" w:hAnsi="Dana Light"/>
+          <w:b w:val="false"/>
+          <w:i w:val="false"/>
+          <w:color w:val="1A1A1A"/>
+          <w:sz w:val="16"/>
+          <w:szCs w:val="16"/>
+          <w:rtl w:val="true"/>
+        </w:rPr>
+        <w:t xml:space="preserve">- </w:t>
+      </w:r>
+      <w:r>
+        <w:rPr>
+          <w:rFonts w:cs="Dana Light" w:ascii="Dana Light" w:hAnsi="Dana Light"/>
+          <w:b w:val="false"/>
+          <w:i w:val="false"/>
+          <w:color w:val="1A1A1A"/>
+          <w:sz w:val="16"/>
+          <w:szCs w:val="16"/>
+        </w:rPr>
+        <w:t xml:space="preserve">Environmental Science   </w:t>
+      </w:r>
+      <w:r>
+        <w:rPr>
+          <w:rFonts w:ascii="Dana Light" w:hAnsi="Dana Light" w:cs="Dana Light"/>
+          <w:b w:val="false"/>
+          <w:b w:val="false"/>
+          <w:i w:val="false"/>
+          <w:i w:val="false"/>
+          <w:color w:val="4D4D4D"/>
+          <w:sz w:val="16"/>
+          <w:sz w:val="16"/>
+          <w:szCs w:val="16"/>
+        </w:rPr>
+        <w:t xml:space="preserve">۲۰۲۴ </w:t>
+      </w:r>
+      <w:r>
+        <w:rPr>
+          <w:rFonts w:cs="Dana Light" w:ascii="Dana Light" w:hAnsi="Dana Light"/>
+          <w:b w:val="false"/>
+          <w:i w:val="false"/>
+          <w:color w:val="4D4D4D"/>
+          <w:sz w:val="16"/>
+          <w:szCs w:val="16"/>
+        </w:rPr>
+        <w:t>· 67L7TVDOHCS4</w:t>
+      </w:r>
+      <w:r>
+        <w:rPr>
+          <w:rFonts w:cs="Dana Light" w:ascii="Dana Light" w:hAnsi="Dana Light"/>
+          <w:b w:val="false"/>
+          <w:i w:val="false"/>
+          <w:color w:val="4D4D4D"/>
+          <w:sz w:val="16"/>
+          <w:szCs w:val="16"/>
+          <w:rtl w:val="true"/>
+        </w:rPr>
+        <w:t xml:space="preserve">  ·  </w:t>
+      </w:r>
+      <w:hyperlink r:id="rId21">
+        <w:r>
+          <w:rPr>
+            <w:rStyle w:val="ListLabel11"/>
+            <w:rFonts w:ascii="Dana Light" w:hAnsi="Dana Light" w:cs="Dana Light"/>
+            <w:color w:val="4D4D4D"/>
+            <w:sz w:val="16"/>
+            <w:sz w:val="16"/>
+            <w:szCs w:val="16"/>
+            <w:u w:val="none"/>
+            <w:rtl w:val="true"/>
+          </w:rPr>
+          <w:t>مشاهده گواهی</w:t>
+        </w:r>
+      </w:hyperlink>
+    </w:p>
+    <w:p>
+      <w:pPr>
+        <w:pStyle w:val="Normal"/>
+        <w:bidi w:val="1"/>
+        <w:spacing w:lineRule="auto" w:line="240" w:before="0" w:after="0"/>
+        <w:ind w:left="283"/>
+        <w:jc w:val="left"/>
+        <w:rPr/>
+      </w:pPr>
+      <w:r>
+        <w:rPr>
+          <w:rFonts w:cs="Dana Light" w:ascii="Dana Light" w:hAnsi="Dana Light"/>
+          <w:b w:val="false"/>
+          <w:i w:val="false"/>
+          <w:color w:val="1A1A1A"/>
+          <w:sz w:val="16"/>
+          <w:szCs w:val="16"/>
+          <w:rtl w:val="true"/>
+        </w:rPr>
+        <w:t xml:space="preserve">- </w:t>
+      </w:r>
+      <w:r>
+        <w:rPr>
+          <w:rFonts w:cs="Dana Light" w:ascii="Dana Light" w:hAnsi="Dana Light"/>
+          <w:b w:val="false"/>
+          <w:i w:val="false"/>
+          <w:color w:val="1A1A1A"/>
+          <w:sz w:val="16"/>
+          <w:szCs w:val="16"/>
+        </w:rPr>
+        <w:t xml:space="preserve">Population, Food, and Soil   </w:t>
+      </w:r>
+      <w:r>
+        <w:rPr>
+          <w:rFonts w:ascii="Dana Light" w:hAnsi="Dana Light" w:cs="Dana Light"/>
+          <w:b w:val="false"/>
+          <w:b w:val="false"/>
+          <w:i w:val="false"/>
+          <w:i w:val="false"/>
+          <w:color w:val="4D4D4D"/>
+          <w:sz w:val="16"/>
+          <w:sz w:val="16"/>
+          <w:szCs w:val="16"/>
+        </w:rPr>
+        <w:t xml:space="preserve">۲۰۲۴ </w:t>
+      </w:r>
+      <w:r>
+        <w:rPr>
+          <w:rFonts w:cs="Dana Light" w:ascii="Dana Light" w:hAnsi="Dana Light"/>
+          <w:b w:val="false"/>
+          <w:i w:val="false"/>
+          <w:color w:val="4D4D4D"/>
+          <w:sz w:val="16"/>
+          <w:szCs w:val="16"/>
+        </w:rPr>
+        <w:t>· E1UHZEYRKK2T</w:t>
+      </w:r>
+      <w:r>
+        <w:rPr>
+          <w:rFonts w:cs="Dana Light" w:ascii="Dana Light" w:hAnsi="Dana Light"/>
+          <w:b w:val="false"/>
+          <w:i w:val="false"/>
+          <w:color w:val="4D4D4D"/>
+          <w:sz w:val="16"/>
+          <w:szCs w:val="16"/>
+          <w:rtl w:val="true"/>
+        </w:rPr>
+        <w:t xml:space="preserve">  ·  </w:t>
+      </w:r>
+      <w:hyperlink r:id="rId22">
+        <w:r>
+          <w:rPr>
+            <w:rStyle w:val="ListLabel11"/>
+            <w:rFonts w:ascii="Dana Light" w:hAnsi="Dana Light" w:cs="Dana Light"/>
+            <w:color w:val="4D4D4D"/>
+            <w:sz w:val="16"/>
+            <w:sz w:val="16"/>
+            <w:szCs w:val="16"/>
+            <w:u w:val="none"/>
+            <w:rtl w:val="true"/>
+          </w:rPr>
+          <w:t>مشاهده گواهی</w:t>
+        </w:r>
+      </w:hyperlink>
+    </w:p>
+    <w:p>
+      <w:pPr>
+        <w:pStyle w:val="Normal"/>
+        <w:bidi w:val="1"/>
+        <w:spacing w:lineRule="auto" w:line="240" w:before="0" w:after="0"/>
+        <w:ind w:left="283"/>
+        <w:jc w:val="left"/>
+        <w:rPr/>
+      </w:pPr>
+      <w:r>
+        <w:rPr>
+          <w:rFonts w:cs="Dana Light" w:ascii="Dana Light" w:hAnsi="Dana Light"/>
+          <w:b w:val="false"/>
+          <w:i w:val="false"/>
+          <w:color w:val="1A1A1A"/>
+          <w:sz w:val="16"/>
+          <w:szCs w:val="16"/>
+          <w:rtl w:val="true"/>
+        </w:rPr>
+        <w:t xml:space="preserve">- </w:t>
+      </w:r>
+      <w:r>
+        <w:rPr>
+          <w:rFonts w:cs="Dana Light" w:ascii="Dana Light" w:hAnsi="Dana Light"/>
+          <w:b w:val="false"/>
+          <w:i w:val="false"/>
+          <w:color w:val="1A1A1A"/>
+          <w:sz w:val="16"/>
+          <w:szCs w:val="16"/>
+        </w:rPr>
+        <w:t xml:space="preserve">Energy and Environment   </w:t>
+      </w:r>
+      <w:r>
+        <w:rPr>
+          <w:rFonts w:ascii="Dana Light" w:hAnsi="Dana Light" w:cs="Dana Light"/>
+          <w:b w:val="false"/>
+          <w:b w:val="false"/>
+          <w:i w:val="false"/>
+          <w:i w:val="false"/>
+          <w:color w:val="4D4D4D"/>
+          <w:sz w:val="16"/>
+          <w:sz w:val="16"/>
+          <w:szCs w:val="16"/>
+        </w:rPr>
+        <w:t xml:space="preserve">۲۰۲۴ </w:t>
+      </w:r>
+      <w:r>
+        <w:rPr>
+          <w:rFonts w:cs="Dana Light" w:ascii="Dana Light" w:hAnsi="Dana Light"/>
+          <w:b w:val="false"/>
+          <w:i w:val="false"/>
+          <w:color w:val="4D4D4D"/>
+          <w:sz w:val="16"/>
+          <w:szCs w:val="16"/>
+        </w:rPr>
+        <w:t>· TAEBBTUG4LV3</w:t>
+      </w:r>
+      <w:r>
+        <w:rPr>
+          <w:rFonts w:cs="Dana Light" w:ascii="Dana Light" w:hAnsi="Dana Light"/>
+          <w:b w:val="false"/>
+          <w:i w:val="false"/>
+          <w:color w:val="4D4D4D"/>
+          <w:sz w:val="16"/>
+          <w:szCs w:val="16"/>
+          <w:rtl w:val="true"/>
+        </w:rPr>
+        <w:t xml:space="preserve">  ·  </w:t>
+      </w:r>
+      <w:hyperlink r:id="rId23">
+        <w:r>
+          <w:rPr>
+            <w:rStyle w:val="ListLabel11"/>
+            <w:rFonts w:ascii="Dana Light" w:hAnsi="Dana Light" w:cs="Dana Light"/>
+            <w:color w:val="4D4D4D"/>
+            <w:sz w:val="16"/>
+            <w:sz w:val="16"/>
+            <w:szCs w:val="16"/>
+            <w:u w:val="none"/>
+            <w:rtl w:val="true"/>
+          </w:rPr>
+          <w:t>مشاهده گواهی</w:t>
+        </w:r>
+      </w:hyperlink>
+    </w:p>
+    <w:p>
+      <w:pPr>
+        <w:pStyle w:val="Normal"/>
+        <w:bidi w:val="1"/>
+        <w:spacing w:lineRule="auto" w:line="240" w:before="20" w:after="60"/>
+        <w:ind w:left="283"/>
+        <w:jc w:val="left"/>
+        <w:rPr/>
+      </w:pPr>
+      <w:hyperlink r:id="rId24">
+        <w:r>
+          <w:rPr>
+            <w:rStyle w:val="ListLabel11"/>
+            <w:rFonts w:ascii="Dana Light" w:hAnsi="Dana Light" w:cs="Dana Light"/>
+            <w:color w:val="4D4D4D"/>
+            <w:sz w:val="16"/>
+            <w:sz w:val="16"/>
+            <w:szCs w:val="16"/>
+            <w:u w:val="none"/>
+            <w:rtl w:val="true"/>
+          </w:rPr>
+          <w:t>مشاهده گواهینامه تخصصی</w:t>
+        </w:r>
+      </w:hyperlink>
+    </w:p>
+    <w:p>
+      <w:pPr>
+        <w:pStyle w:val="Normal"/>
+        <w:bidi w:val="1"/>
+        <w:spacing w:lineRule="auto" w:line="240" w:before="0" w:after="0"/>
+        <w:jc w:val="left"/>
+        <w:rPr/>
+      </w:pPr>
+      <w:r>
+        <w:rPr>
+          <w:rFonts w:cs="Dana"/>
+          <w:b w:val="false"/>
+          <w:i w:val="false"/>
+          <w:color w:val="1A1A1A"/>
+          <w:sz w:val="16"/>
+          <w:szCs w:val="16"/>
+        </w:rPr>
+        <w:t xml:space="preserve">Unity: Design &amp; Deform Meshes for 3D Geometry Control   </w:t>
+      </w:r>
+      <w:r>
+        <w:rPr>
+          <w:rFonts w:cs="Dana Light" w:ascii="Dana Light" w:hAnsi="Dana Light"/>
+          <w:b w:val="false"/>
+          <w:i w:val="false"/>
+          <w:color w:val="4D4D4D"/>
+          <w:sz w:val="16"/>
+          <w:szCs w:val="16"/>
+        </w:rPr>
+        <w:t xml:space="preserve">EDUCBA  ·  </w:t>
+      </w:r>
+      <w:r>
+        <w:rPr>
+          <w:rFonts w:ascii="Dana Light" w:hAnsi="Dana Light" w:cs="Dana Light"/>
+          <w:b w:val="false"/>
+          <w:b w:val="false"/>
+          <w:i w:val="false"/>
+          <w:i w:val="false"/>
+          <w:color w:val="4D4D4D"/>
+          <w:sz w:val="16"/>
+          <w:sz w:val="16"/>
+          <w:szCs w:val="16"/>
+        </w:rPr>
+        <w:t xml:space="preserve">۲۰۲۵ </w:t>
+      </w:r>
+      <w:r>
+        <w:rPr>
+          <w:rFonts w:cs="Dana Light" w:ascii="Dana Light" w:hAnsi="Dana Light"/>
+          <w:b w:val="false"/>
+          <w:i w:val="false"/>
+          <w:color w:val="4D4D4D"/>
+          <w:sz w:val="16"/>
+          <w:szCs w:val="16"/>
+        </w:rPr>
+        <w:t>· PAOC4O9D4ALK</w:t>
+      </w:r>
+      <w:r>
+        <w:rPr>
+          <w:rFonts w:cs="Dana Light" w:ascii="Dana Light" w:hAnsi="Dana Light"/>
+          <w:b w:val="false"/>
+          <w:i w:val="false"/>
+          <w:color w:val="4D4D4D"/>
+          <w:sz w:val="16"/>
+          <w:szCs w:val="16"/>
+          <w:rtl w:val="true"/>
+        </w:rPr>
+        <w:t xml:space="preserve">  ·  </w:t>
+      </w:r>
+      <w:hyperlink r:id="rId25">
+        <w:r>
+          <w:rPr>
+            <w:rStyle w:val="ListLabel11"/>
+            <w:rFonts w:ascii="Dana Light" w:hAnsi="Dana Light" w:cs="Dana Light"/>
+            <w:color w:val="4D4D4D"/>
+            <w:sz w:val="16"/>
+            <w:sz w:val="16"/>
+            <w:szCs w:val="16"/>
+            <w:u w:val="none"/>
+            <w:rtl w:val="true"/>
+          </w:rPr>
+          <w:t>مشاهده گواهی</w:t>
+        </w:r>
+      </w:hyperlink>
+    </w:p>
+    <w:p>
+      <w:pPr>
+        <w:pStyle w:val="Normal"/>
+        <w:bidi w:val="1"/>
+        <w:spacing w:lineRule="auto" w:line="240" w:before="0" w:after="0"/>
+        <w:jc w:val="left"/>
+        <w:rPr/>
+      </w:pPr>
+      <w:r>
+        <w:rPr>
+          <w:rFonts w:cs="Dana"/>
+          <w:b w:val="false"/>
+          <w:i w:val="false"/>
+          <w:color w:val="1A1A1A"/>
+          <w:sz w:val="16"/>
+          <w:szCs w:val="16"/>
+        </w:rPr>
+        <w:t xml:space="preserve">Sustainable Neighborhoods   </w:t>
+      </w:r>
+      <w:r>
+        <w:rPr>
+          <w:rFonts w:cs="Dana Light" w:ascii="Dana Light" w:hAnsi="Dana Light"/>
+          <w:b w:val="false"/>
+          <w:i w:val="false"/>
+          <w:color w:val="4D4D4D"/>
+          <w:sz w:val="16"/>
+          <w:szCs w:val="16"/>
+        </w:rPr>
+        <w:t xml:space="preserve">Johns Hopkins University  ·  </w:t>
+      </w:r>
+      <w:r>
+        <w:rPr>
+          <w:rFonts w:ascii="Dana Light" w:hAnsi="Dana Light" w:cs="Dana Light"/>
+          <w:b w:val="false"/>
+          <w:b w:val="false"/>
+          <w:i w:val="false"/>
+          <w:i w:val="false"/>
+          <w:color w:val="4D4D4D"/>
+          <w:sz w:val="16"/>
+          <w:sz w:val="16"/>
+          <w:szCs w:val="16"/>
+        </w:rPr>
+        <w:t xml:space="preserve">۲۰۲۵ </w:t>
+      </w:r>
+      <w:r>
+        <w:rPr>
+          <w:rFonts w:cs="Dana Light" w:ascii="Dana Light" w:hAnsi="Dana Light"/>
+          <w:b w:val="false"/>
+          <w:i w:val="false"/>
+          <w:color w:val="4D4D4D"/>
+          <w:sz w:val="16"/>
+          <w:szCs w:val="16"/>
+        </w:rPr>
+        <w:t>· PD3013GV4N42</w:t>
+      </w:r>
+      <w:r>
+        <w:rPr>
+          <w:rFonts w:cs="Dana Light" w:ascii="Dana Light" w:hAnsi="Dana Light"/>
+          <w:b w:val="false"/>
+          <w:i w:val="false"/>
+          <w:color w:val="4D4D4D"/>
+          <w:sz w:val="16"/>
+          <w:szCs w:val="16"/>
+          <w:rtl w:val="true"/>
+        </w:rPr>
+        <w:t xml:space="preserve">  ·  </w:t>
+      </w:r>
+      <w:hyperlink r:id="rId26">
+        <w:r>
+          <w:rPr>
+            <w:rStyle w:val="ListLabel11"/>
+            <w:rFonts w:ascii="Dana Light" w:hAnsi="Dana Light" w:cs="Dana Light"/>
+            <w:color w:val="4D4D4D"/>
+            <w:sz w:val="16"/>
+            <w:sz w:val="16"/>
+            <w:szCs w:val="16"/>
+            <w:u w:val="none"/>
+            <w:rtl w:val="true"/>
+          </w:rPr>
+          <w:t>مشاهده گواهی</w:t>
+        </w:r>
+      </w:hyperlink>
+    </w:p>
+    <w:p>
+      <w:pPr>
+        <w:pStyle w:val="Normal"/>
+        <w:bidi w:val="1"/>
+        <w:spacing w:lineRule="auto" w:line="240" w:before="0" w:after="0"/>
+        <w:jc w:val="left"/>
+        <w:rPr/>
+      </w:pPr>
+      <w:r>
+        <w:rPr>
+          <w:rFonts w:cs="Dana"/>
+          <w:b w:val="false"/>
+          <w:i w:val="false"/>
+          <w:color w:val="1A1A1A"/>
+          <w:sz w:val="16"/>
+          <w:szCs w:val="16"/>
+        </w:rPr>
+        <w:t xml:space="preserve">Sustainable Transportation Networks and Streetscapes   </w:t>
+      </w:r>
+      <w:r>
+        <w:rPr>
+          <w:rFonts w:cs="Dana Light" w:ascii="Dana Light" w:hAnsi="Dana Light"/>
+          <w:b w:val="false"/>
+          <w:i w:val="false"/>
+          <w:color w:val="4D4D4D"/>
+          <w:sz w:val="16"/>
+          <w:szCs w:val="16"/>
+        </w:rPr>
+        <w:t xml:space="preserve">Johns Hopkins University  ·  </w:t>
+      </w:r>
+      <w:r>
+        <w:rPr>
+          <w:rFonts w:ascii="Dana Light" w:hAnsi="Dana Light" w:cs="Dana Light"/>
+          <w:b w:val="false"/>
+          <w:b w:val="false"/>
+          <w:i w:val="false"/>
+          <w:i w:val="false"/>
+          <w:color w:val="4D4D4D"/>
+          <w:sz w:val="16"/>
+          <w:sz w:val="16"/>
+          <w:szCs w:val="16"/>
+        </w:rPr>
+        <w:t xml:space="preserve">۲۰۲۵ </w:t>
+      </w:r>
+      <w:r>
+        <w:rPr>
+          <w:rFonts w:cs="Dana Light" w:ascii="Dana Light" w:hAnsi="Dana Light"/>
+          <w:b w:val="false"/>
+          <w:i w:val="false"/>
+          <w:color w:val="4D4D4D"/>
+          <w:sz w:val="16"/>
+          <w:szCs w:val="16"/>
+        </w:rPr>
+        <w:t>· BQ9NUFWQ8JHO</w:t>
+      </w:r>
+      <w:r>
+        <w:rPr>
+          <w:rFonts w:cs="Dana Light" w:ascii="Dana Light" w:hAnsi="Dana Light"/>
+          <w:b w:val="false"/>
+          <w:i w:val="false"/>
+          <w:color w:val="4D4D4D"/>
+          <w:sz w:val="16"/>
+          <w:szCs w:val="16"/>
+          <w:rtl w:val="true"/>
+        </w:rPr>
+        <w:t xml:space="preserve">  ·  </w:t>
+      </w:r>
+      <w:hyperlink r:id="rId27">
+        <w:r>
+          <w:rPr>
+            <w:rStyle w:val="ListLabel11"/>
+            <w:rFonts w:ascii="Dana Light" w:hAnsi="Dana Light" w:cs="Dana Light"/>
+            <w:color w:val="4D4D4D"/>
+            <w:sz w:val="16"/>
+            <w:sz w:val="16"/>
+            <w:szCs w:val="16"/>
+            <w:u w:val="none"/>
+            <w:rtl w:val="true"/>
+          </w:rPr>
+          <w:t>مشاهده گواهی</w:t>
+        </w:r>
+      </w:hyperlink>
+    </w:p>
+    <w:p>
+      <w:pPr>
+        <w:pStyle w:val="Normal"/>
+        <w:bidi w:val="1"/>
+        <w:spacing w:lineRule="auto" w:line="240" w:before="0" w:after="0"/>
+        <w:jc w:val="left"/>
+        <w:rPr/>
+      </w:pPr>
+      <w:r>
+        <w:rPr>
+          <w:rFonts w:cs="Dana"/>
+          <w:b w:val="false"/>
+          <w:i w:val="false"/>
+          <w:color w:val="1A1A1A"/>
+          <w:sz w:val="16"/>
+          <w:szCs w:val="16"/>
+        </w:rPr>
+        <w:t xml:space="preserve">Wind Energy   </w:t>
+      </w:r>
+      <w:r>
+        <w:rPr>
+          <w:rFonts w:cs="Dana Light" w:ascii="Dana Light" w:hAnsi="Dana Light"/>
+          <w:b w:val="false"/>
+          <w:i w:val="false"/>
+          <w:color w:val="4D4D4D"/>
+          <w:sz w:val="16"/>
+          <w:szCs w:val="16"/>
+        </w:rPr>
+        <w:t xml:space="preserve">Technical University of Denmark (DTU)  ·  </w:t>
+      </w:r>
+      <w:r>
+        <w:rPr>
+          <w:rFonts w:ascii="Dana Light" w:hAnsi="Dana Light" w:cs="Dana Light"/>
+          <w:b w:val="false"/>
+          <w:b w:val="false"/>
+          <w:i w:val="false"/>
+          <w:i w:val="false"/>
+          <w:color w:val="4D4D4D"/>
+          <w:sz w:val="16"/>
+          <w:sz w:val="16"/>
+          <w:szCs w:val="16"/>
+        </w:rPr>
+        <w:t xml:space="preserve">۲۰۲۵ </w:t>
+      </w:r>
+      <w:r>
+        <w:rPr>
+          <w:rFonts w:cs="Dana Light" w:ascii="Dana Light" w:hAnsi="Dana Light"/>
+          <w:b w:val="false"/>
+          <w:i w:val="false"/>
+          <w:color w:val="4D4D4D"/>
+          <w:sz w:val="16"/>
+          <w:szCs w:val="16"/>
+        </w:rPr>
+        <w:t>· BF3120EB7YPC</w:t>
+      </w:r>
+      <w:r>
+        <w:rPr>
+          <w:rFonts w:cs="Dana Light" w:ascii="Dana Light" w:hAnsi="Dana Light"/>
+          <w:b w:val="false"/>
+          <w:i w:val="false"/>
+          <w:color w:val="4D4D4D"/>
+          <w:sz w:val="16"/>
+          <w:szCs w:val="16"/>
+          <w:rtl w:val="true"/>
+        </w:rPr>
+        <w:t xml:space="preserve">  ·  </w:t>
+      </w:r>
+      <w:hyperlink r:id="rId28">
+        <w:r>
+          <w:rPr>
+            <w:rStyle w:val="ListLabel11"/>
+            <w:rFonts w:ascii="Dana Light" w:hAnsi="Dana Light" w:cs="Dana Light"/>
+            <w:color w:val="4D4D4D"/>
+            <w:sz w:val="16"/>
+            <w:sz w:val="16"/>
+            <w:szCs w:val="16"/>
+            <w:u w:val="none"/>
+            <w:rtl w:val="true"/>
+          </w:rPr>
+          <w:t>مشاهده گواهی</w:t>
+        </w:r>
+      </w:hyperlink>
+    </w:p>
+    <w:p>
+      <w:pPr>
+        <w:pStyle w:val="Normal"/>
+        <w:bidi w:val="1"/>
+        <w:spacing w:lineRule="auto" w:line="240" w:before="0" w:after="0"/>
+        <w:jc w:val="left"/>
+        <w:rPr/>
+      </w:pPr>
+      <w:r>
+        <w:rPr>
+          <w:rFonts w:cs="Dana"/>
+          <w:b w:val="false"/>
+          <w:i w:val="false"/>
+          <w:color w:val="1A1A1A"/>
+          <w:sz w:val="16"/>
+          <w:szCs w:val="16"/>
+        </w:rPr>
+        <w:t xml:space="preserve">Sustainable Regional Principles, Planning and Transportation   </w:t>
+      </w:r>
+      <w:r>
+        <w:rPr>
+          <w:rFonts w:cs="Dana Light" w:ascii="Dana Light" w:hAnsi="Dana Light"/>
+          <w:b w:val="false"/>
+          <w:i w:val="false"/>
+          <w:color w:val="4D4D4D"/>
+          <w:sz w:val="16"/>
+          <w:szCs w:val="16"/>
+        </w:rPr>
+        <w:t xml:space="preserve">Johns Hopkins University  ·  </w:t>
+      </w:r>
+      <w:r>
+        <w:rPr>
+          <w:rFonts w:ascii="Dana Light" w:hAnsi="Dana Light" w:cs="Dana Light"/>
+          <w:b w:val="false"/>
+          <w:b w:val="false"/>
+          <w:i w:val="false"/>
+          <w:i w:val="false"/>
+          <w:color w:val="4D4D4D"/>
+          <w:sz w:val="16"/>
+          <w:sz w:val="16"/>
+          <w:szCs w:val="16"/>
+        </w:rPr>
+        <w:t xml:space="preserve">۲۰۲۵ </w:t>
+      </w:r>
+      <w:r>
+        <w:rPr>
+          <w:rFonts w:cs="Dana Light" w:ascii="Dana Light" w:hAnsi="Dana Light"/>
+          <w:b w:val="false"/>
+          <w:i w:val="false"/>
+          <w:color w:val="4D4D4D"/>
+          <w:sz w:val="16"/>
+          <w:szCs w:val="16"/>
+        </w:rPr>
+        <w:t>· HIHAH8WSFR95</w:t>
+      </w:r>
+      <w:r>
+        <w:rPr>
+          <w:rFonts w:cs="Dana Light" w:ascii="Dana Light" w:hAnsi="Dana Light"/>
+          <w:b w:val="false"/>
+          <w:i w:val="false"/>
+          <w:color w:val="4D4D4D"/>
+          <w:sz w:val="16"/>
+          <w:szCs w:val="16"/>
+          <w:rtl w:val="true"/>
+        </w:rPr>
+        <w:t xml:space="preserve">  ·  </w:t>
+      </w:r>
+      <w:hyperlink r:id="rId29">
+        <w:r>
+          <w:rPr>
+            <w:rStyle w:val="ListLabel11"/>
+            <w:rFonts w:ascii="Dana Light" w:hAnsi="Dana Light" w:cs="Dana Light"/>
+            <w:color w:val="4D4D4D"/>
+            <w:sz w:val="16"/>
+            <w:sz w:val="16"/>
+            <w:szCs w:val="16"/>
+            <w:u w:val="none"/>
+            <w:rtl w:val="true"/>
+          </w:rPr>
+          <w:t>مشاهده گواهی</w:t>
+        </w:r>
+      </w:hyperlink>
+    </w:p>
+    <w:p>
+      <w:pPr>
+        <w:pStyle w:val="Normal"/>
+        <w:bidi w:val="1"/>
+        <w:spacing w:lineRule="auto" w:line="240" w:before="0" w:after="0"/>
+        <w:jc w:val="left"/>
+        <w:rPr/>
+      </w:pPr>
+      <w:r>
+        <w:rPr>
+          <w:rFonts w:cs="Dana"/>
+          <w:b w:val="false"/>
+          <w:i w:val="false"/>
+          <w:color w:val="1A1A1A"/>
+          <w:sz w:val="16"/>
+          <w:szCs w:val="16"/>
+        </w:rPr>
+        <w:t xml:space="preserve">Positive Psychiatry and Mental Health   </w:t>
+      </w:r>
+      <w:r>
+        <w:rPr>
+          <w:rFonts w:cs="Dana Light" w:ascii="Dana Light" w:hAnsi="Dana Light"/>
+          <w:b w:val="false"/>
+          <w:i w:val="false"/>
+          <w:color w:val="4D4D4D"/>
+          <w:sz w:val="16"/>
+          <w:szCs w:val="16"/>
+        </w:rPr>
+        <w:t xml:space="preserve">The University of Sydney  ·  </w:t>
+      </w:r>
+      <w:r>
+        <w:rPr>
+          <w:rFonts w:ascii="Dana Light" w:hAnsi="Dana Light" w:cs="Dana Light"/>
+          <w:b w:val="false"/>
+          <w:b w:val="false"/>
+          <w:i w:val="false"/>
+          <w:i w:val="false"/>
+          <w:color w:val="4D4D4D"/>
+          <w:sz w:val="16"/>
+          <w:sz w:val="16"/>
+          <w:szCs w:val="16"/>
+        </w:rPr>
+        <w:t xml:space="preserve">۲۰۲۵ </w:t>
+      </w:r>
+      <w:r>
+        <w:rPr>
+          <w:rFonts w:cs="Dana Light" w:ascii="Dana Light" w:hAnsi="Dana Light"/>
+          <w:b w:val="false"/>
+          <w:i w:val="false"/>
+          <w:color w:val="4D4D4D"/>
+          <w:sz w:val="16"/>
+          <w:szCs w:val="16"/>
+        </w:rPr>
+        <w:t>· LQ39UU674WEF</w:t>
+      </w:r>
+      <w:r>
+        <w:rPr>
+          <w:rFonts w:cs="Dana Light" w:ascii="Dana Light" w:hAnsi="Dana Light"/>
+          <w:b w:val="false"/>
+          <w:i w:val="false"/>
+          <w:color w:val="4D4D4D"/>
+          <w:sz w:val="16"/>
+          <w:szCs w:val="16"/>
+          <w:rtl w:val="true"/>
+        </w:rPr>
+        <w:t xml:space="preserve">  ·  </w:t>
+      </w:r>
+      <w:hyperlink r:id="rId30">
+        <w:r>
+          <w:rPr>
+            <w:rStyle w:val="ListLabel11"/>
+            <w:rFonts w:ascii="Dana Light" w:hAnsi="Dana Light" w:cs="Dana Light"/>
+            <w:color w:val="4D4D4D"/>
+            <w:sz w:val="16"/>
+            <w:sz w:val="16"/>
+            <w:szCs w:val="16"/>
+            <w:u w:val="none"/>
+            <w:rtl w:val="true"/>
+          </w:rPr>
+          <w:t>مشاهده گواهی</w:t>
+        </w:r>
+      </w:hyperlink>
+    </w:p>
+    <w:p>
+      <w:pPr>
+        <w:pStyle w:val="Normal"/>
+        <w:bidi w:val="1"/>
+        <w:spacing w:lineRule="auto" w:line="240" w:before="0" w:after="0"/>
+        <w:jc w:val="left"/>
+        <w:rPr/>
+      </w:pPr>
+      <w:r>
+        <w:rPr>
+          <w:rFonts w:cs="Dana"/>
+          <w:b w:val="false"/>
+          <w:i w:val="false"/>
+          <w:color w:val="1A1A1A"/>
+          <w:sz w:val="16"/>
+          <w:szCs w:val="16"/>
+        </w:rPr>
+        <w:t xml:space="preserve">Firm Level Economics: Markets and Allocations   </w:t>
+      </w:r>
+      <w:r>
+        <w:rPr>
+          <w:rFonts w:cs="Dana Light" w:ascii="Dana Light" w:hAnsi="Dana Light"/>
+          <w:b w:val="false"/>
+          <w:i w:val="false"/>
+          <w:color w:val="4D4D4D"/>
+          <w:sz w:val="16"/>
+          <w:szCs w:val="16"/>
+        </w:rPr>
+        <w:t xml:space="preserve">University of Illinois Urbana-Champaign  ·  </w:t>
+      </w:r>
+      <w:r>
+        <w:rPr>
+          <w:rFonts w:ascii="Dana Light" w:hAnsi="Dana Light" w:cs="Dana Light"/>
+          <w:b w:val="false"/>
+          <w:b w:val="false"/>
+          <w:i w:val="false"/>
+          <w:i w:val="false"/>
+          <w:color w:val="4D4D4D"/>
+          <w:sz w:val="16"/>
+          <w:sz w:val="16"/>
+          <w:szCs w:val="16"/>
+        </w:rPr>
+        <w:t xml:space="preserve">۲۰۲۴ </w:t>
+      </w:r>
+      <w:r>
+        <w:rPr>
+          <w:rFonts w:cs="Dana Light" w:ascii="Dana Light" w:hAnsi="Dana Light"/>
+          <w:b w:val="false"/>
+          <w:i w:val="false"/>
+          <w:color w:val="4D4D4D"/>
+          <w:sz w:val="16"/>
+          <w:szCs w:val="16"/>
+        </w:rPr>
+        <w:t>· XICPQ5ZM9KSV</w:t>
+      </w:r>
+      <w:r>
+        <w:rPr>
+          <w:rFonts w:cs="Dana Light" w:ascii="Dana Light" w:hAnsi="Dana Light"/>
+          <w:b w:val="false"/>
+          <w:i w:val="false"/>
+          <w:color w:val="4D4D4D"/>
+          <w:sz w:val="16"/>
+          <w:szCs w:val="16"/>
+          <w:rtl w:val="true"/>
+        </w:rPr>
+        <w:t xml:space="preserve">  ·  </w:t>
+      </w:r>
+      <w:hyperlink r:id="rId31">
+        <w:r>
+          <w:rPr>
+            <w:rStyle w:val="ListLabel11"/>
+            <w:rFonts w:ascii="Dana Light" w:hAnsi="Dana Light" w:cs="Dana Light"/>
+            <w:color w:val="4D4D4D"/>
+            <w:sz w:val="16"/>
+            <w:sz w:val="16"/>
+            <w:szCs w:val="16"/>
+            <w:u w:val="none"/>
+            <w:rtl w:val="true"/>
+          </w:rPr>
+          <w:t>مشاهده گواهی</w:t>
+        </w:r>
+      </w:hyperlink>
+    </w:p>
+    <w:p>
+      <w:pPr>
+        <w:pStyle w:val="Normal"/>
+        <w:bidi w:val="1"/>
+        <w:spacing w:lineRule="auto" w:line="240" w:before="0" w:after="0"/>
+        <w:jc w:val="left"/>
+        <w:rPr/>
+      </w:pPr>
+      <w:r>
+        <w:rPr>
+          <w:rFonts w:cs="Dana"/>
+          <w:b w:val="false"/>
+          <w:i w:val="false"/>
+          <w:color w:val="1A1A1A"/>
+          <w:sz w:val="16"/>
+          <w:szCs w:val="16"/>
+        </w:rPr>
+        <w:t xml:space="preserve">Introduction to Web Development   </w:t>
+      </w:r>
+      <w:r>
+        <w:rPr>
+          <w:rFonts w:cs="Dana Light" w:ascii="Dana Light" w:hAnsi="Dana Light"/>
+          <w:b w:val="false"/>
+          <w:i w:val="false"/>
+          <w:color w:val="4D4D4D"/>
+          <w:sz w:val="16"/>
+          <w:szCs w:val="16"/>
+        </w:rPr>
+        <w:t xml:space="preserve">University of California, Davis  ·  </w:t>
+      </w:r>
+      <w:r>
+        <w:rPr>
+          <w:rFonts w:ascii="Dana Light" w:hAnsi="Dana Light" w:cs="Dana Light"/>
+          <w:b w:val="false"/>
+          <w:b w:val="false"/>
+          <w:i w:val="false"/>
+          <w:i w:val="false"/>
+          <w:color w:val="4D4D4D"/>
+          <w:sz w:val="16"/>
+          <w:sz w:val="16"/>
+          <w:szCs w:val="16"/>
+        </w:rPr>
+        <w:t xml:space="preserve">۲۰۲۴ </w:t>
+      </w:r>
+      <w:r>
+        <w:rPr>
+          <w:rFonts w:cs="Dana Light" w:ascii="Dana Light" w:hAnsi="Dana Light"/>
+          <w:b w:val="false"/>
+          <w:i w:val="false"/>
+          <w:color w:val="4D4D4D"/>
+          <w:sz w:val="16"/>
+          <w:szCs w:val="16"/>
+        </w:rPr>
+        <w:t>· OISIZ0VHN9AP</w:t>
+      </w:r>
+      <w:r>
+        <w:rPr>
+          <w:rFonts w:cs="Dana Light" w:ascii="Dana Light" w:hAnsi="Dana Light"/>
+          <w:b w:val="false"/>
+          <w:i w:val="false"/>
+          <w:color w:val="4D4D4D"/>
+          <w:sz w:val="16"/>
+          <w:szCs w:val="16"/>
+          <w:rtl w:val="true"/>
+        </w:rPr>
+        <w:t xml:space="preserve">  ·  </w:t>
+      </w:r>
+      <w:hyperlink r:id="rId32">
+        <w:r>
+          <w:rPr>
+            <w:rStyle w:val="ListLabel11"/>
+            <w:rFonts w:ascii="Dana Light" w:hAnsi="Dana Light" w:cs="Dana Light"/>
+            <w:color w:val="4D4D4D"/>
+            <w:sz w:val="16"/>
+            <w:sz w:val="16"/>
+            <w:szCs w:val="16"/>
+            <w:u w:val="none"/>
+            <w:rtl w:val="true"/>
+          </w:rPr>
+          <w:t>مشاهده گواهی</w:t>
+        </w:r>
+      </w:hyperlink>
+    </w:p>
+    <w:p>
+      <w:pPr>
+        <w:pStyle w:val="Normal"/>
+        <w:bidi w:val="1"/>
+        <w:spacing w:lineRule="auto" w:line="240" w:before="0" w:after="0"/>
+        <w:jc w:val="left"/>
+        <w:rPr/>
+      </w:pPr>
+      <w:r>
+        <w:rPr>
+          <w:rFonts w:cs="Dana"/>
+          <w:b w:val="false"/>
+          <w:i w:val="false"/>
+          <w:color w:val="1A1A1A"/>
+          <w:sz w:val="16"/>
+          <w:szCs w:val="16"/>
+        </w:rPr>
+        <w:t xml:space="preserve">How to Write and Publish a Scientific Paper   </w:t>
+      </w:r>
+      <w:r>
+        <w:rPr>
+          <w:rFonts w:cs="Dana Light" w:ascii="Dana Light" w:hAnsi="Dana Light"/>
+          <w:b w:val="false"/>
+          <w:i w:val="false"/>
+          <w:color w:val="4D4D4D"/>
+          <w:sz w:val="16"/>
+          <w:szCs w:val="16"/>
+        </w:rPr>
+        <w:t xml:space="preserve">École Polytechnique  ·  </w:t>
+      </w:r>
+      <w:r>
+        <w:rPr>
+          <w:rFonts w:ascii="Dana Light" w:hAnsi="Dana Light" w:cs="Dana Light"/>
+          <w:b w:val="false"/>
+          <w:b w:val="false"/>
+          <w:i w:val="false"/>
+          <w:i w:val="false"/>
+          <w:color w:val="4D4D4D"/>
+          <w:sz w:val="16"/>
+          <w:sz w:val="16"/>
+          <w:szCs w:val="16"/>
+        </w:rPr>
+        <w:t xml:space="preserve">۲۰۲۴ </w:t>
+      </w:r>
+      <w:r>
+        <w:rPr>
+          <w:rFonts w:cs="Dana Light" w:ascii="Dana Light" w:hAnsi="Dana Light"/>
+          <w:b w:val="false"/>
+          <w:i w:val="false"/>
+          <w:color w:val="4D4D4D"/>
+          <w:sz w:val="16"/>
+          <w:szCs w:val="16"/>
+        </w:rPr>
+        <w:t>· TRG7BMSS8Q9I</w:t>
+      </w:r>
+      <w:r>
+        <w:rPr>
+          <w:rFonts w:cs="Dana Light" w:ascii="Dana Light" w:hAnsi="Dana Light"/>
+          <w:b w:val="false"/>
+          <w:i w:val="false"/>
+          <w:color w:val="4D4D4D"/>
+          <w:sz w:val="16"/>
+          <w:szCs w:val="16"/>
+          <w:rtl w:val="true"/>
+        </w:rPr>
+        <w:t xml:space="preserve">  ·  </w:t>
+      </w:r>
+      <w:hyperlink r:id="rId33">
+        <w:r>
+          <w:rPr>
+            <w:rStyle w:val="ListLabel11"/>
+            <w:rFonts w:ascii="Dana Light" w:hAnsi="Dana Light" w:cs="Dana Light"/>
+            <w:color w:val="4D4D4D"/>
+            <w:sz w:val="16"/>
+            <w:sz w:val="16"/>
+            <w:szCs w:val="16"/>
+            <w:u w:val="none"/>
+            <w:rtl w:val="true"/>
+          </w:rPr>
+          <w:t>مشاهده گواهی</w:t>
+        </w:r>
+      </w:hyperlink>
+    </w:p>
+    <w:p>
+      <w:pPr>
+        <w:pStyle w:val="Normal"/>
+        <w:bidi w:val="1"/>
+        <w:spacing w:lineRule="auto" w:line="240" w:before="0" w:after="0"/>
+        <w:jc w:val="left"/>
+        <w:rPr/>
+      </w:pPr>
+      <w:r>
+        <w:rPr>
+          <w:rFonts w:cs="Dana"/>
+          <w:b w:val="false"/>
+          <w:i w:val="false"/>
+          <w:color w:val="1A1A1A"/>
+          <w:sz w:val="16"/>
+          <w:szCs w:val="16"/>
+        </w:rPr>
+        <w:t xml:space="preserve">Our Earth: Its Climate, History, and Processes   </w:t>
+      </w:r>
+      <w:r>
+        <w:rPr>
+          <w:rFonts w:cs="Dana Light" w:ascii="Dana Light" w:hAnsi="Dana Light"/>
+          <w:b w:val="false"/>
+          <w:i w:val="false"/>
+          <w:color w:val="4D4D4D"/>
+          <w:sz w:val="16"/>
+          <w:szCs w:val="16"/>
+        </w:rPr>
+        <w:t xml:space="preserve">University of Manchester  ·  </w:t>
+      </w:r>
+      <w:r>
+        <w:rPr>
+          <w:rFonts w:ascii="Dana Light" w:hAnsi="Dana Light" w:cs="Dana Light"/>
+          <w:b w:val="false"/>
+          <w:b w:val="false"/>
+          <w:i w:val="false"/>
+          <w:i w:val="false"/>
+          <w:color w:val="4D4D4D"/>
+          <w:sz w:val="16"/>
+          <w:sz w:val="16"/>
+          <w:szCs w:val="16"/>
+        </w:rPr>
+        <w:t xml:space="preserve">۲۰۲۳ </w:t>
+      </w:r>
+      <w:r>
+        <w:rPr>
+          <w:rFonts w:cs="Dana Light" w:ascii="Dana Light" w:hAnsi="Dana Light"/>
+          <w:b w:val="false"/>
+          <w:i w:val="false"/>
+          <w:color w:val="4D4D4D"/>
+          <w:sz w:val="16"/>
+          <w:szCs w:val="16"/>
+        </w:rPr>
+        <w:t>· 6Y537YJ5QH9J</w:t>
+      </w:r>
+      <w:r>
+        <w:rPr>
+          <w:rFonts w:cs="Dana Light" w:ascii="Dana Light" w:hAnsi="Dana Light"/>
+          <w:b w:val="false"/>
+          <w:i w:val="false"/>
+          <w:color w:val="4D4D4D"/>
+          <w:sz w:val="16"/>
+          <w:szCs w:val="16"/>
+          <w:rtl w:val="true"/>
+        </w:rPr>
+        <w:t xml:space="preserve">  ·  </w:t>
+      </w:r>
+      <w:hyperlink r:id="rId34">
+        <w:r>
+          <w:rPr>
+            <w:rStyle w:val="ListLabel11"/>
+            <w:rFonts w:ascii="Dana Light" w:hAnsi="Dana Light" w:cs="Dana Light"/>
+            <w:color w:val="4D4D4D"/>
+            <w:sz w:val="16"/>
+            <w:sz w:val="16"/>
+            <w:szCs w:val="16"/>
+            <w:u w:val="none"/>
+            <w:rtl w:val="true"/>
+          </w:rPr>
+          <w:t>مشاهده گواهی</w:t>
+        </w:r>
+      </w:hyperlink>
+    </w:p>
+    <w:p>
+      <w:pPr>
+        <w:pStyle w:val="Normal"/>
+        <w:bidi w:val="1"/>
+        <w:spacing w:lineRule="auto" w:line="240" w:before="0" w:after="0"/>
+        <w:jc w:val="left"/>
+        <w:rPr/>
+      </w:pPr>
+      <w:r>
+        <w:rPr>
+          <w:rFonts w:cs="Dana"/>
+          <w:b w:val="false"/>
+          <w:i w:val="false"/>
+          <w:color w:val="1A1A1A"/>
+          <w:sz w:val="16"/>
+          <w:szCs w:val="16"/>
+        </w:rPr>
+        <w:t xml:space="preserve">Firm Level Economics: Consumer and Producer Behavior   </w:t>
+      </w:r>
+      <w:r>
+        <w:rPr>
+          <w:rFonts w:cs="Dana Light" w:ascii="Dana Light" w:hAnsi="Dana Light"/>
+          <w:b w:val="false"/>
+          <w:i w:val="false"/>
+          <w:color w:val="4D4D4D"/>
+          <w:sz w:val="16"/>
+          <w:szCs w:val="16"/>
+        </w:rPr>
+        <w:t xml:space="preserve">University of Illinois Urbana-Champaign  ·  </w:t>
+      </w:r>
+      <w:r>
+        <w:rPr>
+          <w:rFonts w:ascii="Dana Light" w:hAnsi="Dana Light" w:cs="Dana Light"/>
+          <w:b w:val="false"/>
+          <w:b w:val="false"/>
+          <w:i w:val="false"/>
+          <w:i w:val="false"/>
+          <w:color w:val="4D4D4D"/>
+          <w:sz w:val="16"/>
+          <w:sz w:val="16"/>
+          <w:szCs w:val="16"/>
+        </w:rPr>
+        <w:t xml:space="preserve">۲۰۲۴ </w:t>
+      </w:r>
+      <w:r>
+        <w:rPr>
+          <w:rFonts w:cs="Dana Light" w:ascii="Dana Light" w:hAnsi="Dana Light"/>
+          <w:b w:val="false"/>
+          <w:i w:val="false"/>
+          <w:color w:val="4D4D4D"/>
+          <w:sz w:val="16"/>
+          <w:szCs w:val="16"/>
+        </w:rPr>
+        <w:t>· 1JH025ZXSAFZ</w:t>
+      </w:r>
+      <w:r>
+        <w:rPr>
+          <w:rFonts w:cs="Dana Light" w:ascii="Dana Light" w:hAnsi="Dana Light"/>
+          <w:b w:val="false"/>
+          <w:i w:val="false"/>
+          <w:color w:val="4D4D4D"/>
+          <w:sz w:val="16"/>
+          <w:szCs w:val="16"/>
+          <w:rtl w:val="true"/>
+        </w:rPr>
+        <w:t xml:space="preserve">  ·  </w:t>
+      </w:r>
+      <w:hyperlink r:id="rId35">
+        <w:r>
+          <w:rPr>
+            <w:rStyle w:val="ListLabel11"/>
+            <w:rFonts w:ascii="Dana Light" w:hAnsi="Dana Light" w:cs="Dana Light"/>
+            <w:color w:val="4D4D4D"/>
+            <w:sz w:val="16"/>
+            <w:sz w:val="16"/>
+            <w:szCs w:val="16"/>
+            <w:u w:val="none"/>
+            <w:rtl w:val="true"/>
+          </w:rPr>
+          <w:t>مشاهده گواهی</w:t>
+        </w:r>
+      </w:hyperlink>
+    </w:p>
+    <w:p>
+      <w:pPr>
+        <w:pStyle w:val="Normal"/>
+        <w:bidi w:val="1"/>
+        <w:spacing w:lineRule="auto" w:line="240" w:before="0" w:after="0"/>
+        <w:jc w:val="left"/>
+        <w:rPr/>
+      </w:pPr>
+      <w:r>
+        <w:rPr>
+          <w:rFonts w:cs="Dana"/>
+          <w:b w:val="false"/>
+          <w:i w:val="false"/>
+          <w:color w:val="1A1A1A"/>
+          <w:sz w:val="16"/>
+          <w:szCs w:val="16"/>
+        </w:rPr>
+        <w:t xml:space="preserve">Extinctions: Past, Present, &amp; Future   </w:t>
+      </w:r>
+      <w:r>
+        <w:rPr>
+          <w:rFonts w:cs="Dana Light" w:ascii="Dana Light" w:hAnsi="Dana Light"/>
+          <w:b w:val="false"/>
+          <w:i w:val="false"/>
+          <w:color w:val="4D4D4D"/>
+          <w:sz w:val="16"/>
+          <w:szCs w:val="16"/>
+        </w:rPr>
+        <w:t xml:space="preserve">Emory University  ·  </w:t>
+      </w:r>
+      <w:r>
+        <w:rPr>
+          <w:rFonts w:ascii="Dana Light" w:hAnsi="Dana Light" w:cs="Dana Light"/>
+          <w:b w:val="false"/>
+          <w:b w:val="false"/>
+          <w:i w:val="false"/>
+          <w:i w:val="false"/>
+          <w:color w:val="4D4D4D"/>
+          <w:sz w:val="16"/>
+          <w:sz w:val="16"/>
+          <w:szCs w:val="16"/>
+        </w:rPr>
+        <w:t xml:space="preserve">۲۰۲۳ </w:t>
+      </w:r>
+      <w:r>
+        <w:rPr>
+          <w:rFonts w:cs="Dana Light" w:ascii="Dana Light" w:hAnsi="Dana Light"/>
+          <w:b w:val="false"/>
+          <w:i w:val="false"/>
+          <w:color w:val="4D4D4D"/>
+          <w:sz w:val="16"/>
+          <w:szCs w:val="16"/>
+        </w:rPr>
+        <w:t>· EK5WJUBLEB92</w:t>
+      </w:r>
+      <w:r>
+        <w:rPr>
+          <w:rFonts w:cs="Dana Light" w:ascii="Dana Light" w:hAnsi="Dana Light"/>
+          <w:b w:val="false"/>
+          <w:i w:val="false"/>
+          <w:color w:val="4D4D4D"/>
+          <w:sz w:val="16"/>
+          <w:szCs w:val="16"/>
+          <w:rtl w:val="true"/>
+        </w:rPr>
+        <w:t xml:space="preserve">  ·  </w:t>
+      </w:r>
+      <w:hyperlink r:id="rId36">
+        <w:r>
+          <w:rPr>
+            <w:rStyle w:val="ListLabel11"/>
+            <w:rFonts w:ascii="Dana Light" w:hAnsi="Dana Light" w:cs="Dana Light"/>
+            <w:color w:val="4D4D4D"/>
+            <w:sz w:val="16"/>
+            <w:sz w:val="16"/>
+            <w:szCs w:val="16"/>
+            <w:u w:val="none"/>
+            <w:rtl w:val="true"/>
+          </w:rPr>
+          <w:t>مشاهده گواهی</w:t>
+        </w:r>
+      </w:hyperlink>
+    </w:p>
+    <w:p>
+      <w:pPr>
+        <w:pStyle w:val="Normal"/>
+        <w:bidi w:val="1"/>
+        <w:spacing w:lineRule="auto" w:line="240" w:before="0" w:after="0"/>
+        <w:jc w:val="left"/>
+        <w:rPr/>
+      </w:pPr>
+      <w:r>
+        <w:rPr>
+          <w:rFonts w:cs="Dana"/>
+          <w:b w:val="false"/>
+          <w:i w:val="false"/>
+          <w:color w:val="1A1A1A"/>
+          <w:sz w:val="16"/>
+          <w:szCs w:val="16"/>
+        </w:rPr>
+        <w:t xml:space="preserve">Electric Power Systems   </w:t>
+      </w:r>
+      <w:r>
+        <w:rPr>
+          <w:rFonts w:cs="Dana Light" w:ascii="Dana Light" w:hAnsi="Dana Light"/>
+          <w:b w:val="false"/>
+          <w:i w:val="false"/>
+          <w:color w:val="4D4D4D"/>
+          <w:sz w:val="16"/>
+          <w:szCs w:val="16"/>
+        </w:rPr>
+        <w:t xml:space="preserve">University at Buffalo  ·  </w:t>
+      </w:r>
+      <w:r>
+        <w:rPr>
+          <w:rFonts w:ascii="Dana Light" w:hAnsi="Dana Light" w:cs="Dana Light"/>
+          <w:b w:val="false"/>
+          <w:b w:val="false"/>
+          <w:i w:val="false"/>
+          <w:i w:val="false"/>
+          <w:color w:val="4D4D4D"/>
+          <w:sz w:val="16"/>
+          <w:sz w:val="16"/>
+          <w:szCs w:val="16"/>
+        </w:rPr>
+        <w:t xml:space="preserve">۲۰۲۳ </w:t>
+      </w:r>
+      <w:r>
+        <w:rPr>
+          <w:rFonts w:cs="Dana Light" w:ascii="Dana Light" w:hAnsi="Dana Light"/>
+          <w:b w:val="false"/>
+          <w:i w:val="false"/>
+          <w:color w:val="4D4D4D"/>
+          <w:sz w:val="16"/>
+          <w:szCs w:val="16"/>
+        </w:rPr>
+        <w:t>· QFFR5N2AQ26W</w:t>
+      </w:r>
+      <w:r>
+        <w:rPr>
+          <w:rFonts w:cs="Dana Light" w:ascii="Dana Light" w:hAnsi="Dana Light"/>
+          <w:b w:val="false"/>
+          <w:i w:val="false"/>
+          <w:color w:val="4D4D4D"/>
+          <w:sz w:val="16"/>
+          <w:szCs w:val="16"/>
+          <w:rtl w:val="true"/>
+        </w:rPr>
+        <w:t xml:space="preserve">  ·  </w:t>
+      </w:r>
+      <w:hyperlink r:id="rId37">
+        <w:r>
+          <w:rPr>
+            <w:rStyle w:val="ListLabel11"/>
+            <w:rFonts w:ascii="Dana Light" w:hAnsi="Dana Light" w:cs="Dana Light"/>
+            <w:color w:val="4D4D4D"/>
+            <w:sz w:val="16"/>
+            <w:sz w:val="16"/>
+            <w:szCs w:val="16"/>
+            <w:u w:val="none"/>
+            <w:rtl w:val="true"/>
+          </w:rPr>
+          <w:t>مشاهده گواهی</w:t>
+        </w:r>
+      </w:hyperlink>
+    </w:p>
+    <w:p>
+      <w:pPr>
+        <w:pStyle w:val="Normal"/>
+        <w:bidi w:val="1"/>
+        <w:spacing w:lineRule="auto" w:line="240" w:before="0" w:after="0"/>
+        <w:jc w:val="left"/>
+        <w:rPr/>
+      </w:pPr>
+      <w:r>
+        <w:rPr>
+          <w:rFonts w:cs="Dana"/>
+          <w:b w:val="false"/>
+          <w:i w:val="false"/>
+          <w:color w:val="1A1A1A"/>
+          <w:sz w:val="16"/>
+          <w:szCs w:val="16"/>
+        </w:rPr>
+        <w:t xml:space="preserve">Build a Full Website using WordPress   </w:t>
+      </w:r>
+      <w:r>
+        <w:rPr>
+          <w:rFonts w:cs="Dana Light" w:ascii="Dana Light" w:hAnsi="Dana Light"/>
+          <w:b w:val="false"/>
+          <w:i w:val="false"/>
+          <w:color w:val="4D4D4D"/>
+          <w:sz w:val="16"/>
+          <w:szCs w:val="16"/>
+        </w:rPr>
+        <w:t xml:space="preserve">Coursera  ·  </w:t>
+      </w:r>
+      <w:r>
+        <w:rPr>
+          <w:rFonts w:ascii="Dana Light" w:hAnsi="Dana Light" w:cs="Dana Light"/>
+          <w:b w:val="false"/>
+          <w:b w:val="false"/>
+          <w:i w:val="false"/>
+          <w:i w:val="false"/>
+          <w:color w:val="4D4D4D"/>
+          <w:sz w:val="16"/>
+          <w:sz w:val="16"/>
+          <w:szCs w:val="16"/>
+        </w:rPr>
+        <w:t xml:space="preserve">۲۰۲۳ </w:t>
+      </w:r>
+      <w:r>
+        <w:rPr>
+          <w:rFonts w:cs="Dana Light" w:ascii="Dana Light" w:hAnsi="Dana Light"/>
+          <w:b w:val="false"/>
+          <w:i w:val="false"/>
+          <w:color w:val="4D4D4D"/>
+          <w:sz w:val="16"/>
+          <w:szCs w:val="16"/>
+        </w:rPr>
+        <w:t>· FLH3PRW9CBDC</w:t>
+      </w:r>
+      <w:r>
+        <w:rPr>
+          <w:rFonts w:cs="Dana Light" w:ascii="Dana Light" w:hAnsi="Dana Light"/>
+          <w:b w:val="false"/>
+          <w:i w:val="false"/>
+          <w:color w:val="4D4D4D"/>
+          <w:sz w:val="16"/>
+          <w:szCs w:val="16"/>
+          <w:rtl w:val="true"/>
+        </w:rPr>
+        <w:t xml:space="preserve">  ·  </w:t>
+      </w:r>
+      <w:hyperlink r:id="rId38">
+        <w:r>
+          <w:rPr>
+            <w:rStyle w:val="ListLabel11"/>
+            <w:rFonts w:ascii="Dana Light" w:hAnsi="Dana Light" w:cs="Dana Light"/>
+            <w:color w:val="4D4D4D"/>
+            <w:sz w:val="16"/>
+            <w:sz w:val="16"/>
+            <w:szCs w:val="16"/>
+            <w:u w:val="none"/>
+            <w:rtl w:val="true"/>
+          </w:rPr>
+          <w:t>مشاهده گواهی</w:t>
+        </w:r>
+      </w:hyperlink>
+    </w:p>
+    <w:p>
+      <w:pPr>
+        <w:pStyle w:val="Normal"/>
+        <w:bidi w:val="1"/>
+        <w:spacing w:lineRule="auto" w:line="240" w:before="0" w:after="0"/>
+        <w:jc w:val="left"/>
+        <w:rPr/>
+      </w:pPr>
+      <w:r>
+        <w:rPr>
+          <w:rFonts w:cs="Dana"/>
+          <w:b w:val="false"/>
+          <w:i w:val="false"/>
+          <w:color w:val="1A1A1A"/>
+          <w:sz w:val="16"/>
+          <w:szCs w:val="16"/>
+        </w:rPr>
+        <w:t xml:space="preserve">Introduction to GIS Mapping   </w:t>
+      </w:r>
+      <w:r>
+        <w:rPr>
+          <w:rFonts w:cs="Dana Light" w:ascii="Dana Light" w:hAnsi="Dana Light"/>
+          <w:b w:val="false"/>
+          <w:i w:val="false"/>
+          <w:color w:val="4D4D4D"/>
+          <w:sz w:val="16"/>
+          <w:szCs w:val="16"/>
+        </w:rPr>
+        <w:t xml:space="preserve">University of Toronto  ·  </w:t>
+      </w:r>
+      <w:r>
+        <w:rPr>
+          <w:rFonts w:ascii="Dana Light" w:hAnsi="Dana Light" w:cs="Dana Light"/>
+          <w:b w:val="false"/>
+          <w:b w:val="false"/>
+          <w:i w:val="false"/>
+          <w:i w:val="false"/>
+          <w:color w:val="4D4D4D"/>
+          <w:sz w:val="16"/>
+          <w:sz w:val="16"/>
+          <w:szCs w:val="16"/>
+        </w:rPr>
+        <w:t xml:space="preserve">۲۰۲۳ </w:t>
+      </w:r>
+      <w:r>
+        <w:rPr>
+          <w:rFonts w:cs="Dana Light" w:ascii="Dana Light" w:hAnsi="Dana Light"/>
+          <w:b w:val="false"/>
+          <w:i w:val="false"/>
+          <w:color w:val="4D4D4D"/>
+          <w:sz w:val="16"/>
+          <w:szCs w:val="16"/>
+        </w:rPr>
+        <w:t>· RXDSMTEBNYCY</w:t>
+      </w:r>
+      <w:r>
+        <w:rPr>
+          <w:rFonts w:cs="Dana Light" w:ascii="Dana Light" w:hAnsi="Dana Light"/>
+          <w:b w:val="false"/>
+          <w:i w:val="false"/>
+          <w:color w:val="4D4D4D"/>
+          <w:sz w:val="16"/>
+          <w:szCs w:val="16"/>
+          <w:rtl w:val="true"/>
+        </w:rPr>
+        <w:t xml:space="preserve">  ·  </w:t>
+      </w:r>
+      <w:hyperlink r:id="rId39">
+        <w:r>
+          <w:rPr>
+            <w:rStyle w:val="ListLabel11"/>
+            <w:rFonts w:ascii="Dana Light" w:hAnsi="Dana Light" w:cs="Dana Light"/>
+            <w:color w:val="4D4D4D"/>
+            <w:sz w:val="16"/>
+            <w:sz w:val="16"/>
+            <w:szCs w:val="16"/>
+            <w:u w:val="none"/>
+            <w:rtl w:val="true"/>
+          </w:rPr>
+          <w:t>مشاهده گواهی</w:t>
+        </w:r>
+      </w:hyperlink>
+    </w:p>
+    <w:p>
+      <w:pPr>
+        <w:pStyle w:val="Normal"/>
+        <w:bidi w:val="1"/>
+        <w:spacing w:lineRule="auto" w:line="240" w:before="0" w:after="0"/>
+        <w:jc w:val="left"/>
+        <w:rPr/>
+      </w:pPr>
+      <w:r>
+        <w:rPr>
+          <w:rFonts w:cs="Dana"/>
+          <w:b w:val="false"/>
+          <w:i w:val="false"/>
+          <w:color w:val="1A1A1A"/>
+          <w:sz w:val="16"/>
+          <w:szCs w:val="16"/>
+        </w:rPr>
+        <w:t xml:space="preserve">Solar Energy Basics   </w:t>
+      </w:r>
+      <w:r>
+        <w:rPr>
+          <w:rFonts w:cs="Dana Light" w:ascii="Dana Light" w:hAnsi="Dana Light"/>
+          <w:b w:val="false"/>
+          <w:i w:val="false"/>
+          <w:color w:val="4D4D4D"/>
+          <w:sz w:val="16"/>
+          <w:szCs w:val="16"/>
+        </w:rPr>
+        <w:t xml:space="preserve">The State University of New York  ·  </w:t>
+      </w:r>
+      <w:r>
+        <w:rPr>
+          <w:rFonts w:ascii="Dana Light" w:hAnsi="Dana Light" w:cs="Dana Light"/>
+          <w:b w:val="false"/>
+          <w:b w:val="false"/>
+          <w:i w:val="false"/>
+          <w:i w:val="false"/>
+          <w:color w:val="4D4D4D"/>
+          <w:sz w:val="16"/>
+          <w:sz w:val="16"/>
+          <w:szCs w:val="16"/>
+        </w:rPr>
+        <w:t xml:space="preserve">۲۰۲۳ </w:t>
+      </w:r>
+      <w:r>
+        <w:rPr>
+          <w:rFonts w:cs="Dana Light" w:ascii="Dana Light" w:hAnsi="Dana Light"/>
+          <w:b w:val="false"/>
+          <w:i w:val="false"/>
+          <w:color w:val="4D4D4D"/>
+          <w:sz w:val="16"/>
+          <w:szCs w:val="16"/>
+        </w:rPr>
+        <w:t>· PTMSZ9B6KQ8F</w:t>
+      </w:r>
+      <w:r>
+        <w:rPr>
+          <w:rFonts w:cs="Dana Light" w:ascii="Dana Light" w:hAnsi="Dana Light"/>
+          <w:b w:val="false"/>
+          <w:i w:val="false"/>
+          <w:color w:val="4D4D4D"/>
+          <w:sz w:val="16"/>
+          <w:szCs w:val="16"/>
+          <w:rtl w:val="true"/>
+        </w:rPr>
+        <w:t xml:space="preserve">  ·  </w:t>
+      </w:r>
+      <w:hyperlink r:id="rId40">
+        <w:r>
+          <w:rPr>
+            <w:rStyle w:val="ListLabel11"/>
+            <w:rFonts w:ascii="Dana Light" w:hAnsi="Dana Light" w:cs="Dana Light"/>
+            <w:color w:val="4D4D4D"/>
+            <w:sz w:val="16"/>
+            <w:sz w:val="16"/>
+            <w:szCs w:val="16"/>
+            <w:u w:val="none"/>
+            <w:rtl w:val="true"/>
+          </w:rPr>
+          <w:t>مشاهده گواهی</w:t>
+        </w:r>
+      </w:hyperlink>
+    </w:p>
+    <w:p>
+      <w:pPr>
+        <w:pStyle w:val="Normal"/>
+        <w:bidi w:val="1"/>
+        <w:spacing w:lineRule="auto" w:line="240" w:before="0" w:after="0"/>
+        <w:jc w:val="left"/>
+        <w:rPr/>
+      </w:pPr>
+      <w:r>
+        <w:rPr>
+          <w:rFonts w:cs="Dana"/>
+          <w:b w:val="false"/>
+          <w:i w:val="false"/>
+          <w:color w:val="1A1A1A"/>
+          <w:sz w:val="16"/>
+          <w:szCs w:val="16"/>
+        </w:rPr>
+        <w:t xml:space="preserve">COVID-19 Contact Tracing   </w:t>
+      </w:r>
+      <w:r>
+        <w:rPr>
+          <w:rFonts w:cs="Dana Light" w:ascii="Dana Light" w:hAnsi="Dana Light"/>
+          <w:b w:val="false"/>
+          <w:i w:val="false"/>
+          <w:color w:val="4D4D4D"/>
+          <w:sz w:val="16"/>
+          <w:szCs w:val="16"/>
+        </w:rPr>
+        <w:t xml:space="preserve">Johns Hopkins University  ·  </w:t>
+      </w:r>
+      <w:r>
+        <w:rPr>
+          <w:rFonts w:ascii="Dana Light" w:hAnsi="Dana Light" w:cs="Dana Light"/>
+          <w:b w:val="false"/>
+          <w:b w:val="false"/>
+          <w:i w:val="false"/>
+          <w:i w:val="false"/>
+          <w:color w:val="4D4D4D"/>
+          <w:sz w:val="16"/>
+          <w:sz w:val="16"/>
+          <w:szCs w:val="16"/>
+        </w:rPr>
+        <w:t xml:space="preserve">۲۰۲۳ </w:t>
+      </w:r>
+      <w:r>
+        <w:rPr>
+          <w:rFonts w:cs="Dana Light" w:ascii="Dana Light" w:hAnsi="Dana Light"/>
+          <w:b w:val="false"/>
+          <w:i w:val="false"/>
+          <w:color w:val="4D4D4D"/>
+          <w:sz w:val="16"/>
+          <w:szCs w:val="16"/>
+        </w:rPr>
+        <w:t>· CTXPE9DBBSWB</w:t>
+      </w:r>
+      <w:r>
+        <w:rPr>
+          <w:rFonts w:cs="Dana Light" w:ascii="Dana Light" w:hAnsi="Dana Light"/>
+          <w:b w:val="false"/>
+          <w:i w:val="false"/>
+          <w:color w:val="4D4D4D"/>
+          <w:sz w:val="16"/>
+          <w:szCs w:val="16"/>
+          <w:rtl w:val="true"/>
+        </w:rPr>
+        <w:t xml:space="preserve">  ·  </w:t>
+      </w:r>
+      <w:hyperlink r:id="rId41">
+        <w:r>
+          <w:rPr>
+            <w:rStyle w:val="ListLabel11"/>
+            <w:rFonts w:ascii="Dana Light" w:hAnsi="Dana Light" w:cs="Dana Light"/>
+            <w:color w:val="4D4D4D"/>
+            <w:sz w:val="16"/>
+            <w:sz w:val="16"/>
+            <w:szCs w:val="16"/>
+            <w:u w:val="none"/>
+            <w:rtl w:val="true"/>
+          </w:rPr>
+          <w:t>مشاهده گواهی</w:t>
+        </w:r>
+      </w:hyperlink>
+    </w:p>
+    <w:p>
+      <w:pPr>
+        <w:pStyle w:val="Normal"/>
+        <w:bidi w:val="1"/>
+        <w:spacing w:lineRule="auto" w:line="240" w:before="0" w:after="0"/>
+        <w:jc w:val="left"/>
+        <w:rPr/>
+      </w:pPr>
+      <w:r>
+        <w:rPr>
+          <w:rFonts w:cs="Dana"/>
+          <w:b w:val="false"/>
+          <w:i w:val="false"/>
+          <w:color w:val="1A1A1A"/>
+          <w:sz w:val="16"/>
+          <w:szCs w:val="16"/>
+        </w:rPr>
+        <w:t xml:space="preserve">Oil &amp; Gas Industry Operations and Markets   </w:t>
+      </w:r>
+      <w:r>
+        <w:rPr>
+          <w:rFonts w:cs="Dana Light" w:ascii="Dana Light" w:hAnsi="Dana Light"/>
+          <w:b w:val="false"/>
+          <w:i w:val="false"/>
+          <w:color w:val="4D4D4D"/>
+          <w:sz w:val="16"/>
+          <w:szCs w:val="16"/>
+        </w:rPr>
+        <w:t xml:space="preserve">Duke University  ·  </w:t>
+      </w:r>
+      <w:r>
+        <w:rPr>
+          <w:rFonts w:ascii="Dana Light" w:hAnsi="Dana Light" w:cs="Dana Light"/>
+          <w:b w:val="false"/>
+          <w:b w:val="false"/>
+          <w:i w:val="false"/>
+          <w:i w:val="false"/>
+          <w:color w:val="4D4D4D"/>
+          <w:sz w:val="16"/>
+          <w:sz w:val="16"/>
+          <w:szCs w:val="16"/>
+        </w:rPr>
+        <w:t xml:space="preserve">۲۰۲۳ </w:t>
+      </w:r>
+      <w:r>
+        <w:rPr>
+          <w:rFonts w:cs="Dana Light" w:ascii="Dana Light" w:hAnsi="Dana Light"/>
+          <w:b w:val="false"/>
+          <w:i w:val="false"/>
+          <w:color w:val="4D4D4D"/>
+          <w:sz w:val="16"/>
+          <w:szCs w:val="16"/>
+        </w:rPr>
+        <w:t>· G7DYSPR7M3RR</w:t>
+      </w:r>
+      <w:r>
+        <w:rPr>
+          <w:rFonts w:cs="Dana Light" w:ascii="Dana Light" w:hAnsi="Dana Light"/>
+          <w:b w:val="false"/>
+          <w:i w:val="false"/>
+          <w:color w:val="4D4D4D"/>
+          <w:sz w:val="16"/>
+          <w:szCs w:val="16"/>
+          <w:rtl w:val="true"/>
+        </w:rPr>
+        <w:t xml:space="preserve">  ·  </w:t>
+      </w:r>
+      <w:hyperlink r:id="rId42">
+        <w:r>
+          <w:rPr>
+            <w:rStyle w:val="ListLabel11"/>
+            <w:rFonts w:ascii="Dana Light" w:hAnsi="Dana Light" w:cs="Dana Light"/>
+            <w:color w:val="4D4D4D"/>
+            <w:sz w:val="16"/>
+            <w:sz w:val="16"/>
+            <w:szCs w:val="16"/>
+            <w:u w:val="none"/>
+            <w:rtl w:val="true"/>
+          </w:rPr>
+          <w:t>مشاهده گواهی</w:t>
+        </w:r>
+      </w:hyperlink>
+    </w:p>
+    <w:p>
+      <w:pPr>
+        <w:pStyle w:val="Normal"/>
+        <w:bidi w:val="1"/>
+        <w:spacing w:lineRule="auto" w:line="240" w:before="0" w:after="0"/>
+        <w:jc w:val="left"/>
+        <w:rPr/>
+      </w:pPr>
+      <w:r>
+        <w:rPr>
+          <w:rFonts w:cs="Dana"/>
+          <w:b w:val="false"/>
+          <w:i w:val="false"/>
+          <w:color w:val="1A1A1A"/>
+          <w:sz w:val="16"/>
+          <w:szCs w:val="16"/>
+        </w:rPr>
+        <w:t xml:space="preserve">High Stakes Leadership: Leading in Times of Crisis   </w:t>
+      </w:r>
+      <w:r>
+        <w:rPr>
+          <w:rFonts w:cs="Dana Light" w:ascii="Dana Light" w:hAnsi="Dana Light"/>
+          <w:b w:val="false"/>
+          <w:i w:val="false"/>
+          <w:color w:val="4D4D4D"/>
+          <w:sz w:val="16"/>
+          <w:szCs w:val="16"/>
+        </w:rPr>
+        <w:t xml:space="preserve">University of Michigan  ·  </w:t>
+      </w:r>
+      <w:r>
+        <w:rPr>
+          <w:rFonts w:ascii="Dana Light" w:hAnsi="Dana Light" w:cs="Dana Light"/>
+          <w:b w:val="false"/>
+          <w:b w:val="false"/>
+          <w:i w:val="false"/>
+          <w:i w:val="false"/>
+          <w:color w:val="4D4D4D"/>
+          <w:sz w:val="16"/>
+          <w:sz w:val="16"/>
+          <w:szCs w:val="16"/>
+        </w:rPr>
+        <w:t xml:space="preserve">۲۰۲۳ </w:t>
+      </w:r>
+      <w:r>
+        <w:rPr>
+          <w:rFonts w:cs="Dana Light" w:ascii="Dana Light" w:hAnsi="Dana Light"/>
+          <w:b w:val="false"/>
+          <w:i w:val="false"/>
+          <w:color w:val="4D4D4D"/>
+          <w:sz w:val="16"/>
+          <w:szCs w:val="16"/>
+        </w:rPr>
+        <w:t>· XWTEBYE99LJU</w:t>
+      </w:r>
+      <w:r>
+        <w:rPr>
+          <w:rFonts w:cs="Dana Light" w:ascii="Dana Light" w:hAnsi="Dana Light"/>
+          <w:b w:val="false"/>
+          <w:i w:val="false"/>
+          <w:color w:val="4D4D4D"/>
+          <w:sz w:val="16"/>
+          <w:szCs w:val="16"/>
+          <w:rtl w:val="true"/>
+        </w:rPr>
+        <w:t xml:space="preserve">  ·  </w:t>
+      </w:r>
+      <w:hyperlink r:id="rId43">
+        <w:r>
+          <w:rPr>
+            <w:rStyle w:val="ListLabel11"/>
+            <w:rFonts w:ascii="Dana Light" w:hAnsi="Dana Light" w:cs="Dana Light"/>
+            <w:color w:val="4D4D4D"/>
+            <w:sz w:val="16"/>
+            <w:sz w:val="16"/>
+            <w:szCs w:val="16"/>
+            <w:u w:val="none"/>
+            <w:rtl w:val="true"/>
+          </w:rPr>
+          <w:t>مشاهده گواهی</w:t>
+        </w:r>
+      </w:hyperlink>
+    </w:p>
     <w:sectPr>
-      <w:footerReference w:type="even" r:id="rId7"/>
-      <w:footerReference w:type="default" r:id="rId8"/>
-      <w:footerReference w:type="first" r:id="rId9"/>
+      <w:footerReference w:type="even" r:id="rId44"/>
+      <w:footerReference w:type="default" r:id="rId45"/>
+      <w:footerReference w:type="first" r:id="rId46"/>
       <w:type w:val="nextPage"/>
       <w:pgSz w:w="11906" w:h="16838"/>
       <w:pgMar w:left="794" w:right="794" w:gutter="0" w:header="0" w:top="720" w:footer="283" w:bottom="720"/>

--- a/assets/files/Aria-CV-Fa.docx
+++ b/assets/files/Aria-CV-Fa.docx
@@ -5208,7 +5208,7 @@
           <w:szCs w:val="23"/>
           <w:rtl w:val="true"/>
         </w:rPr>
-        <w:t>مهارت‌ها</w:t>
+        <w:t>مهارت‌های فنی و تخصصی</w:t>
       </w:r>
     </w:p>
     <w:p>
@@ -5232,7 +5232,7 @@
           <w:szCs w:val="21"/>
           <w:rtl w:val="true"/>
         </w:rPr>
-        <w:t>زبان‌های برنامه‌نویسی</w:t>
+        <w:t>علوم زمین و زمین‌شناسی نفت</w:t>
       </w:r>
       <w:r>
         <w:rPr>
@@ -5255,7 +5255,7 @@
           <w:sz w:val="21"/>
           <w:szCs w:val="21"/>
         </w:rPr>
-        <w:t>Python  •  JavaScript  •  PHP  •  C#  •  SQL</w:t>
+        <w:t>Petroleum Geology  •  Geochemistry  •  Petrography &amp; Thin-Section Analysis  •  Geological Mapping  •  Geological Data Interpretation  •  Sedimentology &amp; Stratigraphy  •  Structural Geology &amp; Tectonics</w:t>
       </w:r>
     </w:p>
     <w:p>
@@ -5279,7 +5279,7 @@
           <w:szCs w:val="21"/>
           <w:rtl w:val="true"/>
         </w:rPr>
-        <w:t>سایر مهارت‌ها</w:t>
+        <w:t>نرم‌افزارها و ابزارهای تخصصی علوم زمین</w:t>
       </w:r>
       <w:r>
         <w:rPr>
@@ -5295,18 +5295,50 @@
       </w:r>
       <w:r>
         <w:rPr>
-          <w:rFonts w:ascii="Dana" w:hAnsi="Dana"/>
-          <w:b w:val="false"/>
-          <w:b w:val="false"/>
-          <w:i w:val="false"/>
+          <w:rFonts w:cs="Dana"/>
+          <w:b w:val="false"/>
           <w:i w:val="false"/>
           <w:color w:val="1A1A1A"/>
           <w:sz w:val="21"/>
-          <w:sz w:val="21"/>
-          <w:szCs w:val="21"/>
-          <w:rtl w:val="true"/>
-        </w:rPr>
-        <w:t xml:space="preserve">ویرایش علمی  •  نشر آکادمیک  •  </w:t>
+          <w:szCs w:val="21"/>
+        </w:rPr>
+        <w:t>ArcGIS / ArcGIS Pro  •  QGIS  •  Google Earth Engine  •  ENVI  •  RockWorks  •  Petrel</w:t>
+      </w:r>
+    </w:p>
+    <w:p>
+      <w:pPr>
+        <w:pStyle w:val="Normal"/>
+        <w:bidi w:val="1"/>
+        <w:spacing w:lineRule="auto" w:line="240" w:before="20" w:after="0"/>
+        <w:jc w:val="both"/>
+        <w:rPr/>
+      </w:pPr>
+      <w:r>
+        <w:rPr>
+          <w:rFonts w:ascii="Dana DemiBold" w:hAnsi="Dana DemiBold" w:cs="Dana DemiBold"/>
+          <w:b w:val="false"/>
+          <w:b w:val="false"/>
+          <w:i w:val="false"/>
+          <w:i w:val="false"/>
+          <w:color w:val="1A1A1A"/>
+          <w:sz w:val="21"/>
+          <w:sz w:val="21"/>
+          <w:szCs w:val="21"/>
+          <w:rtl w:val="true"/>
+        </w:rPr>
+        <w:t>برنامه‌نویسی، محاسبات و تحلیل داده</w:t>
+      </w:r>
+      <w:r>
+        <w:rPr>
+          <w:rFonts w:cs="Dana DemiBold" w:ascii="Dana DemiBold" w:hAnsi="Dana DemiBold"/>
+          <w:b w:val="false"/>
+          <w:i w:val="false"/>
+          <w:color w:val="1A1A1A"/>
+          <w:sz w:val="21"/>
+          <w:szCs w:val="21"/>
+          <w:rtl w:val="true"/>
+        </w:rPr>
+        <w:t xml:space="preserve">:  </w:t>
       </w:r>
       <w:r>
         <w:rPr>
@@ -5317,7 +5349,101 @@
           <w:sz w:val="21"/>
           <w:szCs w:val="21"/>
         </w:rPr>
-        <w:t>LaTeX  •  Git  •  Docker</w:t>
+        <w:t>Python  •  MATLAB  •  C#  •  JavaScript  •  PHP  •  Bash / Shell Scripting  •  Data Analysis &amp; Visualization  •  Geoscientific Data Modeling &amp; Analysis  •  Large-Scale Data Processing  •  High-Performance Computing (HPC)</w:t>
+      </w:r>
+    </w:p>
+    <w:p>
+      <w:pPr>
+        <w:pStyle w:val="Normal"/>
+        <w:bidi w:val="1"/>
+        <w:spacing w:lineRule="auto" w:line="240" w:before="20" w:after="0"/>
+        <w:jc w:val="both"/>
+        <w:rPr/>
+      </w:pPr>
+      <w:r>
+        <w:rPr>
+          <w:rFonts w:ascii="Dana DemiBold" w:hAnsi="Dana DemiBold" w:cs="Dana DemiBold"/>
+          <w:b w:val="false"/>
+          <w:b w:val="false"/>
+          <w:i w:val="false"/>
+          <w:i w:val="false"/>
+          <w:color w:val="1A1A1A"/>
+          <w:sz w:val="21"/>
+          <w:sz w:val="21"/>
+          <w:szCs w:val="21"/>
+          <w:rtl w:val="true"/>
+        </w:rPr>
+        <w:t>زیرساخت، سیستم‌ها و شبکه</w:t>
+      </w:r>
+      <w:r>
+        <w:rPr>
+          <w:rFonts w:cs="Dana DemiBold" w:ascii="Dana DemiBold" w:hAnsi="Dana DemiBold"/>
+          <w:b w:val="false"/>
+          <w:i w:val="false"/>
+          <w:color w:val="1A1A1A"/>
+          <w:sz w:val="21"/>
+          <w:szCs w:val="21"/>
+          <w:rtl w:val="true"/>
+        </w:rPr>
+        <w:t xml:space="preserve">:  </w:t>
+      </w:r>
+      <w:r>
+        <w:rPr>
+          <w:rFonts w:cs="Dana"/>
+          <w:b w:val="false"/>
+          <w:i w:val="false"/>
+          <w:color w:val="1A1A1A"/>
+          <w:sz w:val="21"/>
+          <w:szCs w:val="21"/>
+        </w:rPr>
+        <w:t>Linux  •  Linux System Administration  •  Server Administration  •  Computer Networking  •  Network Infrastructure Management  •  Virtualization &amp; Virtual Machine Management  •  Data Center Infrastructure  •  Server &amp; Compute Resource Management</w:t>
+      </w:r>
+    </w:p>
+    <w:p>
+      <w:pPr>
+        <w:pStyle w:val="Normal"/>
+        <w:bidi w:val="1"/>
+        <w:spacing w:lineRule="auto" w:line="240" w:before="20" w:after="0"/>
+        <w:jc w:val="both"/>
+        <w:rPr/>
+      </w:pPr>
+      <w:r>
+        <w:rPr>
+          <w:rFonts w:ascii="Dana DemiBold" w:hAnsi="Dana DemiBold" w:cs="Dana DemiBold"/>
+          <w:b w:val="false"/>
+          <w:b w:val="false"/>
+          <w:i w:val="false"/>
+          <w:i w:val="false"/>
+          <w:color w:val="1A1A1A"/>
+          <w:sz w:val="21"/>
+          <w:sz w:val="21"/>
+          <w:szCs w:val="21"/>
+          <w:rtl w:val="true"/>
+        </w:rPr>
+        <w:t>نرم‌افزارهای عمومی و ابزارهای بهره‌وری</w:t>
+      </w:r>
+      <w:r>
+        <w:rPr>
+          <w:rFonts w:cs="Dana DemiBold" w:ascii="Dana DemiBold" w:hAnsi="Dana DemiBold"/>
+          <w:b w:val="false"/>
+          <w:i w:val="false"/>
+          <w:color w:val="1A1A1A"/>
+          <w:sz w:val="21"/>
+          <w:szCs w:val="21"/>
+          <w:rtl w:val="true"/>
+        </w:rPr>
+        <w:t xml:space="preserve">:  </w:t>
+      </w:r>
+      <w:r>
+        <w:rPr>
+          <w:rFonts w:cs="Dana"/>
+          <w:b w:val="false"/>
+          <w:i w:val="false"/>
+          <w:color w:val="1A1A1A"/>
+          <w:sz w:val="21"/>
+          <w:szCs w:val="21"/>
+        </w:rPr>
+        <w:t>Microsoft Office (Word, Excel, PowerPoint)  •  Git  •  GitHub  •  Command-Line Environments  •  Technical Documentation</w:t>
       </w:r>
     </w:p>
     <w:p>
@@ -5344,20 +5470,20 @@
           <w:szCs w:val="23"/>
           <w:rtl w:val="true"/>
         </w:rPr>
-        <w:t>نرم‌افزارها</w:t>
+        <w:t>زبان‌ها</w:t>
       </w:r>
     </w:p>
     <w:p>
       <w:pPr>
         <w:pStyle w:val="Normal"/>
         <w:bidi w:val="1"/>
-        <w:spacing w:lineRule="auto" w:line="240" w:before="20" w:after="0"/>
+        <w:spacing w:lineRule="auto" w:line="240" w:before="0" w:after="20"/>
         <w:jc w:val="both"/>
         <w:rPr/>
       </w:pPr>
       <w:r>
         <w:rPr>
-          <w:rFonts w:ascii="Dana DemiBold" w:hAnsi="Dana DemiBold" w:cs="Dana DemiBold"/>
+          <w:rFonts w:ascii="Dana" w:hAnsi="Dana"/>
           <w:b w:val="false"/>
           <w:b w:val="false"/>
           <w:i w:val="false"/>
@@ -5368,11 +5494,11 @@
           <w:szCs w:val="21"/>
           <w:rtl w:val="true"/>
         </w:rPr>
-        <w:t>نرم‌افزارهای زمین‌شناسی</w:t>
-      </w:r>
-      <w:r>
-        <w:rPr>
-          <w:rFonts w:cs="Dana DemiBold" w:ascii="Dana DemiBold" w:hAnsi="Dana DemiBold"/>
+        <w:t xml:space="preserve">فارسی </w:t>
+      </w:r>
+      <w:r>
+        <w:rPr>
+          <w:rFonts w:cs="Dana"/>
           <w:b w:val="false"/>
           <w:i w:val="false"/>
           <w:color w:val="1A1A1A"/>
@@ -5380,7 +5506,22 @@
           <w:szCs w:val="21"/>
           <w:rtl w:val="true"/>
         </w:rPr>
-        <w:t xml:space="preserve">:  </w:t>
+        <w:t xml:space="preserve">- </w:t>
+      </w:r>
+      <w:r>
+        <w:rPr>
+          <w:rFonts w:ascii="Dana" w:hAnsi="Dana"/>
+          <w:b w:val="false"/>
+          <w:b w:val="false"/>
+          <w:i w:val="false"/>
+          <w:i w:val="false"/>
+          <w:color w:val="1A1A1A"/>
+          <w:sz w:val="21"/>
+          <w:sz w:val="21"/>
+          <w:szCs w:val="21"/>
+          <w:rtl w:val="true"/>
+        </w:rPr>
+        <w:t xml:space="preserve">زبان مادری   </w:t>
       </w:r>
       <w:r>
         <w:rPr>
@@ -5390,15 +5531,112 @@
           <w:color w:val="1A1A1A"/>
           <w:sz w:val="21"/>
           <w:szCs w:val="21"/>
-        </w:rPr>
-        <w:t>ArcGIS  •  QGIS  •  RockWorks  •  Surfer</w:t>
+          <w:rtl w:val="true"/>
+        </w:rPr>
+        <w:t xml:space="preserve">|   </w:t>
+      </w:r>
+      <w:r>
+        <w:rPr>
+          <w:rFonts w:ascii="Dana" w:hAnsi="Dana"/>
+          <w:b w:val="false"/>
+          <w:b w:val="false"/>
+          <w:i w:val="false"/>
+          <w:i w:val="false"/>
+          <w:color w:val="1A1A1A"/>
+          <w:sz w:val="21"/>
+          <w:sz w:val="21"/>
+          <w:szCs w:val="21"/>
+          <w:rtl w:val="true"/>
+        </w:rPr>
+        <w:t xml:space="preserve">انگلیسی </w:t>
+      </w:r>
+      <w:r>
+        <w:rPr>
+          <w:rFonts w:cs="Dana"/>
+          <w:b w:val="false"/>
+          <w:i w:val="false"/>
+          <w:color w:val="1A1A1A"/>
+          <w:sz w:val="21"/>
+          <w:szCs w:val="21"/>
+          <w:rtl w:val="true"/>
+        </w:rPr>
+        <w:t xml:space="preserve">- </w:t>
+      </w:r>
+      <w:r>
+        <w:rPr>
+          <w:rFonts w:ascii="Dana" w:hAnsi="Dana"/>
+          <w:b w:val="false"/>
+          <w:b w:val="false"/>
+          <w:i w:val="false"/>
+          <w:i w:val="false"/>
+          <w:color w:val="1A1A1A"/>
+          <w:sz w:val="21"/>
+          <w:sz w:val="21"/>
+          <w:szCs w:val="21"/>
+          <w:rtl w:val="true"/>
+        </w:rPr>
+        <w:t xml:space="preserve">توانایی کاری حرفه‌ای   </w:t>
+      </w:r>
+      <w:r>
+        <w:rPr>
+          <w:rFonts w:cs="Dana"/>
+          <w:b w:val="false"/>
+          <w:i w:val="false"/>
+          <w:color w:val="1A1A1A"/>
+          <w:sz w:val="21"/>
+          <w:szCs w:val="21"/>
+          <w:rtl w:val="true"/>
+        </w:rPr>
+        <w:t xml:space="preserve">|   </w:t>
+      </w:r>
+      <w:r>
+        <w:rPr>
+          <w:rFonts w:ascii="Dana" w:hAnsi="Dana"/>
+          <w:b w:val="false"/>
+          <w:b w:val="false"/>
+          <w:i w:val="false"/>
+          <w:i w:val="false"/>
+          <w:color w:val="1A1A1A"/>
+          <w:sz w:val="21"/>
+          <w:sz w:val="21"/>
+          <w:szCs w:val="21"/>
+          <w:rtl w:val="true"/>
+        </w:rPr>
+        <w:t xml:space="preserve">فرانسوی </w:t>
+      </w:r>
+      <w:r>
+        <w:rPr>
+          <w:rFonts w:cs="Dana"/>
+          <w:b w:val="false"/>
+          <w:i w:val="false"/>
+          <w:color w:val="1A1A1A"/>
+          <w:sz w:val="21"/>
+          <w:szCs w:val="21"/>
+          <w:rtl w:val="true"/>
+        </w:rPr>
+        <w:t xml:space="preserve">- </w:t>
+      </w:r>
+      <w:r>
+        <w:rPr>
+          <w:rFonts w:ascii="Dana" w:hAnsi="Dana"/>
+          <w:b w:val="false"/>
+          <w:b w:val="false"/>
+          <w:i w:val="false"/>
+          <w:i w:val="false"/>
+          <w:color w:val="1A1A1A"/>
+          <w:sz w:val="21"/>
+          <w:sz w:val="21"/>
+          <w:szCs w:val="21"/>
+          <w:rtl w:val="true"/>
+        </w:rPr>
+        <w:t>در حال یادگیری</w:t>
       </w:r>
     </w:p>
     <w:p>
       <w:pPr>
         <w:pStyle w:val="Normal"/>
         <w:bidi w:val="1"/>
-        <w:spacing w:lineRule="auto" w:line="240" w:before="20" w:after="0"/>
+        <w:spacing w:lineRule="auto" w:line="240" w:before="0" w:after="0"/>
         <w:jc w:val="both"/>
         <w:rPr/>
       </w:pPr>
@@ -5409,63 +5647,510 @@
           <w:b w:val="false"/>
           <w:i w:val="false"/>
           <w:i w:val="false"/>
-          <w:color w:val="1A1A1A"/>
-          <w:sz w:val="21"/>
-          <w:sz w:val="21"/>
-          <w:szCs w:val="21"/>
-          <w:rtl w:val="true"/>
-        </w:rPr>
-        <w:t>فناوری‌های وب</w:t>
+          <w:color w:val="4D4D4D"/>
+          <w:sz w:val="16"/>
+          <w:sz w:val="16"/>
+          <w:szCs w:val="16"/>
+          <w:rtl w:val="true"/>
+        </w:rPr>
+        <w:t xml:space="preserve">آزمون </w:t>
       </w:r>
       <w:r>
         <w:rPr>
           <w:rFonts w:cs="Dana DemiBold" w:ascii="Dana DemiBold" w:hAnsi="Dana DemiBold"/>
           <w:b w:val="false"/>
           <w:i w:val="false"/>
-          <w:color w:val="1A1A1A"/>
-          <w:sz w:val="21"/>
-          <w:szCs w:val="21"/>
-          <w:rtl w:val="true"/>
-        </w:rPr>
-        <w:t xml:space="preserve">:  </w:t>
-      </w:r>
-      <w:r>
-        <w:rPr>
-          <w:rFonts w:cs="Dana"/>
-          <w:b w:val="false"/>
-          <w:i w:val="false"/>
-          <w:color w:val="1A1A1A"/>
-          <w:sz w:val="21"/>
-          <w:szCs w:val="21"/>
-        </w:rPr>
-        <w:t>HTML5  •  CSS3  •  Bootstrap  •  WordPress  •  Laravel</w:t>
-      </w:r>
-    </w:p>
-    <w:p>
-      <w:pPr>
-        <w:pStyle w:val="Normal"/>
-        <w:pBdr>
-          <w:bottom w:val="single" w:sz="4" w:space="2" w:color="333333"/>
-        </w:pBdr>
-        <w:bidi w:val="1"/>
-        <w:spacing w:lineRule="auto" w:line="240" w:before="60" w:after="60"/>
-        <w:jc w:val="left"/>
-        <w:rPr/>
-      </w:pPr>
-      <w:r>
-        <w:rPr>
-          <w:rFonts w:ascii="Dana DemiBold" w:hAnsi="Dana DemiBold" w:cs="Dana DemiBold"/>
-          <w:b w:val="false"/>
-          <w:b w:val="false"/>
-          <w:i w:val="false"/>
-          <w:i w:val="false"/>
-          <w:color w:val="1F4E79"/>
-          <w:sz w:val="23"/>
-          <w:sz w:val="23"/>
-          <w:szCs w:val="23"/>
-          <w:rtl w:val="true"/>
-        </w:rPr>
-        <w:t>زبان‌ها</w:t>
+          <w:color w:val="4D4D4D"/>
+          <w:sz w:val="16"/>
+          <w:szCs w:val="16"/>
+        </w:rPr>
+        <w:t xml:space="preserve">GRE General Test  </w:t>
+      </w:r>
+      <w:r>
+        <w:rPr>
+          <w:rFonts w:ascii="Dana Light" w:hAnsi="Dana Light" w:cs="Dana Light"/>
+          <w:b w:val="false"/>
+          <w:b w:val="false"/>
+          <w:i w:val="false"/>
+          <w:i w:val="false"/>
+          <w:color w:val="4D4D4D"/>
+          <w:sz w:val="16"/>
+          <w:sz w:val="16"/>
+          <w:szCs w:val="16"/>
+        </w:rPr>
+        <w:t>۲۱</w:t>
+      </w:r>
+      <w:r>
+        <w:rPr>
+          <w:rFonts w:ascii="Dana Light" w:hAnsi="Dana Light" w:cs="Dana Light"/>
+          <w:b w:val="false"/>
+          <w:b w:val="false"/>
+          <w:i w:val="false"/>
+          <w:i w:val="false"/>
+          <w:color w:val="4D4D4D"/>
+          <w:sz w:val="16"/>
+          <w:sz w:val="16"/>
+          <w:szCs w:val="16"/>
+          <w:rtl w:val="true"/>
+        </w:rPr>
+        <w:t xml:space="preserve"> آذر </w:t>
+      </w:r>
+      <w:r>
+        <w:rPr>
+          <w:rFonts w:ascii="Dana Light" w:hAnsi="Dana Light" w:cs="Dana Light"/>
+          <w:b w:val="false"/>
+          <w:b w:val="false"/>
+          <w:i w:val="false"/>
+          <w:i w:val="false"/>
+          <w:color w:val="4D4D4D"/>
+          <w:sz w:val="16"/>
+          <w:sz w:val="16"/>
+          <w:szCs w:val="16"/>
+        </w:rPr>
+        <w:t>۱۴۰۳</w:t>
+      </w:r>
+      <w:r>
+        <w:rPr>
+          <w:rFonts w:ascii="Dana Light" w:hAnsi="Dana Light" w:cs="Dana Light"/>
+          <w:b w:val="false"/>
+          <w:b w:val="false"/>
+          <w:i w:val="false"/>
+          <w:i w:val="false"/>
+          <w:color w:val="4D4D4D"/>
+          <w:sz w:val="16"/>
+          <w:sz w:val="16"/>
+          <w:szCs w:val="16"/>
+          <w:rtl w:val="true"/>
+        </w:rPr>
+        <w:t xml:space="preserve"> </w:t>
+      </w:r>
+      <w:r>
+        <w:rPr>
+          <w:rFonts w:cs="Dana Light" w:ascii="Dana Light" w:hAnsi="Dana Light"/>
+          <w:b w:val="false"/>
+          <w:i w:val="false"/>
+          <w:color w:val="4D4D4D"/>
+          <w:sz w:val="16"/>
+          <w:szCs w:val="16"/>
+          <w:rtl w:val="true"/>
+        </w:rPr>
+        <w:t xml:space="preserve">- </w:t>
+      </w:r>
+      <w:r>
+        <w:rPr>
+          <w:rFonts w:ascii="Dana Light" w:hAnsi="Dana Light" w:cs="Dana Light"/>
+          <w:b w:val="false"/>
+          <w:b w:val="false"/>
+          <w:i w:val="false"/>
+          <w:i w:val="false"/>
+          <w:color w:val="4D4D4D"/>
+          <w:sz w:val="16"/>
+          <w:sz w:val="16"/>
+          <w:szCs w:val="16"/>
+        </w:rPr>
+        <w:t>۲۱</w:t>
+      </w:r>
+      <w:r>
+        <w:rPr>
+          <w:rFonts w:ascii="Dana Light" w:hAnsi="Dana Light" w:cs="Dana Light"/>
+          <w:b w:val="false"/>
+          <w:b w:val="false"/>
+          <w:i w:val="false"/>
+          <w:i w:val="false"/>
+          <w:color w:val="4D4D4D"/>
+          <w:sz w:val="16"/>
+          <w:sz w:val="16"/>
+          <w:szCs w:val="16"/>
+          <w:rtl w:val="true"/>
+        </w:rPr>
+        <w:t xml:space="preserve"> آذر </w:t>
+      </w:r>
+      <w:r>
+        <w:rPr>
+          <w:rFonts w:ascii="Dana Light" w:hAnsi="Dana Light" w:cs="Dana Light"/>
+          <w:b w:val="false"/>
+          <w:b w:val="false"/>
+          <w:i w:val="false"/>
+          <w:i w:val="false"/>
+          <w:color w:val="4D4D4D"/>
+          <w:sz w:val="16"/>
+          <w:sz w:val="16"/>
+          <w:szCs w:val="16"/>
+        </w:rPr>
+        <w:t>۱۴۰۸</w:t>
+      </w:r>
+      <w:r>
+        <w:rPr>
+          <w:rFonts w:ascii="Dana Light" w:hAnsi="Dana Light" w:cs="Dana Light"/>
+          <w:b w:val="false"/>
+          <w:b w:val="false"/>
+          <w:i w:val="false"/>
+          <w:i w:val="false"/>
+          <w:color w:val="4D4D4D"/>
+          <w:sz w:val="16"/>
+          <w:sz w:val="16"/>
+          <w:szCs w:val="16"/>
+          <w:rtl w:val="true"/>
+        </w:rPr>
+        <w:t xml:space="preserve">  </w:t>
+      </w:r>
+      <w:r>
+        <w:rPr>
+          <w:rFonts w:cs="Dana Light" w:ascii="Dana Light" w:hAnsi="Dana Light"/>
+          <w:b w:val="false"/>
+          <w:i w:val="false"/>
+          <w:color w:val="4D4D4D"/>
+          <w:sz w:val="16"/>
+          <w:szCs w:val="16"/>
+          <w:rtl w:val="true"/>
+        </w:rPr>
+        <w:t xml:space="preserve">·  </w:t>
+      </w:r>
+      <w:r>
+        <w:rPr>
+          <w:rFonts w:ascii="Dana Light" w:hAnsi="Dana Light" w:cs="Dana Light"/>
+          <w:b w:val="false"/>
+          <w:b w:val="false"/>
+          <w:i w:val="false"/>
+          <w:i w:val="false"/>
+          <w:color w:val="4D4D4D"/>
+          <w:sz w:val="16"/>
+          <w:sz w:val="16"/>
+          <w:szCs w:val="16"/>
+          <w:rtl w:val="true"/>
+        </w:rPr>
+        <w:t xml:space="preserve">استدلال کلامی </w:t>
+      </w:r>
+      <w:r>
+        <w:rPr>
+          <w:rFonts w:ascii="Dana Light" w:hAnsi="Dana Light" w:cs="Dana Light"/>
+          <w:b w:val="false"/>
+          <w:b w:val="false"/>
+          <w:i w:val="false"/>
+          <w:i w:val="false"/>
+          <w:color w:val="4D4D4D"/>
+          <w:sz w:val="16"/>
+          <w:sz w:val="16"/>
+          <w:szCs w:val="16"/>
+        </w:rPr>
+        <w:t>۱۶۶</w:t>
+      </w:r>
+      <w:r>
+        <w:rPr>
+          <w:rFonts w:ascii="Dana Light" w:hAnsi="Dana Light" w:cs="Dana Light"/>
+          <w:b w:val="false"/>
+          <w:b w:val="false"/>
+          <w:i w:val="false"/>
+          <w:i w:val="false"/>
+          <w:color w:val="4D4D4D"/>
+          <w:sz w:val="16"/>
+          <w:sz w:val="16"/>
+          <w:szCs w:val="16"/>
+          <w:rtl w:val="true"/>
+        </w:rPr>
+        <w:t xml:space="preserve"> از </w:t>
+      </w:r>
+      <w:r>
+        <w:rPr>
+          <w:rFonts w:ascii="Dana Light" w:hAnsi="Dana Light" w:cs="Dana Light"/>
+          <w:b w:val="false"/>
+          <w:b w:val="false"/>
+          <w:i w:val="false"/>
+          <w:i w:val="false"/>
+          <w:color w:val="4D4D4D"/>
+          <w:sz w:val="16"/>
+          <w:sz w:val="16"/>
+          <w:szCs w:val="16"/>
+        </w:rPr>
+        <w:t>۱۷۰</w:t>
+      </w:r>
+      <w:r>
+        <w:rPr>
+          <w:rFonts w:ascii="Dana Light" w:hAnsi="Dana Light" w:cs="Dana Light"/>
+          <w:b w:val="false"/>
+          <w:b w:val="false"/>
+          <w:i w:val="false"/>
+          <w:i w:val="false"/>
+          <w:color w:val="4D4D4D"/>
+          <w:sz w:val="16"/>
+          <w:sz w:val="16"/>
+          <w:szCs w:val="16"/>
+          <w:rtl w:val="true"/>
+        </w:rPr>
+        <w:t xml:space="preserve"> </w:t>
+      </w:r>
+      <w:r>
+        <w:rPr>
+          <w:rFonts w:cs="Dana Light" w:ascii="Dana Light" w:hAnsi="Dana Light"/>
+          <w:b w:val="false"/>
+          <w:i w:val="false"/>
+          <w:color w:val="4D4D4D"/>
+          <w:sz w:val="16"/>
+          <w:szCs w:val="16"/>
+          <w:rtl w:val="true"/>
+        </w:rPr>
+        <w:t xml:space="preserve">· </w:t>
+      </w:r>
+      <w:r>
+        <w:rPr>
+          <w:rFonts w:ascii="Dana Light" w:hAnsi="Dana Light" w:cs="Dana Light"/>
+          <w:b w:val="false"/>
+          <w:b w:val="false"/>
+          <w:i w:val="false"/>
+          <w:i w:val="false"/>
+          <w:color w:val="4D4D4D"/>
+          <w:sz w:val="16"/>
+          <w:sz w:val="16"/>
+          <w:szCs w:val="16"/>
+          <w:rtl w:val="true"/>
+        </w:rPr>
+        <w:t xml:space="preserve">استدلال کمّی </w:t>
+      </w:r>
+      <w:r>
+        <w:rPr>
+          <w:rFonts w:ascii="Dana Light" w:hAnsi="Dana Light" w:cs="Dana Light"/>
+          <w:b w:val="false"/>
+          <w:b w:val="false"/>
+          <w:i w:val="false"/>
+          <w:i w:val="false"/>
+          <w:color w:val="4D4D4D"/>
+          <w:sz w:val="16"/>
+          <w:sz w:val="16"/>
+          <w:szCs w:val="16"/>
+        </w:rPr>
+        <w:t>۱۶۶</w:t>
+      </w:r>
+      <w:r>
+        <w:rPr>
+          <w:rFonts w:ascii="Dana Light" w:hAnsi="Dana Light" w:cs="Dana Light"/>
+          <w:b w:val="false"/>
+          <w:b w:val="false"/>
+          <w:i w:val="false"/>
+          <w:i w:val="false"/>
+          <w:color w:val="4D4D4D"/>
+          <w:sz w:val="16"/>
+          <w:sz w:val="16"/>
+          <w:szCs w:val="16"/>
+          <w:rtl w:val="true"/>
+        </w:rPr>
+        <w:t xml:space="preserve"> از </w:t>
+      </w:r>
+      <w:r>
+        <w:rPr>
+          <w:rFonts w:ascii="Dana Light" w:hAnsi="Dana Light" w:cs="Dana Light"/>
+          <w:b w:val="false"/>
+          <w:b w:val="false"/>
+          <w:i w:val="false"/>
+          <w:i w:val="false"/>
+          <w:color w:val="4D4D4D"/>
+          <w:sz w:val="16"/>
+          <w:sz w:val="16"/>
+          <w:szCs w:val="16"/>
+        </w:rPr>
+        <w:t>۱۷۰</w:t>
+      </w:r>
+      <w:r>
+        <w:rPr>
+          <w:rFonts w:ascii="Dana Light" w:hAnsi="Dana Light" w:cs="Dana Light"/>
+          <w:b w:val="false"/>
+          <w:b w:val="false"/>
+          <w:i w:val="false"/>
+          <w:i w:val="false"/>
+          <w:color w:val="4D4D4D"/>
+          <w:sz w:val="16"/>
+          <w:sz w:val="16"/>
+          <w:szCs w:val="16"/>
+          <w:rtl w:val="true"/>
+        </w:rPr>
+        <w:t xml:space="preserve"> </w:t>
+      </w:r>
+      <w:r>
+        <w:rPr>
+          <w:rFonts w:cs="Dana Light" w:ascii="Dana Light" w:hAnsi="Dana Light"/>
+          <w:b w:val="false"/>
+          <w:i w:val="false"/>
+          <w:color w:val="4D4D4D"/>
+          <w:sz w:val="16"/>
+          <w:szCs w:val="16"/>
+          <w:rtl w:val="true"/>
+        </w:rPr>
+        <w:t xml:space="preserve">· </w:t>
+      </w:r>
+      <w:r>
+        <w:rPr>
+          <w:rFonts w:ascii="Dana Light" w:hAnsi="Dana Light" w:cs="Dana Light"/>
+          <w:b w:val="false"/>
+          <w:b w:val="false"/>
+          <w:i w:val="false"/>
+          <w:i w:val="false"/>
+          <w:color w:val="4D4D4D"/>
+          <w:sz w:val="16"/>
+          <w:sz w:val="16"/>
+          <w:szCs w:val="16"/>
+          <w:rtl w:val="true"/>
+        </w:rPr>
+        <w:t xml:space="preserve">نگارش تحلیلی </w:t>
+      </w:r>
+      <w:r>
+        <w:rPr>
+          <w:rFonts w:ascii="Dana Light" w:hAnsi="Dana Light" w:cs="Dana Light"/>
+          <w:b w:val="false"/>
+          <w:b w:val="false"/>
+          <w:i w:val="false"/>
+          <w:i w:val="false"/>
+          <w:color w:val="4D4D4D"/>
+          <w:sz w:val="16"/>
+          <w:sz w:val="16"/>
+          <w:szCs w:val="16"/>
+        </w:rPr>
+        <w:t>۴</w:t>
+      </w:r>
+      <w:r>
+        <w:rPr>
+          <w:rFonts w:cs="Dana Light" w:ascii="Dana Light" w:hAnsi="Dana Light"/>
+          <w:b w:val="false"/>
+          <w:i w:val="false"/>
+          <w:color w:val="4D4D4D"/>
+          <w:sz w:val="16"/>
+          <w:szCs w:val="16"/>
+        </w:rPr>
+        <w:t>.</w:t>
+      </w:r>
+      <w:r>
+        <w:rPr>
+          <w:rFonts w:ascii="Dana Light" w:hAnsi="Dana Light" w:cs="Dana Light"/>
+          <w:b w:val="false"/>
+          <w:b w:val="false"/>
+          <w:i w:val="false"/>
+          <w:i w:val="false"/>
+          <w:color w:val="4D4D4D"/>
+          <w:sz w:val="16"/>
+          <w:sz w:val="16"/>
+          <w:szCs w:val="16"/>
+        </w:rPr>
+        <w:t>۰</w:t>
+      </w:r>
+      <w:r>
+        <w:rPr>
+          <w:rFonts w:ascii="Dana Light" w:hAnsi="Dana Light" w:cs="Dana Light"/>
+          <w:b w:val="false"/>
+          <w:b w:val="false"/>
+          <w:i w:val="false"/>
+          <w:i w:val="false"/>
+          <w:color w:val="4D4D4D"/>
+          <w:sz w:val="16"/>
+          <w:sz w:val="16"/>
+          <w:szCs w:val="16"/>
+          <w:rtl w:val="true"/>
+        </w:rPr>
+        <w:t xml:space="preserve"> از </w:t>
+      </w:r>
+      <w:r>
+        <w:rPr>
+          <w:rFonts w:ascii="Dana Light" w:hAnsi="Dana Light" w:cs="Dana Light"/>
+          <w:b w:val="false"/>
+          <w:b w:val="false"/>
+          <w:i w:val="false"/>
+          <w:i w:val="false"/>
+          <w:color w:val="4D4D4D"/>
+          <w:sz w:val="16"/>
+          <w:sz w:val="16"/>
+          <w:szCs w:val="16"/>
+        </w:rPr>
+        <w:t>۶</w:t>
+      </w:r>
+      <w:r>
+        <w:rPr>
+          <w:rFonts w:cs="Dana Light" w:ascii="Dana Light" w:hAnsi="Dana Light"/>
+          <w:b w:val="false"/>
+          <w:i w:val="false"/>
+          <w:color w:val="4D4D4D"/>
+          <w:sz w:val="16"/>
+          <w:szCs w:val="16"/>
+        </w:rPr>
+        <w:t>.</w:t>
+      </w:r>
+      <w:r>
+        <w:rPr>
+          <w:rFonts w:ascii="Dana Light" w:hAnsi="Dana Light" w:cs="Dana Light"/>
+          <w:b w:val="false"/>
+          <w:b w:val="false"/>
+          <w:i w:val="false"/>
+          <w:i w:val="false"/>
+          <w:color w:val="4D4D4D"/>
+          <w:sz w:val="16"/>
+          <w:sz w:val="16"/>
+          <w:szCs w:val="16"/>
+        </w:rPr>
+        <w:t>۰</w:t>
+      </w:r>
+      <w:r>
+        <w:rPr>
+          <w:rFonts w:ascii="Dana Light" w:hAnsi="Dana Light" w:cs="Dana Light"/>
+          <w:b w:val="false"/>
+          <w:b w:val="false"/>
+          <w:i w:val="false"/>
+          <w:i w:val="false"/>
+          <w:color w:val="4D4D4D"/>
+          <w:sz w:val="16"/>
+          <w:sz w:val="16"/>
+          <w:szCs w:val="16"/>
+          <w:rtl w:val="true"/>
+        </w:rPr>
+        <w:t xml:space="preserve"> </w:t>
+      </w:r>
+      <w:r>
+        <w:rPr>
+          <w:rFonts w:cs="Dana Light" w:ascii="Dana Light" w:hAnsi="Dana Light"/>
+          <w:b w:val="false"/>
+          <w:i w:val="false"/>
+          <w:color w:val="4D4D4D"/>
+          <w:sz w:val="16"/>
+          <w:szCs w:val="16"/>
+          <w:rtl w:val="true"/>
+        </w:rPr>
+        <w:t>(</w:t>
+      </w:r>
+      <w:r>
+        <w:rPr>
+          <w:rFonts w:ascii="Dana Light" w:hAnsi="Dana Light" w:cs="Dana Light"/>
+          <w:b w:val="false"/>
+          <w:b w:val="false"/>
+          <w:i w:val="false"/>
+          <w:i w:val="false"/>
+          <w:color w:val="4D4D4D"/>
+          <w:sz w:val="16"/>
+          <w:sz w:val="16"/>
+          <w:szCs w:val="16"/>
+          <w:rtl w:val="true"/>
+        </w:rPr>
+        <w:t xml:space="preserve">صدک </w:t>
+      </w:r>
+      <w:r>
+        <w:rPr>
+          <w:rFonts w:ascii="Dana Light" w:hAnsi="Dana Light" w:cs="Dana Light"/>
+          <w:b w:val="false"/>
+          <w:b w:val="false"/>
+          <w:i w:val="false"/>
+          <w:i w:val="false"/>
+          <w:color w:val="4D4D4D"/>
+          <w:sz w:val="16"/>
+          <w:sz w:val="16"/>
+          <w:szCs w:val="16"/>
+        </w:rPr>
+        <w:t>۶۳</w:t>
+      </w:r>
+      <w:r>
+        <w:rPr>
+          <w:rFonts w:cs="Dana Light" w:ascii="Dana Light" w:hAnsi="Dana Light"/>
+          <w:b w:val="false"/>
+          <w:i w:val="false"/>
+          <w:color w:val="4D4D4D"/>
+          <w:sz w:val="16"/>
+          <w:szCs w:val="16"/>
+          <w:rtl w:val="true"/>
+        </w:rPr>
+        <w:t>)</w:t>
       </w:r>
     </w:p>
     <w:p>
@@ -5478,153 +6163,497 @@
       </w:pPr>
       <w:r>
         <w:rPr>
-          <w:rFonts w:ascii="Dana" w:hAnsi="Dana"/>
-          <w:b w:val="false"/>
-          <w:b w:val="false"/>
-          <w:i w:val="false"/>
-          <w:i w:val="false"/>
-          <w:color w:val="1A1A1A"/>
-          <w:sz w:val="21"/>
-          <w:sz w:val="21"/>
-          <w:szCs w:val="21"/>
-          <w:rtl w:val="true"/>
-        </w:rPr>
-        <w:t xml:space="preserve">فارسی </w:t>
-      </w:r>
-      <w:r>
-        <w:rPr>
-          <w:rFonts w:cs="Dana"/>
-          <w:b w:val="false"/>
-          <w:i w:val="false"/>
-          <w:color w:val="1A1A1A"/>
-          <w:sz w:val="21"/>
-          <w:szCs w:val="21"/>
-          <w:rtl w:val="true"/>
-        </w:rPr>
-        <w:t xml:space="preserve">- </w:t>
-      </w:r>
-      <w:r>
-        <w:rPr>
-          <w:rFonts w:ascii="Dana" w:hAnsi="Dana"/>
-          <w:b w:val="false"/>
-          <w:b w:val="false"/>
-          <w:i w:val="false"/>
-          <w:i w:val="false"/>
-          <w:color w:val="1A1A1A"/>
-          <w:sz w:val="21"/>
-          <w:sz w:val="21"/>
-          <w:szCs w:val="21"/>
-          <w:rtl w:val="true"/>
-        </w:rPr>
-        <w:t xml:space="preserve">زبان مادری   </w:t>
-      </w:r>
-      <w:r>
-        <w:rPr>
-          <w:rFonts w:cs="Dana"/>
-          <w:b w:val="false"/>
-          <w:i w:val="false"/>
-          <w:color w:val="1A1A1A"/>
-          <w:sz w:val="21"/>
-          <w:szCs w:val="21"/>
-          <w:rtl w:val="true"/>
-        </w:rPr>
-        <w:t xml:space="preserve">|   </w:t>
-      </w:r>
-      <w:r>
-        <w:rPr>
-          <w:rFonts w:ascii="Dana" w:hAnsi="Dana"/>
-          <w:b w:val="false"/>
-          <w:b w:val="false"/>
-          <w:i w:val="false"/>
-          <w:i w:val="false"/>
-          <w:color w:val="1A1A1A"/>
-          <w:sz w:val="21"/>
-          <w:sz w:val="21"/>
-          <w:szCs w:val="21"/>
-          <w:rtl w:val="true"/>
-        </w:rPr>
-        <w:t xml:space="preserve">انگلیسی </w:t>
-      </w:r>
-      <w:r>
-        <w:rPr>
-          <w:rFonts w:cs="Dana"/>
-          <w:b w:val="false"/>
-          <w:i w:val="false"/>
-          <w:color w:val="1A1A1A"/>
-          <w:sz w:val="21"/>
-          <w:szCs w:val="21"/>
-          <w:rtl w:val="true"/>
-        </w:rPr>
-        <w:t xml:space="preserve">- </w:t>
-      </w:r>
-      <w:r>
-        <w:rPr>
-          <w:rFonts w:ascii="Dana" w:hAnsi="Dana"/>
-          <w:b w:val="false"/>
-          <w:b w:val="false"/>
-          <w:i w:val="false"/>
-          <w:i w:val="false"/>
-          <w:color w:val="1A1A1A"/>
-          <w:sz w:val="21"/>
-          <w:sz w:val="21"/>
-          <w:szCs w:val="21"/>
-          <w:rtl w:val="true"/>
-        </w:rPr>
-        <w:t xml:space="preserve">توانایی کاری حرفه‌ای   </w:t>
-      </w:r>
-      <w:r>
-        <w:rPr>
-          <w:rFonts w:cs="Dana"/>
-          <w:b w:val="false"/>
-          <w:i w:val="false"/>
-          <w:color w:val="1A1A1A"/>
-          <w:sz w:val="21"/>
-          <w:szCs w:val="21"/>
-          <w:rtl w:val="true"/>
-        </w:rPr>
-        <w:t xml:space="preserve">|   </w:t>
-      </w:r>
-      <w:r>
-        <w:rPr>
-          <w:rFonts w:ascii="Dana" w:hAnsi="Dana"/>
-          <w:b w:val="false"/>
-          <w:b w:val="false"/>
-          <w:i w:val="false"/>
-          <w:i w:val="false"/>
-          <w:color w:val="1A1A1A"/>
-          <w:sz w:val="21"/>
-          <w:sz w:val="21"/>
-          <w:szCs w:val="21"/>
-          <w:rtl w:val="true"/>
-        </w:rPr>
-        <w:t xml:space="preserve">فرانسوی </w:t>
-      </w:r>
-      <w:r>
-        <w:rPr>
-          <w:rFonts w:cs="Dana"/>
-          <w:b w:val="false"/>
-          <w:i w:val="false"/>
-          <w:color w:val="1A1A1A"/>
-          <w:sz w:val="21"/>
-          <w:szCs w:val="21"/>
-          <w:rtl w:val="true"/>
-        </w:rPr>
-        <w:t xml:space="preserve">- </w:t>
-      </w:r>
-      <w:r>
-        <w:rPr>
-          <w:rFonts w:ascii="Dana" w:hAnsi="Dana"/>
-          <w:b w:val="false"/>
-          <w:b w:val="false"/>
-          <w:i w:val="false"/>
-          <w:i w:val="false"/>
-          <w:color w:val="1A1A1A"/>
-          <w:sz w:val="21"/>
-          <w:sz w:val="21"/>
-          <w:szCs w:val="21"/>
-          <w:rtl w:val="true"/>
-        </w:rPr>
-        <w:t>در حال یادگیری</w:t>
+          <w:rFonts w:ascii="Dana DemiBold" w:hAnsi="Dana DemiBold" w:cs="Dana DemiBold"/>
+          <w:b w:val="false"/>
+          <w:b w:val="false"/>
+          <w:i w:val="false"/>
+          <w:i w:val="false"/>
+          <w:color w:val="4D4D4D"/>
+          <w:sz w:val="16"/>
+          <w:sz w:val="16"/>
+          <w:szCs w:val="16"/>
+          <w:rtl w:val="true"/>
+        </w:rPr>
+        <w:t xml:space="preserve">آزمون </w:t>
+      </w:r>
+      <w:r>
+        <w:rPr>
+          <w:rFonts w:cs="Dana DemiBold" w:ascii="Dana DemiBold" w:hAnsi="Dana DemiBold"/>
+          <w:b w:val="false"/>
+          <w:i w:val="false"/>
+          <w:color w:val="4D4D4D"/>
+          <w:sz w:val="16"/>
+          <w:szCs w:val="16"/>
+        </w:rPr>
+        <w:t xml:space="preserve">TOEFL iBT  </w:t>
+      </w:r>
+      <w:r>
+        <w:rPr>
+          <w:rFonts w:ascii="Dana Light" w:hAnsi="Dana Light" w:cs="Dana Light"/>
+          <w:b w:val="false"/>
+          <w:b w:val="false"/>
+          <w:i w:val="false"/>
+          <w:i w:val="false"/>
+          <w:color w:val="4D4D4D"/>
+          <w:sz w:val="16"/>
+          <w:sz w:val="16"/>
+          <w:szCs w:val="16"/>
+        </w:rPr>
+        <w:t>۱۲</w:t>
+      </w:r>
+      <w:r>
+        <w:rPr>
+          <w:rFonts w:ascii="Dana Light" w:hAnsi="Dana Light" w:cs="Dana Light"/>
+          <w:b w:val="false"/>
+          <w:b w:val="false"/>
+          <w:i w:val="false"/>
+          <w:i w:val="false"/>
+          <w:color w:val="4D4D4D"/>
+          <w:sz w:val="16"/>
+          <w:sz w:val="16"/>
+          <w:szCs w:val="16"/>
+          <w:rtl w:val="true"/>
+        </w:rPr>
+        <w:t xml:space="preserve"> دی </w:t>
+      </w:r>
+      <w:r>
+        <w:rPr>
+          <w:rFonts w:ascii="Dana Light" w:hAnsi="Dana Light" w:cs="Dana Light"/>
+          <w:b w:val="false"/>
+          <w:b w:val="false"/>
+          <w:i w:val="false"/>
+          <w:i w:val="false"/>
+          <w:color w:val="4D4D4D"/>
+          <w:sz w:val="16"/>
+          <w:sz w:val="16"/>
+          <w:szCs w:val="16"/>
+        </w:rPr>
+        <w:t>۱۴۰۳</w:t>
+      </w:r>
+      <w:r>
+        <w:rPr>
+          <w:rFonts w:ascii="Dana Light" w:hAnsi="Dana Light" w:cs="Dana Light"/>
+          <w:b w:val="false"/>
+          <w:b w:val="false"/>
+          <w:i w:val="false"/>
+          <w:i w:val="false"/>
+          <w:color w:val="4D4D4D"/>
+          <w:sz w:val="16"/>
+          <w:sz w:val="16"/>
+          <w:szCs w:val="16"/>
+          <w:rtl w:val="true"/>
+        </w:rPr>
+        <w:t xml:space="preserve">  </w:t>
+      </w:r>
+      <w:r>
+        <w:rPr>
+          <w:rFonts w:cs="Dana Light" w:ascii="Dana Light" w:hAnsi="Dana Light"/>
+          <w:b w:val="false"/>
+          <w:i w:val="false"/>
+          <w:color w:val="4D4D4D"/>
+          <w:sz w:val="16"/>
+          <w:szCs w:val="16"/>
+          <w:rtl w:val="true"/>
+        </w:rPr>
+        <w:t xml:space="preserve">·  </w:t>
+      </w:r>
+      <w:r>
+        <w:rPr>
+          <w:rFonts w:ascii="Dana Light" w:hAnsi="Dana Light" w:cs="Dana Light"/>
+          <w:b w:val="false"/>
+          <w:b w:val="false"/>
+          <w:i w:val="false"/>
+          <w:i w:val="false"/>
+          <w:color w:val="4D4D4D"/>
+          <w:sz w:val="16"/>
+          <w:sz w:val="16"/>
+          <w:szCs w:val="16"/>
+          <w:rtl w:val="true"/>
+        </w:rPr>
+        <w:t xml:space="preserve">نمره کل </w:t>
+      </w:r>
+      <w:r>
+        <w:rPr>
+          <w:rFonts w:ascii="Dana Light" w:hAnsi="Dana Light" w:cs="Dana Light"/>
+          <w:b w:val="false"/>
+          <w:b w:val="false"/>
+          <w:i w:val="false"/>
+          <w:i w:val="false"/>
+          <w:color w:val="4D4D4D"/>
+          <w:sz w:val="16"/>
+          <w:sz w:val="16"/>
+          <w:szCs w:val="16"/>
+        </w:rPr>
+        <w:t>۱۰۲</w:t>
+      </w:r>
+      <w:r>
+        <w:rPr>
+          <w:rFonts w:ascii="Dana Light" w:hAnsi="Dana Light" w:cs="Dana Light"/>
+          <w:b w:val="false"/>
+          <w:b w:val="false"/>
+          <w:i w:val="false"/>
+          <w:i w:val="false"/>
+          <w:color w:val="4D4D4D"/>
+          <w:sz w:val="16"/>
+          <w:sz w:val="16"/>
+          <w:szCs w:val="16"/>
+          <w:rtl w:val="true"/>
+        </w:rPr>
+        <w:t xml:space="preserve"> از </w:t>
+      </w:r>
+      <w:r>
+        <w:rPr>
+          <w:rFonts w:ascii="Dana Light" w:hAnsi="Dana Light" w:cs="Dana Light"/>
+          <w:b w:val="false"/>
+          <w:b w:val="false"/>
+          <w:i w:val="false"/>
+          <w:i w:val="false"/>
+          <w:color w:val="4D4D4D"/>
+          <w:sz w:val="16"/>
+          <w:sz w:val="16"/>
+          <w:szCs w:val="16"/>
+        </w:rPr>
+        <w:t>۱۲۰</w:t>
+      </w:r>
+      <w:r>
+        <w:rPr>
+          <w:rFonts w:ascii="Dana Light" w:hAnsi="Dana Light" w:cs="Dana Light"/>
+          <w:b w:val="false"/>
+          <w:b w:val="false"/>
+          <w:i w:val="false"/>
+          <w:i w:val="false"/>
+          <w:color w:val="4D4D4D"/>
+          <w:sz w:val="16"/>
+          <w:sz w:val="16"/>
+          <w:szCs w:val="16"/>
+          <w:rtl w:val="true"/>
+        </w:rPr>
+        <w:t xml:space="preserve"> </w:t>
+      </w:r>
+      <w:r>
+        <w:rPr>
+          <w:rFonts w:cs="Dana Light" w:ascii="Dana Light" w:hAnsi="Dana Light"/>
+          <w:b w:val="false"/>
+          <w:i w:val="false"/>
+          <w:color w:val="4D4D4D"/>
+          <w:sz w:val="16"/>
+          <w:szCs w:val="16"/>
+          <w:rtl w:val="true"/>
+        </w:rPr>
+        <w:t xml:space="preserve">· </w:t>
+      </w:r>
+      <w:r>
+        <w:rPr>
+          <w:rFonts w:ascii="Dana Light" w:hAnsi="Dana Light" w:cs="Dana Light"/>
+          <w:b w:val="false"/>
+          <w:b w:val="false"/>
+          <w:i w:val="false"/>
+          <w:i w:val="false"/>
+          <w:color w:val="4D4D4D"/>
+          <w:sz w:val="16"/>
+          <w:sz w:val="16"/>
+          <w:szCs w:val="16"/>
+          <w:rtl w:val="true"/>
+        </w:rPr>
+        <w:t xml:space="preserve">درک مطلب </w:t>
+      </w:r>
+      <w:r>
+        <w:rPr>
+          <w:rFonts w:ascii="Dana Light" w:hAnsi="Dana Light" w:cs="Dana Light"/>
+          <w:b w:val="false"/>
+          <w:b w:val="false"/>
+          <w:i w:val="false"/>
+          <w:i w:val="false"/>
+          <w:color w:val="4D4D4D"/>
+          <w:sz w:val="16"/>
+          <w:sz w:val="16"/>
+          <w:szCs w:val="16"/>
+        </w:rPr>
+        <w:t>۳۰</w:t>
+      </w:r>
+      <w:r>
+        <w:rPr>
+          <w:rFonts w:ascii="Dana Light" w:hAnsi="Dana Light" w:cs="Dana Light"/>
+          <w:b w:val="false"/>
+          <w:b w:val="false"/>
+          <w:i w:val="false"/>
+          <w:i w:val="false"/>
+          <w:color w:val="4D4D4D"/>
+          <w:sz w:val="16"/>
+          <w:sz w:val="16"/>
+          <w:szCs w:val="16"/>
+          <w:rtl w:val="true"/>
+        </w:rPr>
+        <w:t xml:space="preserve"> از </w:t>
+      </w:r>
+      <w:r>
+        <w:rPr>
+          <w:rFonts w:ascii="Dana Light" w:hAnsi="Dana Light" w:cs="Dana Light"/>
+          <w:b w:val="false"/>
+          <w:b w:val="false"/>
+          <w:i w:val="false"/>
+          <w:i w:val="false"/>
+          <w:color w:val="4D4D4D"/>
+          <w:sz w:val="16"/>
+          <w:sz w:val="16"/>
+          <w:szCs w:val="16"/>
+        </w:rPr>
+        <w:t>۳۰</w:t>
+      </w:r>
+      <w:r>
+        <w:rPr>
+          <w:rFonts w:ascii="Dana Light" w:hAnsi="Dana Light" w:cs="Dana Light"/>
+          <w:b w:val="false"/>
+          <w:b w:val="false"/>
+          <w:i w:val="false"/>
+          <w:i w:val="false"/>
+          <w:color w:val="4D4D4D"/>
+          <w:sz w:val="16"/>
+          <w:sz w:val="16"/>
+          <w:szCs w:val="16"/>
+          <w:rtl w:val="true"/>
+        </w:rPr>
+        <w:t xml:space="preserve"> </w:t>
+      </w:r>
+      <w:r>
+        <w:rPr>
+          <w:rFonts w:cs="Dana Light" w:ascii="Dana Light" w:hAnsi="Dana Light"/>
+          <w:b w:val="false"/>
+          <w:i w:val="false"/>
+          <w:color w:val="4D4D4D"/>
+          <w:sz w:val="16"/>
+          <w:szCs w:val="16"/>
+          <w:rtl w:val="true"/>
+        </w:rPr>
+        <w:t xml:space="preserve">· </w:t>
+      </w:r>
+      <w:r>
+        <w:rPr>
+          <w:rFonts w:ascii="Dana Light" w:hAnsi="Dana Light" w:cs="Dana Light"/>
+          <w:b w:val="false"/>
+          <w:b w:val="false"/>
+          <w:i w:val="false"/>
+          <w:i w:val="false"/>
+          <w:color w:val="4D4D4D"/>
+          <w:sz w:val="16"/>
+          <w:sz w:val="16"/>
+          <w:szCs w:val="16"/>
+          <w:rtl w:val="true"/>
+        </w:rPr>
+        <w:t xml:space="preserve">شنیداری </w:t>
+      </w:r>
+      <w:r>
+        <w:rPr>
+          <w:rFonts w:ascii="Dana Light" w:hAnsi="Dana Light" w:cs="Dana Light"/>
+          <w:b w:val="false"/>
+          <w:b w:val="false"/>
+          <w:i w:val="false"/>
+          <w:i w:val="false"/>
+          <w:color w:val="4D4D4D"/>
+          <w:sz w:val="16"/>
+          <w:sz w:val="16"/>
+          <w:szCs w:val="16"/>
+        </w:rPr>
+        <w:t>۲۷</w:t>
+      </w:r>
+      <w:r>
+        <w:rPr>
+          <w:rFonts w:ascii="Dana Light" w:hAnsi="Dana Light" w:cs="Dana Light"/>
+          <w:b w:val="false"/>
+          <w:b w:val="false"/>
+          <w:i w:val="false"/>
+          <w:i w:val="false"/>
+          <w:color w:val="4D4D4D"/>
+          <w:sz w:val="16"/>
+          <w:sz w:val="16"/>
+          <w:szCs w:val="16"/>
+          <w:rtl w:val="true"/>
+        </w:rPr>
+        <w:t xml:space="preserve"> از </w:t>
+      </w:r>
+      <w:r>
+        <w:rPr>
+          <w:rFonts w:ascii="Dana Light" w:hAnsi="Dana Light" w:cs="Dana Light"/>
+          <w:b w:val="false"/>
+          <w:b w:val="false"/>
+          <w:i w:val="false"/>
+          <w:i w:val="false"/>
+          <w:color w:val="4D4D4D"/>
+          <w:sz w:val="16"/>
+          <w:sz w:val="16"/>
+          <w:szCs w:val="16"/>
+        </w:rPr>
+        <w:t>۳۰</w:t>
+      </w:r>
+      <w:r>
+        <w:rPr>
+          <w:rFonts w:ascii="Dana Light" w:hAnsi="Dana Light" w:cs="Dana Light"/>
+          <w:b w:val="false"/>
+          <w:b w:val="false"/>
+          <w:i w:val="false"/>
+          <w:i w:val="false"/>
+          <w:color w:val="4D4D4D"/>
+          <w:sz w:val="16"/>
+          <w:sz w:val="16"/>
+          <w:szCs w:val="16"/>
+          <w:rtl w:val="true"/>
+        </w:rPr>
+        <w:t xml:space="preserve"> </w:t>
+      </w:r>
+      <w:r>
+        <w:rPr>
+          <w:rFonts w:cs="Dana Light" w:ascii="Dana Light" w:hAnsi="Dana Light"/>
+          <w:b w:val="false"/>
+          <w:i w:val="false"/>
+          <w:color w:val="4D4D4D"/>
+          <w:sz w:val="16"/>
+          <w:szCs w:val="16"/>
+          <w:rtl w:val="true"/>
+        </w:rPr>
+        <w:t xml:space="preserve">· </w:t>
+      </w:r>
+      <w:r>
+        <w:rPr>
+          <w:rFonts w:ascii="Dana Light" w:hAnsi="Dana Light" w:cs="Dana Light"/>
+          <w:b w:val="false"/>
+          <w:b w:val="false"/>
+          <w:i w:val="false"/>
+          <w:i w:val="false"/>
+          <w:color w:val="4D4D4D"/>
+          <w:sz w:val="16"/>
+          <w:sz w:val="16"/>
+          <w:szCs w:val="16"/>
+          <w:rtl w:val="true"/>
+        </w:rPr>
+        <w:t xml:space="preserve">نگارش </w:t>
+      </w:r>
+      <w:r>
+        <w:rPr>
+          <w:rFonts w:ascii="Dana Light" w:hAnsi="Dana Light" w:cs="Dana Light"/>
+          <w:b w:val="false"/>
+          <w:b w:val="false"/>
+          <w:i w:val="false"/>
+          <w:i w:val="false"/>
+          <w:color w:val="4D4D4D"/>
+          <w:sz w:val="16"/>
+          <w:sz w:val="16"/>
+          <w:szCs w:val="16"/>
+        </w:rPr>
+        <w:t>۲۸</w:t>
+      </w:r>
+      <w:r>
+        <w:rPr>
+          <w:rFonts w:ascii="Dana Light" w:hAnsi="Dana Light" w:cs="Dana Light"/>
+          <w:b w:val="false"/>
+          <w:b w:val="false"/>
+          <w:i w:val="false"/>
+          <w:i w:val="false"/>
+          <w:color w:val="4D4D4D"/>
+          <w:sz w:val="16"/>
+          <w:sz w:val="16"/>
+          <w:szCs w:val="16"/>
+          <w:rtl w:val="true"/>
+        </w:rPr>
+        <w:t xml:space="preserve"> از </w:t>
+      </w:r>
+      <w:r>
+        <w:rPr>
+          <w:rFonts w:ascii="Dana Light" w:hAnsi="Dana Light" w:cs="Dana Light"/>
+          <w:b w:val="false"/>
+          <w:b w:val="false"/>
+          <w:i w:val="false"/>
+          <w:i w:val="false"/>
+          <w:color w:val="4D4D4D"/>
+          <w:sz w:val="16"/>
+          <w:sz w:val="16"/>
+          <w:szCs w:val="16"/>
+        </w:rPr>
+        <w:t>۳۰</w:t>
+      </w:r>
+      <w:r>
+        <w:rPr>
+          <w:rFonts w:ascii="Dana Light" w:hAnsi="Dana Light" w:cs="Dana Light"/>
+          <w:b w:val="false"/>
+          <w:b w:val="false"/>
+          <w:i w:val="false"/>
+          <w:i w:val="false"/>
+          <w:color w:val="4D4D4D"/>
+          <w:sz w:val="16"/>
+          <w:sz w:val="16"/>
+          <w:szCs w:val="16"/>
+          <w:rtl w:val="true"/>
+        </w:rPr>
+        <w:t xml:space="preserve"> </w:t>
+      </w:r>
+      <w:r>
+        <w:rPr>
+          <w:rFonts w:cs="Dana Light" w:ascii="Dana Light" w:hAnsi="Dana Light"/>
+          <w:b w:val="false"/>
+          <w:i w:val="false"/>
+          <w:color w:val="4D4D4D"/>
+          <w:sz w:val="16"/>
+          <w:szCs w:val="16"/>
+          <w:rtl w:val="true"/>
+        </w:rPr>
+        <w:t xml:space="preserve">· </w:t>
+      </w:r>
+      <w:r>
+        <w:rPr>
+          <w:rFonts w:ascii="Dana Light" w:hAnsi="Dana Light" w:cs="Dana Light"/>
+          <w:b w:val="false"/>
+          <w:b w:val="false"/>
+          <w:i w:val="false"/>
+          <w:i w:val="false"/>
+          <w:color w:val="4D4D4D"/>
+          <w:sz w:val="16"/>
+          <w:sz w:val="16"/>
+          <w:szCs w:val="16"/>
+          <w:rtl w:val="true"/>
+        </w:rPr>
+        <w:t xml:space="preserve">مکالمه </w:t>
+      </w:r>
+      <w:r>
+        <w:rPr>
+          <w:rFonts w:ascii="Dana Light" w:hAnsi="Dana Light" w:cs="Dana Light"/>
+          <w:b w:val="false"/>
+          <w:b w:val="false"/>
+          <w:i w:val="false"/>
+          <w:i w:val="false"/>
+          <w:color w:val="4D4D4D"/>
+          <w:sz w:val="16"/>
+          <w:sz w:val="16"/>
+          <w:szCs w:val="16"/>
+        </w:rPr>
+        <w:t>۱۷</w:t>
+      </w:r>
+      <w:r>
+        <w:rPr>
+          <w:rFonts w:ascii="Dana Light" w:hAnsi="Dana Light" w:cs="Dana Light"/>
+          <w:b w:val="false"/>
+          <w:b w:val="false"/>
+          <w:i w:val="false"/>
+          <w:i w:val="false"/>
+          <w:color w:val="4D4D4D"/>
+          <w:sz w:val="16"/>
+          <w:sz w:val="16"/>
+          <w:szCs w:val="16"/>
+          <w:rtl w:val="true"/>
+        </w:rPr>
+        <w:t xml:space="preserve"> از </w:t>
+      </w:r>
+      <w:r>
+        <w:rPr>
+          <w:rFonts w:ascii="Dana Light" w:hAnsi="Dana Light" w:cs="Dana Light"/>
+          <w:b w:val="false"/>
+          <w:b w:val="false"/>
+          <w:i w:val="false"/>
+          <w:i w:val="false"/>
+          <w:color w:val="4D4D4D"/>
+          <w:sz w:val="16"/>
+          <w:sz w:val="16"/>
+          <w:szCs w:val="16"/>
+        </w:rPr>
+        <w:t>۳۰</w:t>
       </w:r>
     </w:p>
     <w:p>
@@ -5679,7 +6708,7 @@
           <w:szCs w:val="21"/>
           <w:rtl w:val="true"/>
         </w:rPr>
-        <w:t>دبیر و مدیر وب‌سایت</w:t>
+        <w:t>دبیر اجرایی انجمن و مدیر وبسایت انجمن زمین‌شناسی ایران</w:t>
       </w:r>
       <w:r>
         <w:rPr>
@@ -5871,7 +6900,7 @@
           <w:szCs w:val="23"/>
           <w:rtl w:val="true"/>
         </w:rPr>
-        <w:t>فعالیت‌های داوطلبانه</w:t>
+        <w:t>سوابق داوطلبانه و فعالیت‌های اجتماعی</w:t>
       </w:r>
     </w:p>
     <w:p>
@@ -5899,7 +6928,96 @@
           <w:szCs w:val="21"/>
           <w:rtl w:val="true"/>
         </w:rPr>
-        <w:t>عضو اهدای عضو ایران</w:t>
+        <w:t>داوطلب همکاری با مجتمع بیمارستانی و توانبخشی کودکان سرطانی محک</w:t>
+      </w:r>
+      <w:r>
+        <w:rPr>
+          <w:rFonts w:cs="Dana Light" w:ascii="Dana Light" w:hAnsi="Dana Light"/>
+          <w:b w:val="false"/>
+          <w:i w:val="false"/>
+          <w:color w:val="4D4D4D"/>
+          <w:spacing w:val="-3"/>
+          <w:sz w:val="21"/>
+          <w:szCs w:val="21"/>
+          <w:rtl w:val="true"/>
+        </w:rPr>
+        <w:tab/>
+      </w:r>
+      <w:r>
+        <w:rPr>
+          <w:rFonts w:ascii="Dana Light" w:hAnsi="Dana Light" w:cs="Dana Light"/>
+          <w:b w:val="false"/>
+          <w:b w:val="false"/>
+          <w:i w:val="false"/>
+          <w:i w:val="false"/>
+          <w:color w:val="4D4D4D"/>
+          <w:spacing w:val="-3"/>
+          <w:sz w:val="21"/>
+          <w:sz w:val="21"/>
+          <w:szCs w:val="21"/>
+          <w:rtl w:val="true"/>
+        </w:rPr>
+        <w:t xml:space="preserve">مارس </w:t>
+      </w:r>
+      <w:r>
+        <w:rPr>
+          <w:rFonts w:ascii="Dana Light" w:hAnsi="Dana Light" w:cs="Dana Light"/>
+          <w:b w:val="false"/>
+          <w:b w:val="false"/>
+          <w:i w:val="false"/>
+          <w:i w:val="false"/>
+          <w:color w:val="4D4D4D"/>
+          <w:spacing w:val="-3"/>
+          <w:sz w:val="21"/>
+          <w:sz w:val="21"/>
+          <w:szCs w:val="21"/>
+        </w:rPr>
+        <w:t>۲۰۲۳</w:t>
+      </w:r>
+      <w:r>
+        <w:rPr>
+          <w:rFonts w:ascii="Dana Light" w:hAnsi="Dana Light" w:cs="Dana Light"/>
+          <w:b w:val="false"/>
+          <w:b w:val="false"/>
+          <w:i w:val="false"/>
+          <w:i w:val="false"/>
+          <w:color w:val="4D4D4D"/>
+          <w:spacing w:val="-3"/>
+          <w:sz w:val="21"/>
+          <w:sz w:val="21"/>
+          <w:szCs w:val="21"/>
+          <w:rtl w:val="true"/>
+        </w:rPr>
+        <w:t xml:space="preserve"> </w:t>
+      </w:r>
+      <w:r>
+        <w:rPr>
+          <w:rFonts w:cs="Dana Light" w:ascii="Dana Light" w:hAnsi="Dana Light"/>
+          <w:b w:val="false"/>
+          <w:i w:val="false"/>
+          <w:color w:val="4D4D4D"/>
+          <w:spacing w:val="-3"/>
+          <w:sz w:val="21"/>
+          <w:szCs w:val="21"/>
+          <w:rtl w:val="true"/>
+        </w:rPr>
+        <w:t xml:space="preserve">- </w:t>
+      </w:r>
+      <w:r>
+        <w:rPr>
+          <w:rFonts w:ascii="Dana Light" w:hAnsi="Dana Light" w:cs="Dana Light"/>
+          <w:b w:val="false"/>
+          <w:b w:val="false"/>
+          <w:i w:val="false"/>
+          <w:i w:val="false"/>
+          <w:color w:val="4D4D4D"/>
+          <w:spacing w:val="-3"/>
+          <w:sz w:val="21"/>
+          <w:sz w:val="21"/>
+          <w:szCs w:val="21"/>
+          <w:rtl w:val="true"/>
+        </w:rPr>
+        <w:t>تاکنون</w:t>
       </w:r>
     </w:p>
     <w:p>
@@ -5923,7 +7041,1179 @@
           <w:szCs w:val="21"/>
           <w:rtl w:val="true"/>
         </w:rPr>
-        <w:t>شماره عضویت متعاقباً اضافه می‌شود</w:t>
+        <w:t xml:space="preserve">مؤسسه خیریه محک </w:t>
+      </w:r>
+      <w:r>
+        <w:rPr>
+          <w:rFonts w:cs="Dana Light" w:ascii="Dana Light" w:hAnsi="Dana Light"/>
+          <w:b w:val="false"/>
+          <w:i w:val="false"/>
+          <w:color w:val="4D4D4D"/>
+          <w:sz w:val="21"/>
+          <w:szCs w:val="21"/>
+          <w:rtl w:val="true"/>
+        </w:rPr>
+        <w:t>(</w:t>
+      </w:r>
+      <w:r>
+        <w:rPr>
+          <w:rFonts w:cs="Dana Light" w:ascii="Dana Light" w:hAnsi="Dana Light"/>
+          <w:b w:val="false"/>
+          <w:i w:val="false"/>
+          <w:color w:val="4D4D4D"/>
+          <w:sz w:val="21"/>
+          <w:szCs w:val="21"/>
+        </w:rPr>
+        <w:t>MAHAK Charity</w:t>
+      </w:r>
+      <w:r>
+        <w:rPr>
+          <w:rFonts w:cs="Dana Light" w:ascii="Dana Light" w:hAnsi="Dana Light"/>
+          <w:b w:val="false"/>
+          <w:i w:val="false"/>
+          <w:color w:val="4D4D4D"/>
+          <w:sz w:val="21"/>
+          <w:szCs w:val="21"/>
+          <w:rtl w:val="true"/>
+        </w:rPr>
+        <w:t>)</w:t>
+      </w:r>
+    </w:p>
+    <w:p>
+      <w:pPr>
+        <w:pStyle w:val="Normal"/>
+        <w:bidi w:val="1"/>
+        <w:spacing w:lineRule="auto" w:line="240" w:before="0" w:after="40"/>
+        <w:jc w:val="left"/>
+        <w:rPr/>
+      </w:pPr>
+      <w:r>
+        <w:rPr>
+          <w:rFonts w:ascii="Dana Light" w:hAnsi="Dana Light" w:cs="Dana Light"/>
+          <w:b w:val="false"/>
+          <w:b w:val="false"/>
+          <w:i w:val="false"/>
+          <w:i w:val="false"/>
+          <w:color w:val="4D4D4D"/>
+          <w:sz w:val="16"/>
+          <w:sz w:val="16"/>
+          <w:szCs w:val="16"/>
+          <w:rtl w:val="true"/>
+        </w:rPr>
+        <w:t xml:space="preserve">امدادرسانی در بحران و کمک‌های بشردوستانه </w:t>
+      </w:r>
+      <w:r>
+        <w:rPr>
+          <w:rFonts w:cs="Dana Light" w:ascii="Dana Light" w:hAnsi="Dana Light"/>
+          <w:b w:val="false"/>
+          <w:i w:val="false"/>
+          <w:color w:val="4D4D4D"/>
+          <w:sz w:val="16"/>
+          <w:szCs w:val="16"/>
+          <w:rtl w:val="true"/>
+        </w:rPr>
+        <w:t xml:space="preserve">· </w:t>
+      </w:r>
+      <w:r>
+        <w:rPr>
+          <w:rFonts w:ascii="Dana Light" w:hAnsi="Dana Light" w:cs="Dana Light"/>
+          <w:b w:val="false"/>
+          <w:b w:val="false"/>
+          <w:i w:val="false"/>
+          <w:i w:val="false"/>
+          <w:color w:val="4D4D4D"/>
+          <w:sz w:val="16"/>
+          <w:sz w:val="16"/>
+          <w:szCs w:val="16"/>
+          <w:rtl w:val="true"/>
+        </w:rPr>
+        <w:t>شناسه محک</w:t>
+      </w:r>
+      <w:r>
+        <w:rPr>
+          <w:rFonts w:cs="Dana Light" w:ascii="Dana Light" w:hAnsi="Dana Light"/>
+          <w:b w:val="false"/>
+          <w:i w:val="false"/>
+          <w:color w:val="4D4D4D"/>
+          <w:sz w:val="16"/>
+          <w:szCs w:val="16"/>
+          <w:rtl w:val="true"/>
+        </w:rPr>
+        <w:t xml:space="preserve">: </w:t>
+      </w:r>
+      <w:r>
+        <w:rPr>
+          <w:rFonts w:ascii="Dana Light" w:hAnsi="Dana Light" w:cs="Dana Light"/>
+          <w:b w:val="false"/>
+          <w:b w:val="false"/>
+          <w:i w:val="false"/>
+          <w:i w:val="false"/>
+          <w:color w:val="4D4D4D"/>
+          <w:sz w:val="16"/>
+          <w:sz w:val="16"/>
+          <w:szCs w:val="16"/>
+        </w:rPr>
+        <w:t>۰۲۰۱۷۵۹۵۹</w:t>
+      </w:r>
+      <w:r>
+        <w:rPr>
+          <w:rFonts w:ascii="Dana Light" w:hAnsi="Dana Light" w:cs="Dana Light"/>
+          <w:b w:val="false"/>
+          <w:b w:val="false"/>
+          <w:i w:val="false"/>
+          <w:i w:val="false"/>
+          <w:color w:val="4D4D4D"/>
+          <w:sz w:val="16"/>
+          <w:sz w:val="16"/>
+          <w:szCs w:val="16"/>
+          <w:rtl w:val="true"/>
+        </w:rPr>
+        <w:t xml:space="preserve"> </w:t>
+      </w:r>
+      <w:r>
+        <w:rPr>
+          <w:rFonts w:cs="Dana Light" w:ascii="Dana Light" w:hAnsi="Dana Light"/>
+          <w:b w:val="false"/>
+          <w:i w:val="false"/>
+          <w:color w:val="4D4D4D"/>
+          <w:sz w:val="16"/>
+          <w:szCs w:val="16"/>
+          <w:rtl w:val="true"/>
+        </w:rPr>
+        <w:t xml:space="preserve">· </w:t>
+      </w:r>
+      <w:r>
+        <w:rPr>
+          <w:rFonts w:ascii="Dana Light" w:hAnsi="Dana Light" w:cs="Dana Light"/>
+          <w:b w:val="false"/>
+          <w:b w:val="false"/>
+          <w:i w:val="false"/>
+          <w:i w:val="false"/>
+          <w:color w:val="4D4D4D"/>
+          <w:sz w:val="16"/>
+          <w:sz w:val="16"/>
+          <w:szCs w:val="16"/>
+          <w:rtl w:val="true"/>
+        </w:rPr>
+        <w:t>شماره عضویت محک</w:t>
+      </w:r>
+      <w:r>
+        <w:rPr>
+          <w:rFonts w:cs="Dana Light" w:ascii="Dana Light" w:hAnsi="Dana Light"/>
+          <w:b w:val="false"/>
+          <w:i w:val="false"/>
+          <w:color w:val="4D4D4D"/>
+          <w:sz w:val="16"/>
+          <w:szCs w:val="16"/>
+          <w:rtl w:val="true"/>
+        </w:rPr>
+        <w:t xml:space="preserve">: </w:t>
+      </w:r>
+      <w:r>
+        <w:rPr>
+          <w:rFonts w:ascii="Dana Light" w:hAnsi="Dana Light" w:cs="Dana Light"/>
+          <w:b w:val="false"/>
+          <w:b w:val="false"/>
+          <w:i w:val="false"/>
+          <w:i w:val="false"/>
+          <w:color w:val="4D4D4D"/>
+          <w:sz w:val="16"/>
+          <w:sz w:val="16"/>
+          <w:szCs w:val="16"/>
+        </w:rPr>
+        <w:t>۱۰۷۰۴</w:t>
+      </w:r>
+    </w:p>
+    <w:p>
+      <w:pPr>
+        <w:pStyle w:val="Normal"/>
+        <w:tabs>
+          <w:tab w:val="clear" w:pos="720"/>
+          <w:tab w:val="right" w:pos="10318" w:leader="none"/>
+        </w:tabs>
+        <w:bidi w:val="1"/>
+        <w:spacing w:lineRule="auto" w:line="240" w:before="0" w:after="0"/>
+        <w:jc w:val="left"/>
+        <w:rPr/>
+      </w:pPr>
+      <w:r>
+        <w:rPr>
+          <w:rFonts w:ascii="Dana DemiBold" w:hAnsi="Dana DemiBold" w:cs="Dana DemiBold"/>
+          <w:b w:val="false"/>
+          <w:b w:val="false"/>
+          <w:i w:val="false"/>
+          <w:i w:val="false"/>
+          <w:color w:val="1A1A1A"/>
+          <w:sz w:val="21"/>
+          <w:sz w:val="21"/>
+          <w:szCs w:val="21"/>
+          <w:rtl w:val="true"/>
+        </w:rPr>
+        <w:t>سفیر اهدای عضو</w:t>
+      </w:r>
+      <w:r>
+        <w:rPr>
+          <w:rFonts w:cs="Dana Light" w:ascii="Dana Light" w:hAnsi="Dana Light"/>
+          <w:b w:val="false"/>
+          <w:i w:val="false"/>
+          <w:color w:val="4D4D4D"/>
+          <w:spacing w:val="-3"/>
+          <w:sz w:val="21"/>
+          <w:szCs w:val="21"/>
+          <w:rtl w:val="true"/>
+        </w:rPr>
+        <w:tab/>
+      </w:r>
+      <w:r>
+        <w:rPr>
+          <w:rFonts w:ascii="Dana Light" w:hAnsi="Dana Light" w:cs="Dana Light"/>
+          <w:b w:val="false"/>
+          <w:b w:val="false"/>
+          <w:i w:val="false"/>
+          <w:i w:val="false"/>
+          <w:color w:val="4D4D4D"/>
+          <w:spacing w:val="-3"/>
+          <w:sz w:val="21"/>
+          <w:sz w:val="21"/>
+          <w:szCs w:val="21"/>
+          <w:rtl w:val="true"/>
+        </w:rPr>
+        <w:t xml:space="preserve">فروردین </w:t>
+      </w:r>
+      <w:r>
+        <w:rPr>
+          <w:rFonts w:ascii="Dana Light" w:hAnsi="Dana Light" w:cs="Dana Light"/>
+          <w:b w:val="false"/>
+          <w:b w:val="false"/>
+          <w:i w:val="false"/>
+          <w:i w:val="false"/>
+          <w:color w:val="4D4D4D"/>
+          <w:spacing w:val="-3"/>
+          <w:sz w:val="21"/>
+          <w:sz w:val="21"/>
+          <w:szCs w:val="21"/>
+        </w:rPr>
+        <w:t>۱۴۰۲</w:t>
+      </w:r>
+      <w:r>
+        <w:rPr>
+          <w:rFonts w:ascii="Dana Light" w:hAnsi="Dana Light" w:cs="Dana Light"/>
+          <w:b w:val="false"/>
+          <w:b w:val="false"/>
+          <w:i w:val="false"/>
+          <w:i w:val="false"/>
+          <w:color w:val="4D4D4D"/>
+          <w:spacing w:val="-3"/>
+          <w:sz w:val="21"/>
+          <w:sz w:val="21"/>
+          <w:szCs w:val="21"/>
+          <w:rtl w:val="true"/>
+        </w:rPr>
+        <w:t xml:space="preserve"> </w:t>
+      </w:r>
+      <w:r>
+        <w:rPr>
+          <w:rFonts w:cs="Dana Light" w:ascii="Dana Light" w:hAnsi="Dana Light"/>
+          <w:b w:val="false"/>
+          <w:i w:val="false"/>
+          <w:color w:val="4D4D4D"/>
+          <w:spacing w:val="-3"/>
+          <w:sz w:val="21"/>
+          <w:szCs w:val="21"/>
+          <w:rtl w:val="true"/>
+        </w:rPr>
+        <w:t xml:space="preserve">- </w:t>
+      </w:r>
+      <w:r>
+        <w:rPr>
+          <w:rFonts w:ascii="Dana Light" w:hAnsi="Dana Light" w:cs="Dana Light"/>
+          <w:b w:val="false"/>
+          <w:b w:val="false"/>
+          <w:i w:val="false"/>
+          <w:i w:val="false"/>
+          <w:color w:val="4D4D4D"/>
+          <w:spacing w:val="-3"/>
+          <w:sz w:val="21"/>
+          <w:sz w:val="21"/>
+          <w:szCs w:val="21"/>
+          <w:rtl w:val="true"/>
+        </w:rPr>
+        <w:t>تاکنون</w:t>
+      </w:r>
+    </w:p>
+    <w:p>
+      <w:pPr>
+        <w:pStyle w:val="Normal"/>
+        <w:bidi w:val="1"/>
+        <w:spacing w:lineRule="auto" w:line="240" w:before="0" w:after="0"/>
+        <w:jc w:val="both"/>
+        <w:rPr/>
+      </w:pPr>
+      <w:r>
+        <w:rPr>
+          <w:rFonts w:ascii="Dana Light" w:hAnsi="Dana Light" w:cs="Dana Light"/>
+          <w:b w:val="false"/>
+          <w:b w:val="false"/>
+          <w:i w:val="false"/>
+          <w:i w:val="false"/>
+          <w:color w:val="4D4D4D"/>
+          <w:sz w:val="21"/>
+          <w:sz w:val="21"/>
+          <w:szCs w:val="21"/>
+          <w:rtl w:val="true"/>
+        </w:rPr>
+        <w:t xml:space="preserve">انجمن اهدای عضو ایرانیان </w:t>
+      </w:r>
+      <w:r>
+        <w:rPr>
+          <w:rFonts w:cs="Dana Light" w:ascii="Dana Light" w:hAnsi="Dana Light"/>
+          <w:b w:val="false"/>
+          <w:i w:val="false"/>
+          <w:color w:val="4D4D4D"/>
+          <w:sz w:val="21"/>
+          <w:szCs w:val="21"/>
+          <w:rtl w:val="true"/>
+        </w:rPr>
+        <w:t>(</w:t>
+      </w:r>
+      <w:r>
+        <w:rPr>
+          <w:rFonts w:cs="Dana Light" w:ascii="Dana Light" w:hAnsi="Dana Light"/>
+          <w:b w:val="false"/>
+          <w:i w:val="false"/>
+          <w:color w:val="4D4D4D"/>
+          <w:sz w:val="21"/>
+          <w:szCs w:val="21"/>
+        </w:rPr>
+        <w:t>Iranian Society of Organ Donation</w:t>
+      </w:r>
+      <w:r>
+        <w:rPr>
+          <w:rFonts w:cs="Dana Light" w:ascii="Dana Light" w:hAnsi="Dana Light"/>
+          <w:b w:val="false"/>
+          <w:i w:val="false"/>
+          <w:color w:val="4D4D4D"/>
+          <w:sz w:val="21"/>
+          <w:szCs w:val="21"/>
+          <w:rtl w:val="true"/>
+        </w:rPr>
+        <w:t>)</w:t>
+      </w:r>
+    </w:p>
+    <w:p>
+      <w:pPr>
+        <w:pStyle w:val="Normal"/>
+        <w:bidi w:val="1"/>
+        <w:spacing w:lineRule="auto" w:line="240" w:before="0" w:after="40"/>
+        <w:jc w:val="left"/>
+        <w:rPr/>
+      </w:pPr>
+      <w:r>
+        <w:rPr>
+          <w:rFonts w:ascii="Dana Light" w:hAnsi="Dana Light" w:cs="Dana Light"/>
+          <w:b w:val="false"/>
+          <w:b w:val="false"/>
+          <w:i w:val="false"/>
+          <w:i w:val="false"/>
+          <w:color w:val="4D4D4D"/>
+          <w:sz w:val="16"/>
+          <w:sz w:val="16"/>
+          <w:szCs w:val="16"/>
+          <w:rtl w:val="true"/>
+        </w:rPr>
+        <w:t>سلامت</w:t>
+      </w:r>
+    </w:p>
+    <w:p>
+      <w:pPr>
+        <w:pStyle w:val="Normal"/>
+        <w:tabs>
+          <w:tab w:val="clear" w:pos="720"/>
+          <w:tab w:val="right" w:pos="10318" w:leader="none"/>
+        </w:tabs>
+        <w:bidi w:val="1"/>
+        <w:spacing w:lineRule="auto" w:line="240" w:before="0" w:after="0"/>
+        <w:jc w:val="left"/>
+        <w:rPr/>
+      </w:pPr>
+      <w:r>
+        <w:rPr>
+          <w:rFonts w:ascii="Dana DemiBold" w:hAnsi="Dana DemiBold" w:cs="Dana DemiBold"/>
+          <w:b w:val="false"/>
+          <w:b w:val="false"/>
+          <w:i w:val="false"/>
+          <w:i w:val="false"/>
+          <w:color w:val="1A1A1A"/>
+          <w:sz w:val="21"/>
+          <w:sz w:val="21"/>
+          <w:szCs w:val="21"/>
+          <w:rtl w:val="true"/>
+        </w:rPr>
+        <w:t>داوطلب اهدای عضو</w:t>
+      </w:r>
+      <w:r>
+        <w:rPr>
+          <w:rFonts w:cs="Dana Light" w:ascii="Dana Light" w:hAnsi="Dana Light"/>
+          <w:b w:val="false"/>
+          <w:i w:val="false"/>
+          <w:color w:val="4D4D4D"/>
+          <w:spacing w:val="-3"/>
+          <w:sz w:val="21"/>
+          <w:szCs w:val="21"/>
+          <w:rtl w:val="true"/>
+        </w:rPr>
+        <w:tab/>
+      </w:r>
+      <w:r>
+        <w:rPr>
+          <w:rFonts w:ascii="Dana Light" w:hAnsi="Dana Light" w:cs="Dana Light"/>
+          <w:b w:val="false"/>
+          <w:b w:val="false"/>
+          <w:i w:val="false"/>
+          <w:i w:val="false"/>
+          <w:color w:val="4D4D4D"/>
+          <w:spacing w:val="-3"/>
+          <w:sz w:val="21"/>
+          <w:sz w:val="21"/>
+          <w:szCs w:val="21"/>
+          <w:rtl w:val="true"/>
+        </w:rPr>
+        <w:t xml:space="preserve">مرداد </w:t>
+      </w:r>
+      <w:r>
+        <w:rPr>
+          <w:rFonts w:ascii="Dana Light" w:hAnsi="Dana Light" w:cs="Dana Light"/>
+          <w:b w:val="false"/>
+          <w:b w:val="false"/>
+          <w:i w:val="false"/>
+          <w:i w:val="false"/>
+          <w:color w:val="4D4D4D"/>
+          <w:spacing w:val="-3"/>
+          <w:sz w:val="21"/>
+          <w:sz w:val="21"/>
+          <w:szCs w:val="21"/>
+        </w:rPr>
+        <w:t>۱۳۹۸</w:t>
+      </w:r>
+      <w:r>
+        <w:rPr>
+          <w:rFonts w:ascii="Dana Light" w:hAnsi="Dana Light" w:cs="Dana Light"/>
+          <w:b w:val="false"/>
+          <w:b w:val="false"/>
+          <w:i w:val="false"/>
+          <w:i w:val="false"/>
+          <w:color w:val="4D4D4D"/>
+          <w:spacing w:val="-3"/>
+          <w:sz w:val="21"/>
+          <w:sz w:val="21"/>
+          <w:szCs w:val="21"/>
+          <w:rtl w:val="true"/>
+        </w:rPr>
+        <w:t xml:space="preserve"> </w:t>
+      </w:r>
+      <w:r>
+        <w:rPr>
+          <w:rFonts w:cs="Dana Light" w:ascii="Dana Light" w:hAnsi="Dana Light"/>
+          <w:b w:val="false"/>
+          <w:i w:val="false"/>
+          <w:color w:val="4D4D4D"/>
+          <w:spacing w:val="-3"/>
+          <w:sz w:val="21"/>
+          <w:szCs w:val="21"/>
+          <w:rtl w:val="true"/>
+        </w:rPr>
+        <w:t xml:space="preserve">- </w:t>
+      </w:r>
+      <w:r>
+        <w:rPr>
+          <w:rFonts w:ascii="Dana Light" w:hAnsi="Dana Light" w:cs="Dana Light"/>
+          <w:b w:val="false"/>
+          <w:b w:val="false"/>
+          <w:i w:val="false"/>
+          <w:i w:val="false"/>
+          <w:color w:val="4D4D4D"/>
+          <w:spacing w:val="-3"/>
+          <w:sz w:val="21"/>
+          <w:sz w:val="21"/>
+          <w:szCs w:val="21"/>
+          <w:rtl w:val="true"/>
+        </w:rPr>
+        <w:t>تاکنون</w:t>
+      </w:r>
+    </w:p>
+    <w:p>
+      <w:pPr>
+        <w:pStyle w:val="Normal"/>
+        <w:bidi w:val="1"/>
+        <w:spacing w:lineRule="auto" w:line="240" w:before="0" w:after="0"/>
+        <w:jc w:val="both"/>
+        <w:rPr/>
+      </w:pPr>
+      <w:r>
+        <w:rPr>
+          <w:rFonts w:ascii="Dana Light" w:hAnsi="Dana Light" w:cs="Dana Light"/>
+          <w:b w:val="false"/>
+          <w:b w:val="false"/>
+          <w:i w:val="false"/>
+          <w:i w:val="false"/>
+          <w:color w:val="4D4D4D"/>
+          <w:sz w:val="21"/>
+          <w:sz w:val="21"/>
+          <w:szCs w:val="21"/>
+          <w:rtl w:val="true"/>
+        </w:rPr>
+        <w:t xml:space="preserve">انجمن اهدای عضو ایرانیان </w:t>
+      </w:r>
+      <w:r>
+        <w:rPr>
+          <w:rFonts w:cs="Dana Light" w:ascii="Dana Light" w:hAnsi="Dana Light"/>
+          <w:b w:val="false"/>
+          <w:i w:val="false"/>
+          <w:color w:val="4D4D4D"/>
+          <w:sz w:val="21"/>
+          <w:szCs w:val="21"/>
+          <w:rtl w:val="true"/>
+        </w:rPr>
+        <w:t>(</w:t>
+      </w:r>
+      <w:r>
+        <w:rPr>
+          <w:rFonts w:cs="Dana Light" w:ascii="Dana Light" w:hAnsi="Dana Light"/>
+          <w:b w:val="false"/>
+          <w:i w:val="false"/>
+          <w:color w:val="4D4D4D"/>
+          <w:sz w:val="21"/>
+          <w:szCs w:val="21"/>
+        </w:rPr>
+        <w:t>Iranian Society of Organ Donation</w:t>
+      </w:r>
+      <w:r>
+        <w:rPr>
+          <w:rFonts w:cs="Dana Light" w:ascii="Dana Light" w:hAnsi="Dana Light"/>
+          <w:b w:val="false"/>
+          <w:i w:val="false"/>
+          <w:color w:val="4D4D4D"/>
+          <w:sz w:val="21"/>
+          <w:szCs w:val="21"/>
+          <w:rtl w:val="true"/>
+        </w:rPr>
+        <w:t>)</w:t>
+      </w:r>
+    </w:p>
+    <w:p>
+      <w:pPr>
+        <w:pStyle w:val="Normal"/>
+        <w:bidi w:val="1"/>
+        <w:spacing w:lineRule="auto" w:line="240" w:before="0" w:after="40"/>
+        <w:jc w:val="left"/>
+        <w:rPr/>
+      </w:pPr>
+      <w:r>
+        <w:rPr>
+          <w:rFonts w:ascii="Dana Light" w:hAnsi="Dana Light" w:cs="Dana Light"/>
+          <w:b w:val="false"/>
+          <w:b w:val="false"/>
+          <w:i w:val="false"/>
+          <w:i w:val="false"/>
+          <w:color w:val="4D4D4D"/>
+          <w:sz w:val="16"/>
+          <w:sz w:val="16"/>
+          <w:szCs w:val="16"/>
+          <w:rtl w:val="true"/>
+        </w:rPr>
+        <w:t xml:space="preserve">امدادرسانی در بحران و کمک‌های بشردوستانه </w:t>
+      </w:r>
+      <w:r>
+        <w:rPr>
+          <w:rFonts w:cs="Dana Light" w:ascii="Dana Light" w:hAnsi="Dana Light"/>
+          <w:b w:val="false"/>
+          <w:i w:val="false"/>
+          <w:color w:val="4D4D4D"/>
+          <w:sz w:val="16"/>
+          <w:szCs w:val="16"/>
+          <w:rtl w:val="true"/>
+        </w:rPr>
+        <w:t xml:space="preserve">· </w:t>
+      </w:r>
+      <w:r>
+        <w:rPr>
+          <w:rFonts w:ascii="Dana Light" w:hAnsi="Dana Light" w:cs="Dana Light"/>
+          <w:b w:val="false"/>
+          <w:b w:val="false"/>
+          <w:i w:val="false"/>
+          <w:i w:val="false"/>
+          <w:color w:val="4D4D4D"/>
+          <w:sz w:val="16"/>
+          <w:sz w:val="16"/>
+          <w:szCs w:val="16"/>
+          <w:rtl w:val="true"/>
+        </w:rPr>
+        <w:t>شماره عضویت</w:t>
+      </w:r>
+      <w:r>
+        <w:rPr>
+          <w:rFonts w:cs="Dana Light" w:ascii="Dana Light" w:hAnsi="Dana Light"/>
+          <w:b w:val="false"/>
+          <w:i w:val="false"/>
+          <w:color w:val="4D4D4D"/>
+          <w:sz w:val="16"/>
+          <w:szCs w:val="16"/>
+          <w:rtl w:val="true"/>
+        </w:rPr>
+        <w:t xml:space="preserve">: </w:t>
+      </w:r>
+      <w:r>
+        <w:rPr>
+          <w:rFonts w:ascii="Dana Light" w:hAnsi="Dana Light" w:cs="Dana Light"/>
+          <w:b w:val="false"/>
+          <w:b w:val="false"/>
+          <w:i w:val="false"/>
+          <w:i w:val="false"/>
+          <w:color w:val="4D4D4D"/>
+          <w:sz w:val="16"/>
+          <w:sz w:val="16"/>
+          <w:szCs w:val="16"/>
+        </w:rPr>
+        <w:t>۳۷۵۱۴۶۲</w:t>
+      </w:r>
+      <w:r>
+        <w:rPr>
+          <w:rFonts w:ascii="Dana Light" w:hAnsi="Dana Light" w:cs="Dana Light"/>
+          <w:b w:val="false"/>
+          <w:b w:val="false"/>
+          <w:i w:val="false"/>
+          <w:i w:val="false"/>
+          <w:color w:val="4D4D4D"/>
+          <w:sz w:val="16"/>
+          <w:sz w:val="16"/>
+          <w:szCs w:val="16"/>
+          <w:rtl w:val="true"/>
+        </w:rPr>
+        <w:t xml:space="preserve"> </w:t>
+      </w:r>
+      <w:r>
+        <w:rPr>
+          <w:rFonts w:cs="Dana Light" w:ascii="Dana Light" w:hAnsi="Dana Light"/>
+          <w:b w:val="false"/>
+          <w:i w:val="false"/>
+          <w:color w:val="4D4D4D"/>
+          <w:sz w:val="16"/>
+          <w:szCs w:val="16"/>
+          <w:rtl w:val="true"/>
+        </w:rPr>
+        <w:t>(</w:t>
+      </w:r>
+      <w:r>
+        <w:rPr>
+          <w:rFonts w:cs="Dana Light" w:ascii="Dana Light" w:hAnsi="Dana Light"/>
+          <w:b w:val="false"/>
+          <w:i w:val="false"/>
+          <w:color w:val="4D4D4D"/>
+          <w:sz w:val="16"/>
+          <w:szCs w:val="16"/>
+        </w:rPr>
+        <w:t>ehda.ir</w:t>
+      </w:r>
+      <w:r>
+        <w:rPr>
+          <w:rFonts w:cs="Dana Light" w:ascii="Dana Light" w:hAnsi="Dana Light"/>
+          <w:b w:val="false"/>
+          <w:i w:val="false"/>
+          <w:color w:val="4D4D4D"/>
+          <w:sz w:val="16"/>
+          <w:szCs w:val="16"/>
+          <w:rtl w:val="true"/>
+        </w:rPr>
+        <w:t>)</w:t>
+      </w:r>
+    </w:p>
+    <w:p>
+      <w:pPr>
+        <w:pStyle w:val="Normal"/>
+        <w:tabs>
+          <w:tab w:val="clear" w:pos="720"/>
+          <w:tab w:val="right" w:pos="10318" w:leader="none"/>
+        </w:tabs>
+        <w:bidi w:val="1"/>
+        <w:spacing w:lineRule="auto" w:line="240" w:before="0" w:after="0"/>
+        <w:jc w:val="left"/>
+        <w:rPr/>
+      </w:pPr>
+      <w:r>
+        <w:rPr>
+          <w:rFonts w:ascii="Dana DemiBold" w:hAnsi="Dana DemiBold" w:cs="Dana DemiBold"/>
+          <w:b w:val="false"/>
+          <w:b w:val="false"/>
+          <w:i w:val="false"/>
+          <w:i w:val="false"/>
+          <w:color w:val="1A1A1A"/>
+          <w:sz w:val="21"/>
+          <w:sz w:val="21"/>
+          <w:szCs w:val="21"/>
+          <w:rtl w:val="true"/>
+        </w:rPr>
+        <w:t>داوطلب</w:t>
+      </w:r>
+      <w:r>
+        <w:rPr>
+          <w:rFonts w:cs="Dana Light" w:ascii="Dana Light" w:hAnsi="Dana Light"/>
+          <w:b w:val="false"/>
+          <w:i w:val="false"/>
+          <w:color w:val="4D4D4D"/>
+          <w:spacing w:val="-3"/>
+          <w:sz w:val="21"/>
+          <w:szCs w:val="21"/>
+          <w:rtl w:val="true"/>
+        </w:rPr>
+        <w:tab/>
+      </w:r>
+      <w:r>
+        <w:rPr>
+          <w:rFonts w:ascii="Dana Light" w:hAnsi="Dana Light" w:cs="Dana Light"/>
+          <w:b w:val="false"/>
+          <w:b w:val="false"/>
+          <w:i w:val="false"/>
+          <w:i w:val="false"/>
+          <w:color w:val="4D4D4D"/>
+          <w:spacing w:val="-3"/>
+          <w:sz w:val="21"/>
+          <w:sz w:val="21"/>
+          <w:szCs w:val="21"/>
+          <w:rtl w:val="true"/>
+        </w:rPr>
+        <w:t xml:space="preserve">فروردین </w:t>
+      </w:r>
+      <w:r>
+        <w:rPr>
+          <w:rFonts w:ascii="Dana Light" w:hAnsi="Dana Light" w:cs="Dana Light"/>
+          <w:b w:val="false"/>
+          <w:b w:val="false"/>
+          <w:i w:val="false"/>
+          <w:i w:val="false"/>
+          <w:color w:val="4D4D4D"/>
+          <w:spacing w:val="-3"/>
+          <w:sz w:val="21"/>
+          <w:sz w:val="21"/>
+          <w:szCs w:val="21"/>
+        </w:rPr>
+        <w:t>۱۴۰۲</w:t>
+      </w:r>
+      <w:r>
+        <w:rPr>
+          <w:rFonts w:ascii="Dana Light" w:hAnsi="Dana Light" w:cs="Dana Light"/>
+          <w:b w:val="false"/>
+          <w:b w:val="false"/>
+          <w:i w:val="false"/>
+          <w:i w:val="false"/>
+          <w:color w:val="4D4D4D"/>
+          <w:spacing w:val="-3"/>
+          <w:sz w:val="21"/>
+          <w:sz w:val="21"/>
+          <w:szCs w:val="21"/>
+          <w:rtl w:val="true"/>
+        </w:rPr>
+        <w:t xml:space="preserve"> </w:t>
+      </w:r>
+      <w:r>
+        <w:rPr>
+          <w:rFonts w:cs="Dana Light" w:ascii="Dana Light" w:hAnsi="Dana Light"/>
+          <w:b w:val="false"/>
+          <w:i w:val="false"/>
+          <w:color w:val="4D4D4D"/>
+          <w:spacing w:val="-3"/>
+          <w:sz w:val="21"/>
+          <w:szCs w:val="21"/>
+          <w:rtl w:val="true"/>
+        </w:rPr>
+        <w:t xml:space="preserve">- </w:t>
+      </w:r>
+      <w:r>
+        <w:rPr>
+          <w:rFonts w:ascii="Dana Light" w:hAnsi="Dana Light" w:cs="Dana Light"/>
+          <w:b w:val="false"/>
+          <w:b w:val="false"/>
+          <w:i w:val="false"/>
+          <w:i w:val="false"/>
+          <w:color w:val="4D4D4D"/>
+          <w:spacing w:val="-3"/>
+          <w:sz w:val="21"/>
+          <w:sz w:val="21"/>
+          <w:szCs w:val="21"/>
+          <w:rtl w:val="true"/>
+        </w:rPr>
+        <w:t>تاکنون</w:t>
+      </w:r>
+    </w:p>
+    <w:p>
+      <w:pPr>
+        <w:pStyle w:val="Normal"/>
+        <w:bidi w:val="1"/>
+        <w:spacing w:lineRule="auto" w:line="240" w:before="0" w:after="0"/>
+        <w:jc w:val="both"/>
+        <w:rPr/>
+      </w:pPr>
+      <w:r>
+        <w:rPr>
+          <w:rFonts w:ascii="Dana Light" w:hAnsi="Dana Light" w:cs="Dana Light"/>
+          <w:b w:val="false"/>
+          <w:b w:val="false"/>
+          <w:i w:val="false"/>
+          <w:i w:val="false"/>
+          <w:color w:val="4D4D4D"/>
+          <w:sz w:val="21"/>
+          <w:sz w:val="21"/>
+          <w:szCs w:val="21"/>
+          <w:rtl w:val="true"/>
+        </w:rPr>
+        <w:t xml:space="preserve">مرکز نوآوری جمعیت هلال احمر جمهوری اسلامی ایران </w:t>
+      </w:r>
+      <w:r>
+        <w:rPr>
+          <w:rFonts w:cs="Dana Light" w:ascii="Dana Light" w:hAnsi="Dana Light"/>
+          <w:b w:val="false"/>
+          <w:i w:val="false"/>
+          <w:color w:val="4D4D4D"/>
+          <w:sz w:val="21"/>
+          <w:szCs w:val="21"/>
+          <w:rtl w:val="true"/>
+        </w:rPr>
+        <w:t>(</w:t>
+      </w:r>
+      <w:r>
+        <w:rPr>
+          <w:rFonts w:cs="Dana Light" w:ascii="Dana Light" w:hAnsi="Dana Light"/>
+          <w:b w:val="false"/>
+          <w:i w:val="false"/>
+          <w:color w:val="4D4D4D"/>
+          <w:sz w:val="21"/>
+          <w:szCs w:val="21"/>
+        </w:rPr>
+        <w:t>Iranian Red Crescent Society Innovation Center</w:t>
+      </w:r>
+      <w:r>
+        <w:rPr>
+          <w:rFonts w:cs="Dana Light" w:ascii="Dana Light" w:hAnsi="Dana Light"/>
+          <w:b w:val="false"/>
+          <w:i w:val="false"/>
+          <w:color w:val="4D4D4D"/>
+          <w:sz w:val="21"/>
+          <w:szCs w:val="21"/>
+          <w:rtl w:val="true"/>
+        </w:rPr>
+        <w:t>)</w:t>
+      </w:r>
+    </w:p>
+    <w:p>
+      <w:pPr>
+        <w:pStyle w:val="Normal"/>
+        <w:bidi w:val="1"/>
+        <w:spacing w:lineRule="auto" w:line="240" w:before="0" w:after="40"/>
+        <w:jc w:val="left"/>
+        <w:rPr/>
+      </w:pPr>
+      <w:r>
+        <w:rPr>
+          <w:rFonts w:ascii="Dana Light" w:hAnsi="Dana Light" w:cs="Dana Light"/>
+          <w:b w:val="false"/>
+          <w:b w:val="false"/>
+          <w:i w:val="false"/>
+          <w:i w:val="false"/>
+          <w:color w:val="4D4D4D"/>
+          <w:sz w:val="16"/>
+          <w:sz w:val="16"/>
+          <w:szCs w:val="16"/>
+          <w:rtl w:val="true"/>
+        </w:rPr>
+        <w:t>امدادرسانی در بحران و کمک‌های بشردوستانه</w:t>
+      </w:r>
+    </w:p>
+    <w:p>
+      <w:pPr>
+        <w:pStyle w:val="Normal"/>
+        <w:tabs>
+          <w:tab w:val="clear" w:pos="720"/>
+          <w:tab w:val="right" w:pos="10318" w:leader="none"/>
+        </w:tabs>
+        <w:bidi w:val="1"/>
+        <w:spacing w:lineRule="auto" w:line="240" w:before="0" w:after="0"/>
+        <w:jc w:val="left"/>
+        <w:rPr/>
+      </w:pPr>
+      <w:r>
+        <w:rPr>
+          <w:rFonts w:ascii="Dana DemiBold" w:hAnsi="Dana DemiBold" w:cs="Dana DemiBold"/>
+          <w:b w:val="false"/>
+          <w:b w:val="false"/>
+          <w:i w:val="false"/>
+          <w:i w:val="false"/>
+          <w:color w:val="1A1A1A"/>
+          <w:sz w:val="21"/>
+          <w:sz w:val="21"/>
+          <w:szCs w:val="21"/>
+          <w:rtl w:val="true"/>
+        </w:rPr>
+        <w:t>عضو نیکوکار</w:t>
+      </w:r>
+      <w:r>
+        <w:rPr>
+          <w:rFonts w:cs="Dana Light" w:ascii="Dana Light" w:hAnsi="Dana Light"/>
+          <w:b w:val="false"/>
+          <w:i w:val="false"/>
+          <w:color w:val="4D4D4D"/>
+          <w:spacing w:val="-3"/>
+          <w:sz w:val="21"/>
+          <w:szCs w:val="21"/>
+          <w:rtl w:val="true"/>
+        </w:rPr>
+        <w:tab/>
+      </w:r>
+      <w:r>
+        <w:rPr>
+          <w:rFonts w:ascii="Dana Light" w:hAnsi="Dana Light" w:cs="Dana Light"/>
+          <w:b w:val="false"/>
+          <w:b w:val="false"/>
+          <w:i w:val="false"/>
+          <w:i w:val="false"/>
+          <w:color w:val="4D4D4D"/>
+          <w:spacing w:val="-3"/>
+          <w:sz w:val="21"/>
+          <w:sz w:val="21"/>
+          <w:szCs w:val="21"/>
+          <w:rtl w:val="true"/>
+        </w:rPr>
+        <w:t xml:space="preserve">فروردین </w:t>
+      </w:r>
+      <w:r>
+        <w:rPr>
+          <w:rFonts w:ascii="Dana Light" w:hAnsi="Dana Light" w:cs="Dana Light"/>
+          <w:b w:val="false"/>
+          <w:b w:val="false"/>
+          <w:i w:val="false"/>
+          <w:i w:val="false"/>
+          <w:color w:val="4D4D4D"/>
+          <w:spacing w:val="-3"/>
+          <w:sz w:val="21"/>
+          <w:sz w:val="21"/>
+          <w:szCs w:val="21"/>
+        </w:rPr>
+        <w:t>۱۴۰۲</w:t>
+      </w:r>
+      <w:r>
+        <w:rPr>
+          <w:rFonts w:ascii="Dana Light" w:hAnsi="Dana Light" w:cs="Dana Light"/>
+          <w:b w:val="false"/>
+          <w:b w:val="false"/>
+          <w:i w:val="false"/>
+          <w:i w:val="false"/>
+          <w:color w:val="4D4D4D"/>
+          <w:spacing w:val="-3"/>
+          <w:sz w:val="21"/>
+          <w:sz w:val="21"/>
+          <w:szCs w:val="21"/>
+          <w:rtl w:val="true"/>
+        </w:rPr>
+        <w:t xml:space="preserve"> </w:t>
+      </w:r>
+      <w:r>
+        <w:rPr>
+          <w:rFonts w:cs="Dana Light" w:ascii="Dana Light" w:hAnsi="Dana Light"/>
+          <w:b w:val="false"/>
+          <w:i w:val="false"/>
+          <w:color w:val="4D4D4D"/>
+          <w:spacing w:val="-3"/>
+          <w:sz w:val="21"/>
+          <w:szCs w:val="21"/>
+          <w:rtl w:val="true"/>
+        </w:rPr>
+        <w:t xml:space="preserve">- </w:t>
+      </w:r>
+      <w:r>
+        <w:rPr>
+          <w:rFonts w:ascii="Dana Light" w:hAnsi="Dana Light" w:cs="Dana Light"/>
+          <w:b w:val="false"/>
+          <w:b w:val="false"/>
+          <w:i w:val="false"/>
+          <w:i w:val="false"/>
+          <w:color w:val="4D4D4D"/>
+          <w:spacing w:val="-3"/>
+          <w:sz w:val="21"/>
+          <w:sz w:val="21"/>
+          <w:szCs w:val="21"/>
+          <w:rtl w:val="true"/>
+        </w:rPr>
+        <w:t>تاکنون</w:t>
+      </w:r>
+    </w:p>
+    <w:p>
+      <w:pPr>
+        <w:pStyle w:val="Normal"/>
+        <w:bidi w:val="1"/>
+        <w:spacing w:lineRule="auto" w:line="240" w:before="0" w:after="0"/>
+        <w:jc w:val="both"/>
+        <w:rPr/>
+      </w:pPr>
+      <w:r>
+        <w:rPr>
+          <w:rFonts w:ascii="Dana Light" w:hAnsi="Dana Light" w:cs="Dana Light"/>
+          <w:b w:val="false"/>
+          <w:b w:val="false"/>
+          <w:i w:val="false"/>
+          <w:i w:val="false"/>
+          <w:color w:val="4D4D4D"/>
+          <w:sz w:val="21"/>
+          <w:sz w:val="21"/>
+          <w:szCs w:val="21"/>
+          <w:rtl w:val="true"/>
+        </w:rPr>
+        <w:t xml:space="preserve">مؤسسه خیریه رعد </w:t>
+      </w:r>
+      <w:r>
+        <w:rPr>
+          <w:rFonts w:cs="Dana Light" w:ascii="Dana Light" w:hAnsi="Dana Light"/>
+          <w:b w:val="false"/>
+          <w:i w:val="false"/>
+          <w:color w:val="4D4D4D"/>
+          <w:sz w:val="21"/>
+          <w:szCs w:val="21"/>
+          <w:rtl w:val="true"/>
+        </w:rPr>
+        <w:t>(</w:t>
+      </w:r>
+      <w:r>
+        <w:rPr>
+          <w:rFonts w:cs="Dana Light" w:ascii="Dana Light" w:hAnsi="Dana Light"/>
+          <w:b w:val="false"/>
+          <w:i w:val="false"/>
+          <w:color w:val="4D4D4D"/>
+          <w:sz w:val="21"/>
+          <w:szCs w:val="21"/>
+        </w:rPr>
+        <w:t>Raad Charity</w:t>
+      </w:r>
+      <w:r>
+        <w:rPr>
+          <w:rFonts w:cs="Dana Light" w:ascii="Dana Light" w:hAnsi="Dana Light"/>
+          <w:b w:val="false"/>
+          <w:i w:val="false"/>
+          <w:color w:val="4D4D4D"/>
+          <w:sz w:val="21"/>
+          <w:szCs w:val="21"/>
+          <w:rtl w:val="true"/>
+        </w:rPr>
+        <w:t>)</w:t>
+      </w:r>
+    </w:p>
+    <w:p>
+      <w:pPr>
+        <w:pStyle w:val="Normal"/>
+        <w:bidi w:val="1"/>
+        <w:spacing w:lineRule="auto" w:line="240" w:before="0" w:after="0"/>
+        <w:jc w:val="left"/>
+        <w:rPr/>
+      </w:pPr>
+      <w:r>
+        <w:rPr>
+          <w:rFonts w:ascii="Dana Light" w:hAnsi="Dana Light" w:cs="Dana Light"/>
+          <w:b w:val="false"/>
+          <w:b w:val="false"/>
+          <w:i w:val="false"/>
+          <w:i w:val="false"/>
+          <w:color w:val="4D4D4D"/>
+          <w:sz w:val="16"/>
+          <w:sz w:val="16"/>
+          <w:szCs w:val="16"/>
+          <w:rtl w:val="true"/>
+        </w:rPr>
+        <w:t xml:space="preserve">حمایت از جانبازان و افراد دارای معلولیت جسمی </w:t>
+      </w:r>
+      <w:r>
+        <w:rPr>
+          <w:rFonts w:cs="Dana Light" w:ascii="Dana Light" w:hAnsi="Dana Light"/>
+          <w:b w:val="false"/>
+          <w:i w:val="false"/>
+          <w:color w:val="4D4D4D"/>
+          <w:sz w:val="16"/>
+          <w:szCs w:val="16"/>
+          <w:rtl w:val="true"/>
+        </w:rPr>
+        <w:t xml:space="preserve">· </w:t>
+      </w:r>
+      <w:r>
+        <w:rPr>
+          <w:rFonts w:ascii="Dana Light" w:hAnsi="Dana Light" w:cs="Dana Light"/>
+          <w:b w:val="false"/>
+          <w:b w:val="false"/>
+          <w:i w:val="false"/>
+          <w:i w:val="false"/>
+          <w:color w:val="4D4D4D"/>
+          <w:sz w:val="16"/>
+          <w:sz w:val="16"/>
+          <w:szCs w:val="16"/>
+          <w:rtl w:val="true"/>
+        </w:rPr>
+        <w:t>شماره عضویت</w:t>
+      </w:r>
+      <w:r>
+        <w:rPr>
+          <w:rFonts w:cs="Dana Light" w:ascii="Dana Light" w:hAnsi="Dana Light"/>
+          <w:b w:val="false"/>
+          <w:i w:val="false"/>
+          <w:color w:val="4D4D4D"/>
+          <w:sz w:val="16"/>
+          <w:szCs w:val="16"/>
+          <w:rtl w:val="true"/>
+        </w:rPr>
+        <w:t xml:space="preserve">: </w:t>
+      </w:r>
+      <w:r>
+        <w:rPr>
+          <w:rFonts w:ascii="Dana Light" w:hAnsi="Dana Light" w:cs="Dana Light"/>
+          <w:b w:val="false"/>
+          <w:b w:val="false"/>
+          <w:i w:val="false"/>
+          <w:i w:val="false"/>
+          <w:color w:val="4D4D4D"/>
+          <w:sz w:val="16"/>
+          <w:sz w:val="16"/>
+          <w:szCs w:val="16"/>
+        </w:rPr>
+        <w:t>۴۲۱۲۹۷</w:t>
+      </w:r>
+    </w:p>
+    <w:p>
+      <w:pPr>
+        <w:pStyle w:val="Normal"/>
+        <w:bidi w:val="1"/>
+        <w:spacing w:lineRule="auto" w:line="240" w:before="0" w:after="40"/>
+        <w:jc w:val="left"/>
+        <w:rPr/>
+      </w:pPr>
+      <w:r>
+        <w:rPr>
+          <w:rFonts w:ascii="Dana Light" w:hAnsi="Dana Light" w:cs="Dana Light"/>
+          <w:b w:val="false"/>
+          <w:b w:val="false"/>
+          <w:i w:val="false"/>
+          <w:i w:val="false"/>
+          <w:color w:val="4D4D4D"/>
+          <w:sz w:val="16"/>
+          <w:sz w:val="16"/>
+          <w:szCs w:val="16"/>
+          <w:rtl w:val="true"/>
+        </w:rPr>
+        <w:t>مؤسسه رعد یک نهاد خیریه خصوصی است که با هدف حمایت از جامعه افراد دارای معلولیت جسمی فعالیت می‌کند</w:t>
+      </w:r>
+      <w:r>
+        <w:rPr>
+          <w:rFonts w:cs="Dana Light" w:ascii="Dana Light" w:hAnsi="Dana Light"/>
+          <w:b w:val="false"/>
+          <w:i w:val="false"/>
+          <w:color w:val="4D4D4D"/>
+          <w:sz w:val="16"/>
+          <w:szCs w:val="16"/>
+          <w:rtl w:val="true"/>
+        </w:rPr>
+        <w:t>.</w:t>
       </w:r>
     </w:p>
     <w:p>

--- a/assets/files/Aria-CV-Fa.docx
+++ b/assets/files/Aria-CV-Fa.docx
@@ -2068,7 +2068,7 @@
       </w:pPr>
       <w:r>
         <w:rPr>
-          <w:rFonts w:ascii="Dana" w:hAnsi="Dana"/>
+          <w:rFonts w:ascii="Dana DemiBold" w:hAnsi="Dana DemiBold" w:cs="Dana DemiBold"/>
           <w:b w:val="false"/>
           <w:b w:val="false"/>
           <w:i w:val="false"/>
@@ -2083,7 +2083,7 @@
       </w:r>
       <w:r>
         <w:rPr>
-          <w:rFonts w:cs="Dana"/>
+          <w:rFonts w:cs="Dana DemiBold" w:ascii="Dana DemiBold" w:hAnsi="Dana DemiBold"/>
           <w:b w:val="false"/>
           <w:i w:val="false"/>
           <w:color w:val="1A1A1A"/>
@@ -2095,7 +2095,7 @@
       </w:r>
       <w:r>
         <w:rPr>
-          <w:rFonts w:ascii="Dana" w:hAnsi="Dana"/>
+          <w:rFonts w:ascii="Dana DemiBold" w:hAnsi="Dana DemiBold" w:cs="Dana DemiBold"/>
           <w:b w:val="false"/>
           <w:b w:val="false"/>
           <w:i w:val="false"/>
@@ -2110,7 +2110,7 @@
       </w:r>
       <w:r>
         <w:rPr>
-          <w:rFonts w:cs="Dana"/>
+          <w:rFonts w:cs="Dana DemiBold" w:ascii="Dana DemiBold" w:hAnsi="Dana DemiBold"/>
           <w:b w:val="false"/>
           <w:i w:val="false"/>
           <w:color w:val="1A1A1A"/>
@@ -2122,7 +2122,7 @@
       </w:r>
       <w:r>
         <w:rPr>
-          <w:rFonts w:ascii="Dana" w:hAnsi="Dana"/>
+          <w:rFonts w:ascii="Dana DemiBold" w:hAnsi="Dana DemiBold" w:cs="Dana DemiBold"/>
           <w:b w:val="false"/>
           <w:b w:val="false"/>
           <w:i w:val="false"/>
@@ -2137,7 +2137,7 @@
       </w:r>
       <w:r>
         <w:rPr>
-          <w:rFonts w:cs="Dana"/>
+          <w:rFonts w:cs="Dana DemiBold" w:ascii="Dana DemiBold" w:hAnsi="Dana DemiBold"/>
           <w:b w:val="false"/>
           <w:i w:val="false"/>
           <w:color w:val="1A1A1A"/>
@@ -2149,7 +2149,7 @@
       </w:r>
       <w:r>
         <w:rPr>
-          <w:rFonts w:ascii="Dana" w:hAnsi="Dana"/>
+          <w:rFonts w:ascii="Dana DemiBold" w:hAnsi="Dana DemiBold" w:cs="Dana DemiBold"/>
           <w:b w:val="false"/>
           <w:b w:val="false"/>
           <w:i w:val="false"/>
@@ -2163,7 +2163,7 @@
       </w:r>
       <w:r>
         <w:rPr>
-          <w:rFonts w:cs="Dana"/>
+          <w:rFonts w:cs="Dana DemiBold" w:ascii="Dana DemiBold" w:hAnsi="Dana DemiBold"/>
           <w:b w:val="false"/>
           <w:i w:val="false"/>
           <w:color w:val="1A1A1A"/>
@@ -2175,7 +2175,7 @@
       </w:r>
       <w:r>
         <w:rPr>
-          <w:rFonts w:ascii="Dana" w:hAnsi="Dana"/>
+          <w:rFonts w:ascii="Dana DemiBold" w:hAnsi="Dana DemiBold" w:cs="Dana DemiBold"/>
           <w:b w:val="false"/>
           <w:b w:val="false"/>
           <w:i w:val="false"/>
@@ -2190,7 +2190,7 @@
       </w:r>
       <w:r>
         <w:rPr>
-          <w:rFonts w:cs="Dana"/>
+          <w:rFonts w:cs="Dana DemiBold" w:ascii="Dana DemiBold" w:hAnsi="Dana DemiBold"/>
           <w:b w:val="false"/>
           <w:i w:val="false"/>
           <w:color w:val="1A1A1A"/>
@@ -2202,7 +2202,7 @@
       </w:r>
       <w:r>
         <w:rPr>
-          <w:rFonts w:ascii="Dana" w:hAnsi="Dana"/>
+          <w:rFonts w:ascii="Dana DemiBold" w:hAnsi="Dana DemiBold" w:cs="Dana DemiBold"/>
           <w:b w:val="false"/>
           <w:b w:val="false"/>
           <w:i w:val="false"/>
@@ -2217,7 +2217,7 @@
       </w:r>
       <w:r>
         <w:rPr>
-          <w:rFonts w:cs="Dana"/>
+          <w:rFonts w:cs="Dana DemiBold" w:ascii="Dana DemiBold" w:hAnsi="Dana DemiBold"/>
           <w:b w:val="false"/>
           <w:i w:val="false"/>
           <w:color w:val="1A1A1A"/>
@@ -2232,7 +2232,7 @@
       <w:pPr>
         <w:pStyle w:val="Normal"/>
         <w:bidi w:val="1"/>
-        <w:spacing w:lineRule="auto" w:line="240" w:before="0" w:after="0"/>
+        <w:spacing w:lineRule="auto" w:line="240" w:before="0" w:after="40"/>
         <w:jc w:val="left"/>
         <w:rPr/>
       </w:pPr>
@@ -2251,15 +2251,33 @@
         </w:rPr>
         <w:t>نویسنده همکار</w:t>
       </w:r>
-    </w:p>
-    <w:p>
-      <w:pPr>
-        <w:pStyle w:val="Normal"/>
-        <w:bidi w:val="1"/>
-        <w:spacing w:lineRule="auto" w:line="240" w:before="0" w:after="0"/>
-        <w:jc w:val="left"/>
-        <w:rPr/>
-      </w:pPr>
+      <w:r>
+        <w:rPr>
+          <w:rFonts w:ascii="Dana Light" w:hAnsi="Dana Light" w:cs="Dana Light"/>
+          <w:b w:val="false"/>
+          <w:b w:val="false"/>
+          <w:i w:val="false"/>
+          <w:i w:val="false"/>
+          <w:color w:val="4D4D4D"/>
+          <w:sz w:val="16"/>
+          <w:sz w:val="16"/>
+          <w:szCs w:val="16"/>
+          <w:rtl w:val="true"/>
+        </w:rPr>
+        <w:t xml:space="preserve">   </w:t>
+      </w:r>
+      <w:r>
+        <w:rPr>
+          <w:rFonts w:cs="Dana Light" w:ascii="Dana Light" w:hAnsi="Dana Light"/>
+          <w:b w:val="false"/>
+          <w:i w:val="false"/>
+          <w:color w:val="4D4D4D"/>
+          <w:sz w:val="16"/>
+          <w:szCs w:val="16"/>
+          <w:rtl w:val="true"/>
+        </w:rPr>
+        <w:t xml:space="preserve">·   </w:t>
+      </w:r>
       <w:r>
         <w:rPr>
           <w:rFonts w:ascii="Dana Light" w:hAnsi="Dana Light" w:cs="Dana Light"/>
@@ -2401,7 +2419,7 @@
       </w:pPr>
       <w:r>
         <w:rPr>
-          <w:rFonts w:ascii="Dana" w:hAnsi="Dana"/>
+          <w:rFonts w:ascii="Dana DemiBold" w:hAnsi="Dana DemiBold" w:cs="Dana DemiBold"/>
           <w:b w:val="false"/>
           <w:b w:val="false"/>
           <w:i w:val="false"/>
@@ -2416,7 +2434,7 @@
       </w:r>
       <w:r>
         <w:rPr>
-          <w:rFonts w:cs="Dana"/>
+          <w:rFonts w:cs="Dana DemiBold" w:ascii="Dana DemiBold" w:hAnsi="Dana DemiBold"/>
           <w:b w:val="false"/>
           <w:i w:val="false"/>
           <w:color w:val="1A1A1A"/>
@@ -2428,7 +2446,7 @@
       </w:r>
       <w:r>
         <w:rPr>
-          <w:rFonts w:ascii="Dana" w:hAnsi="Dana"/>
+          <w:rFonts w:ascii="Dana DemiBold" w:hAnsi="Dana DemiBold" w:cs="Dana DemiBold"/>
           <w:b w:val="false"/>
           <w:b w:val="false"/>
           <w:i w:val="false"/>
@@ -2442,7 +2460,7 @@
       </w:r>
       <w:r>
         <w:rPr>
-          <w:rFonts w:cs="Dana"/>
+          <w:rFonts w:cs="Dana DemiBold" w:ascii="Dana DemiBold" w:hAnsi="Dana DemiBold"/>
           <w:b w:val="false"/>
           <w:i w:val="false"/>
           <w:color w:val="1A1A1A"/>
@@ -2454,7 +2472,7 @@
       </w:r>
       <w:r>
         <w:rPr>
-          <w:rFonts w:ascii="Dana" w:hAnsi="Dana"/>
+          <w:rFonts w:ascii="Dana DemiBold" w:hAnsi="Dana DemiBold" w:cs="Dana DemiBold"/>
           <w:b w:val="false"/>
           <w:b w:val="false"/>
           <w:i w:val="false"/>
@@ -2469,7 +2487,7 @@
       </w:r>
       <w:r>
         <w:rPr>
-          <w:rFonts w:cs="Dana"/>
+          <w:rFonts w:cs="Dana DemiBold" w:ascii="Dana DemiBold" w:hAnsi="Dana DemiBold"/>
           <w:b w:val="false"/>
           <w:i w:val="false"/>
           <w:color w:val="1A1A1A"/>
@@ -2481,7 +2499,7 @@
       </w:r>
       <w:r>
         <w:rPr>
-          <w:rFonts w:ascii="Dana" w:hAnsi="Dana"/>
+          <w:rFonts w:ascii="Dana DemiBold" w:hAnsi="Dana DemiBold" w:cs="Dana DemiBold"/>
           <w:b w:val="false"/>
           <w:b w:val="false"/>
           <w:i w:val="false"/>
@@ -2496,7 +2514,7 @@
       </w:r>
       <w:r>
         <w:rPr>
-          <w:rFonts w:cs="Dana"/>
+          <w:rFonts w:cs="Dana DemiBold" w:ascii="Dana DemiBold" w:hAnsi="Dana DemiBold"/>
           <w:b w:val="false"/>
           <w:i w:val="false"/>
           <w:color w:val="1A1A1A"/>
@@ -2511,7 +2529,7 @@
       <w:pPr>
         <w:pStyle w:val="Normal"/>
         <w:bidi w:val="1"/>
-        <w:spacing w:lineRule="auto" w:line="240" w:before="0" w:after="0"/>
+        <w:spacing w:lineRule="auto" w:line="240" w:before="0" w:after="40"/>
         <w:jc w:val="left"/>
         <w:rPr/>
       </w:pPr>
@@ -2530,29 +2548,47 @@
         </w:rPr>
         <w:t>ویراستار علمی</w:t>
       </w:r>
-    </w:p>
-    <w:p>
-      <w:pPr>
-        <w:pStyle w:val="Normal"/>
-        <w:bidi w:val="1"/>
-        <w:spacing w:lineRule="auto" w:line="240" w:before="0" w:after="0"/>
-        <w:jc w:val="left"/>
-        <w:rPr/>
-      </w:pPr>
-      <w:r>
-        <w:rPr>
-          <w:rFonts w:ascii="Dana Light" w:hAnsi="Dana Light" w:cs="Dana Light"/>
-          <w:b w:val="false"/>
-          <w:b w:val="false"/>
-          <w:i w:val="false"/>
-          <w:i w:val="false"/>
-          <w:color w:val="4D4D4D"/>
-          <w:sz w:val="16"/>
-          <w:sz w:val="16"/>
-          <w:szCs w:val="16"/>
-          <w:rtl w:val="true"/>
-        </w:rPr>
-        <w:t>شابک</w:t>
+      <w:r>
+        <w:rPr>
+          <w:rFonts w:ascii="Dana Light" w:hAnsi="Dana Light" w:cs="Dana Light"/>
+          <w:b w:val="false"/>
+          <w:b w:val="false"/>
+          <w:i w:val="false"/>
+          <w:i w:val="false"/>
+          <w:color w:val="4D4D4D"/>
+          <w:sz w:val="16"/>
+          <w:sz w:val="16"/>
+          <w:szCs w:val="16"/>
+          <w:rtl w:val="true"/>
+        </w:rPr>
+        <w:t xml:space="preserve">   </w:t>
+      </w:r>
+      <w:r>
+        <w:rPr>
+          <w:rFonts w:cs="Dana Light" w:ascii="Dana Light" w:hAnsi="Dana Light"/>
+          <w:b w:val="false"/>
+          <w:i w:val="false"/>
+          <w:color w:val="4D4D4D"/>
+          <w:sz w:val="16"/>
+          <w:szCs w:val="16"/>
+          <w:rtl w:val="true"/>
+        </w:rPr>
+        <w:t xml:space="preserve">·   </w:t>
+      </w:r>
+      <w:r>
+        <w:rPr>
+          <w:rFonts w:ascii="Dana Light" w:hAnsi="Dana Light" w:cs="Dana Light"/>
+          <w:b w:val="false"/>
+          <w:b w:val="false"/>
+          <w:i w:val="false"/>
+          <w:i w:val="false"/>
+          <w:color w:val="4D4D4D"/>
+          <w:sz w:val="16"/>
+          <w:sz w:val="16"/>
+          <w:szCs w:val="16"/>
+          <w:rtl w:val="true"/>
+        </w:rPr>
+        <w:t>شابک چاپ دوم به بعد</w:t>
       </w:r>
       <w:r>
         <w:rPr>
@@ -2565,6 +2601,109 @@
           <w:rtl w:val="true"/>
         </w:rPr>
         <w:t xml:space="preserve">: </w:t>
+      </w:r>
+      <w:r>
+        <w:rPr>
+          <w:rFonts w:cs="Dana Light" w:ascii="Dana Light" w:hAnsi="Dana Light"/>
+          <w:b w:val="false"/>
+          <w:i w:val="false"/>
+          <w:color w:val="4D4D4D"/>
+          <w:sz w:val="16"/>
+          <w:szCs w:val="16"/>
+        </w:rPr>
+        <w:t>978</w:t>
+      </w:r>
+      <w:r>
+        <w:rPr>
+          <w:rFonts w:cs="Dana Light" w:ascii="Dana Light" w:hAnsi="Dana Light"/>
+          <w:b w:val="false"/>
+          <w:i w:val="false"/>
+          <w:color w:val="4D4D4D"/>
+          <w:sz w:val="16"/>
+          <w:szCs w:val="16"/>
+          <w:rtl w:val="true"/>
+        </w:rPr>
+        <w:t>-</w:t>
+      </w:r>
+      <w:r>
+        <w:rPr>
+          <w:rFonts w:cs="Dana Light" w:ascii="Dana Light" w:hAnsi="Dana Light"/>
+          <w:b w:val="false"/>
+          <w:i w:val="false"/>
+          <w:color w:val="4D4D4D"/>
+          <w:sz w:val="16"/>
+          <w:szCs w:val="16"/>
+        </w:rPr>
+        <w:t>600</w:t>
+      </w:r>
+      <w:r>
+        <w:rPr>
+          <w:rFonts w:cs="Dana Light" w:ascii="Dana Light" w:hAnsi="Dana Light"/>
+          <w:b w:val="false"/>
+          <w:i w:val="false"/>
+          <w:color w:val="4D4D4D"/>
+          <w:sz w:val="16"/>
+          <w:szCs w:val="16"/>
+          <w:rtl w:val="true"/>
+        </w:rPr>
+        <w:t>-</w:t>
+      </w:r>
+      <w:r>
+        <w:rPr>
+          <w:rFonts w:cs="Dana Light" w:ascii="Dana Light" w:hAnsi="Dana Light"/>
+          <w:b w:val="false"/>
+          <w:i w:val="false"/>
+          <w:color w:val="4D4D4D"/>
+          <w:sz w:val="16"/>
+          <w:szCs w:val="16"/>
+        </w:rPr>
+        <w:t>6058</w:t>
+      </w:r>
+      <w:r>
+        <w:rPr>
+          <w:rFonts w:cs="Dana Light" w:ascii="Dana Light" w:hAnsi="Dana Light"/>
+          <w:b w:val="false"/>
+          <w:i w:val="false"/>
+          <w:color w:val="4D4D4D"/>
+          <w:sz w:val="16"/>
+          <w:szCs w:val="16"/>
+          <w:rtl w:val="true"/>
+        </w:rPr>
+        <w:t>-</w:t>
+      </w:r>
+      <w:r>
+        <w:rPr>
+          <w:rFonts w:cs="Dana Light" w:ascii="Dana Light" w:hAnsi="Dana Light"/>
+          <w:b w:val="false"/>
+          <w:i w:val="false"/>
+          <w:color w:val="4D4D4D"/>
+          <w:sz w:val="16"/>
+          <w:szCs w:val="16"/>
+        </w:rPr>
+        <w:t>60</w:t>
+      </w:r>
+      <w:r>
+        <w:rPr>
+          <w:rFonts w:cs="Dana Light" w:ascii="Dana Light" w:hAnsi="Dana Light"/>
+          <w:b w:val="false"/>
+          <w:i w:val="false"/>
+          <w:color w:val="4D4D4D"/>
+          <w:sz w:val="16"/>
+          <w:szCs w:val="16"/>
+          <w:rtl w:val="true"/>
+        </w:rPr>
+        <w:t>-</w:t>
+      </w:r>
+      <w:r>
+        <w:rPr>
+          <w:rFonts w:cs="Dana Light" w:ascii="Dana Light" w:hAnsi="Dana Light"/>
+          <w:b w:val="false"/>
+          <w:i w:val="false"/>
+          <w:color w:val="4D4D4D"/>
+          <w:sz w:val="16"/>
+          <w:szCs w:val="16"/>
+        </w:rPr>
+        <w:t>3</w:t>
       </w:r>
     </w:p>
     <w:p>
@@ -2577,7 +2716,7 @@
       </w:pPr>
       <w:r>
         <w:rPr>
-          <w:rFonts w:ascii="Dana" w:hAnsi="Dana"/>
+          <w:rFonts w:ascii="Dana DemiBold" w:hAnsi="Dana DemiBold" w:cs="Dana DemiBold"/>
           <w:b w:val="false"/>
           <w:b w:val="false"/>
           <w:i w:val="false"/>
@@ -2592,7 +2731,7 @@
       </w:r>
       <w:r>
         <w:rPr>
-          <w:rFonts w:cs="Dana"/>
+          <w:rFonts w:cs="Dana DemiBold" w:ascii="Dana DemiBold" w:hAnsi="Dana DemiBold"/>
           <w:b w:val="false"/>
           <w:i w:val="false"/>
           <w:color w:val="1A1A1A"/>
@@ -2604,7 +2743,7 @@
       </w:r>
       <w:r>
         <w:rPr>
-          <w:rFonts w:ascii="Dana" w:hAnsi="Dana"/>
+          <w:rFonts w:ascii="Dana DemiBold" w:hAnsi="Dana DemiBold" w:cs="Dana DemiBold"/>
           <w:b w:val="false"/>
           <w:b w:val="false"/>
           <w:i w:val="false"/>
@@ -2618,7 +2757,7 @@
       </w:r>
       <w:r>
         <w:rPr>
-          <w:rFonts w:cs="Dana"/>
+          <w:rFonts w:cs="Dana DemiBold" w:ascii="Dana DemiBold" w:hAnsi="Dana DemiBold"/>
           <w:b w:val="false"/>
           <w:i w:val="false"/>
           <w:color w:val="1A1A1A"/>
@@ -2630,7 +2769,7 @@
       </w:r>
       <w:r>
         <w:rPr>
-          <w:rFonts w:ascii="Dana" w:hAnsi="Dana"/>
+          <w:rFonts w:ascii="Dana DemiBold" w:hAnsi="Dana DemiBold" w:cs="Dana DemiBold"/>
           <w:b w:val="false"/>
           <w:b w:val="false"/>
           <w:i w:val="false"/>
@@ -2645,7 +2784,7 @@
       </w:r>
       <w:r>
         <w:rPr>
-          <w:rFonts w:cs="Dana"/>
+          <w:rFonts w:cs="Dana DemiBold" w:ascii="Dana DemiBold" w:hAnsi="Dana DemiBold"/>
           <w:b w:val="false"/>
           <w:i w:val="false"/>
           <w:color w:val="1A1A1A"/>
@@ -2657,7 +2796,7 @@
       </w:r>
       <w:r>
         <w:rPr>
-          <w:rFonts w:ascii="Dana" w:hAnsi="Dana"/>
+          <w:rFonts w:ascii="Dana DemiBold" w:hAnsi="Dana DemiBold" w:cs="Dana DemiBold"/>
           <w:b w:val="false"/>
           <w:b w:val="false"/>
           <w:i w:val="false"/>
@@ -2672,7 +2811,7 @@
       </w:r>
       <w:r>
         <w:rPr>
-          <w:rFonts w:cs="Dana"/>
+          <w:rFonts w:cs="Dana DemiBold" w:ascii="Dana DemiBold" w:hAnsi="Dana DemiBold"/>
           <w:b w:val="false"/>
           <w:i w:val="false"/>
           <w:color w:val="1A1A1A"/>
@@ -2687,7 +2826,7 @@
       <w:pPr>
         <w:pStyle w:val="Normal"/>
         <w:bidi w:val="1"/>
-        <w:spacing w:lineRule="auto" w:line="240" w:before="0" w:after="0"/>
+        <w:spacing w:lineRule="auto" w:line="240" w:before="0" w:after="40"/>
         <w:jc w:val="left"/>
         <w:rPr/>
       </w:pPr>
@@ -2706,15 +2845,33 @@
         </w:rPr>
         <w:t>ویراستار</w:t>
       </w:r>
-    </w:p>
-    <w:p>
-      <w:pPr>
-        <w:pStyle w:val="Normal"/>
-        <w:bidi w:val="1"/>
-        <w:spacing w:lineRule="auto" w:line="240" w:before="0" w:after="0"/>
-        <w:jc w:val="left"/>
-        <w:rPr/>
-      </w:pPr>
+      <w:r>
+        <w:rPr>
+          <w:rFonts w:ascii="Dana Light" w:hAnsi="Dana Light" w:cs="Dana Light"/>
+          <w:b w:val="false"/>
+          <w:b w:val="false"/>
+          <w:i w:val="false"/>
+          <w:i w:val="false"/>
+          <w:color w:val="4D4D4D"/>
+          <w:sz w:val="16"/>
+          <w:sz w:val="16"/>
+          <w:szCs w:val="16"/>
+          <w:rtl w:val="true"/>
+        </w:rPr>
+        <w:t xml:space="preserve">   </w:t>
+      </w:r>
+      <w:r>
+        <w:rPr>
+          <w:rFonts w:cs="Dana Light" w:ascii="Dana Light" w:hAnsi="Dana Light"/>
+          <w:b w:val="false"/>
+          <w:i w:val="false"/>
+          <w:color w:val="4D4D4D"/>
+          <w:sz w:val="16"/>
+          <w:szCs w:val="16"/>
+          <w:rtl w:val="true"/>
+        </w:rPr>
+        <w:t xml:space="preserve">·   </w:t>
+      </w:r>
       <w:r>
         <w:rPr>
           <w:rFonts w:ascii="Dana Light" w:hAnsi="Dana Light" w:cs="Dana Light"/>
@@ -2741,6 +2898,109 @@
           <w:rtl w:val="true"/>
         </w:rPr>
         <w:t xml:space="preserve">: </w:t>
+      </w:r>
+      <w:r>
+        <w:rPr>
+          <w:rFonts w:cs="Dana Light" w:ascii="Dana Light" w:hAnsi="Dana Light"/>
+          <w:b w:val="false"/>
+          <w:i w:val="false"/>
+          <w:color w:val="4D4D4D"/>
+          <w:sz w:val="16"/>
+          <w:szCs w:val="16"/>
+        </w:rPr>
+        <w:t>978</w:t>
+      </w:r>
+      <w:r>
+        <w:rPr>
+          <w:rFonts w:cs="Dana Light" w:ascii="Dana Light" w:hAnsi="Dana Light"/>
+          <w:b w:val="false"/>
+          <w:i w:val="false"/>
+          <w:color w:val="4D4D4D"/>
+          <w:sz w:val="16"/>
+          <w:szCs w:val="16"/>
+          <w:rtl w:val="true"/>
+        </w:rPr>
+        <w:t>-</w:t>
+      </w:r>
+      <w:r>
+        <w:rPr>
+          <w:rFonts w:cs="Dana Light" w:ascii="Dana Light" w:hAnsi="Dana Light"/>
+          <w:b w:val="false"/>
+          <w:i w:val="false"/>
+          <w:color w:val="4D4D4D"/>
+          <w:sz w:val="16"/>
+          <w:szCs w:val="16"/>
+        </w:rPr>
+        <w:t>600</w:t>
+      </w:r>
+      <w:r>
+        <w:rPr>
+          <w:rFonts w:cs="Dana Light" w:ascii="Dana Light" w:hAnsi="Dana Light"/>
+          <w:b w:val="false"/>
+          <w:i w:val="false"/>
+          <w:color w:val="4D4D4D"/>
+          <w:sz w:val="16"/>
+          <w:szCs w:val="16"/>
+          <w:rtl w:val="true"/>
+        </w:rPr>
+        <w:t>-</w:t>
+      </w:r>
+      <w:r>
+        <w:rPr>
+          <w:rFonts w:cs="Dana Light" w:ascii="Dana Light" w:hAnsi="Dana Light"/>
+          <w:b w:val="false"/>
+          <w:i w:val="false"/>
+          <w:color w:val="4D4D4D"/>
+          <w:sz w:val="16"/>
+          <w:szCs w:val="16"/>
+        </w:rPr>
+        <w:t>6058</w:t>
+      </w:r>
+      <w:r>
+        <w:rPr>
+          <w:rFonts w:cs="Dana Light" w:ascii="Dana Light" w:hAnsi="Dana Light"/>
+          <w:b w:val="false"/>
+          <w:i w:val="false"/>
+          <w:color w:val="4D4D4D"/>
+          <w:sz w:val="16"/>
+          <w:szCs w:val="16"/>
+          <w:rtl w:val="true"/>
+        </w:rPr>
+        <w:t>-</w:t>
+      </w:r>
+      <w:r>
+        <w:rPr>
+          <w:rFonts w:cs="Dana Light" w:ascii="Dana Light" w:hAnsi="Dana Light"/>
+          <w:b w:val="false"/>
+          <w:i w:val="false"/>
+          <w:color w:val="4D4D4D"/>
+          <w:sz w:val="16"/>
+          <w:szCs w:val="16"/>
+        </w:rPr>
+        <w:t>44</w:t>
+      </w:r>
+      <w:r>
+        <w:rPr>
+          <w:rFonts w:cs="Dana Light" w:ascii="Dana Light" w:hAnsi="Dana Light"/>
+          <w:b w:val="false"/>
+          <w:i w:val="false"/>
+          <w:color w:val="4D4D4D"/>
+          <w:sz w:val="16"/>
+          <w:szCs w:val="16"/>
+          <w:rtl w:val="true"/>
+        </w:rPr>
+        <w:t>-</w:t>
+      </w:r>
+      <w:r>
+        <w:rPr>
+          <w:rFonts w:cs="Dana Light" w:ascii="Dana Light" w:hAnsi="Dana Light"/>
+          <w:b w:val="false"/>
+          <w:i w:val="false"/>
+          <w:color w:val="4D4D4D"/>
+          <w:sz w:val="16"/>
+          <w:szCs w:val="16"/>
+        </w:rPr>
+        <w:t>3</w:t>
       </w:r>
     </w:p>
     <w:p>
@@ -2753,7 +3013,7 @@
       </w:pPr>
       <w:r>
         <w:rPr>
-          <w:rFonts w:ascii="Dana" w:hAnsi="Dana"/>
+          <w:rFonts w:ascii="Dana DemiBold" w:hAnsi="Dana DemiBold" w:cs="Dana DemiBold"/>
           <w:b w:val="false"/>
           <w:b w:val="false"/>
           <w:i w:val="false"/>
@@ -2768,7 +3028,7 @@
       </w:r>
       <w:r>
         <w:rPr>
-          <w:rFonts w:cs="Dana"/>
+          <w:rFonts w:cs="Dana DemiBold" w:ascii="Dana DemiBold" w:hAnsi="Dana DemiBold"/>
           <w:b w:val="false"/>
           <w:i w:val="false"/>
           <w:color w:val="1A1A1A"/>
@@ -2780,7 +3040,7 @@
       </w:r>
       <w:r>
         <w:rPr>
-          <w:rFonts w:ascii="Dana" w:hAnsi="Dana"/>
+          <w:rFonts w:ascii="Dana DemiBold" w:hAnsi="Dana DemiBold" w:cs="Dana DemiBold"/>
           <w:b w:val="false"/>
           <w:b w:val="false"/>
           <w:i w:val="false"/>
@@ -2794,7 +3054,7 @@
       </w:r>
       <w:r>
         <w:rPr>
-          <w:rFonts w:cs="Dana"/>
+          <w:rFonts w:cs="Dana DemiBold" w:ascii="Dana DemiBold" w:hAnsi="Dana DemiBold"/>
           <w:b w:val="false"/>
           <w:i w:val="false"/>
           <w:color w:val="1A1A1A"/>
@@ -2806,7 +3066,7 @@
       </w:r>
       <w:r>
         <w:rPr>
-          <w:rFonts w:ascii="Dana" w:hAnsi="Dana"/>
+          <w:rFonts w:ascii="Dana DemiBold" w:hAnsi="Dana DemiBold" w:cs="Dana DemiBold"/>
           <w:b w:val="false"/>
           <w:b w:val="false"/>
           <w:i w:val="false"/>
@@ -2821,7 +3081,7 @@
       </w:r>
       <w:r>
         <w:rPr>
-          <w:rFonts w:ascii="Dana" w:hAnsi="Dana"/>
+          <w:rFonts w:ascii="Dana DemiBold" w:hAnsi="Dana DemiBold" w:cs="Dana DemiBold"/>
           <w:b w:val="false"/>
           <w:b w:val="false"/>
           <w:i w:val="false"/>
@@ -2835,7 +3095,7 @@
       </w:r>
       <w:r>
         <w:rPr>
-          <w:rFonts w:cs="Dana"/>
+          <w:rFonts w:cs="Dana DemiBold" w:ascii="Dana DemiBold" w:hAnsi="Dana DemiBold"/>
           <w:b w:val="false"/>
           <w:i w:val="false"/>
           <w:color w:val="1A1A1A"/>
@@ -2846,7 +3106,7 @@
       </w:r>
       <w:r>
         <w:rPr>
-          <w:rFonts w:ascii="Dana" w:hAnsi="Dana"/>
+          <w:rFonts w:ascii="Dana DemiBold" w:hAnsi="Dana DemiBold" w:cs="Dana DemiBold"/>
           <w:b w:val="false"/>
           <w:b w:val="false"/>
           <w:i w:val="false"/>
@@ -2860,7 +3120,7 @@
       </w:r>
       <w:r>
         <w:rPr>
-          <w:rFonts w:ascii="Dana" w:hAnsi="Dana"/>
+          <w:rFonts w:ascii="Dana DemiBold" w:hAnsi="Dana DemiBold" w:cs="Dana DemiBold"/>
           <w:b w:val="false"/>
           <w:b w:val="false"/>
           <w:i w:val="false"/>
@@ -2875,7 +3135,7 @@
       </w:r>
       <w:r>
         <w:rPr>
-          <w:rFonts w:cs="Dana"/>
+          <w:rFonts w:cs="Dana DemiBold" w:ascii="Dana DemiBold" w:hAnsi="Dana DemiBold"/>
           <w:b w:val="false"/>
           <w:i w:val="false"/>
           <w:color w:val="1A1A1A"/>
@@ -2890,7 +3150,7 @@
       <w:pPr>
         <w:pStyle w:val="Normal"/>
         <w:bidi w:val="1"/>
-        <w:spacing w:lineRule="auto" w:line="240" w:before="0" w:after="0"/>
+        <w:spacing w:lineRule="auto" w:line="240" w:before="0" w:after="40"/>
         <w:jc w:val="left"/>
         <w:rPr/>
       </w:pPr>
@@ -2909,15 +3169,33 @@
         </w:rPr>
         <w:t>ویراستار</w:t>
       </w:r>
-    </w:p>
-    <w:p>
-      <w:pPr>
-        <w:pStyle w:val="Normal"/>
-        <w:bidi w:val="1"/>
-        <w:spacing w:lineRule="auto" w:line="240" w:before="0" w:after="0"/>
-        <w:jc w:val="left"/>
-        <w:rPr/>
-      </w:pPr>
+      <w:r>
+        <w:rPr>
+          <w:rFonts w:ascii="Dana Light" w:hAnsi="Dana Light" w:cs="Dana Light"/>
+          <w:b w:val="false"/>
+          <w:b w:val="false"/>
+          <w:i w:val="false"/>
+          <w:i w:val="false"/>
+          <w:color w:val="4D4D4D"/>
+          <w:sz w:val="16"/>
+          <w:sz w:val="16"/>
+          <w:szCs w:val="16"/>
+          <w:rtl w:val="true"/>
+        </w:rPr>
+        <w:t xml:space="preserve">   </w:t>
+      </w:r>
+      <w:r>
+        <w:rPr>
+          <w:rFonts w:cs="Dana Light" w:ascii="Dana Light" w:hAnsi="Dana Light"/>
+          <w:b w:val="false"/>
+          <w:i w:val="false"/>
+          <w:color w:val="4D4D4D"/>
+          <w:sz w:val="16"/>
+          <w:szCs w:val="16"/>
+          <w:rtl w:val="true"/>
+        </w:rPr>
+        <w:t xml:space="preserve">·   </w:t>
+      </w:r>
       <w:r>
         <w:rPr>
           <w:rFonts w:ascii="Dana Light" w:hAnsi="Dana Light" w:cs="Dana Light"/>
@@ -2944,6 +3222,109 @@
           <w:rtl w:val="true"/>
         </w:rPr>
         <w:t xml:space="preserve">: </w:t>
+      </w:r>
+      <w:r>
+        <w:rPr>
+          <w:rFonts w:cs="Dana Light" w:ascii="Dana Light" w:hAnsi="Dana Light"/>
+          <w:b w:val="false"/>
+          <w:i w:val="false"/>
+          <w:color w:val="4D4D4D"/>
+          <w:sz w:val="16"/>
+          <w:szCs w:val="16"/>
+        </w:rPr>
+        <w:t>978</w:t>
+      </w:r>
+      <w:r>
+        <w:rPr>
+          <w:rFonts w:cs="Dana Light" w:ascii="Dana Light" w:hAnsi="Dana Light"/>
+          <w:b w:val="false"/>
+          <w:i w:val="false"/>
+          <w:color w:val="4D4D4D"/>
+          <w:sz w:val="16"/>
+          <w:szCs w:val="16"/>
+          <w:rtl w:val="true"/>
+        </w:rPr>
+        <w:t>-</w:t>
+      </w:r>
+      <w:r>
+        <w:rPr>
+          <w:rFonts w:cs="Dana Light" w:ascii="Dana Light" w:hAnsi="Dana Light"/>
+          <w:b w:val="false"/>
+          <w:i w:val="false"/>
+          <w:color w:val="4D4D4D"/>
+          <w:sz w:val="16"/>
+          <w:szCs w:val="16"/>
+        </w:rPr>
+        <w:t>600</w:t>
+      </w:r>
+      <w:r>
+        <w:rPr>
+          <w:rFonts w:cs="Dana Light" w:ascii="Dana Light" w:hAnsi="Dana Light"/>
+          <w:b w:val="false"/>
+          <w:i w:val="false"/>
+          <w:color w:val="4D4D4D"/>
+          <w:sz w:val="16"/>
+          <w:szCs w:val="16"/>
+          <w:rtl w:val="true"/>
+        </w:rPr>
+        <w:t>-</w:t>
+      </w:r>
+      <w:r>
+        <w:rPr>
+          <w:rFonts w:cs="Dana Light" w:ascii="Dana Light" w:hAnsi="Dana Light"/>
+          <w:b w:val="false"/>
+          <w:i w:val="false"/>
+          <w:color w:val="4D4D4D"/>
+          <w:sz w:val="16"/>
+          <w:szCs w:val="16"/>
+        </w:rPr>
+        <w:t>6058</w:t>
+      </w:r>
+      <w:r>
+        <w:rPr>
+          <w:rFonts w:cs="Dana Light" w:ascii="Dana Light" w:hAnsi="Dana Light"/>
+          <w:b w:val="false"/>
+          <w:i w:val="false"/>
+          <w:color w:val="4D4D4D"/>
+          <w:sz w:val="16"/>
+          <w:szCs w:val="16"/>
+          <w:rtl w:val="true"/>
+        </w:rPr>
+        <w:t>-</w:t>
+      </w:r>
+      <w:r>
+        <w:rPr>
+          <w:rFonts w:cs="Dana Light" w:ascii="Dana Light" w:hAnsi="Dana Light"/>
+          <w:b w:val="false"/>
+          <w:i w:val="false"/>
+          <w:color w:val="4D4D4D"/>
+          <w:sz w:val="16"/>
+          <w:szCs w:val="16"/>
+        </w:rPr>
+        <w:t>42</w:t>
+      </w:r>
+      <w:r>
+        <w:rPr>
+          <w:rFonts w:cs="Dana Light" w:ascii="Dana Light" w:hAnsi="Dana Light"/>
+          <w:b w:val="false"/>
+          <w:i w:val="false"/>
+          <w:color w:val="4D4D4D"/>
+          <w:sz w:val="16"/>
+          <w:szCs w:val="16"/>
+          <w:rtl w:val="true"/>
+        </w:rPr>
+        <w:t>-</w:t>
+      </w:r>
+      <w:r>
+        <w:rPr>
+          <w:rFonts w:cs="Dana Light" w:ascii="Dana Light" w:hAnsi="Dana Light"/>
+          <w:b w:val="false"/>
+          <w:i w:val="false"/>
+          <w:color w:val="4D4D4D"/>
+          <w:sz w:val="16"/>
+          <w:szCs w:val="16"/>
+        </w:rPr>
+        <w:t>9</w:t>
       </w:r>
     </w:p>
     <w:p>
@@ -2992,6 +3373,33 @@
           <w:b w:val="false"/>
           <w:i w:val="false"/>
           <w:i w:val="false"/>
+          <w:color w:val="4D4D4D"/>
+          <w:sz w:val="16"/>
+          <w:sz w:val="16"/>
+          <w:szCs w:val="16"/>
+          <w:rtl w:val="true"/>
+        </w:rPr>
+        <w:t>مقاله</w:t>
+      </w:r>
+      <w:r>
+        <w:rPr>
+          <w:rFonts w:cs="Dana DemiBold" w:ascii="Dana DemiBold" w:hAnsi="Dana DemiBold"/>
+          <w:b w:val="false"/>
+          <w:i w:val="false"/>
+          <w:color w:val="4D4D4D"/>
+          <w:sz w:val="16"/>
+          <w:szCs w:val="16"/>
+          <w:rtl w:val="true"/>
+        </w:rPr>
+        <w:t xml:space="preserve">:  </w:t>
+      </w:r>
+      <w:r>
+        <w:rPr>
+          <w:rFonts w:ascii="Dana DemiBold" w:hAnsi="Dana DemiBold" w:cs="Dana DemiBold"/>
+          <w:b w:val="false"/>
+          <w:b w:val="false"/>
+          <w:i w:val="false"/>
+          <w:i w:val="false"/>
           <w:color w:val="1A1A1A"/>
           <w:sz w:val="21"/>
           <w:sz w:val="21"/>
@@ -3241,19 +3649,73 @@
           <w:szCs w:val="16"/>
           <w:rtl w:val="true"/>
         </w:rPr>
-        <w:t xml:space="preserve">ارائه مشترک با دکتر منصور قربانی </w:t>
-      </w:r>
-      <w:r>
-        <w:rPr>
-          <w:rFonts w:cs="Dana Light" w:ascii="Dana Light" w:hAnsi="Dana Light"/>
-          <w:b w:val="false"/>
-          <w:i w:val="false"/>
-          <w:color w:val="4D4D4D"/>
-          <w:sz w:val="16"/>
-          <w:szCs w:val="16"/>
-          <w:rtl w:val="true"/>
-        </w:rPr>
-        <w:t xml:space="preserve">· </w:t>
+        <w:t>نویسندگان</w:t>
+      </w:r>
+      <w:r>
+        <w:rPr>
+          <w:rFonts w:cs="Dana Light" w:ascii="Dana Light" w:hAnsi="Dana Light"/>
+          <w:b w:val="false"/>
+          <w:i w:val="false"/>
+          <w:color w:val="4D4D4D"/>
+          <w:sz w:val="16"/>
+          <w:szCs w:val="16"/>
+          <w:rtl w:val="true"/>
+        </w:rPr>
+        <w:t xml:space="preserve">: </w:t>
+      </w:r>
+      <w:r>
+        <w:rPr>
+          <w:rFonts w:ascii="Dana Light" w:hAnsi="Dana Light" w:cs="Dana Light"/>
+          <w:b w:val="false"/>
+          <w:b w:val="false"/>
+          <w:i w:val="false"/>
+          <w:i w:val="false"/>
+          <w:color w:val="4D4D4D"/>
+          <w:sz w:val="16"/>
+          <w:sz w:val="16"/>
+          <w:szCs w:val="16"/>
+          <w:rtl w:val="true"/>
+        </w:rPr>
+        <w:t xml:space="preserve">منصور قربانی، محمدآریا امینی </w:t>
+      </w:r>
+      <w:r>
+        <w:rPr>
+          <w:rFonts w:cs="Dana Light" w:ascii="Dana Light" w:hAnsi="Dana Light"/>
+          <w:b w:val="false"/>
+          <w:i w:val="false"/>
+          <w:color w:val="4D4D4D"/>
+          <w:sz w:val="16"/>
+          <w:szCs w:val="16"/>
+          <w:rtl w:val="true"/>
+        </w:rPr>
+        <w:t>(</w:t>
+      </w:r>
+      <w:r>
+        <w:rPr>
+          <w:rFonts w:ascii="Dana Light" w:hAnsi="Dana Light" w:cs="Dana Light"/>
+          <w:b w:val="false"/>
+          <w:b w:val="false"/>
+          <w:i w:val="false"/>
+          <w:i w:val="false"/>
+          <w:color w:val="4D4D4D"/>
+          <w:sz w:val="16"/>
+          <w:sz w:val="16"/>
+          <w:szCs w:val="16"/>
+          <w:rtl w:val="true"/>
+        </w:rPr>
+        <w:t>سخنران</w:t>
+      </w:r>
+      <w:r>
+        <w:rPr>
+          <w:rFonts w:cs="Dana Light" w:ascii="Dana Light" w:hAnsi="Dana Light"/>
+          <w:b w:val="false"/>
+          <w:i w:val="false"/>
+          <w:color w:val="4D4D4D"/>
+          <w:sz w:val="16"/>
+          <w:szCs w:val="16"/>
+          <w:rtl w:val="true"/>
+        </w:rPr>
+        <w:t xml:space="preserve">) · </w:t>
       </w:r>
       <w:r>
         <w:rPr>
@@ -3363,6 +3825,33 @@
           <w:b w:val="false"/>
           <w:i w:val="false"/>
           <w:i w:val="false"/>
+          <w:color w:val="4D4D4D"/>
+          <w:sz w:val="16"/>
+          <w:sz w:val="16"/>
+          <w:szCs w:val="16"/>
+          <w:rtl w:val="true"/>
+        </w:rPr>
+        <w:t>مقاله</w:t>
+      </w:r>
+      <w:r>
+        <w:rPr>
+          <w:rFonts w:cs="Dana DemiBold" w:ascii="Dana DemiBold" w:hAnsi="Dana DemiBold"/>
+          <w:b w:val="false"/>
+          <w:i w:val="false"/>
+          <w:color w:val="4D4D4D"/>
+          <w:sz w:val="16"/>
+          <w:szCs w:val="16"/>
+          <w:rtl w:val="true"/>
+        </w:rPr>
+        <w:t xml:space="preserve">:  </w:t>
+      </w:r>
+      <w:r>
+        <w:rPr>
+          <w:rFonts w:ascii="Dana DemiBold" w:hAnsi="Dana DemiBold" w:cs="Dana DemiBold"/>
+          <w:b w:val="false"/>
+          <w:b w:val="false"/>
+          <w:i w:val="false"/>
+          <w:i w:val="false"/>
           <w:color w:val="1A1A1A"/>
           <w:sz w:val="21"/>
           <w:sz w:val="21"/>
@@ -3741,7 +4230,7 @@
           <w:rPr>
             <w:rStyle w:val="ListLabel11"/>
             <w:rFonts w:ascii="Dana Light" w:hAnsi="Dana Light" w:cs="Dana Light"/>
-            <w:color w:val="4D4D4D"/>
+            <w:color w:val="1F4E79"/>
             <w:sz w:val="16"/>
             <w:sz w:val="16"/>
             <w:szCs w:val="16"/>
@@ -3771,6 +4260,33 @@
           <w:b w:val="false"/>
           <w:i w:val="false"/>
           <w:i w:val="false"/>
+          <w:color w:val="4D4D4D"/>
+          <w:sz w:val="16"/>
+          <w:sz w:val="16"/>
+          <w:szCs w:val="16"/>
+          <w:rtl w:val="true"/>
+        </w:rPr>
+        <w:t>مقاله</w:t>
+      </w:r>
+      <w:r>
+        <w:rPr>
+          <w:rFonts w:cs="Dana DemiBold" w:ascii="Dana DemiBold" w:hAnsi="Dana DemiBold"/>
+          <w:b w:val="false"/>
+          <w:i w:val="false"/>
+          <w:color w:val="4D4D4D"/>
+          <w:sz w:val="16"/>
+          <w:szCs w:val="16"/>
+          <w:rtl w:val="true"/>
+        </w:rPr>
+        <w:t xml:space="preserve">:  </w:t>
+      </w:r>
+      <w:r>
+        <w:rPr>
+          <w:rFonts w:ascii="Dana DemiBold" w:hAnsi="Dana DemiBold" w:cs="Dana DemiBold"/>
+          <w:b w:val="false"/>
+          <w:b w:val="false"/>
+          <w:i w:val="false"/>
+          <w:i w:val="false"/>
           <w:color w:val="1A1A1A"/>
           <w:sz w:val="21"/>
           <w:sz w:val="21"/>
@@ -4149,7 +4665,7 @@
           <w:rPr>
             <w:rStyle w:val="ListLabel11"/>
             <w:rFonts w:ascii="Dana Light" w:hAnsi="Dana Light" w:cs="Dana Light"/>
-            <w:color w:val="4D4D4D"/>
+            <w:color w:val="1F4E79"/>
             <w:sz w:val="16"/>
             <w:sz w:val="16"/>
             <w:szCs w:val="16"/>
@@ -4179,6 +4695,33 @@
           <w:b w:val="false"/>
           <w:i w:val="false"/>
           <w:i w:val="false"/>
+          <w:color w:val="4D4D4D"/>
+          <w:sz w:val="16"/>
+          <w:sz w:val="16"/>
+          <w:szCs w:val="16"/>
+          <w:rtl w:val="true"/>
+        </w:rPr>
+        <w:t>مقاله</w:t>
+      </w:r>
+      <w:r>
+        <w:rPr>
+          <w:rFonts w:cs="Dana DemiBold" w:ascii="Dana DemiBold" w:hAnsi="Dana DemiBold"/>
+          <w:b w:val="false"/>
+          <w:i w:val="false"/>
+          <w:color w:val="4D4D4D"/>
+          <w:sz w:val="16"/>
+          <w:szCs w:val="16"/>
+          <w:rtl w:val="true"/>
+        </w:rPr>
+        <w:t xml:space="preserve">:  </w:t>
+      </w:r>
+      <w:r>
+        <w:rPr>
+          <w:rFonts w:ascii="Dana DemiBold" w:hAnsi="Dana DemiBold" w:cs="Dana DemiBold"/>
+          <w:b w:val="false"/>
+          <w:b w:val="false"/>
+          <w:i w:val="false"/>
+          <w:i w:val="false"/>
           <w:color w:val="1A1A1A"/>
           <w:sz w:val="21"/>
           <w:sz w:val="21"/>
@@ -4557,7 +5100,7 @@
           <w:rPr>
             <w:rStyle w:val="ListLabel11"/>
             <w:rFonts w:ascii="Dana Light" w:hAnsi="Dana Light" w:cs="Dana Light"/>
-            <w:color w:val="4D4D4D"/>
+            <w:color w:val="1F4E79"/>
             <w:sz w:val="16"/>
             <w:sz w:val="16"/>
             <w:szCs w:val="16"/>
@@ -5208,268 +5751,6 @@
           <w:szCs w:val="23"/>
           <w:rtl w:val="true"/>
         </w:rPr>
-        <w:t>مهارت‌های فنی و تخصصی</w:t>
-      </w:r>
-    </w:p>
-    <w:p>
-      <w:pPr>
-        <w:pStyle w:val="Normal"/>
-        <w:bidi w:val="1"/>
-        <w:spacing w:lineRule="auto" w:line="240" w:before="20" w:after="0"/>
-        <w:jc w:val="both"/>
-        <w:rPr/>
-      </w:pPr>
-      <w:r>
-        <w:rPr>
-          <w:rFonts w:ascii="Dana DemiBold" w:hAnsi="Dana DemiBold" w:cs="Dana DemiBold"/>
-          <w:b w:val="false"/>
-          <w:b w:val="false"/>
-          <w:i w:val="false"/>
-          <w:i w:val="false"/>
-          <w:color w:val="1A1A1A"/>
-          <w:sz w:val="21"/>
-          <w:sz w:val="21"/>
-          <w:szCs w:val="21"/>
-          <w:rtl w:val="true"/>
-        </w:rPr>
-        <w:t>علوم زمین و زمین‌شناسی نفت</w:t>
-      </w:r>
-      <w:r>
-        <w:rPr>
-          <w:rFonts w:cs="Dana DemiBold" w:ascii="Dana DemiBold" w:hAnsi="Dana DemiBold"/>
-          <w:b w:val="false"/>
-          <w:i w:val="false"/>
-          <w:color w:val="1A1A1A"/>
-          <w:sz w:val="21"/>
-          <w:szCs w:val="21"/>
-          <w:rtl w:val="true"/>
-        </w:rPr>
-        <w:t xml:space="preserve">:  </w:t>
-      </w:r>
-      <w:r>
-        <w:rPr>
-          <w:rFonts w:cs="Dana"/>
-          <w:b w:val="false"/>
-          <w:i w:val="false"/>
-          <w:color w:val="1A1A1A"/>
-          <w:sz w:val="21"/>
-          <w:szCs w:val="21"/>
-        </w:rPr>
-        <w:t>Petroleum Geology  •  Geochemistry  •  Petrography &amp; Thin-Section Analysis  •  Geological Mapping  •  Geological Data Interpretation  •  Sedimentology &amp; Stratigraphy  •  Structural Geology &amp; Tectonics</w:t>
-      </w:r>
-    </w:p>
-    <w:p>
-      <w:pPr>
-        <w:pStyle w:val="Normal"/>
-        <w:bidi w:val="1"/>
-        <w:spacing w:lineRule="auto" w:line="240" w:before="20" w:after="0"/>
-        <w:jc w:val="both"/>
-        <w:rPr/>
-      </w:pPr>
-      <w:r>
-        <w:rPr>
-          <w:rFonts w:ascii="Dana DemiBold" w:hAnsi="Dana DemiBold" w:cs="Dana DemiBold"/>
-          <w:b w:val="false"/>
-          <w:b w:val="false"/>
-          <w:i w:val="false"/>
-          <w:i w:val="false"/>
-          <w:color w:val="1A1A1A"/>
-          <w:sz w:val="21"/>
-          <w:sz w:val="21"/>
-          <w:szCs w:val="21"/>
-          <w:rtl w:val="true"/>
-        </w:rPr>
-        <w:t>نرم‌افزارها و ابزارهای تخصصی علوم زمین</w:t>
-      </w:r>
-      <w:r>
-        <w:rPr>
-          <w:rFonts w:cs="Dana DemiBold" w:ascii="Dana DemiBold" w:hAnsi="Dana DemiBold"/>
-          <w:b w:val="false"/>
-          <w:i w:val="false"/>
-          <w:color w:val="1A1A1A"/>
-          <w:sz w:val="21"/>
-          <w:szCs w:val="21"/>
-          <w:rtl w:val="true"/>
-        </w:rPr>
-        <w:t xml:space="preserve">:  </w:t>
-      </w:r>
-      <w:r>
-        <w:rPr>
-          <w:rFonts w:cs="Dana"/>
-          <w:b w:val="false"/>
-          <w:i w:val="false"/>
-          <w:color w:val="1A1A1A"/>
-          <w:sz w:val="21"/>
-          <w:szCs w:val="21"/>
-        </w:rPr>
-        <w:t>ArcGIS / ArcGIS Pro  •  QGIS  •  Google Earth Engine  •  ENVI  •  RockWorks  •  Petrel</w:t>
-      </w:r>
-    </w:p>
-    <w:p>
-      <w:pPr>
-        <w:pStyle w:val="Normal"/>
-        <w:bidi w:val="1"/>
-        <w:spacing w:lineRule="auto" w:line="240" w:before="20" w:after="0"/>
-        <w:jc w:val="both"/>
-        <w:rPr/>
-      </w:pPr>
-      <w:r>
-        <w:rPr>
-          <w:rFonts w:ascii="Dana DemiBold" w:hAnsi="Dana DemiBold" w:cs="Dana DemiBold"/>
-          <w:b w:val="false"/>
-          <w:b w:val="false"/>
-          <w:i w:val="false"/>
-          <w:i w:val="false"/>
-          <w:color w:val="1A1A1A"/>
-          <w:sz w:val="21"/>
-          <w:sz w:val="21"/>
-          <w:szCs w:val="21"/>
-          <w:rtl w:val="true"/>
-        </w:rPr>
-        <w:t>برنامه‌نویسی، محاسبات و تحلیل داده</w:t>
-      </w:r>
-      <w:r>
-        <w:rPr>
-          <w:rFonts w:cs="Dana DemiBold" w:ascii="Dana DemiBold" w:hAnsi="Dana DemiBold"/>
-          <w:b w:val="false"/>
-          <w:i w:val="false"/>
-          <w:color w:val="1A1A1A"/>
-          <w:sz w:val="21"/>
-          <w:szCs w:val="21"/>
-          <w:rtl w:val="true"/>
-        </w:rPr>
-        <w:t xml:space="preserve">:  </w:t>
-      </w:r>
-      <w:r>
-        <w:rPr>
-          <w:rFonts w:cs="Dana"/>
-          <w:b w:val="false"/>
-          <w:i w:val="false"/>
-          <w:color w:val="1A1A1A"/>
-          <w:sz w:val="21"/>
-          <w:szCs w:val="21"/>
-        </w:rPr>
-        <w:t>Python  •  MATLAB  •  C#  •  JavaScript  •  PHP  •  Bash / Shell Scripting  •  Data Analysis &amp; Visualization  •  Geoscientific Data Modeling &amp; Analysis  •  Large-Scale Data Processing  •  High-Performance Computing (HPC)</w:t>
-      </w:r>
-    </w:p>
-    <w:p>
-      <w:pPr>
-        <w:pStyle w:val="Normal"/>
-        <w:bidi w:val="1"/>
-        <w:spacing w:lineRule="auto" w:line="240" w:before="20" w:after="0"/>
-        <w:jc w:val="both"/>
-        <w:rPr/>
-      </w:pPr>
-      <w:r>
-        <w:rPr>
-          <w:rFonts w:ascii="Dana DemiBold" w:hAnsi="Dana DemiBold" w:cs="Dana DemiBold"/>
-          <w:b w:val="false"/>
-          <w:b w:val="false"/>
-          <w:i w:val="false"/>
-          <w:i w:val="false"/>
-          <w:color w:val="1A1A1A"/>
-          <w:sz w:val="21"/>
-          <w:sz w:val="21"/>
-          <w:szCs w:val="21"/>
-          <w:rtl w:val="true"/>
-        </w:rPr>
-        <w:t>زیرساخت، سیستم‌ها و شبکه</w:t>
-      </w:r>
-      <w:r>
-        <w:rPr>
-          <w:rFonts w:cs="Dana DemiBold" w:ascii="Dana DemiBold" w:hAnsi="Dana DemiBold"/>
-          <w:b w:val="false"/>
-          <w:i w:val="false"/>
-          <w:color w:val="1A1A1A"/>
-          <w:sz w:val="21"/>
-          <w:szCs w:val="21"/>
-          <w:rtl w:val="true"/>
-        </w:rPr>
-        <w:t xml:space="preserve">:  </w:t>
-      </w:r>
-      <w:r>
-        <w:rPr>
-          <w:rFonts w:cs="Dana"/>
-          <w:b w:val="false"/>
-          <w:i w:val="false"/>
-          <w:color w:val="1A1A1A"/>
-          <w:sz w:val="21"/>
-          <w:szCs w:val="21"/>
-        </w:rPr>
-        <w:t>Linux  •  Linux System Administration  •  Server Administration  •  Computer Networking  •  Network Infrastructure Management  •  Virtualization &amp; Virtual Machine Management  •  Data Center Infrastructure  •  Server &amp; Compute Resource Management</w:t>
-      </w:r>
-    </w:p>
-    <w:p>
-      <w:pPr>
-        <w:pStyle w:val="Normal"/>
-        <w:bidi w:val="1"/>
-        <w:spacing w:lineRule="auto" w:line="240" w:before="20" w:after="0"/>
-        <w:jc w:val="both"/>
-        <w:rPr/>
-      </w:pPr>
-      <w:r>
-        <w:rPr>
-          <w:rFonts w:ascii="Dana DemiBold" w:hAnsi="Dana DemiBold" w:cs="Dana DemiBold"/>
-          <w:b w:val="false"/>
-          <w:b w:val="false"/>
-          <w:i w:val="false"/>
-          <w:i w:val="false"/>
-          <w:color w:val="1A1A1A"/>
-          <w:sz w:val="21"/>
-          <w:sz w:val="21"/>
-          <w:szCs w:val="21"/>
-          <w:rtl w:val="true"/>
-        </w:rPr>
-        <w:t>نرم‌افزارهای عمومی و ابزارهای بهره‌وری</w:t>
-      </w:r>
-      <w:r>
-        <w:rPr>
-          <w:rFonts w:cs="Dana DemiBold" w:ascii="Dana DemiBold" w:hAnsi="Dana DemiBold"/>
-          <w:b w:val="false"/>
-          <w:i w:val="false"/>
-          <w:color w:val="1A1A1A"/>
-          <w:sz w:val="21"/>
-          <w:szCs w:val="21"/>
-          <w:rtl w:val="true"/>
-        </w:rPr>
-        <w:t xml:space="preserve">:  </w:t>
-      </w:r>
-      <w:r>
-        <w:rPr>
-          <w:rFonts w:cs="Dana"/>
-          <w:b w:val="false"/>
-          <w:i w:val="false"/>
-          <w:color w:val="1A1A1A"/>
-          <w:sz w:val="21"/>
-          <w:szCs w:val="21"/>
-        </w:rPr>
-        <w:t>Microsoft Office (Word, Excel, PowerPoint)  •  Git  •  GitHub  •  Command-Line Environments  •  Technical Documentation</w:t>
-      </w:r>
-    </w:p>
-    <w:p>
-      <w:pPr>
-        <w:pStyle w:val="Normal"/>
-        <w:pBdr>
-          <w:bottom w:val="single" w:sz="4" w:space="2" w:color="333333"/>
-        </w:pBdr>
-        <w:bidi w:val="1"/>
-        <w:spacing w:lineRule="auto" w:line="240" w:before="60" w:after="60"/>
-        <w:jc w:val="left"/>
-        <w:rPr/>
-      </w:pPr>
-      <w:r>
-        <w:rPr>
-          <w:rFonts w:ascii="Dana DemiBold" w:hAnsi="Dana DemiBold" w:cs="Dana DemiBold"/>
-          <w:b w:val="false"/>
-          <w:b w:val="false"/>
-          <w:i w:val="false"/>
-          <w:i w:val="false"/>
-          <w:color w:val="1F4E79"/>
-          <w:sz w:val="23"/>
-          <w:sz w:val="23"/>
-          <w:szCs w:val="23"/>
-          <w:rtl w:val="true"/>
-        </w:rPr>
         <w:t>زبان‌ها</w:t>
       </w:r>
     </w:p>
@@ -5483,6 +5764,21 @@
       </w:pPr>
       <w:r>
         <w:rPr>
+          <w:rFonts w:ascii="Dana DemiBold" w:hAnsi="Dana DemiBold" w:cs="Dana DemiBold"/>
+          <w:b w:val="false"/>
+          <w:b w:val="false"/>
+          <w:i w:val="false"/>
+          <w:i w:val="false"/>
+          <w:color w:val="1A1A1A"/>
+          <w:sz w:val="21"/>
+          <w:sz w:val="21"/>
+          <w:szCs w:val="21"/>
+          <w:rtl w:val="true"/>
+        </w:rPr>
+        <w:t>فارسی</w:t>
+      </w:r>
+      <w:r>
+        <w:rPr>
           <w:rFonts w:ascii="Dana" w:hAnsi="Dana"/>
           <w:b w:val="false"/>
           <w:b w:val="false"/>
@@ -5494,7 +5790,7 @@
           <w:szCs w:val="21"/>
           <w:rtl w:val="true"/>
         </w:rPr>
-        <w:t xml:space="preserve">فارسی </w:t>
+        <w:t xml:space="preserve"> </w:t>
       </w:r>
       <w:r>
         <w:rPr>
@@ -5521,7 +5817,64 @@
           <w:szCs w:val="21"/>
           <w:rtl w:val="true"/>
         </w:rPr>
-        <w:t xml:space="preserve">زبان مادری   </w:t>
+        <w:t>زبان مادری</w:t>
+      </w:r>
+      <w:r>
+        <w:rPr>
+          <w:rFonts w:ascii="Dana Light" w:hAnsi="Dana Light" w:cs="Dana Light"/>
+          <w:b w:val="false"/>
+          <w:b w:val="false"/>
+          <w:i w:val="false"/>
+          <w:i w:val="false"/>
+          <w:color w:val="1A1A1A"/>
+          <w:sz w:val="21"/>
+          <w:sz w:val="21"/>
+          <w:szCs w:val="21"/>
+          <w:rtl w:val="true"/>
+        </w:rPr>
+        <w:t xml:space="preserve">   </w:t>
+      </w:r>
+      <w:r>
+        <w:rPr>
+          <w:rFonts w:cs="Dana Light" w:ascii="Dana Light" w:hAnsi="Dana Light"/>
+          <w:b w:val="false"/>
+          <w:i w:val="false"/>
+          <w:color w:val="1A1A1A"/>
+          <w:sz w:val="21"/>
+          <w:szCs w:val="21"/>
+          <w:rtl w:val="true"/>
+        </w:rPr>
+        <w:t xml:space="preserve">|   </w:t>
+      </w:r>
+      <w:r>
+        <w:rPr>
+          <w:rFonts w:ascii="Dana DemiBold" w:hAnsi="Dana DemiBold" w:cs="Dana DemiBold"/>
+          <w:b w:val="false"/>
+          <w:b w:val="false"/>
+          <w:i w:val="false"/>
+          <w:i w:val="false"/>
+          <w:color w:val="1A1A1A"/>
+          <w:sz w:val="21"/>
+          <w:sz w:val="21"/>
+          <w:szCs w:val="21"/>
+          <w:rtl w:val="true"/>
+        </w:rPr>
+        <w:t>انگلیسی</w:t>
+      </w:r>
+      <w:r>
+        <w:rPr>
+          <w:rFonts w:ascii="Dana" w:hAnsi="Dana"/>
+          <w:b w:val="false"/>
+          <w:b w:val="false"/>
+          <w:i w:val="false"/>
+          <w:i w:val="false"/>
+          <w:color w:val="1A1A1A"/>
+          <w:sz w:val="21"/>
+          <w:sz w:val="21"/>
+          <w:szCs w:val="21"/>
+          <w:rtl w:val="true"/>
+        </w:rPr>
+        <w:t xml:space="preserve"> </w:t>
       </w:r>
       <w:r>
         <w:rPr>
@@ -5533,10 +5886,67 @@
           <w:szCs w:val="21"/>
           <w:rtl w:val="true"/>
         </w:rPr>
+        <w:t xml:space="preserve">- </w:t>
+      </w:r>
+      <w:r>
+        <w:rPr>
+          <w:rFonts w:ascii="Dana" w:hAnsi="Dana"/>
+          <w:b w:val="false"/>
+          <w:b w:val="false"/>
+          <w:i w:val="false"/>
+          <w:i w:val="false"/>
+          <w:color w:val="1A1A1A"/>
+          <w:sz w:val="21"/>
+          <w:sz w:val="21"/>
+          <w:szCs w:val="21"/>
+          <w:rtl w:val="true"/>
+        </w:rPr>
+        <w:t>توانایی کاری حرفه‌ای</w:t>
+      </w:r>
+      <w:r>
+        <w:rPr>
+          <w:rFonts w:ascii="Dana Light" w:hAnsi="Dana Light" w:cs="Dana Light"/>
+          <w:b w:val="false"/>
+          <w:b w:val="false"/>
+          <w:i w:val="false"/>
+          <w:i w:val="false"/>
+          <w:color w:val="1A1A1A"/>
+          <w:sz w:val="21"/>
+          <w:sz w:val="21"/>
+          <w:szCs w:val="21"/>
+          <w:rtl w:val="true"/>
+        </w:rPr>
+        <w:t xml:space="preserve">   </w:t>
+      </w:r>
+      <w:r>
+        <w:rPr>
+          <w:rFonts w:cs="Dana Light" w:ascii="Dana Light" w:hAnsi="Dana Light"/>
+          <w:b w:val="false"/>
+          <w:i w:val="false"/>
+          <w:color w:val="1A1A1A"/>
+          <w:sz w:val="21"/>
+          <w:szCs w:val="21"/>
+          <w:rtl w:val="true"/>
+        </w:rPr>
         <w:t xml:space="preserve">|   </w:t>
       </w:r>
       <w:r>
         <w:rPr>
+          <w:rFonts w:ascii="Dana DemiBold" w:hAnsi="Dana DemiBold" w:cs="Dana DemiBold"/>
+          <w:b w:val="false"/>
+          <w:b w:val="false"/>
+          <w:i w:val="false"/>
+          <w:i w:val="false"/>
+          <w:color w:val="1A1A1A"/>
+          <w:sz w:val="21"/>
+          <w:sz w:val="21"/>
+          <w:szCs w:val="21"/>
+          <w:rtl w:val="true"/>
+        </w:rPr>
+        <w:t>فرانسوی</w:t>
+      </w:r>
+      <w:r>
+        <w:rPr>
           <w:rFonts w:ascii="Dana" w:hAnsi="Dana"/>
           <w:b w:val="false"/>
           <w:b w:val="false"/>
@@ -5548,61 +5958,7 @@
           <w:szCs w:val="21"/>
           <w:rtl w:val="true"/>
         </w:rPr>
-        <w:t xml:space="preserve">انگلیسی </w:t>
-      </w:r>
-      <w:r>
-        <w:rPr>
-          <w:rFonts w:cs="Dana"/>
-          <w:b w:val="false"/>
-          <w:i w:val="false"/>
-          <w:color w:val="1A1A1A"/>
-          <w:sz w:val="21"/>
-          <w:szCs w:val="21"/>
-          <w:rtl w:val="true"/>
-        </w:rPr>
-        <w:t xml:space="preserve">- </w:t>
-      </w:r>
-      <w:r>
-        <w:rPr>
-          <w:rFonts w:ascii="Dana" w:hAnsi="Dana"/>
-          <w:b w:val="false"/>
-          <w:b w:val="false"/>
-          <w:i w:val="false"/>
-          <w:i w:val="false"/>
-          <w:color w:val="1A1A1A"/>
-          <w:sz w:val="21"/>
-          <w:sz w:val="21"/>
-          <w:szCs w:val="21"/>
-          <w:rtl w:val="true"/>
-        </w:rPr>
-        <w:t xml:space="preserve">توانایی کاری حرفه‌ای   </w:t>
-      </w:r>
-      <w:r>
-        <w:rPr>
-          <w:rFonts w:cs="Dana"/>
-          <w:b w:val="false"/>
-          <w:i w:val="false"/>
-          <w:color w:val="1A1A1A"/>
-          <w:sz w:val="21"/>
-          <w:szCs w:val="21"/>
-          <w:rtl w:val="true"/>
-        </w:rPr>
-        <w:t xml:space="preserve">|   </w:t>
-      </w:r>
-      <w:r>
-        <w:rPr>
-          <w:rFonts w:ascii="Dana" w:hAnsi="Dana"/>
-          <w:b w:val="false"/>
-          <w:b w:val="false"/>
-          <w:i w:val="false"/>
-          <w:i w:val="false"/>
-          <w:color w:val="1A1A1A"/>
-          <w:sz w:val="21"/>
-          <w:sz w:val="21"/>
-          <w:szCs w:val="21"/>
-          <w:rtl w:val="true"/>
-        </w:rPr>
-        <w:t xml:space="preserve">فرانسوی </w:t>
+        <w:t xml:space="preserve"> </w:t>
       </w:r>
       <w:r>
         <w:rPr>
@@ -5664,7 +6020,46 @@
           <w:sz w:val="16"/>
           <w:szCs w:val="16"/>
         </w:rPr>
-        <w:t xml:space="preserve">GRE General Test  </w:t>
+        <w:t>GRE General Test</w:t>
+      </w:r>
+      <w:r>
+        <w:rPr>
+          <w:rFonts w:cs="Dana DemiBold" w:ascii="Dana DemiBold" w:hAnsi="Dana DemiBold"/>
+          <w:b w:val="false"/>
+          <w:i w:val="false"/>
+          <w:color w:val="4D4D4D"/>
+          <w:sz w:val="16"/>
+          <w:szCs w:val="16"/>
+          <w:rtl w:val="true"/>
+        </w:rPr>
+        <w:t xml:space="preserve">  </w:t>
+      </w:r>
+      <w:r>
+        <w:rPr>
+          <w:rFonts w:ascii="Dana Light" w:hAnsi="Dana Light" w:cs="Dana Light"/>
+          <w:b w:val="false"/>
+          <w:b w:val="false"/>
+          <w:i w:val="false"/>
+          <w:i w:val="false"/>
+          <w:color w:val="4D4D4D"/>
+          <w:sz w:val="16"/>
+          <w:sz w:val="16"/>
+          <w:szCs w:val="16"/>
+          <w:rtl w:val="true"/>
+        </w:rPr>
+        <w:t>آزمون</w:t>
+      </w:r>
+      <w:r>
+        <w:rPr>
+          <w:rFonts w:cs="Dana Light" w:ascii="Dana Light" w:hAnsi="Dana Light"/>
+          <w:b w:val="false"/>
+          <w:i w:val="false"/>
+          <w:color w:val="4D4D4D"/>
+          <w:sz w:val="16"/>
+          <w:szCs w:val="16"/>
+          <w:rtl w:val="true"/>
+        </w:rPr>
+        <w:t xml:space="preserve">: </w:t>
       </w:r>
       <w:r>
         <w:rPr>
@@ -5734,7 +6129,34 @@
           <w:szCs w:val="16"/>
           <w:rtl w:val="true"/>
         </w:rPr>
-        <w:t xml:space="preserve">- </w:t>
+        <w:t xml:space="preserve">· </w:t>
+      </w:r>
+      <w:r>
+        <w:rPr>
+          <w:rFonts w:ascii="Dana Light" w:hAnsi="Dana Light" w:cs="Dana Light"/>
+          <w:b w:val="false"/>
+          <w:b w:val="false"/>
+          <w:i w:val="false"/>
+          <w:i w:val="false"/>
+          <w:color w:val="4D4D4D"/>
+          <w:sz w:val="16"/>
+          <w:sz w:val="16"/>
+          <w:szCs w:val="16"/>
+          <w:rtl w:val="true"/>
+        </w:rPr>
+        <w:t>انقضا</w:t>
+      </w:r>
+      <w:r>
+        <w:rPr>
+          <w:rFonts w:cs="Dana Light" w:ascii="Dana Light" w:hAnsi="Dana Light"/>
+          <w:b w:val="false"/>
+          <w:i w:val="false"/>
+          <w:color w:val="4D4D4D"/>
+          <w:sz w:val="16"/>
+          <w:szCs w:val="16"/>
+          <w:rtl w:val="true"/>
+        </w:rPr>
+        <w:t xml:space="preserve">: </w:t>
       </w:r>
       <w:r>
         <w:rPr>
@@ -6185,7 +6607,46 @@
           <w:sz w:val="16"/>
           <w:szCs w:val="16"/>
         </w:rPr>
-        <w:t xml:space="preserve">TOEFL iBT  </w:t>
+        <w:t>TOEFL iBT</w:t>
+      </w:r>
+      <w:r>
+        <w:rPr>
+          <w:rFonts w:cs="Dana DemiBold" w:ascii="Dana DemiBold" w:hAnsi="Dana DemiBold"/>
+          <w:b w:val="false"/>
+          <w:i w:val="false"/>
+          <w:color w:val="4D4D4D"/>
+          <w:sz w:val="16"/>
+          <w:szCs w:val="16"/>
+          <w:rtl w:val="true"/>
+        </w:rPr>
+        <w:t xml:space="preserve">  </w:t>
+      </w:r>
+      <w:r>
+        <w:rPr>
+          <w:rFonts w:ascii="Dana Light" w:hAnsi="Dana Light" w:cs="Dana Light"/>
+          <w:b w:val="false"/>
+          <w:b w:val="false"/>
+          <w:i w:val="false"/>
+          <w:i w:val="false"/>
+          <w:color w:val="4D4D4D"/>
+          <w:sz w:val="16"/>
+          <w:sz w:val="16"/>
+          <w:szCs w:val="16"/>
+          <w:rtl w:val="true"/>
+        </w:rPr>
+        <w:t>آزمون</w:t>
+      </w:r>
+      <w:r>
+        <w:rPr>
+          <w:rFonts w:cs="Dana Light" w:ascii="Dana Light" w:hAnsi="Dana Light"/>
+          <w:b w:val="false"/>
+          <w:i w:val="false"/>
+          <w:color w:val="4D4D4D"/>
+          <w:sz w:val="16"/>
+          <w:szCs w:val="16"/>
+          <w:rtl w:val="true"/>
+        </w:rPr>
+        <w:t xml:space="preserve">: </w:t>
       </w:r>
       <w:r>
         <w:rPr>
@@ -6229,6 +6690,103 @@
           <w:szCs w:val="16"/>
         </w:rPr>
         <w:t>۱۴۰۳</w:t>
+      </w:r>
+      <w:r>
+        <w:rPr>
+          <w:rFonts w:ascii="Dana Light" w:hAnsi="Dana Light" w:cs="Dana Light"/>
+          <w:b w:val="false"/>
+          <w:b w:val="false"/>
+          <w:i w:val="false"/>
+          <w:i w:val="false"/>
+          <w:color w:val="4D4D4D"/>
+          <w:sz w:val="16"/>
+          <w:sz w:val="16"/>
+          <w:szCs w:val="16"/>
+          <w:rtl w:val="true"/>
+        </w:rPr>
+        <w:t xml:space="preserve"> </w:t>
+      </w:r>
+      <w:r>
+        <w:rPr>
+          <w:rFonts w:cs="Dana Light" w:ascii="Dana Light" w:hAnsi="Dana Light"/>
+          <w:b w:val="false"/>
+          <w:i w:val="false"/>
+          <w:color w:val="4D4D4D"/>
+          <w:sz w:val="16"/>
+          <w:szCs w:val="16"/>
+          <w:rtl w:val="true"/>
+        </w:rPr>
+        <w:t xml:space="preserve">· </w:t>
+      </w:r>
+      <w:r>
+        <w:rPr>
+          <w:rFonts w:ascii="Dana Light" w:hAnsi="Dana Light" w:cs="Dana Light"/>
+          <w:b w:val="false"/>
+          <w:b w:val="false"/>
+          <w:i w:val="false"/>
+          <w:i w:val="false"/>
+          <w:color w:val="4D4D4D"/>
+          <w:sz w:val="16"/>
+          <w:sz w:val="16"/>
+          <w:szCs w:val="16"/>
+          <w:rtl w:val="true"/>
+        </w:rPr>
+        <w:t>انقضا</w:t>
+      </w:r>
+      <w:r>
+        <w:rPr>
+          <w:rFonts w:cs="Dana Light" w:ascii="Dana Light" w:hAnsi="Dana Light"/>
+          <w:b w:val="false"/>
+          <w:i w:val="false"/>
+          <w:color w:val="4D4D4D"/>
+          <w:sz w:val="16"/>
+          <w:szCs w:val="16"/>
+          <w:rtl w:val="true"/>
+        </w:rPr>
+        <w:t xml:space="preserve">: </w:t>
+      </w:r>
+      <w:r>
+        <w:rPr>
+          <w:rFonts w:ascii="Dana Light" w:hAnsi="Dana Light" w:cs="Dana Light"/>
+          <w:b w:val="false"/>
+          <w:b w:val="false"/>
+          <w:i w:val="false"/>
+          <w:i w:val="false"/>
+          <w:color w:val="4D4D4D"/>
+          <w:sz w:val="16"/>
+          <w:sz w:val="16"/>
+          <w:szCs w:val="16"/>
+        </w:rPr>
+        <w:t>۱۱</w:t>
+      </w:r>
+      <w:r>
+        <w:rPr>
+          <w:rFonts w:ascii="Dana Light" w:hAnsi="Dana Light" w:cs="Dana Light"/>
+          <w:b w:val="false"/>
+          <w:b w:val="false"/>
+          <w:i w:val="false"/>
+          <w:i w:val="false"/>
+          <w:color w:val="4D4D4D"/>
+          <w:sz w:val="16"/>
+          <w:sz w:val="16"/>
+          <w:szCs w:val="16"/>
+          <w:rtl w:val="true"/>
+        </w:rPr>
+        <w:t xml:space="preserve"> دی </w:t>
+      </w:r>
+      <w:r>
+        <w:rPr>
+          <w:rFonts w:ascii="Dana Light" w:hAnsi="Dana Light" w:cs="Dana Light"/>
+          <w:b w:val="false"/>
+          <w:b w:val="false"/>
+          <w:i w:val="false"/>
+          <w:i w:val="false"/>
+          <w:color w:val="4D4D4D"/>
+          <w:sz w:val="16"/>
+          <w:sz w:val="16"/>
+          <w:szCs w:val="16"/>
+        </w:rPr>
+        <w:t>۱۴۰۵</w:t>
       </w:r>
       <w:r>
         <w:rPr>
@@ -8240,6 +8798,268 @@
           <w:szCs w:val="23"/>
           <w:rtl w:val="true"/>
         </w:rPr>
+        <w:t>مهارت‌های فنی و تخصصی</w:t>
+      </w:r>
+    </w:p>
+    <w:p>
+      <w:pPr>
+        <w:pStyle w:val="Normal"/>
+        <w:bidi w:val="1"/>
+        <w:spacing w:lineRule="auto" w:line="240" w:before="20" w:after="0"/>
+        <w:jc w:val="both"/>
+        <w:rPr/>
+      </w:pPr>
+      <w:r>
+        <w:rPr>
+          <w:rFonts w:ascii="Dana DemiBold" w:hAnsi="Dana DemiBold" w:cs="Dana DemiBold"/>
+          <w:b w:val="false"/>
+          <w:b w:val="false"/>
+          <w:i w:val="false"/>
+          <w:i w:val="false"/>
+          <w:color w:val="1A1A1A"/>
+          <w:sz w:val="21"/>
+          <w:sz w:val="21"/>
+          <w:szCs w:val="21"/>
+          <w:rtl w:val="true"/>
+        </w:rPr>
+        <w:t>علوم زمین و زمین‌شناسی نفت</w:t>
+      </w:r>
+      <w:r>
+        <w:rPr>
+          <w:rFonts w:cs="Dana DemiBold" w:ascii="Dana DemiBold" w:hAnsi="Dana DemiBold"/>
+          <w:b w:val="false"/>
+          <w:i w:val="false"/>
+          <w:color w:val="1A1A1A"/>
+          <w:sz w:val="21"/>
+          <w:szCs w:val="21"/>
+          <w:rtl w:val="true"/>
+        </w:rPr>
+        <w:t xml:space="preserve">:  </w:t>
+      </w:r>
+      <w:r>
+        <w:rPr>
+          <w:rFonts w:cs="Dana"/>
+          <w:b w:val="false"/>
+          <w:i w:val="false"/>
+          <w:color w:val="1A1A1A"/>
+          <w:sz w:val="21"/>
+          <w:szCs w:val="21"/>
+        </w:rPr>
+        <w:t>Petroleum Geology  •  Geochemistry  •  Petrography &amp; Thin-Section Analysis  •  Geological Mapping  •  Geological Data Interpretation  •  Sedimentology &amp; Stratigraphy  •  Structural Geology &amp; Tectonics</w:t>
+      </w:r>
+    </w:p>
+    <w:p>
+      <w:pPr>
+        <w:pStyle w:val="Normal"/>
+        <w:bidi w:val="1"/>
+        <w:spacing w:lineRule="auto" w:line="240" w:before="20" w:after="0"/>
+        <w:jc w:val="both"/>
+        <w:rPr/>
+      </w:pPr>
+      <w:r>
+        <w:rPr>
+          <w:rFonts w:ascii="Dana DemiBold" w:hAnsi="Dana DemiBold" w:cs="Dana DemiBold"/>
+          <w:b w:val="false"/>
+          <w:b w:val="false"/>
+          <w:i w:val="false"/>
+          <w:i w:val="false"/>
+          <w:color w:val="1A1A1A"/>
+          <w:sz w:val="21"/>
+          <w:sz w:val="21"/>
+          <w:szCs w:val="21"/>
+          <w:rtl w:val="true"/>
+        </w:rPr>
+        <w:t>نرم‌افزارها و ابزارهای تخصصی علوم زمین</w:t>
+      </w:r>
+      <w:r>
+        <w:rPr>
+          <w:rFonts w:cs="Dana DemiBold" w:ascii="Dana DemiBold" w:hAnsi="Dana DemiBold"/>
+          <w:b w:val="false"/>
+          <w:i w:val="false"/>
+          <w:color w:val="1A1A1A"/>
+          <w:sz w:val="21"/>
+          <w:szCs w:val="21"/>
+          <w:rtl w:val="true"/>
+        </w:rPr>
+        <w:t xml:space="preserve">:  </w:t>
+      </w:r>
+      <w:r>
+        <w:rPr>
+          <w:rFonts w:cs="Dana"/>
+          <w:b w:val="false"/>
+          <w:i w:val="false"/>
+          <w:color w:val="1A1A1A"/>
+          <w:sz w:val="21"/>
+          <w:szCs w:val="21"/>
+        </w:rPr>
+        <w:t>ArcGIS / ArcGIS Pro  •  QGIS  •  Google Earth Engine  •  ENVI  •  RockWorks  •  Petrel</w:t>
+      </w:r>
+    </w:p>
+    <w:p>
+      <w:pPr>
+        <w:pStyle w:val="Normal"/>
+        <w:bidi w:val="1"/>
+        <w:spacing w:lineRule="auto" w:line="240" w:before="20" w:after="0"/>
+        <w:jc w:val="both"/>
+        <w:rPr/>
+      </w:pPr>
+      <w:r>
+        <w:rPr>
+          <w:rFonts w:ascii="Dana DemiBold" w:hAnsi="Dana DemiBold" w:cs="Dana DemiBold"/>
+          <w:b w:val="false"/>
+          <w:b w:val="false"/>
+          <w:i w:val="false"/>
+          <w:i w:val="false"/>
+          <w:color w:val="1A1A1A"/>
+          <w:sz w:val="21"/>
+          <w:sz w:val="21"/>
+          <w:szCs w:val="21"/>
+          <w:rtl w:val="true"/>
+        </w:rPr>
+        <w:t>برنامه‌نویسی، محاسبات و تحلیل داده</w:t>
+      </w:r>
+      <w:r>
+        <w:rPr>
+          <w:rFonts w:cs="Dana DemiBold" w:ascii="Dana DemiBold" w:hAnsi="Dana DemiBold"/>
+          <w:b w:val="false"/>
+          <w:i w:val="false"/>
+          <w:color w:val="1A1A1A"/>
+          <w:sz w:val="21"/>
+          <w:szCs w:val="21"/>
+          <w:rtl w:val="true"/>
+        </w:rPr>
+        <w:t xml:space="preserve">:  </w:t>
+      </w:r>
+      <w:r>
+        <w:rPr>
+          <w:rFonts w:cs="Dana"/>
+          <w:b w:val="false"/>
+          <w:i w:val="false"/>
+          <w:color w:val="1A1A1A"/>
+          <w:sz w:val="21"/>
+          <w:szCs w:val="21"/>
+        </w:rPr>
+        <w:t>Python  •  MATLAB  •  C#  •  JavaScript  •  PHP  •  Bash / Shell Scripting  •  Data Analysis &amp; Visualization  •  Geoscientific Data Modeling &amp; Analysis  •  Large-Scale Data Processing  •  High-Performance Computing (HPC)</w:t>
+      </w:r>
+    </w:p>
+    <w:p>
+      <w:pPr>
+        <w:pStyle w:val="Normal"/>
+        <w:bidi w:val="1"/>
+        <w:spacing w:lineRule="auto" w:line="240" w:before="20" w:after="0"/>
+        <w:jc w:val="both"/>
+        <w:rPr/>
+      </w:pPr>
+      <w:r>
+        <w:rPr>
+          <w:rFonts w:ascii="Dana DemiBold" w:hAnsi="Dana DemiBold" w:cs="Dana DemiBold"/>
+          <w:b w:val="false"/>
+          <w:b w:val="false"/>
+          <w:i w:val="false"/>
+          <w:i w:val="false"/>
+          <w:color w:val="1A1A1A"/>
+          <w:sz w:val="21"/>
+          <w:sz w:val="21"/>
+          <w:szCs w:val="21"/>
+          <w:rtl w:val="true"/>
+        </w:rPr>
+        <w:t>زیرساخت، سیستم‌ها و شبکه</w:t>
+      </w:r>
+      <w:r>
+        <w:rPr>
+          <w:rFonts w:cs="Dana DemiBold" w:ascii="Dana DemiBold" w:hAnsi="Dana DemiBold"/>
+          <w:b w:val="false"/>
+          <w:i w:val="false"/>
+          <w:color w:val="1A1A1A"/>
+          <w:sz w:val="21"/>
+          <w:szCs w:val="21"/>
+          <w:rtl w:val="true"/>
+        </w:rPr>
+        <w:t xml:space="preserve">:  </w:t>
+      </w:r>
+      <w:r>
+        <w:rPr>
+          <w:rFonts w:cs="Dana"/>
+          <w:b w:val="false"/>
+          <w:i w:val="false"/>
+          <w:color w:val="1A1A1A"/>
+          <w:sz w:val="21"/>
+          <w:szCs w:val="21"/>
+        </w:rPr>
+        <w:t>Linux  •  Linux System Administration  •  Server Administration  •  Computer Networking  •  Network Infrastructure Management  •  Virtualization &amp; Virtual Machine Management  •  Data Center Infrastructure  •  Server &amp; Compute Resource Management</w:t>
+      </w:r>
+    </w:p>
+    <w:p>
+      <w:pPr>
+        <w:pStyle w:val="Normal"/>
+        <w:bidi w:val="1"/>
+        <w:spacing w:lineRule="auto" w:line="240" w:before="20" w:after="0"/>
+        <w:jc w:val="both"/>
+        <w:rPr/>
+      </w:pPr>
+      <w:r>
+        <w:rPr>
+          <w:rFonts w:ascii="Dana DemiBold" w:hAnsi="Dana DemiBold" w:cs="Dana DemiBold"/>
+          <w:b w:val="false"/>
+          <w:b w:val="false"/>
+          <w:i w:val="false"/>
+          <w:i w:val="false"/>
+          <w:color w:val="1A1A1A"/>
+          <w:sz w:val="21"/>
+          <w:sz w:val="21"/>
+          <w:szCs w:val="21"/>
+          <w:rtl w:val="true"/>
+        </w:rPr>
+        <w:t>نرم‌افزارهای عمومی و ابزارهای بهره‌وری</w:t>
+      </w:r>
+      <w:r>
+        <w:rPr>
+          <w:rFonts w:cs="Dana DemiBold" w:ascii="Dana DemiBold" w:hAnsi="Dana DemiBold"/>
+          <w:b w:val="false"/>
+          <w:i w:val="false"/>
+          <w:color w:val="1A1A1A"/>
+          <w:sz w:val="21"/>
+          <w:szCs w:val="21"/>
+          <w:rtl w:val="true"/>
+        </w:rPr>
+        <w:t xml:space="preserve">:  </w:t>
+      </w:r>
+      <w:r>
+        <w:rPr>
+          <w:rFonts w:cs="Dana"/>
+          <w:b w:val="false"/>
+          <w:i w:val="false"/>
+          <w:color w:val="1A1A1A"/>
+          <w:sz w:val="21"/>
+          <w:szCs w:val="21"/>
+        </w:rPr>
+        <w:t>Microsoft Office (Word, Excel, PowerPoint)  •  Git  •  GitHub  •  Command-Line Environments  •  Technical Documentation</w:t>
+      </w:r>
+    </w:p>
+    <w:p>
+      <w:pPr>
+        <w:pStyle w:val="Normal"/>
+        <w:pBdr>
+          <w:bottom w:val="single" w:sz="4" w:space="2" w:color="333333"/>
+        </w:pBdr>
+        <w:bidi w:val="1"/>
+        <w:spacing w:lineRule="auto" w:line="240" w:before="60" w:after="60"/>
+        <w:jc w:val="left"/>
+        <w:rPr/>
+      </w:pPr>
+      <w:r>
+        <w:rPr>
+          <w:rFonts w:ascii="Dana DemiBold" w:hAnsi="Dana DemiBold" w:cs="Dana DemiBold"/>
+          <w:b w:val="false"/>
+          <w:b w:val="false"/>
+          <w:i w:val="false"/>
+          <w:i w:val="false"/>
+          <w:color w:val="1F4E79"/>
+          <w:sz w:val="23"/>
+          <w:sz w:val="23"/>
+          <w:szCs w:val="23"/>
+          <w:rtl w:val="true"/>
+        </w:rPr>
         <w:t>دوره‌ها، گواهی‌ها و مجوزها</w:t>
       </w:r>
     </w:p>
@@ -8284,7 +9104,7 @@
           <w:szCs w:val="16"/>
           <w:rtl w:val="true"/>
         </w:rPr>
-        <w:t xml:space="preserve">گواهینامه تخصصی و حرفه‌ای کورسرا </w:t>
+        <w:t xml:space="preserve">گواهینامه تخصصی کورسرا </w:t>
       </w:r>
       <w:r>
         <w:rPr>
@@ -8402,7 +9222,7 @@
           <w:rPr>
             <w:rStyle w:val="ListLabel11"/>
             <w:rFonts w:ascii="Dana Light" w:hAnsi="Dana Light" w:cs="Dana Light"/>
-            <w:color w:val="4D4D4D"/>
+            <w:color w:val="1F4E79"/>
             <w:sz w:val="16"/>
             <w:sz w:val="16"/>
             <w:szCs w:val="16"/>
@@ -8487,7 +9307,7 @@
           <w:rPr>
             <w:rStyle w:val="ListLabel11"/>
             <w:rFonts w:ascii="Dana Light" w:hAnsi="Dana Light" w:cs="Dana Light"/>
-            <w:color w:val="4D4D4D"/>
+            <w:color w:val="1F4E79"/>
             <w:sz w:val="16"/>
             <w:sz w:val="16"/>
             <w:szCs w:val="16"/>
@@ -8572,7 +9392,7 @@
           <w:rPr>
             <w:rStyle w:val="ListLabel11"/>
             <w:rFonts w:ascii="Dana Light" w:hAnsi="Dana Light" w:cs="Dana Light"/>
-            <w:color w:val="4D4D4D"/>
+            <w:color w:val="1F4E79"/>
             <w:sz w:val="16"/>
             <w:sz w:val="16"/>
             <w:szCs w:val="16"/>
@@ -8657,7 +9477,7 @@
           <w:rPr>
             <w:rStyle w:val="ListLabel11"/>
             <w:rFonts w:ascii="Dana Light" w:hAnsi="Dana Light" w:cs="Dana Light"/>
-            <w:color w:val="4D4D4D"/>
+            <w:color w:val="1F4E79"/>
             <w:sz w:val="16"/>
             <w:sz w:val="16"/>
             <w:szCs w:val="16"/>
@@ -8742,7 +9562,7 @@
           <w:rPr>
             <w:rStyle w:val="ListLabel11"/>
             <w:rFonts w:ascii="Dana Light" w:hAnsi="Dana Light" w:cs="Dana Light"/>
-            <w:color w:val="4D4D4D"/>
+            <w:color w:val="1F4E79"/>
             <w:sz w:val="16"/>
             <w:sz w:val="16"/>
             <w:szCs w:val="16"/>
@@ -8767,7 +9587,7 @@
           <w:rPr>
             <w:rStyle w:val="ListLabel11"/>
             <w:rFonts w:ascii="Dana Light" w:hAnsi="Dana Light" w:cs="Dana Light"/>
-            <w:color w:val="4D4D4D"/>
+            <w:color w:val="1F4E79"/>
             <w:sz w:val="16"/>
             <w:sz w:val="16"/>
             <w:szCs w:val="16"/>
@@ -8795,7 +9615,7 @@
           <w:sz w:val="21"/>
           <w:szCs w:val="21"/>
         </w:rPr>
-        <w:t>Google Digital Marketing &amp; E-commerce Professional Certificate</w:t>
+        <w:t>Introduction to Environmental Science</w:t>
       </w:r>
     </w:p>
     <w:p>
@@ -8819,7 +9639,7 @@
           <w:szCs w:val="16"/>
           <w:rtl w:val="true"/>
         </w:rPr>
-        <w:t xml:space="preserve">گواهی حرفه‌ای کورسرا </w:t>
+        <w:t xml:space="preserve">گواهینامه تخصصی کورسرا </w:t>
       </w:r>
       <w:r>
         <w:rPr>
@@ -8845,7 +9665,7 @@
           <w:sz w:val="16"/>
           <w:szCs w:val="16"/>
         </w:rPr>
-        <w:t>۷</w:t>
+        <w:t>۳</w:t>
       </w:r>
       <w:r>
         <w:rPr>
@@ -8893,7 +9713,7 @@
           <w:sz w:val="16"/>
           <w:szCs w:val="16"/>
         </w:rPr>
-        <w:t xml:space="preserve">Foundations of Digital Marketing and E-commerce   </w:t>
+        <w:t xml:space="preserve">Environmental Science   </w:t>
       </w:r>
       <w:r>
         <w:rPr>
@@ -8918,7 +9738,7 @@
           <w:sz w:val="16"/>
           <w:szCs w:val="16"/>
         </w:rPr>
-        <w:t>· ADAC17OAAUTM</w:t>
+        <w:t>· 67L7TVDOHCS4</w:t>
       </w:r>
       <w:r>
         <w:rPr>
@@ -8937,7 +9757,7 @@
           <w:rPr>
             <w:rStyle w:val="ListLabel11"/>
             <w:rFonts w:ascii="Dana Light" w:hAnsi="Dana Light" w:cs="Dana Light"/>
-            <w:color w:val="4D4D4D"/>
+            <w:color w:val="1F4E79"/>
             <w:sz w:val="16"/>
             <w:sz w:val="16"/>
             <w:szCs w:val="16"/>
@@ -8978,7 +9798,7 @@
           <w:sz w:val="16"/>
           <w:szCs w:val="16"/>
         </w:rPr>
-        <w:t xml:space="preserve">Attract and Engage Customers with Digital Marketing   </w:t>
+        <w:t xml:space="preserve">Population, Food, and Soil   </w:t>
       </w:r>
       <w:r>
         <w:rPr>
@@ -9003,7 +9823,7 @@
           <w:sz w:val="16"/>
           <w:szCs w:val="16"/>
         </w:rPr>
-        <w:t>· BYDLT1NC85UY</w:t>
+        <w:t>· E1UHZEYRKK2T</w:t>
       </w:r>
       <w:r>
         <w:rPr>
@@ -9022,7 +9842,7 @@
           <w:rPr>
             <w:rStyle w:val="ListLabel11"/>
             <w:rFonts w:ascii="Dana Light" w:hAnsi="Dana Light" w:cs="Dana Light"/>
-            <w:color w:val="4D4D4D"/>
+            <w:color w:val="1F4E79"/>
             <w:sz w:val="16"/>
             <w:sz w:val="16"/>
             <w:szCs w:val="16"/>
@@ -9063,7 +9883,7 @@
           <w:sz w:val="16"/>
           <w:szCs w:val="16"/>
         </w:rPr>
-        <w:t xml:space="preserve">From Likes to Leads: Interact with Customers Online   </w:t>
+        <w:t xml:space="preserve">Energy and Environment   </w:t>
       </w:r>
       <w:r>
         <w:rPr>
@@ -9088,7 +9908,7 @@
           <w:sz w:val="16"/>
           <w:szCs w:val="16"/>
         </w:rPr>
-        <w:t>· OY3RTJ0FB1O9</w:t>
+        <w:t>· TAEBBTUG4LV3</w:t>
       </w:r>
       <w:r>
         <w:rPr>
@@ -9107,7 +9927,7 @@
           <w:rPr>
             <w:rStyle w:val="ListLabel11"/>
             <w:rFonts w:ascii="Dana Light" w:hAnsi="Dana Light" w:cs="Dana Light"/>
-            <w:color w:val="4D4D4D"/>
+            <w:color w:val="1F4E79"/>
             <w:sz w:val="16"/>
             <w:sz w:val="16"/>
             <w:szCs w:val="16"/>
@@ -9122,77 +9942,187 @@
       <w:pPr>
         <w:pStyle w:val="Normal"/>
         <w:bidi w:val="1"/>
-        <w:spacing w:lineRule="auto" w:line="240" w:before="0" w:after="0"/>
+        <w:spacing w:lineRule="auto" w:line="240" w:before="20" w:after="60"/>
         <w:ind w:left="283"/>
         <w:jc w:val="left"/>
         <w:rPr/>
       </w:pPr>
-      <w:r>
-        <w:rPr>
-          <w:rFonts w:cs="Dana Light" w:ascii="Dana Light" w:hAnsi="Dana Light"/>
-          <w:b w:val="false"/>
-          <w:i w:val="false"/>
-          <w:color w:val="1A1A1A"/>
-          <w:sz w:val="16"/>
-          <w:szCs w:val="16"/>
-          <w:rtl w:val="true"/>
-        </w:rPr>
-        <w:t xml:space="preserve">- </w:t>
-      </w:r>
-      <w:r>
-        <w:rPr>
-          <w:rFonts w:cs="Dana Light" w:ascii="Dana Light" w:hAnsi="Dana Light"/>
-          <w:b w:val="false"/>
-          <w:i w:val="false"/>
-          <w:color w:val="1A1A1A"/>
-          <w:sz w:val="16"/>
-          <w:szCs w:val="16"/>
-        </w:rPr>
-        <w:t xml:space="preserve">Think Outside the Inbox: Email Marketing   </w:t>
-      </w:r>
-      <w:r>
-        <w:rPr>
-          <w:rFonts w:ascii="Dana Light" w:hAnsi="Dana Light" w:cs="Dana Light"/>
-          <w:b w:val="false"/>
-          <w:b w:val="false"/>
-          <w:i w:val="false"/>
-          <w:i w:val="false"/>
-          <w:color w:val="4D4D4D"/>
-          <w:sz w:val="16"/>
-          <w:sz w:val="16"/>
-          <w:szCs w:val="16"/>
-        </w:rPr>
-        <w:t xml:space="preserve">۲۰۲۵ </w:t>
-      </w:r>
-      <w:r>
-        <w:rPr>
-          <w:rFonts w:cs="Dana Light" w:ascii="Dana Light" w:hAnsi="Dana Light"/>
-          <w:b w:val="false"/>
-          <w:i w:val="false"/>
-          <w:color w:val="4D4D4D"/>
-          <w:sz w:val="16"/>
-          <w:szCs w:val="16"/>
-        </w:rPr>
-        <w:t>· J8KTD6HZ13TU</w:t>
-      </w:r>
-      <w:r>
-        <w:rPr>
-          <w:rFonts w:cs="Dana Light" w:ascii="Dana Light" w:hAnsi="Dana Light"/>
-          <w:b w:val="false"/>
-          <w:i w:val="false"/>
-          <w:color w:val="4D4D4D"/>
-          <w:sz w:val="16"/>
-          <w:szCs w:val="16"/>
-          <w:rtl w:val="true"/>
-        </w:rPr>
-        <w:t xml:space="preserve">  ·  </w:t>
-      </w:r>
       <w:hyperlink r:id="rId16">
         <w:r>
           <w:rPr>
             <w:rStyle w:val="ListLabel11"/>
             <w:rFonts w:ascii="Dana Light" w:hAnsi="Dana Light" w:cs="Dana Light"/>
-            <w:color w:val="4D4D4D"/>
+            <w:color w:val="1F4E79"/>
+            <w:sz w:val="16"/>
+            <w:sz w:val="16"/>
+            <w:szCs w:val="16"/>
+            <w:u w:val="none"/>
+            <w:rtl w:val="true"/>
+          </w:rPr>
+          <w:t>مشاهده گواهینامه تخصصی</w:t>
+        </w:r>
+      </w:hyperlink>
+    </w:p>
+    <w:p>
+      <w:pPr>
+        <w:pStyle w:val="Normal"/>
+        <w:bidi w:val="1"/>
+        <w:spacing w:lineRule="auto" w:line="240" w:before="40" w:after="0"/>
+        <w:jc w:val="left"/>
+        <w:rPr/>
+      </w:pPr>
+      <w:r>
+        <w:rPr>
+          <w:rFonts w:cs="Dana DemiBold" w:ascii="Dana DemiBold" w:hAnsi="Dana DemiBold"/>
+          <w:b w:val="false"/>
+          <w:i w:val="false"/>
+          <w:color w:val="1A1A1A"/>
+          <w:sz w:val="21"/>
+          <w:szCs w:val="21"/>
+        </w:rPr>
+        <w:t>Google Digital Marketing &amp; E-commerce Professional Certificate</w:t>
+      </w:r>
+    </w:p>
+    <w:p>
+      <w:pPr>
+        <w:pStyle w:val="Normal"/>
+        <w:bidi w:val="1"/>
+        <w:spacing w:lineRule="auto" w:line="240" w:before="0" w:after="20"/>
+        <w:jc w:val="left"/>
+        <w:rPr/>
+      </w:pPr>
+      <w:r>
+        <w:rPr>
+          <w:rFonts w:ascii="Dana Light" w:hAnsi="Dana Light" w:cs="Dana Light"/>
+          <w:b w:val="false"/>
+          <w:b w:val="false"/>
+          <w:i w:val="false"/>
+          <w:i w:val="false"/>
+          <w:color w:val="4D4D4D"/>
+          <w:sz w:val="16"/>
+          <w:sz w:val="16"/>
+          <w:szCs w:val="16"/>
+          <w:rtl w:val="true"/>
+        </w:rPr>
+        <w:t xml:space="preserve">گواهی حرفه‌ای کورسرا </w:t>
+      </w:r>
+      <w:r>
+        <w:rPr>
+          <w:rFonts w:cs="Dana Light" w:ascii="Dana Light" w:hAnsi="Dana Light"/>
+          <w:b w:val="false"/>
+          <w:i w:val="false"/>
+          <w:color w:val="4D4D4D"/>
+          <w:sz w:val="16"/>
+          <w:szCs w:val="16"/>
+          <w:rtl w:val="true"/>
+        </w:rPr>
+        <w:t xml:space="preserve">· </w:t>
+      </w:r>
+      <w:r>
+        <w:rPr>
+          <w:rFonts w:ascii="Dana Light" w:hAnsi="Dana Light" w:cs="Dana Light"/>
+          <w:b w:val="false"/>
+          <w:b w:val="false"/>
+          <w:i w:val="false"/>
+          <w:i w:val="false"/>
+          <w:color w:val="4D4D4D"/>
+          <w:sz w:val="16"/>
+          <w:sz w:val="16"/>
+          <w:szCs w:val="16"/>
+        </w:rPr>
+        <w:t>۷</w:t>
+      </w:r>
+      <w:r>
+        <w:rPr>
+          <w:rFonts w:ascii="Dana Light" w:hAnsi="Dana Light" w:cs="Dana Light"/>
+          <w:b w:val="false"/>
+          <w:b w:val="false"/>
+          <w:i w:val="false"/>
+          <w:i w:val="false"/>
+          <w:color w:val="4D4D4D"/>
+          <w:sz w:val="16"/>
+          <w:sz w:val="16"/>
+          <w:szCs w:val="16"/>
+          <w:rtl w:val="true"/>
+        </w:rPr>
+        <w:t xml:space="preserve"> دوره</w:t>
+      </w:r>
+    </w:p>
+    <w:p>
+      <w:pPr>
+        <w:pStyle w:val="Normal"/>
+        <w:bidi w:val="1"/>
+        <w:spacing w:lineRule="auto" w:line="240" w:before="0" w:after="0"/>
+        <w:ind w:left="283"/>
+        <w:jc w:val="left"/>
+        <w:rPr/>
+      </w:pPr>
+      <w:r>
+        <w:rPr>
+          <w:rFonts w:cs="Dana Light" w:ascii="Dana Light" w:hAnsi="Dana Light"/>
+          <w:b w:val="false"/>
+          <w:i w:val="false"/>
+          <w:color w:val="1A1A1A"/>
+          <w:sz w:val="16"/>
+          <w:szCs w:val="16"/>
+          <w:rtl w:val="true"/>
+        </w:rPr>
+        <w:t xml:space="preserve">- </w:t>
+      </w:r>
+      <w:r>
+        <w:rPr>
+          <w:rFonts w:cs="Dana Light" w:ascii="Dana Light" w:hAnsi="Dana Light"/>
+          <w:b w:val="false"/>
+          <w:i w:val="false"/>
+          <w:color w:val="1A1A1A"/>
+          <w:sz w:val="16"/>
+          <w:szCs w:val="16"/>
+        </w:rPr>
+        <w:t xml:space="preserve">Foundations of Digital Marketing and E-commerce   </w:t>
+      </w:r>
+      <w:r>
+        <w:rPr>
+          <w:rFonts w:ascii="Dana Light" w:hAnsi="Dana Light" w:cs="Dana Light"/>
+          <w:b w:val="false"/>
+          <w:b w:val="false"/>
+          <w:i w:val="false"/>
+          <w:i w:val="false"/>
+          <w:color w:val="4D4D4D"/>
+          <w:sz w:val="16"/>
+          <w:sz w:val="16"/>
+          <w:szCs w:val="16"/>
+        </w:rPr>
+        <w:t xml:space="preserve">۲۰۲۴ </w:t>
+      </w:r>
+      <w:r>
+        <w:rPr>
+          <w:rFonts w:cs="Dana Light" w:ascii="Dana Light" w:hAnsi="Dana Light"/>
+          <w:b w:val="false"/>
+          <w:i w:val="false"/>
+          <w:color w:val="4D4D4D"/>
+          <w:sz w:val="16"/>
+          <w:szCs w:val="16"/>
+        </w:rPr>
+        <w:t>· ADAC17OAAUTM</w:t>
+      </w:r>
+      <w:r>
+        <w:rPr>
+          <w:rFonts w:cs="Dana Light" w:ascii="Dana Light" w:hAnsi="Dana Light"/>
+          <w:b w:val="false"/>
+          <w:i w:val="false"/>
+          <w:color w:val="4D4D4D"/>
+          <w:sz w:val="16"/>
+          <w:szCs w:val="16"/>
+          <w:rtl w:val="true"/>
+        </w:rPr>
+        <w:t xml:space="preserve">  ·  </w:t>
+      </w:r>
+      <w:hyperlink r:id="rId17">
+        <w:r>
+          <w:rPr>
+            <w:rStyle w:val="ListLabel11"/>
+            <w:rFonts w:ascii="Dana Light" w:hAnsi="Dana Light" w:cs="Dana Light"/>
+            <w:color w:val="1F4E79"/>
             <w:sz w:val="16"/>
             <w:sz w:val="16"/>
             <w:szCs w:val="16"/>
@@ -9233,32 +10163,32 @@
           <w:sz w:val="16"/>
           <w:szCs w:val="16"/>
         </w:rPr>
-        <w:t xml:space="preserve">Assess for Success: Marketing Analytics and Measurement   </w:t>
-      </w:r>
-      <w:r>
-        <w:rPr>
-          <w:rFonts w:ascii="Dana Light" w:hAnsi="Dana Light" w:cs="Dana Light"/>
-          <w:b w:val="false"/>
-          <w:b w:val="false"/>
-          <w:i w:val="false"/>
-          <w:i w:val="false"/>
-          <w:color w:val="4D4D4D"/>
-          <w:sz w:val="16"/>
-          <w:sz w:val="16"/>
-          <w:szCs w:val="16"/>
-        </w:rPr>
-        <w:t xml:space="preserve">۲۰۲۵ </w:t>
-      </w:r>
-      <w:r>
-        <w:rPr>
-          <w:rFonts w:cs="Dana Light" w:ascii="Dana Light" w:hAnsi="Dana Light"/>
-          <w:b w:val="false"/>
-          <w:i w:val="false"/>
-          <w:color w:val="4D4D4D"/>
-          <w:sz w:val="16"/>
-          <w:szCs w:val="16"/>
-        </w:rPr>
-        <w:t>· Z4TCNOZKS8MI</w:t>
+        <w:t xml:space="preserve">Attract and Engage Customers with Digital Marketing   </w:t>
+      </w:r>
+      <w:r>
+        <w:rPr>
+          <w:rFonts w:ascii="Dana Light" w:hAnsi="Dana Light" w:cs="Dana Light"/>
+          <w:b w:val="false"/>
+          <w:b w:val="false"/>
+          <w:i w:val="false"/>
+          <w:i w:val="false"/>
+          <w:color w:val="4D4D4D"/>
+          <w:sz w:val="16"/>
+          <w:sz w:val="16"/>
+          <w:szCs w:val="16"/>
+        </w:rPr>
+        <w:t xml:space="preserve">۲۰۲۴ </w:t>
+      </w:r>
+      <w:r>
+        <w:rPr>
+          <w:rFonts w:cs="Dana Light" w:ascii="Dana Light" w:hAnsi="Dana Light"/>
+          <w:b w:val="false"/>
+          <w:i w:val="false"/>
+          <w:color w:val="4D4D4D"/>
+          <w:sz w:val="16"/>
+          <w:szCs w:val="16"/>
+        </w:rPr>
+        <w:t>· BYDLT1NC85UY</w:t>
       </w:r>
       <w:r>
         <w:rPr>
@@ -9272,12 +10202,12 @@
         </w:rPr>
         <w:t xml:space="preserve">  ·  </w:t>
       </w:r>
-      <w:hyperlink r:id="rId17">
+      <w:hyperlink r:id="rId18">
         <w:r>
           <w:rPr>
             <w:rStyle w:val="ListLabel11"/>
             <w:rFonts w:ascii="Dana Light" w:hAnsi="Dana Light" w:cs="Dana Light"/>
-            <w:color w:val="4D4D4D"/>
+            <w:color w:val="1F4E79"/>
             <w:sz w:val="16"/>
             <w:sz w:val="16"/>
             <w:szCs w:val="16"/>
@@ -9318,32 +10248,32 @@
           <w:sz w:val="16"/>
           <w:szCs w:val="16"/>
         </w:rPr>
-        <w:t xml:space="preserve">Make the Sale: Build, Launch, and Manage E-commerce Stores   </w:t>
-      </w:r>
-      <w:r>
-        <w:rPr>
-          <w:rFonts w:ascii="Dana Light" w:hAnsi="Dana Light" w:cs="Dana Light"/>
-          <w:b w:val="false"/>
-          <w:b w:val="false"/>
-          <w:i w:val="false"/>
-          <w:i w:val="false"/>
-          <w:color w:val="4D4D4D"/>
-          <w:sz w:val="16"/>
-          <w:sz w:val="16"/>
-          <w:szCs w:val="16"/>
-        </w:rPr>
-        <w:t xml:space="preserve">۲۰۲۵ </w:t>
-      </w:r>
-      <w:r>
-        <w:rPr>
-          <w:rFonts w:cs="Dana Light" w:ascii="Dana Light" w:hAnsi="Dana Light"/>
-          <w:b w:val="false"/>
-          <w:i w:val="false"/>
-          <w:color w:val="4D4D4D"/>
-          <w:sz w:val="16"/>
-          <w:szCs w:val="16"/>
-        </w:rPr>
-        <w:t>· TOTMC7EZJCGQ</w:t>
+        <w:t xml:space="preserve">From Likes to Leads: Interact with Customers Online   </w:t>
+      </w:r>
+      <w:r>
+        <w:rPr>
+          <w:rFonts w:ascii="Dana Light" w:hAnsi="Dana Light" w:cs="Dana Light"/>
+          <w:b w:val="false"/>
+          <w:b w:val="false"/>
+          <w:i w:val="false"/>
+          <w:i w:val="false"/>
+          <w:color w:val="4D4D4D"/>
+          <w:sz w:val="16"/>
+          <w:sz w:val="16"/>
+          <w:szCs w:val="16"/>
+        </w:rPr>
+        <w:t xml:space="preserve">۲۰۲۴ </w:t>
+      </w:r>
+      <w:r>
+        <w:rPr>
+          <w:rFonts w:cs="Dana Light" w:ascii="Dana Light" w:hAnsi="Dana Light"/>
+          <w:b w:val="false"/>
+          <w:i w:val="false"/>
+          <w:color w:val="4D4D4D"/>
+          <w:sz w:val="16"/>
+          <w:szCs w:val="16"/>
+        </w:rPr>
+        <w:t>· OY3RTJ0FB1O9</w:t>
       </w:r>
       <w:r>
         <w:rPr>
@@ -9357,12 +10287,12 @@
         </w:rPr>
         <w:t xml:space="preserve">  ·  </w:t>
       </w:r>
-      <w:hyperlink r:id="rId18">
+      <w:hyperlink r:id="rId19">
         <w:r>
           <w:rPr>
             <w:rStyle w:val="ListLabel11"/>
             <w:rFonts w:ascii="Dana Light" w:hAnsi="Dana Light" w:cs="Dana Light"/>
-            <w:color w:val="4D4D4D"/>
+            <w:color w:val="1F4E79"/>
             <w:sz w:val="16"/>
             <w:sz w:val="16"/>
             <w:szCs w:val="16"/>
@@ -9403,7 +10333,7 @@
           <w:sz w:val="16"/>
           <w:szCs w:val="16"/>
         </w:rPr>
-        <w:t xml:space="preserve">Satisfaction Guaranteed: Develop Customer Loyalty Online   </w:t>
+        <w:t xml:space="preserve">Think Outside the Inbox: Email Marketing   </w:t>
       </w:r>
       <w:r>
         <w:rPr>
@@ -9428,7 +10358,7 @@
           <w:sz w:val="16"/>
           <w:szCs w:val="16"/>
         </w:rPr>
-        <w:t>· 7IHL2H68QMKE</w:t>
+        <w:t>· J8KTD6HZ13TU</w:t>
       </w:r>
       <w:r>
         <w:rPr>
@@ -9442,12 +10372,12 @@
         </w:rPr>
         <w:t xml:space="preserve">  ·  </w:t>
       </w:r>
-      <w:hyperlink r:id="rId19">
+      <w:hyperlink r:id="rId20">
         <w:r>
           <w:rPr>
             <w:rStyle w:val="ListLabel11"/>
             <w:rFonts w:ascii="Dana Light" w:hAnsi="Dana Light" w:cs="Dana Light"/>
-            <w:color w:val="4D4D4D"/>
+            <w:color w:val="1F4E79"/>
             <w:sz w:val="16"/>
             <w:sz w:val="16"/>
             <w:szCs w:val="16"/>
@@ -9462,17 +10392,272 @@
       <w:pPr>
         <w:pStyle w:val="Normal"/>
         <w:bidi w:val="1"/>
+        <w:spacing w:lineRule="auto" w:line="240" w:before="0" w:after="0"/>
+        <w:ind w:left="283"/>
+        <w:jc w:val="left"/>
+        <w:rPr/>
+      </w:pPr>
+      <w:r>
+        <w:rPr>
+          <w:rFonts w:cs="Dana Light" w:ascii="Dana Light" w:hAnsi="Dana Light"/>
+          <w:b w:val="false"/>
+          <w:i w:val="false"/>
+          <w:color w:val="1A1A1A"/>
+          <w:sz w:val="16"/>
+          <w:szCs w:val="16"/>
+          <w:rtl w:val="true"/>
+        </w:rPr>
+        <w:t xml:space="preserve">- </w:t>
+      </w:r>
+      <w:r>
+        <w:rPr>
+          <w:rFonts w:cs="Dana Light" w:ascii="Dana Light" w:hAnsi="Dana Light"/>
+          <w:b w:val="false"/>
+          <w:i w:val="false"/>
+          <w:color w:val="1A1A1A"/>
+          <w:sz w:val="16"/>
+          <w:szCs w:val="16"/>
+        </w:rPr>
+        <w:t xml:space="preserve">Assess for Success: Marketing Analytics and Measurement   </w:t>
+      </w:r>
+      <w:r>
+        <w:rPr>
+          <w:rFonts w:ascii="Dana Light" w:hAnsi="Dana Light" w:cs="Dana Light"/>
+          <w:b w:val="false"/>
+          <w:b w:val="false"/>
+          <w:i w:val="false"/>
+          <w:i w:val="false"/>
+          <w:color w:val="4D4D4D"/>
+          <w:sz w:val="16"/>
+          <w:sz w:val="16"/>
+          <w:szCs w:val="16"/>
+        </w:rPr>
+        <w:t xml:space="preserve">۲۰۲۵ </w:t>
+      </w:r>
+      <w:r>
+        <w:rPr>
+          <w:rFonts w:cs="Dana Light" w:ascii="Dana Light" w:hAnsi="Dana Light"/>
+          <w:b w:val="false"/>
+          <w:i w:val="false"/>
+          <w:color w:val="4D4D4D"/>
+          <w:sz w:val="16"/>
+          <w:szCs w:val="16"/>
+        </w:rPr>
+        <w:t>· Z4TCNOZKS8MI</w:t>
+      </w:r>
+      <w:r>
+        <w:rPr>
+          <w:rFonts w:cs="Dana Light" w:ascii="Dana Light" w:hAnsi="Dana Light"/>
+          <w:b w:val="false"/>
+          <w:i w:val="false"/>
+          <w:color w:val="4D4D4D"/>
+          <w:sz w:val="16"/>
+          <w:szCs w:val="16"/>
+          <w:rtl w:val="true"/>
+        </w:rPr>
+        <w:t xml:space="preserve">  ·  </w:t>
+      </w:r>
+      <w:hyperlink r:id="rId21">
+        <w:r>
+          <w:rPr>
+            <w:rStyle w:val="ListLabel11"/>
+            <w:rFonts w:ascii="Dana Light" w:hAnsi="Dana Light" w:cs="Dana Light"/>
+            <w:color w:val="1F4E79"/>
+            <w:sz w:val="16"/>
+            <w:sz w:val="16"/>
+            <w:szCs w:val="16"/>
+            <w:u w:val="none"/>
+            <w:rtl w:val="true"/>
+          </w:rPr>
+          <w:t>مشاهده گواهی</w:t>
+        </w:r>
+      </w:hyperlink>
+    </w:p>
+    <w:p>
+      <w:pPr>
+        <w:pStyle w:val="Normal"/>
+        <w:bidi w:val="1"/>
+        <w:spacing w:lineRule="auto" w:line="240" w:before="0" w:after="0"/>
+        <w:ind w:left="283"/>
+        <w:jc w:val="left"/>
+        <w:rPr/>
+      </w:pPr>
+      <w:r>
+        <w:rPr>
+          <w:rFonts w:cs="Dana Light" w:ascii="Dana Light" w:hAnsi="Dana Light"/>
+          <w:b w:val="false"/>
+          <w:i w:val="false"/>
+          <w:color w:val="1A1A1A"/>
+          <w:sz w:val="16"/>
+          <w:szCs w:val="16"/>
+          <w:rtl w:val="true"/>
+        </w:rPr>
+        <w:t xml:space="preserve">- </w:t>
+      </w:r>
+      <w:r>
+        <w:rPr>
+          <w:rFonts w:cs="Dana Light" w:ascii="Dana Light" w:hAnsi="Dana Light"/>
+          <w:b w:val="false"/>
+          <w:i w:val="false"/>
+          <w:color w:val="1A1A1A"/>
+          <w:sz w:val="16"/>
+          <w:szCs w:val="16"/>
+        </w:rPr>
+        <w:t xml:space="preserve">Make the Sale: Build, Launch, and Manage E-commerce Stores   </w:t>
+      </w:r>
+      <w:r>
+        <w:rPr>
+          <w:rFonts w:ascii="Dana Light" w:hAnsi="Dana Light" w:cs="Dana Light"/>
+          <w:b w:val="false"/>
+          <w:b w:val="false"/>
+          <w:i w:val="false"/>
+          <w:i w:val="false"/>
+          <w:color w:val="4D4D4D"/>
+          <w:sz w:val="16"/>
+          <w:sz w:val="16"/>
+          <w:szCs w:val="16"/>
+        </w:rPr>
+        <w:t xml:space="preserve">۲۰۲۵ </w:t>
+      </w:r>
+      <w:r>
+        <w:rPr>
+          <w:rFonts w:cs="Dana Light" w:ascii="Dana Light" w:hAnsi="Dana Light"/>
+          <w:b w:val="false"/>
+          <w:i w:val="false"/>
+          <w:color w:val="4D4D4D"/>
+          <w:sz w:val="16"/>
+          <w:szCs w:val="16"/>
+        </w:rPr>
+        <w:t>· TOTMC7EZJCGQ</w:t>
+      </w:r>
+      <w:r>
+        <w:rPr>
+          <w:rFonts w:cs="Dana Light" w:ascii="Dana Light" w:hAnsi="Dana Light"/>
+          <w:b w:val="false"/>
+          <w:i w:val="false"/>
+          <w:color w:val="4D4D4D"/>
+          <w:sz w:val="16"/>
+          <w:szCs w:val="16"/>
+          <w:rtl w:val="true"/>
+        </w:rPr>
+        <w:t xml:space="preserve">  ·  </w:t>
+      </w:r>
+      <w:hyperlink r:id="rId22">
+        <w:r>
+          <w:rPr>
+            <w:rStyle w:val="ListLabel11"/>
+            <w:rFonts w:ascii="Dana Light" w:hAnsi="Dana Light" w:cs="Dana Light"/>
+            <w:color w:val="1F4E79"/>
+            <w:sz w:val="16"/>
+            <w:sz w:val="16"/>
+            <w:szCs w:val="16"/>
+            <w:u w:val="none"/>
+            <w:rtl w:val="true"/>
+          </w:rPr>
+          <w:t>مشاهده گواهی</w:t>
+        </w:r>
+      </w:hyperlink>
+    </w:p>
+    <w:p>
+      <w:pPr>
+        <w:pStyle w:val="Normal"/>
+        <w:bidi w:val="1"/>
+        <w:spacing w:lineRule="auto" w:line="240" w:before="0" w:after="0"/>
+        <w:ind w:left="283"/>
+        <w:jc w:val="left"/>
+        <w:rPr/>
+      </w:pPr>
+      <w:r>
+        <w:rPr>
+          <w:rFonts w:cs="Dana Light" w:ascii="Dana Light" w:hAnsi="Dana Light"/>
+          <w:b w:val="false"/>
+          <w:i w:val="false"/>
+          <w:color w:val="1A1A1A"/>
+          <w:sz w:val="16"/>
+          <w:szCs w:val="16"/>
+          <w:rtl w:val="true"/>
+        </w:rPr>
+        <w:t xml:space="preserve">- </w:t>
+      </w:r>
+      <w:r>
+        <w:rPr>
+          <w:rFonts w:cs="Dana Light" w:ascii="Dana Light" w:hAnsi="Dana Light"/>
+          <w:b w:val="false"/>
+          <w:i w:val="false"/>
+          <w:color w:val="1A1A1A"/>
+          <w:sz w:val="16"/>
+          <w:szCs w:val="16"/>
+        </w:rPr>
+        <w:t xml:space="preserve">Satisfaction Guaranteed: Develop Customer Loyalty Online   </w:t>
+      </w:r>
+      <w:r>
+        <w:rPr>
+          <w:rFonts w:ascii="Dana Light" w:hAnsi="Dana Light" w:cs="Dana Light"/>
+          <w:b w:val="false"/>
+          <w:b w:val="false"/>
+          <w:i w:val="false"/>
+          <w:i w:val="false"/>
+          <w:color w:val="4D4D4D"/>
+          <w:sz w:val="16"/>
+          <w:sz w:val="16"/>
+          <w:szCs w:val="16"/>
+        </w:rPr>
+        <w:t xml:space="preserve">۲۰۲۵ </w:t>
+      </w:r>
+      <w:r>
+        <w:rPr>
+          <w:rFonts w:cs="Dana Light" w:ascii="Dana Light" w:hAnsi="Dana Light"/>
+          <w:b w:val="false"/>
+          <w:i w:val="false"/>
+          <w:color w:val="4D4D4D"/>
+          <w:sz w:val="16"/>
+          <w:szCs w:val="16"/>
+        </w:rPr>
+        <w:t>· 7IHL2H68QMKE</w:t>
+      </w:r>
+      <w:r>
+        <w:rPr>
+          <w:rFonts w:cs="Dana Light" w:ascii="Dana Light" w:hAnsi="Dana Light"/>
+          <w:b w:val="false"/>
+          <w:i w:val="false"/>
+          <w:color w:val="4D4D4D"/>
+          <w:sz w:val="16"/>
+          <w:szCs w:val="16"/>
+          <w:rtl w:val="true"/>
+        </w:rPr>
+        <w:t xml:space="preserve">  ·  </w:t>
+      </w:r>
+      <w:hyperlink r:id="rId23">
+        <w:r>
+          <w:rPr>
+            <w:rStyle w:val="ListLabel11"/>
+            <w:rFonts w:ascii="Dana Light" w:hAnsi="Dana Light" w:cs="Dana Light"/>
+            <w:color w:val="1F4E79"/>
+            <w:sz w:val="16"/>
+            <w:sz w:val="16"/>
+            <w:szCs w:val="16"/>
+            <w:u w:val="none"/>
+            <w:rtl w:val="true"/>
+          </w:rPr>
+          <w:t>مشاهده گواهی</w:t>
+        </w:r>
+      </w:hyperlink>
+    </w:p>
+    <w:p>
+      <w:pPr>
+        <w:pStyle w:val="Normal"/>
+        <w:bidi w:val="1"/>
         <w:spacing w:lineRule="auto" w:line="240" w:before="20" w:after="60"/>
         <w:ind w:left="283"/>
         <w:jc w:val="left"/>
         <w:rPr/>
       </w:pPr>
-      <w:hyperlink r:id="rId20">
+      <w:hyperlink r:id="rId24">
         <w:r>
           <w:rPr>
             <w:rStyle w:val="ListLabel11"/>
             <w:rFonts w:ascii="Dana Light" w:hAnsi="Dana Light" w:cs="Dana Light"/>
-            <w:color w:val="4D4D4D"/>
+            <w:color w:val="1F4E79"/>
             <w:sz w:val="16"/>
             <w:sz w:val="16"/>
             <w:szCs w:val="16"/>
@@ -9487,143 +10672,56 @@
       <w:pPr>
         <w:pStyle w:val="Normal"/>
         <w:bidi w:val="1"/>
-        <w:spacing w:lineRule="auto" w:line="240" w:before="40" w:after="0"/>
+        <w:spacing w:lineRule="auto" w:line="240" w:before="0" w:after="0"/>
         <w:jc w:val="left"/>
         <w:rPr/>
       </w:pPr>
       <w:r>
         <w:rPr>
-          <w:rFonts w:cs="Dana DemiBold" w:ascii="Dana DemiBold" w:hAnsi="Dana DemiBold"/>
+          <w:rFonts w:cs="Dana"/>
           <w:b w:val="false"/>
           <w:i w:val="false"/>
           <w:color w:val="1A1A1A"/>
-          <w:sz w:val="21"/>
-          <w:szCs w:val="21"/>
-        </w:rPr>
-        <w:t>Introduction to Environmental Science</w:t>
-      </w:r>
-    </w:p>
-    <w:p>
-      <w:pPr>
-        <w:pStyle w:val="Normal"/>
-        <w:bidi w:val="1"/>
-        <w:spacing w:lineRule="auto" w:line="240" w:before="0" w:after="20"/>
-        <w:jc w:val="left"/>
-        <w:rPr/>
-      </w:pPr>
-      <w:r>
-        <w:rPr>
-          <w:rFonts w:ascii="Dana Light" w:hAnsi="Dana Light" w:cs="Dana Light"/>
-          <w:b w:val="false"/>
-          <w:b w:val="false"/>
-          <w:i w:val="false"/>
-          <w:i w:val="false"/>
-          <w:color w:val="4D4D4D"/>
-          <w:sz w:val="16"/>
-          <w:sz w:val="16"/>
-          <w:szCs w:val="16"/>
-          <w:rtl w:val="true"/>
-        </w:rPr>
-        <w:t xml:space="preserve">گواهینامه تخصصی و حرفه‌ای کورسرا </w:t>
-      </w:r>
-      <w:r>
-        <w:rPr>
-          <w:rFonts w:cs="Dana Light" w:ascii="Dana Light" w:hAnsi="Dana Light"/>
-          <w:b w:val="false"/>
-          <w:i w:val="false"/>
-          <w:color w:val="4D4D4D"/>
-          <w:sz w:val="16"/>
-          <w:szCs w:val="16"/>
-          <w:rtl w:val="true"/>
-        </w:rPr>
-        <w:t xml:space="preserve">· </w:t>
-      </w:r>
-      <w:r>
-        <w:rPr>
-          <w:rFonts w:ascii="Dana Light" w:hAnsi="Dana Light" w:cs="Dana Light"/>
-          <w:b w:val="false"/>
-          <w:b w:val="false"/>
-          <w:i w:val="false"/>
-          <w:i w:val="false"/>
-          <w:color w:val="4D4D4D"/>
-          <w:sz w:val="16"/>
-          <w:sz w:val="16"/>
-          <w:szCs w:val="16"/>
-        </w:rPr>
-        <w:t>۳</w:t>
-      </w:r>
-      <w:r>
-        <w:rPr>
-          <w:rFonts w:ascii="Dana Light" w:hAnsi="Dana Light" w:cs="Dana Light"/>
-          <w:b w:val="false"/>
-          <w:b w:val="false"/>
-          <w:i w:val="false"/>
-          <w:i w:val="false"/>
-          <w:color w:val="4D4D4D"/>
-          <w:sz w:val="16"/>
-          <w:sz w:val="16"/>
-          <w:szCs w:val="16"/>
-          <w:rtl w:val="true"/>
-        </w:rPr>
-        <w:t xml:space="preserve"> دوره</w:t>
-      </w:r>
-    </w:p>
-    <w:p>
-      <w:pPr>
-        <w:pStyle w:val="Normal"/>
-        <w:bidi w:val="1"/>
-        <w:spacing w:lineRule="auto" w:line="240" w:before="0" w:after="0"/>
-        <w:ind w:left="283"/>
-        <w:jc w:val="left"/>
-        <w:rPr/>
-      </w:pPr>
-      <w:r>
-        <w:rPr>
-          <w:rFonts w:cs="Dana Light" w:ascii="Dana Light" w:hAnsi="Dana Light"/>
-          <w:b w:val="false"/>
-          <w:i w:val="false"/>
-          <w:color w:val="1A1A1A"/>
-          <w:sz w:val="16"/>
-          <w:szCs w:val="16"/>
-          <w:rtl w:val="true"/>
-        </w:rPr>
-        <w:t xml:space="preserve">- </w:t>
-      </w:r>
-      <w:r>
-        <w:rPr>
-          <w:rFonts w:cs="Dana Light" w:ascii="Dana Light" w:hAnsi="Dana Light"/>
-          <w:b w:val="false"/>
-          <w:i w:val="false"/>
-          <w:color w:val="1A1A1A"/>
-          <w:sz w:val="16"/>
-          <w:szCs w:val="16"/>
-        </w:rPr>
-        <w:t xml:space="preserve">Environmental Science   </w:t>
-      </w:r>
-      <w:r>
-        <w:rPr>
-          <w:rFonts w:ascii="Dana Light" w:hAnsi="Dana Light" w:cs="Dana Light"/>
-          <w:b w:val="false"/>
-          <w:b w:val="false"/>
-          <w:i w:val="false"/>
-          <w:i w:val="false"/>
-          <w:color w:val="4D4D4D"/>
-          <w:sz w:val="16"/>
-          <w:sz w:val="16"/>
-          <w:szCs w:val="16"/>
-        </w:rPr>
-        <w:t xml:space="preserve">۲۰۲۴ </w:t>
-      </w:r>
-      <w:r>
-        <w:rPr>
-          <w:rFonts w:cs="Dana Light" w:ascii="Dana Light" w:hAnsi="Dana Light"/>
-          <w:b w:val="false"/>
-          <w:i w:val="false"/>
-          <w:color w:val="4D4D4D"/>
-          <w:sz w:val="16"/>
-          <w:szCs w:val="16"/>
-        </w:rPr>
-        <w:t>· 67L7TVDOHCS4</w:t>
+          <w:sz w:val="16"/>
+          <w:szCs w:val="16"/>
+        </w:rPr>
+        <w:t xml:space="preserve">Sustainable Neighborhoods   </w:t>
+      </w:r>
+      <w:r>
+        <w:rPr>
+          <w:rFonts w:cs="Dana Light" w:ascii="Dana Light" w:hAnsi="Dana Light"/>
+          <w:b w:val="false"/>
+          <w:i w:val="false"/>
+          <w:color w:val="4D4D4D"/>
+          <w:sz w:val="16"/>
+          <w:szCs w:val="16"/>
+        </w:rPr>
+        <w:t xml:space="preserve">Johns Hopkins University  ·  </w:t>
+      </w:r>
+      <w:r>
+        <w:rPr>
+          <w:rFonts w:ascii="Dana Light" w:hAnsi="Dana Light" w:cs="Dana Light"/>
+          <w:b w:val="false"/>
+          <w:b w:val="false"/>
+          <w:i w:val="false"/>
+          <w:i w:val="false"/>
+          <w:color w:val="4D4D4D"/>
+          <w:sz w:val="16"/>
+          <w:sz w:val="16"/>
+          <w:szCs w:val="16"/>
+        </w:rPr>
+        <w:t xml:space="preserve">۲۰۲۵ </w:t>
+      </w:r>
+      <w:r>
+        <w:rPr>
+          <w:rFonts w:cs="Dana Light" w:ascii="Dana Light" w:hAnsi="Dana Light"/>
+          <w:b w:val="false"/>
+          <w:i w:val="false"/>
+          <w:color w:val="4D4D4D"/>
+          <w:sz w:val="16"/>
+          <w:szCs w:val="16"/>
+        </w:rPr>
+        <w:t>· PD3013GV4N42</w:t>
       </w:r>
       <w:r>
         <w:rPr>
@@ -9637,12 +10735,12 @@
         </w:rPr>
         <w:t xml:space="preserve">  ·  </w:t>
       </w:r>
-      <w:hyperlink r:id="rId21">
+      <w:hyperlink r:id="rId25">
         <w:r>
           <w:rPr>
             <w:rStyle w:val="ListLabel11"/>
             <w:rFonts w:ascii="Dana Light" w:hAnsi="Dana Light" w:cs="Dana Light"/>
-            <w:color w:val="4D4D4D"/>
+            <w:color w:val="1F4E79"/>
             <w:sz w:val="16"/>
             <w:sz w:val="16"/>
             <w:szCs w:val="16"/>
@@ -9658,57 +10756,55 @@
         <w:pStyle w:val="Normal"/>
         <w:bidi w:val="1"/>
         <w:spacing w:lineRule="auto" w:line="240" w:before="0" w:after="0"/>
-        <w:ind w:left="283"/>
         <w:jc w:val="left"/>
         <w:rPr/>
       </w:pPr>
       <w:r>
         <w:rPr>
-          <w:rFonts w:cs="Dana Light" w:ascii="Dana Light" w:hAnsi="Dana Light"/>
+          <w:rFonts w:cs="Dana"/>
           <w:b w:val="false"/>
           <w:i w:val="false"/>
           <w:color w:val="1A1A1A"/>
           <w:sz w:val="16"/>
           <w:szCs w:val="16"/>
-          <w:rtl w:val="true"/>
-        </w:rPr>
-        <w:t xml:space="preserve">- </w:t>
-      </w:r>
-      <w:r>
-        <w:rPr>
-          <w:rFonts w:cs="Dana Light" w:ascii="Dana Light" w:hAnsi="Dana Light"/>
-          <w:b w:val="false"/>
-          <w:i w:val="false"/>
-          <w:color w:val="1A1A1A"/>
-          <w:sz w:val="16"/>
-          <w:szCs w:val="16"/>
-        </w:rPr>
-        <w:t xml:space="preserve">Population, Food, and Soil   </w:t>
-      </w:r>
-      <w:r>
-        <w:rPr>
-          <w:rFonts w:ascii="Dana Light" w:hAnsi="Dana Light" w:cs="Dana Light"/>
-          <w:b w:val="false"/>
-          <w:b w:val="false"/>
-          <w:i w:val="false"/>
-          <w:i w:val="false"/>
-          <w:color w:val="4D4D4D"/>
-          <w:sz w:val="16"/>
-          <w:sz w:val="16"/>
-          <w:szCs w:val="16"/>
-        </w:rPr>
-        <w:t xml:space="preserve">۲۰۲۴ </w:t>
-      </w:r>
-      <w:r>
-        <w:rPr>
-          <w:rFonts w:cs="Dana Light" w:ascii="Dana Light" w:hAnsi="Dana Light"/>
-          <w:b w:val="false"/>
-          <w:i w:val="false"/>
-          <w:color w:val="4D4D4D"/>
-          <w:sz w:val="16"/>
-          <w:szCs w:val="16"/>
-        </w:rPr>
-        <w:t>· E1UHZEYRKK2T</w:t>
+        </w:rPr>
+        <w:t xml:space="preserve">Sustainable Transportation Networks and Streetscapes   </w:t>
+      </w:r>
+      <w:r>
+        <w:rPr>
+          <w:rFonts w:cs="Dana Light" w:ascii="Dana Light" w:hAnsi="Dana Light"/>
+          <w:b w:val="false"/>
+          <w:i w:val="false"/>
+          <w:color w:val="4D4D4D"/>
+          <w:sz w:val="16"/>
+          <w:szCs w:val="16"/>
+        </w:rPr>
+        <w:t xml:space="preserve">Johns Hopkins University  ·  </w:t>
+      </w:r>
+      <w:r>
+        <w:rPr>
+          <w:rFonts w:ascii="Dana Light" w:hAnsi="Dana Light" w:cs="Dana Light"/>
+          <w:b w:val="false"/>
+          <w:b w:val="false"/>
+          <w:i w:val="false"/>
+          <w:i w:val="false"/>
+          <w:color w:val="4D4D4D"/>
+          <w:sz w:val="16"/>
+          <w:sz w:val="16"/>
+          <w:szCs w:val="16"/>
+        </w:rPr>
+        <w:t xml:space="preserve">۲۰۲۵ </w:t>
+      </w:r>
+      <w:r>
+        <w:rPr>
+          <w:rFonts w:cs="Dana Light" w:ascii="Dana Light" w:hAnsi="Dana Light"/>
+          <w:b w:val="false"/>
+          <w:i w:val="false"/>
+          <w:color w:val="4D4D4D"/>
+          <w:sz w:val="16"/>
+          <w:szCs w:val="16"/>
+        </w:rPr>
+        <w:t>· BQ9NUFWQ8JHO</w:t>
       </w:r>
       <w:r>
         <w:rPr>
@@ -9722,12 +10818,12 @@
         </w:rPr>
         <w:t xml:space="preserve">  ·  </w:t>
       </w:r>
-      <w:hyperlink r:id="rId22">
+      <w:hyperlink r:id="rId26">
         <w:r>
           <w:rPr>
             <w:rStyle w:val="ListLabel11"/>
             <w:rFonts w:ascii="Dana Light" w:hAnsi="Dana Light" w:cs="Dana Light"/>
-            <w:color w:val="4D4D4D"/>
+            <w:color w:val="1F4E79"/>
             <w:sz w:val="16"/>
             <w:sz w:val="16"/>
             <w:szCs w:val="16"/>
@@ -9743,57 +10839,55 @@
         <w:pStyle w:val="Normal"/>
         <w:bidi w:val="1"/>
         <w:spacing w:lineRule="auto" w:line="240" w:before="0" w:after="0"/>
-        <w:ind w:left="283"/>
         <w:jc w:val="left"/>
         <w:rPr/>
       </w:pPr>
       <w:r>
         <w:rPr>
-          <w:rFonts w:cs="Dana Light" w:ascii="Dana Light" w:hAnsi="Dana Light"/>
+          <w:rFonts w:cs="Dana"/>
           <w:b w:val="false"/>
           <w:i w:val="false"/>
           <w:color w:val="1A1A1A"/>
           <w:sz w:val="16"/>
           <w:szCs w:val="16"/>
-          <w:rtl w:val="true"/>
-        </w:rPr>
-        <w:t xml:space="preserve">- </w:t>
-      </w:r>
-      <w:r>
-        <w:rPr>
-          <w:rFonts w:cs="Dana Light" w:ascii="Dana Light" w:hAnsi="Dana Light"/>
-          <w:b w:val="false"/>
-          <w:i w:val="false"/>
-          <w:color w:val="1A1A1A"/>
-          <w:sz w:val="16"/>
-          <w:szCs w:val="16"/>
-        </w:rPr>
-        <w:t xml:space="preserve">Energy and Environment   </w:t>
-      </w:r>
-      <w:r>
-        <w:rPr>
-          <w:rFonts w:ascii="Dana Light" w:hAnsi="Dana Light" w:cs="Dana Light"/>
-          <w:b w:val="false"/>
-          <w:b w:val="false"/>
-          <w:i w:val="false"/>
-          <w:i w:val="false"/>
-          <w:color w:val="4D4D4D"/>
-          <w:sz w:val="16"/>
-          <w:sz w:val="16"/>
-          <w:szCs w:val="16"/>
-        </w:rPr>
-        <w:t xml:space="preserve">۲۰۲۴ </w:t>
-      </w:r>
-      <w:r>
-        <w:rPr>
-          <w:rFonts w:cs="Dana Light" w:ascii="Dana Light" w:hAnsi="Dana Light"/>
-          <w:b w:val="false"/>
-          <w:i w:val="false"/>
-          <w:color w:val="4D4D4D"/>
-          <w:sz w:val="16"/>
-          <w:szCs w:val="16"/>
-        </w:rPr>
-        <w:t>· TAEBBTUG4LV3</w:t>
+        </w:rPr>
+        <w:t xml:space="preserve">Wind Energy   </w:t>
+      </w:r>
+      <w:r>
+        <w:rPr>
+          <w:rFonts w:cs="Dana Light" w:ascii="Dana Light" w:hAnsi="Dana Light"/>
+          <w:b w:val="false"/>
+          <w:i w:val="false"/>
+          <w:color w:val="4D4D4D"/>
+          <w:sz w:val="16"/>
+          <w:szCs w:val="16"/>
+        </w:rPr>
+        <w:t xml:space="preserve">Technical University of Denmark (DTU)  ·  </w:t>
+      </w:r>
+      <w:r>
+        <w:rPr>
+          <w:rFonts w:ascii="Dana Light" w:hAnsi="Dana Light" w:cs="Dana Light"/>
+          <w:b w:val="false"/>
+          <w:b w:val="false"/>
+          <w:i w:val="false"/>
+          <w:i w:val="false"/>
+          <w:color w:val="4D4D4D"/>
+          <w:sz w:val="16"/>
+          <w:sz w:val="16"/>
+          <w:szCs w:val="16"/>
+        </w:rPr>
+        <w:t xml:space="preserve">۲۰۲۵ </w:t>
+      </w:r>
+      <w:r>
+        <w:rPr>
+          <w:rFonts w:cs="Dana Light" w:ascii="Dana Light" w:hAnsi="Dana Light"/>
+          <w:b w:val="false"/>
+          <w:i w:val="false"/>
+          <w:color w:val="4D4D4D"/>
+          <w:sz w:val="16"/>
+          <w:szCs w:val="16"/>
+        </w:rPr>
+        <w:t>· BF3120EB7YPC</w:t>
       </w:r>
       <w:r>
         <w:rPr>
@@ -9807,12 +10901,12 @@
         </w:rPr>
         <w:t xml:space="preserve">  ·  </w:t>
       </w:r>
-      <w:hyperlink r:id="rId23">
+      <w:hyperlink r:id="rId27">
         <w:r>
           <w:rPr>
             <w:rStyle w:val="ListLabel11"/>
             <w:rFonts w:ascii="Dana Light" w:hAnsi="Dana Light" w:cs="Dana Light"/>
-            <w:color w:val="4D4D4D"/>
+            <w:color w:val="1F4E79"/>
             <w:sz w:val="16"/>
             <w:sz w:val="16"/>
             <w:szCs w:val="16"/>
@@ -9827,100 +10921,75 @@
       <w:pPr>
         <w:pStyle w:val="Normal"/>
         <w:bidi w:val="1"/>
-        <w:spacing w:lineRule="auto" w:line="240" w:before="20" w:after="60"/>
-        <w:ind w:left="283"/>
+        <w:spacing w:lineRule="auto" w:line="240" w:before="0" w:after="0"/>
         <w:jc w:val="left"/>
         <w:rPr/>
       </w:pPr>
-      <w:hyperlink r:id="rId24">
+      <w:r>
+        <w:rPr>
+          <w:rFonts w:cs="Dana"/>
+          <w:b w:val="false"/>
+          <w:i w:val="false"/>
+          <w:color w:val="1A1A1A"/>
+          <w:sz w:val="16"/>
+          <w:szCs w:val="16"/>
+        </w:rPr>
+        <w:t xml:space="preserve">Sustainable Regional Principles, Planning and Transportation   </w:t>
+      </w:r>
+      <w:r>
+        <w:rPr>
+          <w:rFonts w:cs="Dana Light" w:ascii="Dana Light" w:hAnsi="Dana Light"/>
+          <w:b w:val="false"/>
+          <w:i w:val="false"/>
+          <w:color w:val="4D4D4D"/>
+          <w:sz w:val="16"/>
+          <w:szCs w:val="16"/>
+        </w:rPr>
+        <w:t xml:space="preserve">Johns Hopkins University  ·  </w:t>
+      </w:r>
+      <w:r>
+        <w:rPr>
+          <w:rFonts w:ascii="Dana Light" w:hAnsi="Dana Light" w:cs="Dana Light"/>
+          <w:b w:val="false"/>
+          <w:b w:val="false"/>
+          <w:i w:val="false"/>
+          <w:i w:val="false"/>
+          <w:color w:val="4D4D4D"/>
+          <w:sz w:val="16"/>
+          <w:sz w:val="16"/>
+          <w:szCs w:val="16"/>
+        </w:rPr>
+        <w:t xml:space="preserve">۲۰۲۵ </w:t>
+      </w:r>
+      <w:r>
+        <w:rPr>
+          <w:rFonts w:cs="Dana Light" w:ascii="Dana Light" w:hAnsi="Dana Light"/>
+          <w:b w:val="false"/>
+          <w:i w:val="false"/>
+          <w:color w:val="4D4D4D"/>
+          <w:sz w:val="16"/>
+          <w:szCs w:val="16"/>
+        </w:rPr>
+        <w:t>· HIHAH8WSFR95</w:t>
+      </w:r>
+      <w:r>
+        <w:rPr>
+          <w:rFonts w:cs="Dana Light" w:ascii="Dana Light" w:hAnsi="Dana Light"/>
+          <w:b w:val="false"/>
+          <w:i w:val="false"/>
+          <w:color w:val="4D4D4D"/>
+          <w:sz w:val="16"/>
+          <w:szCs w:val="16"/>
+          <w:rtl w:val="true"/>
+        </w:rPr>
+        <w:t xml:space="preserve">  ·  </w:t>
+      </w:r>
+      <w:hyperlink r:id="rId28">
         <w:r>
           <w:rPr>
             <w:rStyle w:val="ListLabel11"/>
             <w:rFonts w:ascii="Dana Light" w:hAnsi="Dana Light" w:cs="Dana Light"/>
-            <w:color w:val="4D4D4D"/>
-            <w:sz w:val="16"/>
-            <w:sz w:val="16"/>
-            <w:szCs w:val="16"/>
-            <w:u w:val="none"/>
-            <w:rtl w:val="true"/>
-          </w:rPr>
-          <w:t>مشاهده گواهینامه تخصصی</w:t>
-        </w:r>
-      </w:hyperlink>
-    </w:p>
-    <w:p>
-      <w:pPr>
-        <w:pStyle w:val="Normal"/>
-        <w:bidi w:val="1"/>
-        <w:spacing w:lineRule="auto" w:line="240" w:before="0" w:after="0"/>
-        <w:jc w:val="left"/>
-        <w:rPr/>
-      </w:pPr>
-      <w:r>
-        <w:rPr>
-          <w:rFonts w:cs="Dana"/>
-          <w:b w:val="false"/>
-          <w:i w:val="false"/>
-          <w:color w:val="1A1A1A"/>
-          <w:sz w:val="16"/>
-          <w:szCs w:val="16"/>
-        </w:rPr>
-        <w:t xml:space="preserve">Unity: Design &amp; Deform Meshes for 3D Geometry Control   </w:t>
-      </w:r>
-      <w:r>
-        <w:rPr>
-          <w:rFonts w:cs="Dana Light" w:ascii="Dana Light" w:hAnsi="Dana Light"/>
-          <w:b w:val="false"/>
-          <w:i w:val="false"/>
-          <w:color w:val="4D4D4D"/>
-          <w:sz w:val="16"/>
-          <w:szCs w:val="16"/>
-        </w:rPr>
-        <w:t xml:space="preserve">EDUCBA  ·  </w:t>
-      </w:r>
-      <w:r>
-        <w:rPr>
-          <w:rFonts w:ascii="Dana Light" w:hAnsi="Dana Light" w:cs="Dana Light"/>
-          <w:b w:val="false"/>
-          <w:b w:val="false"/>
-          <w:i w:val="false"/>
-          <w:i w:val="false"/>
-          <w:color w:val="4D4D4D"/>
-          <w:sz w:val="16"/>
-          <w:sz w:val="16"/>
-          <w:szCs w:val="16"/>
-        </w:rPr>
-        <w:t xml:space="preserve">۲۰۲۵ </w:t>
-      </w:r>
-      <w:r>
-        <w:rPr>
-          <w:rFonts w:cs="Dana Light" w:ascii="Dana Light" w:hAnsi="Dana Light"/>
-          <w:b w:val="false"/>
-          <w:i w:val="false"/>
-          <w:color w:val="4D4D4D"/>
-          <w:sz w:val="16"/>
-          <w:szCs w:val="16"/>
-        </w:rPr>
-        <w:t>· PAOC4O9D4ALK</w:t>
-      </w:r>
-      <w:r>
-        <w:rPr>
-          <w:rFonts w:cs="Dana Light" w:ascii="Dana Light" w:hAnsi="Dana Light"/>
-          <w:b w:val="false"/>
-          <w:i w:val="false"/>
-          <w:color w:val="4D4D4D"/>
-          <w:sz w:val="16"/>
-          <w:szCs w:val="16"/>
-          <w:rtl w:val="true"/>
-        </w:rPr>
-        <w:t xml:space="preserve">  ·  </w:t>
-      </w:r>
-      <w:hyperlink r:id="rId25">
-        <w:r>
-          <w:rPr>
-            <w:rStyle w:val="ListLabel11"/>
-            <w:rFonts w:ascii="Dana Light" w:hAnsi="Dana Light" w:cs="Dana Light"/>
-            <w:color w:val="4D4D4D"/>
+            <w:color w:val="1F4E79"/>
             <w:sz w:val="16"/>
             <w:sz w:val="16"/>
             <w:szCs w:val="16"/>
@@ -9948,43 +11017,43 @@
           <w:sz w:val="16"/>
           <w:szCs w:val="16"/>
         </w:rPr>
-        <w:t xml:space="preserve">Sustainable Neighborhoods   </w:t>
-      </w:r>
-      <w:r>
-        <w:rPr>
-          <w:rFonts w:cs="Dana Light" w:ascii="Dana Light" w:hAnsi="Dana Light"/>
-          <w:b w:val="false"/>
-          <w:i w:val="false"/>
-          <w:color w:val="4D4D4D"/>
-          <w:sz w:val="16"/>
-          <w:szCs w:val="16"/>
-        </w:rPr>
-        <w:t xml:space="preserve">Johns Hopkins University  ·  </w:t>
-      </w:r>
-      <w:r>
-        <w:rPr>
-          <w:rFonts w:ascii="Dana Light" w:hAnsi="Dana Light" w:cs="Dana Light"/>
-          <w:b w:val="false"/>
-          <w:b w:val="false"/>
-          <w:i w:val="false"/>
-          <w:i w:val="false"/>
-          <w:color w:val="4D4D4D"/>
-          <w:sz w:val="16"/>
-          <w:sz w:val="16"/>
-          <w:szCs w:val="16"/>
-        </w:rPr>
-        <w:t xml:space="preserve">۲۰۲۵ </w:t>
-      </w:r>
-      <w:r>
-        <w:rPr>
-          <w:rFonts w:cs="Dana Light" w:ascii="Dana Light" w:hAnsi="Dana Light"/>
-          <w:b w:val="false"/>
-          <w:i w:val="false"/>
-          <w:color w:val="4D4D4D"/>
-          <w:sz w:val="16"/>
-          <w:szCs w:val="16"/>
-        </w:rPr>
-        <w:t>· PD3013GV4N42</w:t>
+        <w:t xml:space="preserve">Our Earth: Its Climate, History, and Processes   </w:t>
+      </w:r>
+      <w:r>
+        <w:rPr>
+          <w:rFonts w:cs="Dana Light" w:ascii="Dana Light" w:hAnsi="Dana Light"/>
+          <w:b w:val="false"/>
+          <w:i w:val="false"/>
+          <w:color w:val="4D4D4D"/>
+          <w:sz w:val="16"/>
+          <w:szCs w:val="16"/>
+        </w:rPr>
+        <w:t xml:space="preserve">University of Manchester  ·  </w:t>
+      </w:r>
+      <w:r>
+        <w:rPr>
+          <w:rFonts w:ascii="Dana Light" w:hAnsi="Dana Light" w:cs="Dana Light"/>
+          <w:b w:val="false"/>
+          <w:b w:val="false"/>
+          <w:i w:val="false"/>
+          <w:i w:val="false"/>
+          <w:color w:val="4D4D4D"/>
+          <w:sz w:val="16"/>
+          <w:sz w:val="16"/>
+          <w:szCs w:val="16"/>
+        </w:rPr>
+        <w:t xml:space="preserve">۲۰۲۳ </w:t>
+      </w:r>
+      <w:r>
+        <w:rPr>
+          <w:rFonts w:cs="Dana Light" w:ascii="Dana Light" w:hAnsi="Dana Light"/>
+          <w:b w:val="false"/>
+          <w:i w:val="false"/>
+          <w:color w:val="4D4D4D"/>
+          <w:sz w:val="16"/>
+          <w:szCs w:val="16"/>
+        </w:rPr>
+        <w:t>· 6Y537YJ5QH9J</w:t>
       </w:r>
       <w:r>
         <w:rPr>
@@ -9998,12 +11067,12 @@
         </w:rPr>
         <w:t xml:space="preserve">  ·  </w:t>
       </w:r>
-      <w:hyperlink r:id="rId26">
+      <w:hyperlink r:id="rId29">
         <w:r>
           <w:rPr>
             <w:rStyle w:val="ListLabel11"/>
             <w:rFonts w:ascii="Dana Light" w:hAnsi="Dana Light" w:cs="Dana Light"/>
-            <w:color w:val="4D4D4D"/>
+            <w:color w:val="1F4E79"/>
             <w:sz w:val="16"/>
             <w:sz w:val="16"/>
             <w:szCs w:val="16"/>
@@ -10031,43 +11100,43 @@
           <w:sz w:val="16"/>
           <w:szCs w:val="16"/>
         </w:rPr>
-        <w:t xml:space="preserve">Sustainable Transportation Networks and Streetscapes   </w:t>
-      </w:r>
-      <w:r>
-        <w:rPr>
-          <w:rFonts w:cs="Dana Light" w:ascii="Dana Light" w:hAnsi="Dana Light"/>
-          <w:b w:val="false"/>
-          <w:i w:val="false"/>
-          <w:color w:val="4D4D4D"/>
-          <w:sz w:val="16"/>
-          <w:szCs w:val="16"/>
-        </w:rPr>
-        <w:t xml:space="preserve">Johns Hopkins University  ·  </w:t>
-      </w:r>
-      <w:r>
-        <w:rPr>
-          <w:rFonts w:ascii="Dana Light" w:hAnsi="Dana Light" w:cs="Dana Light"/>
-          <w:b w:val="false"/>
-          <w:b w:val="false"/>
-          <w:i w:val="false"/>
-          <w:i w:val="false"/>
-          <w:color w:val="4D4D4D"/>
-          <w:sz w:val="16"/>
-          <w:sz w:val="16"/>
-          <w:szCs w:val="16"/>
-        </w:rPr>
-        <w:t xml:space="preserve">۲۰۲۵ </w:t>
-      </w:r>
-      <w:r>
-        <w:rPr>
-          <w:rFonts w:cs="Dana Light" w:ascii="Dana Light" w:hAnsi="Dana Light"/>
-          <w:b w:val="false"/>
-          <w:i w:val="false"/>
-          <w:color w:val="4D4D4D"/>
-          <w:sz w:val="16"/>
-          <w:szCs w:val="16"/>
-        </w:rPr>
-        <w:t>· BQ9NUFWQ8JHO</w:t>
+        <w:t xml:space="preserve">Extinctions: Past, Present, &amp; Future   </w:t>
+      </w:r>
+      <w:r>
+        <w:rPr>
+          <w:rFonts w:cs="Dana Light" w:ascii="Dana Light" w:hAnsi="Dana Light"/>
+          <w:b w:val="false"/>
+          <w:i w:val="false"/>
+          <w:color w:val="4D4D4D"/>
+          <w:sz w:val="16"/>
+          <w:szCs w:val="16"/>
+        </w:rPr>
+        <w:t xml:space="preserve">Emory University  ·  </w:t>
+      </w:r>
+      <w:r>
+        <w:rPr>
+          <w:rFonts w:ascii="Dana Light" w:hAnsi="Dana Light" w:cs="Dana Light"/>
+          <w:b w:val="false"/>
+          <w:b w:val="false"/>
+          <w:i w:val="false"/>
+          <w:i w:val="false"/>
+          <w:color w:val="4D4D4D"/>
+          <w:sz w:val="16"/>
+          <w:sz w:val="16"/>
+          <w:szCs w:val="16"/>
+        </w:rPr>
+        <w:t xml:space="preserve">۲۰۲۳ </w:t>
+      </w:r>
+      <w:r>
+        <w:rPr>
+          <w:rFonts w:cs="Dana Light" w:ascii="Dana Light" w:hAnsi="Dana Light"/>
+          <w:b w:val="false"/>
+          <w:i w:val="false"/>
+          <w:color w:val="4D4D4D"/>
+          <w:sz w:val="16"/>
+          <w:szCs w:val="16"/>
+        </w:rPr>
+        <w:t>· EK5WJUBLEB92</w:t>
       </w:r>
       <w:r>
         <w:rPr>
@@ -10081,12 +11150,12 @@
         </w:rPr>
         <w:t xml:space="preserve">  ·  </w:t>
       </w:r>
-      <w:hyperlink r:id="rId27">
+      <w:hyperlink r:id="rId30">
         <w:r>
           <w:rPr>
             <w:rStyle w:val="ListLabel11"/>
             <w:rFonts w:ascii="Dana Light" w:hAnsi="Dana Light" w:cs="Dana Light"/>
-            <w:color w:val="4D4D4D"/>
+            <w:color w:val="1F4E79"/>
             <w:sz w:val="16"/>
             <w:sz w:val="16"/>
             <w:szCs w:val="16"/>
@@ -10114,43 +11183,43 @@
           <w:sz w:val="16"/>
           <w:szCs w:val="16"/>
         </w:rPr>
-        <w:t xml:space="preserve">Wind Energy   </w:t>
-      </w:r>
-      <w:r>
-        <w:rPr>
-          <w:rFonts w:cs="Dana Light" w:ascii="Dana Light" w:hAnsi="Dana Light"/>
-          <w:b w:val="false"/>
-          <w:i w:val="false"/>
-          <w:color w:val="4D4D4D"/>
-          <w:sz w:val="16"/>
-          <w:szCs w:val="16"/>
-        </w:rPr>
-        <w:t xml:space="preserve">Technical University of Denmark (DTU)  ·  </w:t>
-      </w:r>
-      <w:r>
-        <w:rPr>
-          <w:rFonts w:ascii="Dana Light" w:hAnsi="Dana Light" w:cs="Dana Light"/>
-          <w:b w:val="false"/>
-          <w:b w:val="false"/>
-          <w:i w:val="false"/>
-          <w:i w:val="false"/>
-          <w:color w:val="4D4D4D"/>
-          <w:sz w:val="16"/>
-          <w:sz w:val="16"/>
-          <w:szCs w:val="16"/>
-        </w:rPr>
-        <w:t xml:space="preserve">۲۰۲۵ </w:t>
-      </w:r>
-      <w:r>
-        <w:rPr>
-          <w:rFonts w:cs="Dana Light" w:ascii="Dana Light" w:hAnsi="Dana Light"/>
-          <w:b w:val="false"/>
-          <w:i w:val="false"/>
-          <w:color w:val="4D4D4D"/>
-          <w:sz w:val="16"/>
-          <w:szCs w:val="16"/>
-        </w:rPr>
-        <w:t>· BF3120EB7YPC</w:t>
+        <w:t xml:space="preserve">Electric Power Systems   </w:t>
+      </w:r>
+      <w:r>
+        <w:rPr>
+          <w:rFonts w:cs="Dana Light" w:ascii="Dana Light" w:hAnsi="Dana Light"/>
+          <w:b w:val="false"/>
+          <w:i w:val="false"/>
+          <w:color w:val="4D4D4D"/>
+          <w:sz w:val="16"/>
+          <w:szCs w:val="16"/>
+        </w:rPr>
+        <w:t xml:space="preserve">University at Buffalo  ·  </w:t>
+      </w:r>
+      <w:r>
+        <w:rPr>
+          <w:rFonts w:ascii="Dana Light" w:hAnsi="Dana Light" w:cs="Dana Light"/>
+          <w:b w:val="false"/>
+          <w:b w:val="false"/>
+          <w:i w:val="false"/>
+          <w:i w:val="false"/>
+          <w:color w:val="4D4D4D"/>
+          <w:sz w:val="16"/>
+          <w:sz w:val="16"/>
+          <w:szCs w:val="16"/>
+        </w:rPr>
+        <w:t xml:space="preserve">۲۰۲۳ </w:t>
+      </w:r>
+      <w:r>
+        <w:rPr>
+          <w:rFonts w:cs="Dana Light" w:ascii="Dana Light" w:hAnsi="Dana Light"/>
+          <w:b w:val="false"/>
+          <w:i w:val="false"/>
+          <w:color w:val="4D4D4D"/>
+          <w:sz w:val="16"/>
+          <w:szCs w:val="16"/>
+        </w:rPr>
+        <w:t>· QFFR5N2AQ26W</w:t>
       </w:r>
       <w:r>
         <w:rPr>
@@ -10164,12 +11233,12 @@
         </w:rPr>
         <w:t xml:space="preserve">  ·  </w:t>
       </w:r>
-      <w:hyperlink r:id="rId28">
+      <w:hyperlink r:id="rId31">
         <w:r>
           <w:rPr>
             <w:rStyle w:val="ListLabel11"/>
             <w:rFonts w:ascii="Dana Light" w:hAnsi="Dana Light" w:cs="Dana Light"/>
-            <w:color w:val="4D4D4D"/>
+            <w:color w:val="1F4E79"/>
             <w:sz w:val="16"/>
             <w:sz w:val="16"/>
             <w:szCs w:val="16"/>
@@ -10197,43 +11266,43 @@
           <w:sz w:val="16"/>
           <w:szCs w:val="16"/>
         </w:rPr>
-        <w:t xml:space="preserve">Sustainable Regional Principles, Planning and Transportation   </w:t>
-      </w:r>
-      <w:r>
-        <w:rPr>
-          <w:rFonts w:cs="Dana Light" w:ascii="Dana Light" w:hAnsi="Dana Light"/>
-          <w:b w:val="false"/>
-          <w:i w:val="false"/>
-          <w:color w:val="4D4D4D"/>
-          <w:sz w:val="16"/>
-          <w:szCs w:val="16"/>
-        </w:rPr>
-        <w:t xml:space="preserve">Johns Hopkins University  ·  </w:t>
-      </w:r>
-      <w:r>
-        <w:rPr>
-          <w:rFonts w:ascii="Dana Light" w:hAnsi="Dana Light" w:cs="Dana Light"/>
-          <w:b w:val="false"/>
-          <w:b w:val="false"/>
-          <w:i w:val="false"/>
-          <w:i w:val="false"/>
-          <w:color w:val="4D4D4D"/>
-          <w:sz w:val="16"/>
-          <w:sz w:val="16"/>
-          <w:szCs w:val="16"/>
-        </w:rPr>
-        <w:t xml:space="preserve">۲۰۲۵ </w:t>
-      </w:r>
-      <w:r>
-        <w:rPr>
-          <w:rFonts w:cs="Dana Light" w:ascii="Dana Light" w:hAnsi="Dana Light"/>
-          <w:b w:val="false"/>
-          <w:i w:val="false"/>
-          <w:color w:val="4D4D4D"/>
-          <w:sz w:val="16"/>
-          <w:szCs w:val="16"/>
-        </w:rPr>
-        <w:t>· HIHAH8WSFR95</w:t>
+        <w:t xml:space="preserve">Introduction to GIS Mapping   </w:t>
+      </w:r>
+      <w:r>
+        <w:rPr>
+          <w:rFonts w:cs="Dana Light" w:ascii="Dana Light" w:hAnsi="Dana Light"/>
+          <w:b w:val="false"/>
+          <w:i w:val="false"/>
+          <w:color w:val="4D4D4D"/>
+          <w:sz w:val="16"/>
+          <w:szCs w:val="16"/>
+        </w:rPr>
+        <w:t xml:space="preserve">University of Toronto  ·  </w:t>
+      </w:r>
+      <w:r>
+        <w:rPr>
+          <w:rFonts w:ascii="Dana Light" w:hAnsi="Dana Light" w:cs="Dana Light"/>
+          <w:b w:val="false"/>
+          <w:b w:val="false"/>
+          <w:i w:val="false"/>
+          <w:i w:val="false"/>
+          <w:color w:val="4D4D4D"/>
+          <w:sz w:val="16"/>
+          <w:sz w:val="16"/>
+          <w:szCs w:val="16"/>
+        </w:rPr>
+        <w:t xml:space="preserve">۲۰۲۳ </w:t>
+      </w:r>
+      <w:r>
+        <w:rPr>
+          <w:rFonts w:cs="Dana Light" w:ascii="Dana Light" w:hAnsi="Dana Light"/>
+          <w:b w:val="false"/>
+          <w:i w:val="false"/>
+          <w:color w:val="4D4D4D"/>
+          <w:sz w:val="16"/>
+          <w:szCs w:val="16"/>
+        </w:rPr>
+        <w:t>· RXDSMTEBNYCY</w:t>
       </w:r>
       <w:r>
         <w:rPr>
@@ -10247,12 +11316,12 @@
         </w:rPr>
         <w:t xml:space="preserve">  ·  </w:t>
       </w:r>
-      <w:hyperlink r:id="rId29">
+      <w:hyperlink r:id="rId32">
         <w:r>
           <w:rPr>
             <w:rStyle w:val="ListLabel11"/>
             <w:rFonts w:ascii="Dana Light" w:hAnsi="Dana Light" w:cs="Dana Light"/>
-            <w:color w:val="4D4D4D"/>
+            <w:color w:val="1F4E79"/>
             <w:sz w:val="16"/>
             <w:sz w:val="16"/>
             <w:szCs w:val="16"/>
@@ -10280,43 +11349,43 @@
           <w:sz w:val="16"/>
           <w:szCs w:val="16"/>
         </w:rPr>
-        <w:t xml:space="preserve">Positive Psychiatry and Mental Health   </w:t>
-      </w:r>
-      <w:r>
-        <w:rPr>
-          <w:rFonts w:cs="Dana Light" w:ascii="Dana Light" w:hAnsi="Dana Light"/>
-          <w:b w:val="false"/>
-          <w:i w:val="false"/>
-          <w:color w:val="4D4D4D"/>
-          <w:sz w:val="16"/>
-          <w:szCs w:val="16"/>
-        </w:rPr>
-        <w:t xml:space="preserve">The University of Sydney  ·  </w:t>
-      </w:r>
-      <w:r>
-        <w:rPr>
-          <w:rFonts w:ascii="Dana Light" w:hAnsi="Dana Light" w:cs="Dana Light"/>
-          <w:b w:val="false"/>
-          <w:b w:val="false"/>
-          <w:i w:val="false"/>
-          <w:i w:val="false"/>
-          <w:color w:val="4D4D4D"/>
-          <w:sz w:val="16"/>
-          <w:sz w:val="16"/>
-          <w:szCs w:val="16"/>
-        </w:rPr>
-        <w:t xml:space="preserve">۲۰۲۵ </w:t>
-      </w:r>
-      <w:r>
-        <w:rPr>
-          <w:rFonts w:cs="Dana Light" w:ascii="Dana Light" w:hAnsi="Dana Light"/>
-          <w:b w:val="false"/>
-          <w:i w:val="false"/>
-          <w:color w:val="4D4D4D"/>
-          <w:sz w:val="16"/>
-          <w:szCs w:val="16"/>
-        </w:rPr>
-        <w:t>· LQ39UU674WEF</w:t>
+        <w:t xml:space="preserve">Solar Energy Basics   </w:t>
+      </w:r>
+      <w:r>
+        <w:rPr>
+          <w:rFonts w:cs="Dana Light" w:ascii="Dana Light" w:hAnsi="Dana Light"/>
+          <w:b w:val="false"/>
+          <w:i w:val="false"/>
+          <w:color w:val="4D4D4D"/>
+          <w:sz w:val="16"/>
+          <w:szCs w:val="16"/>
+        </w:rPr>
+        <w:t xml:space="preserve">The State University of New York  ·  </w:t>
+      </w:r>
+      <w:r>
+        <w:rPr>
+          <w:rFonts w:ascii="Dana Light" w:hAnsi="Dana Light" w:cs="Dana Light"/>
+          <w:b w:val="false"/>
+          <w:b w:val="false"/>
+          <w:i w:val="false"/>
+          <w:i w:val="false"/>
+          <w:color w:val="4D4D4D"/>
+          <w:sz w:val="16"/>
+          <w:sz w:val="16"/>
+          <w:szCs w:val="16"/>
+        </w:rPr>
+        <w:t xml:space="preserve">۲۰۲۳ </w:t>
+      </w:r>
+      <w:r>
+        <w:rPr>
+          <w:rFonts w:cs="Dana Light" w:ascii="Dana Light" w:hAnsi="Dana Light"/>
+          <w:b w:val="false"/>
+          <w:i w:val="false"/>
+          <w:color w:val="4D4D4D"/>
+          <w:sz w:val="16"/>
+          <w:szCs w:val="16"/>
+        </w:rPr>
+        <w:t>· PTMSZ9B6KQ8F</w:t>
       </w:r>
       <w:r>
         <w:rPr>
@@ -10330,12 +11399,12 @@
         </w:rPr>
         <w:t xml:space="preserve">  ·  </w:t>
       </w:r>
-      <w:hyperlink r:id="rId30">
+      <w:hyperlink r:id="rId33">
         <w:r>
           <w:rPr>
             <w:rStyle w:val="ListLabel11"/>
             <w:rFonts w:ascii="Dana Light" w:hAnsi="Dana Light" w:cs="Dana Light"/>
-            <w:color w:val="4D4D4D"/>
+            <w:color w:val="1F4E79"/>
             <w:sz w:val="16"/>
             <w:sz w:val="16"/>
             <w:szCs w:val="16"/>
@@ -10363,43 +11432,43 @@
           <w:sz w:val="16"/>
           <w:szCs w:val="16"/>
         </w:rPr>
-        <w:t xml:space="preserve">Firm Level Economics: Markets and Allocations   </w:t>
-      </w:r>
-      <w:r>
-        <w:rPr>
-          <w:rFonts w:cs="Dana Light" w:ascii="Dana Light" w:hAnsi="Dana Light"/>
-          <w:b w:val="false"/>
-          <w:i w:val="false"/>
-          <w:color w:val="4D4D4D"/>
-          <w:sz w:val="16"/>
-          <w:szCs w:val="16"/>
-        </w:rPr>
-        <w:t xml:space="preserve">University of Illinois Urbana-Champaign  ·  </w:t>
-      </w:r>
-      <w:r>
-        <w:rPr>
-          <w:rFonts w:ascii="Dana Light" w:hAnsi="Dana Light" w:cs="Dana Light"/>
-          <w:b w:val="false"/>
-          <w:b w:val="false"/>
-          <w:i w:val="false"/>
-          <w:i w:val="false"/>
-          <w:color w:val="4D4D4D"/>
-          <w:sz w:val="16"/>
-          <w:sz w:val="16"/>
-          <w:szCs w:val="16"/>
-        </w:rPr>
-        <w:t xml:space="preserve">۲۰۲۴ </w:t>
-      </w:r>
-      <w:r>
-        <w:rPr>
-          <w:rFonts w:cs="Dana Light" w:ascii="Dana Light" w:hAnsi="Dana Light"/>
-          <w:b w:val="false"/>
-          <w:i w:val="false"/>
-          <w:color w:val="4D4D4D"/>
-          <w:sz w:val="16"/>
-          <w:szCs w:val="16"/>
-        </w:rPr>
-        <w:t>· XICPQ5ZM9KSV</w:t>
+        <w:t xml:space="preserve">Oil &amp; Gas Industry Operations and Markets   </w:t>
+      </w:r>
+      <w:r>
+        <w:rPr>
+          <w:rFonts w:cs="Dana Light" w:ascii="Dana Light" w:hAnsi="Dana Light"/>
+          <w:b w:val="false"/>
+          <w:i w:val="false"/>
+          <w:color w:val="4D4D4D"/>
+          <w:sz w:val="16"/>
+          <w:szCs w:val="16"/>
+        </w:rPr>
+        <w:t xml:space="preserve">Duke University  ·  </w:t>
+      </w:r>
+      <w:r>
+        <w:rPr>
+          <w:rFonts w:ascii="Dana Light" w:hAnsi="Dana Light" w:cs="Dana Light"/>
+          <w:b w:val="false"/>
+          <w:b w:val="false"/>
+          <w:i w:val="false"/>
+          <w:i w:val="false"/>
+          <w:color w:val="4D4D4D"/>
+          <w:sz w:val="16"/>
+          <w:sz w:val="16"/>
+          <w:szCs w:val="16"/>
+        </w:rPr>
+        <w:t xml:space="preserve">۲۰۲۳ </w:t>
+      </w:r>
+      <w:r>
+        <w:rPr>
+          <w:rFonts w:cs="Dana Light" w:ascii="Dana Light" w:hAnsi="Dana Light"/>
+          <w:b w:val="false"/>
+          <w:i w:val="false"/>
+          <w:color w:val="4D4D4D"/>
+          <w:sz w:val="16"/>
+          <w:szCs w:val="16"/>
+        </w:rPr>
+        <w:t>· G7DYSPR7M3RR</w:t>
       </w:r>
       <w:r>
         <w:rPr>
@@ -10413,12 +11482,12 @@
         </w:rPr>
         <w:t xml:space="preserve">  ·  </w:t>
       </w:r>
-      <w:hyperlink r:id="rId31">
+      <w:hyperlink r:id="rId34">
         <w:r>
           <w:rPr>
             <w:rStyle w:val="ListLabel11"/>
             <w:rFonts w:ascii="Dana Light" w:hAnsi="Dana Light" w:cs="Dana Light"/>
-            <w:color w:val="4D4D4D"/>
+            <w:color w:val="1F4E79"/>
             <w:sz w:val="16"/>
             <w:sz w:val="16"/>
             <w:szCs w:val="16"/>
@@ -10446,43 +11515,43 @@
           <w:sz w:val="16"/>
           <w:szCs w:val="16"/>
         </w:rPr>
-        <w:t xml:space="preserve">Introduction to Web Development   </w:t>
-      </w:r>
-      <w:r>
-        <w:rPr>
-          <w:rFonts w:cs="Dana Light" w:ascii="Dana Light" w:hAnsi="Dana Light"/>
-          <w:b w:val="false"/>
-          <w:i w:val="false"/>
-          <w:color w:val="4D4D4D"/>
-          <w:sz w:val="16"/>
-          <w:szCs w:val="16"/>
-        </w:rPr>
-        <w:t xml:space="preserve">University of California, Davis  ·  </w:t>
-      </w:r>
-      <w:r>
-        <w:rPr>
-          <w:rFonts w:ascii="Dana Light" w:hAnsi="Dana Light" w:cs="Dana Light"/>
-          <w:b w:val="false"/>
-          <w:b w:val="false"/>
-          <w:i w:val="false"/>
-          <w:i w:val="false"/>
-          <w:color w:val="4D4D4D"/>
-          <w:sz w:val="16"/>
-          <w:sz w:val="16"/>
-          <w:szCs w:val="16"/>
-        </w:rPr>
-        <w:t xml:space="preserve">۲۰۲۴ </w:t>
-      </w:r>
-      <w:r>
-        <w:rPr>
-          <w:rFonts w:cs="Dana Light" w:ascii="Dana Light" w:hAnsi="Dana Light"/>
-          <w:b w:val="false"/>
-          <w:i w:val="false"/>
-          <w:color w:val="4D4D4D"/>
-          <w:sz w:val="16"/>
-          <w:szCs w:val="16"/>
-        </w:rPr>
-        <w:t>· OISIZ0VHN9AP</w:t>
+        <w:t xml:space="preserve">Unity: Design &amp; Deform Meshes for 3D Geometry Control   </w:t>
+      </w:r>
+      <w:r>
+        <w:rPr>
+          <w:rFonts w:cs="Dana Light" w:ascii="Dana Light" w:hAnsi="Dana Light"/>
+          <w:b w:val="false"/>
+          <w:i w:val="false"/>
+          <w:color w:val="4D4D4D"/>
+          <w:sz w:val="16"/>
+          <w:szCs w:val="16"/>
+        </w:rPr>
+        <w:t xml:space="preserve">EDUCBA  ·  </w:t>
+      </w:r>
+      <w:r>
+        <w:rPr>
+          <w:rFonts w:ascii="Dana Light" w:hAnsi="Dana Light" w:cs="Dana Light"/>
+          <w:b w:val="false"/>
+          <w:b w:val="false"/>
+          <w:i w:val="false"/>
+          <w:i w:val="false"/>
+          <w:color w:val="4D4D4D"/>
+          <w:sz w:val="16"/>
+          <w:sz w:val="16"/>
+          <w:szCs w:val="16"/>
+        </w:rPr>
+        <w:t xml:space="preserve">۲۰۲۵ </w:t>
+      </w:r>
+      <w:r>
+        <w:rPr>
+          <w:rFonts w:cs="Dana Light" w:ascii="Dana Light" w:hAnsi="Dana Light"/>
+          <w:b w:val="false"/>
+          <w:i w:val="false"/>
+          <w:color w:val="4D4D4D"/>
+          <w:sz w:val="16"/>
+          <w:szCs w:val="16"/>
+        </w:rPr>
+        <w:t>· PAOC4O9D4ALK</w:t>
       </w:r>
       <w:r>
         <w:rPr>
@@ -10496,12 +11565,12 @@
         </w:rPr>
         <w:t xml:space="preserve">  ·  </w:t>
       </w:r>
-      <w:hyperlink r:id="rId32">
+      <w:hyperlink r:id="rId35">
         <w:r>
           <w:rPr>
             <w:rStyle w:val="ListLabel11"/>
             <w:rFonts w:ascii="Dana Light" w:hAnsi="Dana Light" w:cs="Dana Light"/>
-            <w:color w:val="4D4D4D"/>
+            <w:color w:val="1F4E79"/>
             <w:sz w:val="16"/>
             <w:sz w:val="16"/>
             <w:szCs w:val="16"/>
@@ -10529,43 +11598,43 @@
           <w:sz w:val="16"/>
           <w:szCs w:val="16"/>
         </w:rPr>
-        <w:t xml:space="preserve">How to Write and Publish a Scientific Paper   </w:t>
-      </w:r>
-      <w:r>
-        <w:rPr>
-          <w:rFonts w:cs="Dana Light" w:ascii="Dana Light" w:hAnsi="Dana Light"/>
-          <w:b w:val="false"/>
-          <w:i w:val="false"/>
-          <w:color w:val="4D4D4D"/>
-          <w:sz w:val="16"/>
-          <w:szCs w:val="16"/>
-        </w:rPr>
-        <w:t xml:space="preserve">École Polytechnique  ·  </w:t>
-      </w:r>
-      <w:r>
-        <w:rPr>
-          <w:rFonts w:ascii="Dana Light" w:hAnsi="Dana Light" w:cs="Dana Light"/>
-          <w:b w:val="false"/>
-          <w:b w:val="false"/>
-          <w:i w:val="false"/>
-          <w:i w:val="false"/>
-          <w:color w:val="4D4D4D"/>
-          <w:sz w:val="16"/>
-          <w:sz w:val="16"/>
-          <w:szCs w:val="16"/>
-        </w:rPr>
-        <w:t xml:space="preserve">۲۰۲۴ </w:t>
-      </w:r>
-      <w:r>
-        <w:rPr>
-          <w:rFonts w:cs="Dana Light" w:ascii="Dana Light" w:hAnsi="Dana Light"/>
-          <w:b w:val="false"/>
-          <w:i w:val="false"/>
-          <w:color w:val="4D4D4D"/>
-          <w:sz w:val="16"/>
-          <w:szCs w:val="16"/>
-        </w:rPr>
-        <w:t>· TRG7BMSS8Q9I</w:t>
+        <w:t xml:space="preserve">Positive Psychiatry and Mental Health   </w:t>
+      </w:r>
+      <w:r>
+        <w:rPr>
+          <w:rFonts w:cs="Dana Light" w:ascii="Dana Light" w:hAnsi="Dana Light"/>
+          <w:b w:val="false"/>
+          <w:i w:val="false"/>
+          <w:color w:val="4D4D4D"/>
+          <w:sz w:val="16"/>
+          <w:szCs w:val="16"/>
+        </w:rPr>
+        <w:t xml:space="preserve">The University of Sydney  ·  </w:t>
+      </w:r>
+      <w:r>
+        <w:rPr>
+          <w:rFonts w:ascii="Dana Light" w:hAnsi="Dana Light" w:cs="Dana Light"/>
+          <w:b w:val="false"/>
+          <w:b w:val="false"/>
+          <w:i w:val="false"/>
+          <w:i w:val="false"/>
+          <w:color w:val="4D4D4D"/>
+          <w:sz w:val="16"/>
+          <w:sz w:val="16"/>
+          <w:szCs w:val="16"/>
+        </w:rPr>
+        <w:t xml:space="preserve">۲۰۲۵ </w:t>
+      </w:r>
+      <w:r>
+        <w:rPr>
+          <w:rFonts w:cs="Dana Light" w:ascii="Dana Light" w:hAnsi="Dana Light"/>
+          <w:b w:val="false"/>
+          <w:i w:val="false"/>
+          <w:color w:val="4D4D4D"/>
+          <w:sz w:val="16"/>
+          <w:szCs w:val="16"/>
+        </w:rPr>
+        <w:t>· LQ39UU674WEF</w:t>
       </w:r>
       <w:r>
         <w:rPr>
@@ -10579,12 +11648,12 @@
         </w:rPr>
         <w:t xml:space="preserve">  ·  </w:t>
       </w:r>
-      <w:hyperlink r:id="rId33">
+      <w:hyperlink r:id="rId36">
         <w:r>
           <w:rPr>
             <w:rStyle w:val="ListLabel11"/>
             <w:rFonts w:ascii="Dana Light" w:hAnsi="Dana Light" w:cs="Dana Light"/>
-            <w:color w:val="4D4D4D"/>
+            <w:color w:val="1F4E79"/>
             <w:sz w:val="16"/>
             <w:sz w:val="16"/>
             <w:szCs w:val="16"/>
@@ -10612,43 +11681,43 @@
           <w:sz w:val="16"/>
           <w:szCs w:val="16"/>
         </w:rPr>
-        <w:t xml:space="preserve">Our Earth: Its Climate, History, and Processes   </w:t>
-      </w:r>
-      <w:r>
-        <w:rPr>
-          <w:rFonts w:cs="Dana Light" w:ascii="Dana Light" w:hAnsi="Dana Light"/>
-          <w:b w:val="false"/>
-          <w:i w:val="false"/>
-          <w:color w:val="4D4D4D"/>
-          <w:sz w:val="16"/>
-          <w:szCs w:val="16"/>
-        </w:rPr>
-        <w:t xml:space="preserve">University of Manchester  ·  </w:t>
-      </w:r>
-      <w:r>
-        <w:rPr>
-          <w:rFonts w:ascii="Dana Light" w:hAnsi="Dana Light" w:cs="Dana Light"/>
-          <w:b w:val="false"/>
-          <w:b w:val="false"/>
-          <w:i w:val="false"/>
-          <w:i w:val="false"/>
-          <w:color w:val="4D4D4D"/>
-          <w:sz w:val="16"/>
-          <w:sz w:val="16"/>
-          <w:szCs w:val="16"/>
-        </w:rPr>
-        <w:t xml:space="preserve">۲۰۲۳ </w:t>
-      </w:r>
-      <w:r>
-        <w:rPr>
-          <w:rFonts w:cs="Dana Light" w:ascii="Dana Light" w:hAnsi="Dana Light"/>
-          <w:b w:val="false"/>
-          <w:i w:val="false"/>
-          <w:color w:val="4D4D4D"/>
-          <w:sz w:val="16"/>
-          <w:szCs w:val="16"/>
-        </w:rPr>
-        <w:t>· 6Y537YJ5QH9J</w:t>
+        <w:t xml:space="preserve">Firm Level Economics: Markets and Allocations   </w:t>
+      </w:r>
+      <w:r>
+        <w:rPr>
+          <w:rFonts w:cs="Dana Light" w:ascii="Dana Light" w:hAnsi="Dana Light"/>
+          <w:b w:val="false"/>
+          <w:i w:val="false"/>
+          <w:color w:val="4D4D4D"/>
+          <w:sz w:val="16"/>
+          <w:szCs w:val="16"/>
+        </w:rPr>
+        <w:t xml:space="preserve">University of Illinois Urbana-Champaign  ·  </w:t>
+      </w:r>
+      <w:r>
+        <w:rPr>
+          <w:rFonts w:ascii="Dana Light" w:hAnsi="Dana Light" w:cs="Dana Light"/>
+          <w:b w:val="false"/>
+          <w:b w:val="false"/>
+          <w:i w:val="false"/>
+          <w:i w:val="false"/>
+          <w:color w:val="4D4D4D"/>
+          <w:sz w:val="16"/>
+          <w:sz w:val="16"/>
+          <w:szCs w:val="16"/>
+        </w:rPr>
+        <w:t xml:space="preserve">۲۰۲۴ </w:t>
+      </w:r>
+      <w:r>
+        <w:rPr>
+          <w:rFonts w:cs="Dana Light" w:ascii="Dana Light" w:hAnsi="Dana Light"/>
+          <w:b w:val="false"/>
+          <w:i w:val="false"/>
+          <w:color w:val="4D4D4D"/>
+          <w:sz w:val="16"/>
+          <w:szCs w:val="16"/>
+        </w:rPr>
+        <w:t>· XICPQ5ZM9KSV</w:t>
       </w:r>
       <w:r>
         <w:rPr>
@@ -10662,12 +11731,12 @@
         </w:rPr>
         <w:t xml:space="preserve">  ·  </w:t>
       </w:r>
-      <w:hyperlink r:id="rId34">
+      <w:hyperlink r:id="rId37">
         <w:r>
           <w:rPr>
             <w:rStyle w:val="ListLabel11"/>
             <w:rFonts w:ascii="Dana Light" w:hAnsi="Dana Light" w:cs="Dana Light"/>
-            <w:color w:val="4D4D4D"/>
+            <w:color w:val="1F4E79"/>
             <w:sz w:val="16"/>
             <w:sz w:val="16"/>
             <w:szCs w:val="16"/>
@@ -10695,18 +11764,18 @@
           <w:sz w:val="16"/>
           <w:szCs w:val="16"/>
         </w:rPr>
-        <w:t xml:space="preserve">Firm Level Economics: Consumer and Producer Behavior   </w:t>
-      </w:r>
-      <w:r>
-        <w:rPr>
-          <w:rFonts w:cs="Dana Light" w:ascii="Dana Light" w:hAnsi="Dana Light"/>
-          <w:b w:val="false"/>
-          <w:i w:val="false"/>
-          <w:color w:val="4D4D4D"/>
-          <w:sz w:val="16"/>
-          <w:szCs w:val="16"/>
-        </w:rPr>
-        <w:t xml:space="preserve">University of Illinois Urbana-Champaign  ·  </w:t>
+        <w:t xml:space="preserve">Introduction to Web Development   </w:t>
+      </w:r>
+      <w:r>
+        <w:rPr>
+          <w:rFonts w:cs="Dana Light" w:ascii="Dana Light" w:hAnsi="Dana Light"/>
+          <w:b w:val="false"/>
+          <w:i w:val="false"/>
+          <w:color w:val="4D4D4D"/>
+          <w:sz w:val="16"/>
+          <w:szCs w:val="16"/>
+        </w:rPr>
+        <w:t xml:space="preserve">University of California, Davis  ·  </w:t>
       </w:r>
       <w:r>
         <w:rPr>
@@ -10731,7 +11800,7 @@
           <w:sz w:val="16"/>
           <w:szCs w:val="16"/>
         </w:rPr>
-        <w:t>· 1JH025ZXSAFZ</w:t>
+        <w:t>· OISIZ0VHN9AP</w:t>
       </w:r>
       <w:r>
         <w:rPr>
@@ -10745,12 +11814,12 @@
         </w:rPr>
         <w:t xml:space="preserve">  ·  </w:t>
       </w:r>
-      <w:hyperlink r:id="rId35">
+      <w:hyperlink r:id="rId38">
         <w:r>
           <w:rPr>
             <w:rStyle w:val="ListLabel11"/>
             <w:rFonts w:ascii="Dana Light" w:hAnsi="Dana Light" w:cs="Dana Light"/>
-            <w:color w:val="4D4D4D"/>
+            <w:color w:val="1F4E79"/>
             <w:sz w:val="16"/>
             <w:sz w:val="16"/>
             <w:szCs w:val="16"/>
@@ -10778,43 +11847,43 @@
           <w:sz w:val="16"/>
           <w:szCs w:val="16"/>
         </w:rPr>
-        <w:t xml:space="preserve">Extinctions: Past, Present, &amp; Future   </w:t>
-      </w:r>
-      <w:r>
-        <w:rPr>
-          <w:rFonts w:cs="Dana Light" w:ascii="Dana Light" w:hAnsi="Dana Light"/>
-          <w:b w:val="false"/>
-          <w:i w:val="false"/>
-          <w:color w:val="4D4D4D"/>
-          <w:sz w:val="16"/>
-          <w:szCs w:val="16"/>
-        </w:rPr>
-        <w:t xml:space="preserve">Emory University  ·  </w:t>
-      </w:r>
-      <w:r>
-        <w:rPr>
-          <w:rFonts w:ascii="Dana Light" w:hAnsi="Dana Light" w:cs="Dana Light"/>
-          <w:b w:val="false"/>
-          <w:b w:val="false"/>
-          <w:i w:val="false"/>
-          <w:i w:val="false"/>
-          <w:color w:val="4D4D4D"/>
-          <w:sz w:val="16"/>
-          <w:sz w:val="16"/>
-          <w:szCs w:val="16"/>
-        </w:rPr>
-        <w:t xml:space="preserve">۲۰۲۳ </w:t>
-      </w:r>
-      <w:r>
-        <w:rPr>
-          <w:rFonts w:cs="Dana Light" w:ascii="Dana Light" w:hAnsi="Dana Light"/>
-          <w:b w:val="false"/>
-          <w:i w:val="false"/>
-          <w:color w:val="4D4D4D"/>
-          <w:sz w:val="16"/>
-          <w:szCs w:val="16"/>
-        </w:rPr>
-        <w:t>· EK5WJUBLEB92</w:t>
+        <w:t xml:space="preserve">How to Write and Publish a Scientific Paper   </w:t>
+      </w:r>
+      <w:r>
+        <w:rPr>
+          <w:rFonts w:cs="Dana Light" w:ascii="Dana Light" w:hAnsi="Dana Light"/>
+          <w:b w:val="false"/>
+          <w:i w:val="false"/>
+          <w:color w:val="4D4D4D"/>
+          <w:sz w:val="16"/>
+          <w:szCs w:val="16"/>
+        </w:rPr>
+        <w:t xml:space="preserve">École Polytechnique  ·  </w:t>
+      </w:r>
+      <w:r>
+        <w:rPr>
+          <w:rFonts w:ascii="Dana Light" w:hAnsi="Dana Light" w:cs="Dana Light"/>
+          <w:b w:val="false"/>
+          <w:b w:val="false"/>
+          <w:i w:val="false"/>
+          <w:i w:val="false"/>
+          <w:color w:val="4D4D4D"/>
+          <w:sz w:val="16"/>
+          <w:sz w:val="16"/>
+          <w:szCs w:val="16"/>
+        </w:rPr>
+        <w:t xml:space="preserve">۲۰۲۴ </w:t>
+      </w:r>
+      <w:r>
+        <w:rPr>
+          <w:rFonts w:cs="Dana Light" w:ascii="Dana Light" w:hAnsi="Dana Light"/>
+          <w:b w:val="false"/>
+          <w:i w:val="false"/>
+          <w:color w:val="4D4D4D"/>
+          <w:sz w:val="16"/>
+          <w:szCs w:val="16"/>
+        </w:rPr>
+        <w:t>· TRG7BMSS8Q9I</w:t>
       </w:r>
       <w:r>
         <w:rPr>
@@ -10828,12 +11897,12 @@
         </w:rPr>
         <w:t xml:space="preserve">  ·  </w:t>
       </w:r>
-      <w:hyperlink r:id="rId36">
+      <w:hyperlink r:id="rId39">
         <w:r>
           <w:rPr>
             <w:rStyle w:val="ListLabel11"/>
             <w:rFonts w:ascii="Dana Light" w:hAnsi="Dana Light" w:cs="Dana Light"/>
-            <w:color w:val="4D4D4D"/>
+            <w:color w:val="1F4E79"/>
             <w:sz w:val="16"/>
             <w:sz w:val="16"/>
             <w:szCs w:val="16"/>
@@ -10861,43 +11930,43 @@
           <w:sz w:val="16"/>
           <w:szCs w:val="16"/>
         </w:rPr>
-        <w:t xml:space="preserve">Electric Power Systems   </w:t>
-      </w:r>
-      <w:r>
-        <w:rPr>
-          <w:rFonts w:cs="Dana Light" w:ascii="Dana Light" w:hAnsi="Dana Light"/>
-          <w:b w:val="false"/>
-          <w:i w:val="false"/>
-          <w:color w:val="4D4D4D"/>
-          <w:sz w:val="16"/>
-          <w:szCs w:val="16"/>
-        </w:rPr>
-        <w:t xml:space="preserve">University at Buffalo  ·  </w:t>
-      </w:r>
-      <w:r>
-        <w:rPr>
-          <w:rFonts w:ascii="Dana Light" w:hAnsi="Dana Light" w:cs="Dana Light"/>
-          <w:b w:val="false"/>
-          <w:b w:val="false"/>
-          <w:i w:val="false"/>
-          <w:i w:val="false"/>
-          <w:color w:val="4D4D4D"/>
-          <w:sz w:val="16"/>
-          <w:sz w:val="16"/>
-          <w:szCs w:val="16"/>
-        </w:rPr>
-        <w:t xml:space="preserve">۲۰۲۳ </w:t>
-      </w:r>
-      <w:r>
-        <w:rPr>
-          <w:rFonts w:cs="Dana Light" w:ascii="Dana Light" w:hAnsi="Dana Light"/>
-          <w:b w:val="false"/>
-          <w:i w:val="false"/>
-          <w:color w:val="4D4D4D"/>
-          <w:sz w:val="16"/>
-          <w:szCs w:val="16"/>
-        </w:rPr>
-        <w:t>· QFFR5N2AQ26W</w:t>
+        <w:t xml:space="preserve">Firm Level Economics: Consumer and Producer Behavior   </w:t>
+      </w:r>
+      <w:r>
+        <w:rPr>
+          <w:rFonts w:cs="Dana Light" w:ascii="Dana Light" w:hAnsi="Dana Light"/>
+          <w:b w:val="false"/>
+          <w:i w:val="false"/>
+          <w:color w:val="4D4D4D"/>
+          <w:sz w:val="16"/>
+          <w:szCs w:val="16"/>
+        </w:rPr>
+        <w:t xml:space="preserve">University of Illinois Urbana-Champaign  ·  </w:t>
+      </w:r>
+      <w:r>
+        <w:rPr>
+          <w:rFonts w:ascii="Dana Light" w:hAnsi="Dana Light" w:cs="Dana Light"/>
+          <w:b w:val="false"/>
+          <w:b w:val="false"/>
+          <w:i w:val="false"/>
+          <w:i w:val="false"/>
+          <w:color w:val="4D4D4D"/>
+          <w:sz w:val="16"/>
+          <w:sz w:val="16"/>
+          <w:szCs w:val="16"/>
+        </w:rPr>
+        <w:t xml:space="preserve">۲۰۲۴ </w:t>
+      </w:r>
+      <w:r>
+        <w:rPr>
+          <w:rFonts w:cs="Dana Light" w:ascii="Dana Light" w:hAnsi="Dana Light"/>
+          <w:b w:val="false"/>
+          <w:i w:val="false"/>
+          <w:color w:val="4D4D4D"/>
+          <w:sz w:val="16"/>
+          <w:szCs w:val="16"/>
+        </w:rPr>
+        <w:t>· 1JH025ZXSAFZ</w:t>
       </w:r>
       <w:r>
         <w:rPr>
@@ -10911,12 +11980,12 @@
         </w:rPr>
         <w:t xml:space="preserve">  ·  </w:t>
       </w:r>
-      <w:hyperlink r:id="rId37">
+      <w:hyperlink r:id="rId40">
         <w:r>
           <w:rPr>
             <w:rStyle w:val="ListLabel11"/>
             <w:rFonts w:ascii="Dana Light" w:hAnsi="Dana Light" w:cs="Dana Light"/>
-            <w:color w:val="4D4D4D"/>
+            <w:color w:val="1F4E79"/>
             <w:sz w:val="16"/>
             <w:sz w:val="16"/>
             <w:szCs w:val="16"/>
@@ -10994,12 +12063,12 @@
         </w:rPr>
         <w:t xml:space="preserve">  ·  </w:t>
       </w:r>
-      <w:hyperlink r:id="rId38">
+      <w:hyperlink r:id="rId41">
         <w:r>
           <w:rPr>
             <w:rStyle w:val="ListLabel11"/>
             <w:rFonts w:ascii="Dana Light" w:hAnsi="Dana Light" w:cs="Dana Light"/>
-            <w:color w:val="4D4D4D"/>
+            <w:color w:val="1F4E79"/>
             <w:sz w:val="16"/>
             <w:sz w:val="16"/>
             <w:szCs w:val="16"/>
@@ -11027,18 +12096,18 @@
           <w:sz w:val="16"/>
           <w:szCs w:val="16"/>
         </w:rPr>
-        <w:t xml:space="preserve">Introduction to GIS Mapping   </w:t>
-      </w:r>
-      <w:r>
-        <w:rPr>
-          <w:rFonts w:cs="Dana Light" w:ascii="Dana Light" w:hAnsi="Dana Light"/>
-          <w:b w:val="false"/>
-          <w:i w:val="false"/>
-          <w:color w:val="4D4D4D"/>
-          <w:sz w:val="16"/>
-          <w:szCs w:val="16"/>
-        </w:rPr>
-        <w:t xml:space="preserve">University of Toronto  ·  </w:t>
+        <w:t xml:space="preserve">COVID-19 Contact Tracing   </w:t>
+      </w:r>
+      <w:r>
+        <w:rPr>
+          <w:rFonts w:cs="Dana Light" w:ascii="Dana Light" w:hAnsi="Dana Light"/>
+          <w:b w:val="false"/>
+          <w:i w:val="false"/>
+          <w:color w:val="4D4D4D"/>
+          <w:sz w:val="16"/>
+          <w:szCs w:val="16"/>
+        </w:rPr>
+        <w:t xml:space="preserve">Johns Hopkins University  ·  </w:t>
       </w:r>
       <w:r>
         <w:rPr>
@@ -11063,7 +12132,7 @@
           <w:sz w:val="16"/>
           <w:szCs w:val="16"/>
         </w:rPr>
-        <w:t>· RXDSMTEBNYCY</w:t>
+        <w:t>· CTXPE9DBBSWB</w:t>
       </w:r>
       <w:r>
         <w:rPr>
@@ -11077,12 +12146,12 @@
         </w:rPr>
         <w:t xml:space="preserve">  ·  </w:t>
       </w:r>
-      <w:hyperlink r:id="rId39">
+      <w:hyperlink r:id="rId42">
         <w:r>
           <w:rPr>
             <w:rStyle w:val="ListLabel11"/>
             <w:rFonts w:ascii="Dana Light" w:hAnsi="Dana Light" w:cs="Dana Light"/>
-            <w:color w:val="4D4D4D"/>
+            <w:color w:val="1F4E79"/>
             <w:sz w:val="16"/>
             <w:sz w:val="16"/>
             <w:szCs w:val="16"/>
@@ -11110,255 +12179,6 @@
           <w:sz w:val="16"/>
           <w:szCs w:val="16"/>
         </w:rPr>
-        <w:t xml:space="preserve">Solar Energy Basics   </w:t>
-      </w:r>
-      <w:r>
-        <w:rPr>
-          <w:rFonts w:cs="Dana Light" w:ascii="Dana Light" w:hAnsi="Dana Light"/>
-          <w:b w:val="false"/>
-          <w:i w:val="false"/>
-          <w:color w:val="4D4D4D"/>
-          <w:sz w:val="16"/>
-          <w:szCs w:val="16"/>
-        </w:rPr>
-        <w:t xml:space="preserve">The State University of New York  ·  </w:t>
-      </w:r>
-      <w:r>
-        <w:rPr>
-          <w:rFonts w:ascii="Dana Light" w:hAnsi="Dana Light" w:cs="Dana Light"/>
-          <w:b w:val="false"/>
-          <w:b w:val="false"/>
-          <w:i w:val="false"/>
-          <w:i w:val="false"/>
-          <w:color w:val="4D4D4D"/>
-          <w:sz w:val="16"/>
-          <w:sz w:val="16"/>
-          <w:szCs w:val="16"/>
-        </w:rPr>
-        <w:t xml:space="preserve">۲۰۲۳ </w:t>
-      </w:r>
-      <w:r>
-        <w:rPr>
-          <w:rFonts w:cs="Dana Light" w:ascii="Dana Light" w:hAnsi="Dana Light"/>
-          <w:b w:val="false"/>
-          <w:i w:val="false"/>
-          <w:color w:val="4D4D4D"/>
-          <w:sz w:val="16"/>
-          <w:szCs w:val="16"/>
-        </w:rPr>
-        <w:t>· PTMSZ9B6KQ8F</w:t>
-      </w:r>
-      <w:r>
-        <w:rPr>
-          <w:rFonts w:cs="Dana Light" w:ascii="Dana Light" w:hAnsi="Dana Light"/>
-          <w:b w:val="false"/>
-          <w:i w:val="false"/>
-          <w:color w:val="4D4D4D"/>
-          <w:sz w:val="16"/>
-          <w:szCs w:val="16"/>
-          <w:rtl w:val="true"/>
-        </w:rPr>
-        <w:t xml:space="preserve">  ·  </w:t>
-      </w:r>
-      <w:hyperlink r:id="rId40">
-        <w:r>
-          <w:rPr>
-            <w:rStyle w:val="ListLabel11"/>
-            <w:rFonts w:ascii="Dana Light" w:hAnsi="Dana Light" w:cs="Dana Light"/>
-            <w:color w:val="4D4D4D"/>
-            <w:sz w:val="16"/>
-            <w:sz w:val="16"/>
-            <w:szCs w:val="16"/>
-            <w:u w:val="none"/>
-            <w:rtl w:val="true"/>
-          </w:rPr>
-          <w:t>مشاهده گواهی</w:t>
-        </w:r>
-      </w:hyperlink>
-    </w:p>
-    <w:p>
-      <w:pPr>
-        <w:pStyle w:val="Normal"/>
-        <w:bidi w:val="1"/>
-        <w:spacing w:lineRule="auto" w:line="240" w:before="0" w:after="0"/>
-        <w:jc w:val="left"/>
-        <w:rPr/>
-      </w:pPr>
-      <w:r>
-        <w:rPr>
-          <w:rFonts w:cs="Dana"/>
-          <w:b w:val="false"/>
-          <w:i w:val="false"/>
-          <w:color w:val="1A1A1A"/>
-          <w:sz w:val="16"/>
-          <w:szCs w:val="16"/>
-        </w:rPr>
-        <w:t xml:space="preserve">COVID-19 Contact Tracing   </w:t>
-      </w:r>
-      <w:r>
-        <w:rPr>
-          <w:rFonts w:cs="Dana Light" w:ascii="Dana Light" w:hAnsi="Dana Light"/>
-          <w:b w:val="false"/>
-          <w:i w:val="false"/>
-          <w:color w:val="4D4D4D"/>
-          <w:sz w:val="16"/>
-          <w:szCs w:val="16"/>
-        </w:rPr>
-        <w:t xml:space="preserve">Johns Hopkins University  ·  </w:t>
-      </w:r>
-      <w:r>
-        <w:rPr>
-          <w:rFonts w:ascii="Dana Light" w:hAnsi="Dana Light" w:cs="Dana Light"/>
-          <w:b w:val="false"/>
-          <w:b w:val="false"/>
-          <w:i w:val="false"/>
-          <w:i w:val="false"/>
-          <w:color w:val="4D4D4D"/>
-          <w:sz w:val="16"/>
-          <w:sz w:val="16"/>
-          <w:szCs w:val="16"/>
-        </w:rPr>
-        <w:t xml:space="preserve">۲۰۲۳ </w:t>
-      </w:r>
-      <w:r>
-        <w:rPr>
-          <w:rFonts w:cs="Dana Light" w:ascii="Dana Light" w:hAnsi="Dana Light"/>
-          <w:b w:val="false"/>
-          <w:i w:val="false"/>
-          <w:color w:val="4D4D4D"/>
-          <w:sz w:val="16"/>
-          <w:szCs w:val="16"/>
-        </w:rPr>
-        <w:t>· CTXPE9DBBSWB</w:t>
-      </w:r>
-      <w:r>
-        <w:rPr>
-          <w:rFonts w:cs="Dana Light" w:ascii="Dana Light" w:hAnsi="Dana Light"/>
-          <w:b w:val="false"/>
-          <w:i w:val="false"/>
-          <w:color w:val="4D4D4D"/>
-          <w:sz w:val="16"/>
-          <w:szCs w:val="16"/>
-          <w:rtl w:val="true"/>
-        </w:rPr>
-        <w:t xml:space="preserve">  ·  </w:t>
-      </w:r>
-      <w:hyperlink r:id="rId41">
-        <w:r>
-          <w:rPr>
-            <w:rStyle w:val="ListLabel11"/>
-            <w:rFonts w:ascii="Dana Light" w:hAnsi="Dana Light" w:cs="Dana Light"/>
-            <w:color w:val="4D4D4D"/>
-            <w:sz w:val="16"/>
-            <w:sz w:val="16"/>
-            <w:szCs w:val="16"/>
-            <w:u w:val="none"/>
-            <w:rtl w:val="true"/>
-          </w:rPr>
-          <w:t>مشاهده گواهی</w:t>
-        </w:r>
-      </w:hyperlink>
-    </w:p>
-    <w:p>
-      <w:pPr>
-        <w:pStyle w:val="Normal"/>
-        <w:bidi w:val="1"/>
-        <w:spacing w:lineRule="auto" w:line="240" w:before="0" w:after="0"/>
-        <w:jc w:val="left"/>
-        <w:rPr/>
-      </w:pPr>
-      <w:r>
-        <w:rPr>
-          <w:rFonts w:cs="Dana"/>
-          <w:b w:val="false"/>
-          <w:i w:val="false"/>
-          <w:color w:val="1A1A1A"/>
-          <w:sz w:val="16"/>
-          <w:szCs w:val="16"/>
-        </w:rPr>
-        <w:t xml:space="preserve">Oil &amp; Gas Industry Operations and Markets   </w:t>
-      </w:r>
-      <w:r>
-        <w:rPr>
-          <w:rFonts w:cs="Dana Light" w:ascii="Dana Light" w:hAnsi="Dana Light"/>
-          <w:b w:val="false"/>
-          <w:i w:val="false"/>
-          <w:color w:val="4D4D4D"/>
-          <w:sz w:val="16"/>
-          <w:szCs w:val="16"/>
-        </w:rPr>
-        <w:t xml:space="preserve">Duke University  ·  </w:t>
-      </w:r>
-      <w:r>
-        <w:rPr>
-          <w:rFonts w:ascii="Dana Light" w:hAnsi="Dana Light" w:cs="Dana Light"/>
-          <w:b w:val="false"/>
-          <w:b w:val="false"/>
-          <w:i w:val="false"/>
-          <w:i w:val="false"/>
-          <w:color w:val="4D4D4D"/>
-          <w:sz w:val="16"/>
-          <w:sz w:val="16"/>
-          <w:szCs w:val="16"/>
-        </w:rPr>
-        <w:t xml:space="preserve">۲۰۲۳ </w:t>
-      </w:r>
-      <w:r>
-        <w:rPr>
-          <w:rFonts w:cs="Dana Light" w:ascii="Dana Light" w:hAnsi="Dana Light"/>
-          <w:b w:val="false"/>
-          <w:i w:val="false"/>
-          <w:color w:val="4D4D4D"/>
-          <w:sz w:val="16"/>
-          <w:szCs w:val="16"/>
-        </w:rPr>
-        <w:t>· G7DYSPR7M3RR</w:t>
-      </w:r>
-      <w:r>
-        <w:rPr>
-          <w:rFonts w:cs="Dana Light" w:ascii="Dana Light" w:hAnsi="Dana Light"/>
-          <w:b w:val="false"/>
-          <w:i w:val="false"/>
-          <w:color w:val="4D4D4D"/>
-          <w:sz w:val="16"/>
-          <w:szCs w:val="16"/>
-          <w:rtl w:val="true"/>
-        </w:rPr>
-        <w:t xml:space="preserve">  ·  </w:t>
-      </w:r>
-      <w:hyperlink r:id="rId42">
-        <w:r>
-          <w:rPr>
-            <w:rStyle w:val="ListLabel11"/>
-            <w:rFonts w:ascii="Dana Light" w:hAnsi="Dana Light" w:cs="Dana Light"/>
-            <w:color w:val="4D4D4D"/>
-            <w:sz w:val="16"/>
-            <w:sz w:val="16"/>
-            <w:szCs w:val="16"/>
-            <w:u w:val="none"/>
-            <w:rtl w:val="true"/>
-          </w:rPr>
-          <w:t>مشاهده گواهی</w:t>
-        </w:r>
-      </w:hyperlink>
-    </w:p>
-    <w:p>
-      <w:pPr>
-        <w:pStyle w:val="Normal"/>
-        <w:bidi w:val="1"/>
-        <w:spacing w:lineRule="auto" w:line="240" w:before="0" w:after="0"/>
-        <w:jc w:val="left"/>
-        <w:rPr/>
-      </w:pPr>
-      <w:r>
-        <w:rPr>
-          <w:rFonts w:cs="Dana"/>
-          <w:b w:val="false"/>
-          <w:i w:val="false"/>
-          <w:color w:val="1A1A1A"/>
-          <w:sz w:val="16"/>
-          <w:szCs w:val="16"/>
-        </w:rPr>
         <w:t xml:space="preserve">High Stakes Leadership: Leading in Times of Crisis   </w:t>
       </w:r>
       <w:r>
@@ -11414,7 +12234,7 @@
           <w:rPr>
             <w:rStyle w:val="ListLabel11"/>
             <w:rFonts w:ascii="Dana Light" w:hAnsi="Dana Light" w:cs="Dana Light"/>
-            <w:color w:val="4D4D4D"/>
+            <w:color w:val="1F4E79"/>
             <w:sz w:val="16"/>
             <w:sz w:val="16"/>
             <w:szCs w:val="16"/>
@@ -11504,7 +12324,7 @@
         <w:sz w:val="16"/>
         <w:szCs w:val="16"/>
       </w:rPr>
-      <w:t>۸</w:t>
+      <w:t>۹</w:t>
     </w:r>
     <w:r>
       <w:rPr>
@@ -11588,7 +12408,7 @@
         <w:sz w:val="16"/>
         <w:szCs w:val="16"/>
       </w:rPr>
-      <w:t>۸</w:t>
+      <w:t>۹</w:t>
     </w:r>
     <w:r>
       <w:rPr>

--- a/assets/files/Aria-CV-Fa.docx
+++ b/assets/files/Aria-CV-Fa.docx
@@ -2029,6 +2029,843 @@
           <w:szCs w:val="21"/>
         </w:rPr>
         <w:t>۱۴۰۴</w:t>
+      </w:r>
+    </w:p>
+    <w:p>
+      <w:pPr>
+        <w:pStyle w:val="Normal"/>
+        <w:pBdr>
+          <w:bottom w:val="single" w:sz="4" w:space="2" w:color="333333"/>
+        </w:pBdr>
+        <w:bidi w:val="1"/>
+        <w:spacing w:lineRule="auto" w:line="240" w:before="60" w:after="60"/>
+        <w:jc w:val="left"/>
+        <w:rPr/>
+      </w:pPr>
+      <w:r>
+        <w:rPr>
+          <w:rFonts w:ascii="Dana DemiBold" w:hAnsi="Dana DemiBold" w:cs="Dana DemiBold"/>
+          <w:b w:val="false"/>
+          <w:b w:val="false"/>
+          <w:i w:val="false"/>
+          <w:i w:val="false"/>
+          <w:color w:val="1F4E79"/>
+          <w:sz w:val="23"/>
+          <w:sz w:val="23"/>
+          <w:szCs w:val="23"/>
+          <w:rtl w:val="true"/>
+        </w:rPr>
+        <w:t>تجربه پژوهشی</w:t>
+      </w:r>
+    </w:p>
+    <w:p>
+      <w:pPr>
+        <w:pStyle w:val="Normal"/>
+        <w:tabs>
+          <w:tab w:val="clear" w:pos="720"/>
+          <w:tab w:val="right" w:pos="10318" w:leader="none"/>
+        </w:tabs>
+        <w:bidi w:val="1"/>
+        <w:spacing w:lineRule="auto" w:line="240" w:before="0" w:after="0"/>
+        <w:jc w:val="left"/>
+        <w:rPr/>
+      </w:pPr>
+      <w:r>
+        <w:rPr>
+          <w:rFonts w:ascii="Dana DemiBold" w:hAnsi="Dana DemiBold" w:cs="Dana DemiBold"/>
+          <w:b w:val="false"/>
+          <w:b w:val="false"/>
+          <w:i w:val="false"/>
+          <w:i w:val="false"/>
+          <w:color w:val="1A1A1A"/>
+          <w:sz w:val="21"/>
+          <w:sz w:val="21"/>
+          <w:szCs w:val="21"/>
+          <w:rtl w:val="true"/>
+        </w:rPr>
+        <w:t xml:space="preserve">کارآموزی </w:t>
+      </w:r>
+      <w:r>
+        <w:rPr>
+          <w:rFonts w:cs="Dana DemiBold" w:ascii="Dana DemiBold" w:hAnsi="Dana DemiBold"/>
+          <w:b w:val="false"/>
+          <w:i w:val="false"/>
+          <w:color w:val="1A1A1A"/>
+          <w:sz w:val="21"/>
+          <w:szCs w:val="21"/>
+          <w:rtl w:val="true"/>
+        </w:rPr>
+        <w:t>(</w:t>
+      </w:r>
+      <w:r>
+        <w:rPr>
+          <w:rFonts w:ascii="Dana DemiBold" w:hAnsi="Dana DemiBold" w:cs="Dana DemiBold"/>
+          <w:b w:val="false"/>
+          <w:b w:val="false"/>
+          <w:i w:val="false"/>
+          <w:i w:val="false"/>
+          <w:color w:val="1A1A1A"/>
+          <w:sz w:val="21"/>
+          <w:sz w:val="21"/>
+          <w:szCs w:val="21"/>
+          <w:rtl w:val="true"/>
+        </w:rPr>
+        <w:t>به‌عنوان واحد درسی</w:t>
+      </w:r>
+      <w:r>
+        <w:rPr>
+          <w:rFonts w:cs="Dana DemiBold" w:ascii="Dana DemiBold" w:hAnsi="Dana DemiBold"/>
+          <w:b w:val="false"/>
+          <w:i w:val="false"/>
+          <w:color w:val="1A1A1A"/>
+          <w:sz w:val="21"/>
+          <w:szCs w:val="21"/>
+          <w:rtl w:val="true"/>
+        </w:rPr>
+        <w:t>)</w:t>
+      </w:r>
+      <w:r>
+        <w:rPr>
+          <w:rFonts w:cs="Dana Light" w:ascii="Dana Light" w:hAnsi="Dana Light"/>
+          <w:b w:val="false"/>
+          <w:i w:val="false"/>
+          <w:color w:val="4D4D4D"/>
+          <w:spacing w:val="-3"/>
+          <w:sz w:val="21"/>
+          <w:szCs w:val="21"/>
+          <w:rtl w:val="true"/>
+        </w:rPr>
+        <w:tab/>
+      </w:r>
+      <w:r>
+        <w:rPr>
+          <w:rFonts w:ascii="Dana Light" w:hAnsi="Dana Light" w:cs="Dana Light"/>
+          <w:b w:val="false"/>
+          <w:b w:val="false"/>
+          <w:i w:val="false"/>
+          <w:i w:val="false"/>
+          <w:color w:val="4D4D4D"/>
+          <w:spacing w:val="-3"/>
+          <w:sz w:val="21"/>
+          <w:sz w:val="21"/>
+          <w:szCs w:val="21"/>
+          <w:rtl w:val="true"/>
+        </w:rPr>
+        <w:t xml:space="preserve">اردیبهشت </w:t>
+      </w:r>
+      <w:r>
+        <w:rPr>
+          <w:rFonts w:ascii="Dana Light" w:hAnsi="Dana Light" w:cs="Dana Light"/>
+          <w:b w:val="false"/>
+          <w:b w:val="false"/>
+          <w:i w:val="false"/>
+          <w:i w:val="false"/>
+          <w:color w:val="4D4D4D"/>
+          <w:spacing w:val="-3"/>
+          <w:sz w:val="21"/>
+          <w:sz w:val="21"/>
+          <w:szCs w:val="21"/>
+        </w:rPr>
+        <w:t>۱۴۰۴</w:t>
+      </w:r>
+      <w:r>
+        <w:rPr>
+          <w:rFonts w:ascii="Dana Light" w:hAnsi="Dana Light" w:cs="Dana Light"/>
+          <w:b w:val="false"/>
+          <w:b w:val="false"/>
+          <w:i w:val="false"/>
+          <w:i w:val="false"/>
+          <w:color w:val="4D4D4D"/>
+          <w:spacing w:val="-3"/>
+          <w:sz w:val="21"/>
+          <w:sz w:val="21"/>
+          <w:szCs w:val="21"/>
+          <w:rtl w:val="true"/>
+        </w:rPr>
+        <w:t xml:space="preserve"> </w:t>
+      </w:r>
+      <w:r>
+        <w:rPr>
+          <w:rFonts w:cs="Dana Light" w:ascii="Dana Light" w:hAnsi="Dana Light"/>
+          <w:b w:val="false"/>
+          <w:i w:val="false"/>
+          <w:color w:val="4D4D4D"/>
+          <w:spacing w:val="-3"/>
+          <w:sz w:val="21"/>
+          <w:szCs w:val="21"/>
+          <w:rtl w:val="true"/>
+        </w:rPr>
+        <w:t xml:space="preserve">- </w:t>
+      </w:r>
+      <w:r>
+        <w:rPr>
+          <w:rFonts w:ascii="Dana Light" w:hAnsi="Dana Light" w:cs="Dana Light"/>
+          <w:b w:val="false"/>
+          <w:b w:val="false"/>
+          <w:i w:val="false"/>
+          <w:i w:val="false"/>
+          <w:color w:val="4D4D4D"/>
+          <w:spacing w:val="-3"/>
+          <w:sz w:val="21"/>
+          <w:sz w:val="21"/>
+          <w:szCs w:val="21"/>
+          <w:rtl w:val="true"/>
+        </w:rPr>
+        <w:t xml:space="preserve">مرداد </w:t>
+      </w:r>
+      <w:r>
+        <w:rPr>
+          <w:rFonts w:ascii="Dana Light" w:hAnsi="Dana Light" w:cs="Dana Light"/>
+          <w:b w:val="false"/>
+          <w:b w:val="false"/>
+          <w:i w:val="false"/>
+          <w:i w:val="false"/>
+          <w:color w:val="4D4D4D"/>
+          <w:spacing w:val="-3"/>
+          <w:sz w:val="21"/>
+          <w:sz w:val="21"/>
+          <w:szCs w:val="21"/>
+        </w:rPr>
+        <w:t>۱۴۰۴</w:t>
+      </w:r>
+    </w:p>
+    <w:p>
+      <w:pPr>
+        <w:pStyle w:val="Normal"/>
+        <w:bidi w:val="1"/>
+        <w:spacing w:lineRule="auto" w:line="240" w:before="0" w:after="0"/>
+        <w:jc w:val="both"/>
+        <w:rPr/>
+      </w:pPr>
+      <w:r>
+        <w:rPr>
+          <w:rFonts w:ascii="Dana Light" w:hAnsi="Dana Light" w:cs="Dana Light"/>
+          <w:b w:val="false"/>
+          <w:b w:val="false"/>
+          <w:i w:val="false"/>
+          <w:i w:val="false"/>
+          <w:color w:val="4D4D4D"/>
+          <w:sz w:val="21"/>
+          <w:sz w:val="21"/>
+          <w:szCs w:val="21"/>
+          <w:rtl w:val="true"/>
+        </w:rPr>
+        <w:t>شرکت ملی نفت ایران</w:t>
+      </w:r>
+    </w:p>
+    <w:p>
+      <w:pPr>
+        <w:pStyle w:val="Normal"/>
+        <w:bidi w:val="1"/>
+        <w:spacing w:lineRule="auto" w:line="240" w:before="0" w:after="40"/>
+        <w:jc w:val="left"/>
+        <w:rPr/>
+      </w:pPr>
+      <w:r>
+        <w:rPr>
+          <w:rFonts w:ascii="Dana Light" w:hAnsi="Dana Light" w:cs="Dana Light"/>
+          <w:b w:val="false"/>
+          <w:b w:val="false"/>
+          <w:i w:val="false"/>
+          <w:i w:val="false"/>
+          <w:color w:val="4D4D4D"/>
+          <w:sz w:val="16"/>
+          <w:sz w:val="16"/>
+          <w:szCs w:val="16"/>
+          <w:rtl w:val="true"/>
+        </w:rPr>
+        <w:t>عنوان گزارش</w:t>
+      </w:r>
+      <w:r>
+        <w:rPr>
+          <w:rFonts w:cs="Dana Light" w:ascii="Dana Light" w:hAnsi="Dana Light"/>
+          <w:b w:val="false"/>
+          <w:i w:val="false"/>
+          <w:color w:val="4D4D4D"/>
+          <w:sz w:val="16"/>
+          <w:szCs w:val="16"/>
+          <w:rtl w:val="true"/>
+        </w:rPr>
+        <w:t xml:space="preserve">: </w:t>
+      </w:r>
+      <w:r>
+        <w:rPr>
+          <w:rFonts w:ascii="Dana Light" w:hAnsi="Dana Light" w:cs="Dana Light"/>
+          <w:b w:val="false"/>
+          <w:b w:val="false"/>
+          <w:i w:val="false"/>
+          <w:i w:val="false"/>
+          <w:color w:val="4D4D4D"/>
+          <w:sz w:val="16"/>
+          <w:sz w:val="16"/>
+          <w:szCs w:val="16"/>
+          <w:rtl w:val="true"/>
+        </w:rPr>
+        <w:t xml:space="preserve">گزارش دوره کارآموزی شرکت ملی مناطق نفت‌خیز جنوب، اداره عملیات زمین‌شناسی </w:t>
+      </w:r>
+      <w:r>
+        <w:rPr>
+          <w:rFonts w:cs="Dana Light" w:ascii="Dana Light" w:hAnsi="Dana Light"/>
+          <w:b w:val="false"/>
+          <w:i w:val="false"/>
+          <w:color w:val="4D4D4D"/>
+          <w:sz w:val="16"/>
+          <w:szCs w:val="16"/>
+          <w:rtl w:val="true"/>
+        </w:rPr>
+        <w:t xml:space="preserve">· </w:t>
+      </w:r>
+      <w:r>
+        <w:rPr>
+          <w:rFonts w:ascii="Dana Light" w:hAnsi="Dana Light" w:cs="Dana Light"/>
+          <w:b w:val="false"/>
+          <w:b w:val="false"/>
+          <w:i w:val="false"/>
+          <w:i w:val="false"/>
+          <w:color w:val="4D4D4D"/>
+          <w:sz w:val="16"/>
+          <w:sz w:val="16"/>
+          <w:szCs w:val="16"/>
+          <w:rtl w:val="true"/>
+        </w:rPr>
+        <w:t>نمره</w:t>
+      </w:r>
+      <w:r>
+        <w:rPr>
+          <w:rFonts w:cs="Dana Light" w:ascii="Dana Light" w:hAnsi="Dana Light"/>
+          <w:b w:val="false"/>
+          <w:i w:val="false"/>
+          <w:color w:val="4D4D4D"/>
+          <w:sz w:val="16"/>
+          <w:szCs w:val="16"/>
+          <w:rtl w:val="true"/>
+        </w:rPr>
+        <w:t xml:space="preserve">: </w:t>
+      </w:r>
+      <w:r>
+        <w:rPr>
+          <w:rFonts w:ascii="Dana Light" w:hAnsi="Dana Light" w:cs="Dana Light"/>
+          <w:b w:val="false"/>
+          <w:b w:val="false"/>
+          <w:i w:val="false"/>
+          <w:i w:val="false"/>
+          <w:color w:val="4D4D4D"/>
+          <w:sz w:val="16"/>
+          <w:sz w:val="16"/>
+          <w:szCs w:val="16"/>
+          <w:rtl w:val="true"/>
+        </w:rPr>
+        <w:t xml:space="preserve">گرید </w:t>
+      </w:r>
+      <w:r>
+        <w:rPr>
+          <w:rFonts w:cs="Dana Light" w:ascii="Dana Light" w:hAnsi="Dana Light"/>
+          <w:b w:val="false"/>
+          <w:i w:val="false"/>
+          <w:color w:val="4D4D4D"/>
+          <w:sz w:val="16"/>
+          <w:szCs w:val="16"/>
+        </w:rPr>
+        <w:t>A</w:t>
+      </w:r>
+    </w:p>
+    <w:p>
+      <w:pPr>
+        <w:pStyle w:val="Normal"/>
+        <w:tabs>
+          <w:tab w:val="clear" w:pos="720"/>
+          <w:tab w:val="right" w:pos="10318" w:leader="none"/>
+        </w:tabs>
+        <w:bidi w:val="1"/>
+        <w:spacing w:lineRule="auto" w:line="240" w:before="0" w:after="0"/>
+        <w:jc w:val="left"/>
+        <w:rPr/>
+      </w:pPr>
+      <w:r>
+        <w:rPr>
+          <w:rFonts w:ascii="Dana DemiBold" w:hAnsi="Dana DemiBold" w:cs="Dana DemiBold"/>
+          <w:b w:val="false"/>
+          <w:b w:val="false"/>
+          <w:i w:val="false"/>
+          <w:i w:val="false"/>
+          <w:color w:val="1A1A1A"/>
+          <w:sz w:val="21"/>
+          <w:sz w:val="21"/>
+          <w:szCs w:val="21"/>
+          <w:rtl w:val="true"/>
+        </w:rPr>
+        <w:t>پژوهشگر و همکار پژوهشی</w:t>
+      </w:r>
+      <w:r>
+        <w:rPr>
+          <w:rFonts w:cs="Dana Light" w:ascii="Dana Light" w:hAnsi="Dana Light"/>
+          <w:b w:val="false"/>
+          <w:i w:val="false"/>
+          <w:color w:val="4D4D4D"/>
+          <w:spacing w:val="-3"/>
+          <w:sz w:val="21"/>
+          <w:szCs w:val="21"/>
+          <w:rtl w:val="true"/>
+        </w:rPr>
+        <w:tab/>
+      </w:r>
+      <w:r>
+        <w:rPr>
+          <w:rFonts w:ascii="Dana Light" w:hAnsi="Dana Light" w:cs="Dana Light"/>
+          <w:b w:val="false"/>
+          <w:b w:val="false"/>
+          <w:i w:val="false"/>
+          <w:i w:val="false"/>
+          <w:color w:val="4D4D4D"/>
+          <w:spacing w:val="-3"/>
+          <w:sz w:val="21"/>
+          <w:sz w:val="21"/>
+          <w:szCs w:val="21"/>
+          <w:rtl w:val="true"/>
+        </w:rPr>
+        <w:t xml:space="preserve">بهمن </w:t>
+      </w:r>
+      <w:r>
+        <w:rPr>
+          <w:rFonts w:ascii="Dana Light" w:hAnsi="Dana Light" w:cs="Dana Light"/>
+          <w:b w:val="false"/>
+          <w:b w:val="false"/>
+          <w:i w:val="false"/>
+          <w:i w:val="false"/>
+          <w:color w:val="4D4D4D"/>
+          <w:spacing w:val="-3"/>
+          <w:sz w:val="21"/>
+          <w:sz w:val="21"/>
+          <w:szCs w:val="21"/>
+        </w:rPr>
+        <w:t>۱۴۰۳</w:t>
+      </w:r>
+      <w:r>
+        <w:rPr>
+          <w:rFonts w:ascii="Dana Light" w:hAnsi="Dana Light" w:cs="Dana Light"/>
+          <w:b w:val="false"/>
+          <w:b w:val="false"/>
+          <w:i w:val="false"/>
+          <w:i w:val="false"/>
+          <w:color w:val="4D4D4D"/>
+          <w:spacing w:val="-3"/>
+          <w:sz w:val="21"/>
+          <w:sz w:val="21"/>
+          <w:szCs w:val="21"/>
+          <w:rtl w:val="true"/>
+        </w:rPr>
+        <w:t xml:space="preserve"> </w:t>
+      </w:r>
+      <w:r>
+        <w:rPr>
+          <w:rFonts w:cs="Dana Light" w:ascii="Dana Light" w:hAnsi="Dana Light"/>
+          <w:b w:val="false"/>
+          <w:i w:val="false"/>
+          <w:color w:val="4D4D4D"/>
+          <w:spacing w:val="-3"/>
+          <w:sz w:val="21"/>
+          <w:szCs w:val="21"/>
+          <w:rtl w:val="true"/>
+        </w:rPr>
+        <w:t xml:space="preserve">- </w:t>
+      </w:r>
+      <w:r>
+        <w:rPr>
+          <w:rFonts w:ascii="Dana Light" w:hAnsi="Dana Light" w:cs="Dana Light"/>
+          <w:b w:val="false"/>
+          <w:b w:val="false"/>
+          <w:i w:val="false"/>
+          <w:i w:val="false"/>
+          <w:color w:val="4D4D4D"/>
+          <w:spacing w:val="-3"/>
+          <w:sz w:val="21"/>
+          <w:sz w:val="21"/>
+          <w:szCs w:val="21"/>
+          <w:rtl w:val="true"/>
+        </w:rPr>
+        <w:t xml:space="preserve">شهریور </w:t>
+      </w:r>
+      <w:r>
+        <w:rPr>
+          <w:rFonts w:ascii="Dana Light" w:hAnsi="Dana Light" w:cs="Dana Light"/>
+          <w:b w:val="false"/>
+          <w:b w:val="false"/>
+          <w:i w:val="false"/>
+          <w:i w:val="false"/>
+          <w:color w:val="4D4D4D"/>
+          <w:spacing w:val="-3"/>
+          <w:sz w:val="21"/>
+          <w:sz w:val="21"/>
+          <w:szCs w:val="21"/>
+        </w:rPr>
+        <w:t>۱۴۰۵</w:t>
+      </w:r>
+    </w:p>
+    <w:p>
+      <w:pPr>
+        <w:pStyle w:val="Normal"/>
+        <w:bidi w:val="1"/>
+        <w:spacing w:lineRule="auto" w:line="240" w:before="0" w:after="0"/>
+        <w:jc w:val="both"/>
+        <w:rPr/>
+      </w:pPr>
+      <w:r>
+        <w:rPr>
+          <w:rFonts w:ascii="Dana Light" w:hAnsi="Dana Light" w:cs="Dana Light"/>
+          <w:b w:val="false"/>
+          <w:b w:val="false"/>
+          <w:i w:val="false"/>
+          <w:i w:val="false"/>
+          <w:color w:val="4D4D4D"/>
+          <w:sz w:val="21"/>
+          <w:sz w:val="21"/>
+          <w:szCs w:val="21"/>
+          <w:rtl w:val="true"/>
+        </w:rPr>
+        <w:t>دانشگاه شهید بهشتی، تهران</w:t>
+      </w:r>
+    </w:p>
+    <w:p>
+      <w:pPr>
+        <w:pStyle w:val="Normal"/>
+        <w:bidi w:val="1"/>
+        <w:spacing w:lineRule="auto" w:line="240" w:before="0" w:after="40"/>
+        <w:jc w:val="left"/>
+        <w:rPr/>
+      </w:pPr>
+      <w:r>
+        <w:rPr>
+          <w:rFonts w:ascii="Dana Light" w:hAnsi="Dana Light" w:cs="Dana Light"/>
+          <w:b w:val="false"/>
+          <w:b w:val="false"/>
+          <w:i w:val="false"/>
+          <w:i w:val="false"/>
+          <w:color w:val="4D4D4D"/>
+          <w:sz w:val="16"/>
+          <w:sz w:val="16"/>
+          <w:szCs w:val="16"/>
+          <w:rtl w:val="true"/>
+        </w:rPr>
+        <w:t xml:space="preserve">توسعه زیرساخت‌های </w:t>
+      </w:r>
+      <w:r>
+        <w:rPr>
+          <w:rFonts w:cs="Dana Light" w:ascii="Dana Light" w:hAnsi="Dana Light"/>
+          <w:b w:val="false"/>
+          <w:i w:val="false"/>
+          <w:color w:val="4D4D4D"/>
+          <w:sz w:val="16"/>
+          <w:szCs w:val="16"/>
+        </w:rPr>
+        <w:t>HPC</w:t>
+      </w:r>
+      <w:r>
+        <w:rPr>
+          <w:rFonts w:ascii="Dana Light" w:hAnsi="Dana Light" w:cs="Dana Light"/>
+          <w:b w:val="false"/>
+          <w:b w:val="false"/>
+          <w:i w:val="false"/>
+          <w:i w:val="false"/>
+          <w:color w:val="4D4D4D"/>
+          <w:sz w:val="16"/>
+          <w:sz w:val="16"/>
+          <w:szCs w:val="16"/>
+          <w:rtl w:val="true"/>
+        </w:rPr>
+        <w:t>، همکاری با اعضای هیئت علمی در اجرای کدها، مشارکت در نگارش مقالات و رفع اشکال کدهای محاسباتی</w:t>
+      </w:r>
+      <w:r>
+        <w:rPr>
+          <w:rFonts w:cs="Dana Light" w:ascii="Dana Light" w:hAnsi="Dana Light"/>
+          <w:b w:val="false"/>
+          <w:i w:val="false"/>
+          <w:color w:val="4D4D4D"/>
+          <w:sz w:val="16"/>
+          <w:szCs w:val="16"/>
+          <w:rtl w:val="true"/>
+        </w:rPr>
+        <w:t>.</w:t>
+      </w:r>
+    </w:p>
+    <w:p>
+      <w:pPr>
+        <w:pStyle w:val="Normal"/>
+        <w:tabs>
+          <w:tab w:val="clear" w:pos="720"/>
+          <w:tab w:val="right" w:pos="10318" w:leader="none"/>
+        </w:tabs>
+        <w:bidi w:val="1"/>
+        <w:spacing w:lineRule="auto" w:line="240" w:before="0" w:after="0"/>
+        <w:jc w:val="left"/>
+        <w:rPr/>
+      </w:pPr>
+      <w:r>
+        <w:rPr>
+          <w:rFonts w:ascii="Dana DemiBold" w:hAnsi="Dana DemiBold" w:cs="Dana DemiBold"/>
+          <w:b w:val="false"/>
+          <w:b w:val="false"/>
+          <w:i w:val="false"/>
+          <w:i w:val="false"/>
+          <w:color w:val="1A1A1A"/>
+          <w:sz w:val="21"/>
+          <w:sz w:val="21"/>
+          <w:szCs w:val="21"/>
+          <w:rtl w:val="true"/>
+        </w:rPr>
+        <w:t>تحقیق و توسعه</w:t>
+      </w:r>
+      <w:r>
+        <w:rPr>
+          <w:rFonts w:cs="Dana Light" w:ascii="Dana Light" w:hAnsi="Dana Light"/>
+          <w:b w:val="false"/>
+          <w:i w:val="false"/>
+          <w:color w:val="4D4D4D"/>
+          <w:spacing w:val="-3"/>
+          <w:sz w:val="21"/>
+          <w:szCs w:val="21"/>
+          <w:rtl w:val="true"/>
+        </w:rPr>
+        <w:tab/>
+      </w:r>
+      <w:r>
+        <w:rPr>
+          <w:rFonts w:ascii="Dana Light" w:hAnsi="Dana Light" w:cs="Dana Light"/>
+          <w:b w:val="false"/>
+          <w:b w:val="false"/>
+          <w:i w:val="false"/>
+          <w:i w:val="false"/>
+          <w:color w:val="4D4D4D"/>
+          <w:spacing w:val="-3"/>
+          <w:sz w:val="21"/>
+          <w:sz w:val="21"/>
+          <w:szCs w:val="21"/>
+          <w:rtl w:val="true"/>
+        </w:rPr>
+        <w:t xml:space="preserve">شهریور </w:t>
+      </w:r>
+      <w:r>
+        <w:rPr>
+          <w:rFonts w:ascii="Dana Light" w:hAnsi="Dana Light" w:cs="Dana Light"/>
+          <w:b w:val="false"/>
+          <w:b w:val="false"/>
+          <w:i w:val="false"/>
+          <w:i w:val="false"/>
+          <w:color w:val="4D4D4D"/>
+          <w:spacing w:val="-3"/>
+          <w:sz w:val="21"/>
+          <w:sz w:val="21"/>
+          <w:szCs w:val="21"/>
+        </w:rPr>
+        <w:t>۱۴۰۳</w:t>
+      </w:r>
+      <w:r>
+        <w:rPr>
+          <w:rFonts w:ascii="Dana Light" w:hAnsi="Dana Light" w:cs="Dana Light"/>
+          <w:b w:val="false"/>
+          <w:b w:val="false"/>
+          <w:i w:val="false"/>
+          <w:i w:val="false"/>
+          <w:color w:val="4D4D4D"/>
+          <w:spacing w:val="-3"/>
+          <w:sz w:val="21"/>
+          <w:sz w:val="21"/>
+          <w:szCs w:val="21"/>
+          <w:rtl w:val="true"/>
+        </w:rPr>
+        <w:t xml:space="preserve"> </w:t>
+      </w:r>
+      <w:r>
+        <w:rPr>
+          <w:rFonts w:cs="Dana Light" w:ascii="Dana Light" w:hAnsi="Dana Light"/>
+          <w:b w:val="false"/>
+          <w:i w:val="false"/>
+          <w:color w:val="4D4D4D"/>
+          <w:spacing w:val="-3"/>
+          <w:sz w:val="21"/>
+          <w:szCs w:val="21"/>
+          <w:rtl w:val="true"/>
+        </w:rPr>
+        <w:t xml:space="preserve">- </w:t>
+      </w:r>
+      <w:r>
+        <w:rPr>
+          <w:rFonts w:ascii="Dana Light" w:hAnsi="Dana Light" w:cs="Dana Light"/>
+          <w:b w:val="false"/>
+          <w:b w:val="false"/>
+          <w:i w:val="false"/>
+          <w:i w:val="false"/>
+          <w:color w:val="4D4D4D"/>
+          <w:spacing w:val="-3"/>
+          <w:sz w:val="21"/>
+          <w:sz w:val="21"/>
+          <w:szCs w:val="21"/>
+          <w:rtl w:val="true"/>
+        </w:rPr>
+        <w:t xml:space="preserve">فروردین </w:t>
+      </w:r>
+      <w:r>
+        <w:rPr>
+          <w:rFonts w:ascii="Dana Light" w:hAnsi="Dana Light" w:cs="Dana Light"/>
+          <w:b w:val="false"/>
+          <w:b w:val="false"/>
+          <w:i w:val="false"/>
+          <w:i w:val="false"/>
+          <w:color w:val="4D4D4D"/>
+          <w:spacing w:val="-3"/>
+          <w:sz w:val="21"/>
+          <w:sz w:val="21"/>
+          <w:szCs w:val="21"/>
+        </w:rPr>
+        <w:t>۱۴۰۴</w:t>
+      </w:r>
+    </w:p>
+    <w:p>
+      <w:pPr>
+        <w:pStyle w:val="Normal"/>
+        <w:bidi w:val="1"/>
+        <w:spacing w:lineRule="auto" w:line="240" w:before="0" w:after="0"/>
+        <w:jc w:val="both"/>
+        <w:rPr/>
+      </w:pPr>
+      <w:r>
+        <w:rPr>
+          <w:rFonts w:ascii="Dana Light" w:hAnsi="Dana Light" w:cs="Dana Light"/>
+          <w:b w:val="false"/>
+          <w:b w:val="false"/>
+          <w:i w:val="false"/>
+          <w:i w:val="false"/>
+          <w:color w:val="4D4D4D"/>
+          <w:sz w:val="21"/>
+          <w:sz w:val="21"/>
+          <w:szCs w:val="21"/>
+          <w:rtl w:val="true"/>
+        </w:rPr>
+        <w:t xml:space="preserve">شرکت دانش‌بنیان توسعه دانش و هنر گوهرشناسی </w:t>
+      </w:r>
+      <w:r>
+        <w:rPr>
+          <w:rFonts w:cs="Dana Light" w:ascii="Dana Light" w:hAnsi="Dana Light"/>
+          <w:b w:val="false"/>
+          <w:i w:val="false"/>
+          <w:color w:val="4D4D4D"/>
+          <w:sz w:val="21"/>
+          <w:szCs w:val="21"/>
+          <w:rtl w:val="true"/>
+        </w:rPr>
+        <w:t>(</w:t>
+      </w:r>
+      <w:r>
+        <w:rPr>
+          <w:rFonts w:ascii="Dana Light" w:hAnsi="Dana Light" w:cs="Dana Light"/>
+          <w:b w:val="false"/>
+          <w:b w:val="false"/>
+          <w:i w:val="false"/>
+          <w:i w:val="false"/>
+          <w:color w:val="4D4D4D"/>
+          <w:sz w:val="21"/>
+          <w:sz w:val="21"/>
+          <w:szCs w:val="21"/>
+          <w:rtl w:val="true"/>
+        </w:rPr>
+        <w:t>جِمسا</w:t>
+      </w:r>
+      <w:r>
+        <w:rPr>
+          <w:rFonts w:cs="Dana Light" w:ascii="Dana Light" w:hAnsi="Dana Light"/>
+          <w:b w:val="false"/>
+          <w:i w:val="false"/>
+          <w:color w:val="4D4D4D"/>
+          <w:sz w:val="21"/>
+          <w:szCs w:val="21"/>
+          <w:rtl w:val="true"/>
+        </w:rPr>
+        <w:t>)</w:t>
+      </w:r>
+    </w:p>
+    <w:p>
+      <w:pPr>
+        <w:pStyle w:val="Normal"/>
+        <w:bidi w:val="1"/>
+        <w:spacing w:lineRule="auto" w:line="240" w:before="0" w:after="40"/>
+        <w:jc w:val="left"/>
+        <w:rPr/>
+      </w:pPr>
+      <w:r>
+        <w:rPr>
+          <w:rFonts w:ascii="Dana Light" w:hAnsi="Dana Light" w:cs="Dana Light"/>
+          <w:b w:val="false"/>
+          <w:b w:val="false"/>
+          <w:i w:val="false"/>
+          <w:i w:val="false"/>
+          <w:color w:val="4D4D4D"/>
+          <w:sz w:val="16"/>
+          <w:sz w:val="16"/>
+          <w:szCs w:val="16"/>
+          <w:rtl w:val="true"/>
+        </w:rPr>
+        <w:t xml:space="preserve">پژوهش و تحقیقات بر روی طیف‌سنجی رامان </w:t>
+      </w:r>
+      <w:r>
+        <w:rPr>
+          <w:rFonts w:cs="Dana Light" w:ascii="Dana Light" w:hAnsi="Dana Light"/>
+          <w:b w:val="false"/>
+          <w:i w:val="false"/>
+          <w:color w:val="4D4D4D"/>
+          <w:sz w:val="16"/>
+          <w:szCs w:val="16"/>
+          <w:rtl w:val="true"/>
+        </w:rPr>
+        <w:t>(</w:t>
+      </w:r>
+      <w:r>
+        <w:rPr>
+          <w:rFonts w:cs="Dana Light" w:ascii="Dana Light" w:hAnsi="Dana Light"/>
+          <w:b w:val="false"/>
+          <w:i w:val="false"/>
+          <w:color w:val="4D4D4D"/>
+          <w:sz w:val="16"/>
+          <w:szCs w:val="16"/>
+        </w:rPr>
+        <w:t>Raman Spectroscopy</w:t>
+      </w:r>
+      <w:r>
+        <w:rPr>
+          <w:rFonts w:cs="Dana Light" w:ascii="Dana Light" w:hAnsi="Dana Light"/>
+          <w:b w:val="false"/>
+          <w:i w:val="false"/>
+          <w:color w:val="4D4D4D"/>
+          <w:sz w:val="16"/>
+          <w:szCs w:val="16"/>
+          <w:rtl w:val="true"/>
+        </w:rPr>
+        <w:t xml:space="preserve">) </w:t>
+      </w:r>
+      <w:r>
+        <w:rPr>
+          <w:rFonts w:ascii="Dana Light" w:hAnsi="Dana Light" w:cs="Dana Light"/>
+          <w:b w:val="false"/>
+          <w:b w:val="false"/>
+          <w:i w:val="false"/>
+          <w:i w:val="false"/>
+          <w:color w:val="4D4D4D"/>
+          <w:sz w:val="16"/>
+          <w:sz w:val="16"/>
+          <w:szCs w:val="16"/>
+          <w:rtl w:val="true"/>
+        </w:rPr>
+        <w:t>با استفاده از روش اسپکتروفتومتری</w:t>
+      </w:r>
+      <w:r>
+        <w:rPr>
+          <w:rFonts w:cs="Dana Light" w:ascii="Dana Light" w:hAnsi="Dana Light"/>
+          <w:b w:val="false"/>
+          <w:i w:val="false"/>
+          <w:color w:val="4D4D4D"/>
+          <w:sz w:val="16"/>
+          <w:szCs w:val="16"/>
+          <w:rtl w:val="true"/>
+        </w:rPr>
+        <w:t>.</w:t>
       </w:r>
     </w:p>
     <w:p>
@@ -12324,7 +13161,7 @@
         <w:sz w:val="16"/>
         <w:szCs w:val="16"/>
       </w:rPr>
-      <w:t>۹</w:t>
+      <w:t>۱۱</w:t>
     </w:r>
     <w:r>
       <w:rPr>
@@ -12408,7 +13245,7 @@
         <w:sz w:val="16"/>
         <w:szCs w:val="16"/>
       </w:rPr>
-      <w:t>۹</w:t>
+      <w:t>۱۱</w:t>
     </w:r>
     <w:r>
       <w:rPr>

--- a/assets/files/Aria-CV-Fa.docx
+++ b/assets/files/Aria-CV-Fa.docx
@@ -13161,7 +13161,7 @@
         <w:sz w:val="16"/>
         <w:szCs w:val="16"/>
       </w:rPr>
-      <w:t>۱۱</w:t>
+      <w:t>۱۲</w:t>
     </w:r>
     <w:r>
       <w:rPr>
@@ -13245,7 +13245,7 @@
         <w:sz w:val="16"/>
         <w:szCs w:val="16"/>
       </w:rPr>
-      <w:t>۱۱</w:t>
+      <w:t>۱۲</w:t>
     </w:r>
     <w:r>
       <w:rPr>

--- a/assets/files/Aria-CV-Fa.docx
+++ b/assets/files/Aria-CV-Fa.docx
@@ -9641,40 +9641,45 @@
     <w:p>
       <w:pPr>
         <w:pStyle w:val="Normal"/>
+        <w:pBdr>
+          <w:left w:val="single" w:sz="6" w:space="6" w:color="999999"/>
+        </w:pBdr>
         <w:bidi w:val="1"/>
-        <w:spacing w:lineRule="auto" w:line="240" w:before="20" w:after="0"/>
+        <w:spacing w:lineRule="auto" w:line="240" w:before="0" w:after="0"/>
+        <w:ind w:left="283"/>
+        <w:jc w:val="left"/>
+        <w:rPr/>
+      </w:pPr>
+      <w:r>
+        <w:rPr>
+          <w:rFonts w:ascii="Dana DemiBold" w:hAnsi="Dana DemiBold" w:cs="Dana DemiBold"/>
+          <w:b w:val="false"/>
+          <w:b w:val="false"/>
+          <w:i w:val="false"/>
+          <w:i w:val="false"/>
+          <w:color w:val="1A1A1A"/>
+          <w:sz w:val="21"/>
+          <w:sz w:val="21"/>
+          <w:szCs w:val="21"/>
+          <w:rtl w:val="true"/>
+        </w:rPr>
+        <w:t>علوم زمین و زمین‌شناسی نفت</w:t>
+      </w:r>
+    </w:p>
+    <w:p>
+      <w:pPr>
+        <w:pStyle w:val="Normal"/>
+        <w:pBdr>
+          <w:left w:val="single" w:sz="6" w:space="6" w:color="999999"/>
+        </w:pBdr>
+        <w:bidi w:val="1"/>
+        <w:spacing w:lineRule="auto" w:line="240" w:before="0" w:after="0"/>
+        <w:ind w:left="283"/>
         <w:jc w:val="both"/>
         <w:rPr/>
       </w:pPr>
       <w:r>
         <w:rPr>
-          <w:rFonts w:ascii="Dana DemiBold" w:hAnsi="Dana DemiBold" w:cs="Dana DemiBold"/>
-          <w:b w:val="false"/>
-          <w:b w:val="false"/>
-          <w:i w:val="false"/>
-          <w:i w:val="false"/>
-          <w:color w:val="1A1A1A"/>
-          <w:sz w:val="21"/>
-          <w:sz w:val="21"/>
-          <w:szCs w:val="21"/>
-          <w:rtl w:val="true"/>
-        </w:rPr>
-        <w:t>علوم زمین و زمین‌شناسی نفت</w:t>
-      </w:r>
-      <w:r>
-        <w:rPr>
-          <w:rFonts w:cs="Dana DemiBold" w:ascii="Dana DemiBold" w:hAnsi="Dana DemiBold"/>
-          <w:b w:val="false"/>
-          <w:i w:val="false"/>
-          <w:color w:val="1A1A1A"/>
-          <w:sz w:val="21"/>
-          <w:szCs w:val="21"/>
-          <w:rtl w:val="true"/>
-        </w:rPr>
-        <w:t xml:space="preserve">:  </w:t>
-      </w:r>
-      <w:r>
-        <w:rPr>
           <w:rFonts w:cs="Dana"/>
           <w:b w:val="false"/>
           <w:i w:val="false"/>
@@ -9688,40 +9693,45 @@
     <w:p>
       <w:pPr>
         <w:pStyle w:val="Normal"/>
+        <w:pBdr>
+          <w:left w:val="single" w:sz="6" w:space="6" w:color="999999"/>
+        </w:pBdr>
         <w:bidi w:val="1"/>
-        <w:spacing w:lineRule="auto" w:line="240" w:before="20" w:after="0"/>
+        <w:spacing w:lineRule="auto" w:line="240" w:before="60" w:after="0"/>
+        <w:ind w:left="283"/>
+        <w:jc w:val="left"/>
+        <w:rPr/>
+      </w:pPr>
+      <w:r>
+        <w:rPr>
+          <w:rFonts w:ascii="Dana DemiBold" w:hAnsi="Dana DemiBold" w:cs="Dana DemiBold"/>
+          <w:b w:val="false"/>
+          <w:b w:val="false"/>
+          <w:i w:val="false"/>
+          <w:i w:val="false"/>
+          <w:color w:val="1A1A1A"/>
+          <w:sz w:val="21"/>
+          <w:sz w:val="21"/>
+          <w:szCs w:val="21"/>
+          <w:rtl w:val="true"/>
+        </w:rPr>
+        <w:t>نرم‌افزارها و ابزارهای تخصصی علوم زمین</w:t>
+      </w:r>
+    </w:p>
+    <w:p>
+      <w:pPr>
+        <w:pStyle w:val="Normal"/>
+        <w:pBdr>
+          <w:left w:val="single" w:sz="6" w:space="6" w:color="999999"/>
+        </w:pBdr>
+        <w:bidi w:val="1"/>
+        <w:spacing w:lineRule="auto" w:line="240" w:before="0" w:after="0"/>
+        <w:ind w:left="283"/>
         <w:jc w:val="both"/>
         <w:rPr/>
       </w:pPr>
       <w:r>
         <w:rPr>
-          <w:rFonts w:ascii="Dana DemiBold" w:hAnsi="Dana DemiBold" w:cs="Dana DemiBold"/>
-          <w:b w:val="false"/>
-          <w:b w:val="false"/>
-          <w:i w:val="false"/>
-          <w:i w:val="false"/>
-          <w:color w:val="1A1A1A"/>
-          <w:sz w:val="21"/>
-          <w:sz w:val="21"/>
-          <w:szCs w:val="21"/>
-          <w:rtl w:val="true"/>
-        </w:rPr>
-        <w:t>نرم‌افزارها و ابزارهای تخصصی علوم زمین</w:t>
-      </w:r>
-      <w:r>
-        <w:rPr>
-          <w:rFonts w:cs="Dana DemiBold" w:ascii="Dana DemiBold" w:hAnsi="Dana DemiBold"/>
-          <w:b w:val="false"/>
-          <w:i w:val="false"/>
-          <w:color w:val="1A1A1A"/>
-          <w:sz w:val="21"/>
-          <w:szCs w:val="21"/>
-          <w:rtl w:val="true"/>
-        </w:rPr>
-        <w:t xml:space="preserve">:  </w:t>
-      </w:r>
-      <w:r>
-        <w:rPr>
           <w:rFonts w:cs="Dana"/>
           <w:b w:val="false"/>
           <w:i w:val="false"/>
@@ -9735,40 +9745,45 @@
     <w:p>
       <w:pPr>
         <w:pStyle w:val="Normal"/>
+        <w:pBdr>
+          <w:left w:val="single" w:sz="6" w:space="6" w:color="999999"/>
+        </w:pBdr>
         <w:bidi w:val="1"/>
-        <w:spacing w:lineRule="auto" w:line="240" w:before="20" w:after="0"/>
+        <w:spacing w:lineRule="auto" w:line="240" w:before="60" w:after="0"/>
+        <w:ind w:left="283"/>
+        <w:jc w:val="left"/>
+        <w:rPr/>
+      </w:pPr>
+      <w:r>
+        <w:rPr>
+          <w:rFonts w:ascii="Dana DemiBold" w:hAnsi="Dana DemiBold" w:cs="Dana DemiBold"/>
+          <w:b w:val="false"/>
+          <w:b w:val="false"/>
+          <w:i w:val="false"/>
+          <w:i w:val="false"/>
+          <w:color w:val="1A1A1A"/>
+          <w:sz w:val="21"/>
+          <w:sz w:val="21"/>
+          <w:szCs w:val="21"/>
+          <w:rtl w:val="true"/>
+        </w:rPr>
+        <w:t>برنامه‌نویسی، محاسبات و تحلیل داده</w:t>
+      </w:r>
+    </w:p>
+    <w:p>
+      <w:pPr>
+        <w:pStyle w:val="Normal"/>
+        <w:pBdr>
+          <w:left w:val="single" w:sz="6" w:space="6" w:color="999999"/>
+        </w:pBdr>
+        <w:bidi w:val="1"/>
+        <w:spacing w:lineRule="auto" w:line="240" w:before="0" w:after="0"/>
+        <w:ind w:left="283"/>
         <w:jc w:val="both"/>
         <w:rPr/>
       </w:pPr>
       <w:r>
         <w:rPr>
-          <w:rFonts w:ascii="Dana DemiBold" w:hAnsi="Dana DemiBold" w:cs="Dana DemiBold"/>
-          <w:b w:val="false"/>
-          <w:b w:val="false"/>
-          <w:i w:val="false"/>
-          <w:i w:val="false"/>
-          <w:color w:val="1A1A1A"/>
-          <w:sz w:val="21"/>
-          <w:sz w:val="21"/>
-          <w:szCs w:val="21"/>
-          <w:rtl w:val="true"/>
-        </w:rPr>
-        <w:t>برنامه‌نویسی، محاسبات و تحلیل داده</w:t>
-      </w:r>
-      <w:r>
-        <w:rPr>
-          <w:rFonts w:cs="Dana DemiBold" w:ascii="Dana DemiBold" w:hAnsi="Dana DemiBold"/>
-          <w:b w:val="false"/>
-          <w:i w:val="false"/>
-          <w:color w:val="1A1A1A"/>
-          <w:sz w:val="21"/>
-          <w:szCs w:val="21"/>
-          <w:rtl w:val="true"/>
-        </w:rPr>
-        <w:t xml:space="preserve">:  </w:t>
-      </w:r>
-      <w:r>
-        <w:rPr>
           <w:rFonts w:cs="Dana"/>
           <w:b w:val="false"/>
           <w:i w:val="false"/>
@@ -9782,40 +9797,45 @@
     <w:p>
       <w:pPr>
         <w:pStyle w:val="Normal"/>
+        <w:pBdr>
+          <w:left w:val="single" w:sz="6" w:space="6" w:color="999999"/>
+        </w:pBdr>
         <w:bidi w:val="1"/>
-        <w:spacing w:lineRule="auto" w:line="240" w:before="20" w:after="0"/>
+        <w:spacing w:lineRule="auto" w:line="240" w:before="60" w:after="0"/>
+        <w:ind w:left="283"/>
+        <w:jc w:val="left"/>
+        <w:rPr/>
+      </w:pPr>
+      <w:r>
+        <w:rPr>
+          <w:rFonts w:ascii="Dana DemiBold" w:hAnsi="Dana DemiBold" w:cs="Dana DemiBold"/>
+          <w:b w:val="false"/>
+          <w:b w:val="false"/>
+          <w:i w:val="false"/>
+          <w:i w:val="false"/>
+          <w:color w:val="1A1A1A"/>
+          <w:sz w:val="21"/>
+          <w:sz w:val="21"/>
+          <w:szCs w:val="21"/>
+          <w:rtl w:val="true"/>
+        </w:rPr>
+        <w:t>زیرساخت، سیستم‌ها و شبکه</w:t>
+      </w:r>
+    </w:p>
+    <w:p>
+      <w:pPr>
+        <w:pStyle w:val="Normal"/>
+        <w:pBdr>
+          <w:left w:val="single" w:sz="6" w:space="6" w:color="999999"/>
+        </w:pBdr>
+        <w:bidi w:val="1"/>
+        <w:spacing w:lineRule="auto" w:line="240" w:before="0" w:after="0"/>
+        <w:ind w:left="283"/>
         <w:jc w:val="both"/>
         <w:rPr/>
       </w:pPr>
       <w:r>
         <w:rPr>
-          <w:rFonts w:ascii="Dana DemiBold" w:hAnsi="Dana DemiBold" w:cs="Dana DemiBold"/>
-          <w:b w:val="false"/>
-          <w:b w:val="false"/>
-          <w:i w:val="false"/>
-          <w:i w:val="false"/>
-          <w:color w:val="1A1A1A"/>
-          <w:sz w:val="21"/>
-          <w:sz w:val="21"/>
-          <w:szCs w:val="21"/>
-          <w:rtl w:val="true"/>
-        </w:rPr>
-        <w:t>زیرساخت، سیستم‌ها و شبکه</w:t>
-      </w:r>
-      <w:r>
-        <w:rPr>
-          <w:rFonts w:cs="Dana DemiBold" w:ascii="Dana DemiBold" w:hAnsi="Dana DemiBold"/>
-          <w:b w:val="false"/>
-          <w:i w:val="false"/>
-          <w:color w:val="1A1A1A"/>
-          <w:sz w:val="21"/>
-          <w:szCs w:val="21"/>
-          <w:rtl w:val="true"/>
-        </w:rPr>
-        <w:t xml:space="preserve">:  </w:t>
-      </w:r>
-      <w:r>
-        <w:rPr>
           <w:rFonts w:cs="Dana"/>
           <w:b w:val="false"/>
           <w:i w:val="false"/>
@@ -9829,38 +9849,43 @@
     <w:p>
       <w:pPr>
         <w:pStyle w:val="Normal"/>
+        <w:pBdr>
+          <w:left w:val="single" w:sz="6" w:space="6" w:color="999999"/>
+        </w:pBdr>
         <w:bidi w:val="1"/>
-        <w:spacing w:lineRule="auto" w:line="240" w:before="20" w:after="0"/>
+        <w:spacing w:lineRule="auto" w:line="240" w:before="60" w:after="0"/>
+        <w:ind w:left="283"/>
+        <w:jc w:val="left"/>
+        <w:rPr/>
+      </w:pPr>
+      <w:r>
+        <w:rPr>
+          <w:rFonts w:ascii="Dana DemiBold" w:hAnsi="Dana DemiBold" w:cs="Dana DemiBold"/>
+          <w:b w:val="false"/>
+          <w:b w:val="false"/>
+          <w:i w:val="false"/>
+          <w:i w:val="false"/>
+          <w:color w:val="1A1A1A"/>
+          <w:sz w:val="21"/>
+          <w:sz w:val="21"/>
+          <w:szCs w:val="21"/>
+          <w:rtl w:val="true"/>
+        </w:rPr>
+        <w:t>نرم‌افزارهای عمومی و ابزارهای بهره‌وری</w:t>
+      </w:r>
+    </w:p>
+    <w:p>
+      <w:pPr>
+        <w:pStyle w:val="Normal"/>
+        <w:pBdr>
+          <w:left w:val="single" w:sz="6" w:space="6" w:color="999999"/>
+        </w:pBdr>
+        <w:bidi w:val="1"/>
+        <w:spacing w:lineRule="auto" w:line="240" w:before="0" w:after="40"/>
+        <w:ind w:left="283"/>
         <w:jc w:val="both"/>
         <w:rPr/>
       </w:pPr>
-      <w:r>
-        <w:rPr>
-          <w:rFonts w:ascii="Dana DemiBold" w:hAnsi="Dana DemiBold" w:cs="Dana DemiBold"/>
-          <w:b w:val="false"/>
-          <w:b w:val="false"/>
-          <w:i w:val="false"/>
-          <w:i w:val="false"/>
-          <w:color w:val="1A1A1A"/>
-          <w:sz w:val="21"/>
-          <w:sz w:val="21"/>
-          <w:szCs w:val="21"/>
-          <w:rtl w:val="true"/>
-        </w:rPr>
-        <w:t>نرم‌افزارهای عمومی و ابزارهای بهره‌وری</w:t>
-      </w:r>
-      <w:r>
-        <w:rPr>
-          <w:rFonts w:cs="Dana DemiBold" w:ascii="Dana DemiBold" w:hAnsi="Dana DemiBold"/>
-          <w:b w:val="false"/>
-          <w:i w:val="false"/>
-          <w:color w:val="1A1A1A"/>
-          <w:sz w:val="21"/>
-          <w:szCs w:val="21"/>
-          <w:rtl w:val="true"/>
-        </w:rPr>
-        <w:t xml:space="preserve">:  </w:t>
-      </w:r>
       <w:r>
         <w:rPr>
           <w:rFonts w:cs="Dana"/>

--- a/assets/files/Aria-CV-Fa.docx
+++ b/assets/files/Aria-CV-Fa.docx
@@ -9642,11 +9642,11 @@
       <w:pPr>
         <w:pStyle w:val="Normal"/>
         <w:pBdr>
-          <w:left w:val="single" w:sz="6" w:space="6" w:color="999999"/>
+          <w:right w:val="single" w:sz="6" w:space="6" w:color="999999"/>
         </w:pBdr>
         <w:bidi w:val="1"/>
         <w:spacing w:lineRule="auto" w:line="240" w:before="0" w:after="0"/>
-        <w:ind w:left="283"/>
+        <w:ind w:right="283"/>
         <w:jc w:val="left"/>
         <w:rPr/>
       </w:pPr>
@@ -9670,11 +9670,11 @@
       <w:pPr>
         <w:pStyle w:val="Normal"/>
         <w:pBdr>
-          <w:left w:val="single" w:sz="6" w:space="6" w:color="999999"/>
+          <w:right w:val="single" w:sz="6" w:space="6" w:color="999999"/>
         </w:pBdr>
         <w:bidi w:val="1"/>
         <w:spacing w:lineRule="auto" w:line="240" w:before="0" w:after="0"/>
-        <w:ind w:left="283"/>
+        <w:ind w:right="283"/>
         <w:jc w:val="both"/>
         <w:rPr/>
       </w:pPr>
@@ -9694,11 +9694,11 @@
       <w:pPr>
         <w:pStyle w:val="Normal"/>
         <w:pBdr>
-          <w:left w:val="single" w:sz="6" w:space="6" w:color="999999"/>
+          <w:right w:val="single" w:sz="6" w:space="6" w:color="999999"/>
         </w:pBdr>
         <w:bidi w:val="1"/>
         <w:spacing w:lineRule="auto" w:line="240" w:before="60" w:after="0"/>
-        <w:ind w:left="283"/>
+        <w:ind w:right="283"/>
         <w:jc w:val="left"/>
         <w:rPr/>
       </w:pPr>
@@ -9722,11 +9722,11 @@
       <w:pPr>
         <w:pStyle w:val="Normal"/>
         <w:pBdr>
-          <w:left w:val="single" w:sz="6" w:space="6" w:color="999999"/>
+          <w:right w:val="single" w:sz="6" w:space="6" w:color="999999"/>
         </w:pBdr>
         <w:bidi w:val="1"/>
         <w:spacing w:lineRule="auto" w:line="240" w:before="0" w:after="0"/>
-        <w:ind w:left="283"/>
+        <w:ind w:right="283"/>
         <w:jc w:val="both"/>
         <w:rPr/>
       </w:pPr>
@@ -9746,11 +9746,11 @@
       <w:pPr>
         <w:pStyle w:val="Normal"/>
         <w:pBdr>
-          <w:left w:val="single" w:sz="6" w:space="6" w:color="999999"/>
+          <w:right w:val="single" w:sz="6" w:space="6" w:color="999999"/>
         </w:pBdr>
         <w:bidi w:val="1"/>
         <w:spacing w:lineRule="auto" w:line="240" w:before="60" w:after="0"/>
-        <w:ind w:left="283"/>
+        <w:ind w:right="283"/>
         <w:jc w:val="left"/>
         <w:rPr/>
       </w:pPr>
@@ -9774,11 +9774,11 @@
       <w:pPr>
         <w:pStyle w:val="Normal"/>
         <w:pBdr>
-          <w:left w:val="single" w:sz="6" w:space="6" w:color="999999"/>
+          <w:right w:val="single" w:sz="6" w:space="6" w:color="999999"/>
         </w:pBdr>
         <w:bidi w:val="1"/>
         <w:spacing w:lineRule="auto" w:line="240" w:before="0" w:after="0"/>
-        <w:ind w:left="283"/>
+        <w:ind w:right="283"/>
         <w:jc w:val="both"/>
         <w:rPr/>
       </w:pPr>
@@ -9798,11 +9798,11 @@
       <w:pPr>
         <w:pStyle w:val="Normal"/>
         <w:pBdr>
-          <w:left w:val="single" w:sz="6" w:space="6" w:color="999999"/>
+          <w:right w:val="single" w:sz="6" w:space="6" w:color="999999"/>
         </w:pBdr>
         <w:bidi w:val="1"/>
         <w:spacing w:lineRule="auto" w:line="240" w:before="60" w:after="0"/>
-        <w:ind w:left="283"/>
+        <w:ind w:right="283"/>
         <w:jc w:val="left"/>
         <w:rPr/>
       </w:pPr>
@@ -9826,11 +9826,11 @@
       <w:pPr>
         <w:pStyle w:val="Normal"/>
         <w:pBdr>
-          <w:left w:val="single" w:sz="6" w:space="6" w:color="999999"/>
+          <w:right w:val="single" w:sz="6" w:space="6" w:color="999999"/>
         </w:pBdr>
         <w:bidi w:val="1"/>
         <w:spacing w:lineRule="auto" w:line="240" w:before="0" w:after="0"/>
-        <w:ind w:left="283"/>
+        <w:ind w:right="283"/>
         <w:jc w:val="both"/>
         <w:rPr/>
       </w:pPr>
@@ -9850,11 +9850,11 @@
       <w:pPr>
         <w:pStyle w:val="Normal"/>
         <w:pBdr>
-          <w:left w:val="single" w:sz="6" w:space="6" w:color="999999"/>
+          <w:right w:val="single" w:sz="6" w:space="6" w:color="999999"/>
         </w:pBdr>
         <w:bidi w:val="1"/>
         <w:spacing w:lineRule="auto" w:line="240" w:before="60" w:after="0"/>
-        <w:ind w:left="283"/>
+        <w:ind w:right="283"/>
         <w:jc w:val="left"/>
         <w:rPr/>
       </w:pPr>
@@ -9878,11 +9878,11 @@
       <w:pPr>
         <w:pStyle w:val="Normal"/>
         <w:pBdr>
-          <w:left w:val="single" w:sz="6" w:space="6" w:color="999999"/>
+          <w:right w:val="single" w:sz="6" w:space="6" w:color="999999"/>
         </w:pBdr>
         <w:bidi w:val="1"/>
         <w:spacing w:lineRule="auto" w:line="240" w:before="0" w:after="40"/>
-        <w:ind w:left="283"/>
+        <w:ind w:right="283"/>
         <w:jc w:val="both"/>
         <w:rPr/>
       </w:pPr>

--- a/assets/files/Aria-CV-Fa.docx
+++ b/assets/files/Aria-CV-Fa.docx
@@ -13186,7 +13186,7 @@
         <w:sz w:val="16"/>
         <w:szCs w:val="16"/>
       </w:rPr>
-      <w:t>۱۲</w:t>
+      <w:t>۱۴</w:t>
     </w:r>
     <w:r>
       <w:rPr>
@@ -13270,7 +13270,7 @@
         <w:sz w:val="16"/>
         <w:szCs w:val="16"/>
       </w:rPr>
-      <w:t>۱۲</w:t>
+      <w:t>۱۴</w:t>
     </w:r>
     <w:r>
       <w:rPr>
